--- a/Docs/Technical.docx
+++ b/Docs/Technical.docx
@@ -2138,13 +2138,7 @@
         <w:rPr>
           <w:lang w:val="it-IT"/>
         </w:rPr>
-        <w:t xml:space="preserve"> all'arrivo a destinazione, l'unità inizia il lavoro (raccolta, caccia, pesca). Il lavoro ha una durata in </w:t>
-      </w:r>
-      <w:r>
-        <w:rPr>
-          <w:lang w:val="it-IT"/>
-        </w:rPr>
-        <w:t>giorni/ore all’interno del m</w:t>
+        <w:t> all'arrivo a destinazione, l'unità inizia il lavoro (raccolta, caccia, pesca). Il lavoro ha una durata in giorni/ore all’interno del m</w:t>
       </w:r>
       <w:r>
         <w:rPr>
@@ -2698,10 +2692,124 @@
     </w:p>
     <w:p>
       <w:pPr>
+        <w:pStyle w:val="Heading2"/>
+      </w:pPr>
+      <w:r>
+        <w:t>Convenzioni di codice</w:t>
+      </w:r>
+    </w:p>
+    <w:p>
+      <w:pPr>
+        <w:pStyle w:val="ds-markdown-paragraph"/>
+        <w:numPr>
+          <w:ilvl w:val="0"/>
+          <w:numId w:val="13"/>
+        </w:numPr>
+        <w:shd w:val="clear" w:color="auto" w:fill="FFFFFF"/>
+        <w:spacing w:before="0" w:beforeAutospacing="0" w:after="0" w:afterAutospacing="0"/>
+        <w:rPr>
+          <w:rFonts w:ascii="Segoe UI" w:hAnsi="Segoe UI" w:cs="Segoe UI"/>
+          <w:color w:val="0F1115"/>
+          <w:lang w:val="it-IT"/>
+        </w:rPr>
+      </w:pPr>
+      <w:r>
+        <w:rPr>
+          <w:rStyle w:val="Strong"/>
+          <w:rFonts w:ascii="Segoe UI" w:hAnsi="Segoe UI" w:cs="Segoe UI"/>
+          <w:color w:val="0F1115"/>
+          <w:lang w:val="it-IT"/>
+        </w:rPr>
+        <w:t>Lingua:</w:t>
+      </w:r>
+      <w:r>
+        <w:rPr>
+          <w:rFonts w:ascii="Segoe UI" w:hAnsi="Segoe UI" w:cs="Segoe UI"/>
+          <w:color w:val="0F1115"/>
+          <w:lang w:val="it-IT"/>
+        </w:rPr>
+        <w:t> tutto il codice, i commenti e i nomi dei file sono in </w:t>
+      </w:r>
+      <w:r>
+        <w:rPr>
+          <w:rStyle w:val="Strong"/>
+          <w:rFonts w:ascii="Segoe UI" w:hAnsi="Segoe UI" w:cs="Segoe UI"/>
+          <w:color w:val="0F1115"/>
+          <w:lang w:val="it-IT"/>
+        </w:rPr>
+        <w:t>inglese</w:t>
+      </w:r>
+      <w:r>
+        <w:rPr>
+          <w:rFonts w:ascii="Segoe UI" w:hAnsi="Segoe UI" w:cs="Segoe UI"/>
+          <w:color w:val="0F1115"/>
+          <w:lang w:val="it-IT"/>
+        </w:rPr>
+        <w:t>. Questo include nomi di variabili, funzioni, classi, messaggi di commit e documentazione tecnica interna al codice.</w:t>
+      </w:r>
+    </w:p>
+    <w:p>
+      <w:pPr>
+        <w:pStyle w:val="ds-markdown-paragraph"/>
+        <w:numPr>
+          <w:ilvl w:val="0"/>
+          <w:numId w:val="13"/>
+        </w:numPr>
+        <w:shd w:val="clear" w:color="auto" w:fill="FFFFFF"/>
+        <w:spacing w:before="0" w:beforeAutospacing="0" w:after="0" w:afterAutospacing="0"/>
+        <w:rPr>
+          <w:rFonts w:ascii="Segoe UI" w:hAnsi="Segoe UI" w:cs="Segoe UI"/>
+          <w:color w:val="0F1115"/>
+          <w:lang w:val="it-IT"/>
+        </w:rPr>
+      </w:pPr>
+      <w:r>
+        <w:rPr>
+          <w:rFonts w:ascii="Segoe UI" w:hAnsi="Segoe UI" w:cs="Segoe UI"/>
+          <w:color w:val="0F1115"/>
+          <w:lang w:val="it-IT"/>
+        </w:rPr>
+        <w:t>I documenti di design (GDD, roadmap, concept) possono restare in italiano, in quanto rivolti alla progettazione e non all’implementazione.</w:t>
+      </w:r>
+    </w:p>
+    <w:p>
+      <w:pPr>
+        <w:pStyle w:val="ds-markdown-paragraph"/>
+        <w:numPr>
+          <w:ilvl w:val="0"/>
+          <w:numId w:val="13"/>
+        </w:numPr>
+        <w:shd w:val="clear" w:color="auto" w:fill="FFFFFF"/>
+        <w:spacing w:before="0" w:beforeAutospacing="0" w:after="0" w:afterAutospacing="0"/>
+        <w:rPr>
+          <w:rFonts w:ascii="Segoe UI" w:hAnsi="Segoe UI" w:cs="Segoe UI"/>
+          <w:color w:val="0F1115"/>
+          <w:lang w:val="it-IT"/>
+        </w:rPr>
+      </w:pPr>
+      <w:r>
+        <w:rPr>
+          <w:rFonts w:ascii="Segoe UI" w:hAnsi="Segoe UI" w:cs="Segoe UI"/>
+          <w:color w:val="0F1115"/>
+          <w:lang w:val="it-IT"/>
+        </w:rPr>
+        <w:t>Questa scelta facilita la coerenza, la ricerca di aiuto online e la portabilità del progetto.</w:t>
+      </w:r>
+    </w:p>
+    <w:p>
+      <w:pPr>
+        <w:rPr>
+          <w:lang w:val="it-IT"/>
+        </w:rPr>
+      </w:pPr>
+    </w:p>
+    <w:p>
+      <w:pPr>
         <w:pStyle w:val="Heading1"/>
       </w:pPr>
       <w:proofErr w:type="spellStart"/>
       <w:r>
+        <w:lastRenderedPageBreak/>
         <w:t>Riferimenti</w:t>
       </w:r>
       <w:proofErr w:type="spellEnd"/>
@@ -3548,6 +3656,155 @@
     </w:lvl>
   </w:abstractNum>
   <w:abstractNum w:abstractNumId="6" w15:restartNumberingAfterBreak="0">
+    <w:nsid w:val="35437768"/>
+    <w:multiLevelType w:val="multilevel"/>
+    <w:tmpl w:val="3DBCE22A"/>
+    <w:lvl w:ilvl="0">
+      <w:start w:val="1"/>
+      <w:numFmt w:val="bullet"/>
+      <w:lvlText w:val=""/>
+      <w:lvlJc w:val="left"/>
+      <w:pPr>
+        <w:tabs>
+          <w:tab w:val="num" w:pos="720"/>
+        </w:tabs>
+        <w:ind w:left="720" w:hanging="360"/>
+      </w:pPr>
+      <w:rPr>
+        <w:rFonts w:ascii="Symbol" w:hAnsi="Symbol" w:hint="default"/>
+        <w:sz w:val="20"/>
+      </w:rPr>
+    </w:lvl>
+    <w:lvl w:ilvl="1" w:tentative="1">
+      <w:start w:val="1"/>
+      <w:numFmt w:val="bullet"/>
+      <w:lvlText w:val="o"/>
+      <w:lvlJc w:val="left"/>
+      <w:pPr>
+        <w:tabs>
+          <w:tab w:val="num" w:pos="1440"/>
+        </w:tabs>
+        <w:ind w:left="1440" w:hanging="360"/>
+      </w:pPr>
+      <w:rPr>
+        <w:rFonts w:ascii="Courier New" w:hAnsi="Courier New" w:hint="default"/>
+        <w:sz w:val="20"/>
+      </w:rPr>
+    </w:lvl>
+    <w:lvl w:ilvl="2" w:tentative="1">
+      <w:start w:val="1"/>
+      <w:numFmt w:val="bullet"/>
+      <w:lvlText w:val=""/>
+      <w:lvlJc w:val="left"/>
+      <w:pPr>
+        <w:tabs>
+          <w:tab w:val="num" w:pos="2160"/>
+        </w:tabs>
+        <w:ind w:left="2160" w:hanging="360"/>
+      </w:pPr>
+      <w:rPr>
+        <w:rFonts w:ascii="Wingdings" w:hAnsi="Wingdings" w:hint="default"/>
+        <w:sz w:val="20"/>
+      </w:rPr>
+    </w:lvl>
+    <w:lvl w:ilvl="3" w:tentative="1">
+      <w:start w:val="1"/>
+      <w:numFmt w:val="bullet"/>
+      <w:lvlText w:val=""/>
+      <w:lvlJc w:val="left"/>
+      <w:pPr>
+        <w:tabs>
+          <w:tab w:val="num" w:pos="2880"/>
+        </w:tabs>
+        <w:ind w:left="2880" w:hanging="360"/>
+      </w:pPr>
+      <w:rPr>
+        <w:rFonts w:ascii="Wingdings" w:hAnsi="Wingdings" w:hint="default"/>
+        <w:sz w:val="20"/>
+      </w:rPr>
+    </w:lvl>
+    <w:lvl w:ilvl="4" w:tentative="1">
+      <w:start w:val="1"/>
+      <w:numFmt w:val="bullet"/>
+      <w:lvlText w:val=""/>
+      <w:lvlJc w:val="left"/>
+      <w:pPr>
+        <w:tabs>
+          <w:tab w:val="num" w:pos="3600"/>
+        </w:tabs>
+        <w:ind w:left="3600" w:hanging="360"/>
+      </w:pPr>
+      <w:rPr>
+        <w:rFonts w:ascii="Wingdings" w:hAnsi="Wingdings" w:hint="default"/>
+        <w:sz w:val="20"/>
+      </w:rPr>
+    </w:lvl>
+    <w:lvl w:ilvl="5" w:tentative="1">
+      <w:start w:val="1"/>
+      <w:numFmt w:val="bullet"/>
+      <w:lvlText w:val=""/>
+      <w:lvlJc w:val="left"/>
+      <w:pPr>
+        <w:tabs>
+          <w:tab w:val="num" w:pos="4320"/>
+        </w:tabs>
+        <w:ind w:left="4320" w:hanging="360"/>
+      </w:pPr>
+      <w:rPr>
+        <w:rFonts w:ascii="Wingdings" w:hAnsi="Wingdings" w:hint="default"/>
+        <w:sz w:val="20"/>
+      </w:rPr>
+    </w:lvl>
+    <w:lvl w:ilvl="6" w:tentative="1">
+      <w:start w:val="1"/>
+      <w:numFmt w:val="bullet"/>
+      <w:lvlText w:val=""/>
+      <w:lvlJc w:val="left"/>
+      <w:pPr>
+        <w:tabs>
+          <w:tab w:val="num" w:pos="5040"/>
+        </w:tabs>
+        <w:ind w:left="5040" w:hanging="360"/>
+      </w:pPr>
+      <w:rPr>
+        <w:rFonts w:ascii="Wingdings" w:hAnsi="Wingdings" w:hint="default"/>
+        <w:sz w:val="20"/>
+      </w:rPr>
+    </w:lvl>
+    <w:lvl w:ilvl="7" w:tentative="1">
+      <w:start w:val="1"/>
+      <w:numFmt w:val="bullet"/>
+      <w:lvlText w:val=""/>
+      <w:lvlJc w:val="left"/>
+      <w:pPr>
+        <w:tabs>
+          <w:tab w:val="num" w:pos="5760"/>
+        </w:tabs>
+        <w:ind w:left="5760" w:hanging="360"/>
+      </w:pPr>
+      <w:rPr>
+        <w:rFonts w:ascii="Wingdings" w:hAnsi="Wingdings" w:hint="default"/>
+        <w:sz w:val="20"/>
+      </w:rPr>
+    </w:lvl>
+    <w:lvl w:ilvl="8" w:tentative="1">
+      <w:start w:val="1"/>
+      <w:numFmt w:val="bullet"/>
+      <w:lvlText w:val=""/>
+      <w:lvlJc w:val="left"/>
+      <w:pPr>
+        <w:tabs>
+          <w:tab w:val="num" w:pos="6480"/>
+        </w:tabs>
+        <w:ind w:left="6480" w:hanging="360"/>
+      </w:pPr>
+      <w:rPr>
+        <w:rFonts w:ascii="Wingdings" w:hAnsi="Wingdings" w:hint="default"/>
+        <w:sz w:val="20"/>
+      </w:rPr>
+    </w:lvl>
+  </w:abstractNum>
+  <w:abstractNum w:abstractNumId="7" w15:restartNumberingAfterBreak="0">
     <w:nsid w:val="45D40CED"/>
     <w:multiLevelType w:val="multilevel"/>
     <w:tmpl w:val="6A049972"/>
@@ -3633,7 +3890,7 @@
       </w:pPr>
     </w:lvl>
   </w:abstractNum>
-  <w:abstractNum w:abstractNumId="7" w15:restartNumberingAfterBreak="0">
+  <w:abstractNum w:abstractNumId="8" w15:restartNumberingAfterBreak="0">
     <w:nsid w:val="57E6693C"/>
     <w:multiLevelType w:val="multilevel"/>
     <w:tmpl w:val="E21E4AEA"/>
@@ -3782,7 +4039,7 @@
       </w:rPr>
     </w:lvl>
   </w:abstractNum>
-  <w:abstractNum w:abstractNumId="8" w15:restartNumberingAfterBreak="0">
+  <w:abstractNum w:abstractNumId="9" w15:restartNumberingAfterBreak="0">
     <w:nsid w:val="62B053A3"/>
     <w:multiLevelType w:val="hybridMultilevel"/>
     <w:tmpl w:val="B194E900"/>
@@ -3868,7 +4125,7 @@
       </w:pPr>
     </w:lvl>
   </w:abstractNum>
-  <w:abstractNum w:abstractNumId="9" w15:restartNumberingAfterBreak="0">
+  <w:abstractNum w:abstractNumId="10" w15:restartNumberingAfterBreak="0">
     <w:nsid w:val="67160CA4"/>
     <w:multiLevelType w:val="multilevel"/>
     <w:tmpl w:val="3EAE1DF8"/>
@@ -3981,7 +4238,7 @@
       </w:pPr>
     </w:lvl>
   </w:abstractNum>
-  <w:abstractNum w:abstractNumId="10" w15:restartNumberingAfterBreak="0">
+  <w:abstractNum w:abstractNumId="11" w15:restartNumberingAfterBreak="0">
     <w:nsid w:val="6E4D4AD7"/>
     <w:multiLevelType w:val="multilevel"/>
     <w:tmpl w:val="D354E42E"/>
@@ -4130,7 +4387,7 @@
       </w:rPr>
     </w:lvl>
   </w:abstractNum>
-  <w:abstractNum w:abstractNumId="11" w15:restartNumberingAfterBreak="0">
+  <w:abstractNum w:abstractNumId="12" w15:restartNumberingAfterBreak="0">
     <w:nsid w:val="6FA430C8"/>
     <w:multiLevelType w:val="multilevel"/>
     <w:tmpl w:val="4142CFCE"/>
@@ -4280,7 +4537,7 @@
     </w:lvl>
   </w:abstractNum>
   <w:num w:numId="1" w16cid:durableId="1753548350">
-    <w:abstractNumId w:val="11"/>
+    <w:abstractNumId w:val="12"/>
   </w:num>
   <w:num w:numId="2" w16cid:durableId="427048364">
     <w:abstractNumId w:val="4"/>
@@ -4292,28 +4549,31 @@
     <w:abstractNumId w:val="2"/>
   </w:num>
   <w:num w:numId="5" w16cid:durableId="2111391550">
-    <w:abstractNumId w:val="9"/>
+    <w:abstractNumId w:val="10"/>
   </w:num>
   <w:num w:numId="6" w16cid:durableId="844706756">
-    <w:abstractNumId w:val="7"/>
+    <w:abstractNumId w:val="8"/>
   </w:num>
   <w:num w:numId="7" w16cid:durableId="1853176865">
     <w:abstractNumId w:val="3"/>
   </w:num>
   <w:num w:numId="8" w16cid:durableId="661277827">
-    <w:abstractNumId w:val="10"/>
+    <w:abstractNumId w:val="11"/>
   </w:num>
   <w:num w:numId="9" w16cid:durableId="1440685245">
-    <w:abstractNumId w:val="6"/>
+    <w:abstractNumId w:val="7"/>
   </w:num>
   <w:num w:numId="10" w16cid:durableId="1019117261">
     <w:abstractNumId w:val="5"/>
   </w:num>
   <w:num w:numId="11" w16cid:durableId="662205183">
-    <w:abstractNumId w:val="8"/>
+    <w:abstractNumId w:val="9"/>
   </w:num>
   <w:num w:numId="12" w16cid:durableId="53700060">
     <w:abstractNumId w:val="0"/>
+  </w:num>
+  <w:num w:numId="13" w16cid:durableId="61368790">
+    <w:abstractNumId w:val="6"/>
   </w:num>
 </w:numbering>
 </file>
@@ -4957,6 +5217,7 @@
   <w:style w:type="character" w:default="1" w:styleId="DefaultParagraphFont">
     <w:name w:val="Default Paragraph Font"/>
     <w:uiPriority w:val="1"/>
+    <w:semiHidden/>
     <w:unhideWhenUsed/>
   </w:style>
   <w:style w:type="table" w:default="1" w:styleId="TableNormal">
@@ -5272,6 +5533,31 @@
       <w:spacing w:val="5"/>
     </w:rPr>
   </w:style>
+  <w:style w:type="paragraph" w:customStyle="1" w:styleId="ds-markdown-paragraph">
+    <w:name w:val="ds-markdown-paragraph"/>
+    <w:basedOn w:val="Normal"/>
+    <w:rsid w:val="00D96673"/>
+    <w:pPr>
+      <w:spacing w:before="100" w:beforeAutospacing="1" w:after="100" w:afterAutospacing="1" w:line="240" w:lineRule="auto"/>
+    </w:pPr>
+    <w:rPr>
+      <w:rFonts w:ascii="Times New Roman" w:eastAsia="Times New Roman" w:hAnsi="Times New Roman" w:cs="Times New Roman"/>
+      <w:kern w:val="0"/>
+      <w:lang w:eastAsia="en-GB"/>
+      <w14:ligatures w14:val="none"/>
+    </w:rPr>
+  </w:style>
+  <w:style w:type="character" w:styleId="Strong">
+    <w:name w:val="Strong"/>
+    <w:basedOn w:val="DefaultParagraphFont"/>
+    <w:uiPriority w:val="22"/>
+    <w:qFormat/>
+    <w:rsid w:val="00D96673"/>
+    <w:rPr>
+      <w:b/>
+      <w:bCs/>
+    </w:rPr>
+  </w:style>
 </w:styles>
 </file>
 

--- a/Docs/Technical.docx
+++ b/Docs/Technical.docx
@@ -2798,6 +2798,119 @@
     </w:p>
     <w:p>
       <w:pPr>
+        <w:pStyle w:val="Heading2"/>
+      </w:pPr>
+      <w:r>
+        <w:lastRenderedPageBreak/>
+        <w:t>Spiegazione delle meccaniche durante l’implementazione</w:t>
+      </w:r>
+    </w:p>
+    <w:p>
+      <w:pPr>
+        <w:rPr>
+          <w:lang w:val="it-IT" w:eastAsia="en-GB"/>
+        </w:rPr>
+      </w:pPr>
+      <w:r>
+        <w:rPr>
+          <w:lang w:val="it-IT" w:eastAsia="en-GB"/>
+        </w:rPr>
+        <w:t>Prima di ogni modifica al codice, l'assistente fornirà una breve spiegazione che copra:</w:t>
+      </w:r>
+    </w:p>
+    <w:p>
+      <w:pPr>
+        <w:pStyle w:val="ListParagraph"/>
+        <w:numPr>
+          <w:ilvl w:val="0"/>
+          <w:numId w:val="14"/>
+        </w:numPr>
+        <w:rPr>
+          <w:lang w:val="it-IT" w:eastAsia="en-GB"/>
+        </w:rPr>
+      </w:pPr>
+      <w:r>
+        <w:rPr>
+          <w:b/>
+          <w:bCs/>
+          <w:lang w:val="it-IT" w:eastAsia="en-GB"/>
+        </w:rPr>
+        <w:t>Cosa stiamo per implementare</w:t>
+      </w:r>
+      <w:r>
+        <w:rPr>
+          <w:lang w:val="it-IT" w:eastAsia="en-GB"/>
+        </w:rPr>
+        <w:t xml:space="preserve"> e in che modo si inserisce nel loop di gioco attuale.</w:t>
+      </w:r>
+    </w:p>
+    <w:p>
+      <w:pPr>
+        <w:pStyle w:val="ListParagraph"/>
+        <w:numPr>
+          <w:ilvl w:val="0"/>
+          <w:numId w:val="14"/>
+        </w:numPr>
+        <w:rPr>
+          <w:lang w:val="it-IT" w:eastAsia="en-GB"/>
+        </w:rPr>
+      </w:pPr>
+      <w:r>
+        <w:rPr>
+          <w:b/>
+          <w:bCs/>
+          <w:lang w:val="it-IT" w:eastAsia="en-GB"/>
+        </w:rPr>
+        <w:t>Quali dinamiche di gameplay introduce o modifica</w:t>
+      </w:r>
+      <w:r>
+        <w:rPr>
+          <w:lang w:val="it-IT" w:eastAsia="en-GB"/>
+        </w:rPr>
+        <w:t>, e quali nuove scelte o vincoli crea per il giocatore.</w:t>
+      </w:r>
+    </w:p>
+    <w:p>
+      <w:pPr>
+        <w:pStyle w:val="ListParagraph"/>
+        <w:numPr>
+          <w:ilvl w:val="0"/>
+          <w:numId w:val="14"/>
+        </w:numPr>
+        <w:rPr>
+          <w:lang w:val="it-IT" w:eastAsia="en-GB"/>
+        </w:rPr>
+      </w:pPr>
+      <w:r>
+        <w:rPr>
+          <w:b/>
+          <w:bCs/>
+          <w:lang w:val="it-IT" w:eastAsia="en-GB"/>
+        </w:rPr>
+        <w:t>Come si riflette sull'interfaccia o sul mondo visibile</w:t>
+      </w:r>
+      <w:r>
+        <w:rPr>
+          <w:lang w:val="it-IT" w:eastAsia="en-GB"/>
+        </w:rPr>
+        <w:t xml:space="preserve"> (feedback visivo, nuovi elementi grafici, cambiamenti nella percezione dello stato del gioco).</w:t>
+      </w:r>
+    </w:p>
+    <w:p>
+      <w:pPr>
+        <w:rPr>
+          <w:lang w:val="it-IT" w:eastAsia="en-GB"/>
+        </w:rPr>
+      </w:pPr>
+      <w:r>
+        <w:rPr>
+          <w:lang w:val="it-IT" w:eastAsia="en-GB"/>
+        </w:rPr>
+        <w:t>Questo approccio garantisce che ogni decisione implementativa sia consapevole e allineata ai pilastri del design, e che il prototipo evolva in modo coerente.</w:t>
+      </w:r>
+    </w:p>
+    <w:p>
+      <w:pPr>
         <w:rPr>
           <w:lang w:val="it-IT"/>
         </w:rPr>
@@ -2809,7 +2922,6 @@
       </w:pPr>
       <w:proofErr w:type="spellStart"/>
       <w:r>
-        <w:lastRenderedPageBreak/>
         <w:t>Riferimenti</w:t>
       </w:r>
       <w:proofErr w:type="spellEnd"/>
@@ -3891,6 +4003,119 @@
     </w:lvl>
   </w:abstractNum>
   <w:abstractNum w:abstractNumId="8" w15:restartNumberingAfterBreak="0">
+    <w:nsid w:val="52BF2B4F"/>
+    <w:multiLevelType w:val="hybridMultilevel"/>
+    <w:tmpl w:val="BDB8DC4A"/>
+    <w:lvl w:ilvl="0" w:tplc="08090001">
+      <w:start w:val="1"/>
+      <w:numFmt w:val="bullet"/>
+      <w:lvlText w:val=""/>
+      <w:lvlJc w:val="left"/>
+      <w:pPr>
+        <w:ind w:left="720" w:hanging="360"/>
+      </w:pPr>
+      <w:rPr>
+        <w:rFonts w:ascii="Symbol" w:hAnsi="Symbol" w:hint="default"/>
+      </w:rPr>
+    </w:lvl>
+    <w:lvl w:ilvl="1" w:tplc="B4FA6D00">
+      <w:numFmt w:val="bullet"/>
+      <w:lvlText w:val="-"/>
+      <w:lvlJc w:val="left"/>
+      <w:pPr>
+        <w:ind w:left="1440" w:hanging="360"/>
+      </w:pPr>
+      <w:rPr>
+        <w:rFonts w:ascii="Calibri" w:eastAsiaTheme="minorHAnsi" w:hAnsi="Calibri" w:cs="Calibri" w:hint="default"/>
+        <w:color w:val="383A42"/>
+      </w:rPr>
+    </w:lvl>
+    <w:lvl w:ilvl="2" w:tplc="08090005" w:tentative="1">
+      <w:start w:val="1"/>
+      <w:numFmt w:val="bullet"/>
+      <w:lvlText w:val=""/>
+      <w:lvlJc w:val="left"/>
+      <w:pPr>
+        <w:ind w:left="2160" w:hanging="360"/>
+      </w:pPr>
+      <w:rPr>
+        <w:rFonts w:ascii="Wingdings" w:hAnsi="Wingdings" w:hint="default"/>
+      </w:rPr>
+    </w:lvl>
+    <w:lvl w:ilvl="3" w:tplc="08090001" w:tentative="1">
+      <w:start w:val="1"/>
+      <w:numFmt w:val="bullet"/>
+      <w:lvlText w:val=""/>
+      <w:lvlJc w:val="left"/>
+      <w:pPr>
+        <w:ind w:left="2880" w:hanging="360"/>
+      </w:pPr>
+      <w:rPr>
+        <w:rFonts w:ascii="Symbol" w:hAnsi="Symbol" w:hint="default"/>
+      </w:rPr>
+    </w:lvl>
+    <w:lvl w:ilvl="4" w:tplc="08090003" w:tentative="1">
+      <w:start w:val="1"/>
+      <w:numFmt w:val="bullet"/>
+      <w:lvlText w:val="o"/>
+      <w:lvlJc w:val="left"/>
+      <w:pPr>
+        <w:ind w:left="3600" w:hanging="360"/>
+      </w:pPr>
+      <w:rPr>
+        <w:rFonts w:ascii="Courier New" w:hAnsi="Courier New" w:cs="Courier New" w:hint="default"/>
+      </w:rPr>
+    </w:lvl>
+    <w:lvl w:ilvl="5" w:tplc="08090005" w:tentative="1">
+      <w:start w:val="1"/>
+      <w:numFmt w:val="bullet"/>
+      <w:lvlText w:val=""/>
+      <w:lvlJc w:val="left"/>
+      <w:pPr>
+        <w:ind w:left="4320" w:hanging="360"/>
+      </w:pPr>
+      <w:rPr>
+        <w:rFonts w:ascii="Wingdings" w:hAnsi="Wingdings" w:hint="default"/>
+      </w:rPr>
+    </w:lvl>
+    <w:lvl w:ilvl="6" w:tplc="08090001" w:tentative="1">
+      <w:start w:val="1"/>
+      <w:numFmt w:val="bullet"/>
+      <w:lvlText w:val=""/>
+      <w:lvlJc w:val="left"/>
+      <w:pPr>
+        <w:ind w:left="5040" w:hanging="360"/>
+      </w:pPr>
+      <w:rPr>
+        <w:rFonts w:ascii="Symbol" w:hAnsi="Symbol" w:hint="default"/>
+      </w:rPr>
+    </w:lvl>
+    <w:lvl w:ilvl="7" w:tplc="08090003" w:tentative="1">
+      <w:start w:val="1"/>
+      <w:numFmt w:val="bullet"/>
+      <w:lvlText w:val="o"/>
+      <w:lvlJc w:val="left"/>
+      <w:pPr>
+        <w:ind w:left="5760" w:hanging="360"/>
+      </w:pPr>
+      <w:rPr>
+        <w:rFonts w:ascii="Courier New" w:hAnsi="Courier New" w:cs="Courier New" w:hint="default"/>
+      </w:rPr>
+    </w:lvl>
+    <w:lvl w:ilvl="8" w:tplc="08090005" w:tentative="1">
+      <w:start w:val="1"/>
+      <w:numFmt w:val="bullet"/>
+      <w:lvlText w:val=""/>
+      <w:lvlJc w:val="left"/>
+      <w:pPr>
+        <w:ind w:left="6480" w:hanging="360"/>
+      </w:pPr>
+      <w:rPr>
+        <w:rFonts w:ascii="Wingdings" w:hAnsi="Wingdings" w:hint="default"/>
+      </w:rPr>
+    </w:lvl>
+  </w:abstractNum>
+  <w:abstractNum w:abstractNumId="9" w15:restartNumberingAfterBreak="0">
     <w:nsid w:val="57E6693C"/>
     <w:multiLevelType w:val="multilevel"/>
     <w:tmpl w:val="E21E4AEA"/>
@@ -4039,7 +4264,7 @@
       </w:rPr>
     </w:lvl>
   </w:abstractNum>
-  <w:abstractNum w:abstractNumId="9" w15:restartNumberingAfterBreak="0">
+  <w:abstractNum w:abstractNumId="10" w15:restartNumberingAfterBreak="0">
     <w:nsid w:val="62B053A3"/>
     <w:multiLevelType w:val="hybridMultilevel"/>
     <w:tmpl w:val="B194E900"/>
@@ -4125,7 +4350,7 @@
       </w:pPr>
     </w:lvl>
   </w:abstractNum>
-  <w:abstractNum w:abstractNumId="10" w15:restartNumberingAfterBreak="0">
+  <w:abstractNum w:abstractNumId="11" w15:restartNumberingAfterBreak="0">
     <w:nsid w:val="67160CA4"/>
     <w:multiLevelType w:val="multilevel"/>
     <w:tmpl w:val="3EAE1DF8"/>
@@ -4238,7 +4463,7 @@
       </w:pPr>
     </w:lvl>
   </w:abstractNum>
-  <w:abstractNum w:abstractNumId="11" w15:restartNumberingAfterBreak="0">
+  <w:abstractNum w:abstractNumId="12" w15:restartNumberingAfterBreak="0">
     <w:nsid w:val="6E4D4AD7"/>
     <w:multiLevelType w:val="multilevel"/>
     <w:tmpl w:val="D354E42E"/>
@@ -4387,7 +4612,7 @@
       </w:rPr>
     </w:lvl>
   </w:abstractNum>
-  <w:abstractNum w:abstractNumId="12" w15:restartNumberingAfterBreak="0">
+  <w:abstractNum w:abstractNumId="13" w15:restartNumberingAfterBreak="0">
     <w:nsid w:val="6FA430C8"/>
     <w:multiLevelType w:val="multilevel"/>
     <w:tmpl w:val="4142CFCE"/>
@@ -4537,7 +4762,7 @@
     </w:lvl>
   </w:abstractNum>
   <w:num w:numId="1" w16cid:durableId="1753548350">
-    <w:abstractNumId w:val="12"/>
+    <w:abstractNumId w:val="13"/>
   </w:num>
   <w:num w:numId="2" w16cid:durableId="427048364">
     <w:abstractNumId w:val="4"/>
@@ -4549,16 +4774,16 @@
     <w:abstractNumId w:val="2"/>
   </w:num>
   <w:num w:numId="5" w16cid:durableId="2111391550">
-    <w:abstractNumId w:val="10"/>
+    <w:abstractNumId w:val="11"/>
   </w:num>
   <w:num w:numId="6" w16cid:durableId="844706756">
-    <w:abstractNumId w:val="8"/>
+    <w:abstractNumId w:val="9"/>
   </w:num>
   <w:num w:numId="7" w16cid:durableId="1853176865">
     <w:abstractNumId w:val="3"/>
   </w:num>
   <w:num w:numId="8" w16cid:durableId="661277827">
-    <w:abstractNumId w:val="11"/>
+    <w:abstractNumId w:val="12"/>
   </w:num>
   <w:num w:numId="9" w16cid:durableId="1440685245">
     <w:abstractNumId w:val="7"/>
@@ -4567,13 +4792,16 @@
     <w:abstractNumId w:val="5"/>
   </w:num>
   <w:num w:numId="11" w16cid:durableId="662205183">
-    <w:abstractNumId w:val="9"/>
+    <w:abstractNumId w:val="10"/>
   </w:num>
   <w:num w:numId="12" w16cid:durableId="53700060">
     <w:abstractNumId w:val="0"/>
   </w:num>
   <w:num w:numId="13" w16cid:durableId="61368790">
     <w:abstractNumId w:val="6"/>
+  </w:num>
+  <w:num w:numId="14" w16cid:durableId="815876773">
+    <w:abstractNumId w:val="8"/>
   </w:num>
 </w:numbering>
 </file>
@@ -5558,6 +5786,65 @@
       <w:bCs/>
     </w:rPr>
   </w:style>
+  <w:style w:type="paragraph" w:styleId="HTMLPreformatted">
+    <w:name w:val="HTML Preformatted"/>
+    <w:basedOn w:val="Normal"/>
+    <w:link w:val="HTMLPreformattedChar"/>
+    <w:uiPriority w:val="99"/>
+    <w:semiHidden/>
+    <w:unhideWhenUsed/>
+    <w:rsid w:val="009F2FE6"/>
+    <w:pPr>
+      <w:tabs>
+        <w:tab w:val="left" w:pos="916"/>
+        <w:tab w:val="left" w:pos="1832"/>
+        <w:tab w:val="left" w:pos="2748"/>
+        <w:tab w:val="left" w:pos="3664"/>
+        <w:tab w:val="left" w:pos="4580"/>
+        <w:tab w:val="left" w:pos="5496"/>
+        <w:tab w:val="left" w:pos="6412"/>
+        <w:tab w:val="left" w:pos="7328"/>
+        <w:tab w:val="left" w:pos="8244"/>
+        <w:tab w:val="left" w:pos="9160"/>
+        <w:tab w:val="left" w:pos="10076"/>
+        <w:tab w:val="left" w:pos="10992"/>
+        <w:tab w:val="left" w:pos="11908"/>
+        <w:tab w:val="left" w:pos="12824"/>
+        <w:tab w:val="left" w:pos="13740"/>
+        <w:tab w:val="left" w:pos="14656"/>
+      </w:tabs>
+      <w:spacing w:after="0" w:line="240" w:lineRule="auto"/>
+    </w:pPr>
+    <w:rPr>
+      <w:rFonts w:ascii="Courier New" w:eastAsia="Times New Roman" w:hAnsi="Courier New" w:cs="Courier New"/>
+      <w:kern w:val="0"/>
+      <w:sz w:val="20"/>
+      <w:szCs w:val="20"/>
+      <w:lang w:eastAsia="en-GB"/>
+      <w14:ligatures w14:val="none"/>
+    </w:rPr>
+  </w:style>
+  <w:style w:type="character" w:customStyle="1" w:styleId="HTMLPreformattedChar">
+    <w:name w:val="HTML Preformatted Char"/>
+    <w:basedOn w:val="DefaultParagraphFont"/>
+    <w:link w:val="HTMLPreformatted"/>
+    <w:uiPriority w:val="99"/>
+    <w:semiHidden/>
+    <w:rsid w:val="009F2FE6"/>
+    <w:rPr>
+      <w:rFonts w:ascii="Courier New" w:eastAsia="Times New Roman" w:hAnsi="Courier New" w:cs="Courier New"/>
+      <w:kern w:val="0"/>
+      <w:sz w:val="20"/>
+      <w:szCs w:val="20"/>
+      <w:lang w:eastAsia="en-GB"/>
+      <w14:ligatures w14:val="none"/>
+    </w:rPr>
+  </w:style>
+  <w:style w:type="character" w:customStyle="1" w:styleId="token">
+    <w:name w:val="token"/>
+    <w:basedOn w:val="DefaultParagraphFont"/>
+    <w:rsid w:val="009F2FE6"/>
+  </w:style>
 </w:styles>
 </file>
 

--- a/Docs/Technical.docx
+++ b/Docs/Technical.docx
@@ -7,13 +7,8 @@
         <w:pStyle w:val="Heading1"/>
       </w:pPr>
       <w:r>
-        <w:t xml:space="preserve">Stack </w:t>
-      </w:r>
-      <w:proofErr w:type="spellStart"/>
-      <w:r>
-        <w:t>tecnologico</w:t>
-      </w:r>
-      <w:proofErr w:type="spellEnd"/>
+        <w:t>Stack tecnologico</w:t>
+      </w:r>
     </w:p>
     <w:p>
       <w:pPr>
@@ -22,21 +17,12 @@
           <w:numId w:val="1"/>
         </w:numPr>
       </w:pPr>
-      <w:proofErr w:type="spellStart"/>
       <w:r>
         <w:rPr>
           <w:b/>
           <w:bCs/>
         </w:rPr>
-        <w:t>Linguaggio</w:t>
-      </w:r>
-      <w:proofErr w:type="spellEnd"/>
-      <w:r>
-        <w:rPr>
-          <w:b/>
-          <w:bCs/>
-        </w:rPr>
-        <w:t>:</w:t>
+        <w:t>Linguaggio:</w:t>
       </w:r>
       <w:r>
         <w:t> JavaScript (ES6+)</w:t>
@@ -64,21 +50,7 @@
         <w:rPr>
           <w:lang w:val="it-IT"/>
         </w:rPr>
-        <w:t> </w:t>
-      </w:r>
-      <w:proofErr w:type="spellStart"/>
-      <w:r>
-        <w:rPr>
-          <w:lang w:val="it-IT"/>
-        </w:rPr>
-        <w:t>Phaser</w:t>
-      </w:r>
-      <w:proofErr w:type="spellEnd"/>
-      <w:r>
-        <w:rPr>
-          <w:lang w:val="it-IT"/>
-        </w:rPr>
-        <w:t xml:space="preserve"> 3 (caricato da CDN)</w:t>
+        <w:t> Phaser 3 (caricato da CDN)</w:t>
       </w:r>
     </w:p>
     <w:p>
@@ -113,21 +85,12 @@
           <w:numId w:val="1"/>
         </w:numPr>
       </w:pPr>
-      <w:proofErr w:type="spellStart"/>
       <w:r>
         <w:rPr>
           <w:b/>
           <w:bCs/>
         </w:rPr>
-        <w:t>Struttura</w:t>
-      </w:r>
-      <w:proofErr w:type="spellEnd"/>
-      <w:r>
-        <w:rPr>
-          <w:b/>
-          <w:bCs/>
-        </w:rPr>
-        <w:t xml:space="preserve"> file:</w:t>
+        <w:t>Struttura file:</w:t>
       </w:r>
     </w:p>
     <w:p>
@@ -144,21 +107,7 @@
         <w:rPr>
           <w:lang w:val="it-IT"/>
         </w:rPr>
-        <w:t xml:space="preserve">index.html – punto di ingresso, carica </w:t>
-      </w:r>
-      <w:proofErr w:type="spellStart"/>
-      <w:r>
-        <w:rPr>
-          <w:lang w:val="it-IT"/>
-        </w:rPr>
-        <w:t>Phaser</w:t>
-      </w:r>
-      <w:proofErr w:type="spellEnd"/>
-      <w:r>
-        <w:rPr>
-          <w:lang w:val="it-IT"/>
-        </w:rPr>
-        <w:t xml:space="preserve"> e gli script</w:t>
+        <w:t>index.html – punto di ingresso, carica Phaser e gli script</w:t>
       </w:r>
     </w:p>
     <w:p>
@@ -171,19 +120,11 @@
           <w:lang w:val="it-IT"/>
         </w:rPr>
       </w:pPr>
-      <w:proofErr w:type="spellStart"/>
-      <w:r>
-        <w:rPr>
-          <w:lang w:val="it-IT"/>
-        </w:rPr>
-        <w:t>css</w:t>
-      </w:r>
-      <w:proofErr w:type="spellEnd"/>
-      <w:r>
-        <w:rPr>
-          <w:lang w:val="it-IT"/>
-        </w:rPr>
-        <w:t>/style.css – stili per UI HTML sovrapposta</w:t>
+      <w:r>
+        <w:rPr>
+          <w:lang w:val="it-IT"/>
+        </w:rPr>
+        <w:t>css/style.css – stili per UI HTML sovrapposta</w:t>
       </w:r>
     </w:p>
     <w:p>
@@ -196,33 +137,11 @@
           <w:lang w:val="it-IT"/>
         </w:rPr>
       </w:pPr>
-      <w:proofErr w:type="spellStart"/>
-      <w:r>
-        <w:rPr>
-          <w:lang w:val="it-IT"/>
-        </w:rPr>
-        <w:t>js</w:t>
-      </w:r>
-      <w:proofErr w:type="spellEnd"/>
-      <w:r>
-        <w:rPr>
-          <w:lang w:val="it-IT"/>
-        </w:rPr>
-        <w:t xml:space="preserve">/main.js – inizializzazione di </w:t>
-      </w:r>
-      <w:proofErr w:type="spellStart"/>
-      <w:r>
-        <w:rPr>
-          <w:lang w:val="it-IT"/>
-        </w:rPr>
-        <w:t>Phaser</w:t>
-      </w:r>
-      <w:proofErr w:type="spellEnd"/>
-      <w:r>
-        <w:rPr>
-          <w:lang w:val="it-IT"/>
-        </w:rPr>
-        <w:t xml:space="preserve"> e configurazione globale</w:t>
+      <w:r>
+        <w:rPr>
+          <w:lang w:val="it-IT"/>
+        </w:rPr>
+        <w:t>js/main.js – inizializzazione di Phaser e configurazione globale</w:t>
       </w:r>
     </w:p>
     <w:p>
@@ -235,33 +154,11 @@
           <w:lang w:val="it-IT"/>
         </w:rPr>
       </w:pPr>
-      <w:proofErr w:type="spellStart"/>
-      <w:r>
-        <w:rPr>
-          <w:lang w:val="it-IT"/>
-        </w:rPr>
-        <w:t>js</w:t>
-      </w:r>
-      <w:proofErr w:type="spellEnd"/>
-      <w:r>
-        <w:rPr>
-          <w:lang w:val="it-IT"/>
-        </w:rPr>
-        <w:t xml:space="preserve">/world.js – griglia spaziale, </w:t>
-      </w:r>
-      <w:proofErr w:type="spellStart"/>
-      <w:r>
-        <w:rPr>
-          <w:lang w:val="it-IT"/>
-        </w:rPr>
-        <w:t>layer</w:t>
-      </w:r>
-      <w:proofErr w:type="spellEnd"/>
-      <w:r>
-        <w:rPr>
-          <w:lang w:val="it-IT"/>
-        </w:rPr>
-        <w:t xml:space="preserve"> di densità, query spaziali</w:t>
+      <w:r>
+        <w:rPr>
+          <w:lang w:val="it-IT"/>
+        </w:rPr>
+        <w:t>js/world.js – griglia spaziale, layer di densità, query spaziali</w:t>
       </w:r>
     </w:p>
     <w:p>
@@ -274,19 +171,11 @@
           <w:lang w:val="it-IT"/>
         </w:rPr>
       </w:pPr>
-      <w:proofErr w:type="spellStart"/>
-      <w:r>
-        <w:rPr>
-          <w:lang w:val="it-IT"/>
-        </w:rPr>
-        <w:t>js</w:t>
-      </w:r>
-      <w:proofErr w:type="spellEnd"/>
-      <w:r>
-        <w:rPr>
-          <w:lang w:val="it-IT"/>
-        </w:rPr>
-        <w:t>/units.js – classi per pop, unità, branchi</w:t>
+      <w:r>
+        <w:rPr>
+          <w:lang w:val="it-IT"/>
+        </w:rPr>
+        <w:t>js/units.js – classi per pop, unità, branchi</w:t>
       </w:r>
     </w:p>
     <w:p>
@@ -299,19 +188,11 @@
           <w:lang w:val="it-IT"/>
         </w:rPr>
       </w:pPr>
-      <w:proofErr w:type="spellStart"/>
-      <w:r>
-        <w:rPr>
-          <w:lang w:val="it-IT"/>
-        </w:rPr>
-        <w:t>js</w:t>
-      </w:r>
-      <w:proofErr w:type="spellEnd"/>
-      <w:r>
-        <w:rPr>
-          <w:lang w:val="it-IT"/>
-        </w:rPr>
-        <w:t>/resources.js – logica di raccolta, consumo, deterioramento (futuro)</w:t>
+      <w:r>
+        <w:rPr>
+          <w:lang w:val="it-IT"/>
+        </w:rPr>
+        <w:t>js/resources.js – logica di raccolta, consumo, deterioramento (futuro)</w:t>
       </w:r>
     </w:p>
     <w:p>
@@ -324,33 +205,11 @@
           <w:lang w:val="it-IT"/>
         </w:rPr>
       </w:pPr>
-      <w:proofErr w:type="spellStart"/>
-      <w:r>
-        <w:rPr>
-          <w:lang w:val="it-IT"/>
-        </w:rPr>
-        <w:t>js</w:t>
-      </w:r>
-      <w:proofErr w:type="spellEnd"/>
-      <w:r>
-        <w:rPr>
-          <w:lang w:val="it-IT"/>
-        </w:rPr>
-        <w:t xml:space="preserve">/ui.js – interfaccia utente, pannelli, </w:t>
-      </w:r>
-      <w:proofErr w:type="spellStart"/>
-      <w:r>
-        <w:rPr>
-          <w:lang w:val="it-IT"/>
-        </w:rPr>
-        <w:t>tooltip</w:t>
-      </w:r>
-      <w:proofErr w:type="spellEnd"/>
-      <w:r>
-        <w:rPr>
-          <w:lang w:val="it-IT"/>
-        </w:rPr>
-        <w:t xml:space="preserve"> (futuro)</w:t>
+      <w:r>
+        <w:rPr>
+          <w:lang w:val="it-IT"/>
+        </w:rPr>
+        <w:t>js/ui.js – interfaccia utente, pannelli, tooltip (futuro)</w:t>
       </w:r>
     </w:p>
     <w:p>
@@ -363,19 +222,11 @@
           <w:lang w:val="it-IT"/>
         </w:rPr>
       </w:pPr>
-      <w:proofErr w:type="spellStart"/>
-      <w:r>
-        <w:rPr>
-          <w:lang w:val="it-IT"/>
-        </w:rPr>
-        <w:t>js</w:t>
-      </w:r>
-      <w:proofErr w:type="spellEnd"/>
-      <w:r>
-        <w:rPr>
-          <w:lang w:val="it-IT"/>
-        </w:rPr>
-        <w:t>/time.js – gestione pausa/play/velocità (futuro)</w:t>
+      <w:r>
+        <w:rPr>
+          <w:lang w:val="it-IT"/>
+        </w:rPr>
+        <w:t>js/time.js – gestione pausa/play/velocità (futuro)</w:t>
       </w:r>
     </w:p>
     <w:p>
@@ -437,14 +288,12 @@
           <w:lang w:val="it-IT"/>
         </w:rPr>
       </w:pPr>
-      <w:proofErr w:type="spellStart"/>
       <w:r>
         <w:rPr>
           <w:lang w:val="it-IT"/>
         </w:rPr>
         <w:t>javascript</w:t>
       </w:r>
-      <w:proofErr w:type="spellEnd"/>
     </w:p>
     <w:p>
       <w:pPr>
@@ -469,21 +318,7 @@
         <w:rPr>
           <w:lang w:val="it-IT"/>
         </w:rPr>
-        <w:t xml:space="preserve">  cx, </w:t>
-      </w:r>
-      <w:proofErr w:type="spellStart"/>
-      <w:r>
-        <w:rPr>
-          <w:lang w:val="it-IT"/>
-        </w:rPr>
-        <w:t>cy</w:t>
-      </w:r>
-      <w:proofErr w:type="spellEnd"/>
-      <w:r>
-        <w:rPr>
-          <w:lang w:val="it-IT"/>
-        </w:rPr>
-        <w:t xml:space="preserve">,                   </w:t>
+        <w:t xml:space="preserve">  cx, cy,                   </w:t>
       </w:r>
       <w:r>
         <w:rPr>
@@ -504,21 +339,7 @@
         <w:rPr>
           <w:lang w:val="it-IT"/>
         </w:rPr>
-        <w:t xml:space="preserve">  </w:t>
-      </w:r>
-      <w:proofErr w:type="spellStart"/>
-      <w:r>
-        <w:rPr>
-          <w:lang w:val="it-IT"/>
-        </w:rPr>
-        <w:t>entities</w:t>
-      </w:r>
-      <w:proofErr w:type="spellEnd"/>
-      <w:r>
-        <w:rPr>
-          <w:lang w:val="it-IT"/>
-        </w:rPr>
-        <w:t xml:space="preserve">: [],             </w:t>
+        <w:t xml:space="preserve">  entities: [],             </w:t>
       </w:r>
       <w:r>
         <w:rPr>
@@ -540,21 +361,7 @@
           <w:lang w:val="it-IT"/>
         </w:rPr>
         <w:lastRenderedPageBreak/>
-        <w:t xml:space="preserve">  </w:t>
-      </w:r>
-      <w:proofErr w:type="spellStart"/>
-      <w:r>
-        <w:rPr>
-          <w:lang w:val="it-IT"/>
-        </w:rPr>
-        <w:t>forestDensity</w:t>
-      </w:r>
-      <w:proofErr w:type="spellEnd"/>
-      <w:r>
-        <w:rPr>
-          <w:lang w:val="it-IT"/>
-        </w:rPr>
-        <w:t xml:space="preserve">: 0.0,       </w:t>
+        <w:t xml:space="preserve">  forestDensity: 0.0,       </w:t>
       </w:r>
       <w:r>
         <w:rPr>
@@ -575,21 +382,7 @@
         <w:rPr>
           <w:lang w:val="it-IT"/>
         </w:rPr>
-        <w:t xml:space="preserve">  </w:t>
-      </w:r>
-      <w:proofErr w:type="spellStart"/>
-      <w:r>
-        <w:rPr>
-          <w:lang w:val="it-IT"/>
-        </w:rPr>
-        <w:t>forageDensity</w:t>
-      </w:r>
-      <w:proofErr w:type="spellEnd"/>
-      <w:r>
-        <w:rPr>
-          <w:lang w:val="it-IT"/>
-        </w:rPr>
-        <w:t xml:space="preserve">: 0.0,       </w:t>
+        <w:t xml:space="preserve">  forageDensity: 0.0,       </w:t>
       </w:r>
       <w:r>
         <w:rPr>
@@ -610,21 +403,7 @@
         <w:rPr>
           <w:lang w:val="it-IT"/>
         </w:rPr>
-        <w:t xml:space="preserve">  </w:t>
-      </w:r>
-      <w:proofErr w:type="spellStart"/>
-      <w:r>
-        <w:rPr>
-          <w:lang w:val="it-IT"/>
-        </w:rPr>
-        <w:t>smallGameDensity</w:t>
-      </w:r>
-      <w:proofErr w:type="spellEnd"/>
-      <w:r>
-        <w:rPr>
-          <w:lang w:val="it-IT"/>
-        </w:rPr>
-        <w:t xml:space="preserve">: 0.0,    </w:t>
+        <w:t xml:space="preserve">  smallGameDensity: 0.0,    </w:t>
       </w:r>
       <w:r>
         <w:rPr>
@@ -645,21 +424,7 @@
         <w:rPr>
           <w:lang w:val="it-IT"/>
         </w:rPr>
-        <w:t xml:space="preserve">  </w:t>
-      </w:r>
-      <w:proofErr w:type="spellStart"/>
-      <w:r>
-        <w:rPr>
-          <w:lang w:val="it-IT"/>
-        </w:rPr>
-        <w:t>fishDensity</w:t>
-      </w:r>
-      <w:proofErr w:type="spellEnd"/>
-      <w:r>
-        <w:rPr>
-          <w:lang w:val="it-IT"/>
-        </w:rPr>
-        <w:t xml:space="preserve">: 0.0,         </w:t>
+        <w:t xml:space="preserve">  fishDensity: 0.0,         </w:t>
       </w:r>
       <w:r>
         <w:rPr>
@@ -680,21 +445,7 @@
         <w:rPr>
           <w:lang w:val="it-IT"/>
         </w:rPr>
-        <w:t xml:space="preserve">  </w:t>
-      </w:r>
-      <w:proofErr w:type="spellStart"/>
-      <w:r>
-        <w:rPr>
-          <w:lang w:val="it-IT"/>
-        </w:rPr>
-        <w:t>fertility</w:t>
-      </w:r>
-      <w:proofErr w:type="spellEnd"/>
-      <w:r>
-        <w:rPr>
-          <w:lang w:val="it-IT"/>
-        </w:rPr>
-        <w:t xml:space="preserve">: 0.5            </w:t>
+        <w:t xml:space="preserve">  fertility: 0.5            </w:t>
       </w:r>
       <w:r>
         <w:rPr>
@@ -728,35 +479,7 @@
         <w:rPr>
           <w:lang w:val="it-IT"/>
         </w:rPr>
-        <w:t>La griglia è memorizzata in un array 2D o in una </w:t>
-      </w:r>
-      <w:proofErr w:type="spellStart"/>
-      <w:r>
-        <w:rPr>
-          <w:lang w:val="it-IT"/>
-        </w:rPr>
-        <w:t>Map</w:t>
-      </w:r>
-      <w:proofErr w:type="spellEnd"/>
-      <w:r>
-        <w:rPr>
-          <w:lang w:val="it-IT"/>
-        </w:rPr>
-        <w:t> con chiave "</w:t>
-      </w:r>
-      <w:proofErr w:type="spellStart"/>
-      <w:r>
-        <w:rPr>
-          <w:lang w:val="it-IT"/>
-        </w:rPr>
-        <w:t>cx,cy</w:t>
-      </w:r>
-      <w:proofErr w:type="spellEnd"/>
-      <w:r>
-        <w:rPr>
-          <w:lang w:val="it-IT"/>
-        </w:rPr>
-        <w:t>".</w:t>
+        <w:t>La griglia è memorizzata in un array 2D o in una Map con chiave "cx,cy".</w:t>
       </w:r>
     </w:p>
     <w:p>
@@ -777,33 +500,11 @@
           <w:lang w:val="it-IT"/>
         </w:rPr>
       </w:pPr>
-      <w:proofErr w:type="spellStart"/>
-      <w:r>
-        <w:rPr>
-          <w:lang w:val="it-IT"/>
-        </w:rPr>
-        <w:t>worldToCell</w:t>
-      </w:r>
-      <w:proofErr w:type="spellEnd"/>
-      <w:r>
-        <w:rPr>
-          <w:lang w:val="it-IT"/>
-        </w:rPr>
-        <w:t xml:space="preserve">(x, y) → {cx, </w:t>
-      </w:r>
-      <w:proofErr w:type="spellStart"/>
-      <w:r>
-        <w:rPr>
-          <w:lang w:val="it-IT"/>
-        </w:rPr>
-        <w:t>cy</w:t>
-      </w:r>
-      <w:proofErr w:type="spellEnd"/>
-      <w:r>
-        <w:rPr>
-          <w:lang w:val="it-IT"/>
-        </w:rPr>
-        <w:t>}: converte coordinate mondo in coordinate cella.</w:t>
+      <w:r>
+        <w:rPr>
+          <w:lang w:val="it-IT"/>
+        </w:rPr>
+        <w:t>worldToCell(x, y) → {cx, cy}: converte coordinate mondo in coordinate cella.</w:t>
       </w:r>
     </w:p>
     <w:p>
@@ -816,33 +517,11 @@
           <w:lang w:val="it-IT"/>
         </w:rPr>
       </w:pPr>
-      <w:proofErr w:type="spellStart"/>
-      <w:r>
-        <w:rPr>
-          <w:lang w:val="it-IT"/>
-        </w:rPr>
-        <w:t>getCell</w:t>
-      </w:r>
-      <w:proofErr w:type="spellEnd"/>
-      <w:r>
-        <w:rPr>
-          <w:lang w:val="it-IT"/>
-        </w:rPr>
-        <w:t xml:space="preserve">(cx, </w:t>
-      </w:r>
-      <w:proofErr w:type="spellStart"/>
-      <w:r>
-        <w:rPr>
-          <w:lang w:val="it-IT"/>
-        </w:rPr>
-        <w:t>cy</w:t>
-      </w:r>
-      <w:proofErr w:type="spellEnd"/>
-      <w:r>
-        <w:rPr>
-          <w:lang w:val="it-IT"/>
-        </w:rPr>
-        <w:t>) → oggetto cella (crea la cella se non esiste).</w:t>
+      <w:r>
+        <w:rPr>
+          <w:lang w:val="it-IT"/>
+        </w:rPr>
+        <w:t>getCell(cx, cy) → oggetto cella (crea la cella se non esiste).</w:t>
       </w:r>
     </w:p>
     <w:p>
@@ -855,33 +534,11 @@
           <w:lang w:val="it-IT"/>
         </w:rPr>
       </w:pPr>
-      <w:proofErr w:type="spellStart"/>
-      <w:r>
-        <w:rPr>
-          <w:lang w:val="it-IT"/>
-        </w:rPr>
-        <w:t>getEntitiesInRadius</w:t>
-      </w:r>
-      <w:proofErr w:type="spellEnd"/>
-      <w:r>
-        <w:rPr>
-          <w:lang w:val="it-IT"/>
-        </w:rPr>
-        <w:t xml:space="preserve">(x, y, </w:t>
-      </w:r>
-      <w:proofErr w:type="spellStart"/>
-      <w:r>
-        <w:rPr>
-          <w:lang w:val="it-IT"/>
-        </w:rPr>
-        <w:t>radius</w:t>
-      </w:r>
-      <w:proofErr w:type="spellEnd"/>
-      <w:r>
-        <w:rPr>
-          <w:lang w:val="it-IT"/>
-        </w:rPr>
-        <w:t>) → array di entità: interroga le celle nel raggio e filtra per distanza esatta.</w:t>
+      <w:r>
+        <w:rPr>
+          <w:lang w:val="it-IT"/>
+        </w:rPr>
+        <w:t>getEntitiesInRadius(x, y, radius) → array di entità: interroga le celle nel raggio e filtra per distanza esatta.</w:t>
       </w:r>
     </w:p>
     <w:p>
@@ -894,75 +551,11 @@
           <w:lang w:val="it-IT"/>
         </w:rPr>
       </w:pPr>
-      <w:proofErr w:type="spellStart"/>
-      <w:r>
-        <w:rPr>
-          <w:lang w:val="it-IT"/>
-        </w:rPr>
-        <w:t>modifyDensity</w:t>
-      </w:r>
-      <w:proofErr w:type="spellEnd"/>
-      <w:r>
-        <w:rPr>
-          <w:lang w:val="it-IT"/>
-        </w:rPr>
-        <w:t xml:space="preserve">(x, y, </w:t>
-      </w:r>
-      <w:proofErr w:type="spellStart"/>
-      <w:r>
-        <w:rPr>
-          <w:lang w:val="it-IT"/>
-        </w:rPr>
-        <w:t>layer</w:t>
-      </w:r>
-      <w:proofErr w:type="spellEnd"/>
-      <w:r>
-        <w:rPr>
-          <w:lang w:val="it-IT"/>
-        </w:rPr>
-        <w:t xml:space="preserve">, </w:t>
-      </w:r>
-      <w:proofErr w:type="spellStart"/>
-      <w:r>
-        <w:rPr>
-          <w:lang w:val="it-IT"/>
-        </w:rPr>
-        <w:t>amount</w:t>
-      </w:r>
-      <w:proofErr w:type="spellEnd"/>
-      <w:r>
-        <w:rPr>
-          <w:lang w:val="it-IT"/>
-        </w:rPr>
-        <w:t xml:space="preserve">, </w:t>
-      </w:r>
-      <w:proofErr w:type="spellStart"/>
-      <w:r>
-        <w:rPr>
-          <w:lang w:val="it-IT"/>
-        </w:rPr>
-        <w:t>impactRadius</w:t>
-      </w:r>
-      <w:proofErr w:type="spellEnd"/>
-      <w:r>
-        <w:rPr>
-          <w:lang w:val="it-IT"/>
-        </w:rPr>
-        <w:t xml:space="preserve">): modifica la densità del </w:t>
-      </w:r>
-      <w:proofErr w:type="spellStart"/>
-      <w:r>
-        <w:rPr>
-          <w:lang w:val="it-IT"/>
-        </w:rPr>
-        <w:t>layer</w:t>
-      </w:r>
-      <w:proofErr w:type="spellEnd"/>
-      <w:r>
-        <w:rPr>
-          <w:lang w:val="it-IT"/>
-        </w:rPr>
-        <w:t xml:space="preserve"> indicato nelle celle intorno alla posizione, con decadimento radiale.</w:t>
+      <w:r>
+        <w:rPr>
+          <w:lang w:val="it-IT"/>
+        </w:rPr>
+        <w:t>modifyDensity(x, y, layer, amount, impactRadius): modifica la densità del layer indicato nelle celle intorno alla posizione, con decadimento radiale.</w:t>
       </w:r>
     </w:p>
     <w:p>
@@ -1030,11 +623,9 @@
             <w:hideMark/>
           </w:tcPr>
           <w:p>
-            <w:proofErr w:type="spellStart"/>
             <w:r>
               <w:t>Proprietà</w:t>
             </w:r>
-            <w:proofErr w:type="spellEnd"/>
           </w:p>
         </w:tc>
         <w:tc>
@@ -1053,11 +644,9 @@
             <w:hideMark/>
           </w:tcPr>
           <w:p>
-            <w:proofErr w:type="spellStart"/>
             <w:r>
               <w:t>Descrizione</w:t>
             </w:r>
-            <w:proofErr w:type="spellEnd"/>
           </w:p>
         </w:tc>
       </w:tr>
@@ -1093,11 +682,9 @@
             <w:hideMark/>
           </w:tcPr>
           <w:p>
-            <w:proofErr w:type="spellStart"/>
             <w:r>
               <w:t>forestDensity</w:t>
             </w:r>
-            <w:proofErr w:type="spellEnd"/>
           </w:p>
         </w:tc>
         <w:tc>
@@ -1141,19 +728,9 @@
             <w:hideMark/>
           </w:tcPr>
           <w:p>
-            <w:proofErr w:type="spellStart"/>
             <w:r>
-              <w:t>Vegetazione</w:t>
+              <w:t>Vegetazione raccoglibile</w:t>
             </w:r>
-            <w:proofErr w:type="spellEnd"/>
-            <w:r>
-              <w:t xml:space="preserve"> </w:t>
-            </w:r>
-            <w:proofErr w:type="spellStart"/>
-            <w:r>
-              <w:t>raccoglibile</w:t>
-            </w:r>
-            <w:proofErr w:type="spellEnd"/>
           </w:p>
         </w:tc>
         <w:tc>
@@ -1169,11 +746,9 @@
             <w:hideMark/>
           </w:tcPr>
           <w:p>
-            <w:proofErr w:type="spellStart"/>
             <w:r>
               <w:t>forageDensity</w:t>
             </w:r>
-            <w:proofErr w:type="spellEnd"/>
           </w:p>
         </w:tc>
         <w:tc>
@@ -1218,13 +793,8 @@
           </w:tcPr>
           <w:p>
             <w:r>
-              <w:t xml:space="preserve">Piccola fauna </w:t>
+              <w:t>Piccola fauna terrestre</w:t>
             </w:r>
-            <w:proofErr w:type="spellStart"/>
-            <w:r>
-              <w:t>terrestre</w:t>
-            </w:r>
-            <w:proofErr w:type="spellEnd"/>
           </w:p>
         </w:tc>
         <w:tc>
@@ -1240,11 +810,9 @@
             <w:hideMark/>
           </w:tcPr>
           <w:p>
-            <w:proofErr w:type="spellStart"/>
             <w:r>
               <w:t>smallGameDensity</w:t>
             </w:r>
-            <w:proofErr w:type="spellEnd"/>
           </w:p>
         </w:tc>
         <w:tc>
@@ -1306,11 +874,9 @@
             <w:hideMark/>
           </w:tcPr>
           <w:p>
-            <w:proofErr w:type="spellStart"/>
             <w:r>
               <w:t>fishDensity</w:t>
             </w:r>
-            <w:proofErr w:type="spellEnd"/>
           </w:p>
         </w:tc>
         <w:tc>
@@ -1333,23 +899,7 @@
               <w:t xml:space="preserve">Disponibile solo in celle d'acqua. </w:t>
             </w:r>
             <w:r>
-              <w:t xml:space="preserve">Ridotto </w:t>
-            </w:r>
-            <w:proofErr w:type="spellStart"/>
-            <w:r>
-              <w:t>dalla</w:t>
-            </w:r>
-            <w:proofErr w:type="spellEnd"/>
-            <w:r>
-              <w:t xml:space="preserve"> </w:t>
-            </w:r>
-            <w:proofErr w:type="spellStart"/>
-            <w:r>
-              <w:t>pesca</w:t>
-            </w:r>
-            <w:proofErr w:type="spellEnd"/>
-            <w:r>
-              <w:t>.</w:t>
+              <w:t>Ridotto dalla pesca.</w:t>
             </w:r>
           </w:p>
         </w:tc>
@@ -1368,11 +918,9 @@
             <w:hideMark/>
           </w:tcPr>
           <w:p>
-            <w:proofErr w:type="spellStart"/>
             <w:r>
               <w:t>Fertilità</w:t>
             </w:r>
-            <w:proofErr w:type="spellEnd"/>
           </w:p>
         </w:tc>
         <w:tc>
@@ -1407,31 +955,7 @@
           </w:tcPr>
           <w:p>
             <w:r>
-              <w:t xml:space="preserve">Per </w:t>
-            </w:r>
-            <w:proofErr w:type="spellStart"/>
-            <w:r>
-              <w:t>uso</w:t>
-            </w:r>
-            <w:proofErr w:type="spellEnd"/>
-            <w:r>
-              <w:t xml:space="preserve"> </w:t>
-            </w:r>
-            <w:proofErr w:type="spellStart"/>
-            <w:r>
-              <w:t>futuro</w:t>
-            </w:r>
-            <w:proofErr w:type="spellEnd"/>
-            <w:r>
-              <w:t xml:space="preserve"> (</w:t>
-            </w:r>
-            <w:proofErr w:type="spellStart"/>
-            <w:r>
-              <w:t>agricoltura</w:t>
-            </w:r>
-            <w:proofErr w:type="spellEnd"/>
-            <w:r>
-              <w:t>).</w:t>
+              <w:t>Per uso futuro (agricoltura).</w:t>
             </w:r>
           </w:p>
         </w:tc>
@@ -1474,11 +998,9 @@
       </w:r>
     </w:p>
     <w:p>
-      <w:proofErr w:type="spellStart"/>
       <w:r>
         <w:t>javascript</w:t>
       </w:r>
-      <w:proofErr w:type="spellEnd"/>
     </w:p>
     <w:p>
       <w:r>
@@ -1529,35 +1051,7 @@
         <w:rPr>
           <w:lang w:val="it-IT"/>
         </w:rPr>
-        <w:t xml:space="preserve">  </w:t>
-      </w:r>
-      <w:proofErr w:type="spellStart"/>
-      <w:r>
-        <w:rPr>
-          <w:lang w:val="it-IT"/>
-        </w:rPr>
-        <w:t>targetX</w:t>
-      </w:r>
-      <w:proofErr w:type="spellEnd"/>
-      <w:r>
-        <w:rPr>
-          <w:lang w:val="it-IT"/>
-        </w:rPr>
-        <w:t xml:space="preserve">, </w:t>
-      </w:r>
-      <w:proofErr w:type="spellStart"/>
-      <w:r>
-        <w:rPr>
-          <w:lang w:val="it-IT"/>
-        </w:rPr>
-        <w:t>targetY</w:t>
-      </w:r>
-      <w:proofErr w:type="spellEnd"/>
-      <w:r>
-        <w:rPr>
-          <w:lang w:val="it-IT"/>
-        </w:rPr>
-        <w:t xml:space="preserve">,         </w:t>
+        <w:t xml:space="preserve">  targetX, targetY,         </w:t>
       </w:r>
       <w:r>
         <w:rPr>
@@ -1599,35 +1093,7 @@
         <w:rPr>
           <w:lang w:val="it-IT"/>
         </w:rPr>
-        <w:t xml:space="preserve">  state: '</w:t>
-      </w:r>
-      <w:proofErr w:type="spellStart"/>
-      <w:r>
-        <w:rPr>
-          <w:lang w:val="it-IT"/>
-        </w:rPr>
-        <w:t>idle</w:t>
-      </w:r>
-      <w:proofErr w:type="spellEnd"/>
-      <w:r>
-        <w:rPr>
-          <w:lang w:val="it-IT"/>
-        </w:rPr>
-        <w:t>' | '</w:t>
-      </w:r>
-      <w:proofErr w:type="spellStart"/>
-      <w:r>
-        <w:rPr>
-          <w:lang w:val="it-IT"/>
-        </w:rPr>
-        <w:t>moving</w:t>
-      </w:r>
-      <w:proofErr w:type="spellEnd"/>
-      <w:r>
-        <w:rPr>
-          <w:lang w:val="it-IT"/>
-        </w:rPr>
-        <w:t>' | 'working'</w:t>
+        <w:t xml:space="preserve">  state: 'idle' | 'moving' | 'working'</w:t>
       </w:r>
     </w:p>
     <w:p>
@@ -1652,29 +1118,8 @@
       </w:r>
     </w:p>
     <w:p>
-      <w:proofErr w:type="spellStart"/>
-      <w:r>
-        <w:t>Estende</w:t>
-      </w:r>
-      <w:proofErr w:type="spellEnd"/>
-      <w:r>
-        <w:t xml:space="preserve"> </w:t>
-      </w:r>
-      <w:proofErr w:type="spellStart"/>
-      <w:r>
-        <w:t>l'unità</w:t>
-      </w:r>
-      <w:proofErr w:type="spellEnd"/>
-      <w:r>
-        <w:t xml:space="preserve"> </w:t>
-      </w:r>
-      <w:proofErr w:type="spellStart"/>
-      <w:r>
-        <w:t>generica</w:t>
-      </w:r>
-      <w:proofErr w:type="spellEnd"/>
-      <w:r>
-        <w:t xml:space="preserve"> con:</w:t>
+      <w:r>
+        <w:t>Estende l'unità generica con:</w:t>
       </w:r>
     </w:p>
     <w:p>
@@ -1687,19 +1132,11 @@
           <w:lang w:val="it-IT"/>
         </w:rPr>
       </w:pPr>
-      <w:proofErr w:type="spellStart"/>
-      <w:r>
-        <w:rPr>
-          <w:lang w:val="it-IT"/>
-        </w:rPr>
-        <w:t>population</w:t>
-      </w:r>
-      <w:proofErr w:type="spellEnd"/>
-      <w:r>
-        <w:rPr>
-          <w:lang w:val="it-IT"/>
-        </w:rPr>
-        <w:t>: numero di individui nel gruppo</w:t>
+      <w:r>
+        <w:rPr>
+          <w:lang w:val="it-IT"/>
+        </w:rPr>
+        <w:t>population: numero di individui nel gruppo</w:t>
       </w:r>
     </w:p>
     <w:p>
@@ -1716,91 +1153,7 @@
         <w:rPr>
           <w:lang w:val="it-IT"/>
         </w:rPr>
-        <w:t xml:space="preserve">task: { </w:t>
-      </w:r>
-      <w:proofErr w:type="spellStart"/>
-      <w:r>
-        <w:rPr>
-          <w:lang w:val="it-IT"/>
-        </w:rPr>
-        <w:t>type</w:t>
-      </w:r>
-      <w:proofErr w:type="spellEnd"/>
-      <w:r>
-        <w:rPr>
-          <w:lang w:val="it-IT"/>
-        </w:rPr>
-        <w:t>: '</w:t>
-      </w:r>
-      <w:proofErr w:type="spellStart"/>
-      <w:r>
-        <w:rPr>
-          <w:lang w:val="it-IT"/>
-        </w:rPr>
-        <w:t>gatherWood</w:t>
-      </w:r>
-      <w:proofErr w:type="spellEnd"/>
-      <w:r>
-        <w:rPr>
-          <w:lang w:val="it-IT"/>
-        </w:rPr>
-        <w:t>' | '</w:t>
-      </w:r>
-      <w:proofErr w:type="spellStart"/>
-      <w:r>
-        <w:rPr>
-          <w:lang w:val="it-IT"/>
-        </w:rPr>
-        <w:t>hunt</w:t>
-      </w:r>
-      <w:proofErr w:type="spellEnd"/>
-      <w:r>
-        <w:rPr>
-          <w:lang w:val="it-IT"/>
-        </w:rPr>
-        <w:t>' | '</w:t>
-      </w:r>
-      <w:proofErr w:type="spellStart"/>
-      <w:r>
-        <w:rPr>
-          <w:lang w:val="it-IT"/>
-        </w:rPr>
-        <w:t>forage</w:t>
-      </w:r>
-      <w:proofErr w:type="spellEnd"/>
-      <w:r>
-        <w:rPr>
-          <w:lang w:val="it-IT"/>
-        </w:rPr>
-        <w:t>' | '</w:t>
-      </w:r>
-      <w:proofErr w:type="spellStart"/>
-      <w:r>
-        <w:rPr>
-          <w:lang w:val="it-IT"/>
-        </w:rPr>
-        <w:t>fish</w:t>
-      </w:r>
-      <w:proofErr w:type="spellEnd"/>
-      <w:r>
-        <w:rPr>
-          <w:lang w:val="it-IT"/>
-        </w:rPr>
-        <w:t>' | '</w:t>
-      </w:r>
-      <w:proofErr w:type="spellStart"/>
-      <w:r>
-        <w:rPr>
-          <w:lang w:val="it-IT"/>
-        </w:rPr>
-        <w:t>trapSmallGame</w:t>
-      </w:r>
-      <w:proofErr w:type="spellEnd"/>
-      <w:r>
-        <w:rPr>
-          <w:lang w:val="it-IT"/>
-        </w:rPr>
-        <w:t>', location: {x, y} }</w:t>
+        <w:t>task: { type: 'gatherWood' | 'hunt' | 'forage' | 'fish' | 'trapSmallGame', location: {x, y} }</w:t>
       </w:r>
     </w:p>
     <w:p>
@@ -1813,33 +1166,11 @@
           <w:lang w:val="it-IT"/>
         </w:rPr>
       </w:pPr>
-      <w:proofErr w:type="spellStart"/>
-      <w:r>
-        <w:rPr>
-          <w:lang w:val="it-IT"/>
-        </w:rPr>
-        <w:t>inventory</w:t>
-      </w:r>
-      <w:proofErr w:type="spellEnd"/>
-      <w:r>
-        <w:rPr>
-          <w:lang w:val="it-IT"/>
-        </w:rPr>
-        <w:t xml:space="preserve">: { </w:t>
-      </w:r>
-      <w:proofErr w:type="spellStart"/>
-      <w:r>
-        <w:rPr>
-          <w:lang w:val="it-IT"/>
-        </w:rPr>
-        <w:t>wood</w:t>
-      </w:r>
-      <w:proofErr w:type="spellEnd"/>
-      <w:r>
-        <w:rPr>
-          <w:lang w:val="it-IT"/>
-        </w:rPr>
-        <w:t>: 0, food: 0 } – risorse trasportate (in futuro potranno essere differenziate)</w:t>
+      <w:r>
+        <w:rPr>
+          <w:lang w:val="it-IT"/>
+        </w:rPr>
+        <w:t>inventory: { wood: 0, food: 0 } – risorse trasportate (in futuro potranno essere differenziate)</w:t>
       </w:r>
     </w:p>
     <w:p>
@@ -1852,19 +1183,11 @@
           <w:lang w:val="it-IT"/>
         </w:rPr>
       </w:pPr>
-      <w:proofErr w:type="spellStart"/>
-      <w:r>
-        <w:rPr>
-          <w:lang w:val="it-IT"/>
-        </w:rPr>
-        <w:t>rations</w:t>
-      </w:r>
-      <w:proofErr w:type="spellEnd"/>
-      <w:r>
-        <w:rPr>
-          <w:lang w:val="it-IT"/>
-        </w:rPr>
-        <w:t>: provviste di cibo portate per il viaggio</w:t>
+      <w:r>
+        <w:rPr>
+          <w:lang w:val="it-IT"/>
+        </w:rPr>
+        <w:t>rations: provviste di cibo portate per il viaggio</w:t>
       </w:r>
     </w:p>
     <w:p>
@@ -1893,27 +1216,9 @@
           <w:numId w:val="4"/>
         </w:numPr>
       </w:pPr>
-      <w:proofErr w:type="spellStart"/>
-      <w:r>
-        <w:t>herdSize</w:t>
-      </w:r>
-      <w:proofErr w:type="spellEnd"/>
-      <w:r>
-        <w:t xml:space="preserve">: </w:t>
-      </w:r>
-      <w:proofErr w:type="spellStart"/>
-      <w:r>
-        <w:t>numero</w:t>
-      </w:r>
-      <w:proofErr w:type="spellEnd"/>
-      <w:r>
-        <w:t xml:space="preserve"> di </w:t>
-      </w:r>
-      <w:proofErr w:type="spellStart"/>
-      <w:r>
-        <w:t>capi</w:t>
-      </w:r>
-      <w:proofErr w:type="spellEnd"/>
+      <w:r>
+        <w:t>herdSize: numero di capi</w:t>
+      </w:r>
     </w:p>
     <w:p>
       <w:pPr>
@@ -1923,29 +1228,8 @@
         </w:numPr>
       </w:pPr>
       <w:r>
-        <w:t xml:space="preserve">habitat: </w:t>
-      </w:r>
-      <w:proofErr w:type="spellStart"/>
-      <w:r>
-        <w:t>tipo</w:t>
-      </w:r>
-      <w:proofErr w:type="spellEnd"/>
-      <w:r>
-        <w:t xml:space="preserve"> di </w:t>
-      </w:r>
-      <w:proofErr w:type="spellStart"/>
-      <w:r>
-        <w:t>terreno</w:t>
-      </w:r>
-      <w:proofErr w:type="spellEnd"/>
-      <w:r>
-        <w:t xml:space="preserve"> </w:t>
-      </w:r>
-      <w:proofErr w:type="spellStart"/>
-      <w:r>
-        <w:t>preferito</w:t>
-      </w:r>
-      <w:proofErr w:type="spellEnd"/>
+        <w:t>habitat: tipo di terreno preferito</w:t>
+      </w:r>
     </w:p>
     <w:p>
       <w:pPr>
@@ -1985,19 +1269,11 @@
           <w:lang w:val="it-IT"/>
         </w:rPr>
       </w:pPr>
-      <w:proofErr w:type="spellStart"/>
-      <w:r>
-        <w:rPr>
-          <w:lang w:val="it-IT"/>
-        </w:rPr>
-        <w:t>Phaser</w:t>
-      </w:r>
-      <w:proofErr w:type="spellEnd"/>
-      <w:r>
-        <w:rPr>
-          <w:lang w:val="it-IT"/>
-        </w:rPr>
-        <w:t xml:space="preserve"> chiama update(time, delta) a ogni frame. La logica di gioco può essere disaccoppiata dal rendering per garantire coerenza temporale.</w:t>
+      <w:r>
+        <w:rPr>
+          <w:lang w:val="it-IT"/>
+        </w:rPr>
+        <w:t>Phaser chiama update(time, delta) a ogni frame. La logica di gioco può essere disaccoppiata dal rendering per garantire coerenza temporale.</w:t>
       </w:r>
     </w:p>
     <w:p>
@@ -2007,7 +1283,6 @@
           <w:numId w:val="5"/>
         </w:numPr>
       </w:pPr>
-      <w:proofErr w:type="spellStart"/>
       <w:r>
         <w:rPr>
           <w:b/>
@@ -2016,51 +1291,14 @@
         </w:rPr>
         <w:t>TimeManager</w:t>
       </w:r>
-      <w:proofErr w:type="spellEnd"/>
-      <w:r>
-        <w:rPr>
-          <w:lang w:val="it-IT"/>
-        </w:rPr>
-        <w:t> calcola il tempo di gioco effettivo (</w:t>
-      </w:r>
-      <w:proofErr w:type="spellStart"/>
-      <w:r>
-        <w:rPr>
-          <w:lang w:val="it-IT"/>
-        </w:rPr>
-        <w:t>gameDelta</w:t>
-      </w:r>
-      <w:proofErr w:type="spellEnd"/>
-      <w:r>
-        <w:rPr>
-          <w:lang w:val="it-IT"/>
-        </w:rPr>
-        <w:t xml:space="preserve"> = delta * </w:t>
-      </w:r>
-      <w:proofErr w:type="spellStart"/>
-      <w:r>
-        <w:rPr>
-          <w:lang w:val="it-IT"/>
-        </w:rPr>
-        <w:t>speedMultiplier</w:t>
-      </w:r>
-      <w:proofErr w:type="spellEnd"/>
-      <w:r>
-        <w:rPr>
-          <w:lang w:val="it-IT"/>
-        </w:rPr>
-        <w:t xml:space="preserve">). </w:t>
-      </w:r>
-      <w:r>
-        <w:t>Se in pausa, </w:t>
-      </w:r>
-      <w:proofErr w:type="spellStart"/>
-      <w:r>
-        <w:t>gameDelta</w:t>
-      </w:r>
-      <w:proofErr w:type="spellEnd"/>
-      <w:r>
-        <w:t xml:space="preserve"> = 0.</w:t>
+      <w:r>
+        <w:rPr>
+          <w:lang w:val="it-IT"/>
+        </w:rPr>
+        <w:t xml:space="preserve"> calcola il tempo di gioco effettivo (gameDelta = delta * speedMultiplier). </w:t>
+      </w:r>
+      <w:r>
+        <w:t>Se in pausa, gameDelta = 0.</w:t>
       </w:r>
     </w:p>
     <w:p>
@@ -2085,35 +1323,7 @@
         <w:rPr>
           <w:lang w:val="it-IT"/>
         </w:rPr>
-        <w:t> tutte le unità con stato '</w:t>
-      </w:r>
-      <w:proofErr w:type="spellStart"/>
-      <w:r>
-        <w:rPr>
-          <w:lang w:val="it-IT"/>
-        </w:rPr>
-        <w:t>moving</w:t>
-      </w:r>
-      <w:proofErr w:type="spellEnd"/>
-      <w:r>
-        <w:rPr>
-          <w:lang w:val="it-IT"/>
-        </w:rPr>
-        <w:t>' vengono spostate verso il target in base a speed e </w:t>
-      </w:r>
-      <w:proofErr w:type="spellStart"/>
-      <w:r>
-        <w:rPr>
-          <w:lang w:val="it-IT"/>
-        </w:rPr>
-        <w:t>gameDelta</w:t>
-      </w:r>
-      <w:proofErr w:type="spellEnd"/>
-      <w:r>
-        <w:rPr>
-          <w:lang w:val="it-IT"/>
-        </w:rPr>
-        <w:t>.</w:t>
+        <w:t> tutte le unità con stato 'moving' vengono spostate verso il target in base a speed e gameDelta.</w:t>
       </w:r>
     </w:p>
     <w:p>
@@ -2187,21 +1397,7 @@
         <w:rPr>
           <w:lang w:val="it-IT"/>
         </w:rPr>
-        <w:t> a intervalli regolari di tempo di gioco (es. ogni </w:t>
-      </w:r>
-      <w:proofErr w:type="spellStart"/>
-      <w:r>
-        <w:rPr>
-          <w:lang w:val="it-IT"/>
-        </w:rPr>
-        <w:t>dayLength</w:t>
-      </w:r>
-      <w:proofErr w:type="spellEnd"/>
-      <w:r>
-        <w:rPr>
-          <w:lang w:val="it-IT"/>
-        </w:rPr>
-        <w:t> secondi) tutti i pop consumano cibo dalle scorte dell'accampamento.</w:t>
+        <w:t> a intervalli regolari di tempo di gioco (es. ogni dayLength secondi) tutti i pop consumano cibo dalle scorte dell'accampamento.</w:t>
       </w:r>
     </w:p>
     <w:p>
@@ -2223,48 +1419,10 @@
         <w:rPr>
           <w:lang w:val="it-IT"/>
         </w:rPr>
-        <w:t xml:space="preserve"> a intervalli regolari, le celle della griglia rigenerano una frazione di densità per ogni </w:t>
-      </w:r>
-      <w:proofErr w:type="spellStart"/>
-      <w:r>
-        <w:rPr>
-          <w:lang w:val="it-IT"/>
-        </w:rPr>
-        <w:t>layer</w:t>
-      </w:r>
-      <w:proofErr w:type="spellEnd"/>
-      <w:r>
-        <w:rPr>
-          <w:lang w:val="it-IT"/>
-        </w:rPr>
-        <w:t xml:space="preserve"> (es. </w:t>
-      </w:r>
-      <w:r>
-        <w:t>+0.01 per </w:t>
-      </w:r>
-      <w:proofErr w:type="spellStart"/>
-      <w:r>
-        <w:t>forestDensity</w:t>
-      </w:r>
-      <w:proofErr w:type="spellEnd"/>
-      <w:r>
-        <w:t xml:space="preserve"> al </w:t>
-      </w:r>
-      <w:proofErr w:type="spellStart"/>
-      <w:r>
-        <w:t>giorno</w:t>
-      </w:r>
-      <w:proofErr w:type="spellEnd"/>
-      <w:r>
-        <w:t xml:space="preserve"> se non </w:t>
-      </w:r>
-      <w:proofErr w:type="spellStart"/>
-      <w:r>
-        <w:t>tagliata</w:t>
-      </w:r>
-      <w:proofErr w:type="spellEnd"/>
-      <w:r>
-        <w:t>).</w:t>
+        <w:t xml:space="preserve"> a intervalli regolari, le celle della griglia rigenerano una frazione di densità per ogni layer (es. </w:t>
+      </w:r>
+      <w:r>
+        <w:t>+0.01 per forestDensity al giorno se non tagliata).</w:t>
       </w:r>
     </w:p>
     <w:p>
@@ -2299,35 +1457,7 @@
         <w:rPr>
           <w:lang w:val="it-IT"/>
         </w:rPr>
-        <w:t xml:space="preserve">Il codice è ospitato su un repository </w:t>
-      </w:r>
-      <w:proofErr w:type="spellStart"/>
-      <w:r>
-        <w:rPr>
-          <w:lang w:val="it-IT"/>
-        </w:rPr>
-        <w:t>Git</w:t>
-      </w:r>
-      <w:proofErr w:type="spellEnd"/>
-      <w:r>
-        <w:rPr>
-          <w:lang w:val="it-IT"/>
-        </w:rPr>
-        <w:t xml:space="preserve"> (GitHub). La chat è usata per discutere, scrivere </w:t>
-      </w:r>
-      <w:proofErr w:type="spellStart"/>
-      <w:r>
-        <w:rPr>
-          <w:lang w:val="it-IT"/>
-        </w:rPr>
-        <w:t>snippet</w:t>
-      </w:r>
-      <w:proofErr w:type="spellEnd"/>
-      <w:r>
-        <w:rPr>
-          <w:lang w:val="it-IT"/>
-        </w:rPr>
-        <w:t xml:space="preserve"> e aggiornare la documentazione, </w:t>
+        <w:t>Il codice è ospitato su un repository Git (GitHub). La chat è usata per discutere, scrivere snippet e aggiornare la documentazione, </w:t>
       </w:r>
       <w:r>
         <w:rPr>
@@ -2402,13 +1532,8 @@
         </w:numPr>
       </w:pPr>
       <w:r>
-        <w:t xml:space="preserve">Roadmap del </w:t>
-      </w:r>
-      <w:proofErr w:type="spellStart"/>
-      <w:r>
-        <w:t>Prototipo</w:t>
-      </w:r>
-      <w:proofErr w:type="spellEnd"/>
+        <w:t>Roadmap del Prototipo</w:t>
+      </w:r>
     </w:p>
     <w:p>
       <w:pPr>
@@ -2429,23 +1554,7 @@
         </w:numPr>
       </w:pPr>
       <w:r>
-        <w:t xml:space="preserve">GDD </w:t>
-      </w:r>
-      <w:proofErr w:type="spellStart"/>
-      <w:r>
-        <w:t>Esteso</w:t>
-      </w:r>
-      <w:proofErr w:type="spellEnd"/>
-      <w:r>
-        <w:t xml:space="preserve"> (</w:t>
-      </w:r>
-      <w:proofErr w:type="spellStart"/>
-      <w:r>
-        <w:t>Bibbia</w:t>
-      </w:r>
-      <w:proofErr w:type="spellEnd"/>
-      <w:r>
-        <w:t xml:space="preserve"> completa)</w:t>
+        <w:t>GDD Esteso (Bibbia completa)</w:t>
       </w:r>
     </w:p>
     <w:p>
@@ -2455,21 +1564,8 @@
           <w:numId w:val="6"/>
         </w:numPr>
       </w:pPr>
-      <w:proofErr w:type="spellStart"/>
-      <w:r>
-        <w:t>Questo</w:t>
-      </w:r>
-      <w:proofErr w:type="spellEnd"/>
-      <w:r>
-        <w:t xml:space="preserve"> </w:t>
-      </w:r>
-      <w:proofErr w:type="spellStart"/>
-      <w:r>
-        <w:t>documento</w:t>
-      </w:r>
-      <w:proofErr w:type="spellEnd"/>
-      <w:r>
-        <w:t xml:space="preserve"> (TECHNICAL.md)</w:t>
+      <w:r>
+        <w:t>Questo documento (TECHNICAL.md)</w:t>
       </w:r>
     </w:p>
     <w:p>
@@ -2574,35 +1670,7 @@
         <w:rPr>
           <w:lang w:val="it-IT"/>
         </w:rPr>
-        <w:t xml:space="preserve">L'utente applica le modifiche localmente, testa il codice, e poi </w:t>
-      </w:r>
-      <w:proofErr w:type="spellStart"/>
-      <w:r>
-        <w:rPr>
-          <w:lang w:val="it-IT"/>
-        </w:rPr>
-        <w:t>committa</w:t>
-      </w:r>
-      <w:proofErr w:type="spellEnd"/>
-      <w:r>
-        <w:rPr>
-          <w:lang w:val="it-IT"/>
-        </w:rPr>
-        <w:t xml:space="preserve"> e </w:t>
-      </w:r>
-      <w:proofErr w:type="spellStart"/>
-      <w:r>
-        <w:rPr>
-          <w:lang w:val="it-IT"/>
-        </w:rPr>
-        <w:t>pusha</w:t>
-      </w:r>
-      <w:proofErr w:type="spellEnd"/>
-      <w:r>
-        <w:rPr>
-          <w:lang w:val="it-IT"/>
-        </w:rPr>
-        <w:t xml:space="preserve"> sul repository.</w:t>
+        <w:t>L'utente applica le modifiche localmente, testa il codice, e poi committa e pusha sul repository.</w:t>
       </w:r>
     </w:p>
     <w:p>
@@ -2673,21 +1741,7 @@
         <w:rPr>
           <w:lang w:val="it-IT"/>
         </w:rPr>
-        <w:t xml:space="preserve">Il codice è scritto con nomi di variabili e funzioni chiari ed esplicativi. Ogni file ha un'intestazione che ne descrive lo scopo. Le funzioni complesse hanno commenti in stile </w:t>
-      </w:r>
-      <w:proofErr w:type="spellStart"/>
-      <w:r>
-        <w:rPr>
-          <w:lang w:val="it-IT"/>
-        </w:rPr>
-        <w:t>JSDoc</w:t>
-      </w:r>
-      <w:proofErr w:type="spellEnd"/>
-      <w:r>
-        <w:rPr>
-          <w:lang w:val="it-IT"/>
-        </w:rPr>
-        <w:t>.</w:t>
+        <w:t>Il codice è scritto con nomi di variabili e funzioni chiari ed esplicativi. Ogni file ha un'intestazione che ne descrive lo scopo. Le funzioni complesse hanno commenti in stile JSDoc.</w:t>
       </w:r>
     </w:p>
     <w:p>
@@ -2915,24 +1969,289 @@
           <w:lang w:val="it-IT"/>
         </w:rPr>
       </w:pPr>
+      <w:r>
+        <w:rPr>
+          <w:lang w:val="it-IT" w:eastAsia="en-GB"/>
+        </w:rPr>
+        <w:t xml:space="preserve">Inoltre, darà </w:t>
+      </w:r>
+      <w:r>
+        <w:rPr>
+          <w:b/>
+          <w:bCs/>
+          <w:lang w:val="it-IT" w:eastAsia="en-GB"/>
+        </w:rPr>
+        <w:t>istruzioni passo passo</w:t>
+      </w:r>
+      <w:r>
+        <w:rPr>
+          <w:lang w:val="it-IT" w:eastAsia="en-GB"/>
+        </w:rPr>
+        <w:t xml:space="preserve"> per l’implementazione, cioè </w:t>
+      </w:r>
+      <w:r>
+        <w:rPr>
+          <w:lang w:val="it-IT"/>
+        </w:rPr>
+        <w:t>un elenco operativo per l'utente, scritto in linguaggio semplice, che include:</w:t>
+      </w:r>
+    </w:p>
+    <w:p>
+      <w:pPr>
+        <w:pStyle w:val="ListParagraph"/>
+        <w:numPr>
+          <w:ilvl w:val="0"/>
+          <w:numId w:val="19"/>
+        </w:numPr>
+        <w:rPr>
+          <w:lang w:val="it-IT"/>
+        </w:rPr>
+      </w:pPr>
+      <w:r>
+        <w:rPr>
+          <w:lang w:val="it-IT" w:eastAsia="en-GB"/>
+        </w:rPr>
+        <w:t>Quali file aprire in VS Code.</w:t>
+      </w:r>
+    </w:p>
+    <w:p>
+      <w:pPr>
+        <w:pStyle w:val="ListParagraph"/>
+        <w:numPr>
+          <w:ilvl w:val="0"/>
+          <w:numId w:val="19"/>
+        </w:numPr>
+        <w:rPr>
+          <w:lang w:val="it-IT" w:eastAsia="en-GB"/>
+        </w:rPr>
+      </w:pPr>
+      <w:r>
+        <w:rPr>
+          <w:lang w:val="it-IT" w:eastAsia="en-GB"/>
+        </w:rPr>
+        <w:t>Cosa incollare esattamente e in quale punto del file.</w:t>
+      </w:r>
+    </w:p>
+    <w:p>
+      <w:pPr>
+        <w:pStyle w:val="ListParagraph"/>
+        <w:numPr>
+          <w:ilvl w:val="0"/>
+          <w:numId w:val="19"/>
+        </w:numPr>
+        <w:rPr>
+          <w:lang w:val="it-IT" w:eastAsia="en-GB"/>
+        </w:rPr>
+      </w:pPr>
+      <w:r>
+        <w:rPr>
+          <w:lang w:val="it-IT" w:eastAsia="en-GB"/>
+        </w:rPr>
+        <w:t>Quali tasti premere (es. Ctrl+S per salvare).</w:t>
+      </w:r>
+    </w:p>
+    <w:p>
+      <w:pPr>
+        <w:pStyle w:val="ListParagraph"/>
+        <w:numPr>
+          <w:ilvl w:val="0"/>
+          <w:numId w:val="19"/>
+        </w:numPr>
+        <w:rPr>
+          <w:lang w:val="it-IT" w:eastAsia="en-GB"/>
+        </w:rPr>
+      </w:pPr>
+      <w:r>
+        <w:rPr>
+          <w:lang w:val="it-IT" w:eastAsia="en-GB"/>
+        </w:rPr>
+        <w:t>Come eseguire i test manuali per verificare il funzionamento.</w:t>
+      </w:r>
+    </w:p>
+    <w:p>
+      <w:pPr>
+        <w:rPr>
+          <w:lang w:val="it-IT" w:eastAsia="en-GB"/>
+        </w:rPr>
+      </w:pPr>
+      <w:r>
+        <w:rPr>
+          <w:lang w:val="it-IT" w:eastAsia="en-GB"/>
+        </w:rPr>
+        <w:t>In questo modo ogni modifica è comprensibile anche a un non tecnico e immediatamente testabile.</w:t>
+      </w:r>
+    </w:p>
+    <w:p>
+      <w:pPr>
+        <w:pStyle w:val="Heading2"/>
+      </w:pPr>
+      <w:r>
+        <w:t>Checklist di test al termine di ogni batch</w:t>
+      </w:r>
+    </w:p>
+    <w:p>
+      <w:pPr>
+        <w:rPr>
+          <w:lang w:val="it-IT"/>
+        </w:rPr>
+      </w:pPr>
+      <w:r>
+        <w:rPr>
+          <w:lang w:val="it-IT"/>
+        </w:rPr>
+        <w:t>Alla fine di ogni sessione di implementazione, l'assistente fornirà una checklist di test manuali per verificare che quanto sviluppato funzioni correttamente. La checklist includerà:</w:t>
+      </w:r>
+    </w:p>
+    <w:p>
+      <w:pPr>
+        <w:pStyle w:val="ListParagraph"/>
+        <w:numPr>
+          <w:ilvl w:val="1"/>
+          <w:numId w:val="14"/>
+        </w:numPr>
+        <w:rPr>
+          <w:lang w:val="it-IT"/>
+        </w:rPr>
+      </w:pPr>
+      <w:r>
+        <w:rPr>
+          <w:lang w:val="it-IT"/>
+        </w:rPr>
+        <w:t>Azioni specifiche da compiere nel gioco (es. "clicca su una cella verde").</w:t>
+      </w:r>
+    </w:p>
+    <w:p>
+      <w:pPr>
+        <w:pStyle w:val="ListParagraph"/>
+        <w:numPr>
+          <w:ilvl w:val="1"/>
+          <w:numId w:val="14"/>
+        </w:numPr>
+        <w:rPr>
+          <w:lang w:val="it-IT"/>
+        </w:rPr>
+      </w:pPr>
+      <w:r>
+        <w:rPr>
+          <w:lang w:val="it-IT"/>
+        </w:rPr>
+        <w:t>Il comportamento atteso (es. "il pop deve iniziare a muoversi verso la cella").</w:t>
+      </w:r>
+    </w:p>
+    <w:p>
+      <w:pPr>
+        <w:pStyle w:val="ListParagraph"/>
+        <w:numPr>
+          <w:ilvl w:val="1"/>
+          <w:numId w:val="14"/>
+        </w:numPr>
+        <w:rPr>
+          <w:lang w:val="it-IT"/>
+        </w:rPr>
+      </w:pPr>
+      <w:r>
+        <w:rPr>
+          <w:lang w:val="it-IT"/>
+        </w:rPr>
+        <w:t>Eventuali controlli nella console del browser (es. "non devono apparire errori rossi").</w:t>
+      </w:r>
+    </w:p>
+    <w:p>
+      <w:pPr>
+        <w:rPr>
+          <w:lang w:val="it-IT"/>
+        </w:rPr>
+      </w:pPr>
+      <w:r>
+        <w:rPr>
+          <w:lang w:val="it-IT"/>
+        </w:rPr>
+        <w:t>L'utente eseguirà i test e segnalerà eventuali anomalie prima di procedere al commit.</w:t>
+      </w:r>
+    </w:p>
+    <w:p>
+      <w:pPr>
+        <w:pStyle w:val="Heading2"/>
+      </w:pPr>
+      <w:r>
+        <w:t>Aggiornamento della documentazione al termine di ogni sessione</w:t>
+      </w:r>
+    </w:p>
+    <w:p>
+      <w:pPr>
+        <w:rPr>
+          <w:lang w:val="it-IT"/>
+        </w:rPr>
+      </w:pPr>
+      <w:r>
+        <w:rPr>
+          <w:lang w:val="it-IT"/>
+        </w:rPr>
+        <w:t>Alla fine di ogni sessione, l'assistente ricorderà all'utente di:</w:t>
+      </w:r>
+    </w:p>
+    <w:p>
+      <w:pPr>
+        <w:pStyle w:val="ListParagraph"/>
+        <w:numPr>
+          <w:ilvl w:val="1"/>
+          <w:numId w:val="14"/>
+        </w:numPr>
+        <w:rPr>
+          <w:lang w:val="it-IT"/>
+        </w:rPr>
+      </w:pPr>
+      <w:r>
+        <w:rPr>
+          <w:lang w:val="it-IT"/>
+        </w:rPr>
+        <w:lastRenderedPageBreak/>
+        <w:t>Verificare se i documenti di design (GDD, roadmap, concept) devono essere aggiornati per riflettere le nuove meccaniche implementate o le decisioni prese durante la sessione.</w:t>
+      </w:r>
+    </w:p>
+    <w:p>
+      <w:pPr>
+        <w:pStyle w:val="ListParagraph"/>
+        <w:numPr>
+          <w:ilvl w:val="1"/>
+          <w:numId w:val="14"/>
+        </w:numPr>
+        <w:rPr>
+          <w:lang w:val="it-IT"/>
+        </w:rPr>
+      </w:pPr>
+      <w:r>
+        <w:rPr>
+          <w:lang w:val="it-IT"/>
+        </w:rPr>
+        <w:t>Aggiornare il TECHNICAL.md se sono state introdotte nuove strutture dati, funzioni o pattern architetturali.</w:t>
+      </w:r>
+    </w:p>
+    <w:p>
+      <w:pPr>
+        <w:pStyle w:val="ListParagraph"/>
+        <w:numPr>
+          <w:ilvl w:val="1"/>
+          <w:numId w:val="14"/>
+        </w:numPr>
+        <w:rPr>
+          <w:lang w:val="it-IT"/>
+        </w:rPr>
+      </w:pPr>
+      <w:r>
+        <w:rPr>
+          <w:lang w:val="it-IT"/>
+        </w:rPr>
+        <w:t>Fare commit e push di tutti i file modificati (codice e documentazione) con un messaggio chiaro.</w:t>
+      </w:r>
     </w:p>
     <w:p>
       <w:pPr>
         <w:pStyle w:val="Heading1"/>
       </w:pPr>
-      <w:proofErr w:type="spellStart"/>
-      <w:r>
-        <w:t>Riferimenti</w:t>
-      </w:r>
-      <w:proofErr w:type="spellEnd"/>
-      <w:r>
-        <w:t xml:space="preserve"> </w:t>
-      </w:r>
-      <w:proofErr w:type="spellStart"/>
-      <w:r>
-        <w:t>incrociati</w:t>
-      </w:r>
-      <w:proofErr w:type="spellEnd"/>
+      <w:r>
+        <w:t>Riferimenti incrociati</w:t>
+      </w:r>
     </w:p>
     <w:p>
       <w:pPr>
@@ -2988,6 +2307,118 @@
 <file path=word/numbering.xml><?xml version="1.0" encoding="utf-8"?>
 <w:numbering xmlns:wpc="http://schemas.microsoft.com/office/word/2010/wordprocessingCanvas" xmlns:cx="http://schemas.microsoft.com/office/drawing/2014/chartex" xmlns:cx1="http://schemas.microsoft.com/office/drawing/2015/9/8/chartex" xmlns:cx2="http://schemas.microsoft.com/office/drawing/2015/10/21/chartex" xmlns:cx3="http://schemas.microsoft.com/office/drawing/2016/5/9/chartex" xmlns:cx4="http://schemas.microsoft.com/office/drawing/2016/5/10/chartex" xmlns:cx5="http://schemas.microsoft.com/office/drawing/2016/5/11/chartex" xmlns:cx6="http://schemas.microsoft.com/office/drawing/2016/5/12/chartex" xmlns:cx7="http://schemas.microsoft.com/office/drawing/2016/5/13/chartex" xmlns:cx8="http://schemas.microsoft.com/office/drawing/2016/5/14/chartex" xmlns:mc="http://schemas.openxmlformats.org/markup-compatibility/2006" xmlns:aink="http://schemas.microsoft.com/office/drawing/2016/ink" xmlns:am3d="http://schemas.microsoft.com/office/drawing/2017/model3d" xmlns:o="urn:schemas-microsoft-com:office:office" xmlns:oel="http://schemas.microsoft.com/office/2019/extlst" xmlns:r="http://schemas.openxmlformats.org/officeDocument/2006/relationships" xmlns:m="http://schemas.openxmlformats.org/officeDocument/2006/math" xmlns:v="urn:schemas-microsoft-com:vml" xmlns:wp14="http://schemas.microsoft.com/office/word/2010/wordprocessingDrawing" xmlns:wp="http://schemas.openxmlformats.org/drawingml/2006/wordprocessingDrawing" xmlns:w10="urn:schemas-microsoft-com:office:word" xmlns:w="http://schemas.openxmlformats.org/wordprocessingml/2006/main" xmlns:w14="http://schemas.microsoft.com/office/word/2010/wordml" xmlns:w15="http://schemas.microsoft.com/office/word/2012/wordml" xmlns:w16cex="http://schemas.microsoft.com/office/word/2018/wordml/cex" xmlns:w16cid="http://schemas.microsoft.com/office/word/2016/wordml/cid" xmlns:w16="http://schemas.microsoft.com/office/word/2018/wordml" xmlns:w16du="http://schemas.microsoft.com/office/word/2023/wordml/word16du" xmlns:w16sdtdh="http://schemas.microsoft.com/office/word/2020/wordml/sdtdatahash" xmlns:w16sdtfl="http://schemas.microsoft.com/office/word/2024/wordml/sdtformatlock" xmlns:w16se="http://schemas.microsoft.com/office/word/2015/wordml/symex" xmlns:wpg="http://schemas.microsoft.com/office/word/2010/wordprocessingGroup" xmlns:wpi="http://schemas.microsoft.com/office/word/2010/wordprocessingInk" xmlns:wne="http://schemas.microsoft.com/office/word/2006/wordml" xmlns:wps="http://schemas.microsoft.com/office/word/2010/wordprocessingShape" mc:Ignorable="w14 w15 w16se w16cid w16 w16cex w16sdtdh w16sdtfl w16du wp14">
   <w:abstractNum w:abstractNumId="0" w15:restartNumberingAfterBreak="0">
+    <w:nsid w:val="02082034"/>
+    <w:multiLevelType w:val="hybridMultilevel"/>
+    <w:tmpl w:val="04349C5A"/>
+    <w:lvl w:ilvl="0" w:tplc="C3982DF2">
+      <w:numFmt w:val="bullet"/>
+      <w:lvlText w:val="-"/>
+      <w:lvlJc w:val="left"/>
+      <w:pPr>
+        <w:ind w:left="525" w:hanging="360"/>
+      </w:pPr>
+      <w:rPr>
+        <w:rFonts w:ascii="Calibri" w:eastAsiaTheme="minorHAnsi" w:hAnsi="Calibri" w:cs="Calibri" w:hint="default"/>
+      </w:rPr>
+    </w:lvl>
+    <w:lvl w:ilvl="1" w:tplc="08090003" w:tentative="1">
+      <w:start w:val="1"/>
+      <w:numFmt w:val="bullet"/>
+      <w:lvlText w:val="o"/>
+      <w:lvlJc w:val="left"/>
+      <w:pPr>
+        <w:ind w:left="1245" w:hanging="360"/>
+      </w:pPr>
+      <w:rPr>
+        <w:rFonts w:ascii="Courier New" w:hAnsi="Courier New" w:cs="Courier New" w:hint="default"/>
+      </w:rPr>
+    </w:lvl>
+    <w:lvl w:ilvl="2" w:tplc="08090005" w:tentative="1">
+      <w:start w:val="1"/>
+      <w:numFmt w:val="bullet"/>
+      <w:lvlText w:val=""/>
+      <w:lvlJc w:val="left"/>
+      <w:pPr>
+        <w:ind w:left="1965" w:hanging="360"/>
+      </w:pPr>
+      <w:rPr>
+        <w:rFonts w:ascii="Wingdings" w:hAnsi="Wingdings" w:hint="default"/>
+      </w:rPr>
+    </w:lvl>
+    <w:lvl w:ilvl="3" w:tplc="08090001" w:tentative="1">
+      <w:start w:val="1"/>
+      <w:numFmt w:val="bullet"/>
+      <w:lvlText w:val=""/>
+      <w:lvlJc w:val="left"/>
+      <w:pPr>
+        <w:ind w:left="2685" w:hanging="360"/>
+      </w:pPr>
+      <w:rPr>
+        <w:rFonts w:ascii="Symbol" w:hAnsi="Symbol" w:hint="default"/>
+      </w:rPr>
+    </w:lvl>
+    <w:lvl w:ilvl="4" w:tplc="08090003" w:tentative="1">
+      <w:start w:val="1"/>
+      <w:numFmt w:val="bullet"/>
+      <w:lvlText w:val="o"/>
+      <w:lvlJc w:val="left"/>
+      <w:pPr>
+        <w:ind w:left="3405" w:hanging="360"/>
+      </w:pPr>
+      <w:rPr>
+        <w:rFonts w:ascii="Courier New" w:hAnsi="Courier New" w:cs="Courier New" w:hint="default"/>
+      </w:rPr>
+    </w:lvl>
+    <w:lvl w:ilvl="5" w:tplc="08090005" w:tentative="1">
+      <w:start w:val="1"/>
+      <w:numFmt w:val="bullet"/>
+      <w:lvlText w:val=""/>
+      <w:lvlJc w:val="left"/>
+      <w:pPr>
+        <w:ind w:left="4125" w:hanging="360"/>
+      </w:pPr>
+      <w:rPr>
+        <w:rFonts w:ascii="Wingdings" w:hAnsi="Wingdings" w:hint="default"/>
+      </w:rPr>
+    </w:lvl>
+    <w:lvl w:ilvl="6" w:tplc="08090001" w:tentative="1">
+      <w:start w:val="1"/>
+      <w:numFmt w:val="bullet"/>
+      <w:lvlText w:val=""/>
+      <w:lvlJc w:val="left"/>
+      <w:pPr>
+        <w:ind w:left="4845" w:hanging="360"/>
+      </w:pPr>
+      <w:rPr>
+        <w:rFonts w:ascii="Symbol" w:hAnsi="Symbol" w:hint="default"/>
+      </w:rPr>
+    </w:lvl>
+    <w:lvl w:ilvl="7" w:tplc="08090003" w:tentative="1">
+      <w:start w:val="1"/>
+      <w:numFmt w:val="bullet"/>
+      <w:lvlText w:val="o"/>
+      <w:lvlJc w:val="left"/>
+      <w:pPr>
+        <w:ind w:left="5565" w:hanging="360"/>
+      </w:pPr>
+      <w:rPr>
+        <w:rFonts w:ascii="Courier New" w:hAnsi="Courier New" w:cs="Courier New" w:hint="default"/>
+      </w:rPr>
+    </w:lvl>
+    <w:lvl w:ilvl="8" w:tplc="08090005" w:tentative="1">
+      <w:start w:val="1"/>
+      <w:numFmt w:val="bullet"/>
+      <w:lvlText w:val=""/>
+      <w:lvlJc w:val="left"/>
+      <w:pPr>
+        <w:ind w:left="6285" w:hanging="360"/>
+      </w:pPr>
+      <w:rPr>
+        <w:rFonts w:ascii="Wingdings" w:hAnsi="Wingdings" w:hint="default"/>
+      </w:rPr>
+    </w:lvl>
+  </w:abstractNum>
+  <w:abstractNum w:abstractNumId="1" w15:restartNumberingAfterBreak="0">
     <w:nsid w:val="03F44815"/>
     <w:multiLevelType w:val="multilevel"/>
     <w:tmpl w:val="09124338"/>
@@ -3082,7 +2513,7 @@
       </w:pPr>
     </w:lvl>
   </w:abstractNum>
-  <w:abstractNum w:abstractNumId="1" w15:restartNumberingAfterBreak="0">
+  <w:abstractNum w:abstractNumId="2" w15:restartNumberingAfterBreak="0">
     <w:nsid w:val="092C135F"/>
     <w:multiLevelType w:val="multilevel"/>
     <w:tmpl w:val="BD8E7EC4"/>
@@ -3231,7 +2662,120 @@
       </w:rPr>
     </w:lvl>
   </w:abstractNum>
-  <w:abstractNum w:abstractNumId="2" w15:restartNumberingAfterBreak="0">
+  <w:abstractNum w:abstractNumId="3" w15:restartNumberingAfterBreak="0">
+    <w:nsid w:val="0C4B3B15"/>
+    <w:multiLevelType w:val="hybridMultilevel"/>
+    <w:tmpl w:val="A2CA88A8"/>
+    <w:lvl w:ilvl="0" w:tplc="08090001">
+      <w:start w:val="1"/>
+      <w:numFmt w:val="bullet"/>
+      <w:lvlText w:val=""/>
+      <w:lvlJc w:val="left"/>
+      <w:pPr>
+        <w:ind w:left="720" w:hanging="360"/>
+      </w:pPr>
+      <w:rPr>
+        <w:rFonts w:ascii="Symbol" w:hAnsi="Symbol" w:hint="default"/>
+      </w:rPr>
+    </w:lvl>
+    <w:lvl w:ilvl="1" w:tplc="08090003" w:tentative="1">
+      <w:start w:val="1"/>
+      <w:numFmt w:val="bullet"/>
+      <w:lvlText w:val="o"/>
+      <w:lvlJc w:val="left"/>
+      <w:pPr>
+        <w:ind w:left="1440" w:hanging="360"/>
+      </w:pPr>
+      <w:rPr>
+        <w:rFonts w:ascii="Courier New" w:hAnsi="Courier New" w:cs="Courier New" w:hint="default"/>
+      </w:rPr>
+    </w:lvl>
+    <w:lvl w:ilvl="2" w:tplc="08090005" w:tentative="1">
+      <w:start w:val="1"/>
+      <w:numFmt w:val="bullet"/>
+      <w:lvlText w:val=""/>
+      <w:lvlJc w:val="left"/>
+      <w:pPr>
+        <w:ind w:left="2160" w:hanging="360"/>
+      </w:pPr>
+      <w:rPr>
+        <w:rFonts w:ascii="Wingdings" w:hAnsi="Wingdings" w:hint="default"/>
+      </w:rPr>
+    </w:lvl>
+    <w:lvl w:ilvl="3" w:tplc="08090001" w:tentative="1">
+      <w:start w:val="1"/>
+      <w:numFmt w:val="bullet"/>
+      <w:lvlText w:val=""/>
+      <w:lvlJc w:val="left"/>
+      <w:pPr>
+        <w:ind w:left="2880" w:hanging="360"/>
+      </w:pPr>
+      <w:rPr>
+        <w:rFonts w:ascii="Symbol" w:hAnsi="Symbol" w:hint="default"/>
+      </w:rPr>
+    </w:lvl>
+    <w:lvl w:ilvl="4" w:tplc="08090003" w:tentative="1">
+      <w:start w:val="1"/>
+      <w:numFmt w:val="bullet"/>
+      <w:lvlText w:val="o"/>
+      <w:lvlJc w:val="left"/>
+      <w:pPr>
+        <w:ind w:left="3600" w:hanging="360"/>
+      </w:pPr>
+      <w:rPr>
+        <w:rFonts w:ascii="Courier New" w:hAnsi="Courier New" w:cs="Courier New" w:hint="default"/>
+      </w:rPr>
+    </w:lvl>
+    <w:lvl w:ilvl="5" w:tplc="08090005" w:tentative="1">
+      <w:start w:val="1"/>
+      <w:numFmt w:val="bullet"/>
+      <w:lvlText w:val=""/>
+      <w:lvlJc w:val="left"/>
+      <w:pPr>
+        <w:ind w:left="4320" w:hanging="360"/>
+      </w:pPr>
+      <w:rPr>
+        <w:rFonts w:ascii="Wingdings" w:hAnsi="Wingdings" w:hint="default"/>
+      </w:rPr>
+    </w:lvl>
+    <w:lvl w:ilvl="6" w:tplc="08090001" w:tentative="1">
+      <w:start w:val="1"/>
+      <w:numFmt w:val="bullet"/>
+      <w:lvlText w:val=""/>
+      <w:lvlJc w:val="left"/>
+      <w:pPr>
+        <w:ind w:left="5040" w:hanging="360"/>
+      </w:pPr>
+      <w:rPr>
+        <w:rFonts w:ascii="Symbol" w:hAnsi="Symbol" w:hint="default"/>
+      </w:rPr>
+    </w:lvl>
+    <w:lvl w:ilvl="7" w:tplc="08090003" w:tentative="1">
+      <w:start w:val="1"/>
+      <w:numFmt w:val="bullet"/>
+      <w:lvlText w:val="o"/>
+      <w:lvlJc w:val="left"/>
+      <w:pPr>
+        <w:ind w:left="5760" w:hanging="360"/>
+      </w:pPr>
+      <w:rPr>
+        <w:rFonts w:ascii="Courier New" w:hAnsi="Courier New" w:cs="Courier New" w:hint="default"/>
+      </w:rPr>
+    </w:lvl>
+    <w:lvl w:ilvl="8" w:tplc="08090005" w:tentative="1">
+      <w:start w:val="1"/>
+      <w:numFmt w:val="bullet"/>
+      <w:lvlText w:val=""/>
+      <w:lvlJc w:val="left"/>
+      <w:pPr>
+        <w:ind w:left="6480" w:hanging="360"/>
+      </w:pPr>
+      <w:rPr>
+        <w:rFonts w:ascii="Wingdings" w:hAnsi="Wingdings" w:hint="default"/>
+      </w:rPr>
+    </w:lvl>
+  </w:abstractNum>
+  <w:abstractNum w:abstractNumId="4" w15:restartNumberingAfterBreak="0">
     <w:nsid w:val="18FC330E"/>
     <w:multiLevelType w:val="multilevel"/>
     <w:tmpl w:val="AC247900"/>
@@ -3380,7 +2924,7 @@
       </w:rPr>
     </w:lvl>
   </w:abstractNum>
-  <w:abstractNum w:abstractNumId="3" w15:restartNumberingAfterBreak="0">
+  <w:abstractNum w:abstractNumId="5" w15:restartNumberingAfterBreak="0">
     <w:nsid w:val="21D76783"/>
     <w:multiLevelType w:val="multilevel"/>
     <w:tmpl w:val="C6E25464"/>
@@ -3529,7 +3073,7 @@
       </w:rPr>
     </w:lvl>
   </w:abstractNum>
-  <w:abstractNum w:abstractNumId="4" w15:restartNumberingAfterBreak="0">
+  <w:abstractNum w:abstractNumId="6" w15:restartNumberingAfterBreak="0">
     <w:nsid w:val="26734DB7"/>
     <w:multiLevelType w:val="multilevel"/>
     <w:tmpl w:val="6206E184"/>
@@ -3678,7 +3222,120 @@
       </w:rPr>
     </w:lvl>
   </w:abstractNum>
-  <w:abstractNum w:abstractNumId="5" w15:restartNumberingAfterBreak="0">
+  <w:abstractNum w:abstractNumId="7" w15:restartNumberingAfterBreak="0">
+    <w:nsid w:val="2D747D0A"/>
+    <w:multiLevelType w:val="hybridMultilevel"/>
+    <w:tmpl w:val="8F7AB6A8"/>
+    <w:lvl w:ilvl="0" w:tplc="08090001">
+      <w:start w:val="1"/>
+      <w:numFmt w:val="bullet"/>
+      <w:lvlText w:val=""/>
+      <w:lvlJc w:val="left"/>
+      <w:pPr>
+        <w:ind w:left="720" w:hanging="360"/>
+      </w:pPr>
+      <w:rPr>
+        <w:rFonts w:ascii="Symbol" w:hAnsi="Symbol" w:hint="default"/>
+      </w:rPr>
+    </w:lvl>
+    <w:lvl w:ilvl="1" w:tplc="08090003" w:tentative="1">
+      <w:start w:val="1"/>
+      <w:numFmt w:val="bullet"/>
+      <w:lvlText w:val="o"/>
+      <w:lvlJc w:val="left"/>
+      <w:pPr>
+        <w:ind w:left="1440" w:hanging="360"/>
+      </w:pPr>
+      <w:rPr>
+        <w:rFonts w:ascii="Courier New" w:hAnsi="Courier New" w:cs="Courier New" w:hint="default"/>
+      </w:rPr>
+    </w:lvl>
+    <w:lvl w:ilvl="2" w:tplc="08090005" w:tentative="1">
+      <w:start w:val="1"/>
+      <w:numFmt w:val="bullet"/>
+      <w:lvlText w:val=""/>
+      <w:lvlJc w:val="left"/>
+      <w:pPr>
+        <w:ind w:left="2160" w:hanging="360"/>
+      </w:pPr>
+      <w:rPr>
+        <w:rFonts w:ascii="Wingdings" w:hAnsi="Wingdings" w:hint="default"/>
+      </w:rPr>
+    </w:lvl>
+    <w:lvl w:ilvl="3" w:tplc="08090001" w:tentative="1">
+      <w:start w:val="1"/>
+      <w:numFmt w:val="bullet"/>
+      <w:lvlText w:val=""/>
+      <w:lvlJc w:val="left"/>
+      <w:pPr>
+        <w:ind w:left="2880" w:hanging="360"/>
+      </w:pPr>
+      <w:rPr>
+        <w:rFonts w:ascii="Symbol" w:hAnsi="Symbol" w:hint="default"/>
+      </w:rPr>
+    </w:lvl>
+    <w:lvl w:ilvl="4" w:tplc="08090003" w:tentative="1">
+      <w:start w:val="1"/>
+      <w:numFmt w:val="bullet"/>
+      <w:lvlText w:val="o"/>
+      <w:lvlJc w:val="left"/>
+      <w:pPr>
+        <w:ind w:left="3600" w:hanging="360"/>
+      </w:pPr>
+      <w:rPr>
+        <w:rFonts w:ascii="Courier New" w:hAnsi="Courier New" w:cs="Courier New" w:hint="default"/>
+      </w:rPr>
+    </w:lvl>
+    <w:lvl w:ilvl="5" w:tplc="08090005" w:tentative="1">
+      <w:start w:val="1"/>
+      <w:numFmt w:val="bullet"/>
+      <w:lvlText w:val=""/>
+      <w:lvlJc w:val="left"/>
+      <w:pPr>
+        <w:ind w:left="4320" w:hanging="360"/>
+      </w:pPr>
+      <w:rPr>
+        <w:rFonts w:ascii="Wingdings" w:hAnsi="Wingdings" w:hint="default"/>
+      </w:rPr>
+    </w:lvl>
+    <w:lvl w:ilvl="6" w:tplc="08090001" w:tentative="1">
+      <w:start w:val="1"/>
+      <w:numFmt w:val="bullet"/>
+      <w:lvlText w:val=""/>
+      <w:lvlJc w:val="left"/>
+      <w:pPr>
+        <w:ind w:left="5040" w:hanging="360"/>
+      </w:pPr>
+      <w:rPr>
+        <w:rFonts w:ascii="Symbol" w:hAnsi="Symbol" w:hint="default"/>
+      </w:rPr>
+    </w:lvl>
+    <w:lvl w:ilvl="7" w:tplc="08090003" w:tentative="1">
+      <w:start w:val="1"/>
+      <w:numFmt w:val="bullet"/>
+      <w:lvlText w:val="o"/>
+      <w:lvlJc w:val="left"/>
+      <w:pPr>
+        <w:ind w:left="5760" w:hanging="360"/>
+      </w:pPr>
+      <w:rPr>
+        <w:rFonts w:ascii="Courier New" w:hAnsi="Courier New" w:cs="Courier New" w:hint="default"/>
+      </w:rPr>
+    </w:lvl>
+    <w:lvl w:ilvl="8" w:tplc="08090005" w:tentative="1">
+      <w:start w:val="1"/>
+      <w:numFmt w:val="bullet"/>
+      <w:lvlText w:val=""/>
+      <w:lvlJc w:val="left"/>
+      <w:pPr>
+        <w:ind w:left="6480" w:hanging="360"/>
+      </w:pPr>
+      <w:rPr>
+        <w:rFonts w:ascii="Wingdings" w:hAnsi="Wingdings" w:hint="default"/>
+      </w:rPr>
+    </w:lvl>
+  </w:abstractNum>
+  <w:abstractNum w:abstractNumId="8" w15:restartNumberingAfterBreak="0">
     <w:nsid w:val="300322DB"/>
     <w:multiLevelType w:val="hybridMultilevel"/>
     <w:tmpl w:val="AB0213C2"/>
@@ -3767,7 +3424,7 @@
       </w:pPr>
     </w:lvl>
   </w:abstractNum>
-  <w:abstractNum w:abstractNumId="6" w15:restartNumberingAfterBreak="0">
+  <w:abstractNum w:abstractNumId="9" w15:restartNumberingAfterBreak="0">
     <w:nsid w:val="35437768"/>
     <w:multiLevelType w:val="multilevel"/>
     <w:tmpl w:val="3DBCE22A"/>
@@ -3916,7 +3573,7 @@
       </w:rPr>
     </w:lvl>
   </w:abstractNum>
-  <w:abstractNum w:abstractNumId="7" w15:restartNumberingAfterBreak="0">
+  <w:abstractNum w:abstractNumId="10" w15:restartNumberingAfterBreak="0">
     <w:nsid w:val="45D40CED"/>
     <w:multiLevelType w:val="multilevel"/>
     <w:tmpl w:val="6A049972"/>
@@ -4002,7 +3659,119 @@
       </w:pPr>
     </w:lvl>
   </w:abstractNum>
-  <w:abstractNum w:abstractNumId="8" w15:restartNumberingAfterBreak="0">
+  <w:abstractNum w:abstractNumId="11" w15:restartNumberingAfterBreak="0">
+    <w:nsid w:val="494A6890"/>
+    <w:multiLevelType w:val="hybridMultilevel"/>
+    <w:tmpl w:val="8598BAA4"/>
+    <w:lvl w:ilvl="0" w:tplc="C3982DF2">
+      <w:numFmt w:val="bullet"/>
+      <w:lvlText w:val="-"/>
+      <w:lvlJc w:val="left"/>
+      <w:pPr>
+        <w:ind w:left="690" w:hanging="360"/>
+      </w:pPr>
+      <w:rPr>
+        <w:rFonts w:ascii="Calibri" w:eastAsiaTheme="minorHAnsi" w:hAnsi="Calibri" w:cs="Calibri" w:hint="default"/>
+      </w:rPr>
+    </w:lvl>
+    <w:lvl w:ilvl="1" w:tplc="08090003" w:tentative="1">
+      <w:start w:val="1"/>
+      <w:numFmt w:val="bullet"/>
+      <w:lvlText w:val="o"/>
+      <w:lvlJc w:val="left"/>
+      <w:pPr>
+        <w:ind w:left="1605" w:hanging="360"/>
+      </w:pPr>
+      <w:rPr>
+        <w:rFonts w:ascii="Courier New" w:hAnsi="Courier New" w:cs="Courier New" w:hint="default"/>
+      </w:rPr>
+    </w:lvl>
+    <w:lvl w:ilvl="2" w:tplc="08090005" w:tentative="1">
+      <w:start w:val="1"/>
+      <w:numFmt w:val="bullet"/>
+      <w:lvlText w:val=""/>
+      <w:lvlJc w:val="left"/>
+      <w:pPr>
+        <w:ind w:left="2325" w:hanging="360"/>
+      </w:pPr>
+      <w:rPr>
+        <w:rFonts w:ascii="Wingdings" w:hAnsi="Wingdings" w:hint="default"/>
+      </w:rPr>
+    </w:lvl>
+    <w:lvl w:ilvl="3" w:tplc="08090001" w:tentative="1">
+      <w:start w:val="1"/>
+      <w:numFmt w:val="bullet"/>
+      <w:lvlText w:val=""/>
+      <w:lvlJc w:val="left"/>
+      <w:pPr>
+        <w:ind w:left="3045" w:hanging="360"/>
+      </w:pPr>
+      <w:rPr>
+        <w:rFonts w:ascii="Symbol" w:hAnsi="Symbol" w:hint="default"/>
+      </w:rPr>
+    </w:lvl>
+    <w:lvl w:ilvl="4" w:tplc="08090003" w:tentative="1">
+      <w:start w:val="1"/>
+      <w:numFmt w:val="bullet"/>
+      <w:lvlText w:val="o"/>
+      <w:lvlJc w:val="left"/>
+      <w:pPr>
+        <w:ind w:left="3765" w:hanging="360"/>
+      </w:pPr>
+      <w:rPr>
+        <w:rFonts w:ascii="Courier New" w:hAnsi="Courier New" w:cs="Courier New" w:hint="default"/>
+      </w:rPr>
+    </w:lvl>
+    <w:lvl w:ilvl="5" w:tplc="08090005" w:tentative="1">
+      <w:start w:val="1"/>
+      <w:numFmt w:val="bullet"/>
+      <w:lvlText w:val=""/>
+      <w:lvlJc w:val="left"/>
+      <w:pPr>
+        <w:ind w:left="4485" w:hanging="360"/>
+      </w:pPr>
+      <w:rPr>
+        <w:rFonts w:ascii="Wingdings" w:hAnsi="Wingdings" w:hint="default"/>
+      </w:rPr>
+    </w:lvl>
+    <w:lvl w:ilvl="6" w:tplc="08090001" w:tentative="1">
+      <w:start w:val="1"/>
+      <w:numFmt w:val="bullet"/>
+      <w:lvlText w:val=""/>
+      <w:lvlJc w:val="left"/>
+      <w:pPr>
+        <w:ind w:left="5205" w:hanging="360"/>
+      </w:pPr>
+      <w:rPr>
+        <w:rFonts w:ascii="Symbol" w:hAnsi="Symbol" w:hint="default"/>
+      </w:rPr>
+    </w:lvl>
+    <w:lvl w:ilvl="7" w:tplc="08090003" w:tentative="1">
+      <w:start w:val="1"/>
+      <w:numFmt w:val="bullet"/>
+      <w:lvlText w:val="o"/>
+      <w:lvlJc w:val="left"/>
+      <w:pPr>
+        <w:ind w:left="5925" w:hanging="360"/>
+      </w:pPr>
+      <w:rPr>
+        <w:rFonts w:ascii="Courier New" w:hAnsi="Courier New" w:cs="Courier New" w:hint="default"/>
+      </w:rPr>
+    </w:lvl>
+    <w:lvl w:ilvl="8" w:tplc="08090005" w:tentative="1">
+      <w:start w:val="1"/>
+      <w:numFmt w:val="bullet"/>
+      <w:lvlText w:val=""/>
+      <w:lvlJc w:val="left"/>
+      <w:pPr>
+        <w:ind w:left="6645" w:hanging="360"/>
+      </w:pPr>
+      <w:rPr>
+        <w:rFonts w:ascii="Wingdings" w:hAnsi="Wingdings" w:hint="default"/>
+      </w:rPr>
+    </w:lvl>
+  </w:abstractNum>
+  <w:abstractNum w:abstractNumId="12" w15:restartNumberingAfterBreak="0">
     <w:nsid w:val="52BF2B4F"/>
     <w:multiLevelType w:val="hybridMultilevel"/>
     <w:tmpl w:val="BDB8DC4A"/>
@@ -4115,7 +3884,7 @@
       </w:rPr>
     </w:lvl>
   </w:abstractNum>
-  <w:abstractNum w:abstractNumId="9" w15:restartNumberingAfterBreak="0">
+  <w:abstractNum w:abstractNumId="13" w15:restartNumberingAfterBreak="0">
     <w:nsid w:val="57E6693C"/>
     <w:multiLevelType w:val="multilevel"/>
     <w:tmpl w:val="E21E4AEA"/>
@@ -4264,7 +4033,7 @@
       </w:rPr>
     </w:lvl>
   </w:abstractNum>
-  <w:abstractNum w:abstractNumId="10" w15:restartNumberingAfterBreak="0">
+  <w:abstractNum w:abstractNumId="14" w15:restartNumberingAfterBreak="0">
     <w:nsid w:val="62B053A3"/>
     <w:multiLevelType w:val="hybridMultilevel"/>
     <w:tmpl w:val="B194E900"/>
@@ -4350,7 +4119,7 @@
       </w:pPr>
     </w:lvl>
   </w:abstractNum>
-  <w:abstractNum w:abstractNumId="11" w15:restartNumberingAfterBreak="0">
+  <w:abstractNum w:abstractNumId="15" w15:restartNumberingAfterBreak="0">
     <w:nsid w:val="67160CA4"/>
     <w:multiLevelType w:val="multilevel"/>
     <w:tmpl w:val="3EAE1DF8"/>
@@ -4463,7 +4232,120 @@
       </w:pPr>
     </w:lvl>
   </w:abstractNum>
-  <w:abstractNum w:abstractNumId="12" w15:restartNumberingAfterBreak="0">
+  <w:abstractNum w:abstractNumId="16" w15:restartNumberingAfterBreak="0">
+    <w:nsid w:val="686415E6"/>
+    <w:multiLevelType w:val="hybridMultilevel"/>
+    <w:tmpl w:val="9AC84FA2"/>
+    <w:lvl w:ilvl="0" w:tplc="08090001">
+      <w:start w:val="1"/>
+      <w:numFmt w:val="bullet"/>
+      <w:lvlText w:val=""/>
+      <w:lvlJc w:val="left"/>
+      <w:pPr>
+        <w:ind w:left="720" w:hanging="360"/>
+      </w:pPr>
+      <w:rPr>
+        <w:rFonts w:ascii="Symbol" w:hAnsi="Symbol" w:hint="default"/>
+      </w:rPr>
+    </w:lvl>
+    <w:lvl w:ilvl="1" w:tplc="08090003" w:tentative="1">
+      <w:start w:val="1"/>
+      <w:numFmt w:val="bullet"/>
+      <w:lvlText w:val="o"/>
+      <w:lvlJc w:val="left"/>
+      <w:pPr>
+        <w:ind w:left="1440" w:hanging="360"/>
+      </w:pPr>
+      <w:rPr>
+        <w:rFonts w:ascii="Courier New" w:hAnsi="Courier New" w:cs="Courier New" w:hint="default"/>
+      </w:rPr>
+    </w:lvl>
+    <w:lvl w:ilvl="2" w:tplc="08090005" w:tentative="1">
+      <w:start w:val="1"/>
+      <w:numFmt w:val="bullet"/>
+      <w:lvlText w:val=""/>
+      <w:lvlJc w:val="left"/>
+      <w:pPr>
+        <w:ind w:left="2160" w:hanging="360"/>
+      </w:pPr>
+      <w:rPr>
+        <w:rFonts w:ascii="Wingdings" w:hAnsi="Wingdings" w:hint="default"/>
+      </w:rPr>
+    </w:lvl>
+    <w:lvl w:ilvl="3" w:tplc="08090001" w:tentative="1">
+      <w:start w:val="1"/>
+      <w:numFmt w:val="bullet"/>
+      <w:lvlText w:val=""/>
+      <w:lvlJc w:val="left"/>
+      <w:pPr>
+        <w:ind w:left="2880" w:hanging="360"/>
+      </w:pPr>
+      <w:rPr>
+        <w:rFonts w:ascii="Symbol" w:hAnsi="Symbol" w:hint="default"/>
+      </w:rPr>
+    </w:lvl>
+    <w:lvl w:ilvl="4" w:tplc="08090003" w:tentative="1">
+      <w:start w:val="1"/>
+      <w:numFmt w:val="bullet"/>
+      <w:lvlText w:val="o"/>
+      <w:lvlJc w:val="left"/>
+      <w:pPr>
+        <w:ind w:left="3600" w:hanging="360"/>
+      </w:pPr>
+      <w:rPr>
+        <w:rFonts w:ascii="Courier New" w:hAnsi="Courier New" w:cs="Courier New" w:hint="default"/>
+      </w:rPr>
+    </w:lvl>
+    <w:lvl w:ilvl="5" w:tplc="08090005" w:tentative="1">
+      <w:start w:val="1"/>
+      <w:numFmt w:val="bullet"/>
+      <w:lvlText w:val=""/>
+      <w:lvlJc w:val="left"/>
+      <w:pPr>
+        <w:ind w:left="4320" w:hanging="360"/>
+      </w:pPr>
+      <w:rPr>
+        <w:rFonts w:ascii="Wingdings" w:hAnsi="Wingdings" w:hint="default"/>
+      </w:rPr>
+    </w:lvl>
+    <w:lvl w:ilvl="6" w:tplc="08090001" w:tentative="1">
+      <w:start w:val="1"/>
+      <w:numFmt w:val="bullet"/>
+      <w:lvlText w:val=""/>
+      <w:lvlJc w:val="left"/>
+      <w:pPr>
+        <w:ind w:left="5040" w:hanging="360"/>
+      </w:pPr>
+      <w:rPr>
+        <w:rFonts w:ascii="Symbol" w:hAnsi="Symbol" w:hint="default"/>
+      </w:rPr>
+    </w:lvl>
+    <w:lvl w:ilvl="7" w:tplc="08090003" w:tentative="1">
+      <w:start w:val="1"/>
+      <w:numFmt w:val="bullet"/>
+      <w:lvlText w:val="o"/>
+      <w:lvlJc w:val="left"/>
+      <w:pPr>
+        <w:ind w:left="5760" w:hanging="360"/>
+      </w:pPr>
+      <w:rPr>
+        <w:rFonts w:ascii="Courier New" w:hAnsi="Courier New" w:cs="Courier New" w:hint="default"/>
+      </w:rPr>
+    </w:lvl>
+    <w:lvl w:ilvl="8" w:tplc="08090005" w:tentative="1">
+      <w:start w:val="1"/>
+      <w:numFmt w:val="bullet"/>
+      <w:lvlText w:val=""/>
+      <w:lvlJc w:val="left"/>
+      <w:pPr>
+        <w:ind w:left="6480" w:hanging="360"/>
+      </w:pPr>
+      <w:rPr>
+        <w:rFonts w:ascii="Wingdings" w:hAnsi="Wingdings" w:hint="default"/>
+      </w:rPr>
+    </w:lvl>
+  </w:abstractNum>
+  <w:abstractNum w:abstractNumId="17" w15:restartNumberingAfterBreak="0">
     <w:nsid w:val="6E4D4AD7"/>
     <w:multiLevelType w:val="multilevel"/>
     <w:tmpl w:val="D354E42E"/>
@@ -4612,7 +4494,7 @@
       </w:rPr>
     </w:lvl>
   </w:abstractNum>
-  <w:abstractNum w:abstractNumId="13" w15:restartNumberingAfterBreak="0">
+  <w:abstractNum w:abstractNumId="18" w15:restartNumberingAfterBreak="0">
     <w:nsid w:val="6FA430C8"/>
     <w:multiLevelType w:val="multilevel"/>
     <w:tmpl w:val="4142CFCE"/>
@@ -4762,46 +4644,61 @@
     </w:lvl>
   </w:abstractNum>
   <w:num w:numId="1" w16cid:durableId="1753548350">
+    <w:abstractNumId w:val="18"/>
+  </w:num>
+  <w:num w:numId="2" w16cid:durableId="427048364">
+    <w:abstractNumId w:val="6"/>
+  </w:num>
+  <w:num w:numId="3" w16cid:durableId="1713846482">
+    <w:abstractNumId w:val="2"/>
+  </w:num>
+  <w:num w:numId="4" w16cid:durableId="1037005820">
+    <w:abstractNumId w:val="4"/>
+  </w:num>
+  <w:num w:numId="5" w16cid:durableId="2111391550">
+    <w:abstractNumId w:val="15"/>
+  </w:num>
+  <w:num w:numId="6" w16cid:durableId="844706756">
     <w:abstractNumId w:val="13"/>
   </w:num>
-  <w:num w:numId="2" w16cid:durableId="427048364">
-    <w:abstractNumId w:val="4"/>
+  <w:num w:numId="7" w16cid:durableId="1853176865">
+    <w:abstractNumId w:val="5"/>
   </w:num>
-  <w:num w:numId="3" w16cid:durableId="1713846482">
+  <w:num w:numId="8" w16cid:durableId="661277827">
+    <w:abstractNumId w:val="17"/>
+  </w:num>
+  <w:num w:numId="9" w16cid:durableId="1440685245">
+    <w:abstractNumId w:val="10"/>
+  </w:num>
+  <w:num w:numId="10" w16cid:durableId="1019117261">
+    <w:abstractNumId w:val="8"/>
+  </w:num>
+  <w:num w:numId="11" w16cid:durableId="662205183">
+    <w:abstractNumId w:val="14"/>
+  </w:num>
+  <w:num w:numId="12" w16cid:durableId="53700060">
     <w:abstractNumId w:val="1"/>
   </w:num>
-  <w:num w:numId="4" w16cid:durableId="1037005820">
-    <w:abstractNumId w:val="2"/>
-  </w:num>
-  <w:num w:numId="5" w16cid:durableId="2111391550">
-    <w:abstractNumId w:val="11"/>
-  </w:num>
-  <w:num w:numId="6" w16cid:durableId="844706756">
+  <w:num w:numId="13" w16cid:durableId="61368790">
     <w:abstractNumId w:val="9"/>
   </w:num>
-  <w:num w:numId="7" w16cid:durableId="1853176865">
+  <w:num w:numId="14" w16cid:durableId="815876773">
+    <w:abstractNumId w:val="12"/>
+  </w:num>
+  <w:num w:numId="15" w16cid:durableId="751241483">
+    <w:abstractNumId w:val="7"/>
+  </w:num>
+  <w:num w:numId="16" w16cid:durableId="822086425">
+    <w:abstractNumId w:val="16"/>
+  </w:num>
+  <w:num w:numId="17" w16cid:durableId="1747065957">
     <w:abstractNumId w:val="3"/>
   </w:num>
-  <w:num w:numId="8" w16cid:durableId="661277827">
-    <w:abstractNumId w:val="12"/>
-  </w:num>
-  <w:num w:numId="9" w16cid:durableId="1440685245">
-    <w:abstractNumId w:val="7"/>
-  </w:num>
-  <w:num w:numId="10" w16cid:durableId="1019117261">
-    <w:abstractNumId w:val="5"/>
-  </w:num>
-  <w:num w:numId="11" w16cid:durableId="662205183">
-    <w:abstractNumId w:val="10"/>
-  </w:num>
-  <w:num w:numId="12" w16cid:durableId="53700060">
+  <w:num w:numId="18" w16cid:durableId="1956400171">
     <w:abstractNumId w:val="0"/>
   </w:num>
-  <w:num w:numId="13" w16cid:durableId="61368790">
-    <w:abstractNumId w:val="6"/>
-  </w:num>
-  <w:num w:numId="14" w16cid:durableId="815876773">
-    <w:abstractNumId w:val="8"/>
+  <w:num w:numId="19" w16cid:durableId="1090584944">
+    <w:abstractNumId w:val="11"/>
   </w:num>
 </w:numbering>
 </file>
@@ -5445,7 +5342,6 @@
   <w:style w:type="character" w:default="1" w:styleId="DefaultParagraphFont">
     <w:name w:val="Default Paragraph Font"/>
     <w:uiPriority w:val="1"/>
-    <w:semiHidden/>
     <w:unhideWhenUsed/>
   </w:style>
   <w:style w:type="table" w:default="1" w:styleId="TableNormal">

--- a/Docs/Technical.docx
+++ b/Docs/Technical.docx
@@ -7,8 +7,13 @@
         <w:pStyle w:val="Heading1"/>
       </w:pPr>
       <w:r>
-        <w:t>Stack tecnologico</w:t>
-      </w:r>
+        <w:t xml:space="preserve">Stack </w:t>
+      </w:r>
+      <w:proofErr w:type="spellStart"/>
+      <w:r>
+        <w:t>tecnologico</w:t>
+      </w:r>
+      <w:proofErr w:type="spellEnd"/>
     </w:p>
     <w:p>
       <w:pPr>
@@ -17,12 +22,21 @@
           <w:numId w:val="1"/>
         </w:numPr>
       </w:pPr>
+      <w:proofErr w:type="spellStart"/>
       <w:r>
         <w:rPr>
           <w:b/>
           <w:bCs/>
         </w:rPr>
-        <w:t>Linguaggio:</w:t>
+        <w:t>Linguaggio</w:t>
+      </w:r>
+      <w:proofErr w:type="spellEnd"/>
+      <w:r>
+        <w:rPr>
+          <w:b/>
+          <w:bCs/>
+        </w:rPr>
+        <w:t>:</w:t>
       </w:r>
       <w:r>
         <w:t> JavaScript (ES6+)</w:t>
@@ -50,7 +64,21 @@
         <w:rPr>
           <w:lang w:val="it-IT"/>
         </w:rPr>
-        <w:t> Phaser 3 (caricato da CDN)</w:t>
+        <w:t> </w:t>
+      </w:r>
+      <w:proofErr w:type="spellStart"/>
+      <w:r>
+        <w:rPr>
+          <w:lang w:val="it-IT"/>
+        </w:rPr>
+        <w:t>Phaser</w:t>
+      </w:r>
+      <w:proofErr w:type="spellEnd"/>
+      <w:r>
+        <w:rPr>
+          <w:lang w:val="it-IT"/>
+        </w:rPr>
+        <w:t xml:space="preserve"> 3 (caricato da CDN)</w:t>
       </w:r>
     </w:p>
     <w:p>
@@ -85,12 +113,21 @@
           <w:numId w:val="1"/>
         </w:numPr>
       </w:pPr>
+      <w:proofErr w:type="spellStart"/>
       <w:r>
         <w:rPr>
           <w:b/>
           <w:bCs/>
         </w:rPr>
-        <w:t>Struttura file:</w:t>
+        <w:t>Struttura</w:t>
+      </w:r>
+      <w:proofErr w:type="spellEnd"/>
+      <w:r>
+        <w:rPr>
+          <w:b/>
+          <w:bCs/>
+        </w:rPr>
+        <w:t xml:space="preserve"> file:</w:t>
       </w:r>
     </w:p>
     <w:p>
@@ -107,7 +144,21 @@
         <w:rPr>
           <w:lang w:val="it-IT"/>
         </w:rPr>
-        <w:t>index.html – punto di ingresso, carica Phaser e gli script</w:t>
+        <w:t xml:space="preserve">index.html – punto di ingresso, carica </w:t>
+      </w:r>
+      <w:proofErr w:type="spellStart"/>
+      <w:r>
+        <w:rPr>
+          <w:lang w:val="it-IT"/>
+        </w:rPr>
+        <w:t>Phaser</w:t>
+      </w:r>
+      <w:proofErr w:type="spellEnd"/>
+      <w:r>
+        <w:rPr>
+          <w:lang w:val="it-IT"/>
+        </w:rPr>
+        <w:t xml:space="preserve"> e gli script</w:t>
       </w:r>
     </w:p>
     <w:p>
@@ -120,11 +171,19 @@
           <w:lang w:val="it-IT"/>
         </w:rPr>
       </w:pPr>
-      <w:r>
-        <w:rPr>
-          <w:lang w:val="it-IT"/>
-        </w:rPr>
-        <w:t>css/style.css – stili per UI HTML sovrapposta</w:t>
+      <w:proofErr w:type="spellStart"/>
+      <w:r>
+        <w:rPr>
+          <w:lang w:val="it-IT"/>
+        </w:rPr>
+        <w:t>css</w:t>
+      </w:r>
+      <w:proofErr w:type="spellEnd"/>
+      <w:r>
+        <w:rPr>
+          <w:lang w:val="it-IT"/>
+        </w:rPr>
+        <w:t>/style.css – stili per UI HTML sovrapposta</w:t>
       </w:r>
     </w:p>
     <w:p>
@@ -137,11 +196,33 @@
           <w:lang w:val="it-IT"/>
         </w:rPr>
       </w:pPr>
-      <w:r>
-        <w:rPr>
-          <w:lang w:val="it-IT"/>
-        </w:rPr>
-        <w:t>js/main.js – inizializzazione di Phaser e configurazione globale</w:t>
+      <w:proofErr w:type="spellStart"/>
+      <w:r>
+        <w:rPr>
+          <w:lang w:val="it-IT"/>
+        </w:rPr>
+        <w:t>js</w:t>
+      </w:r>
+      <w:proofErr w:type="spellEnd"/>
+      <w:r>
+        <w:rPr>
+          <w:lang w:val="it-IT"/>
+        </w:rPr>
+        <w:t xml:space="preserve">/main.js – inizializzazione di </w:t>
+      </w:r>
+      <w:proofErr w:type="spellStart"/>
+      <w:r>
+        <w:rPr>
+          <w:lang w:val="it-IT"/>
+        </w:rPr>
+        <w:t>Phaser</w:t>
+      </w:r>
+      <w:proofErr w:type="spellEnd"/>
+      <w:r>
+        <w:rPr>
+          <w:lang w:val="it-IT"/>
+        </w:rPr>
+        <w:t xml:space="preserve"> e configurazione globale</w:t>
       </w:r>
     </w:p>
     <w:p>
@@ -154,11 +235,33 @@
           <w:lang w:val="it-IT"/>
         </w:rPr>
       </w:pPr>
-      <w:r>
-        <w:rPr>
-          <w:lang w:val="it-IT"/>
-        </w:rPr>
-        <w:t>js/world.js – griglia spaziale, layer di densità, query spaziali</w:t>
+      <w:proofErr w:type="spellStart"/>
+      <w:r>
+        <w:rPr>
+          <w:lang w:val="it-IT"/>
+        </w:rPr>
+        <w:t>js</w:t>
+      </w:r>
+      <w:proofErr w:type="spellEnd"/>
+      <w:r>
+        <w:rPr>
+          <w:lang w:val="it-IT"/>
+        </w:rPr>
+        <w:t xml:space="preserve">/world.js – griglia spaziale, </w:t>
+      </w:r>
+      <w:proofErr w:type="spellStart"/>
+      <w:r>
+        <w:rPr>
+          <w:lang w:val="it-IT"/>
+        </w:rPr>
+        <w:t>layer</w:t>
+      </w:r>
+      <w:proofErr w:type="spellEnd"/>
+      <w:r>
+        <w:rPr>
+          <w:lang w:val="it-IT"/>
+        </w:rPr>
+        <w:t xml:space="preserve"> di densità, query spaziali</w:t>
       </w:r>
     </w:p>
     <w:p>
@@ -171,11 +274,19 @@
           <w:lang w:val="it-IT"/>
         </w:rPr>
       </w:pPr>
-      <w:r>
-        <w:rPr>
-          <w:lang w:val="it-IT"/>
-        </w:rPr>
-        <w:t>js/units.js – classi per pop, unità, branchi</w:t>
+      <w:proofErr w:type="spellStart"/>
+      <w:r>
+        <w:rPr>
+          <w:lang w:val="it-IT"/>
+        </w:rPr>
+        <w:t>js</w:t>
+      </w:r>
+      <w:proofErr w:type="spellEnd"/>
+      <w:r>
+        <w:rPr>
+          <w:lang w:val="it-IT"/>
+        </w:rPr>
+        <w:t>/units.js – classi per pop, unità, branchi</w:t>
       </w:r>
     </w:p>
     <w:p>
@@ -188,11 +299,19 @@
           <w:lang w:val="it-IT"/>
         </w:rPr>
       </w:pPr>
-      <w:r>
-        <w:rPr>
-          <w:lang w:val="it-IT"/>
-        </w:rPr>
-        <w:t>js/resources.js – logica di raccolta, consumo, deterioramento (futuro)</w:t>
+      <w:proofErr w:type="spellStart"/>
+      <w:r>
+        <w:rPr>
+          <w:lang w:val="it-IT"/>
+        </w:rPr>
+        <w:t>js</w:t>
+      </w:r>
+      <w:proofErr w:type="spellEnd"/>
+      <w:r>
+        <w:rPr>
+          <w:lang w:val="it-IT"/>
+        </w:rPr>
+        <w:t>/resources.js – logica di raccolta, consumo, deterioramento (futuro)</w:t>
       </w:r>
     </w:p>
     <w:p>
@@ -205,11 +324,33 @@
           <w:lang w:val="it-IT"/>
         </w:rPr>
       </w:pPr>
-      <w:r>
-        <w:rPr>
-          <w:lang w:val="it-IT"/>
-        </w:rPr>
-        <w:t>js/ui.js – interfaccia utente, pannelli, tooltip (futuro)</w:t>
+      <w:proofErr w:type="spellStart"/>
+      <w:r>
+        <w:rPr>
+          <w:lang w:val="it-IT"/>
+        </w:rPr>
+        <w:t>js</w:t>
+      </w:r>
+      <w:proofErr w:type="spellEnd"/>
+      <w:r>
+        <w:rPr>
+          <w:lang w:val="it-IT"/>
+        </w:rPr>
+        <w:t xml:space="preserve">/ui.js – interfaccia utente, pannelli, </w:t>
+      </w:r>
+      <w:proofErr w:type="spellStart"/>
+      <w:r>
+        <w:rPr>
+          <w:lang w:val="it-IT"/>
+        </w:rPr>
+        <w:t>tooltip</w:t>
+      </w:r>
+      <w:proofErr w:type="spellEnd"/>
+      <w:r>
+        <w:rPr>
+          <w:lang w:val="it-IT"/>
+        </w:rPr>
+        <w:t xml:space="preserve"> (futuro)</w:t>
       </w:r>
     </w:p>
     <w:p>
@@ -222,11 +363,19 @@
           <w:lang w:val="it-IT"/>
         </w:rPr>
       </w:pPr>
-      <w:r>
-        <w:rPr>
-          <w:lang w:val="it-IT"/>
-        </w:rPr>
-        <w:t>js/time.js – gestione pausa/play/velocità (futuro)</w:t>
+      <w:proofErr w:type="spellStart"/>
+      <w:r>
+        <w:rPr>
+          <w:lang w:val="it-IT"/>
+        </w:rPr>
+        <w:t>js</w:t>
+      </w:r>
+      <w:proofErr w:type="spellEnd"/>
+      <w:r>
+        <w:rPr>
+          <w:lang w:val="it-IT"/>
+        </w:rPr>
+        <w:t>/time.js – gestione pausa/play/velocità (futuro)</w:t>
       </w:r>
     </w:p>
     <w:p>
@@ -288,12 +437,14 @@
           <w:lang w:val="it-IT"/>
         </w:rPr>
       </w:pPr>
+      <w:proofErr w:type="spellStart"/>
       <w:r>
         <w:rPr>
           <w:lang w:val="it-IT"/>
         </w:rPr>
         <w:t>javascript</w:t>
       </w:r>
+      <w:proofErr w:type="spellEnd"/>
     </w:p>
     <w:p>
       <w:pPr>
@@ -318,7 +469,21 @@
         <w:rPr>
           <w:lang w:val="it-IT"/>
         </w:rPr>
-        <w:t xml:space="preserve">  cx, cy,                   </w:t>
+        <w:t xml:space="preserve">  cx, </w:t>
+      </w:r>
+      <w:proofErr w:type="spellStart"/>
+      <w:r>
+        <w:rPr>
+          <w:lang w:val="it-IT"/>
+        </w:rPr>
+        <w:t>cy</w:t>
+      </w:r>
+      <w:proofErr w:type="spellEnd"/>
+      <w:r>
+        <w:rPr>
+          <w:lang w:val="it-IT"/>
+        </w:rPr>
+        <w:t xml:space="preserve">,                   </w:t>
       </w:r>
       <w:r>
         <w:rPr>
@@ -339,7 +504,21 @@
         <w:rPr>
           <w:lang w:val="it-IT"/>
         </w:rPr>
-        <w:t xml:space="preserve">  entities: [],             </w:t>
+        <w:t xml:space="preserve">  </w:t>
+      </w:r>
+      <w:proofErr w:type="spellStart"/>
+      <w:r>
+        <w:rPr>
+          <w:lang w:val="it-IT"/>
+        </w:rPr>
+        <w:t>entities</w:t>
+      </w:r>
+      <w:proofErr w:type="spellEnd"/>
+      <w:r>
+        <w:rPr>
+          <w:lang w:val="it-IT"/>
+        </w:rPr>
+        <w:t xml:space="preserve">: [],             </w:t>
       </w:r>
       <w:r>
         <w:rPr>
@@ -361,7 +540,21 @@
           <w:lang w:val="it-IT"/>
         </w:rPr>
         <w:lastRenderedPageBreak/>
-        <w:t xml:space="preserve">  forestDensity: 0.0,       </w:t>
+        <w:t xml:space="preserve">  </w:t>
+      </w:r>
+      <w:proofErr w:type="spellStart"/>
+      <w:r>
+        <w:rPr>
+          <w:lang w:val="it-IT"/>
+        </w:rPr>
+        <w:t>forestDensity</w:t>
+      </w:r>
+      <w:proofErr w:type="spellEnd"/>
+      <w:r>
+        <w:rPr>
+          <w:lang w:val="it-IT"/>
+        </w:rPr>
+        <w:t xml:space="preserve">: 0.0,       </w:t>
       </w:r>
       <w:r>
         <w:rPr>
@@ -382,7 +575,21 @@
         <w:rPr>
           <w:lang w:val="it-IT"/>
         </w:rPr>
-        <w:t xml:space="preserve">  forageDensity: 0.0,       </w:t>
+        <w:t xml:space="preserve">  </w:t>
+      </w:r>
+      <w:proofErr w:type="spellStart"/>
+      <w:r>
+        <w:rPr>
+          <w:lang w:val="it-IT"/>
+        </w:rPr>
+        <w:t>forageDensity</w:t>
+      </w:r>
+      <w:proofErr w:type="spellEnd"/>
+      <w:r>
+        <w:rPr>
+          <w:lang w:val="it-IT"/>
+        </w:rPr>
+        <w:t xml:space="preserve">: 0.0,       </w:t>
       </w:r>
       <w:r>
         <w:rPr>
@@ -403,7 +610,21 @@
         <w:rPr>
           <w:lang w:val="it-IT"/>
         </w:rPr>
-        <w:t xml:space="preserve">  smallGameDensity: 0.0,    </w:t>
+        <w:t xml:space="preserve">  </w:t>
+      </w:r>
+      <w:proofErr w:type="spellStart"/>
+      <w:r>
+        <w:rPr>
+          <w:lang w:val="it-IT"/>
+        </w:rPr>
+        <w:t>smallGameDensity</w:t>
+      </w:r>
+      <w:proofErr w:type="spellEnd"/>
+      <w:r>
+        <w:rPr>
+          <w:lang w:val="it-IT"/>
+        </w:rPr>
+        <w:t xml:space="preserve">: 0.0,    </w:t>
       </w:r>
       <w:r>
         <w:rPr>
@@ -424,7 +645,21 @@
         <w:rPr>
           <w:lang w:val="it-IT"/>
         </w:rPr>
-        <w:t xml:space="preserve">  fishDensity: 0.0,         </w:t>
+        <w:t xml:space="preserve">  </w:t>
+      </w:r>
+      <w:proofErr w:type="spellStart"/>
+      <w:r>
+        <w:rPr>
+          <w:lang w:val="it-IT"/>
+        </w:rPr>
+        <w:t>fishDensity</w:t>
+      </w:r>
+      <w:proofErr w:type="spellEnd"/>
+      <w:r>
+        <w:rPr>
+          <w:lang w:val="it-IT"/>
+        </w:rPr>
+        <w:t xml:space="preserve">: 0.0,         </w:t>
       </w:r>
       <w:r>
         <w:rPr>
@@ -445,7 +680,21 @@
         <w:rPr>
           <w:lang w:val="it-IT"/>
         </w:rPr>
-        <w:t xml:space="preserve">  fertility: 0.5            </w:t>
+        <w:t xml:space="preserve">  </w:t>
+      </w:r>
+      <w:proofErr w:type="spellStart"/>
+      <w:r>
+        <w:rPr>
+          <w:lang w:val="it-IT"/>
+        </w:rPr>
+        <w:t>fertility</w:t>
+      </w:r>
+      <w:proofErr w:type="spellEnd"/>
+      <w:r>
+        <w:rPr>
+          <w:lang w:val="it-IT"/>
+        </w:rPr>
+        <w:t xml:space="preserve">: 0.5            </w:t>
       </w:r>
       <w:r>
         <w:rPr>
@@ -479,7 +728,35 @@
         <w:rPr>
           <w:lang w:val="it-IT"/>
         </w:rPr>
-        <w:t>La griglia è memorizzata in un array 2D o in una Map con chiave "cx,cy".</w:t>
+        <w:t>La griglia è memorizzata in un array 2D o in una </w:t>
+      </w:r>
+      <w:proofErr w:type="spellStart"/>
+      <w:r>
+        <w:rPr>
+          <w:lang w:val="it-IT"/>
+        </w:rPr>
+        <w:t>Map</w:t>
+      </w:r>
+      <w:proofErr w:type="spellEnd"/>
+      <w:r>
+        <w:rPr>
+          <w:lang w:val="it-IT"/>
+        </w:rPr>
+        <w:t> con chiave "</w:t>
+      </w:r>
+      <w:proofErr w:type="spellStart"/>
+      <w:r>
+        <w:rPr>
+          <w:lang w:val="it-IT"/>
+        </w:rPr>
+        <w:t>cx,cy</w:t>
+      </w:r>
+      <w:proofErr w:type="spellEnd"/>
+      <w:r>
+        <w:rPr>
+          <w:lang w:val="it-IT"/>
+        </w:rPr>
+        <w:t>".</w:t>
       </w:r>
     </w:p>
     <w:p>
@@ -500,11 +777,33 @@
           <w:lang w:val="it-IT"/>
         </w:rPr>
       </w:pPr>
-      <w:r>
-        <w:rPr>
-          <w:lang w:val="it-IT"/>
-        </w:rPr>
-        <w:t>worldToCell(x, y) → {cx, cy}: converte coordinate mondo in coordinate cella.</w:t>
+      <w:proofErr w:type="spellStart"/>
+      <w:r>
+        <w:rPr>
+          <w:lang w:val="it-IT"/>
+        </w:rPr>
+        <w:t>worldToCell</w:t>
+      </w:r>
+      <w:proofErr w:type="spellEnd"/>
+      <w:r>
+        <w:rPr>
+          <w:lang w:val="it-IT"/>
+        </w:rPr>
+        <w:t xml:space="preserve">(x, y) → {cx, </w:t>
+      </w:r>
+      <w:proofErr w:type="spellStart"/>
+      <w:r>
+        <w:rPr>
+          <w:lang w:val="it-IT"/>
+        </w:rPr>
+        <w:t>cy</w:t>
+      </w:r>
+      <w:proofErr w:type="spellEnd"/>
+      <w:r>
+        <w:rPr>
+          <w:lang w:val="it-IT"/>
+        </w:rPr>
+        <w:t>}: converte coordinate mondo in coordinate cella.</w:t>
       </w:r>
     </w:p>
     <w:p>
@@ -517,11 +816,33 @@
           <w:lang w:val="it-IT"/>
         </w:rPr>
       </w:pPr>
-      <w:r>
-        <w:rPr>
-          <w:lang w:val="it-IT"/>
-        </w:rPr>
-        <w:t>getCell(cx, cy) → oggetto cella (crea la cella se non esiste).</w:t>
+      <w:proofErr w:type="spellStart"/>
+      <w:r>
+        <w:rPr>
+          <w:lang w:val="it-IT"/>
+        </w:rPr>
+        <w:t>getCell</w:t>
+      </w:r>
+      <w:proofErr w:type="spellEnd"/>
+      <w:r>
+        <w:rPr>
+          <w:lang w:val="it-IT"/>
+        </w:rPr>
+        <w:t xml:space="preserve">(cx, </w:t>
+      </w:r>
+      <w:proofErr w:type="spellStart"/>
+      <w:r>
+        <w:rPr>
+          <w:lang w:val="it-IT"/>
+        </w:rPr>
+        <w:t>cy</w:t>
+      </w:r>
+      <w:proofErr w:type="spellEnd"/>
+      <w:r>
+        <w:rPr>
+          <w:lang w:val="it-IT"/>
+        </w:rPr>
+        <w:t>) → oggetto cella (crea la cella se non esiste).</w:t>
       </w:r>
     </w:p>
     <w:p>
@@ -534,11 +855,33 @@
           <w:lang w:val="it-IT"/>
         </w:rPr>
       </w:pPr>
-      <w:r>
-        <w:rPr>
-          <w:lang w:val="it-IT"/>
-        </w:rPr>
-        <w:t>getEntitiesInRadius(x, y, radius) → array di entità: interroga le celle nel raggio e filtra per distanza esatta.</w:t>
+      <w:proofErr w:type="spellStart"/>
+      <w:r>
+        <w:rPr>
+          <w:lang w:val="it-IT"/>
+        </w:rPr>
+        <w:t>getEntitiesInRadius</w:t>
+      </w:r>
+      <w:proofErr w:type="spellEnd"/>
+      <w:r>
+        <w:rPr>
+          <w:lang w:val="it-IT"/>
+        </w:rPr>
+        <w:t xml:space="preserve">(x, y, </w:t>
+      </w:r>
+      <w:proofErr w:type="spellStart"/>
+      <w:r>
+        <w:rPr>
+          <w:lang w:val="it-IT"/>
+        </w:rPr>
+        <w:t>radius</w:t>
+      </w:r>
+      <w:proofErr w:type="spellEnd"/>
+      <w:r>
+        <w:rPr>
+          <w:lang w:val="it-IT"/>
+        </w:rPr>
+        <w:t>) → array di entità: interroga le celle nel raggio e filtra per distanza esatta.</w:t>
       </w:r>
     </w:p>
     <w:p>
@@ -551,11 +894,75 @@
           <w:lang w:val="it-IT"/>
         </w:rPr>
       </w:pPr>
-      <w:r>
-        <w:rPr>
-          <w:lang w:val="it-IT"/>
-        </w:rPr>
-        <w:t>modifyDensity(x, y, layer, amount, impactRadius): modifica la densità del layer indicato nelle celle intorno alla posizione, con decadimento radiale.</w:t>
+      <w:proofErr w:type="spellStart"/>
+      <w:r>
+        <w:rPr>
+          <w:lang w:val="it-IT"/>
+        </w:rPr>
+        <w:t>modifyDensity</w:t>
+      </w:r>
+      <w:proofErr w:type="spellEnd"/>
+      <w:r>
+        <w:rPr>
+          <w:lang w:val="it-IT"/>
+        </w:rPr>
+        <w:t xml:space="preserve">(x, y, </w:t>
+      </w:r>
+      <w:proofErr w:type="spellStart"/>
+      <w:r>
+        <w:rPr>
+          <w:lang w:val="it-IT"/>
+        </w:rPr>
+        <w:t>layer</w:t>
+      </w:r>
+      <w:proofErr w:type="spellEnd"/>
+      <w:r>
+        <w:rPr>
+          <w:lang w:val="it-IT"/>
+        </w:rPr>
+        <w:t xml:space="preserve">, </w:t>
+      </w:r>
+      <w:proofErr w:type="spellStart"/>
+      <w:r>
+        <w:rPr>
+          <w:lang w:val="it-IT"/>
+        </w:rPr>
+        <w:t>amount</w:t>
+      </w:r>
+      <w:proofErr w:type="spellEnd"/>
+      <w:r>
+        <w:rPr>
+          <w:lang w:val="it-IT"/>
+        </w:rPr>
+        <w:t xml:space="preserve">, </w:t>
+      </w:r>
+      <w:proofErr w:type="spellStart"/>
+      <w:r>
+        <w:rPr>
+          <w:lang w:val="it-IT"/>
+        </w:rPr>
+        <w:t>impactRadius</w:t>
+      </w:r>
+      <w:proofErr w:type="spellEnd"/>
+      <w:r>
+        <w:rPr>
+          <w:lang w:val="it-IT"/>
+        </w:rPr>
+        <w:t xml:space="preserve">): modifica la densità del </w:t>
+      </w:r>
+      <w:proofErr w:type="spellStart"/>
+      <w:r>
+        <w:rPr>
+          <w:lang w:val="it-IT"/>
+        </w:rPr>
+        <w:t>layer</w:t>
+      </w:r>
+      <w:proofErr w:type="spellEnd"/>
+      <w:r>
+        <w:rPr>
+          <w:lang w:val="it-IT"/>
+        </w:rPr>
+        <w:t xml:space="preserve"> indicato nelle celle intorno alla posizione, con decadimento radiale.</w:t>
       </w:r>
     </w:p>
     <w:p>
@@ -623,9 +1030,11 @@
             <w:hideMark/>
           </w:tcPr>
           <w:p>
+            <w:proofErr w:type="spellStart"/>
             <w:r>
               <w:t>Proprietà</w:t>
             </w:r>
+            <w:proofErr w:type="spellEnd"/>
           </w:p>
         </w:tc>
         <w:tc>
@@ -644,9 +1053,11 @@
             <w:hideMark/>
           </w:tcPr>
           <w:p>
+            <w:proofErr w:type="spellStart"/>
             <w:r>
               <w:t>Descrizione</w:t>
             </w:r>
+            <w:proofErr w:type="spellEnd"/>
           </w:p>
         </w:tc>
       </w:tr>
@@ -682,9 +1093,11 @@
             <w:hideMark/>
           </w:tcPr>
           <w:p>
+            <w:proofErr w:type="spellStart"/>
             <w:r>
               <w:t>forestDensity</w:t>
             </w:r>
+            <w:proofErr w:type="spellEnd"/>
           </w:p>
         </w:tc>
         <w:tc>
@@ -728,9 +1141,19 @@
             <w:hideMark/>
           </w:tcPr>
           <w:p>
+            <w:proofErr w:type="spellStart"/>
             <w:r>
-              <w:t>Vegetazione raccoglibile</w:t>
+              <w:t>Vegetazione</w:t>
             </w:r>
+            <w:proofErr w:type="spellEnd"/>
+            <w:r>
+              <w:t xml:space="preserve"> </w:t>
+            </w:r>
+            <w:proofErr w:type="spellStart"/>
+            <w:r>
+              <w:t>raccoglibile</w:t>
+            </w:r>
+            <w:proofErr w:type="spellEnd"/>
           </w:p>
         </w:tc>
         <w:tc>
@@ -746,9 +1169,11 @@
             <w:hideMark/>
           </w:tcPr>
           <w:p>
+            <w:proofErr w:type="spellStart"/>
             <w:r>
               <w:t>forageDensity</w:t>
             </w:r>
+            <w:proofErr w:type="spellEnd"/>
           </w:p>
         </w:tc>
         <w:tc>
@@ -793,8 +1218,13 @@
           </w:tcPr>
           <w:p>
             <w:r>
-              <w:t>Piccola fauna terrestre</w:t>
+              <w:t xml:space="preserve">Piccola fauna </w:t>
             </w:r>
+            <w:proofErr w:type="spellStart"/>
+            <w:r>
+              <w:t>terrestre</w:t>
+            </w:r>
+            <w:proofErr w:type="spellEnd"/>
           </w:p>
         </w:tc>
         <w:tc>
@@ -810,9 +1240,11 @@
             <w:hideMark/>
           </w:tcPr>
           <w:p>
+            <w:proofErr w:type="spellStart"/>
             <w:r>
               <w:t>smallGameDensity</w:t>
             </w:r>
+            <w:proofErr w:type="spellEnd"/>
           </w:p>
         </w:tc>
         <w:tc>
@@ -874,9 +1306,11 @@
             <w:hideMark/>
           </w:tcPr>
           <w:p>
+            <w:proofErr w:type="spellStart"/>
             <w:r>
               <w:t>fishDensity</w:t>
             </w:r>
+            <w:proofErr w:type="spellEnd"/>
           </w:p>
         </w:tc>
         <w:tc>
@@ -899,7 +1333,23 @@
               <w:t xml:space="preserve">Disponibile solo in celle d'acqua. </w:t>
             </w:r>
             <w:r>
-              <w:t>Ridotto dalla pesca.</w:t>
+              <w:t xml:space="preserve">Ridotto </w:t>
+            </w:r>
+            <w:proofErr w:type="spellStart"/>
+            <w:r>
+              <w:t>dalla</w:t>
+            </w:r>
+            <w:proofErr w:type="spellEnd"/>
+            <w:r>
+              <w:t xml:space="preserve"> </w:t>
+            </w:r>
+            <w:proofErr w:type="spellStart"/>
+            <w:r>
+              <w:t>pesca</w:t>
+            </w:r>
+            <w:proofErr w:type="spellEnd"/>
+            <w:r>
+              <w:t>.</w:t>
             </w:r>
           </w:p>
         </w:tc>
@@ -918,9 +1368,11 @@
             <w:hideMark/>
           </w:tcPr>
           <w:p>
+            <w:proofErr w:type="spellStart"/>
             <w:r>
               <w:t>Fertilità</w:t>
             </w:r>
+            <w:proofErr w:type="spellEnd"/>
           </w:p>
         </w:tc>
         <w:tc>
@@ -955,7 +1407,31 @@
           </w:tcPr>
           <w:p>
             <w:r>
-              <w:t>Per uso futuro (agricoltura).</w:t>
+              <w:t xml:space="preserve">Per </w:t>
+            </w:r>
+            <w:proofErr w:type="spellStart"/>
+            <w:r>
+              <w:t>uso</w:t>
+            </w:r>
+            <w:proofErr w:type="spellEnd"/>
+            <w:r>
+              <w:t xml:space="preserve"> </w:t>
+            </w:r>
+            <w:proofErr w:type="spellStart"/>
+            <w:r>
+              <w:t>futuro</w:t>
+            </w:r>
+            <w:proofErr w:type="spellEnd"/>
+            <w:r>
+              <w:t xml:space="preserve"> (</w:t>
+            </w:r>
+            <w:proofErr w:type="spellStart"/>
+            <w:r>
+              <w:t>agricoltura</w:t>
+            </w:r>
+            <w:proofErr w:type="spellEnd"/>
+            <w:r>
+              <w:t>).</w:t>
             </w:r>
           </w:p>
         </w:tc>
@@ -998,9 +1474,11 @@
       </w:r>
     </w:p>
     <w:p>
+      <w:proofErr w:type="spellStart"/>
       <w:r>
         <w:t>javascript</w:t>
       </w:r>
+      <w:proofErr w:type="spellEnd"/>
     </w:p>
     <w:p>
       <w:r>
@@ -1051,7 +1529,35 @@
         <w:rPr>
           <w:lang w:val="it-IT"/>
         </w:rPr>
-        <w:t xml:space="preserve">  targetX, targetY,         </w:t>
+        <w:t xml:space="preserve">  </w:t>
+      </w:r>
+      <w:proofErr w:type="spellStart"/>
+      <w:r>
+        <w:rPr>
+          <w:lang w:val="it-IT"/>
+        </w:rPr>
+        <w:t>targetX</w:t>
+      </w:r>
+      <w:proofErr w:type="spellEnd"/>
+      <w:r>
+        <w:rPr>
+          <w:lang w:val="it-IT"/>
+        </w:rPr>
+        <w:t xml:space="preserve">, </w:t>
+      </w:r>
+      <w:proofErr w:type="spellStart"/>
+      <w:r>
+        <w:rPr>
+          <w:lang w:val="it-IT"/>
+        </w:rPr>
+        <w:t>targetY</w:t>
+      </w:r>
+      <w:proofErr w:type="spellEnd"/>
+      <w:r>
+        <w:rPr>
+          <w:lang w:val="it-IT"/>
+        </w:rPr>
+        <w:t xml:space="preserve">,         </w:t>
       </w:r>
       <w:r>
         <w:rPr>
@@ -1093,7 +1599,35 @@
         <w:rPr>
           <w:lang w:val="it-IT"/>
         </w:rPr>
-        <w:t xml:space="preserve">  state: 'idle' | 'moving' | 'working'</w:t>
+        <w:t xml:space="preserve">  state: '</w:t>
+      </w:r>
+      <w:proofErr w:type="spellStart"/>
+      <w:r>
+        <w:rPr>
+          <w:lang w:val="it-IT"/>
+        </w:rPr>
+        <w:t>idle</w:t>
+      </w:r>
+      <w:proofErr w:type="spellEnd"/>
+      <w:r>
+        <w:rPr>
+          <w:lang w:val="it-IT"/>
+        </w:rPr>
+        <w:t>' | '</w:t>
+      </w:r>
+      <w:proofErr w:type="spellStart"/>
+      <w:r>
+        <w:rPr>
+          <w:lang w:val="it-IT"/>
+        </w:rPr>
+        <w:t>moving</w:t>
+      </w:r>
+      <w:proofErr w:type="spellEnd"/>
+      <w:r>
+        <w:rPr>
+          <w:lang w:val="it-IT"/>
+        </w:rPr>
+        <w:t>' | 'working'</w:t>
       </w:r>
     </w:p>
     <w:p>
@@ -1118,8 +1652,29 @@
       </w:r>
     </w:p>
     <w:p>
-      <w:r>
-        <w:t>Estende l'unità generica con:</w:t>
+      <w:proofErr w:type="spellStart"/>
+      <w:r>
+        <w:t>Estende</w:t>
+      </w:r>
+      <w:proofErr w:type="spellEnd"/>
+      <w:r>
+        <w:t xml:space="preserve"> </w:t>
+      </w:r>
+      <w:proofErr w:type="spellStart"/>
+      <w:r>
+        <w:t>l'unità</w:t>
+      </w:r>
+      <w:proofErr w:type="spellEnd"/>
+      <w:r>
+        <w:t xml:space="preserve"> </w:t>
+      </w:r>
+      <w:proofErr w:type="spellStart"/>
+      <w:r>
+        <w:t>generica</w:t>
+      </w:r>
+      <w:proofErr w:type="spellEnd"/>
+      <w:r>
+        <w:t xml:space="preserve"> con:</w:t>
       </w:r>
     </w:p>
     <w:p>
@@ -1132,11 +1687,19 @@
           <w:lang w:val="it-IT"/>
         </w:rPr>
       </w:pPr>
-      <w:r>
-        <w:rPr>
-          <w:lang w:val="it-IT"/>
-        </w:rPr>
-        <w:t>population: numero di individui nel gruppo</w:t>
+      <w:proofErr w:type="spellStart"/>
+      <w:r>
+        <w:rPr>
+          <w:lang w:val="it-IT"/>
+        </w:rPr>
+        <w:t>population</w:t>
+      </w:r>
+      <w:proofErr w:type="spellEnd"/>
+      <w:r>
+        <w:rPr>
+          <w:lang w:val="it-IT"/>
+        </w:rPr>
+        <w:t>: numero di individui nel gruppo</w:t>
       </w:r>
     </w:p>
     <w:p>
@@ -1153,7 +1716,91 @@
         <w:rPr>
           <w:lang w:val="it-IT"/>
         </w:rPr>
-        <w:t>task: { type: 'gatherWood' | 'hunt' | 'forage' | 'fish' | 'trapSmallGame', location: {x, y} }</w:t>
+        <w:t xml:space="preserve">task: { </w:t>
+      </w:r>
+      <w:proofErr w:type="spellStart"/>
+      <w:r>
+        <w:rPr>
+          <w:lang w:val="it-IT"/>
+        </w:rPr>
+        <w:t>type</w:t>
+      </w:r>
+      <w:proofErr w:type="spellEnd"/>
+      <w:r>
+        <w:rPr>
+          <w:lang w:val="it-IT"/>
+        </w:rPr>
+        <w:t>: '</w:t>
+      </w:r>
+      <w:proofErr w:type="spellStart"/>
+      <w:r>
+        <w:rPr>
+          <w:lang w:val="it-IT"/>
+        </w:rPr>
+        <w:t>gatherWood</w:t>
+      </w:r>
+      <w:proofErr w:type="spellEnd"/>
+      <w:r>
+        <w:rPr>
+          <w:lang w:val="it-IT"/>
+        </w:rPr>
+        <w:t>' | '</w:t>
+      </w:r>
+      <w:proofErr w:type="spellStart"/>
+      <w:r>
+        <w:rPr>
+          <w:lang w:val="it-IT"/>
+        </w:rPr>
+        <w:t>hunt</w:t>
+      </w:r>
+      <w:proofErr w:type="spellEnd"/>
+      <w:r>
+        <w:rPr>
+          <w:lang w:val="it-IT"/>
+        </w:rPr>
+        <w:t>' | '</w:t>
+      </w:r>
+      <w:proofErr w:type="spellStart"/>
+      <w:r>
+        <w:rPr>
+          <w:lang w:val="it-IT"/>
+        </w:rPr>
+        <w:t>forage</w:t>
+      </w:r>
+      <w:proofErr w:type="spellEnd"/>
+      <w:r>
+        <w:rPr>
+          <w:lang w:val="it-IT"/>
+        </w:rPr>
+        <w:t>' | '</w:t>
+      </w:r>
+      <w:proofErr w:type="spellStart"/>
+      <w:r>
+        <w:rPr>
+          <w:lang w:val="it-IT"/>
+        </w:rPr>
+        <w:t>fish</w:t>
+      </w:r>
+      <w:proofErr w:type="spellEnd"/>
+      <w:r>
+        <w:rPr>
+          <w:lang w:val="it-IT"/>
+        </w:rPr>
+        <w:t>' | '</w:t>
+      </w:r>
+      <w:proofErr w:type="spellStart"/>
+      <w:r>
+        <w:rPr>
+          <w:lang w:val="it-IT"/>
+        </w:rPr>
+        <w:t>trapSmallGame</w:t>
+      </w:r>
+      <w:proofErr w:type="spellEnd"/>
+      <w:r>
+        <w:rPr>
+          <w:lang w:val="it-IT"/>
+        </w:rPr>
+        <w:t>', location: {x, y} }</w:t>
       </w:r>
     </w:p>
     <w:p>
@@ -1166,11 +1813,33 @@
           <w:lang w:val="it-IT"/>
         </w:rPr>
       </w:pPr>
-      <w:r>
-        <w:rPr>
-          <w:lang w:val="it-IT"/>
-        </w:rPr>
-        <w:t>inventory: { wood: 0, food: 0 } – risorse trasportate (in futuro potranno essere differenziate)</w:t>
+      <w:proofErr w:type="spellStart"/>
+      <w:r>
+        <w:rPr>
+          <w:lang w:val="it-IT"/>
+        </w:rPr>
+        <w:t>inventory</w:t>
+      </w:r>
+      <w:proofErr w:type="spellEnd"/>
+      <w:r>
+        <w:rPr>
+          <w:lang w:val="it-IT"/>
+        </w:rPr>
+        <w:t xml:space="preserve">: { </w:t>
+      </w:r>
+      <w:proofErr w:type="spellStart"/>
+      <w:r>
+        <w:rPr>
+          <w:lang w:val="it-IT"/>
+        </w:rPr>
+        <w:t>wood</w:t>
+      </w:r>
+      <w:proofErr w:type="spellEnd"/>
+      <w:r>
+        <w:rPr>
+          <w:lang w:val="it-IT"/>
+        </w:rPr>
+        <w:t>: 0, food: 0 } – risorse trasportate (in futuro potranno essere differenziate)</w:t>
       </w:r>
     </w:p>
     <w:p>
@@ -1183,11 +1852,19 @@
           <w:lang w:val="it-IT"/>
         </w:rPr>
       </w:pPr>
-      <w:r>
-        <w:rPr>
-          <w:lang w:val="it-IT"/>
-        </w:rPr>
-        <w:t>rations: provviste di cibo portate per il viaggio</w:t>
+      <w:proofErr w:type="spellStart"/>
+      <w:r>
+        <w:rPr>
+          <w:lang w:val="it-IT"/>
+        </w:rPr>
+        <w:t>rations</w:t>
+      </w:r>
+      <w:proofErr w:type="spellEnd"/>
+      <w:r>
+        <w:rPr>
+          <w:lang w:val="it-IT"/>
+        </w:rPr>
+        <w:t>: provviste di cibo portate per il viaggio</w:t>
       </w:r>
     </w:p>
     <w:p>
@@ -1216,9 +1893,27 @@
           <w:numId w:val="4"/>
         </w:numPr>
       </w:pPr>
-      <w:r>
-        <w:t>herdSize: numero di capi</w:t>
-      </w:r>
+      <w:proofErr w:type="spellStart"/>
+      <w:r>
+        <w:t>herdSize</w:t>
+      </w:r>
+      <w:proofErr w:type="spellEnd"/>
+      <w:r>
+        <w:t xml:space="preserve">: </w:t>
+      </w:r>
+      <w:proofErr w:type="spellStart"/>
+      <w:r>
+        <w:t>numero</w:t>
+      </w:r>
+      <w:proofErr w:type="spellEnd"/>
+      <w:r>
+        <w:t xml:space="preserve"> di </w:t>
+      </w:r>
+      <w:proofErr w:type="spellStart"/>
+      <w:r>
+        <w:t>capi</w:t>
+      </w:r>
+      <w:proofErr w:type="spellEnd"/>
     </w:p>
     <w:p>
       <w:pPr>
@@ -1228,8 +1923,29 @@
         </w:numPr>
       </w:pPr>
       <w:r>
-        <w:t>habitat: tipo di terreno preferito</w:t>
-      </w:r>
+        <w:t xml:space="preserve">habitat: </w:t>
+      </w:r>
+      <w:proofErr w:type="spellStart"/>
+      <w:r>
+        <w:t>tipo</w:t>
+      </w:r>
+      <w:proofErr w:type="spellEnd"/>
+      <w:r>
+        <w:t xml:space="preserve"> di </w:t>
+      </w:r>
+      <w:proofErr w:type="spellStart"/>
+      <w:r>
+        <w:t>terreno</w:t>
+      </w:r>
+      <w:proofErr w:type="spellEnd"/>
+      <w:r>
+        <w:t xml:space="preserve"> </w:t>
+      </w:r>
+      <w:proofErr w:type="spellStart"/>
+      <w:r>
+        <w:t>preferito</w:t>
+      </w:r>
+      <w:proofErr w:type="spellEnd"/>
     </w:p>
     <w:p>
       <w:pPr>
@@ -1269,11 +1985,19 @@
           <w:lang w:val="it-IT"/>
         </w:rPr>
       </w:pPr>
-      <w:r>
-        <w:rPr>
-          <w:lang w:val="it-IT"/>
-        </w:rPr>
-        <w:t>Phaser chiama update(time, delta) a ogni frame. La logica di gioco può essere disaccoppiata dal rendering per garantire coerenza temporale.</w:t>
+      <w:proofErr w:type="spellStart"/>
+      <w:r>
+        <w:rPr>
+          <w:lang w:val="it-IT"/>
+        </w:rPr>
+        <w:t>Phaser</w:t>
+      </w:r>
+      <w:proofErr w:type="spellEnd"/>
+      <w:r>
+        <w:rPr>
+          <w:lang w:val="it-IT"/>
+        </w:rPr>
+        <w:t xml:space="preserve"> chiama update(time, delta) a ogni frame. La logica di gioco può essere disaccoppiata dal rendering per garantire coerenza temporale.</w:t>
       </w:r>
     </w:p>
     <w:p>
@@ -1283,6 +2007,7 @@
           <w:numId w:val="5"/>
         </w:numPr>
       </w:pPr>
+      <w:proofErr w:type="spellStart"/>
       <w:r>
         <w:rPr>
           <w:b/>
@@ -1291,14 +2016,51 @@
         </w:rPr>
         <w:t>TimeManager</w:t>
       </w:r>
-      <w:r>
-        <w:rPr>
-          <w:lang w:val="it-IT"/>
-        </w:rPr>
-        <w:t xml:space="preserve"> calcola il tempo di gioco effettivo (gameDelta = delta * speedMultiplier). </w:t>
-      </w:r>
-      <w:r>
-        <w:t>Se in pausa, gameDelta = 0.</w:t>
+      <w:proofErr w:type="spellEnd"/>
+      <w:r>
+        <w:rPr>
+          <w:lang w:val="it-IT"/>
+        </w:rPr>
+        <w:t> calcola il tempo di gioco effettivo (</w:t>
+      </w:r>
+      <w:proofErr w:type="spellStart"/>
+      <w:r>
+        <w:rPr>
+          <w:lang w:val="it-IT"/>
+        </w:rPr>
+        <w:t>gameDelta</w:t>
+      </w:r>
+      <w:proofErr w:type="spellEnd"/>
+      <w:r>
+        <w:rPr>
+          <w:lang w:val="it-IT"/>
+        </w:rPr>
+        <w:t xml:space="preserve"> = delta * </w:t>
+      </w:r>
+      <w:proofErr w:type="spellStart"/>
+      <w:r>
+        <w:rPr>
+          <w:lang w:val="it-IT"/>
+        </w:rPr>
+        <w:t>speedMultiplier</w:t>
+      </w:r>
+      <w:proofErr w:type="spellEnd"/>
+      <w:r>
+        <w:rPr>
+          <w:lang w:val="it-IT"/>
+        </w:rPr>
+        <w:t xml:space="preserve">). </w:t>
+      </w:r>
+      <w:r>
+        <w:t>Se in pausa, </w:t>
+      </w:r>
+      <w:proofErr w:type="spellStart"/>
+      <w:r>
+        <w:t>gameDelta</w:t>
+      </w:r>
+      <w:proofErr w:type="spellEnd"/>
+      <w:r>
+        <w:t xml:space="preserve"> = 0.</w:t>
       </w:r>
     </w:p>
     <w:p>
@@ -1323,7 +2085,35 @@
         <w:rPr>
           <w:lang w:val="it-IT"/>
         </w:rPr>
-        <w:t> tutte le unità con stato 'moving' vengono spostate verso il target in base a speed e gameDelta.</w:t>
+        <w:t> tutte le unità con stato '</w:t>
+      </w:r>
+      <w:proofErr w:type="spellStart"/>
+      <w:r>
+        <w:rPr>
+          <w:lang w:val="it-IT"/>
+        </w:rPr>
+        <w:t>moving</w:t>
+      </w:r>
+      <w:proofErr w:type="spellEnd"/>
+      <w:r>
+        <w:rPr>
+          <w:lang w:val="it-IT"/>
+        </w:rPr>
+        <w:t>' vengono spostate verso il target in base a speed e </w:t>
+      </w:r>
+      <w:proofErr w:type="spellStart"/>
+      <w:r>
+        <w:rPr>
+          <w:lang w:val="it-IT"/>
+        </w:rPr>
+        <w:t>gameDelta</w:t>
+      </w:r>
+      <w:proofErr w:type="spellEnd"/>
+      <w:r>
+        <w:rPr>
+          <w:lang w:val="it-IT"/>
+        </w:rPr>
+        <w:t>.</w:t>
       </w:r>
     </w:p>
     <w:p>
@@ -1397,7 +2187,21 @@
         <w:rPr>
           <w:lang w:val="it-IT"/>
         </w:rPr>
-        <w:t> a intervalli regolari di tempo di gioco (es. ogni dayLength secondi) tutti i pop consumano cibo dalle scorte dell'accampamento.</w:t>
+        <w:t> a intervalli regolari di tempo di gioco (es. ogni </w:t>
+      </w:r>
+      <w:proofErr w:type="spellStart"/>
+      <w:r>
+        <w:rPr>
+          <w:lang w:val="it-IT"/>
+        </w:rPr>
+        <w:t>dayLength</w:t>
+      </w:r>
+      <w:proofErr w:type="spellEnd"/>
+      <w:r>
+        <w:rPr>
+          <w:lang w:val="it-IT"/>
+        </w:rPr>
+        <w:t> secondi) tutti i pop consumano cibo dalle scorte dell'accampamento.</w:t>
       </w:r>
     </w:p>
     <w:p>
@@ -1419,10 +2223,48 @@
         <w:rPr>
           <w:lang w:val="it-IT"/>
         </w:rPr>
-        <w:t xml:space="preserve"> a intervalli regolari, le celle della griglia rigenerano una frazione di densità per ogni layer (es. </w:t>
-      </w:r>
-      <w:r>
-        <w:t>+0.01 per forestDensity al giorno se non tagliata).</w:t>
+        <w:t xml:space="preserve"> a intervalli regolari, le celle della griglia rigenerano una frazione di densità per ogni </w:t>
+      </w:r>
+      <w:proofErr w:type="spellStart"/>
+      <w:r>
+        <w:rPr>
+          <w:lang w:val="it-IT"/>
+        </w:rPr>
+        <w:t>layer</w:t>
+      </w:r>
+      <w:proofErr w:type="spellEnd"/>
+      <w:r>
+        <w:rPr>
+          <w:lang w:val="it-IT"/>
+        </w:rPr>
+        <w:t xml:space="preserve"> (es. </w:t>
+      </w:r>
+      <w:r>
+        <w:t>+0.01 per </w:t>
+      </w:r>
+      <w:proofErr w:type="spellStart"/>
+      <w:r>
+        <w:t>forestDensity</w:t>
+      </w:r>
+      <w:proofErr w:type="spellEnd"/>
+      <w:r>
+        <w:t xml:space="preserve"> al </w:t>
+      </w:r>
+      <w:proofErr w:type="spellStart"/>
+      <w:r>
+        <w:t>giorno</w:t>
+      </w:r>
+      <w:proofErr w:type="spellEnd"/>
+      <w:r>
+        <w:t xml:space="preserve"> se non </w:t>
+      </w:r>
+      <w:proofErr w:type="spellStart"/>
+      <w:r>
+        <w:t>tagliata</w:t>
+      </w:r>
+      <w:proofErr w:type="spellEnd"/>
+      <w:r>
+        <w:t>).</w:t>
       </w:r>
     </w:p>
     <w:p>
@@ -1457,7 +2299,35 @@
         <w:rPr>
           <w:lang w:val="it-IT"/>
         </w:rPr>
-        <w:t>Il codice è ospitato su un repository Git (GitHub). La chat è usata per discutere, scrivere snippet e aggiornare la documentazione, </w:t>
+        <w:t xml:space="preserve">Il codice è ospitato su un repository </w:t>
+      </w:r>
+      <w:proofErr w:type="spellStart"/>
+      <w:r>
+        <w:rPr>
+          <w:lang w:val="it-IT"/>
+        </w:rPr>
+        <w:t>Git</w:t>
+      </w:r>
+      <w:proofErr w:type="spellEnd"/>
+      <w:r>
+        <w:rPr>
+          <w:lang w:val="it-IT"/>
+        </w:rPr>
+        <w:t xml:space="preserve"> (GitHub). La chat è usata per discutere, scrivere </w:t>
+      </w:r>
+      <w:proofErr w:type="spellStart"/>
+      <w:r>
+        <w:rPr>
+          <w:lang w:val="it-IT"/>
+        </w:rPr>
+        <w:t>snippet</w:t>
+      </w:r>
+      <w:proofErr w:type="spellEnd"/>
+      <w:r>
+        <w:rPr>
+          <w:lang w:val="it-IT"/>
+        </w:rPr>
+        <w:t xml:space="preserve"> e aggiornare la documentazione, </w:t>
       </w:r>
       <w:r>
         <w:rPr>
@@ -1532,8 +2402,13 @@
         </w:numPr>
       </w:pPr>
       <w:r>
-        <w:t>Roadmap del Prototipo</w:t>
-      </w:r>
+        <w:t xml:space="preserve">Roadmap del </w:t>
+      </w:r>
+      <w:proofErr w:type="spellStart"/>
+      <w:r>
+        <w:t>Prototipo</w:t>
+      </w:r>
+      <w:proofErr w:type="spellEnd"/>
     </w:p>
     <w:p>
       <w:pPr>
@@ -1554,7 +2429,23 @@
         </w:numPr>
       </w:pPr>
       <w:r>
-        <w:t>GDD Esteso (Bibbia completa)</w:t>
+        <w:t xml:space="preserve">GDD </w:t>
+      </w:r>
+      <w:proofErr w:type="spellStart"/>
+      <w:r>
+        <w:t>Esteso</w:t>
+      </w:r>
+      <w:proofErr w:type="spellEnd"/>
+      <w:r>
+        <w:t xml:space="preserve"> (</w:t>
+      </w:r>
+      <w:proofErr w:type="spellStart"/>
+      <w:r>
+        <w:t>Bibbia</w:t>
+      </w:r>
+      <w:proofErr w:type="spellEnd"/>
+      <w:r>
+        <w:t xml:space="preserve"> completa)</w:t>
       </w:r>
     </w:p>
     <w:p>
@@ -1564,8 +2455,21 @@
           <w:numId w:val="6"/>
         </w:numPr>
       </w:pPr>
-      <w:r>
-        <w:t>Questo documento (TECHNICAL.md)</w:t>
+      <w:proofErr w:type="spellStart"/>
+      <w:r>
+        <w:t>Questo</w:t>
+      </w:r>
+      <w:proofErr w:type="spellEnd"/>
+      <w:r>
+        <w:t xml:space="preserve"> </w:t>
+      </w:r>
+      <w:proofErr w:type="spellStart"/>
+      <w:r>
+        <w:t>documento</w:t>
+      </w:r>
+      <w:proofErr w:type="spellEnd"/>
+      <w:r>
+        <w:t xml:space="preserve"> (TECHNICAL.md)</w:t>
       </w:r>
     </w:p>
     <w:p>
@@ -1670,7 +2574,35 @@
         <w:rPr>
           <w:lang w:val="it-IT"/>
         </w:rPr>
-        <w:t>L'utente applica le modifiche localmente, testa il codice, e poi committa e pusha sul repository.</w:t>
+        <w:t xml:space="preserve">L'utente applica le modifiche localmente, testa il codice, e poi </w:t>
+      </w:r>
+      <w:proofErr w:type="spellStart"/>
+      <w:r>
+        <w:rPr>
+          <w:lang w:val="it-IT"/>
+        </w:rPr>
+        <w:t>committa</w:t>
+      </w:r>
+      <w:proofErr w:type="spellEnd"/>
+      <w:r>
+        <w:rPr>
+          <w:lang w:val="it-IT"/>
+        </w:rPr>
+        <w:t xml:space="preserve"> e </w:t>
+      </w:r>
+      <w:proofErr w:type="spellStart"/>
+      <w:r>
+        <w:rPr>
+          <w:lang w:val="it-IT"/>
+        </w:rPr>
+        <w:t>pusha</w:t>
+      </w:r>
+      <w:proofErr w:type="spellEnd"/>
+      <w:r>
+        <w:rPr>
+          <w:lang w:val="it-IT"/>
+        </w:rPr>
+        <w:t xml:space="preserve"> sul repository.</w:t>
       </w:r>
     </w:p>
     <w:p>
@@ -1741,7 +2673,21 @@
         <w:rPr>
           <w:lang w:val="it-IT"/>
         </w:rPr>
-        <w:t>Il codice è scritto con nomi di variabili e funzioni chiari ed esplicativi. Ogni file ha un'intestazione che ne descrive lo scopo. Le funzioni complesse hanno commenti in stile JSDoc.</w:t>
+        <w:t xml:space="preserve">Il codice è scritto con nomi di variabili e funzioni chiari ed esplicativi. Ogni file ha un'intestazione che ne descrive lo scopo. Le funzioni complesse hanno commenti in stile </w:t>
+      </w:r>
+      <w:proofErr w:type="spellStart"/>
+      <w:r>
+        <w:rPr>
+          <w:lang w:val="it-IT"/>
+        </w:rPr>
+        <w:t>JSDoc</w:t>
+      </w:r>
+      <w:proofErr w:type="spellEnd"/>
+      <w:r>
+        <w:rPr>
+          <w:lang w:val="it-IT"/>
+        </w:rPr>
+        <w:t>.</w:t>
       </w:r>
     </w:p>
     <w:p>
@@ -1754,101 +2700,112 @@
     </w:p>
     <w:p>
       <w:pPr>
-        <w:pStyle w:val="ds-markdown-paragraph"/>
+        <w:pStyle w:val="ListParagraph"/>
+        <w:numPr>
+          <w:ilvl w:val="0"/>
+          <w:numId w:val="20"/>
+        </w:numPr>
+        <w:rPr>
+          <w:lang w:val="it-IT"/>
+        </w:rPr>
+      </w:pPr>
+      <w:r>
+        <w:rPr>
+          <w:rStyle w:val="Strong"/>
+          <w:rFonts w:ascii="Segoe UI" w:hAnsi="Segoe UI" w:cs="Segoe UI"/>
+          <w:color w:val="0F1115"/>
+          <w:lang w:val="it-IT"/>
+        </w:rPr>
+        <w:t>Lingua:</w:t>
+      </w:r>
+      <w:r>
+        <w:rPr>
+          <w:lang w:val="it-IT"/>
+        </w:rPr>
+        <w:t> tutto il codice, i commenti e i nomi dei file sono in </w:t>
+      </w:r>
+      <w:r>
+        <w:rPr>
+          <w:rStyle w:val="Strong"/>
+          <w:rFonts w:ascii="Segoe UI" w:hAnsi="Segoe UI" w:cs="Segoe UI"/>
+          <w:color w:val="0F1115"/>
+          <w:lang w:val="it-IT"/>
+        </w:rPr>
+        <w:t>inglese</w:t>
+      </w:r>
+      <w:r>
+        <w:rPr>
+          <w:lang w:val="it-IT"/>
+        </w:rPr>
+        <w:t>. Questo include nomi di variabili, funzioni, classi, messaggi di commit e documentazione tecnica interna al codice.</w:t>
+      </w:r>
+    </w:p>
+    <w:p>
+      <w:pPr>
+        <w:pStyle w:val="ListParagraph"/>
+        <w:numPr>
+          <w:ilvl w:val="0"/>
+          <w:numId w:val="20"/>
+        </w:numPr>
+        <w:rPr>
+          <w:lang w:val="it-IT"/>
+        </w:rPr>
+      </w:pPr>
+      <w:r>
+        <w:rPr>
+          <w:lang w:val="it-IT"/>
+        </w:rPr>
+        <w:t>I documenti di design (GDD, roadmap, concept) possono restare in italiano, in quanto rivolti alla progettazione e non all’implementazione.</w:t>
+      </w:r>
+    </w:p>
+    <w:p>
+      <w:pPr>
+        <w:pStyle w:val="ListParagraph"/>
+        <w:numPr>
+          <w:ilvl w:val="0"/>
+          <w:numId w:val="20"/>
+        </w:numPr>
+        <w:rPr>
+          <w:lang w:val="it-IT"/>
+        </w:rPr>
+      </w:pPr>
+      <w:r>
+        <w:rPr>
+          <w:lang w:val="it-IT"/>
+        </w:rPr>
+        <w:t>Questa scelta facilita la coerenza, la ricerca di aiuto online e la portabilità del progetto.</w:t>
+      </w:r>
+    </w:p>
+    <w:p>
+      <w:pPr>
+        <w:pStyle w:val="ListParagraph"/>
         <w:numPr>
           <w:ilvl w:val="0"/>
           <w:numId w:val="13"/>
         </w:numPr>
+        <w:rPr>
+          <w:lang w:val="it-IT"/>
+        </w:rPr>
+      </w:pPr>
+      <w:r>
+        <w:rPr>
+          <w:lang w:val="it-IT"/>
+        </w:rPr>
+        <w:t>Quando vengono fornite modifiche a file esistenti, l'assistente deve preservare i commenti già presenti, a meno che le modifiche stesse non li rendano obsoleti o errati.</w:t>
+      </w:r>
+    </w:p>
+    <w:p>
+      <w:pPr>
+        <w:pStyle w:val="ds-markdown-paragraph"/>
         <w:shd w:val="clear" w:color="auto" w:fill="FFFFFF"/>
         <w:spacing w:before="0" w:beforeAutospacing="0" w:after="0" w:afterAutospacing="0"/>
+        <w:ind w:left="720"/>
         <w:rPr>
           <w:rFonts w:ascii="Segoe UI" w:hAnsi="Segoe UI" w:cs="Segoe UI"/>
           <w:color w:val="0F1115"/>
           <w:lang w:val="it-IT"/>
         </w:rPr>
       </w:pPr>
-      <w:r>
-        <w:rPr>
-          <w:rStyle w:val="Strong"/>
-          <w:rFonts w:ascii="Segoe UI" w:hAnsi="Segoe UI" w:cs="Segoe UI"/>
-          <w:color w:val="0F1115"/>
-          <w:lang w:val="it-IT"/>
-        </w:rPr>
-        <w:t>Lingua:</w:t>
-      </w:r>
-      <w:r>
-        <w:rPr>
-          <w:rFonts w:ascii="Segoe UI" w:hAnsi="Segoe UI" w:cs="Segoe UI"/>
-          <w:color w:val="0F1115"/>
-          <w:lang w:val="it-IT"/>
-        </w:rPr>
-        <w:t> tutto il codice, i commenti e i nomi dei file sono in </w:t>
-      </w:r>
-      <w:r>
-        <w:rPr>
-          <w:rStyle w:val="Strong"/>
-          <w:rFonts w:ascii="Segoe UI" w:hAnsi="Segoe UI" w:cs="Segoe UI"/>
-          <w:color w:val="0F1115"/>
-          <w:lang w:val="it-IT"/>
-        </w:rPr>
-        <w:t>inglese</w:t>
-      </w:r>
-      <w:r>
-        <w:rPr>
-          <w:rFonts w:ascii="Segoe UI" w:hAnsi="Segoe UI" w:cs="Segoe UI"/>
-          <w:color w:val="0F1115"/>
-          <w:lang w:val="it-IT"/>
-        </w:rPr>
-        <w:t>. Questo include nomi di variabili, funzioni, classi, messaggi di commit e documentazione tecnica interna al codice.</w:t>
-      </w:r>
-    </w:p>
-    <w:p>
-      <w:pPr>
-        <w:pStyle w:val="ds-markdown-paragraph"/>
-        <w:numPr>
-          <w:ilvl w:val="0"/>
-          <w:numId w:val="13"/>
-        </w:numPr>
-        <w:shd w:val="clear" w:color="auto" w:fill="FFFFFF"/>
-        <w:spacing w:before="0" w:beforeAutospacing="0" w:after="0" w:afterAutospacing="0"/>
-        <w:rPr>
-          <w:rFonts w:ascii="Segoe UI" w:hAnsi="Segoe UI" w:cs="Segoe UI"/>
-          <w:color w:val="0F1115"/>
-          <w:lang w:val="it-IT"/>
-        </w:rPr>
-      </w:pPr>
-      <w:r>
-        <w:rPr>
-          <w:rFonts w:ascii="Segoe UI" w:hAnsi="Segoe UI" w:cs="Segoe UI"/>
-          <w:color w:val="0F1115"/>
-          <w:lang w:val="it-IT"/>
-        </w:rPr>
-        <w:t>I documenti di design (GDD, roadmap, concept) possono restare in italiano, in quanto rivolti alla progettazione e non all’implementazione.</w:t>
-      </w:r>
-    </w:p>
-    <w:p>
-      <w:pPr>
-        <w:pStyle w:val="ds-markdown-paragraph"/>
-        <w:numPr>
-          <w:ilvl w:val="0"/>
-          <w:numId w:val="13"/>
-        </w:numPr>
-        <w:shd w:val="clear" w:color="auto" w:fill="FFFFFF"/>
-        <w:spacing w:before="0" w:beforeAutospacing="0" w:after="0" w:afterAutospacing="0"/>
-        <w:rPr>
-          <w:rFonts w:ascii="Segoe UI" w:hAnsi="Segoe UI" w:cs="Segoe UI"/>
-          <w:color w:val="0F1115"/>
-          <w:lang w:val="it-IT"/>
-        </w:rPr>
-      </w:pPr>
-      <w:r>
-        <w:rPr>
-          <w:rFonts w:ascii="Segoe UI" w:hAnsi="Segoe UI" w:cs="Segoe UI"/>
-          <w:color w:val="0F1115"/>
-          <w:lang w:val="it-IT"/>
-        </w:rPr>
-        <w:t>Questa scelta facilita la coerenza, la ricerca di aiuto online e la portabilità del progetto.</w:t>
-      </w:r>
     </w:p>
     <w:p>
       <w:pPr>
@@ -1981,8 +2938,18 @@
           <w:bCs/>
           <w:lang w:val="it-IT" w:eastAsia="en-GB"/>
         </w:rPr>
-        <w:t>istruzioni passo passo</w:t>
-      </w:r>
+        <w:t xml:space="preserve">istruzioni passo </w:t>
+      </w:r>
+      <w:proofErr w:type="spellStart"/>
+      <w:r>
+        <w:rPr>
+          <w:b/>
+          <w:bCs/>
+          <w:lang w:val="it-IT" w:eastAsia="en-GB"/>
+        </w:rPr>
+        <w:t>passo</w:t>
+      </w:r>
+      <w:proofErr w:type="spellEnd"/>
       <w:r>
         <w:rPr>
           <w:lang w:val="it-IT" w:eastAsia="en-GB"/>
@@ -2047,7 +3014,21 @@
         <w:rPr>
           <w:lang w:val="it-IT" w:eastAsia="en-GB"/>
         </w:rPr>
-        <w:t>Quali tasti premere (es. Ctrl+S per salvare).</w:t>
+        <w:t xml:space="preserve">Quali tasti premere (es. </w:t>
+      </w:r>
+      <w:proofErr w:type="spellStart"/>
+      <w:r>
+        <w:rPr>
+          <w:lang w:val="it-IT" w:eastAsia="en-GB"/>
+        </w:rPr>
+        <w:t>Ctrl+S</w:t>
+      </w:r>
+      <w:proofErr w:type="spellEnd"/>
+      <w:r>
+        <w:rPr>
+          <w:lang w:val="it-IT" w:eastAsia="en-GB"/>
+        </w:rPr>
+        <w:t xml:space="preserve"> per salvare).</w:t>
       </w:r>
     </w:p>
     <w:p>
@@ -2166,7 +3147,21 @@
         <w:rPr>
           <w:lang w:val="it-IT"/>
         </w:rPr>
-        <w:t>L'utente eseguirà i test e segnalerà eventuali anomalie prima di procedere al commit.</w:t>
+        <w:t xml:space="preserve">L'utente eseguirà i test e segnalerà eventuali anomalie prima di procedere al </w:t>
+      </w:r>
+      <w:proofErr w:type="spellStart"/>
+      <w:r>
+        <w:rPr>
+          <w:lang w:val="it-IT"/>
+        </w:rPr>
+        <w:t>commit</w:t>
+      </w:r>
+      <w:proofErr w:type="spellEnd"/>
+      <w:r>
+        <w:rPr>
+          <w:lang w:val="it-IT"/>
+        </w:rPr>
+        <w:t>.</w:t>
       </w:r>
     </w:p>
     <w:p>
@@ -2242,16 +3237,54 @@
         <w:rPr>
           <w:lang w:val="it-IT"/>
         </w:rPr>
-        <w:t>Fare commit e push di tutti i file modificati (codice e documentazione) con un messaggio chiaro.</w:t>
+        <w:t xml:space="preserve">Fare </w:t>
+      </w:r>
+      <w:proofErr w:type="spellStart"/>
+      <w:r>
+        <w:rPr>
+          <w:lang w:val="it-IT"/>
+        </w:rPr>
+        <w:t>commit</w:t>
+      </w:r>
+      <w:proofErr w:type="spellEnd"/>
+      <w:r>
+        <w:rPr>
+          <w:lang w:val="it-IT"/>
+        </w:rPr>
+        <w:t xml:space="preserve"> e </w:t>
+      </w:r>
+      <w:proofErr w:type="spellStart"/>
+      <w:r>
+        <w:rPr>
+          <w:lang w:val="it-IT"/>
+        </w:rPr>
+        <w:t>push</w:t>
+      </w:r>
+      <w:proofErr w:type="spellEnd"/>
+      <w:r>
+        <w:rPr>
+          <w:lang w:val="it-IT"/>
+        </w:rPr>
+        <w:t xml:space="preserve"> di tutti i file modificati (codice e documentazione) con un messaggio chiaro.</w:t>
       </w:r>
     </w:p>
     <w:p>
       <w:pPr>
         <w:pStyle w:val="Heading1"/>
       </w:pPr>
-      <w:r>
-        <w:t>Riferimenti incrociati</w:t>
-      </w:r>
+      <w:proofErr w:type="spellStart"/>
+      <w:r>
+        <w:t>Riferimenti</w:t>
+      </w:r>
+      <w:proofErr w:type="spellEnd"/>
+      <w:r>
+        <w:t xml:space="preserve"> </w:t>
+      </w:r>
+      <w:proofErr w:type="spellStart"/>
+      <w:r>
+        <w:t>incrociati</w:t>
+      </w:r>
+      <w:proofErr w:type="spellEnd"/>
     </w:p>
     <w:p>
       <w:pPr>
@@ -4346,6 +5379,155 @@
     </w:lvl>
   </w:abstractNum>
   <w:abstractNum w:abstractNumId="17" w15:restartNumberingAfterBreak="0">
+    <w:nsid w:val="6CA53A97"/>
+    <w:multiLevelType w:val="multilevel"/>
+    <w:tmpl w:val="3DBCE22A"/>
+    <w:lvl w:ilvl="0">
+      <w:start w:val="1"/>
+      <w:numFmt w:val="bullet"/>
+      <w:lvlText w:val=""/>
+      <w:lvlJc w:val="left"/>
+      <w:pPr>
+        <w:tabs>
+          <w:tab w:val="num" w:pos="720"/>
+        </w:tabs>
+        <w:ind w:left="720" w:hanging="360"/>
+      </w:pPr>
+      <w:rPr>
+        <w:rFonts w:ascii="Symbol" w:hAnsi="Symbol" w:hint="default"/>
+        <w:sz w:val="20"/>
+      </w:rPr>
+    </w:lvl>
+    <w:lvl w:ilvl="1" w:tentative="1">
+      <w:start w:val="1"/>
+      <w:numFmt w:val="bullet"/>
+      <w:lvlText w:val="o"/>
+      <w:lvlJc w:val="left"/>
+      <w:pPr>
+        <w:tabs>
+          <w:tab w:val="num" w:pos="1440"/>
+        </w:tabs>
+        <w:ind w:left="1440" w:hanging="360"/>
+      </w:pPr>
+      <w:rPr>
+        <w:rFonts w:ascii="Courier New" w:hAnsi="Courier New" w:hint="default"/>
+        <w:sz w:val="20"/>
+      </w:rPr>
+    </w:lvl>
+    <w:lvl w:ilvl="2" w:tentative="1">
+      <w:start w:val="1"/>
+      <w:numFmt w:val="bullet"/>
+      <w:lvlText w:val=""/>
+      <w:lvlJc w:val="left"/>
+      <w:pPr>
+        <w:tabs>
+          <w:tab w:val="num" w:pos="2160"/>
+        </w:tabs>
+        <w:ind w:left="2160" w:hanging="360"/>
+      </w:pPr>
+      <w:rPr>
+        <w:rFonts w:ascii="Wingdings" w:hAnsi="Wingdings" w:hint="default"/>
+        <w:sz w:val="20"/>
+      </w:rPr>
+    </w:lvl>
+    <w:lvl w:ilvl="3" w:tentative="1">
+      <w:start w:val="1"/>
+      <w:numFmt w:val="bullet"/>
+      <w:lvlText w:val=""/>
+      <w:lvlJc w:val="left"/>
+      <w:pPr>
+        <w:tabs>
+          <w:tab w:val="num" w:pos="2880"/>
+        </w:tabs>
+        <w:ind w:left="2880" w:hanging="360"/>
+      </w:pPr>
+      <w:rPr>
+        <w:rFonts w:ascii="Wingdings" w:hAnsi="Wingdings" w:hint="default"/>
+        <w:sz w:val="20"/>
+      </w:rPr>
+    </w:lvl>
+    <w:lvl w:ilvl="4" w:tentative="1">
+      <w:start w:val="1"/>
+      <w:numFmt w:val="bullet"/>
+      <w:lvlText w:val=""/>
+      <w:lvlJc w:val="left"/>
+      <w:pPr>
+        <w:tabs>
+          <w:tab w:val="num" w:pos="3600"/>
+        </w:tabs>
+        <w:ind w:left="3600" w:hanging="360"/>
+      </w:pPr>
+      <w:rPr>
+        <w:rFonts w:ascii="Wingdings" w:hAnsi="Wingdings" w:hint="default"/>
+        <w:sz w:val="20"/>
+      </w:rPr>
+    </w:lvl>
+    <w:lvl w:ilvl="5" w:tentative="1">
+      <w:start w:val="1"/>
+      <w:numFmt w:val="bullet"/>
+      <w:lvlText w:val=""/>
+      <w:lvlJc w:val="left"/>
+      <w:pPr>
+        <w:tabs>
+          <w:tab w:val="num" w:pos="4320"/>
+        </w:tabs>
+        <w:ind w:left="4320" w:hanging="360"/>
+      </w:pPr>
+      <w:rPr>
+        <w:rFonts w:ascii="Wingdings" w:hAnsi="Wingdings" w:hint="default"/>
+        <w:sz w:val="20"/>
+      </w:rPr>
+    </w:lvl>
+    <w:lvl w:ilvl="6" w:tentative="1">
+      <w:start w:val="1"/>
+      <w:numFmt w:val="bullet"/>
+      <w:lvlText w:val=""/>
+      <w:lvlJc w:val="left"/>
+      <w:pPr>
+        <w:tabs>
+          <w:tab w:val="num" w:pos="5040"/>
+        </w:tabs>
+        <w:ind w:left="5040" w:hanging="360"/>
+      </w:pPr>
+      <w:rPr>
+        <w:rFonts w:ascii="Wingdings" w:hAnsi="Wingdings" w:hint="default"/>
+        <w:sz w:val="20"/>
+      </w:rPr>
+    </w:lvl>
+    <w:lvl w:ilvl="7" w:tentative="1">
+      <w:start w:val="1"/>
+      <w:numFmt w:val="bullet"/>
+      <w:lvlText w:val=""/>
+      <w:lvlJc w:val="left"/>
+      <w:pPr>
+        <w:tabs>
+          <w:tab w:val="num" w:pos="5760"/>
+        </w:tabs>
+        <w:ind w:left="5760" w:hanging="360"/>
+      </w:pPr>
+      <w:rPr>
+        <w:rFonts w:ascii="Wingdings" w:hAnsi="Wingdings" w:hint="default"/>
+        <w:sz w:val="20"/>
+      </w:rPr>
+    </w:lvl>
+    <w:lvl w:ilvl="8" w:tentative="1">
+      <w:start w:val="1"/>
+      <w:numFmt w:val="bullet"/>
+      <w:lvlText w:val=""/>
+      <w:lvlJc w:val="left"/>
+      <w:pPr>
+        <w:tabs>
+          <w:tab w:val="num" w:pos="6480"/>
+        </w:tabs>
+        <w:ind w:left="6480" w:hanging="360"/>
+      </w:pPr>
+      <w:rPr>
+        <w:rFonts w:ascii="Wingdings" w:hAnsi="Wingdings" w:hint="default"/>
+        <w:sz w:val="20"/>
+      </w:rPr>
+    </w:lvl>
+  </w:abstractNum>
+  <w:abstractNum w:abstractNumId="18" w15:restartNumberingAfterBreak="0">
     <w:nsid w:val="6E4D4AD7"/>
     <w:multiLevelType w:val="multilevel"/>
     <w:tmpl w:val="D354E42E"/>
@@ -4494,7 +5676,7 @@
       </w:rPr>
     </w:lvl>
   </w:abstractNum>
-  <w:abstractNum w:abstractNumId="18" w15:restartNumberingAfterBreak="0">
+  <w:abstractNum w:abstractNumId="19" w15:restartNumberingAfterBreak="0">
     <w:nsid w:val="6FA430C8"/>
     <w:multiLevelType w:val="multilevel"/>
     <w:tmpl w:val="4142CFCE"/>
@@ -4644,7 +5826,7 @@
     </w:lvl>
   </w:abstractNum>
   <w:num w:numId="1" w16cid:durableId="1753548350">
-    <w:abstractNumId w:val="18"/>
+    <w:abstractNumId w:val="19"/>
   </w:num>
   <w:num w:numId="2" w16cid:durableId="427048364">
     <w:abstractNumId w:val="6"/>
@@ -4665,7 +5847,7 @@
     <w:abstractNumId w:val="5"/>
   </w:num>
   <w:num w:numId="8" w16cid:durableId="661277827">
-    <w:abstractNumId w:val="17"/>
+    <w:abstractNumId w:val="18"/>
   </w:num>
   <w:num w:numId="9" w16cid:durableId="1440685245">
     <w:abstractNumId w:val="10"/>
@@ -4699,6 +5881,9 @@
   </w:num>
   <w:num w:numId="19" w16cid:durableId="1090584944">
     <w:abstractNumId w:val="11"/>
+  </w:num>
+  <w:num w:numId="20" w16cid:durableId="461728514">
+    <w:abstractNumId w:val="17"/>
   </w:num>
 </w:numbering>
 </file>

--- a/Docs/Technical.docx
+++ b/Docs/Technical.docx
@@ -7,13 +7,8 @@
         <w:pStyle w:val="Heading1"/>
       </w:pPr>
       <w:r>
-        <w:t xml:space="preserve">Stack </w:t>
-      </w:r>
-      <w:proofErr w:type="spellStart"/>
-      <w:r>
-        <w:t>tecnologico</w:t>
-      </w:r>
-      <w:proofErr w:type="spellEnd"/>
+        <w:t>Stack tecnologico</w:t>
+      </w:r>
     </w:p>
     <w:p>
       <w:pPr>
@@ -22,21 +17,12 @@
           <w:numId w:val="1"/>
         </w:numPr>
       </w:pPr>
-      <w:proofErr w:type="spellStart"/>
       <w:r>
         <w:rPr>
           <w:b/>
           <w:bCs/>
         </w:rPr>
-        <w:t>Linguaggio</w:t>
-      </w:r>
-      <w:proofErr w:type="spellEnd"/>
-      <w:r>
-        <w:rPr>
-          <w:b/>
-          <w:bCs/>
-        </w:rPr>
-        <w:t>:</w:t>
+        <w:t>Linguaggio:</w:t>
       </w:r>
       <w:r>
         <w:t> JavaScript (ES6+)</w:t>
@@ -64,21 +50,7 @@
         <w:rPr>
           <w:lang w:val="it-IT"/>
         </w:rPr>
-        <w:t> </w:t>
-      </w:r>
-      <w:proofErr w:type="spellStart"/>
-      <w:r>
-        <w:rPr>
-          <w:lang w:val="it-IT"/>
-        </w:rPr>
-        <w:t>Phaser</w:t>
-      </w:r>
-      <w:proofErr w:type="spellEnd"/>
-      <w:r>
-        <w:rPr>
-          <w:lang w:val="it-IT"/>
-        </w:rPr>
-        <w:t xml:space="preserve"> 3 (caricato da CDN)</w:t>
+        <w:t> Phaser 3 (caricato da CDN)</w:t>
       </w:r>
     </w:p>
     <w:p>
@@ -113,21 +85,12 @@
           <w:numId w:val="1"/>
         </w:numPr>
       </w:pPr>
-      <w:proofErr w:type="spellStart"/>
       <w:r>
         <w:rPr>
           <w:b/>
           <w:bCs/>
         </w:rPr>
-        <w:t>Struttura</w:t>
-      </w:r>
-      <w:proofErr w:type="spellEnd"/>
-      <w:r>
-        <w:rPr>
-          <w:b/>
-          <w:bCs/>
-        </w:rPr>
-        <w:t xml:space="preserve"> file:</w:t>
+        <w:t>Struttura file:</w:t>
       </w:r>
     </w:p>
     <w:p>
@@ -144,21 +107,7 @@
         <w:rPr>
           <w:lang w:val="it-IT"/>
         </w:rPr>
-        <w:t xml:space="preserve">index.html – punto di ingresso, carica </w:t>
-      </w:r>
-      <w:proofErr w:type="spellStart"/>
-      <w:r>
-        <w:rPr>
-          <w:lang w:val="it-IT"/>
-        </w:rPr>
-        <w:t>Phaser</w:t>
-      </w:r>
-      <w:proofErr w:type="spellEnd"/>
-      <w:r>
-        <w:rPr>
-          <w:lang w:val="it-IT"/>
-        </w:rPr>
-        <w:t xml:space="preserve"> e gli script</w:t>
+        <w:t>index.html – punto di ingresso, carica Phaser e gli script</w:t>
       </w:r>
     </w:p>
     <w:p>
@@ -171,19 +120,11 @@
           <w:lang w:val="it-IT"/>
         </w:rPr>
       </w:pPr>
-      <w:proofErr w:type="spellStart"/>
-      <w:r>
-        <w:rPr>
-          <w:lang w:val="it-IT"/>
-        </w:rPr>
-        <w:t>css</w:t>
-      </w:r>
-      <w:proofErr w:type="spellEnd"/>
-      <w:r>
-        <w:rPr>
-          <w:lang w:val="it-IT"/>
-        </w:rPr>
-        <w:t>/style.css – stili per UI HTML sovrapposta</w:t>
+      <w:r>
+        <w:rPr>
+          <w:lang w:val="it-IT"/>
+        </w:rPr>
+        <w:t>css/style.css – stili per UI HTML sovrapposta</w:t>
       </w:r>
     </w:p>
     <w:p>
@@ -196,33 +137,11 @@
           <w:lang w:val="it-IT"/>
         </w:rPr>
       </w:pPr>
-      <w:proofErr w:type="spellStart"/>
-      <w:r>
-        <w:rPr>
-          <w:lang w:val="it-IT"/>
-        </w:rPr>
-        <w:t>js</w:t>
-      </w:r>
-      <w:proofErr w:type="spellEnd"/>
-      <w:r>
-        <w:rPr>
-          <w:lang w:val="it-IT"/>
-        </w:rPr>
-        <w:t xml:space="preserve">/main.js – inizializzazione di </w:t>
-      </w:r>
-      <w:proofErr w:type="spellStart"/>
-      <w:r>
-        <w:rPr>
-          <w:lang w:val="it-IT"/>
-        </w:rPr>
-        <w:t>Phaser</w:t>
-      </w:r>
-      <w:proofErr w:type="spellEnd"/>
-      <w:r>
-        <w:rPr>
-          <w:lang w:val="it-IT"/>
-        </w:rPr>
-        <w:t xml:space="preserve"> e configurazione globale</w:t>
+      <w:r>
+        <w:rPr>
+          <w:lang w:val="it-IT"/>
+        </w:rPr>
+        <w:t>js/main.js – inizializzazione di Phaser e configurazione globale</w:t>
       </w:r>
     </w:p>
     <w:p>
@@ -235,33 +154,11 @@
           <w:lang w:val="it-IT"/>
         </w:rPr>
       </w:pPr>
-      <w:proofErr w:type="spellStart"/>
-      <w:r>
-        <w:rPr>
-          <w:lang w:val="it-IT"/>
-        </w:rPr>
-        <w:t>js</w:t>
-      </w:r>
-      <w:proofErr w:type="spellEnd"/>
-      <w:r>
-        <w:rPr>
-          <w:lang w:val="it-IT"/>
-        </w:rPr>
-        <w:t xml:space="preserve">/world.js – griglia spaziale, </w:t>
-      </w:r>
-      <w:proofErr w:type="spellStart"/>
-      <w:r>
-        <w:rPr>
-          <w:lang w:val="it-IT"/>
-        </w:rPr>
-        <w:t>layer</w:t>
-      </w:r>
-      <w:proofErr w:type="spellEnd"/>
-      <w:r>
-        <w:rPr>
-          <w:lang w:val="it-IT"/>
-        </w:rPr>
-        <w:t xml:space="preserve"> di densità, query spaziali</w:t>
+      <w:r>
+        <w:rPr>
+          <w:lang w:val="it-IT"/>
+        </w:rPr>
+        <w:t>js/world.js – griglia spaziale, layer di densità, query spaziali</w:t>
       </w:r>
     </w:p>
     <w:p>
@@ -274,19 +171,11 @@
           <w:lang w:val="it-IT"/>
         </w:rPr>
       </w:pPr>
-      <w:proofErr w:type="spellStart"/>
-      <w:r>
-        <w:rPr>
-          <w:lang w:val="it-IT"/>
-        </w:rPr>
-        <w:t>js</w:t>
-      </w:r>
-      <w:proofErr w:type="spellEnd"/>
-      <w:r>
-        <w:rPr>
-          <w:lang w:val="it-IT"/>
-        </w:rPr>
-        <w:t>/units.js – classi per pop, unità, branchi</w:t>
+      <w:r>
+        <w:rPr>
+          <w:lang w:val="it-IT"/>
+        </w:rPr>
+        <w:t>js/units.js – classi per pop, unità, branchi</w:t>
       </w:r>
     </w:p>
     <w:p>
@@ -299,19 +188,11 @@
           <w:lang w:val="it-IT"/>
         </w:rPr>
       </w:pPr>
-      <w:proofErr w:type="spellStart"/>
-      <w:r>
-        <w:rPr>
-          <w:lang w:val="it-IT"/>
-        </w:rPr>
-        <w:t>js</w:t>
-      </w:r>
-      <w:proofErr w:type="spellEnd"/>
-      <w:r>
-        <w:rPr>
-          <w:lang w:val="it-IT"/>
-        </w:rPr>
-        <w:t>/resources.js – logica di raccolta, consumo, deterioramento (futuro)</w:t>
+      <w:r>
+        <w:rPr>
+          <w:lang w:val="it-IT"/>
+        </w:rPr>
+        <w:t>js/resources.js – logica di raccolta, consumo, deterioramento (futuro)</w:t>
       </w:r>
     </w:p>
     <w:p>
@@ -324,33 +205,11 @@
           <w:lang w:val="it-IT"/>
         </w:rPr>
       </w:pPr>
-      <w:proofErr w:type="spellStart"/>
-      <w:r>
-        <w:rPr>
-          <w:lang w:val="it-IT"/>
-        </w:rPr>
-        <w:t>js</w:t>
-      </w:r>
-      <w:proofErr w:type="spellEnd"/>
-      <w:r>
-        <w:rPr>
-          <w:lang w:val="it-IT"/>
-        </w:rPr>
-        <w:t xml:space="preserve">/ui.js – interfaccia utente, pannelli, </w:t>
-      </w:r>
-      <w:proofErr w:type="spellStart"/>
-      <w:r>
-        <w:rPr>
-          <w:lang w:val="it-IT"/>
-        </w:rPr>
-        <w:t>tooltip</w:t>
-      </w:r>
-      <w:proofErr w:type="spellEnd"/>
-      <w:r>
-        <w:rPr>
-          <w:lang w:val="it-IT"/>
-        </w:rPr>
-        <w:t xml:space="preserve"> (futuro)</w:t>
+      <w:r>
+        <w:rPr>
+          <w:lang w:val="it-IT"/>
+        </w:rPr>
+        <w:t>js/ui.js – interfaccia utente, pannelli, tooltip (futuro)</w:t>
       </w:r>
     </w:p>
     <w:p>
@@ -363,19 +222,11 @@
           <w:lang w:val="it-IT"/>
         </w:rPr>
       </w:pPr>
-      <w:proofErr w:type="spellStart"/>
-      <w:r>
-        <w:rPr>
-          <w:lang w:val="it-IT"/>
-        </w:rPr>
-        <w:t>js</w:t>
-      </w:r>
-      <w:proofErr w:type="spellEnd"/>
-      <w:r>
-        <w:rPr>
-          <w:lang w:val="it-IT"/>
-        </w:rPr>
-        <w:t>/time.js – gestione pausa/play/velocità (futuro)</w:t>
+      <w:r>
+        <w:rPr>
+          <w:lang w:val="it-IT"/>
+        </w:rPr>
+        <w:t>js/time.js – gestione pausa/play/velocità (futuro)</w:t>
       </w:r>
     </w:p>
     <w:p>
@@ -437,14 +288,12 @@
           <w:lang w:val="it-IT"/>
         </w:rPr>
       </w:pPr>
-      <w:proofErr w:type="spellStart"/>
       <w:r>
         <w:rPr>
           <w:lang w:val="it-IT"/>
         </w:rPr>
         <w:t>javascript</w:t>
       </w:r>
-      <w:proofErr w:type="spellEnd"/>
     </w:p>
     <w:p>
       <w:pPr>
@@ -469,21 +318,7 @@
         <w:rPr>
           <w:lang w:val="it-IT"/>
         </w:rPr>
-        <w:t xml:space="preserve">  cx, </w:t>
-      </w:r>
-      <w:proofErr w:type="spellStart"/>
-      <w:r>
-        <w:rPr>
-          <w:lang w:val="it-IT"/>
-        </w:rPr>
-        <w:t>cy</w:t>
-      </w:r>
-      <w:proofErr w:type="spellEnd"/>
-      <w:r>
-        <w:rPr>
-          <w:lang w:val="it-IT"/>
-        </w:rPr>
-        <w:t xml:space="preserve">,                   </w:t>
+        <w:t xml:space="preserve">  cx, cy,                   </w:t>
       </w:r>
       <w:r>
         <w:rPr>
@@ -504,21 +339,7 @@
         <w:rPr>
           <w:lang w:val="it-IT"/>
         </w:rPr>
-        <w:t xml:space="preserve">  </w:t>
-      </w:r>
-      <w:proofErr w:type="spellStart"/>
-      <w:r>
-        <w:rPr>
-          <w:lang w:val="it-IT"/>
-        </w:rPr>
-        <w:t>entities</w:t>
-      </w:r>
-      <w:proofErr w:type="spellEnd"/>
-      <w:r>
-        <w:rPr>
-          <w:lang w:val="it-IT"/>
-        </w:rPr>
-        <w:t xml:space="preserve">: [],             </w:t>
+        <w:t xml:space="preserve">  entities: [],             </w:t>
       </w:r>
       <w:r>
         <w:rPr>
@@ -540,21 +361,7 @@
           <w:lang w:val="it-IT"/>
         </w:rPr>
         <w:lastRenderedPageBreak/>
-        <w:t xml:space="preserve">  </w:t>
-      </w:r>
-      <w:proofErr w:type="spellStart"/>
-      <w:r>
-        <w:rPr>
-          <w:lang w:val="it-IT"/>
-        </w:rPr>
-        <w:t>forestDensity</w:t>
-      </w:r>
-      <w:proofErr w:type="spellEnd"/>
-      <w:r>
-        <w:rPr>
-          <w:lang w:val="it-IT"/>
-        </w:rPr>
-        <w:t xml:space="preserve">: 0.0,       </w:t>
+        <w:t xml:space="preserve">  forestDensity: 0.0,       </w:t>
       </w:r>
       <w:r>
         <w:rPr>
@@ -575,21 +382,7 @@
         <w:rPr>
           <w:lang w:val="it-IT"/>
         </w:rPr>
-        <w:t xml:space="preserve">  </w:t>
-      </w:r>
-      <w:proofErr w:type="spellStart"/>
-      <w:r>
-        <w:rPr>
-          <w:lang w:val="it-IT"/>
-        </w:rPr>
-        <w:t>forageDensity</w:t>
-      </w:r>
-      <w:proofErr w:type="spellEnd"/>
-      <w:r>
-        <w:rPr>
-          <w:lang w:val="it-IT"/>
-        </w:rPr>
-        <w:t xml:space="preserve">: 0.0,       </w:t>
+        <w:t xml:space="preserve">  forageDensity: 0.0,       </w:t>
       </w:r>
       <w:r>
         <w:rPr>
@@ -610,21 +403,7 @@
         <w:rPr>
           <w:lang w:val="it-IT"/>
         </w:rPr>
-        <w:t xml:space="preserve">  </w:t>
-      </w:r>
-      <w:proofErr w:type="spellStart"/>
-      <w:r>
-        <w:rPr>
-          <w:lang w:val="it-IT"/>
-        </w:rPr>
-        <w:t>smallGameDensity</w:t>
-      </w:r>
-      <w:proofErr w:type="spellEnd"/>
-      <w:r>
-        <w:rPr>
-          <w:lang w:val="it-IT"/>
-        </w:rPr>
-        <w:t xml:space="preserve">: 0.0,    </w:t>
+        <w:t xml:space="preserve">  smallGameDensity: 0.0,    </w:t>
       </w:r>
       <w:r>
         <w:rPr>
@@ -645,21 +424,7 @@
         <w:rPr>
           <w:lang w:val="it-IT"/>
         </w:rPr>
-        <w:t xml:space="preserve">  </w:t>
-      </w:r>
-      <w:proofErr w:type="spellStart"/>
-      <w:r>
-        <w:rPr>
-          <w:lang w:val="it-IT"/>
-        </w:rPr>
-        <w:t>fishDensity</w:t>
-      </w:r>
-      <w:proofErr w:type="spellEnd"/>
-      <w:r>
-        <w:rPr>
-          <w:lang w:val="it-IT"/>
-        </w:rPr>
-        <w:t xml:space="preserve">: 0.0,         </w:t>
+        <w:t xml:space="preserve">  fishDensity: 0.0,         </w:t>
       </w:r>
       <w:r>
         <w:rPr>
@@ -680,21 +445,7 @@
         <w:rPr>
           <w:lang w:val="it-IT"/>
         </w:rPr>
-        <w:t xml:space="preserve">  </w:t>
-      </w:r>
-      <w:proofErr w:type="spellStart"/>
-      <w:r>
-        <w:rPr>
-          <w:lang w:val="it-IT"/>
-        </w:rPr>
-        <w:t>fertility</w:t>
-      </w:r>
-      <w:proofErr w:type="spellEnd"/>
-      <w:r>
-        <w:rPr>
-          <w:lang w:val="it-IT"/>
-        </w:rPr>
-        <w:t xml:space="preserve">: 0.5            </w:t>
+        <w:t xml:space="preserve">  fertility: 0.5            </w:t>
       </w:r>
       <w:r>
         <w:rPr>
@@ -728,35 +479,7 @@
         <w:rPr>
           <w:lang w:val="it-IT"/>
         </w:rPr>
-        <w:t>La griglia è memorizzata in un array 2D o in una </w:t>
-      </w:r>
-      <w:proofErr w:type="spellStart"/>
-      <w:r>
-        <w:rPr>
-          <w:lang w:val="it-IT"/>
-        </w:rPr>
-        <w:t>Map</w:t>
-      </w:r>
-      <w:proofErr w:type="spellEnd"/>
-      <w:r>
-        <w:rPr>
-          <w:lang w:val="it-IT"/>
-        </w:rPr>
-        <w:t> con chiave "</w:t>
-      </w:r>
-      <w:proofErr w:type="spellStart"/>
-      <w:r>
-        <w:rPr>
-          <w:lang w:val="it-IT"/>
-        </w:rPr>
-        <w:t>cx,cy</w:t>
-      </w:r>
-      <w:proofErr w:type="spellEnd"/>
-      <w:r>
-        <w:rPr>
-          <w:lang w:val="it-IT"/>
-        </w:rPr>
-        <w:t>".</w:t>
+        <w:t>La griglia è memorizzata in un array 2D o in una Map con chiave "cx,cy".</w:t>
       </w:r>
     </w:p>
     <w:p>
@@ -777,33 +500,11 @@
           <w:lang w:val="it-IT"/>
         </w:rPr>
       </w:pPr>
-      <w:proofErr w:type="spellStart"/>
-      <w:r>
-        <w:rPr>
-          <w:lang w:val="it-IT"/>
-        </w:rPr>
-        <w:t>worldToCell</w:t>
-      </w:r>
-      <w:proofErr w:type="spellEnd"/>
-      <w:r>
-        <w:rPr>
-          <w:lang w:val="it-IT"/>
-        </w:rPr>
-        <w:t xml:space="preserve">(x, y) → {cx, </w:t>
-      </w:r>
-      <w:proofErr w:type="spellStart"/>
-      <w:r>
-        <w:rPr>
-          <w:lang w:val="it-IT"/>
-        </w:rPr>
-        <w:t>cy</w:t>
-      </w:r>
-      <w:proofErr w:type="spellEnd"/>
-      <w:r>
-        <w:rPr>
-          <w:lang w:val="it-IT"/>
-        </w:rPr>
-        <w:t>}: converte coordinate mondo in coordinate cella.</w:t>
+      <w:r>
+        <w:rPr>
+          <w:lang w:val="it-IT"/>
+        </w:rPr>
+        <w:t>worldToCell(x, y) → {cx, cy}: converte coordinate mondo in coordinate cella.</w:t>
       </w:r>
     </w:p>
     <w:p>
@@ -816,33 +517,11 @@
           <w:lang w:val="it-IT"/>
         </w:rPr>
       </w:pPr>
-      <w:proofErr w:type="spellStart"/>
-      <w:r>
-        <w:rPr>
-          <w:lang w:val="it-IT"/>
-        </w:rPr>
-        <w:t>getCell</w:t>
-      </w:r>
-      <w:proofErr w:type="spellEnd"/>
-      <w:r>
-        <w:rPr>
-          <w:lang w:val="it-IT"/>
-        </w:rPr>
-        <w:t xml:space="preserve">(cx, </w:t>
-      </w:r>
-      <w:proofErr w:type="spellStart"/>
-      <w:r>
-        <w:rPr>
-          <w:lang w:val="it-IT"/>
-        </w:rPr>
-        <w:t>cy</w:t>
-      </w:r>
-      <w:proofErr w:type="spellEnd"/>
-      <w:r>
-        <w:rPr>
-          <w:lang w:val="it-IT"/>
-        </w:rPr>
-        <w:t>) → oggetto cella (crea la cella se non esiste).</w:t>
+      <w:r>
+        <w:rPr>
+          <w:lang w:val="it-IT"/>
+        </w:rPr>
+        <w:t>getCell(cx, cy) → oggetto cella (crea la cella se non esiste).</w:t>
       </w:r>
     </w:p>
     <w:p>
@@ -855,33 +534,11 @@
           <w:lang w:val="it-IT"/>
         </w:rPr>
       </w:pPr>
-      <w:proofErr w:type="spellStart"/>
-      <w:r>
-        <w:rPr>
-          <w:lang w:val="it-IT"/>
-        </w:rPr>
-        <w:t>getEntitiesInRadius</w:t>
-      </w:r>
-      <w:proofErr w:type="spellEnd"/>
-      <w:r>
-        <w:rPr>
-          <w:lang w:val="it-IT"/>
-        </w:rPr>
-        <w:t xml:space="preserve">(x, y, </w:t>
-      </w:r>
-      <w:proofErr w:type="spellStart"/>
-      <w:r>
-        <w:rPr>
-          <w:lang w:val="it-IT"/>
-        </w:rPr>
-        <w:t>radius</w:t>
-      </w:r>
-      <w:proofErr w:type="spellEnd"/>
-      <w:r>
-        <w:rPr>
-          <w:lang w:val="it-IT"/>
-        </w:rPr>
-        <w:t>) → array di entità: interroga le celle nel raggio e filtra per distanza esatta.</w:t>
+      <w:r>
+        <w:rPr>
+          <w:lang w:val="it-IT"/>
+        </w:rPr>
+        <w:t>getEntitiesInRadius(x, y, radius) → array di entità: interroga le celle nel raggio e filtra per distanza esatta.</w:t>
       </w:r>
     </w:p>
     <w:p>
@@ -894,75 +551,11 @@
           <w:lang w:val="it-IT"/>
         </w:rPr>
       </w:pPr>
-      <w:proofErr w:type="spellStart"/>
-      <w:r>
-        <w:rPr>
-          <w:lang w:val="it-IT"/>
-        </w:rPr>
-        <w:t>modifyDensity</w:t>
-      </w:r>
-      <w:proofErr w:type="spellEnd"/>
-      <w:r>
-        <w:rPr>
-          <w:lang w:val="it-IT"/>
-        </w:rPr>
-        <w:t xml:space="preserve">(x, y, </w:t>
-      </w:r>
-      <w:proofErr w:type="spellStart"/>
-      <w:r>
-        <w:rPr>
-          <w:lang w:val="it-IT"/>
-        </w:rPr>
-        <w:t>layer</w:t>
-      </w:r>
-      <w:proofErr w:type="spellEnd"/>
-      <w:r>
-        <w:rPr>
-          <w:lang w:val="it-IT"/>
-        </w:rPr>
-        <w:t xml:space="preserve">, </w:t>
-      </w:r>
-      <w:proofErr w:type="spellStart"/>
-      <w:r>
-        <w:rPr>
-          <w:lang w:val="it-IT"/>
-        </w:rPr>
-        <w:t>amount</w:t>
-      </w:r>
-      <w:proofErr w:type="spellEnd"/>
-      <w:r>
-        <w:rPr>
-          <w:lang w:val="it-IT"/>
-        </w:rPr>
-        <w:t xml:space="preserve">, </w:t>
-      </w:r>
-      <w:proofErr w:type="spellStart"/>
-      <w:r>
-        <w:rPr>
-          <w:lang w:val="it-IT"/>
-        </w:rPr>
-        <w:t>impactRadius</w:t>
-      </w:r>
-      <w:proofErr w:type="spellEnd"/>
-      <w:r>
-        <w:rPr>
-          <w:lang w:val="it-IT"/>
-        </w:rPr>
-        <w:t xml:space="preserve">): modifica la densità del </w:t>
-      </w:r>
-      <w:proofErr w:type="spellStart"/>
-      <w:r>
-        <w:rPr>
-          <w:lang w:val="it-IT"/>
-        </w:rPr>
-        <w:t>layer</w:t>
-      </w:r>
-      <w:proofErr w:type="spellEnd"/>
-      <w:r>
-        <w:rPr>
-          <w:lang w:val="it-IT"/>
-        </w:rPr>
-        <w:t xml:space="preserve"> indicato nelle celle intorno alla posizione, con decadimento radiale.</w:t>
+      <w:r>
+        <w:rPr>
+          <w:lang w:val="it-IT"/>
+        </w:rPr>
+        <w:t>modifyDensity(x, y, layer, amount, impactRadius): modifica la densità del layer indicato nelle celle intorno alla posizione, con decadimento radiale.</w:t>
       </w:r>
     </w:p>
     <w:p>
@@ -1030,11 +623,9 @@
             <w:hideMark/>
           </w:tcPr>
           <w:p>
-            <w:proofErr w:type="spellStart"/>
             <w:r>
               <w:t>Proprietà</w:t>
             </w:r>
-            <w:proofErr w:type="spellEnd"/>
           </w:p>
         </w:tc>
         <w:tc>
@@ -1053,11 +644,9 @@
             <w:hideMark/>
           </w:tcPr>
           <w:p>
-            <w:proofErr w:type="spellStart"/>
             <w:r>
               <w:t>Descrizione</w:t>
             </w:r>
-            <w:proofErr w:type="spellEnd"/>
           </w:p>
         </w:tc>
       </w:tr>
@@ -1093,11 +682,9 @@
             <w:hideMark/>
           </w:tcPr>
           <w:p>
-            <w:proofErr w:type="spellStart"/>
             <w:r>
               <w:t>forestDensity</w:t>
             </w:r>
-            <w:proofErr w:type="spellEnd"/>
           </w:p>
         </w:tc>
         <w:tc>
@@ -1141,19 +728,9 @@
             <w:hideMark/>
           </w:tcPr>
           <w:p>
-            <w:proofErr w:type="spellStart"/>
             <w:r>
-              <w:t>Vegetazione</w:t>
+              <w:t>Vegetazione raccoglibile</w:t>
             </w:r>
-            <w:proofErr w:type="spellEnd"/>
-            <w:r>
-              <w:t xml:space="preserve"> </w:t>
-            </w:r>
-            <w:proofErr w:type="spellStart"/>
-            <w:r>
-              <w:t>raccoglibile</w:t>
-            </w:r>
-            <w:proofErr w:type="spellEnd"/>
           </w:p>
         </w:tc>
         <w:tc>
@@ -1169,11 +746,9 @@
             <w:hideMark/>
           </w:tcPr>
           <w:p>
-            <w:proofErr w:type="spellStart"/>
             <w:r>
               <w:t>forageDensity</w:t>
             </w:r>
-            <w:proofErr w:type="spellEnd"/>
           </w:p>
         </w:tc>
         <w:tc>
@@ -1218,13 +793,8 @@
           </w:tcPr>
           <w:p>
             <w:r>
-              <w:t xml:space="preserve">Piccola fauna </w:t>
+              <w:t>Piccola fauna terrestre</w:t>
             </w:r>
-            <w:proofErr w:type="spellStart"/>
-            <w:r>
-              <w:t>terrestre</w:t>
-            </w:r>
-            <w:proofErr w:type="spellEnd"/>
           </w:p>
         </w:tc>
         <w:tc>
@@ -1240,11 +810,9 @@
             <w:hideMark/>
           </w:tcPr>
           <w:p>
-            <w:proofErr w:type="spellStart"/>
             <w:r>
               <w:t>smallGameDensity</w:t>
             </w:r>
-            <w:proofErr w:type="spellEnd"/>
           </w:p>
         </w:tc>
         <w:tc>
@@ -1306,11 +874,9 @@
             <w:hideMark/>
           </w:tcPr>
           <w:p>
-            <w:proofErr w:type="spellStart"/>
             <w:r>
               <w:t>fishDensity</w:t>
             </w:r>
-            <w:proofErr w:type="spellEnd"/>
           </w:p>
         </w:tc>
         <w:tc>
@@ -1333,23 +899,7 @@
               <w:t xml:space="preserve">Disponibile solo in celle d'acqua. </w:t>
             </w:r>
             <w:r>
-              <w:t xml:space="preserve">Ridotto </w:t>
-            </w:r>
-            <w:proofErr w:type="spellStart"/>
-            <w:r>
-              <w:t>dalla</w:t>
-            </w:r>
-            <w:proofErr w:type="spellEnd"/>
-            <w:r>
-              <w:t xml:space="preserve"> </w:t>
-            </w:r>
-            <w:proofErr w:type="spellStart"/>
-            <w:r>
-              <w:t>pesca</w:t>
-            </w:r>
-            <w:proofErr w:type="spellEnd"/>
-            <w:r>
-              <w:t>.</w:t>
+              <w:t>Ridotto dalla pesca.</w:t>
             </w:r>
           </w:p>
         </w:tc>
@@ -1368,11 +918,9 @@
             <w:hideMark/>
           </w:tcPr>
           <w:p>
-            <w:proofErr w:type="spellStart"/>
             <w:r>
               <w:t>Fertilità</w:t>
             </w:r>
-            <w:proofErr w:type="spellEnd"/>
           </w:p>
         </w:tc>
         <w:tc>
@@ -1407,31 +955,7 @@
           </w:tcPr>
           <w:p>
             <w:r>
-              <w:t xml:space="preserve">Per </w:t>
-            </w:r>
-            <w:proofErr w:type="spellStart"/>
-            <w:r>
-              <w:t>uso</w:t>
-            </w:r>
-            <w:proofErr w:type="spellEnd"/>
-            <w:r>
-              <w:t xml:space="preserve"> </w:t>
-            </w:r>
-            <w:proofErr w:type="spellStart"/>
-            <w:r>
-              <w:t>futuro</w:t>
-            </w:r>
-            <w:proofErr w:type="spellEnd"/>
-            <w:r>
-              <w:t xml:space="preserve"> (</w:t>
-            </w:r>
-            <w:proofErr w:type="spellStart"/>
-            <w:r>
-              <w:t>agricoltura</w:t>
-            </w:r>
-            <w:proofErr w:type="spellEnd"/>
-            <w:r>
-              <w:t>).</w:t>
+              <w:t>Per uso futuro (agricoltura).</w:t>
             </w:r>
           </w:p>
         </w:tc>
@@ -1474,11 +998,9 @@
       </w:r>
     </w:p>
     <w:p>
-      <w:proofErr w:type="spellStart"/>
       <w:r>
         <w:t>javascript</w:t>
       </w:r>
-      <w:proofErr w:type="spellEnd"/>
     </w:p>
     <w:p>
       <w:r>
@@ -1529,35 +1051,7 @@
         <w:rPr>
           <w:lang w:val="it-IT"/>
         </w:rPr>
-        <w:t xml:space="preserve">  </w:t>
-      </w:r>
-      <w:proofErr w:type="spellStart"/>
-      <w:r>
-        <w:rPr>
-          <w:lang w:val="it-IT"/>
-        </w:rPr>
-        <w:t>targetX</w:t>
-      </w:r>
-      <w:proofErr w:type="spellEnd"/>
-      <w:r>
-        <w:rPr>
-          <w:lang w:val="it-IT"/>
-        </w:rPr>
-        <w:t xml:space="preserve">, </w:t>
-      </w:r>
-      <w:proofErr w:type="spellStart"/>
-      <w:r>
-        <w:rPr>
-          <w:lang w:val="it-IT"/>
-        </w:rPr>
-        <w:t>targetY</w:t>
-      </w:r>
-      <w:proofErr w:type="spellEnd"/>
-      <w:r>
-        <w:rPr>
-          <w:lang w:val="it-IT"/>
-        </w:rPr>
-        <w:t xml:space="preserve">,         </w:t>
+        <w:t xml:space="preserve">  targetX, targetY,         </w:t>
       </w:r>
       <w:r>
         <w:rPr>
@@ -1599,35 +1093,7 @@
         <w:rPr>
           <w:lang w:val="it-IT"/>
         </w:rPr>
-        <w:t xml:space="preserve">  state: '</w:t>
-      </w:r>
-      <w:proofErr w:type="spellStart"/>
-      <w:r>
-        <w:rPr>
-          <w:lang w:val="it-IT"/>
-        </w:rPr>
-        <w:t>idle</w:t>
-      </w:r>
-      <w:proofErr w:type="spellEnd"/>
-      <w:r>
-        <w:rPr>
-          <w:lang w:val="it-IT"/>
-        </w:rPr>
-        <w:t>' | '</w:t>
-      </w:r>
-      <w:proofErr w:type="spellStart"/>
-      <w:r>
-        <w:rPr>
-          <w:lang w:val="it-IT"/>
-        </w:rPr>
-        <w:t>moving</w:t>
-      </w:r>
-      <w:proofErr w:type="spellEnd"/>
-      <w:r>
-        <w:rPr>
-          <w:lang w:val="it-IT"/>
-        </w:rPr>
-        <w:t>' | 'working'</w:t>
+        <w:t xml:space="preserve">  state: 'idle' | 'moving' | 'working'</w:t>
       </w:r>
     </w:p>
     <w:p>
@@ -1652,29 +1118,8 @@
       </w:r>
     </w:p>
     <w:p>
-      <w:proofErr w:type="spellStart"/>
-      <w:r>
-        <w:t>Estende</w:t>
-      </w:r>
-      <w:proofErr w:type="spellEnd"/>
-      <w:r>
-        <w:t xml:space="preserve"> </w:t>
-      </w:r>
-      <w:proofErr w:type="spellStart"/>
-      <w:r>
-        <w:t>l'unità</w:t>
-      </w:r>
-      <w:proofErr w:type="spellEnd"/>
-      <w:r>
-        <w:t xml:space="preserve"> </w:t>
-      </w:r>
-      <w:proofErr w:type="spellStart"/>
-      <w:r>
-        <w:t>generica</w:t>
-      </w:r>
-      <w:proofErr w:type="spellEnd"/>
-      <w:r>
-        <w:t xml:space="preserve"> con:</w:t>
+      <w:r>
+        <w:t>Estende l'unità generica con:</w:t>
       </w:r>
     </w:p>
     <w:p>
@@ -1687,19 +1132,11 @@
           <w:lang w:val="it-IT"/>
         </w:rPr>
       </w:pPr>
-      <w:proofErr w:type="spellStart"/>
-      <w:r>
-        <w:rPr>
-          <w:lang w:val="it-IT"/>
-        </w:rPr>
-        <w:t>population</w:t>
-      </w:r>
-      <w:proofErr w:type="spellEnd"/>
-      <w:r>
-        <w:rPr>
-          <w:lang w:val="it-IT"/>
-        </w:rPr>
-        <w:t>: numero di individui nel gruppo</w:t>
+      <w:r>
+        <w:rPr>
+          <w:lang w:val="it-IT"/>
+        </w:rPr>
+        <w:t>population: numero di individui nel gruppo</w:t>
       </w:r>
     </w:p>
     <w:p>
@@ -1716,91 +1153,7 @@
         <w:rPr>
           <w:lang w:val="it-IT"/>
         </w:rPr>
-        <w:t xml:space="preserve">task: { </w:t>
-      </w:r>
-      <w:proofErr w:type="spellStart"/>
-      <w:r>
-        <w:rPr>
-          <w:lang w:val="it-IT"/>
-        </w:rPr>
-        <w:t>type</w:t>
-      </w:r>
-      <w:proofErr w:type="spellEnd"/>
-      <w:r>
-        <w:rPr>
-          <w:lang w:val="it-IT"/>
-        </w:rPr>
-        <w:t>: '</w:t>
-      </w:r>
-      <w:proofErr w:type="spellStart"/>
-      <w:r>
-        <w:rPr>
-          <w:lang w:val="it-IT"/>
-        </w:rPr>
-        <w:t>gatherWood</w:t>
-      </w:r>
-      <w:proofErr w:type="spellEnd"/>
-      <w:r>
-        <w:rPr>
-          <w:lang w:val="it-IT"/>
-        </w:rPr>
-        <w:t>' | '</w:t>
-      </w:r>
-      <w:proofErr w:type="spellStart"/>
-      <w:r>
-        <w:rPr>
-          <w:lang w:val="it-IT"/>
-        </w:rPr>
-        <w:t>hunt</w:t>
-      </w:r>
-      <w:proofErr w:type="spellEnd"/>
-      <w:r>
-        <w:rPr>
-          <w:lang w:val="it-IT"/>
-        </w:rPr>
-        <w:t>' | '</w:t>
-      </w:r>
-      <w:proofErr w:type="spellStart"/>
-      <w:r>
-        <w:rPr>
-          <w:lang w:val="it-IT"/>
-        </w:rPr>
-        <w:t>forage</w:t>
-      </w:r>
-      <w:proofErr w:type="spellEnd"/>
-      <w:r>
-        <w:rPr>
-          <w:lang w:val="it-IT"/>
-        </w:rPr>
-        <w:t>' | '</w:t>
-      </w:r>
-      <w:proofErr w:type="spellStart"/>
-      <w:r>
-        <w:rPr>
-          <w:lang w:val="it-IT"/>
-        </w:rPr>
-        <w:t>fish</w:t>
-      </w:r>
-      <w:proofErr w:type="spellEnd"/>
-      <w:r>
-        <w:rPr>
-          <w:lang w:val="it-IT"/>
-        </w:rPr>
-        <w:t>' | '</w:t>
-      </w:r>
-      <w:proofErr w:type="spellStart"/>
-      <w:r>
-        <w:rPr>
-          <w:lang w:val="it-IT"/>
-        </w:rPr>
-        <w:t>trapSmallGame</w:t>
-      </w:r>
-      <w:proofErr w:type="spellEnd"/>
-      <w:r>
-        <w:rPr>
-          <w:lang w:val="it-IT"/>
-        </w:rPr>
-        <w:t>', location: {x, y} }</w:t>
+        <w:t>task: { type: 'gatherWood' | 'hunt' | 'forage' | 'fish' | 'trapSmallGame', location: {x, y} }</w:t>
       </w:r>
     </w:p>
     <w:p>
@@ -1813,33 +1166,11 @@
           <w:lang w:val="it-IT"/>
         </w:rPr>
       </w:pPr>
-      <w:proofErr w:type="spellStart"/>
-      <w:r>
-        <w:rPr>
-          <w:lang w:val="it-IT"/>
-        </w:rPr>
-        <w:t>inventory</w:t>
-      </w:r>
-      <w:proofErr w:type="spellEnd"/>
-      <w:r>
-        <w:rPr>
-          <w:lang w:val="it-IT"/>
-        </w:rPr>
-        <w:t xml:space="preserve">: { </w:t>
-      </w:r>
-      <w:proofErr w:type="spellStart"/>
-      <w:r>
-        <w:rPr>
-          <w:lang w:val="it-IT"/>
-        </w:rPr>
-        <w:t>wood</w:t>
-      </w:r>
-      <w:proofErr w:type="spellEnd"/>
-      <w:r>
-        <w:rPr>
-          <w:lang w:val="it-IT"/>
-        </w:rPr>
-        <w:t>: 0, food: 0 } – risorse trasportate (in futuro potranno essere differenziate)</w:t>
+      <w:r>
+        <w:rPr>
+          <w:lang w:val="it-IT"/>
+        </w:rPr>
+        <w:t>inventory: { wood: 0, food: 0 } – risorse trasportate (in futuro potranno essere differenziate)</w:t>
       </w:r>
     </w:p>
     <w:p>
@@ -1852,19 +1183,11 @@
           <w:lang w:val="it-IT"/>
         </w:rPr>
       </w:pPr>
-      <w:proofErr w:type="spellStart"/>
-      <w:r>
-        <w:rPr>
-          <w:lang w:val="it-IT"/>
-        </w:rPr>
-        <w:t>rations</w:t>
-      </w:r>
-      <w:proofErr w:type="spellEnd"/>
-      <w:r>
-        <w:rPr>
-          <w:lang w:val="it-IT"/>
-        </w:rPr>
-        <w:t>: provviste di cibo portate per il viaggio</w:t>
+      <w:r>
+        <w:rPr>
+          <w:lang w:val="it-IT"/>
+        </w:rPr>
+        <w:t>rations: provviste di cibo portate per il viaggio</w:t>
       </w:r>
     </w:p>
     <w:p>
@@ -1893,27 +1216,9 @@
           <w:numId w:val="4"/>
         </w:numPr>
       </w:pPr>
-      <w:proofErr w:type="spellStart"/>
-      <w:r>
-        <w:t>herdSize</w:t>
-      </w:r>
-      <w:proofErr w:type="spellEnd"/>
-      <w:r>
-        <w:t xml:space="preserve">: </w:t>
-      </w:r>
-      <w:proofErr w:type="spellStart"/>
-      <w:r>
-        <w:t>numero</w:t>
-      </w:r>
-      <w:proofErr w:type="spellEnd"/>
-      <w:r>
-        <w:t xml:space="preserve"> di </w:t>
-      </w:r>
-      <w:proofErr w:type="spellStart"/>
-      <w:r>
-        <w:t>capi</w:t>
-      </w:r>
-      <w:proofErr w:type="spellEnd"/>
+      <w:r>
+        <w:t>herdSize: numero di capi</w:t>
+      </w:r>
     </w:p>
     <w:p>
       <w:pPr>
@@ -1923,29 +1228,8 @@
         </w:numPr>
       </w:pPr>
       <w:r>
-        <w:t xml:space="preserve">habitat: </w:t>
-      </w:r>
-      <w:proofErr w:type="spellStart"/>
-      <w:r>
-        <w:t>tipo</w:t>
-      </w:r>
-      <w:proofErr w:type="spellEnd"/>
-      <w:r>
-        <w:t xml:space="preserve"> di </w:t>
-      </w:r>
-      <w:proofErr w:type="spellStart"/>
-      <w:r>
-        <w:t>terreno</w:t>
-      </w:r>
-      <w:proofErr w:type="spellEnd"/>
-      <w:r>
-        <w:t xml:space="preserve"> </w:t>
-      </w:r>
-      <w:proofErr w:type="spellStart"/>
-      <w:r>
-        <w:t>preferito</w:t>
-      </w:r>
-      <w:proofErr w:type="spellEnd"/>
+        <w:t>habitat: tipo di terreno preferito</w:t>
+      </w:r>
     </w:p>
     <w:p>
       <w:pPr>
@@ -1985,19 +1269,11 @@
           <w:lang w:val="it-IT"/>
         </w:rPr>
       </w:pPr>
-      <w:proofErr w:type="spellStart"/>
-      <w:r>
-        <w:rPr>
-          <w:lang w:val="it-IT"/>
-        </w:rPr>
-        <w:t>Phaser</w:t>
-      </w:r>
-      <w:proofErr w:type="spellEnd"/>
-      <w:r>
-        <w:rPr>
-          <w:lang w:val="it-IT"/>
-        </w:rPr>
-        <w:t xml:space="preserve"> chiama update(time, delta) a ogni frame. La logica di gioco può essere disaccoppiata dal rendering per garantire coerenza temporale.</w:t>
+      <w:r>
+        <w:rPr>
+          <w:lang w:val="it-IT"/>
+        </w:rPr>
+        <w:t>Phaser chiama update(time, delta) a ogni frame. La logica di gioco può essere disaccoppiata dal rendering per garantire coerenza temporale.</w:t>
       </w:r>
     </w:p>
     <w:p>
@@ -2007,7 +1283,6 @@
           <w:numId w:val="5"/>
         </w:numPr>
       </w:pPr>
-      <w:proofErr w:type="spellStart"/>
       <w:r>
         <w:rPr>
           <w:b/>
@@ -2016,51 +1291,14 @@
         </w:rPr>
         <w:t>TimeManager</w:t>
       </w:r>
-      <w:proofErr w:type="spellEnd"/>
-      <w:r>
-        <w:rPr>
-          <w:lang w:val="it-IT"/>
-        </w:rPr>
-        <w:t> calcola il tempo di gioco effettivo (</w:t>
-      </w:r>
-      <w:proofErr w:type="spellStart"/>
-      <w:r>
-        <w:rPr>
-          <w:lang w:val="it-IT"/>
-        </w:rPr>
-        <w:t>gameDelta</w:t>
-      </w:r>
-      <w:proofErr w:type="spellEnd"/>
-      <w:r>
-        <w:rPr>
-          <w:lang w:val="it-IT"/>
-        </w:rPr>
-        <w:t xml:space="preserve"> = delta * </w:t>
-      </w:r>
-      <w:proofErr w:type="spellStart"/>
-      <w:r>
-        <w:rPr>
-          <w:lang w:val="it-IT"/>
-        </w:rPr>
-        <w:t>speedMultiplier</w:t>
-      </w:r>
-      <w:proofErr w:type="spellEnd"/>
-      <w:r>
-        <w:rPr>
-          <w:lang w:val="it-IT"/>
-        </w:rPr>
-        <w:t xml:space="preserve">). </w:t>
-      </w:r>
-      <w:r>
-        <w:t>Se in pausa, </w:t>
-      </w:r>
-      <w:proofErr w:type="spellStart"/>
-      <w:r>
-        <w:t>gameDelta</w:t>
-      </w:r>
-      <w:proofErr w:type="spellEnd"/>
-      <w:r>
-        <w:t xml:space="preserve"> = 0.</w:t>
+      <w:r>
+        <w:rPr>
+          <w:lang w:val="it-IT"/>
+        </w:rPr>
+        <w:t xml:space="preserve"> calcola il tempo di gioco effettivo (gameDelta = delta * speedMultiplier). </w:t>
+      </w:r>
+      <w:r>
+        <w:t>Se in pausa, gameDelta = 0.</w:t>
       </w:r>
     </w:p>
     <w:p>
@@ -2085,35 +1323,7 @@
         <w:rPr>
           <w:lang w:val="it-IT"/>
         </w:rPr>
-        <w:t> tutte le unità con stato '</w:t>
-      </w:r>
-      <w:proofErr w:type="spellStart"/>
-      <w:r>
-        <w:rPr>
-          <w:lang w:val="it-IT"/>
-        </w:rPr>
-        <w:t>moving</w:t>
-      </w:r>
-      <w:proofErr w:type="spellEnd"/>
-      <w:r>
-        <w:rPr>
-          <w:lang w:val="it-IT"/>
-        </w:rPr>
-        <w:t>' vengono spostate verso il target in base a speed e </w:t>
-      </w:r>
-      <w:proofErr w:type="spellStart"/>
-      <w:r>
-        <w:rPr>
-          <w:lang w:val="it-IT"/>
-        </w:rPr>
-        <w:t>gameDelta</w:t>
-      </w:r>
-      <w:proofErr w:type="spellEnd"/>
-      <w:r>
-        <w:rPr>
-          <w:lang w:val="it-IT"/>
-        </w:rPr>
-        <w:t>.</w:t>
+        <w:t> tutte le unità con stato 'moving' vengono spostate verso il target in base a speed e gameDelta.</w:t>
       </w:r>
     </w:p>
     <w:p>
@@ -2187,21 +1397,7 @@
         <w:rPr>
           <w:lang w:val="it-IT"/>
         </w:rPr>
-        <w:t> a intervalli regolari di tempo di gioco (es. ogni </w:t>
-      </w:r>
-      <w:proofErr w:type="spellStart"/>
-      <w:r>
-        <w:rPr>
-          <w:lang w:val="it-IT"/>
-        </w:rPr>
-        <w:t>dayLength</w:t>
-      </w:r>
-      <w:proofErr w:type="spellEnd"/>
-      <w:r>
-        <w:rPr>
-          <w:lang w:val="it-IT"/>
-        </w:rPr>
-        <w:t> secondi) tutti i pop consumano cibo dalle scorte dell'accampamento.</w:t>
+        <w:t> a intervalli regolari di tempo di gioco (es. ogni dayLength secondi) tutti i pop consumano cibo dalle scorte dell'accampamento.</w:t>
       </w:r>
     </w:p>
     <w:p>
@@ -2223,48 +1419,10 @@
         <w:rPr>
           <w:lang w:val="it-IT"/>
         </w:rPr>
-        <w:t xml:space="preserve"> a intervalli regolari, le celle della griglia rigenerano una frazione di densità per ogni </w:t>
-      </w:r>
-      <w:proofErr w:type="spellStart"/>
-      <w:r>
-        <w:rPr>
-          <w:lang w:val="it-IT"/>
-        </w:rPr>
-        <w:t>layer</w:t>
-      </w:r>
-      <w:proofErr w:type="spellEnd"/>
-      <w:r>
-        <w:rPr>
-          <w:lang w:val="it-IT"/>
-        </w:rPr>
-        <w:t xml:space="preserve"> (es. </w:t>
-      </w:r>
-      <w:r>
-        <w:t>+0.01 per </w:t>
-      </w:r>
-      <w:proofErr w:type="spellStart"/>
-      <w:r>
-        <w:t>forestDensity</w:t>
-      </w:r>
-      <w:proofErr w:type="spellEnd"/>
-      <w:r>
-        <w:t xml:space="preserve"> al </w:t>
-      </w:r>
-      <w:proofErr w:type="spellStart"/>
-      <w:r>
-        <w:t>giorno</w:t>
-      </w:r>
-      <w:proofErr w:type="spellEnd"/>
-      <w:r>
-        <w:t xml:space="preserve"> se non </w:t>
-      </w:r>
-      <w:proofErr w:type="spellStart"/>
-      <w:r>
-        <w:t>tagliata</w:t>
-      </w:r>
-      <w:proofErr w:type="spellEnd"/>
-      <w:r>
-        <w:t>).</w:t>
+        <w:t xml:space="preserve"> a intervalli regolari, le celle della griglia rigenerano una frazione di densità per ogni layer (es. </w:t>
+      </w:r>
+      <w:r>
+        <w:t>+0.01 per forestDensity al giorno se non tagliata).</w:t>
       </w:r>
     </w:p>
     <w:p>
@@ -2299,35 +1457,7 @@
         <w:rPr>
           <w:lang w:val="it-IT"/>
         </w:rPr>
-        <w:t xml:space="preserve">Il codice è ospitato su un repository </w:t>
-      </w:r>
-      <w:proofErr w:type="spellStart"/>
-      <w:r>
-        <w:rPr>
-          <w:lang w:val="it-IT"/>
-        </w:rPr>
-        <w:t>Git</w:t>
-      </w:r>
-      <w:proofErr w:type="spellEnd"/>
-      <w:r>
-        <w:rPr>
-          <w:lang w:val="it-IT"/>
-        </w:rPr>
-        <w:t xml:space="preserve"> (GitHub). La chat è usata per discutere, scrivere </w:t>
-      </w:r>
-      <w:proofErr w:type="spellStart"/>
-      <w:r>
-        <w:rPr>
-          <w:lang w:val="it-IT"/>
-        </w:rPr>
-        <w:t>snippet</w:t>
-      </w:r>
-      <w:proofErr w:type="spellEnd"/>
-      <w:r>
-        <w:rPr>
-          <w:lang w:val="it-IT"/>
-        </w:rPr>
-        <w:t xml:space="preserve"> e aggiornare la documentazione, </w:t>
+        <w:t>Il codice è ospitato su un repository Git (GitHub). La chat è usata per discutere, scrivere snippet e aggiornare la documentazione, </w:t>
       </w:r>
       <w:r>
         <w:rPr>
@@ -2402,13 +1532,8 @@
         </w:numPr>
       </w:pPr>
       <w:r>
-        <w:t xml:space="preserve">Roadmap del </w:t>
-      </w:r>
-      <w:proofErr w:type="spellStart"/>
-      <w:r>
-        <w:t>Prototipo</w:t>
-      </w:r>
-      <w:proofErr w:type="spellEnd"/>
+        <w:t>Roadmap del Prototipo</w:t>
+      </w:r>
     </w:p>
     <w:p>
       <w:pPr>
@@ -2429,23 +1554,7 @@
         </w:numPr>
       </w:pPr>
       <w:r>
-        <w:t xml:space="preserve">GDD </w:t>
-      </w:r>
-      <w:proofErr w:type="spellStart"/>
-      <w:r>
-        <w:t>Esteso</w:t>
-      </w:r>
-      <w:proofErr w:type="spellEnd"/>
-      <w:r>
-        <w:t xml:space="preserve"> (</w:t>
-      </w:r>
-      <w:proofErr w:type="spellStart"/>
-      <w:r>
-        <w:t>Bibbia</w:t>
-      </w:r>
-      <w:proofErr w:type="spellEnd"/>
-      <w:r>
-        <w:t xml:space="preserve"> completa)</w:t>
+        <w:t>GDD Esteso (Bibbia completa)</w:t>
       </w:r>
     </w:p>
     <w:p>
@@ -2455,21 +1564,8 @@
           <w:numId w:val="6"/>
         </w:numPr>
       </w:pPr>
-      <w:proofErr w:type="spellStart"/>
-      <w:r>
-        <w:t>Questo</w:t>
-      </w:r>
-      <w:proofErr w:type="spellEnd"/>
-      <w:r>
-        <w:t xml:space="preserve"> </w:t>
-      </w:r>
-      <w:proofErr w:type="spellStart"/>
-      <w:r>
-        <w:t>documento</w:t>
-      </w:r>
-      <w:proofErr w:type="spellEnd"/>
-      <w:r>
-        <w:t xml:space="preserve"> (TECHNICAL.md)</w:t>
+      <w:r>
+        <w:t>Questo documento (TECHNICAL.md)</w:t>
       </w:r>
     </w:p>
     <w:p>
@@ -2491,6 +1587,140 @@
       </w:pPr>
       <w:r>
         <w:t>Flusso di lavoro nella chat</w:t>
+      </w:r>
+    </w:p>
+    <w:p>
+      <w:pPr>
+        <w:rPr>
+          <w:lang w:val="it-IT"/>
+        </w:rPr>
+      </w:pPr>
+      <w:r>
+        <w:rPr>
+          <w:lang w:val="it-IT"/>
+        </w:rPr>
+        <w:t>Prima di proporre qualsiasi modifica al codice, ai documenti di design, alla pianificazione di un batch o alla scrittura di nuovo codice, l'assistente deve:</w:t>
+      </w:r>
+    </w:p>
+    <w:p>
+      <w:pPr>
+        <w:pStyle w:val="ListParagraph"/>
+        <w:numPr>
+          <w:ilvl w:val="0"/>
+          <w:numId w:val="26"/>
+        </w:numPr>
+        <w:rPr>
+          <w:lang w:val="it-IT"/>
+        </w:rPr>
+      </w:pPr>
+      <w:r>
+        <w:rPr>
+          <w:lang w:val="it-IT"/>
+        </w:rPr>
+        <w:t>Recuperare da GitHub il contenuto aggiornato di tutti i file rilevanti per il contesto (documenti di design, TECHNICAL.md, file di codice coinvolti).</w:t>
+      </w:r>
+    </w:p>
+    <w:p>
+      <w:pPr>
+        <w:pStyle w:val="ListParagraph"/>
+        <w:numPr>
+          <w:ilvl w:val="0"/>
+          <w:numId w:val="26"/>
+        </w:numPr>
+        <w:rPr>
+          <w:lang w:val="it-IT"/>
+        </w:rPr>
+      </w:pPr>
+      <w:r>
+        <w:rPr>
+          <w:lang w:val="it-IT"/>
+        </w:rPr>
+        <w:t>Verificare sempre il capitolo 5 del TECHNICAL.md, che disciplina il flusso di lavoro.</w:t>
+      </w:r>
+    </w:p>
+    <w:p>
+      <w:pPr>
+        <w:pStyle w:val="ListParagraph"/>
+        <w:numPr>
+          <w:ilvl w:val="0"/>
+          <w:numId w:val="26"/>
+        </w:numPr>
+        <w:rPr>
+          <w:lang w:val="it-IT"/>
+        </w:rPr>
+      </w:pPr>
+      <w:r>
+        <w:rPr>
+          <w:lang w:val="it-IT"/>
+        </w:rPr>
+        <w:t>Non basarsi unicamente sulla memoria della conversazione, ma incrociare le informazioni lette dai file con la cronologia della chat.</w:t>
+      </w:r>
+    </w:p>
+    <w:p>
+      <w:pPr>
+        <w:pStyle w:val="ListParagraph"/>
+        <w:numPr>
+          <w:ilvl w:val="0"/>
+          <w:numId w:val="26"/>
+        </w:numPr>
+        <w:rPr>
+          <w:lang w:val="it-IT"/>
+        </w:rPr>
+      </w:pPr>
+      <w:r>
+        <w:rPr>
+          <w:lang w:val="it-IT"/>
+        </w:rPr>
+        <w:t>Identificare i file direttamente o indirettamente collegati alla modifica richiesta (es. se si modifica una funzione in world.js, verificare anche main.js e units.js se la utilizzano).</w:t>
+      </w:r>
+    </w:p>
+    <w:p>
+      <w:pPr>
+        <w:pStyle w:val="ListParagraph"/>
+        <w:numPr>
+          <w:ilvl w:val="0"/>
+          <w:numId w:val="26"/>
+        </w:numPr>
+        <w:rPr>
+          <w:lang w:val="it-IT"/>
+        </w:rPr>
+      </w:pPr>
+      <w:r>
+        <w:rPr>
+          <w:lang w:val="it-IT"/>
+        </w:rPr>
+        <w:t>Se vi sono dubbi o incertezze, invece di produrre una risposta di cui non si ha sicurezza al 100%, chiedere per aver maggiori informazioni e contesto. Non elaborare nulla per induzione come se fosse una cosa certa</w:t>
+      </w:r>
+    </w:p>
+    <w:p>
+      <w:pPr>
+        <w:pStyle w:val="ListParagraph"/>
+        <w:numPr>
+          <w:ilvl w:val="0"/>
+          <w:numId w:val="26"/>
+        </w:numPr>
+        <w:rPr>
+          <w:lang w:val="it-IT"/>
+        </w:rPr>
+      </w:pPr>
+      <w:r>
+        <w:rPr>
+          <w:lang w:val="it-IT"/>
+        </w:rPr>
+        <w:t>Solo dopo questa verifica, procedere con la proposta di modifica.</w:t>
+      </w:r>
+    </w:p>
+    <w:p>
+      <w:pPr>
+        <w:rPr>
+          <w:lang w:val="it-IT"/>
+        </w:rPr>
+      </w:pPr>
+      <w:r>
+        <w:rPr>
+          <w:lang w:val="it-IT"/>
+        </w:rPr>
+        <w:t>Durante la sessione:</w:t>
       </w:r>
     </w:p>
     <w:p>
@@ -2574,35 +1804,7 @@
         <w:rPr>
           <w:lang w:val="it-IT"/>
         </w:rPr>
-        <w:t xml:space="preserve">L'utente applica le modifiche localmente, testa il codice, e poi </w:t>
-      </w:r>
-      <w:proofErr w:type="spellStart"/>
-      <w:r>
-        <w:rPr>
-          <w:lang w:val="it-IT"/>
-        </w:rPr>
-        <w:t>committa</w:t>
-      </w:r>
-      <w:proofErr w:type="spellEnd"/>
-      <w:r>
-        <w:rPr>
-          <w:lang w:val="it-IT"/>
-        </w:rPr>
-        <w:t xml:space="preserve"> e </w:t>
-      </w:r>
-      <w:proofErr w:type="spellStart"/>
-      <w:r>
-        <w:rPr>
-          <w:lang w:val="it-IT"/>
-        </w:rPr>
-        <w:t>pusha</w:t>
-      </w:r>
-      <w:proofErr w:type="spellEnd"/>
-      <w:r>
-        <w:rPr>
-          <w:lang w:val="it-IT"/>
-        </w:rPr>
-        <w:t xml:space="preserve"> sul repository.</w:t>
+        <w:t>L'utente applica le modifiche localmente, testa il codice, e poi committa e pusha sul repository.</w:t>
       </w:r>
     </w:p>
     <w:p>
@@ -2657,6 +1859,312 @@
     </w:p>
     <w:p>
       <w:pPr>
+        <w:rPr>
+          <w:lang w:val="it-IT"/>
+        </w:rPr>
+      </w:pPr>
+    </w:p>
+    <w:p>
+      <w:pPr>
+        <w:rPr>
+          <w:lang w:val="it-IT"/>
+        </w:rPr>
+      </w:pPr>
+      <w:r>
+        <w:rPr>
+          <w:lang w:val="it-IT"/>
+        </w:rPr>
+        <w:lastRenderedPageBreak/>
+        <w:t>Alla fine di ogni batch, prima di procedere con il commit, l'assistente seguirà questa procedura:</w:t>
+      </w:r>
+    </w:p>
+    <w:p>
+      <w:pPr>
+        <w:rPr>
+          <w:lang w:val="it-IT"/>
+        </w:rPr>
+      </w:pPr>
+      <w:r>
+        <w:rPr>
+          <w:lang w:val="it-IT"/>
+        </w:rPr>
+        <w:t xml:space="preserve">1. </w:t>
+      </w:r>
+      <w:r>
+        <w:rPr>
+          <w:b/>
+          <w:bCs/>
+          <w:lang w:val="it-IT"/>
+        </w:rPr>
+        <w:t>Elencare le modifiche da apportare ai documenti</w:t>
+      </w:r>
+      <w:r>
+        <w:rPr>
+          <w:lang w:val="it-IT"/>
+        </w:rPr>
+        <w:t>:</w:t>
+      </w:r>
+    </w:p>
+    <w:p>
+      <w:pPr>
+        <w:pStyle w:val="ListParagraph"/>
+        <w:numPr>
+          <w:ilvl w:val="0"/>
+          <w:numId w:val="22"/>
+        </w:numPr>
+        <w:rPr>
+          <w:lang w:val="it-IT"/>
+        </w:rPr>
+      </w:pPr>
+      <w:r>
+        <w:rPr>
+          <w:lang w:val="it-IT"/>
+        </w:rPr>
+        <w:t>Specificare quali documenti di design (GDD, Concept, Roadmap) necessitano aggiornamenti per riflettere le nuove meccaniche o decisioni prese durante il batch.</w:t>
+      </w:r>
+    </w:p>
+    <w:p>
+      <w:pPr>
+        <w:pStyle w:val="ListParagraph"/>
+        <w:numPr>
+          <w:ilvl w:val="0"/>
+          <w:numId w:val="22"/>
+        </w:numPr>
+        <w:rPr>
+          <w:lang w:val="it-IT"/>
+        </w:rPr>
+      </w:pPr>
+      <w:r>
+        <w:rPr>
+          <w:lang w:val="it-IT"/>
+        </w:rPr>
+        <w:t>Se non ci sono modifiche necessarie ai documenti di design, dichiararlo esplicitamente (es. "Nessuna modifica necessaria ai documenti di design").</w:t>
+      </w:r>
+    </w:p>
+    <w:p>
+      <w:pPr>
+        <w:pStyle w:val="ListParagraph"/>
+        <w:numPr>
+          <w:ilvl w:val="0"/>
+          <w:numId w:val="22"/>
+        </w:numPr>
+        <w:rPr>
+          <w:lang w:val="it-IT"/>
+        </w:rPr>
+      </w:pPr>
+      <w:r>
+        <w:rPr>
+          <w:lang w:val="it-IT"/>
+        </w:rPr>
+        <w:t>Specificare se il TECHNICAL.md richiede aggiornamenti per nuove strutture dati, funzioni o regole di workflow.</w:t>
+      </w:r>
+    </w:p>
+    <w:p>
+      <w:pPr>
+        <w:rPr>
+          <w:lang w:val="it-IT"/>
+        </w:rPr>
+      </w:pPr>
+      <w:r>
+        <w:rPr>
+          <w:lang w:val="it-IT"/>
+        </w:rPr>
+        <w:t xml:space="preserve">2. </w:t>
+      </w:r>
+      <w:r>
+        <w:rPr>
+          <w:b/>
+          <w:bCs/>
+          <w:lang w:val="it-IT"/>
+        </w:rPr>
+        <w:t>Attendere la conferma esplicita dell'utente</w:t>
+      </w:r>
+      <w:r>
+        <w:rPr>
+          <w:lang w:val="it-IT"/>
+        </w:rPr>
+        <w:t>:</w:t>
+      </w:r>
+    </w:p>
+    <w:p>
+      <w:pPr>
+        <w:pStyle w:val="ListParagraph"/>
+        <w:numPr>
+          <w:ilvl w:val="0"/>
+          <w:numId w:val="22"/>
+        </w:numPr>
+        <w:rPr>
+          <w:lang w:val="it-IT"/>
+        </w:rPr>
+      </w:pPr>
+      <w:r>
+        <w:rPr>
+          <w:lang w:val="it-IT"/>
+        </w:rPr>
+        <w:t>L'assistente non scriverà la descrizione del commit né darà istruzioni per il push fino a quando l'utente non avrà confermato che il lavoro sul batch è soddisfacente e che gli aggiornamenti ai documenti sono corretti.</w:t>
+      </w:r>
+    </w:p>
+    <w:p>
+      <w:pPr>
+        <w:pStyle w:val="ListParagraph"/>
+        <w:numPr>
+          <w:ilvl w:val="0"/>
+          <w:numId w:val="22"/>
+        </w:numPr>
+        <w:rPr>
+          <w:lang w:val="it-IT"/>
+        </w:rPr>
+      </w:pPr>
+      <w:r>
+        <w:rPr>
+          <w:lang w:val="it-IT"/>
+        </w:rPr>
+        <w:t>Solo dopo la conferma, l'assistente produrrà il messaggio di commit (titolo e descrizione) basato su tutte le modifiche effettivamente apportate dall'ultimo commit, inclusi aggiornamenti ai documenti.</w:t>
+      </w:r>
+    </w:p>
+    <w:p>
+      <w:pPr>
+        <w:rPr>
+          <w:lang w:val="it-IT"/>
+        </w:rPr>
+      </w:pPr>
+      <w:r>
+        <w:rPr>
+          <w:lang w:val="it-IT"/>
+        </w:rPr>
+        <w:t xml:space="preserve">3. </w:t>
+      </w:r>
+      <w:r>
+        <w:rPr>
+          <w:b/>
+          <w:bCs/>
+          <w:lang w:val="it-IT"/>
+        </w:rPr>
+        <w:t>Documenti di design (GDD, Concept, Roadmap)</w:t>
+      </w:r>
+      <w:r>
+        <w:rPr>
+          <w:lang w:val="it-IT"/>
+        </w:rPr>
+        <w:t>:</w:t>
+      </w:r>
+    </w:p>
+    <w:p>
+      <w:pPr>
+        <w:pStyle w:val="ListParagraph"/>
+        <w:numPr>
+          <w:ilvl w:val="0"/>
+          <w:numId w:val="22"/>
+        </w:numPr>
+        <w:rPr>
+          <w:lang w:val="it-IT"/>
+        </w:rPr>
+      </w:pPr>
+      <w:r>
+        <w:rPr>
+          <w:lang w:val="it-IT"/>
+        </w:rPr>
+        <w:t>Si aggiornano solo quando una meccanica di gioco è stata validata e ritenuta stabile (es. al termine di un MVP).</w:t>
+      </w:r>
+    </w:p>
+    <w:p>
+      <w:pPr>
+        <w:pStyle w:val="ListParagraph"/>
+        <w:numPr>
+          <w:ilvl w:val="0"/>
+          <w:numId w:val="22"/>
+        </w:numPr>
+        <w:rPr>
+          <w:lang w:val="it-IT"/>
+        </w:rPr>
+      </w:pPr>
+      <w:r>
+        <w:rPr>
+          <w:lang w:val="it-IT"/>
+        </w:rPr>
+        <w:t>Durante i batch intermedi con aggiustamenti di UI, colori di debug o piccole modifiche tecniche, non si modificano.</w:t>
+      </w:r>
+    </w:p>
+    <w:p>
+      <w:r>
+        <w:t xml:space="preserve">4. </w:t>
+      </w:r>
+      <w:r>
+        <w:rPr>
+          <w:b/>
+          <w:bCs/>
+        </w:rPr>
+        <w:t>TECHNICAL.md</w:t>
+      </w:r>
+      <w:r>
+        <w:t>:</w:t>
+      </w:r>
+    </w:p>
+    <w:p>
+      <w:pPr>
+        <w:pStyle w:val="ListParagraph"/>
+        <w:numPr>
+          <w:ilvl w:val="0"/>
+          <w:numId w:val="22"/>
+        </w:numPr>
+        <w:rPr>
+          <w:lang w:val="it-IT"/>
+        </w:rPr>
+      </w:pPr>
+      <w:r>
+        <w:rPr>
+          <w:lang w:val="it-IT"/>
+        </w:rPr>
+        <w:t>Si aggiorna quando vengono introdotte nuove strutture dati, funzioni, pattern architetturali o regole di workflow.</w:t>
+      </w:r>
+    </w:p>
+    <w:p>
+      <w:pPr>
+        <w:pStyle w:val="ListParagraph"/>
+        <w:numPr>
+          <w:ilvl w:val="0"/>
+          <w:numId w:val="22"/>
+        </w:numPr>
+        <w:rPr>
+          <w:lang w:val="it-IT"/>
+        </w:rPr>
+      </w:pPr>
+      <w:r>
+        <w:rPr>
+          <w:lang w:val="it-IT"/>
+        </w:rPr>
+        <w:t>Non si aggiorna per dettagli implementativi minori.</w:t>
+      </w:r>
+    </w:p>
+    <w:p>
+      <w:pPr>
+        <w:rPr>
+          <w:lang w:val="it-IT"/>
+        </w:rPr>
+      </w:pPr>
+      <w:r>
+        <w:rPr>
+          <w:lang w:val="it-IT"/>
+        </w:rPr>
+        <w:t xml:space="preserve">5. </w:t>
+      </w:r>
+      <w:r>
+        <w:rPr>
+          <w:b/>
+          <w:bCs/>
+          <w:lang w:val="it-IT"/>
+        </w:rPr>
+        <w:t>Eseguire commit e push</w:t>
+      </w:r>
+      <w:r>
+        <w:rPr>
+          <w:lang w:val="it-IT"/>
+        </w:rPr>
+        <w:t xml:space="preserve"> con il messaggio fornito dall'assistente, che includerà tutte le modifiche (codice e documenti).</w:t>
+      </w:r>
+    </w:p>
+    <w:p>
+      <w:pPr>
         <w:pStyle w:val="Heading2"/>
       </w:pPr>
       <w:r>
@@ -2673,21 +2181,7 @@
         <w:rPr>
           <w:lang w:val="it-IT"/>
         </w:rPr>
-        <w:t xml:space="preserve">Il codice è scritto con nomi di variabili e funzioni chiari ed esplicativi. Ogni file ha un'intestazione che ne descrive lo scopo. Le funzioni complesse hanno commenti in stile </w:t>
-      </w:r>
-      <w:proofErr w:type="spellStart"/>
-      <w:r>
-        <w:rPr>
-          <w:lang w:val="it-IT"/>
-        </w:rPr>
-        <w:t>JSDoc</w:t>
-      </w:r>
-      <w:proofErr w:type="spellEnd"/>
-      <w:r>
-        <w:rPr>
-          <w:lang w:val="it-IT"/>
-        </w:rPr>
-        <w:t>.</w:t>
+        <w:t>Il codice è scritto con nomi di variabili e funzioni chiari ed esplicativi. Ogni file ha un'intestazione che ne descrive lo scopo. Le funzioni complesse hanno commenti in stile JSDoc.</w:t>
       </w:r>
     </w:p>
     <w:p>
@@ -2755,6 +2249,7 @@
         <w:rPr>
           <w:lang w:val="it-IT"/>
         </w:rPr>
+        <w:lastRenderedPageBreak/>
         <w:t>I documenti di design (GDD, roadmap, concept) possono restare in italiano, in quanto rivolti alla progettazione e non all’implementazione.</w:t>
       </w:r>
     </w:p>
@@ -2812,7 +2307,6 @@
         <w:pStyle w:val="Heading2"/>
       </w:pPr>
       <w:r>
-        <w:lastRenderedPageBreak/>
         <w:t>Spiegazione delle meccaniche durante l’implementazione</w:t>
       </w:r>
     </w:p>
@@ -2889,7 +2383,7 @@
           <w:numId w:val="14"/>
         </w:numPr>
         <w:rPr>
-          <w:lang w:val="it-IT" w:eastAsia="en-GB"/>
+          <w:lang w:val="it-IT"/>
         </w:rPr>
       </w:pPr>
       <w:r>
@@ -2906,6 +2400,44 @@
         </w:rPr>
         <w:t xml:space="preserve"> (feedback visivo, nuovi elementi grafici, cambiamenti nella percezione dello stato del gioco).</w:t>
       </w:r>
+      <w:r>
+        <w:rPr>
+          <w:lang w:val="it-IT" w:eastAsia="en-GB"/>
+        </w:rPr>
+        <w:t xml:space="preserve"> </w:t>
+      </w:r>
+      <w:r>
+        <w:rPr>
+          <w:lang w:val="it-IT"/>
+        </w:rPr>
+        <w:t>Anche gli strumenti di debug vengono descritti con il loro impatto visivo attuale e il potenziale riutilizzo futuro come meccaniche di gioco, mantenendo un chiaro distinguo tra "debug" e "gameplay".</w:t>
+      </w:r>
+    </w:p>
+    <w:p>
+      <w:pPr>
+        <w:pStyle w:val="ListParagraph"/>
+        <w:numPr>
+          <w:ilvl w:val="0"/>
+          <w:numId w:val="14"/>
+        </w:numPr>
+        <w:rPr>
+          <w:lang w:val="it-IT"/>
+        </w:rPr>
+      </w:pPr>
+      <w:r>
+        <w:rPr>
+          <w:b/>
+          <w:bCs/>
+          <w:lang w:val="it-IT"/>
+        </w:rPr>
+        <w:t>Funzionalità di debug</w:t>
+      </w:r>
+      <w:r>
+        <w:rPr>
+          <w:lang w:val="it-IT"/>
+        </w:rPr>
+        <w:t>: anche gli strumenti di debug (visualizzazioni temporanee, tooltip di test, overlay informativi) vengono descritti con il loro impatto attuale e il potenziale riutilizzo futuro come meccaniche di gioco, mantenendo sempre un chiaro distinguo tra "debug" e "gameplay".</w:t>
+      </w:r>
     </w:p>
     <w:p>
       <w:pPr>
@@ -2938,18 +2470,8 @@
           <w:bCs/>
           <w:lang w:val="it-IT" w:eastAsia="en-GB"/>
         </w:rPr>
-        <w:t xml:space="preserve">istruzioni passo </w:t>
-      </w:r>
-      <w:proofErr w:type="spellStart"/>
-      <w:r>
-        <w:rPr>
-          <w:b/>
-          <w:bCs/>
-          <w:lang w:val="it-IT" w:eastAsia="en-GB"/>
-        </w:rPr>
-        <w:t>passo</w:t>
-      </w:r>
-      <w:proofErr w:type="spellEnd"/>
+        <w:t>istruzioni passo passo</w:t>
+      </w:r>
       <w:r>
         <w:rPr>
           <w:lang w:val="it-IT" w:eastAsia="en-GB"/>
@@ -3014,21 +2536,7 @@
         <w:rPr>
           <w:lang w:val="it-IT" w:eastAsia="en-GB"/>
         </w:rPr>
-        <w:t xml:space="preserve">Quali tasti premere (es. </w:t>
-      </w:r>
-      <w:proofErr w:type="spellStart"/>
-      <w:r>
-        <w:rPr>
-          <w:lang w:val="it-IT" w:eastAsia="en-GB"/>
-        </w:rPr>
-        <w:t>Ctrl+S</w:t>
-      </w:r>
-      <w:proofErr w:type="spellEnd"/>
-      <w:r>
-        <w:rPr>
-          <w:lang w:val="it-IT" w:eastAsia="en-GB"/>
-        </w:rPr>
-        <w:t xml:space="preserve"> per salvare).</w:t>
+        <w:t>Quali tasti premere (es. Ctrl+S per salvare).</w:t>
       </w:r>
     </w:p>
     <w:p>
@@ -3098,6 +2606,7 @@
         <w:rPr>
           <w:lang w:val="it-IT"/>
         </w:rPr>
+        <w:lastRenderedPageBreak/>
         <w:t>Azioni specifiche da compiere nel gioco (es. "clicca su una cella verde").</w:t>
       </w:r>
     </w:p>
@@ -3147,21 +2656,7 @@
         <w:rPr>
           <w:lang w:val="it-IT"/>
         </w:rPr>
-        <w:t xml:space="preserve">L'utente eseguirà i test e segnalerà eventuali anomalie prima di procedere al </w:t>
-      </w:r>
-      <w:proofErr w:type="spellStart"/>
-      <w:r>
-        <w:rPr>
-          <w:lang w:val="it-IT"/>
-        </w:rPr>
-        <w:t>commit</w:t>
-      </w:r>
-      <w:proofErr w:type="spellEnd"/>
-      <w:r>
-        <w:rPr>
-          <w:lang w:val="it-IT"/>
-        </w:rPr>
-        <w:t>.</w:t>
+        <w:t>L'utente eseguirà i test e segnalerà eventuali anomalie prima di procedere al commit.</w:t>
       </w:r>
     </w:p>
     <w:p>
@@ -3200,7 +2695,6 @@
         <w:rPr>
           <w:lang w:val="it-IT"/>
         </w:rPr>
-        <w:lastRenderedPageBreak/>
         <w:t>Verificare se i documenti di design (GDD, roadmap, concept) devono essere aggiornati per riflettere le nuove meccaniche implementate o le decisioni prese durante la sessione.</w:t>
       </w:r>
     </w:p>
@@ -3237,54 +2731,16 @@
         <w:rPr>
           <w:lang w:val="it-IT"/>
         </w:rPr>
-        <w:t xml:space="preserve">Fare </w:t>
-      </w:r>
-      <w:proofErr w:type="spellStart"/>
-      <w:r>
-        <w:rPr>
-          <w:lang w:val="it-IT"/>
-        </w:rPr>
-        <w:t>commit</w:t>
-      </w:r>
-      <w:proofErr w:type="spellEnd"/>
-      <w:r>
-        <w:rPr>
-          <w:lang w:val="it-IT"/>
-        </w:rPr>
-        <w:t xml:space="preserve"> e </w:t>
-      </w:r>
-      <w:proofErr w:type="spellStart"/>
-      <w:r>
-        <w:rPr>
-          <w:lang w:val="it-IT"/>
-        </w:rPr>
-        <w:t>push</w:t>
-      </w:r>
-      <w:proofErr w:type="spellEnd"/>
-      <w:r>
-        <w:rPr>
-          <w:lang w:val="it-IT"/>
-        </w:rPr>
-        <w:t xml:space="preserve"> di tutti i file modificati (codice e documentazione) con un messaggio chiaro.</w:t>
+        <w:t>Fare commit e push di tutti i file modificati (codice e documentazione) con un messaggio chiaro.</w:t>
       </w:r>
     </w:p>
     <w:p>
       <w:pPr>
         <w:pStyle w:val="Heading1"/>
       </w:pPr>
-      <w:proofErr w:type="spellStart"/>
-      <w:r>
-        <w:t>Riferimenti</w:t>
-      </w:r>
-      <w:proofErr w:type="spellEnd"/>
-      <w:r>
-        <w:t xml:space="preserve"> </w:t>
-      </w:r>
-      <w:proofErr w:type="spellStart"/>
-      <w:r>
-        <w:t>incrociati</w:t>
-      </w:r>
-      <w:proofErr w:type="spellEnd"/>
+      <w:r>
+        <w:t>Riferimenti incrociati</w:t>
+      </w:r>
     </w:p>
     <w:p>
       <w:pPr>
@@ -3809,6 +3265,343 @@
     </w:lvl>
   </w:abstractNum>
   <w:abstractNum w:abstractNumId="4" w15:restartNumberingAfterBreak="0">
+    <w:nsid w:val="0FF71849"/>
+    <w:multiLevelType w:val="hybridMultilevel"/>
+    <w:tmpl w:val="2A626A52"/>
+    <w:lvl w:ilvl="0" w:tplc="429A6DD0">
+      <w:start w:val="5"/>
+      <w:numFmt w:val="bullet"/>
+      <w:lvlText w:val="-"/>
+      <w:lvlJc w:val="left"/>
+      <w:pPr>
+        <w:ind w:left="720" w:hanging="360"/>
+      </w:pPr>
+      <w:rPr>
+        <w:rFonts w:ascii="Calibri" w:eastAsiaTheme="minorHAnsi" w:hAnsi="Calibri" w:cs="Calibri" w:hint="default"/>
+      </w:rPr>
+    </w:lvl>
+    <w:lvl w:ilvl="1" w:tplc="08090003" w:tentative="1">
+      <w:start w:val="1"/>
+      <w:numFmt w:val="bullet"/>
+      <w:lvlText w:val="o"/>
+      <w:lvlJc w:val="left"/>
+      <w:pPr>
+        <w:ind w:left="1440" w:hanging="360"/>
+      </w:pPr>
+      <w:rPr>
+        <w:rFonts w:ascii="Courier New" w:hAnsi="Courier New" w:cs="Courier New" w:hint="default"/>
+      </w:rPr>
+    </w:lvl>
+    <w:lvl w:ilvl="2" w:tplc="08090005" w:tentative="1">
+      <w:start w:val="1"/>
+      <w:numFmt w:val="bullet"/>
+      <w:lvlText w:val=""/>
+      <w:lvlJc w:val="left"/>
+      <w:pPr>
+        <w:ind w:left="2160" w:hanging="360"/>
+      </w:pPr>
+      <w:rPr>
+        <w:rFonts w:ascii="Wingdings" w:hAnsi="Wingdings" w:hint="default"/>
+      </w:rPr>
+    </w:lvl>
+    <w:lvl w:ilvl="3" w:tplc="08090001" w:tentative="1">
+      <w:start w:val="1"/>
+      <w:numFmt w:val="bullet"/>
+      <w:lvlText w:val=""/>
+      <w:lvlJc w:val="left"/>
+      <w:pPr>
+        <w:ind w:left="2880" w:hanging="360"/>
+      </w:pPr>
+      <w:rPr>
+        <w:rFonts w:ascii="Symbol" w:hAnsi="Symbol" w:hint="default"/>
+      </w:rPr>
+    </w:lvl>
+    <w:lvl w:ilvl="4" w:tplc="08090003" w:tentative="1">
+      <w:start w:val="1"/>
+      <w:numFmt w:val="bullet"/>
+      <w:lvlText w:val="o"/>
+      <w:lvlJc w:val="left"/>
+      <w:pPr>
+        <w:ind w:left="3600" w:hanging="360"/>
+      </w:pPr>
+      <w:rPr>
+        <w:rFonts w:ascii="Courier New" w:hAnsi="Courier New" w:cs="Courier New" w:hint="default"/>
+      </w:rPr>
+    </w:lvl>
+    <w:lvl w:ilvl="5" w:tplc="08090005" w:tentative="1">
+      <w:start w:val="1"/>
+      <w:numFmt w:val="bullet"/>
+      <w:lvlText w:val=""/>
+      <w:lvlJc w:val="left"/>
+      <w:pPr>
+        <w:ind w:left="4320" w:hanging="360"/>
+      </w:pPr>
+      <w:rPr>
+        <w:rFonts w:ascii="Wingdings" w:hAnsi="Wingdings" w:hint="default"/>
+      </w:rPr>
+    </w:lvl>
+    <w:lvl w:ilvl="6" w:tplc="08090001" w:tentative="1">
+      <w:start w:val="1"/>
+      <w:numFmt w:val="bullet"/>
+      <w:lvlText w:val=""/>
+      <w:lvlJc w:val="left"/>
+      <w:pPr>
+        <w:ind w:left="5040" w:hanging="360"/>
+      </w:pPr>
+      <w:rPr>
+        <w:rFonts w:ascii="Symbol" w:hAnsi="Symbol" w:hint="default"/>
+      </w:rPr>
+    </w:lvl>
+    <w:lvl w:ilvl="7" w:tplc="08090003" w:tentative="1">
+      <w:start w:val="1"/>
+      <w:numFmt w:val="bullet"/>
+      <w:lvlText w:val="o"/>
+      <w:lvlJc w:val="left"/>
+      <w:pPr>
+        <w:ind w:left="5760" w:hanging="360"/>
+      </w:pPr>
+      <w:rPr>
+        <w:rFonts w:ascii="Courier New" w:hAnsi="Courier New" w:cs="Courier New" w:hint="default"/>
+      </w:rPr>
+    </w:lvl>
+    <w:lvl w:ilvl="8" w:tplc="08090005" w:tentative="1">
+      <w:start w:val="1"/>
+      <w:numFmt w:val="bullet"/>
+      <w:lvlText w:val=""/>
+      <w:lvlJc w:val="left"/>
+      <w:pPr>
+        <w:ind w:left="6480" w:hanging="360"/>
+      </w:pPr>
+      <w:rPr>
+        <w:rFonts w:ascii="Wingdings" w:hAnsi="Wingdings" w:hint="default"/>
+      </w:rPr>
+    </w:lvl>
+  </w:abstractNum>
+  <w:abstractNum w:abstractNumId="5" w15:restartNumberingAfterBreak="0">
+    <w:nsid w:val="123A7327"/>
+    <w:multiLevelType w:val="hybridMultilevel"/>
+    <w:tmpl w:val="DF02D206"/>
+    <w:lvl w:ilvl="0" w:tplc="32DA4F28">
+      <w:numFmt w:val="bullet"/>
+      <w:lvlText w:val="-"/>
+      <w:lvlJc w:val="left"/>
+      <w:pPr>
+        <w:ind w:left="525" w:hanging="360"/>
+      </w:pPr>
+      <w:rPr>
+        <w:rFonts w:ascii="Calibri" w:eastAsiaTheme="minorHAnsi" w:hAnsi="Calibri" w:cs="Calibri" w:hint="default"/>
+      </w:rPr>
+    </w:lvl>
+    <w:lvl w:ilvl="1" w:tplc="08090003" w:tentative="1">
+      <w:start w:val="1"/>
+      <w:numFmt w:val="bullet"/>
+      <w:lvlText w:val="o"/>
+      <w:lvlJc w:val="left"/>
+      <w:pPr>
+        <w:ind w:left="1440" w:hanging="360"/>
+      </w:pPr>
+      <w:rPr>
+        <w:rFonts w:ascii="Courier New" w:hAnsi="Courier New" w:cs="Courier New" w:hint="default"/>
+      </w:rPr>
+    </w:lvl>
+    <w:lvl w:ilvl="2" w:tplc="08090005" w:tentative="1">
+      <w:start w:val="1"/>
+      <w:numFmt w:val="bullet"/>
+      <w:lvlText w:val=""/>
+      <w:lvlJc w:val="left"/>
+      <w:pPr>
+        <w:ind w:left="2160" w:hanging="360"/>
+      </w:pPr>
+      <w:rPr>
+        <w:rFonts w:ascii="Wingdings" w:hAnsi="Wingdings" w:hint="default"/>
+      </w:rPr>
+    </w:lvl>
+    <w:lvl w:ilvl="3" w:tplc="08090001" w:tentative="1">
+      <w:start w:val="1"/>
+      <w:numFmt w:val="bullet"/>
+      <w:lvlText w:val=""/>
+      <w:lvlJc w:val="left"/>
+      <w:pPr>
+        <w:ind w:left="2880" w:hanging="360"/>
+      </w:pPr>
+      <w:rPr>
+        <w:rFonts w:ascii="Symbol" w:hAnsi="Symbol" w:hint="default"/>
+      </w:rPr>
+    </w:lvl>
+    <w:lvl w:ilvl="4" w:tplc="08090003" w:tentative="1">
+      <w:start w:val="1"/>
+      <w:numFmt w:val="bullet"/>
+      <w:lvlText w:val="o"/>
+      <w:lvlJc w:val="left"/>
+      <w:pPr>
+        <w:ind w:left="3600" w:hanging="360"/>
+      </w:pPr>
+      <w:rPr>
+        <w:rFonts w:ascii="Courier New" w:hAnsi="Courier New" w:cs="Courier New" w:hint="default"/>
+      </w:rPr>
+    </w:lvl>
+    <w:lvl w:ilvl="5" w:tplc="08090005" w:tentative="1">
+      <w:start w:val="1"/>
+      <w:numFmt w:val="bullet"/>
+      <w:lvlText w:val=""/>
+      <w:lvlJc w:val="left"/>
+      <w:pPr>
+        <w:ind w:left="4320" w:hanging="360"/>
+      </w:pPr>
+      <w:rPr>
+        <w:rFonts w:ascii="Wingdings" w:hAnsi="Wingdings" w:hint="default"/>
+      </w:rPr>
+    </w:lvl>
+    <w:lvl w:ilvl="6" w:tplc="08090001" w:tentative="1">
+      <w:start w:val="1"/>
+      <w:numFmt w:val="bullet"/>
+      <w:lvlText w:val=""/>
+      <w:lvlJc w:val="left"/>
+      <w:pPr>
+        <w:ind w:left="5040" w:hanging="360"/>
+      </w:pPr>
+      <w:rPr>
+        <w:rFonts w:ascii="Symbol" w:hAnsi="Symbol" w:hint="default"/>
+      </w:rPr>
+    </w:lvl>
+    <w:lvl w:ilvl="7" w:tplc="08090003" w:tentative="1">
+      <w:start w:val="1"/>
+      <w:numFmt w:val="bullet"/>
+      <w:lvlText w:val="o"/>
+      <w:lvlJc w:val="left"/>
+      <w:pPr>
+        <w:ind w:left="5760" w:hanging="360"/>
+      </w:pPr>
+      <w:rPr>
+        <w:rFonts w:ascii="Courier New" w:hAnsi="Courier New" w:cs="Courier New" w:hint="default"/>
+      </w:rPr>
+    </w:lvl>
+    <w:lvl w:ilvl="8" w:tplc="08090005" w:tentative="1">
+      <w:start w:val="1"/>
+      <w:numFmt w:val="bullet"/>
+      <w:lvlText w:val=""/>
+      <w:lvlJc w:val="left"/>
+      <w:pPr>
+        <w:ind w:left="6480" w:hanging="360"/>
+      </w:pPr>
+      <w:rPr>
+        <w:rFonts w:ascii="Wingdings" w:hAnsi="Wingdings" w:hint="default"/>
+      </w:rPr>
+    </w:lvl>
+  </w:abstractNum>
+  <w:abstractNum w:abstractNumId="6" w15:restartNumberingAfterBreak="0">
+    <w:nsid w:val="13F41B47"/>
+    <w:multiLevelType w:val="hybridMultilevel"/>
+    <w:tmpl w:val="5F86221A"/>
+    <w:lvl w:ilvl="0" w:tplc="32DA4F28">
+      <w:numFmt w:val="bullet"/>
+      <w:lvlText w:val="-"/>
+      <w:lvlJc w:val="left"/>
+      <w:pPr>
+        <w:ind w:left="525" w:hanging="360"/>
+      </w:pPr>
+      <w:rPr>
+        <w:rFonts w:ascii="Calibri" w:eastAsiaTheme="minorHAnsi" w:hAnsi="Calibri" w:cs="Calibri" w:hint="default"/>
+      </w:rPr>
+    </w:lvl>
+    <w:lvl w:ilvl="1" w:tplc="08090003" w:tentative="1">
+      <w:start w:val="1"/>
+      <w:numFmt w:val="bullet"/>
+      <w:lvlText w:val="o"/>
+      <w:lvlJc w:val="left"/>
+      <w:pPr>
+        <w:ind w:left="1440" w:hanging="360"/>
+      </w:pPr>
+      <w:rPr>
+        <w:rFonts w:ascii="Courier New" w:hAnsi="Courier New" w:cs="Courier New" w:hint="default"/>
+      </w:rPr>
+    </w:lvl>
+    <w:lvl w:ilvl="2" w:tplc="08090005" w:tentative="1">
+      <w:start w:val="1"/>
+      <w:numFmt w:val="bullet"/>
+      <w:lvlText w:val=""/>
+      <w:lvlJc w:val="left"/>
+      <w:pPr>
+        <w:ind w:left="2160" w:hanging="360"/>
+      </w:pPr>
+      <w:rPr>
+        <w:rFonts w:ascii="Wingdings" w:hAnsi="Wingdings" w:hint="default"/>
+      </w:rPr>
+    </w:lvl>
+    <w:lvl w:ilvl="3" w:tplc="08090001" w:tentative="1">
+      <w:start w:val="1"/>
+      <w:numFmt w:val="bullet"/>
+      <w:lvlText w:val=""/>
+      <w:lvlJc w:val="left"/>
+      <w:pPr>
+        <w:ind w:left="2880" w:hanging="360"/>
+      </w:pPr>
+      <w:rPr>
+        <w:rFonts w:ascii="Symbol" w:hAnsi="Symbol" w:hint="default"/>
+      </w:rPr>
+    </w:lvl>
+    <w:lvl w:ilvl="4" w:tplc="08090003" w:tentative="1">
+      <w:start w:val="1"/>
+      <w:numFmt w:val="bullet"/>
+      <w:lvlText w:val="o"/>
+      <w:lvlJc w:val="left"/>
+      <w:pPr>
+        <w:ind w:left="3600" w:hanging="360"/>
+      </w:pPr>
+      <w:rPr>
+        <w:rFonts w:ascii="Courier New" w:hAnsi="Courier New" w:cs="Courier New" w:hint="default"/>
+      </w:rPr>
+    </w:lvl>
+    <w:lvl w:ilvl="5" w:tplc="08090005" w:tentative="1">
+      <w:start w:val="1"/>
+      <w:numFmt w:val="bullet"/>
+      <w:lvlText w:val=""/>
+      <w:lvlJc w:val="left"/>
+      <w:pPr>
+        <w:ind w:left="4320" w:hanging="360"/>
+      </w:pPr>
+      <w:rPr>
+        <w:rFonts w:ascii="Wingdings" w:hAnsi="Wingdings" w:hint="default"/>
+      </w:rPr>
+    </w:lvl>
+    <w:lvl w:ilvl="6" w:tplc="08090001" w:tentative="1">
+      <w:start w:val="1"/>
+      <w:numFmt w:val="bullet"/>
+      <w:lvlText w:val=""/>
+      <w:lvlJc w:val="left"/>
+      <w:pPr>
+        <w:ind w:left="5040" w:hanging="360"/>
+      </w:pPr>
+      <w:rPr>
+        <w:rFonts w:ascii="Symbol" w:hAnsi="Symbol" w:hint="default"/>
+      </w:rPr>
+    </w:lvl>
+    <w:lvl w:ilvl="7" w:tplc="08090003" w:tentative="1">
+      <w:start w:val="1"/>
+      <w:numFmt w:val="bullet"/>
+      <w:lvlText w:val="o"/>
+      <w:lvlJc w:val="left"/>
+      <w:pPr>
+        <w:ind w:left="5760" w:hanging="360"/>
+      </w:pPr>
+      <w:rPr>
+        <w:rFonts w:ascii="Courier New" w:hAnsi="Courier New" w:cs="Courier New" w:hint="default"/>
+      </w:rPr>
+    </w:lvl>
+    <w:lvl w:ilvl="8" w:tplc="08090005" w:tentative="1">
+      <w:start w:val="1"/>
+      <w:numFmt w:val="bullet"/>
+      <w:lvlText w:val=""/>
+      <w:lvlJc w:val="left"/>
+      <w:pPr>
+        <w:ind w:left="6480" w:hanging="360"/>
+      </w:pPr>
+      <w:rPr>
+        <w:rFonts w:ascii="Wingdings" w:hAnsi="Wingdings" w:hint="default"/>
+      </w:rPr>
+    </w:lvl>
+  </w:abstractNum>
+  <w:abstractNum w:abstractNumId="7" w15:restartNumberingAfterBreak="0">
     <w:nsid w:val="18FC330E"/>
     <w:multiLevelType w:val="multilevel"/>
     <w:tmpl w:val="AC247900"/>
@@ -3957,7 +3750,7 @@
       </w:rPr>
     </w:lvl>
   </w:abstractNum>
-  <w:abstractNum w:abstractNumId="5" w15:restartNumberingAfterBreak="0">
+  <w:abstractNum w:abstractNumId="8" w15:restartNumberingAfterBreak="0">
     <w:nsid w:val="21D76783"/>
     <w:multiLevelType w:val="multilevel"/>
     <w:tmpl w:val="C6E25464"/>
@@ -4106,7 +3899,7 @@
       </w:rPr>
     </w:lvl>
   </w:abstractNum>
-  <w:abstractNum w:abstractNumId="6" w15:restartNumberingAfterBreak="0">
+  <w:abstractNum w:abstractNumId="9" w15:restartNumberingAfterBreak="0">
     <w:nsid w:val="26734DB7"/>
     <w:multiLevelType w:val="multilevel"/>
     <w:tmpl w:val="6206E184"/>
@@ -4255,7 +4048,120 @@
       </w:rPr>
     </w:lvl>
   </w:abstractNum>
-  <w:abstractNum w:abstractNumId="7" w15:restartNumberingAfterBreak="0">
+  <w:abstractNum w:abstractNumId="10" w15:restartNumberingAfterBreak="0">
+    <w:nsid w:val="27E249F6"/>
+    <w:multiLevelType w:val="hybridMultilevel"/>
+    <w:tmpl w:val="402C65E0"/>
+    <w:lvl w:ilvl="0" w:tplc="08090001">
+      <w:start w:val="1"/>
+      <w:numFmt w:val="bullet"/>
+      <w:lvlText w:val=""/>
+      <w:lvlJc w:val="left"/>
+      <w:pPr>
+        <w:ind w:left="720" w:hanging="360"/>
+      </w:pPr>
+      <w:rPr>
+        <w:rFonts w:ascii="Symbol" w:hAnsi="Symbol" w:hint="default"/>
+      </w:rPr>
+    </w:lvl>
+    <w:lvl w:ilvl="1" w:tplc="08090003" w:tentative="1">
+      <w:start w:val="1"/>
+      <w:numFmt w:val="bullet"/>
+      <w:lvlText w:val="o"/>
+      <w:lvlJc w:val="left"/>
+      <w:pPr>
+        <w:ind w:left="1440" w:hanging="360"/>
+      </w:pPr>
+      <w:rPr>
+        <w:rFonts w:ascii="Courier New" w:hAnsi="Courier New" w:cs="Courier New" w:hint="default"/>
+      </w:rPr>
+    </w:lvl>
+    <w:lvl w:ilvl="2" w:tplc="08090005" w:tentative="1">
+      <w:start w:val="1"/>
+      <w:numFmt w:val="bullet"/>
+      <w:lvlText w:val=""/>
+      <w:lvlJc w:val="left"/>
+      <w:pPr>
+        <w:ind w:left="2160" w:hanging="360"/>
+      </w:pPr>
+      <w:rPr>
+        <w:rFonts w:ascii="Wingdings" w:hAnsi="Wingdings" w:hint="default"/>
+      </w:rPr>
+    </w:lvl>
+    <w:lvl w:ilvl="3" w:tplc="08090001" w:tentative="1">
+      <w:start w:val="1"/>
+      <w:numFmt w:val="bullet"/>
+      <w:lvlText w:val=""/>
+      <w:lvlJc w:val="left"/>
+      <w:pPr>
+        <w:ind w:left="2880" w:hanging="360"/>
+      </w:pPr>
+      <w:rPr>
+        <w:rFonts w:ascii="Symbol" w:hAnsi="Symbol" w:hint="default"/>
+      </w:rPr>
+    </w:lvl>
+    <w:lvl w:ilvl="4" w:tplc="08090003" w:tentative="1">
+      <w:start w:val="1"/>
+      <w:numFmt w:val="bullet"/>
+      <w:lvlText w:val="o"/>
+      <w:lvlJc w:val="left"/>
+      <w:pPr>
+        <w:ind w:left="3600" w:hanging="360"/>
+      </w:pPr>
+      <w:rPr>
+        <w:rFonts w:ascii="Courier New" w:hAnsi="Courier New" w:cs="Courier New" w:hint="default"/>
+      </w:rPr>
+    </w:lvl>
+    <w:lvl w:ilvl="5" w:tplc="08090005" w:tentative="1">
+      <w:start w:val="1"/>
+      <w:numFmt w:val="bullet"/>
+      <w:lvlText w:val=""/>
+      <w:lvlJc w:val="left"/>
+      <w:pPr>
+        <w:ind w:left="4320" w:hanging="360"/>
+      </w:pPr>
+      <w:rPr>
+        <w:rFonts w:ascii="Wingdings" w:hAnsi="Wingdings" w:hint="default"/>
+      </w:rPr>
+    </w:lvl>
+    <w:lvl w:ilvl="6" w:tplc="08090001" w:tentative="1">
+      <w:start w:val="1"/>
+      <w:numFmt w:val="bullet"/>
+      <w:lvlText w:val=""/>
+      <w:lvlJc w:val="left"/>
+      <w:pPr>
+        <w:ind w:left="5040" w:hanging="360"/>
+      </w:pPr>
+      <w:rPr>
+        <w:rFonts w:ascii="Symbol" w:hAnsi="Symbol" w:hint="default"/>
+      </w:rPr>
+    </w:lvl>
+    <w:lvl w:ilvl="7" w:tplc="08090003" w:tentative="1">
+      <w:start w:val="1"/>
+      <w:numFmt w:val="bullet"/>
+      <w:lvlText w:val="o"/>
+      <w:lvlJc w:val="left"/>
+      <w:pPr>
+        <w:ind w:left="5760" w:hanging="360"/>
+      </w:pPr>
+      <w:rPr>
+        <w:rFonts w:ascii="Courier New" w:hAnsi="Courier New" w:cs="Courier New" w:hint="default"/>
+      </w:rPr>
+    </w:lvl>
+    <w:lvl w:ilvl="8" w:tplc="08090005" w:tentative="1">
+      <w:start w:val="1"/>
+      <w:numFmt w:val="bullet"/>
+      <w:lvlText w:val=""/>
+      <w:lvlJc w:val="left"/>
+      <w:pPr>
+        <w:ind w:left="6480" w:hanging="360"/>
+      </w:pPr>
+      <w:rPr>
+        <w:rFonts w:ascii="Wingdings" w:hAnsi="Wingdings" w:hint="default"/>
+      </w:rPr>
+    </w:lvl>
+  </w:abstractNum>
+  <w:abstractNum w:abstractNumId="11" w15:restartNumberingAfterBreak="0">
     <w:nsid w:val="2D747D0A"/>
     <w:multiLevelType w:val="hybridMultilevel"/>
     <w:tmpl w:val="8F7AB6A8"/>
@@ -4368,7 +4274,7 @@
       </w:rPr>
     </w:lvl>
   </w:abstractNum>
-  <w:abstractNum w:abstractNumId="8" w15:restartNumberingAfterBreak="0">
+  <w:abstractNum w:abstractNumId="12" w15:restartNumberingAfterBreak="0">
     <w:nsid w:val="300322DB"/>
     <w:multiLevelType w:val="hybridMultilevel"/>
     <w:tmpl w:val="AB0213C2"/>
@@ -4457,7 +4363,7 @@
       </w:pPr>
     </w:lvl>
   </w:abstractNum>
-  <w:abstractNum w:abstractNumId="9" w15:restartNumberingAfterBreak="0">
+  <w:abstractNum w:abstractNumId="13" w15:restartNumberingAfterBreak="0">
     <w:nsid w:val="35437768"/>
     <w:multiLevelType w:val="multilevel"/>
     <w:tmpl w:val="3DBCE22A"/>
@@ -4606,7 +4512,7 @@
       </w:rPr>
     </w:lvl>
   </w:abstractNum>
-  <w:abstractNum w:abstractNumId="10" w15:restartNumberingAfterBreak="0">
+  <w:abstractNum w:abstractNumId="14" w15:restartNumberingAfterBreak="0">
     <w:nsid w:val="45D40CED"/>
     <w:multiLevelType w:val="multilevel"/>
     <w:tmpl w:val="6A049972"/>
@@ -4692,7 +4598,119 @@
       </w:pPr>
     </w:lvl>
   </w:abstractNum>
-  <w:abstractNum w:abstractNumId="11" w15:restartNumberingAfterBreak="0">
+  <w:abstractNum w:abstractNumId="15" w15:restartNumberingAfterBreak="0">
+    <w:nsid w:val="47600350"/>
+    <w:multiLevelType w:val="hybridMultilevel"/>
+    <w:tmpl w:val="1520E37A"/>
+    <w:lvl w:ilvl="0" w:tplc="32DA4F28">
+      <w:numFmt w:val="bullet"/>
+      <w:lvlText w:val="-"/>
+      <w:lvlJc w:val="left"/>
+      <w:pPr>
+        <w:ind w:left="525" w:hanging="360"/>
+      </w:pPr>
+      <w:rPr>
+        <w:rFonts w:ascii="Calibri" w:eastAsiaTheme="minorHAnsi" w:hAnsi="Calibri" w:cs="Calibri" w:hint="default"/>
+      </w:rPr>
+    </w:lvl>
+    <w:lvl w:ilvl="1" w:tplc="08090003" w:tentative="1">
+      <w:start w:val="1"/>
+      <w:numFmt w:val="bullet"/>
+      <w:lvlText w:val="o"/>
+      <w:lvlJc w:val="left"/>
+      <w:pPr>
+        <w:ind w:left="1245" w:hanging="360"/>
+      </w:pPr>
+      <w:rPr>
+        <w:rFonts w:ascii="Courier New" w:hAnsi="Courier New" w:cs="Courier New" w:hint="default"/>
+      </w:rPr>
+    </w:lvl>
+    <w:lvl w:ilvl="2" w:tplc="08090005" w:tentative="1">
+      <w:start w:val="1"/>
+      <w:numFmt w:val="bullet"/>
+      <w:lvlText w:val=""/>
+      <w:lvlJc w:val="left"/>
+      <w:pPr>
+        <w:ind w:left="1965" w:hanging="360"/>
+      </w:pPr>
+      <w:rPr>
+        <w:rFonts w:ascii="Wingdings" w:hAnsi="Wingdings" w:hint="default"/>
+      </w:rPr>
+    </w:lvl>
+    <w:lvl w:ilvl="3" w:tplc="08090001" w:tentative="1">
+      <w:start w:val="1"/>
+      <w:numFmt w:val="bullet"/>
+      <w:lvlText w:val=""/>
+      <w:lvlJc w:val="left"/>
+      <w:pPr>
+        <w:ind w:left="2685" w:hanging="360"/>
+      </w:pPr>
+      <w:rPr>
+        <w:rFonts w:ascii="Symbol" w:hAnsi="Symbol" w:hint="default"/>
+      </w:rPr>
+    </w:lvl>
+    <w:lvl w:ilvl="4" w:tplc="08090003" w:tentative="1">
+      <w:start w:val="1"/>
+      <w:numFmt w:val="bullet"/>
+      <w:lvlText w:val="o"/>
+      <w:lvlJc w:val="left"/>
+      <w:pPr>
+        <w:ind w:left="3405" w:hanging="360"/>
+      </w:pPr>
+      <w:rPr>
+        <w:rFonts w:ascii="Courier New" w:hAnsi="Courier New" w:cs="Courier New" w:hint="default"/>
+      </w:rPr>
+    </w:lvl>
+    <w:lvl w:ilvl="5" w:tplc="08090005" w:tentative="1">
+      <w:start w:val="1"/>
+      <w:numFmt w:val="bullet"/>
+      <w:lvlText w:val=""/>
+      <w:lvlJc w:val="left"/>
+      <w:pPr>
+        <w:ind w:left="4125" w:hanging="360"/>
+      </w:pPr>
+      <w:rPr>
+        <w:rFonts w:ascii="Wingdings" w:hAnsi="Wingdings" w:hint="default"/>
+      </w:rPr>
+    </w:lvl>
+    <w:lvl w:ilvl="6" w:tplc="08090001" w:tentative="1">
+      <w:start w:val="1"/>
+      <w:numFmt w:val="bullet"/>
+      <w:lvlText w:val=""/>
+      <w:lvlJc w:val="left"/>
+      <w:pPr>
+        <w:ind w:left="4845" w:hanging="360"/>
+      </w:pPr>
+      <w:rPr>
+        <w:rFonts w:ascii="Symbol" w:hAnsi="Symbol" w:hint="default"/>
+      </w:rPr>
+    </w:lvl>
+    <w:lvl w:ilvl="7" w:tplc="08090003" w:tentative="1">
+      <w:start w:val="1"/>
+      <w:numFmt w:val="bullet"/>
+      <w:lvlText w:val="o"/>
+      <w:lvlJc w:val="left"/>
+      <w:pPr>
+        <w:ind w:left="5565" w:hanging="360"/>
+      </w:pPr>
+      <w:rPr>
+        <w:rFonts w:ascii="Courier New" w:hAnsi="Courier New" w:cs="Courier New" w:hint="default"/>
+      </w:rPr>
+    </w:lvl>
+    <w:lvl w:ilvl="8" w:tplc="08090005" w:tentative="1">
+      <w:start w:val="1"/>
+      <w:numFmt w:val="bullet"/>
+      <w:lvlText w:val=""/>
+      <w:lvlJc w:val="left"/>
+      <w:pPr>
+        <w:ind w:left="6285" w:hanging="360"/>
+      </w:pPr>
+      <w:rPr>
+        <w:rFonts w:ascii="Wingdings" w:hAnsi="Wingdings" w:hint="default"/>
+      </w:rPr>
+    </w:lvl>
+  </w:abstractNum>
+  <w:abstractNum w:abstractNumId="16" w15:restartNumberingAfterBreak="0">
     <w:nsid w:val="494A6890"/>
     <w:multiLevelType w:val="hybridMultilevel"/>
     <w:tmpl w:val="8598BAA4"/>
@@ -4804,10 +4822,324 @@
       </w:rPr>
     </w:lvl>
   </w:abstractNum>
-  <w:abstractNum w:abstractNumId="12" w15:restartNumberingAfterBreak="0">
+  <w:abstractNum w:abstractNumId="17" w15:restartNumberingAfterBreak="0">
+    <w:nsid w:val="4C406BE6"/>
+    <w:multiLevelType w:val="hybridMultilevel"/>
+    <w:tmpl w:val="34261086"/>
+    <w:lvl w:ilvl="0" w:tplc="0809000F">
+      <w:start w:val="1"/>
+      <w:numFmt w:val="decimal"/>
+      <w:lvlText w:val="%1."/>
+      <w:lvlJc w:val="left"/>
+      <w:pPr>
+        <w:ind w:left="720" w:hanging="360"/>
+      </w:pPr>
+      <w:rPr>
+        <w:rFonts w:hint="default"/>
+      </w:rPr>
+    </w:lvl>
+    <w:lvl w:ilvl="1" w:tplc="08090019" w:tentative="1">
+      <w:start w:val="1"/>
+      <w:numFmt w:val="lowerLetter"/>
+      <w:lvlText w:val="%2."/>
+      <w:lvlJc w:val="left"/>
+      <w:pPr>
+        <w:ind w:left="1440" w:hanging="360"/>
+      </w:pPr>
+    </w:lvl>
+    <w:lvl w:ilvl="2" w:tplc="0809001B" w:tentative="1">
+      <w:start w:val="1"/>
+      <w:numFmt w:val="lowerRoman"/>
+      <w:lvlText w:val="%3."/>
+      <w:lvlJc w:val="right"/>
+      <w:pPr>
+        <w:ind w:left="2160" w:hanging="180"/>
+      </w:pPr>
+    </w:lvl>
+    <w:lvl w:ilvl="3" w:tplc="0809000F" w:tentative="1">
+      <w:start w:val="1"/>
+      <w:numFmt w:val="decimal"/>
+      <w:lvlText w:val="%4."/>
+      <w:lvlJc w:val="left"/>
+      <w:pPr>
+        <w:ind w:left="2880" w:hanging="360"/>
+      </w:pPr>
+    </w:lvl>
+    <w:lvl w:ilvl="4" w:tplc="08090019" w:tentative="1">
+      <w:start w:val="1"/>
+      <w:numFmt w:val="lowerLetter"/>
+      <w:lvlText w:val="%5."/>
+      <w:lvlJc w:val="left"/>
+      <w:pPr>
+        <w:ind w:left="3600" w:hanging="360"/>
+      </w:pPr>
+    </w:lvl>
+    <w:lvl w:ilvl="5" w:tplc="0809001B" w:tentative="1">
+      <w:start w:val="1"/>
+      <w:numFmt w:val="lowerRoman"/>
+      <w:lvlText w:val="%6."/>
+      <w:lvlJc w:val="right"/>
+      <w:pPr>
+        <w:ind w:left="4320" w:hanging="180"/>
+      </w:pPr>
+    </w:lvl>
+    <w:lvl w:ilvl="6" w:tplc="0809000F" w:tentative="1">
+      <w:start w:val="1"/>
+      <w:numFmt w:val="decimal"/>
+      <w:lvlText w:val="%7."/>
+      <w:lvlJc w:val="left"/>
+      <w:pPr>
+        <w:ind w:left="5040" w:hanging="360"/>
+      </w:pPr>
+    </w:lvl>
+    <w:lvl w:ilvl="7" w:tplc="08090019" w:tentative="1">
+      <w:start w:val="1"/>
+      <w:numFmt w:val="lowerLetter"/>
+      <w:lvlText w:val="%8."/>
+      <w:lvlJc w:val="left"/>
+      <w:pPr>
+        <w:ind w:left="5760" w:hanging="360"/>
+      </w:pPr>
+    </w:lvl>
+    <w:lvl w:ilvl="8" w:tplc="0809001B" w:tentative="1">
+      <w:start w:val="1"/>
+      <w:numFmt w:val="lowerRoman"/>
+      <w:lvlText w:val="%9."/>
+      <w:lvlJc w:val="right"/>
+      <w:pPr>
+        <w:ind w:left="6480" w:hanging="180"/>
+      </w:pPr>
+    </w:lvl>
+  </w:abstractNum>
+  <w:abstractNum w:abstractNumId="18" w15:restartNumberingAfterBreak="0">
+    <w:nsid w:val="4D9F1898"/>
+    <w:multiLevelType w:val="hybridMultilevel"/>
+    <w:tmpl w:val="6A9EC898"/>
+    <w:lvl w:ilvl="0" w:tplc="08090001">
+      <w:start w:val="1"/>
+      <w:numFmt w:val="bullet"/>
+      <w:lvlText w:val=""/>
+      <w:lvlJc w:val="left"/>
+      <w:pPr>
+        <w:ind w:left="720" w:hanging="360"/>
+      </w:pPr>
+      <w:rPr>
+        <w:rFonts w:ascii="Symbol" w:hAnsi="Symbol" w:hint="default"/>
+      </w:rPr>
+    </w:lvl>
+    <w:lvl w:ilvl="1" w:tplc="08090003" w:tentative="1">
+      <w:start w:val="1"/>
+      <w:numFmt w:val="bullet"/>
+      <w:lvlText w:val="o"/>
+      <w:lvlJc w:val="left"/>
+      <w:pPr>
+        <w:ind w:left="1440" w:hanging="360"/>
+      </w:pPr>
+      <w:rPr>
+        <w:rFonts w:ascii="Courier New" w:hAnsi="Courier New" w:cs="Courier New" w:hint="default"/>
+      </w:rPr>
+    </w:lvl>
+    <w:lvl w:ilvl="2" w:tplc="08090005" w:tentative="1">
+      <w:start w:val="1"/>
+      <w:numFmt w:val="bullet"/>
+      <w:lvlText w:val=""/>
+      <w:lvlJc w:val="left"/>
+      <w:pPr>
+        <w:ind w:left="2160" w:hanging="360"/>
+      </w:pPr>
+      <w:rPr>
+        <w:rFonts w:ascii="Wingdings" w:hAnsi="Wingdings" w:hint="default"/>
+      </w:rPr>
+    </w:lvl>
+    <w:lvl w:ilvl="3" w:tplc="08090001" w:tentative="1">
+      <w:start w:val="1"/>
+      <w:numFmt w:val="bullet"/>
+      <w:lvlText w:val=""/>
+      <w:lvlJc w:val="left"/>
+      <w:pPr>
+        <w:ind w:left="2880" w:hanging="360"/>
+      </w:pPr>
+      <w:rPr>
+        <w:rFonts w:ascii="Symbol" w:hAnsi="Symbol" w:hint="default"/>
+      </w:rPr>
+    </w:lvl>
+    <w:lvl w:ilvl="4" w:tplc="08090003" w:tentative="1">
+      <w:start w:val="1"/>
+      <w:numFmt w:val="bullet"/>
+      <w:lvlText w:val="o"/>
+      <w:lvlJc w:val="left"/>
+      <w:pPr>
+        <w:ind w:left="3600" w:hanging="360"/>
+      </w:pPr>
+      <w:rPr>
+        <w:rFonts w:ascii="Courier New" w:hAnsi="Courier New" w:cs="Courier New" w:hint="default"/>
+      </w:rPr>
+    </w:lvl>
+    <w:lvl w:ilvl="5" w:tplc="08090005" w:tentative="1">
+      <w:start w:val="1"/>
+      <w:numFmt w:val="bullet"/>
+      <w:lvlText w:val=""/>
+      <w:lvlJc w:val="left"/>
+      <w:pPr>
+        <w:ind w:left="4320" w:hanging="360"/>
+      </w:pPr>
+      <w:rPr>
+        <w:rFonts w:ascii="Wingdings" w:hAnsi="Wingdings" w:hint="default"/>
+      </w:rPr>
+    </w:lvl>
+    <w:lvl w:ilvl="6" w:tplc="08090001" w:tentative="1">
+      <w:start w:val="1"/>
+      <w:numFmt w:val="bullet"/>
+      <w:lvlText w:val=""/>
+      <w:lvlJc w:val="left"/>
+      <w:pPr>
+        <w:ind w:left="5040" w:hanging="360"/>
+      </w:pPr>
+      <w:rPr>
+        <w:rFonts w:ascii="Symbol" w:hAnsi="Symbol" w:hint="default"/>
+      </w:rPr>
+    </w:lvl>
+    <w:lvl w:ilvl="7" w:tplc="08090003" w:tentative="1">
+      <w:start w:val="1"/>
+      <w:numFmt w:val="bullet"/>
+      <w:lvlText w:val="o"/>
+      <w:lvlJc w:val="left"/>
+      <w:pPr>
+        <w:ind w:left="5760" w:hanging="360"/>
+      </w:pPr>
+      <w:rPr>
+        <w:rFonts w:ascii="Courier New" w:hAnsi="Courier New" w:cs="Courier New" w:hint="default"/>
+      </w:rPr>
+    </w:lvl>
+    <w:lvl w:ilvl="8" w:tplc="08090005" w:tentative="1">
+      <w:start w:val="1"/>
+      <w:numFmt w:val="bullet"/>
+      <w:lvlText w:val=""/>
+      <w:lvlJc w:val="left"/>
+      <w:pPr>
+        <w:ind w:left="6480" w:hanging="360"/>
+      </w:pPr>
+      <w:rPr>
+        <w:rFonts w:ascii="Wingdings" w:hAnsi="Wingdings" w:hint="default"/>
+      </w:rPr>
+    </w:lvl>
+  </w:abstractNum>
+  <w:abstractNum w:abstractNumId="19" w15:restartNumberingAfterBreak="0">
+    <w:nsid w:val="4F8730A0"/>
+    <w:multiLevelType w:val="hybridMultilevel"/>
+    <w:tmpl w:val="7026BE48"/>
+    <w:lvl w:ilvl="0" w:tplc="32DA4F28">
+      <w:numFmt w:val="bullet"/>
+      <w:lvlText w:val="-"/>
+      <w:lvlJc w:val="left"/>
+      <w:pPr>
+        <w:ind w:left="525" w:hanging="360"/>
+      </w:pPr>
+      <w:rPr>
+        <w:rFonts w:ascii="Calibri" w:eastAsiaTheme="minorHAnsi" w:hAnsi="Calibri" w:cs="Calibri" w:hint="default"/>
+      </w:rPr>
+    </w:lvl>
+    <w:lvl w:ilvl="1" w:tplc="08090003" w:tentative="1">
+      <w:start w:val="1"/>
+      <w:numFmt w:val="bullet"/>
+      <w:lvlText w:val="o"/>
+      <w:lvlJc w:val="left"/>
+      <w:pPr>
+        <w:ind w:left="1440" w:hanging="360"/>
+      </w:pPr>
+      <w:rPr>
+        <w:rFonts w:ascii="Courier New" w:hAnsi="Courier New" w:cs="Courier New" w:hint="default"/>
+      </w:rPr>
+    </w:lvl>
+    <w:lvl w:ilvl="2" w:tplc="08090005" w:tentative="1">
+      <w:start w:val="1"/>
+      <w:numFmt w:val="bullet"/>
+      <w:lvlText w:val=""/>
+      <w:lvlJc w:val="left"/>
+      <w:pPr>
+        <w:ind w:left="2160" w:hanging="360"/>
+      </w:pPr>
+      <w:rPr>
+        <w:rFonts w:ascii="Wingdings" w:hAnsi="Wingdings" w:hint="default"/>
+      </w:rPr>
+    </w:lvl>
+    <w:lvl w:ilvl="3" w:tplc="08090001" w:tentative="1">
+      <w:start w:val="1"/>
+      <w:numFmt w:val="bullet"/>
+      <w:lvlText w:val=""/>
+      <w:lvlJc w:val="left"/>
+      <w:pPr>
+        <w:ind w:left="2880" w:hanging="360"/>
+      </w:pPr>
+      <w:rPr>
+        <w:rFonts w:ascii="Symbol" w:hAnsi="Symbol" w:hint="default"/>
+      </w:rPr>
+    </w:lvl>
+    <w:lvl w:ilvl="4" w:tplc="08090003" w:tentative="1">
+      <w:start w:val="1"/>
+      <w:numFmt w:val="bullet"/>
+      <w:lvlText w:val="o"/>
+      <w:lvlJc w:val="left"/>
+      <w:pPr>
+        <w:ind w:left="3600" w:hanging="360"/>
+      </w:pPr>
+      <w:rPr>
+        <w:rFonts w:ascii="Courier New" w:hAnsi="Courier New" w:cs="Courier New" w:hint="default"/>
+      </w:rPr>
+    </w:lvl>
+    <w:lvl w:ilvl="5" w:tplc="08090005" w:tentative="1">
+      <w:start w:val="1"/>
+      <w:numFmt w:val="bullet"/>
+      <w:lvlText w:val=""/>
+      <w:lvlJc w:val="left"/>
+      <w:pPr>
+        <w:ind w:left="4320" w:hanging="360"/>
+      </w:pPr>
+      <w:rPr>
+        <w:rFonts w:ascii="Wingdings" w:hAnsi="Wingdings" w:hint="default"/>
+      </w:rPr>
+    </w:lvl>
+    <w:lvl w:ilvl="6" w:tplc="08090001" w:tentative="1">
+      <w:start w:val="1"/>
+      <w:numFmt w:val="bullet"/>
+      <w:lvlText w:val=""/>
+      <w:lvlJc w:val="left"/>
+      <w:pPr>
+        <w:ind w:left="5040" w:hanging="360"/>
+      </w:pPr>
+      <w:rPr>
+        <w:rFonts w:ascii="Symbol" w:hAnsi="Symbol" w:hint="default"/>
+      </w:rPr>
+    </w:lvl>
+    <w:lvl w:ilvl="7" w:tplc="08090003" w:tentative="1">
+      <w:start w:val="1"/>
+      <w:numFmt w:val="bullet"/>
+      <w:lvlText w:val="o"/>
+      <w:lvlJc w:val="left"/>
+      <w:pPr>
+        <w:ind w:left="5760" w:hanging="360"/>
+      </w:pPr>
+      <w:rPr>
+        <w:rFonts w:ascii="Courier New" w:hAnsi="Courier New" w:cs="Courier New" w:hint="default"/>
+      </w:rPr>
+    </w:lvl>
+    <w:lvl w:ilvl="8" w:tplc="08090005" w:tentative="1">
+      <w:start w:val="1"/>
+      <w:numFmt w:val="bullet"/>
+      <w:lvlText w:val=""/>
+      <w:lvlJc w:val="left"/>
+      <w:pPr>
+        <w:ind w:left="6480" w:hanging="360"/>
+      </w:pPr>
+      <w:rPr>
+        <w:rFonts w:ascii="Wingdings" w:hAnsi="Wingdings" w:hint="default"/>
+      </w:rPr>
+    </w:lvl>
+  </w:abstractNum>
+  <w:abstractNum w:abstractNumId="20" w15:restartNumberingAfterBreak="0">
     <w:nsid w:val="52BF2B4F"/>
     <w:multiLevelType w:val="hybridMultilevel"/>
-    <w:tmpl w:val="BDB8DC4A"/>
+    <w:tmpl w:val="2FC29594"/>
     <w:lvl w:ilvl="0" w:tplc="08090001">
       <w:start w:val="1"/>
       <w:numFmt w:val="bullet"/>
@@ -4917,7 +5249,7 @@
       </w:rPr>
     </w:lvl>
   </w:abstractNum>
-  <w:abstractNum w:abstractNumId="13" w15:restartNumberingAfterBreak="0">
+  <w:abstractNum w:abstractNumId="21" w15:restartNumberingAfterBreak="0">
     <w:nsid w:val="57E6693C"/>
     <w:multiLevelType w:val="multilevel"/>
     <w:tmpl w:val="E21E4AEA"/>
@@ -5066,7 +5398,7 @@
       </w:rPr>
     </w:lvl>
   </w:abstractNum>
-  <w:abstractNum w:abstractNumId="14" w15:restartNumberingAfterBreak="0">
+  <w:abstractNum w:abstractNumId="22" w15:restartNumberingAfterBreak="0">
     <w:nsid w:val="62B053A3"/>
     <w:multiLevelType w:val="hybridMultilevel"/>
     <w:tmpl w:val="B194E900"/>
@@ -5152,7 +5484,7 @@
       </w:pPr>
     </w:lvl>
   </w:abstractNum>
-  <w:abstractNum w:abstractNumId="15" w15:restartNumberingAfterBreak="0">
+  <w:abstractNum w:abstractNumId="23" w15:restartNumberingAfterBreak="0">
     <w:nsid w:val="67160CA4"/>
     <w:multiLevelType w:val="multilevel"/>
     <w:tmpl w:val="3EAE1DF8"/>
@@ -5265,7 +5597,7 @@
       </w:pPr>
     </w:lvl>
   </w:abstractNum>
-  <w:abstractNum w:abstractNumId="16" w15:restartNumberingAfterBreak="0">
+  <w:abstractNum w:abstractNumId="24" w15:restartNumberingAfterBreak="0">
     <w:nsid w:val="686415E6"/>
     <w:multiLevelType w:val="hybridMultilevel"/>
     <w:tmpl w:val="9AC84FA2"/>
@@ -5378,7 +5710,7 @@
       </w:rPr>
     </w:lvl>
   </w:abstractNum>
-  <w:abstractNum w:abstractNumId="17" w15:restartNumberingAfterBreak="0">
+  <w:abstractNum w:abstractNumId="25" w15:restartNumberingAfterBreak="0">
     <w:nsid w:val="6CA53A97"/>
     <w:multiLevelType w:val="multilevel"/>
     <w:tmpl w:val="3DBCE22A"/>
@@ -5527,7 +5859,7 @@
       </w:rPr>
     </w:lvl>
   </w:abstractNum>
-  <w:abstractNum w:abstractNumId="18" w15:restartNumberingAfterBreak="0">
+  <w:abstractNum w:abstractNumId="26" w15:restartNumberingAfterBreak="0">
     <w:nsid w:val="6E4D4AD7"/>
     <w:multiLevelType w:val="multilevel"/>
     <w:tmpl w:val="D354E42E"/>
@@ -5676,7 +6008,7 @@
       </w:rPr>
     </w:lvl>
   </w:abstractNum>
-  <w:abstractNum w:abstractNumId="19" w15:restartNumberingAfterBreak="0">
+  <w:abstractNum w:abstractNumId="27" w15:restartNumberingAfterBreak="0">
     <w:nsid w:val="6FA430C8"/>
     <w:multiLevelType w:val="multilevel"/>
     <w:tmpl w:val="4142CFCE"/>
@@ -5825,53 +6157,166 @@
       </w:rPr>
     </w:lvl>
   </w:abstractNum>
+  <w:abstractNum w:abstractNumId="28" w15:restartNumberingAfterBreak="0">
+    <w:nsid w:val="7A057021"/>
+    <w:multiLevelType w:val="hybridMultilevel"/>
+    <w:tmpl w:val="D0F02678"/>
+    <w:lvl w:ilvl="0" w:tplc="08090001">
+      <w:start w:val="1"/>
+      <w:numFmt w:val="bullet"/>
+      <w:lvlText w:val=""/>
+      <w:lvlJc w:val="left"/>
+      <w:pPr>
+        <w:ind w:left="720" w:hanging="360"/>
+      </w:pPr>
+      <w:rPr>
+        <w:rFonts w:ascii="Symbol" w:hAnsi="Symbol" w:hint="default"/>
+      </w:rPr>
+    </w:lvl>
+    <w:lvl w:ilvl="1" w:tplc="08090003" w:tentative="1">
+      <w:start w:val="1"/>
+      <w:numFmt w:val="bullet"/>
+      <w:lvlText w:val="o"/>
+      <w:lvlJc w:val="left"/>
+      <w:pPr>
+        <w:ind w:left="1440" w:hanging="360"/>
+      </w:pPr>
+      <w:rPr>
+        <w:rFonts w:ascii="Courier New" w:hAnsi="Courier New" w:cs="Courier New" w:hint="default"/>
+      </w:rPr>
+    </w:lvl>
+    <w:lvl w:ilvl="2" w:tplc="08090005" w:tentative="1">
+      <w:start w:val="1"/>
+      <w:numFmt w:val="bullet"/>
+      <w:lvlText w:val=""/>
+      <w:lvlJc w:val="left"/>
+      <w:pPr>
+        <w:ind w:left="2160" w:hanging="360"/>
+      </w:pPr>
+      <w:rPr>
+        <w:rFonts w:ascii="Wingdings" w:hAnsi="Wingdings" w:hint="default"/>
+      </w:rPr>
+    </w:lvl>
+    <w:lvl w:ilvl="3" w:tplc="08090001" w:tentative="1">
+      <w:start w:val="1"/>
+      <w:numFmt w:val="bullet"/>
+      <w:lvlText w:val=""/>
+      <w:lvlJc w:val="left"/>
+      <w:pPr>
+        <w:ind w:left="2880" w:hanging="360"/>
+      </w:pPr>
+      <w:rPr>
+        <w:rFonts w:ascii="Symbol" w:hAnsi="Symbol" w:hint="default"/>
+      </w:rPr>
+    </w:lvl>
+    <w:lvl w:ilvl="4" w:tplc="08090003" w:tentative="1">
+      <w:start w:val="1"/>
+      <w:numFmt w:val="bullet"/>
+      <w:lvlText w:val="o"/>
+      <w:lvlJc w:val="left"/>
+      <w:pPr>
+        <w:ind w:left="3600" w:hanging="360"/>
+      </w:pPr>
+      <w:rPr>
+        <w:rFonts w:ascii="Courier New" w:hAnsi="Courier New" w:cs="Courier New" w:hint="default"/>
+      </w:rPr>
+    </w:lvl>
+    <w:lvl w:ilvl="5" w:tplc="08090005" w:tentative="1">
+      <w:start w:val="1"/>
+      <w:numFmt w:val="bullet"/>
+      <w:lvlText w:val=""/>
+      <w:lvlJc w:val="left"/>
+      <w:pPr>
+        <w:ind w:left="4320" w:hanging="360"/>
+      </w:pPr>
+      <w:rPr>
+        <w:rFonts w:ascii="Wingdings" w:hAnsi="Wingdings" w:hint="default"/>
+      </w:rPr>
+    </w:lvl>
+    <w:lvl w:ilvl="6" w:tplc="08090001" w:tentative="1">
+      <w:start w:val="1"/>
+      <w:numFmt w:val="bullet"/>
+      <w:lvlText w:val=""/>
+      <w:lvlJc w:val="left"/>
+      <w:pPr>
+        <w:ind w:left="5040" w:hanging="360"/>
+      </w:pPr>
+      <w:rPr>
+        <w:rFonts w:ascii="Symbol" w:hAnsi="Symbol" w:hint="default"/>
+      </w:rPr>
+    </w:lvl>
+    <w:lvl w:ilvl="7" w:tplc="08090003" w:tentative="1">
+      <w:start w:val="1"/>
+      <w:numFmt w:val="bullet"/>
+      <w:lvlText w:val="o"/>
+      <w:lvlJc w:val="left"/>
+      <w:pPr>
+        <w:ind w:left="5760" w:hanging="360"/>
+      </w:pPr>
+      <w:rPr>
+        <w:rFonts w:ascii="Courier New" w:hAnsi="Courier New" w:cs="Courier New" w:hint="default"/>
+      </w:rPr>
+    </w:lvl>
+    <w:lvl w:ilvl="8" w:tplc="08090005" w:tentative="1">
+      <w:start w:val="1"/>
+      <w:numFmt w:val="bullet"/>
+      <w:lvlText w:val=""/>
+      <w:lvlJc w:val="left"/>
+      <w:pPr>
+        <w:ind w:left="6480" w:hanging="360"/>
+      </w:pPr>
+      <w:rPr>
+        <w:rFonts w:ascii="Wingdings" w:hAnsi="Wingdings" w:hint="default"/>
+      </w:rPr>
+    </w:lvl>
+  </w:abstractNum>
   <w:num w:numId="1" w16cid:durableId="1753548350">
-    <w:abstractNumId w:val="19"/>
+    <w:abstractNumId w:val="27"/>
   </w:num>
   <w:num w:numId="2" w16cid:durableId="427048364">
-    <w:abstractNumId w:val="6"/>
+    <w:abstractNumId w:val="9"/>
   </w:num>
   <w:num w:numId="3" w16cid:durableId="1713846482">
     <w:abstractNumId w:val="2"/>
   </w:num>
   <w:num w:numId="4" w16cid:durableId="1037005820">
-    <w:abstractNumId w:val="4"/>
+    <w:abstractNumId w:val="7"/>
   </w:num>
   <w:num w:numId="5" w16cid:durableId="2111391550">
-    <w:abstractNumId w:val="15"/>
+    <w:abstractNumId w:val="23"/>
   </w:num>
   <w:num w:numId="6" w16cid:durableId="844706756">
-    <w:abstractNumId w:val="13"/>
+    <w:abstractNumId w:val="21"/>
   </w:num>
   <w:num w:numId="7" w16cid:durableId="1853176865">
-    <w:abstractNumId w:val="5"/>
+    <w:abstractNumId w:val="8"/>
   </w:num>
   <w:num w:numId="8" w16cid:durableId="661277827">
-    <w:abstractNumId w:val="18"/>
+    <w:abstractNumId w:val="26"/>
   </w:num>
   <w:num w:numId="9" w16cid:durableId="1440685245">
-    <w:abstractNumId w:val="10"/>
+    <w:abstractNumId w:val="14"/>
   </w:num>
   <w:num w:numId="10" w16cid:durableId="1019117261">
-    <w:abstractNumId w:val="8"/>
+    <w:abstractNumId w:val="12"/>
   </w:num>
   <w:num w:numId="11" w16cid:durableId="662205183">
-    <w:abstractNumId w:val="14"/>
+    <w:abstractNumId w:val="22"/>
   </w:num>
   <w:num w:numId="12" w16cid:durableId="53700060">
     <w:abstractNumId w:val="1"/>
   </w:num>
   <w:num w:numId="13" w16cid:durableId="61368790">
-    <w:abstractNumId w:val="9"/>
+    <w:abstractNumId w:val="13"/>
   </w:num>
   <w:num w:numId="14" w16cid:durableId="815876773">
-    <w:abstractNumId w:val="12"/>
+    <w:abstractNumId w:val="20"/>
   </w:num>
   <w:num w:numId="15" w16cid:durableId="751241483">
-    <w:abstractNumId w:val="7"/>
+    <w:abstractNumId w:val="11"/>
   </w:num>
   <w:num w:numId="16" w16cid:durableId="822086425">
-    <w:abstractNumId w:val="16"/>
+    <w:abstractNumId w:val="24"/>
   </w:num>
   <w:num w:numId="17" w16cid:durableId="1747065957">
     <w:abstractNumId w:val="3"/>
@@ -5880,10 +6325,37 @@
     <w:abstractNumId w:val="0"/>
   </w:num>
   <w:num w:numId="19" w16cid:durableId="1090584944">
-    <w:abstractNumId w:val="11"/>
+    <w:abstractNumId w:val="16"/>
   </w:num>
   <w:num w:numId="20" w16cid:durableId="461728514">
+    <w:abstractNumId w:val="25"/>
+  </w:num>
+  <w:num w:numId="21" w16cid:durableId="750616204">
+    <w:abstractNumId w:val="10"/>
+  </w:num>
+  <w:num w:numId="22" w16cid:durableId="78908246">
+    <w:abstractNumId w:val="15"/>
+  </w:num>
+  <w:num w:numId="23" w16cid:durableId="1658991606">
+    <w:abstractNumId w:val="5"/>
+  </w:num>
+  <w:num w:numId="24" w16cid:durableId="289022265">
+    <w:abstractNumId w:val="19"/>
+  </w:num>
+  <w:num w:numId="25" w16cid:durableId="1482232606">
+    <w:abstractNumId w:val="6"/>
+  </w:num>
+  <w:num w:numId="26" w16cid:durableId="264846942">
+    <w:abstractNumId w:val="18"/>
+  </w:num>
+  <w:num w:numId="27" w16cid:durableId="1421872896">
     <w:abstractNumId w:val="17"/>
+  </w:num>
+  <w:num w:numId="28" w16cid:durableId="123037925">
+    <w:abstractNumId w:val="28"/>
+  </w:num>
+  <w:num w:numId="29" w16cid:durableId="132869381">
+    <w:abstractNumId w:val="4"/>
   </w:num>
 </w:numbering>
 </file>

--- a/Docs/Technical.docx
+++ b/Docs/Technical.docx
@@ -7,8 +7,13 @@
         <w:pStyle w:val="Heading1"/>
       </w:pPr>
       <w:r>
-        <w:t>Stack tecnologico</w:t>
-      </w:r>
+        <w:t xml:space="preserve">Stack </w:t>
+      </w:r>
+      <w:proofErr w:type="spellStart"/>
+      <w:r>
+        <w:t>tecnologico</w:t>
+      </w:r>
+      <w:proofErr w:type="spellEnd"/>
     </w:p>
     <w:p>
       <w:pPr>
@@ -17,12 +22,21 @@
           <w:numId w:val="1"/>
         </w:numPr>
       </w:pPr>
+      <w:proofErr w:type="spellStart"/>
       <w:r>
         <w:rPr>
           <w:b/>
           <w:bCs/>
         </w:rPr>
-        <w:t>Linguaggio:</w:t>
+        <w:t>Linguaggio</w:t>
+      </w:r>
+      <w:proofErr w:type="spellEnd"/>
+      <w:r>
+        <w:rPr>
+          <w:b/>
+          <w:bCs/>
+        </w:rPr>
+        <w:t>:</w:t>
       </w:r>
       <w:r>
         <w:t> JavaScript (ES6+)</w:t>
@@ -50,7 +64,21 @@
         <w:rPr>
           <w:lang w:val="it-IT"/>
         </w:rPr>
-        <w:t> Phaser 3 (caricato da CDN)</w:t>
+        <w:t> </w:t>
+      </w:r>
+      <w:proofErr w:type="spellStart"/>
+      <w:r>
+        <w:rPr>
+          <w:lang w:val="it-IT"/>
+        </w:rPr>
+        <w:t>Phaser</w:t>
+      </w:r>
+      <w:proofErr w:type="spellEnd"/>
+      <w:r>
+        <w:rPr>
+          <w:lang w:val="it-IT"/>
+        </w:rPr>
+        <w:t xml:space="preserve"> 3 (caricato da CDN)</w:t>
       </w:r>
     </w:p>
     <w:p>
@@ -85,12 +113,21 @@
           <w:numId w:val="1"/>
         </w:numPr>
       </w:pPr>
+      <w:proofErr w:type="spellStart"/>
       <w:r>
         <w:rPr>
           <w:b/>
           <w:bCs/>
         </w:rPr>
-        <w:t>Struttura file:</w:t>
+        <w:t>Struttura</w:t>
+      </w:r>
+      <w:proofErr w:type="spellEnd"/>
+      <w:r>
+        <w:rPr>
+          <w:b/>
+          <w:bCs/>
+        </w:rPr>
+        <w:t xml:space="preserve"> file:</w:t>
       </w:r>
     </w:p>
     <w:p>
@@ -107,7 +144,21 @@
         <w:rPr>
           <w:lang w:val="it-IT"/>
         </w:rPr>
-        <w:t>index.html – punto di ingresso, carica Phaser e gli script</w:t>
+        <w:t xml:space="preserve">index.html – punto di ingresso, carica </w:t>
+      </w:r>
+      <w:proofErr w:type="spellStart"/>
+      <w:r>
+        <w:rPr>
+          <w:lang w:val="it-IT"/>
+        </w:rPr>
+        <w:t>Phaser</w:t>
+      </w:r>
+      <w:proofErr w:type="spellEnd"/>
+      <w:r>
+        <w:rPr>
+          <w:lang w:val="it-IT"/>
+        </w:rPr>
+        <w:t xml:space="preserve"> e gli script</w:t>
       </w:r>
     </w:p>
     <w:p>
@@ -120,11 +171,19 @@
           <w:lang w:val="it-IT"/>
         </w:rPr>
       </w:pPr>
-      <w:r>
-        <w:rPr>
-          <w:lang w:val="it-IT"/>
-        </w:rPr>
-        <w:t>css/style.css – stili per UI HTML sovrapposta</w:t>
+      <w:proofErr w:type="spellStart"/>
+      <w:r>
+        <w:rPr>
+          <w:lang w:val="it-IT"/>
+        </w:rPr>
+        <w:t>css</w:t>
+      </w:r>
+      <w:proofErr w:type="spellEnd"/>
+      <w:r>
+        <w:rPr>
+          <w:lang w:val="it-IT"/>
+        </w:rPr>
+        <w:t>/style.css – stili per UI HTML sovrapposta</w:t>
       </w:r>
     </w:p>
     <w:p>
@@ -137,11 +196,33 @@
           <w:lang w:val="it-IT"/>
         </w:rPr>
       </w:pPr>
-      <w:r>
-        <w:rPr>
-          <w:lang w:val="it-IT"/>
-        </w:rPr>
-        <w:t>js/main.js – inizializzazione di Phaser e configurazione globale</w:t>
+      <w:proofErr w:type="spellStart"/>
+      <w:r>
+        <w:rPr>
+          <w:lang w:val="it-IT"/>
+        </w:rPr>
+        <w:t>js</w:t>
+      </w:r>
+      <w:proofErr w:type="spellEnd"/>
+      <w:r>
+        <w:rPr>
+          <w:lang w:val="it-IT"/>
+        </w:rPr>
+        <w:t xml:space="preserve">/main.js – inizializzazione di </w:t>
+      </w:r>
+      <w:proofErr w:type="spellStart"/>
+      <w:r>
+        <w:rPr>
+          <w:lang w:val="it-IT"/>
+        </w:rPr>
+        <w:t>Phaser</w:t>
+      </w:r>
+      <w:proofErr w:type="spellEnd"/>
+      <w:r>
+        <w:rPr>
+          <w:lang w:val="it-IT"/>
+        </w:rPr>
+        <w:t xml:space="preserve"> e configurazione globale</w:t>
       </w:r>
     </w:p>
     <w:p>
@@ -154,11 +235,33 @@
           <w:lang w:val="it-IT"/>
         </w:rPr>
       </w:pPr>
-      <w:r>
-        <w:rPr>
-          <w:lang w:val="it-IT"/>
-        </w:rPr>
-        <w:t>js/world.js – griglia spaziale, layer di densità, query spaziali</w:t>
+      <w:proofErr w:type="spellStart"/>
+      <w:r>
+        <w:rPr>
+          <w:lang w:val="it-IT"/>
+        </w:rPr>
+        <w:t>js</w:t>
+      </w:r>
+      <w:proofErr w:type="spellEnd"/>
+      <w:r>
+        <w:rPr>
+          <w:lang w:val="it-IT"/>
+        </w:rPr>
+        <w:t xml:space="preserve">/world.js – griglia spaziale, </w:t>
+      </w:r>
+      <w:proofErr w:type="spellStart"/>
+      <w:r>
+        <w:rPr>
+          <w:lang w:val="it-IT"/>
+        </w:rPr>
+        <w:t>layer</w:t>
+      </w:r>
+      <w:proofErr w:type="spellEnd"/>
+      <w:r>
+        <w:rPr>
+          <w:lang w:val="it-IT"/>
+        </w:rPr>
+        <w:t xml:space="preserve"> di densità, query spaziali</w:t>
       </w:r>
     </w:p>
     <w:p>
@@ -171,11 +274,19 @@
           <w:lang w:val="it-IT"/>
         </w:rPr>
       </w:pPr>
-      <w:r>
-        <w:rPr>
-          <w:lang w:val="it-IT"/>
-        </w:rPr>
-        <w:t>js/units.js – classi per pop, unità, branchi</w:t>
+      <w:proofErr w:type="spellStart"/>
+      <w:r>
+        <w:rPr>
+          <w:lang w:val="it-IT"/>
+        </w:rPr>
+        <w:t>js</w:t>
+      </w:r>
+      <w:proofErr w:type="spellEnd"/>
+      <w:r>
+        <w:rPr>
+          <w:lang w:val="it-IT"/>
+        </w:rPr>
+        <w:t>/units.js – classi per pop, unità, branchi</w:t>
       </w:r>
     </w:p>
     <w:p>
@@ -188,11 +299,19 @@
           <w:lang w:val="it-IT"/>
         </w:rPr>
       </w:pPr>
-      <w:r>
-        <w:rPr>
-          <w:lang w:val="it-IT"/>
-        </w:rPr>
-        <w:t>js/resources.js – logica di raccolta, consumo, deterioramento (futuro)</w:t>
+      <w:proofErr w:type="spellStart"/>
+      <w:r>
+        <w:rPr>
+          <w:lang w:val="it-IT"/>
+        </w:rPr>
+        <w:t>js</w:t>
+      </w:r>
+      <w:proofErr w:type="spellEnd"/>
+      <w:r>
+        <w:rPr>
+          <w:lang w:val="it-IT"/>
+        </w:rPr>
+        <w:t>/resources.js – logica di raccolta, consumo, deterioramento (futuro)</w:t>
       </w:r>
     </w:p>
     <w:p>
@@ -205,11 +324,33 @@
           <w:lang w:val="it-IT"/>
         </w:rPr>
       </w:pPr>
-      <w:r>
-        <w:rPr>
-          <w:lang w:val="it-IT"/>
-        </w:rPr>
-        <w:t>js/ui.js – interfaccia utente, pannelli, tooltip (futuro)</w:t>
+      <w:proofErr w:type="spellStart"/>
+      <w:r>
+        <w:rPr>
+          <w:lang w:val="it-IT"/>
+        </w:rPr>
+        <w:t>js</w:t>
+      </w:r>
+      <w:proofErr w:type="spellEnd"/>
+      <w:r>
+        <w:rPr>
+          <w:lang w:val="it-IT"/>
+        </w:rPr>
+        <w:t xml:space="preserve">/ui.js – interfaccia utente, pannelli, </w:t>
+      </w:r>
+      <w:proofErr w:type="spellStart"/>
+      <w:r>
+        <w:rPr>
+          <w:lang w:val="it-IT"/>
+        </w:rPr>
+        <w:t>tooltip</w:t>
+      </w:r>
+      <w:proofErr w:type="spellEnd"/>
+      <w:r>
+        <w:rPr>
+          <w:lang w:val="it-IT"/>
+        </w:rPr>
+        <w:t xml:space="preserve"> (futuro)</w:t>
       </w:r>
     </w:p>
     <w:p>
@@ -222,11 +363,19 @@
           <w:lang w:val="it-IT"/>
         </w:rPr>
       </w:pPr>
-      <w:r>
-        <w:rPr>
-          <w:lang w:val="it-IT"/>
-        </w:rPr>
-        <w:t>js/time.js – gestione pausa/play/velocità (futuro)</w:t>
+      <w:proofErr w:type="spellStart"/>
+      <w:r>
+        <w:rPr>
+          <w:lang w:val="it-IT"/>
+        </w:rPr>
+        <w:t>js</w:t>
+      </w:r>
+      <w:proofErr w:type="spellEnd"/>
+      <w:r>
+        <w:rPr>
+          <w:lang w:val="it-IT"/>
+        </w:rPr>
+        <w:t>/time.js – gestione pausa/play/velocità (futuro)</w:t>
       </w:r>
     </w:p>
     <w:p>
@@ -288,12 +437,14 @@
           <w:lang w:val="it-IT"/>
         </w:rPr>
       </w:pPr>
+      <w:proofErr w:type="spellStart"/>
       <w:r>
         <w:rPr>
           <w:lang w:val="it-IT"/>
         </w:rPr>
         <w:t>javascript</w:t>
       </w:r>
+      <w:proofErr w:type="spellEnd"/>
     </w:p>
     <w:p>
       <w:pPr>
@@ -318,7 +469,21 @@
         <w:rPr>
           <w:lang w:val="it-IT"/>
         </w:rPr>
-        <w:t xml:space="preserve">  cx, cy,                   </w:t>
+        <w:t xml:space="preserve">  cx, </w:t>
+      </w:r>
+      <w:proofErr w:type="spellStart"/>
+      <w:r>
+        <w:rPr>
+          <w:lang w:val="it-IT"/>
+        </w:rPr>
+        <w:t>cy</w:t>
+      </w:r>
+      <w:proofErr w:type="spellEnd"/>
+      <w:r>
+        <w:rPr>
+          <w:lang w:val="it-IT"/>
+        </w:rPr>
+        <w:t xml:space="preserve">,                   </w:t>
       </w:r>
       <w:r>
         <w:rPr>
@@ -339,7 +504,21 @@
         <w:rPr>
           <w:lang w:val="it-IT"/>
         </w:rPr>
-        <w:t xml:space="preserve">  entities: [],             </w:t>
+        <w:t xml:space="preserve">  </w:t>
+      </w:r>
+      <w:proofErr w:type="spellStart"/>
+      <w:r>
+        <w:rPr>
+          <w:lang w:val="it-IT"/>
+        </w:rPr>
+        <w:t>entities</w:t>
+      </w:r>
+      <w:proofErr w:type="spellEnd"/>
+      <w:r>
+        <w:rPr>
+          <w:lang w:val="it-IT"/>
+        </w:rPr>
+        <w:t xml:space="preserve">: [],             </w:t>
       </w:r>
       <w:r>
         <w:rPr>
@@ -361,7 +540,21 @@
           <w:lang w:val="it-IT"/>
         </w:rPr>
         <w:lastRenderedPageBreak/>
-        <w:t xml:space="preserve">  forestDensity: 0.0,       </w:t>
+        <w:t xml:space="preserve">  </w:t>
+      </w:r>
+      <w:proofErr w:type="spellStart"/>
+      <w:r>
+        <w:rPr>
+          <w:lang w:val="it-IT"/>
+        </w:rPr>
+        <w:t>forestDensity</w:t>
+      </w:r>
+      <w:proofErr w:type="spellEnd"/>
+      <w:r>
+        <w:rPr>
+          <w:lang w:val="it-IT"/>
+        </w:rPr>
+        <w:t xml:space="preserve">: 0.0,       </w:t>
       </w:r>
       <w:r>
         <w:rPr>
@@ -382,7 +575,21 @@
         <w:rPr>
           <w:lang w:val="it-IT"/>
         </w:rPr>
-        <w:t xml:space="preserve">  forageDensity: 0.0,       </w:t>
+        <w:t xml:space="preserve">  </w:t>
+      </w:r>
+      <w:proofErr w:type="spellStart"/>
+      <w:r>
+        <w:rPr>
+          <w:lang w:val="it-IT"/>
+        </w:rPr>
+        <w:t>forageDensity</w:t>
+      </w:r>
+      <w:proofErr w:type="spellEnd"/>
+      <w:r>
+        <w:rPr>
+          <w:lang w:val="it-IT"/>
+        </w:rPr>
+        <w:t xml:space="preserve">: 0.0,       </w:t>
       </w:r>
       <w:r>
         <w:rPr>
@@ -403,7 +610,21 @@
         <w:rPr>
           <w:lang w:val="it-IT"/>
         </w:rPr>
-        <w:t xml:space="preserve">  smallGameDensity: 0.0,    </w:t>
+        <w:t xml:space="preserve">  </w:t>
+      </w:r>
+      <w:proofErr w:type="spellStart"/>
+      <w:r>
+        <w:rPr>
+          <w:lang w:val="it-IT"/>
+        </w:rPr>
+        <w:t>smallGameDensity</w:t>
+      </w:r>
+      <w:proofErr w:type="spellEnd"/>
+      <w:r>
+        <w:rPr>
+          <w:lang w:val="it-IT"/>
+        </w:rPr>
+        <w:t xml:space="preserve">: 0.0,    </w:t>
       </w:r>
       <w:r>
         <w:rPr>
@@ -424,7 +645,21 @@
         <w:rPr>
           <w:lang w:val="it-IT"/>
         </w:rPr>
-        <w:t xml:space="preserve">  fishDensity: 0.0,         </w:t>
+        <w:t xml:space="preserve">  </w:t>
+      </w:r>
+      <w:proofErr w:type="spellStart"/>
+      <w:r>
+        <w:rPr>
+          <w:lang w:val="it-IT"/>
+        </w:rPr>
+        <w:t>fishDensity</w:t>
+      </w:r>
+      <w:proofErr w:type="spellEnd"/>
+      <w:r>
+        <w:rPr>
+          <w:lang w:val="it-IT"/>
+        </w:rPr>
+        <w:t xml:space="preserve">: 0.0,         </w:t>
       </w:r>
       <w:r>
         <w:rPr>
@@ -445,7 +680,21 @@
         <w:rPr>
           <w:lang w:val="it-IT"/>
         </w:rPr>
-        <w:t xml:space="preserve">  fertility: 0.5            </w:t>
+        <w:t xml:space="preserve">  </w:t>
+      </w:r>
+      <w:proofErr w:type="spellStart"/>
+      <w:r>
+        <w:rPr>
+          <w:lang w:val="it-IT"/>
+        </w:rPr>
+        <w:t>fertility</w:t>
+      </w:r>
+      <w:proofErr w:type="spellEnd"/>
+      <w:r>
+        <w:rPr>
+          <w:lang w:val="it-IT"/>
+        </w:rPr>
+        <w:t xml:space="preserve">: 0.5            </w:t>
       </w:r>
       <w:r>
         <w:rPr>
@@ -479,7 +728,35 @@
         <w:rPr>
           <w:lang w:val="it-IT"/>
         </w:rPr>
-        <w:t>La griglia è memorizzata in un array 2D o in una Map con chiave "cx,cy".</w:t>
+        <w:t>La griglia è memorizzata in un array 2D o in una </w:t>
+      </w:r>
+      <w:proofErr w:type="spellStart"/>
+      <w:r>
+        <w:rPr>
+          <w:lang w:val="it-IT"/>
+        </w:rPr>
+        <w:t>Map</w:t>
+      </w:r>
+      <w:proofErr w:type="spellEnd"/>
+      <w:r>
+        <w:rPr>
+          <w:lang w:val="it-IT"/>
+        </w:rPr>
+        <w:t> con chiave "</w:t>
+      </w:r>
+      <w:proofErr w:type="spellStart"/>
+      <w:r>
+        <w:rPr>
+          <w:lang w:val="it-IT"/>
+        </w:rPr>
+        <w:t>cx,cy</w:t>
+      </w:r>
+      <w:proofErr w:type="spellEnd"/>
+      <w:r>
+        <w:rPr>
+          <w:lang w:val="it-IT"/>
+        </w:rPr>
+        <w:t>".</w:t>
       </w:r>
     </w:p>
     <w:p>
@@ -500,11 +777,33 @@
           <w:lang w:val="it-IT"/>
         </w:rPr>
       </w:pPr>
-      <w:r>
-        <w:rPr>
-          <w:lang w:val="it-IT"/>
-        </w:rPr>
-        <w:t>worldToCell(x, y) → {cx, cy}: converte coordinate mondo in coordinate cella.</w:t>
+      <w:proofErr w:type="spellStart"/>
+      <w:r>
+        <w:rPr>
+          <w:lang w:val="it-IT"/>
+        </w:rPr>
+        <w:t>worldToCell</w:t>
+      </w:r>
+      <w:proofErr w:type="spellEnd"/>
+      <w:r>
+        <w:rPr>
+          <w:lang w:val="it-IT"/>
+        </w:rPr>
+        <w:t xml:space="preserve">(x, y) → {cx, </w:t>
+      </w:r>
+      <w:proofErr w:type="spellStart"/>
+      <w:r>
+        <w:rPr>
+          <w:lang w:val="it-IT"/>
+        </w:rPr>
+        <w:t>cy</w:t>
+      </w:r>
+      <w:proofErr w:type="spellEnd"/>
+      <w:r>
+        <w:rPr>
+          <w:lang w:val="it-IT"/>
+        </w:rPr>
+        <w:t>}: converte coordinate mondo in coordinate cella.</w:t>
       </w:r>
     </w:p>
     <w:p>
@@ -517,11 +816,33 @@
           <w:lang w:val="it-IT"/>
         </w:rPr>
       </w:pPr>
-      <w:r>
-        <w:rPr>
-          <w:lang w:val="it-IT"/>
-        </w:rPr>
-        <w:t>getCell(cx, cy) → oggetto cella (crea la cella se non esiste).</w:t>
+      <w:proofErr w:type="spellStart"/>
+      <w:r>
+        <w:rPr>
+          <w:lang w:val="it-IT"/>
+        </w:rPr>
+        <w:t>getCell</w:t>
+      </w:r>
+      <w:proofErr w:type="spellEnd"/>
+      <w:r>
+        <w:rPr>
+          <w:lang w:val="it-IT"/>
+        </w:rPr>
+        <w:t xml:space="preserve">(cx, </w:t>
+      </w:r>
+      <w:proofErr w:type="spellStart"/>
+      <w:r>
+        <w:rPr>
+          <w:lang w:val="it-IT"/>
+        </w:rPr>
+        <w:t>cy</w:t>
+      </w:r>
+      <w:proofErr w:type="spellEnd"/>
+      <w:r>
+        <w:rPr>
+          <w:lang w:val="it-IT"/>
+        </w:rPr>
+        <w:t>) → oggetto cella (crea la cella se non esiste).</w:t>
       </w:r>
     </w:p>
     <w:p>
@@ -534,11 +855,33 @@
           <w:lang w:val="it-IT"/>
         </w:rPr>
       </w:pPr>
-      <w:r>
-        <w:rPr>
-          <w:lang w:val="it-IT"/>
-        </w:rPr>
-        <w:t>getEntitiesInRadius(x, y, radius) → array di entità: interroga le celle nel raggio e filtra per distanza esatta.</w:t>
+      <w:proofErr w:type="spellStart"/>
+      <w:r>
+        <w:rPr>
+          <w:lang w:val="it-IT"/>
+        </w:rPr>
+        <w:t>getEntitiesInRadius</w:t>
+      </w:r>
+      <w:proofErr w:type="spellEnd"/>
+      <w:r>
+        <w:rPr>
+          <w:lang w:val="it-IT"/>
+        </w:rPr>
+        <w:t xml:space="preserve">(x, y, </w:t>
+      </w:r>
+      <w:proofErr w:type="spellStart"/>
+      <w:r>
+        <w:rPr>
+          <w:lang w:val="it-IT"/>
+        </w:rPr>
+        <w:t>radius</w:t>
+      </w:r>
+      <w:proofErr w:type="spellEnd"/>
+      <w:r>
+        <w:rPr>
+          <w:lang w:val="it-IT"/>
+        </w:rPr>
+        <w:t>) → array di entità: interroga le celle nel raggio e filtra per distanza esatta.</w:t>
       </w:r>
     </w:p>
     <w:p>
@@ -551,11 +894,75 @@
           <w:lang w:val="it-IT"/>
         </w:rPr>
       </w:pPr>
-      <w:r>
-        <w:rPr>
-          <w:lang w:val="it-IT"/>
-        </w:rPr>
-        <w:t>modifyDensity(x, y, layer, amount, impactRadius): modifica la densità del layer indicato nelle celle intorno alla posizione, con decadimento radiale.</w:t>
+      <w:proofErr w:type="spellStart"/>
+      <w:r>
+        <w:rPr>
+          <w:lang w:val="it-IT"/>
+        </w:rPr>
+        <w:t>modifyDensity</w:t>
+      </w:r>
+      <w:proofErr w:type="spellEnd"/>
+      <w:r>
+        <w:rPr>
+          <w:lang w:val="it-IT"/>
+        </w:rPr>
+        <w:t xml:space="preserve">(x, y, </w:t>
+      </w:r>
+      <w:proofErr w:type="spellStart"/>
+      <w:r>
+        <w:rPr>
+          <w:lang w:val="it-IT"/>
+        </w:rPr>
+        <w:t>layer</w:t>
+      </w:r>
+      <w:proofErr w:type="spellEnd"/>
+      <w:r>
+        <w:rPr>
+          <w:lang w:val="it-IT"/>
+        </w:rPr>
+        <w:t xml:space="preserve">, </w:t>
+      </w:r>
+      <w:proofErr w:type="spellStart"/>
+      <w:r>
+        <w:rPr>
+          <w:lang w:val="it-IT"/>
+        </w:rPr>
+        <w:t>amount</w:t>
+      </w:r>
+      <w:proofErr w:type="spellEnd"/>
+      <w:r>
+        <w:rPr>
+          <w:lang w:val="it-IT"/>
+        </w:rPr>
+        <w:t xml:space="preserve">, </w:t>
+      </w:r>
+      <w:proofErr w:type="spellStart"/>
+      <w:r>
+        <w:rPr>
+          <w:lang w:val="it-IT"/>
+        </w:rPr>
+        <w:t>impactRadius</w:t>
+      </w:r>
+      <w:proofErr w:type="spellEnd"/>
+      <w:r>
+        <w:rPr>
+          <w:lang w:val="it-IT"/>
+        </w:rPr>
+        <w:t xml:space="preserve">): modifica la densità del </w:t>
+      </w:r>
+      <w:proofErr w:type="spellStart"/>
+      <w:r>
+        <w:rPr>
+          <w:lang w:val="it-IT"/>
+        </w:rPr>
+        <w:t>layer</w:t>
+      </w:r>
+      <w:proofErr w:type="spellEnd"/>
+      <w:r>
+        <w:rPr>
+          <w:lang w:val="it-IT"/>
+        </w:rPr>
+        <w:t xml:space="preserve"> indicato nelle celle intorno alla posizione, con decadimento radiale.</w:t>
       </w:r>
     </w:p>
     <w:p>
@@ -623,9 +1030,11 @@
             <w:hideMark/>
           </w:tcPr>
           <w:p>
+            <w:proofErr w:type="spellStart"/>
             <w:r>
               <w:t>Proprietà</w:t>
             </w:r>
+            <w:proofErr w:type="spellEnd"/>
           </w:p>
         </w:tc>
         <w:tc>
@@ -644,9 +1053,11 @@
             <w:hideMark/>
           </w:tcPr>
           <w:p>
+            <w:proofErr w:type="spellStart"/>
             <w:r>
               <w:t>Descrizione</w:t>
             </w:r>
+            <w:proofErr w:type="spellEnd"/>
           </w:p>
         </w:tc>
       </w:tr>
@@ -682,9 +1093,11 @@
             <w:hideMark/>
           </w:tcPr>
           <w:p>
+            <w:proofErr w:type="spellStart"/>
             <w:r>
               <w:t>forestDensity</w:t>
             </w:r>
+            <w:proofErr w:type="spellEnd"/>
           </w:p>
         </w:tc>
         <w:tc>
@@ -728,9 +1141,19 @@
             <w:hideMark/>
           </w:tcPr>
           <w:p>
+            <w:proofErr w:type="spellStart"/>
             <w:r>
-              <w:t>Vegetazione raccoglibile</w:t>
+              <w:t>Vegetazione</w:t>
             </w:r>
+            <w:proofErr w:type="spellEnd"/>
+            <w:r>
+              <w:t xml:space="preserve"> </w:t>
+            </w:r>
+            <w:proofErr w:type="spellStart"/>
+            <w:r>
+              <w:t>raccoglibile</w:t>
+            </w:r>
+            <w:proofErr w:type="spellEnd"/>
           </w:p>
         </w:tc>
         <w:tc>
@@ -746,9 +1169,11 @@
             <w:hideMark/>
           </w:tcPr>
           <w:p>
+            <w:proofErr w:type="spellStart"/>
             <w:r>
               <w:t>forageDensity</w:t>
             </w:r>
+            <w:proofErr w:type="spellEnd"/>
           </w:p>
         </w:tc>
         <w:tc>
@@ -793,8 +1218,13 @@
           </w:tcPr>
           <w:p>
             <w:r>
-              <w:t>Piccola fauna terrestre</w:t>
+              <w:t xml:space="preserve">Piccola fauna </w:t>
             </w:r>
+            <w:proofErr w:type="spellStart"/>
+            <w:r>
+              <w:t>terrestre</w:t>
+            </w:r>
+            <w:proofErr w:type="spellEnd"/>
           </w:p>
         </w:tc>
         <w:tc>
@@ -810,9 +1240,11 @@
             <w:hideMark/>
           </w:tcPr>
           <w:p>
+            <w:proofErr w:type="spellStart"/>
             <w:r>
               <w:t>smallGameDensity</w:t>
             </w:r>
+            <w:proofErr w:type="spellEnd"/>
           </w:p>
         </w:tc>
         <w:tc>
@@ -874,9 +1306,11 @@
             <w:hideMark/>
           </w:tcPr>
           <w:p>
+            <w:proofErr w:type="spellStart"/>
             <w:r>
               <w:t>fishDensity</w:t>
             </w:r>
+            <w:proofErr w:type="spellEnd"/>
           </w:p>
         </w:tc>
         <w:tc>
@@ -899,7 +1333,23 @@
               <w:t xml:space="preserve">Disponibile solo in celle d'acqua. </w:t>
             </w:r>
             <w:r>
-              <w:t>Ridotto dalla pesca.</w:t>
+              <w:t xml:space="preserve">Ridotto </w:t>
+            </w:r>
+            <w:proofErr w:type="spellStart"/>
+            <w:r>
+              <w:t>dalla</w:t>
+            </w:r>
+            <w:proofErr w:type="spellEnd"/>
+            <w:r>
+              <w:t xml:space="preserve"> </w:t>
+            </w:r>
+            <w:proofErr w:type="spellStart"/>
+            <w:r>
+              <w:t>pesca</w:t>
+            </w:r>
+            <w:proofErr w:type="spellEnd"/>
+            <w:r>
+              <w:t>.</w:t>
             </w:r>
           </w:p>
         </w:tc>
@@ -918,9 +1368,11 @@
             <w:hideMark/>
           </w:tcPr>
           <w:p>
+            <w:proofErr w:type="spellStart"/>
             <w:r>
               <w:t>Fertilità</w:t>
             </w:r>
+            <w:proofErr w:type="spellEnd"/>
           </w:p>
         </w:tc>
         <w:tc>
@@ -955,7 +1407,31 @@
           </w:tcPr>
           <w:p>
             <w:r>
-              <w:t>Per uso futuro (agricoltura).</w:t>
+              <w:t xml:space="preserve">Per </w:t>
+            </w:r>
+            <w:proofErr w:type="spellStart"/>
+            <w:r>
+              <w:t>uso</w:t>
+            </w:r>
+            <w:proofErr w:type="spellEnd"/>
+            <w:r>
+              <w:t xml:space="preserve"> </w:t>
+            </w:r>
+            <w:proofErr w:type="spellStart"/>
+            <w:r>
+              <w:t>futuro</w:t>
+            </w:r>
+            <w:proofErr w:type="spellEnd"/>
+            <w:r>
+              <w:t xml:space="preserve"> (</w:t>
+            </w:r>
+            <w:proofErr w:type="spellStart"/>
+            <w:r>
+              <w:t>agricoltura</w:t>
+            </w:r>
+            <w:proofErr w:type="spellEnd"/>
+            <w:r>
+              <w:t>).</w:t>
             </w:r>
           </w:p>
         </w:tc>
@@ -998,9 +1474,11 @@
       </w:r>
     </w:p>
     <w:p>
+      <w:proofErr w:type="spellStart"/>
       <w:r>
         <w:t>javascript</w:t>
       </w:r>
+      <w:proofErr w:type="spellEnd"/>
     </w:p>
     <w:p>
       <w:r>
@@ -1051,7 +1529,35 @@
         <w:rPr>
           <w:lang w:val="it-IT"/>
         </w:rPr>
-        <w:t xml:space="preserve">  targetX, targetY,         </w:t>
+        <w:t xml:space="preserve">  </w:t>
+      </w:r>
+      <w:proofErr w:type="spellStart"/>
+      <w:r>
+        <w:rPr>
+          <w:lang w:val="it-IT"/>
+        </w:rPr>
+        <w:t>targetX</w:t>
+      </w:r>
+      <w:proofErr w:type="spellEnd"/>
+      <w:r>
+        <w:rPr>
+          <w:lang w:val="it-IT"/>
+        </w:rPr>
+        <w:t xml:space="preserve">, </w:t>
+      </w:r>
+      <w:proofErr w:type="spellStart"/>
+      <w:r>
+        <w:rPr>
+          <w:lang w:val="it-IT"/>
+        </w:rPr>
+        <w:t>targetY</w:t>
+      </w:r>
+      <w:proofErr w:type="spellEnd"/>
+      <w:r>
+        <w:rPr>
+          <w:lang w:val="it-IT"/>
+        </w:rPr>
+        <w:t xml:space="preserve">,         </w:t>
       </w:r>
       <w:r>
         <w:rPr>
@@ -1093,7 +1599,35 @@
         <w:rPr>
           <w:lang w:val="it-IT"/>
         </w:rPr>
-        <w:t xml:space="preserve">  state: 'idle' | 'moving' | 'working'</w:t>
+        <w:t xml:space="preserve">  state: '</w:t>
+      </w:r>
+      <w:proofErr w:type="spellStart"/>
+      <w:r>
+        <w:rPr>
+          <w:lang w:val="it-IT"/>
+        </w:rPr>
+        <w:t>idle</w:t>
+      </w:r>
+      <w:proofErr w:type="spellEnd"/>
+      <w:r>
+        <w:rPr>
+          <w:lang w:val="it-IT"/>
+        </w:rPr>
+        <w:t>' | '</w:t>
+      </w:r>
+      <w:proofErr w:type="spellStart"/>
+      <w:r>
+        <w:rPr>
+          <w:lang w:val="it-IT"/>
+        </w:rPr>
+        <w:t>moving</w:t>
+      </w:r>
+      <w:proofErr w:type="spellEnd"/>
+      <w:r>
+        <w:rPr>
+          <w:lang w:val="it-IT"/>
+        </w:rPr>
+        <w:t>' | 'working'</w:t>
       </w:r>
     </w:p>
     <w:p>
@@ -1118,8 +1652,29 @@
       </w:r>
     </w:p>
     <w:p>
-      <w:r>
-        <w:t>Estende l'unità generica con:</w:t>
+      <w:proofErr w:type="spellStart"/>
+      <w:r>
+        <w:t>Estende</w:t>
+      </w:r>
+      <w:proofErr w:type="spellEnd"/>
+      <w:r>
+        <w:t xml:space="preserve"> </w:t>
+      </w:r>
+      <w:proofErr w:type="spellStart"/>
+      <w:r>
+        <w:t>l'unità</w:t>
+      </w:r>
+      <w:proofErr w:type="spellEnd"/>
+      <w:r>
+        <w:t xml:space="preserve"> </w:t>
+      </w:r>
+      <w:proofErr w:type="spellStart"/>
+      <w:r>
+        <w:t>generica</w:t>
+      </w:r>
+      <w:proofErr w:type="spellEnd"/>
+      <w:r>
+        <w:t xml:space="preserve"> con:</w:t>
       </w:r>
     </w:p>
     <w:p>
@@ -1132,11 +1687,19 @@
           <w:lang w:val="it-IT"/>
         </w:rPr>
       </w:pPr>
-      <w:r>
-        <w:rPr>
-          <w:lang w:val="it-IT"/>
-        </w:rPr>
-        <w:t>population: numero di individui nel gruppo</w:t>
+      <w:proofErr w:type="spellStart"/>
+      <w:r>
+        <w:rPr>
+          <w:lang w:val="it-IT"/>
+        </w:rPr>
+        <w:t>population</w:t>
+      </w:r>
+      <w:proofErr w:type="spellEnd"/>
+      <w:r>
+        <w:rPr>
+          <w:lang w:val="it-IT"/>
+        </w:rPr>
+        <w:t>: numero di individui nel gruppo</w:t>
       </w:r>
     </w:p>
     <w:p>
@@ -1153,7 +1716,91 @@
         <w:rPr>
           <w:lang w:val="it-IT"/>
         </w:rPr>
-        <w:t>task: { type: 'gatherWood' | 'hunt' | 'forage' | 'fish' | 'trapSmallGame', location: {x, y} }</w:t>
+        <w:t xml:space="preserve">task: { </w:t>
+      </w:r>
+      <w:proofErr w:type="spellStart"/>
+      <w:r>
+        <w:rPr>
+          <w:lang w:val="it-IT"/>
+        </w:rPr>
+        <w:t>type</w:t>
+      </w:r>
+      <w:proofErr w:type="spellEnd"/>
+      <w:r>
+        <w:rPr>
+          <w:lang w:val="it-IT"/>
+        </w:rPr>
+        <w:t>: '</w:t>
+      </w:r>
+      <w:proofErr w:type="spellStart"/>
+      <w:r>
+        <w:rPr>
+          <w:lang w:val="it-IT"/>
+        </w:rPr>
+        <w:t>gatherWood</w:t>
+      </w:r>
+      <w:proofErr w:type="spellEnd"/>
+      <w:r>
+        <w:rPr>
+          <w:lang w:val="it-IT"/>
+        </w:rPr>
+        <w:t>' | '</w:t>
+      </w:r>
+      <w:proofErr w:type="spellStart"/>
+      <w:r>
+        <w:rPr>
+          <w:lang w:val="it-IT"/>
+        </w:rPr>
+        <w:t>hunt</w:t>
+      </w:r>
+      <w:proofErr w:type="spellEnd"/>
+      <w:r>
+        <w:rPr>
+          <w:lang w:val="it-IT"/>
+        </w:rPr>
+        <w:t>' | '</w:t>
+      </w:r>
+      <w:proofErr w:type="spellStart"/>
+      <w:r>
+        <w:rPr>
+          <w:lang w:val="it-IT"/>
+        </w:rPr>
+        <w:t>forage</w:t>
+      </w:r>
+      <w:proofErr w:type="spellEnd"/>
+      <w:r>
+        <w:rPr>
+          <w:lang w:val="it-IT"/>
+        </w:rPr>
+        <w:t>' | '</w:t>
+      </w:r>
+      <w:proofErr w:type="spellStart"/>
+      <w:r>
+        <w:rPr>
+          <w:lang w:val="it-IT"/>
+        </w:rPr>
+        <w:t>fish</w:t>
+      </w:r>
+      <w:proofErr w:type="spellEnd"/>
+      <w:r>
+        <w:rPr>
+          <w:lang w:val="it-IT"/>
+        </w:rPr>
+        <w:t>' | '</w:t>
+      </w:r>
+      <w:proofErr w:type="spellStart"/>
+      <w:r>
+        <w:rPr>
+          <w:lang w:val="it-IT"/>
+        </w:rPr>
+        <w:t>trapSmallGame</w:t>
+      </w:r>
+      <w:proofErr w:type="spellEnd"/>
+      <w:r>
+        <w:rPr>
+          <w:lang w:val="it-IT"/>
+        </w:rPr>
+        <w:t>', location: {x, y} }</w:t>
       </w:r>
     </w:p>
     <w:p>
@@ -1166,11 +1813,33 @@
           <w:lang w:val="it-IT"/>
         </w:rPr>
       </w:pPr>
-      <w:r>
-        <w:rPr>
-          <w:lang w:val="it-IT"/>
-        </w:rPr>
-        <w:t>inventory: { wood: 0, food: 0 } – risorse trasportate (in futuro potranno essere differenziate)</w:t>
+      <w:proofErr w:type="spellStart"/>
+      <w:r>
+        <w:rPr>
+          <w:lang w:val="it-IT"/>
+        </w:rPr>
+        <w:t>inventory</w:t>
+      </w:r>
+      <w:proofErr w:type="spellEnd"/>
+      <w:r>
+        <w:rPr>
+          <w:lang w:val="it-IT"/>
+        </w:rPr>
+        <w:t xml:space="preserve">: { </w:t>
+      </w:r>
+      <w:proofErr w:type="spellStart"/>
+      <w:r>
+        <w:rPr>
+          <w:lang w:val="it-IT"/>
+        </w:rPr>
+        <w:t>wood</w:t>
+      </w:r>
+      <w:proofErr w:type="spellEnd"/>
+      <w:r>
+        <w:rPr>
+          <w:lang w:val="it-IT"/>
+        </w:rPr>
+        <w:t>: 0, food: 0 } – risorse trasportate (in futuro potranno essere differenziate)</w:t>
       </w:r>
     </w:p>
     <w:p>
@@ -1183,11 +1852,19 @@
           <w:lang w:val="it-IT"/>
         </w:rPr>
       </w:pPr>
-      <w:r>
-        <w:rPr>
-          <w:lang w:val="it-IT"/>
-        </w:rPr>
-        <w:t>rations: provviste di cibo portate per il viaggio</w:t>
+      <w:proofErr w:type="spellStart"/>
+      <w:r>
+        <w:rPr>
+          <w:lang w:val="it-IT"/>
+        </w:rPr>
+        <w:t>rations</w:t>
+      </w:r>
+      <w:proofErr w:type="spellEnd"/>
+      <w:r>
+        <w:rPr>
+          <w:lang w:val="it-IT"/>
+        </w:rPr>
+        <w:t>: provviste di cibo portate per il viaggio</w:t>
       </w:r>
     </w:p>
     <w:p>
@@ -1216,9 +1893,27 @@
           <w:numId w:val="4"/>
         </w:numPr>
       </w:pPr>
-      <w:r>
-        <w:t>herdSize: numero di capi</w:t>
-      </w:r>
+      <w:proofErr w:type="spellStart"/>
+      <w:r>
+        <w:t>herdSize</w:t>
+      </w:r>
+      <w:proofErr w:type="spellEnd"/>
+      <w:r>
+        <w:t xml:space="preserve">: </w:t>
+      </w:r>
+      <w:proofErr w:type="spellStart"/>
+      <w:r>
+        <w:t>numero</w:t>
+      </w:r>
+      <w:proofErr w:type="spellEnd"/>
+      <w:r>
+        <w:t xml:space="preserve"> di </w:t>
+      </w:r>
+      <w:proofErr w:type="spellStart"/>
+      <w:r>
+        <w:t>capi</w:t>
+      </w:r>
+      <w:proofErr w:type="spellEnd"/>
     </w:p>
     <w:p>
       <w:pPr>
@@ -1228,8 +1923,29 @@
         </w:numPr>
       </w:pPr>
       <w:r>
-        <w:t>habitat: tipo di terreno preferito</w:t>
-      </w:r>
+        <w:t xml:space="preserve">habitat: </w:t>
+      </w:r>
+      <w:proofErr w:type="spellStart"/>
+      <w:r>
+        <w:t>tipo</w:t>
+      </w:r>
+      <w:proofErr w:type="spellEnd"/>
+      <w:r>
+        <w:t xml:space="preserve"> di </w:t>
+      </w:r>
+      <w:proofErr w:type="spellStart"/>
+      <w:r>
+        <w:t>terreno</w:t>
+      </w:r>
+      <w:proofErr w:type="spellEnd"/>
+      <w:r>
+        <w:t xml:space="preserve"> </w:t>
+      </w:r>
+      <w:proofErr w:type="spellStart"/>
+      <w:r>
+        <w:t>preferito</w:t>
+      </w:r>
+      <w:proofErr w:type="spellEnd"/>
     </w:p>
     <w:p>
       <w:pPr>
@@ -1269,11 +1985,19 @@
           <w:lang w:val="it-IT"/>
         </w:rPr>
       </w:pPr>
-      <w:r>
-        <w:rPr>
-          <w:lang w:val="it-IT"/>
-        </w:rPr>
-        <w:t>Phaser chiama update(time, delta) a ogni frame. La logica di gioco può essere disaccoppiata dal rendering per garantire coerenza temporale.</w:t>
+      <w:proofErr w:type="spellStart"/>
+      <w:r>
+        <w:rPr>
+          <w:lang w:val="it-IT"/>
+        </w:rPr>
+        <w:t>Phaser</w:t>
+      </w:r>
+      <w:proofErr w:type="spellEnd"/>
+      <w:r>
+        <w:rPr>
+          <w:lang w:val="it-IT"/>
+        </w:rPr>
+        <w:t xml:space="preserve"> chiama update(time, delta) a ogni frame. La logica di gioco può essere disaccoppiata dal rendering per garantire coerenza temporale.</w:t>
       </w:r>
     </w:p>
     <w:p>
@@ -1283,6 +2007,7 @@
           <w:numId w:val="5"/>
         </w:numPr>
       </w:pPr>
+      <w:proofErr w:type="spellStart"/>
       <w:r>
         <w:rPr>
           <w:b/>
@@ -1291,14 +2016,51 @@
         </w:rPr>
         <w:t>TimeManager</w:t>
       </w:r>
-      <w:r>
-        <w:rPr>
-          <w:lang w:val="it-IT"/>
-        </w:rPr>
-        <w:t xml:space="preserve"> calcola il tempo di gioco effettivo (gameDelta = delta * speedMultiplier). </w:t>
-      </w:r>
-      <w:r>
-        <w:t>Se in pausa, gameDelta = 0.</w:t>
+      <w:proofErr w:type="spellEnd"/>
+      <w:r>
+        <w:rPr>
+          <w:lang w:val="it-IT"/>
+        </w:rPr>
+        <w:t> calcola il tempo di gioco effettivo (</w:t>
+      </w:r>
+      <w:proofErr w:type="spellStart"/>
+      <w:r>
+        <w:rPr>
+          <w:lang w:val="it-IT"/>
+        </w:rPr>
+        <w:t>gameDelta</w:t>
+      </w:r>
+      <w:proofErr w:type="spellEnd"/>
+      <w:r>
+        <w:rPr>
+          <w:lang w:val="it-IT"/>
+        </w:rPr>
+        <w:t xml:space="preserve"> = delta * </w:t>
+      </w:r>
+      <w:proofErr w:type="spellStart"/>
+      <w:r>
+        <w:rPr>
+          <w:lang w:val="it-IT"/>
+        </w:rPr>
+        <w:t>speedMultiplier</w:t>
+      </w:r>
+      <w:proofErr w:type="spellEnd"/>
+      <w:r>
+        <w:rPr>
+          <w:lang w:val="it-IT"/>
+        </w:rPr>
+        <w:t xml:space="preserve">). </w:t>
+      </w:r>
+      <w:r>
+        <w:t>Se in pausa, </w:t>
+      </w:r>
+      <w:proofErr w:type="spellStart"/>
+      <w:r>
+        <w:t>gameDelta</w:t>
+      </w:r>
+      <w:proofErr w:type="spellEnd"/>
+      <w:r>
+        <w:t xml:space="preserve"> = 0.</w:t>
       </w:r>
     </w:p>
     <w:p>
@@ -1323,7 +2085,35 @@
         <w:rPr>
           <w:lang w:val="it-IT"/>
         </w:rPr>
-        <w:t> tutte le unità con stato 'moving' vengono spostate verso il target in base a speed e gameDelta.</w:t>
+        <w:t> tutte le unità con stato '</w:t>
+      </w:r>
+      <w:proofErr w:type="spellStart"/>
+      <w:r>
+        <w:rPr>
+          <w:lang w:val="it-IT"/>
+        </w:rPr>
+        <w:t>moving</w:t>
+      </w:r>
+      <w:proofErr w:type="spellEnd"/>
+      <w:r>
+        <w:rPr>
+          <w:lang w:val="it-IT"/>
+        </w:rPr>
+        <w:t>' vengono spostate verso il target in base a speed e </w:t>
+      </w:r>
+      <w:proofErr w:type="spellStart"/>
+      <w:r>
+        <w:rPr>
+          <w:lang w:val="it-IT"/>
+        </w:rPr>
+        <w:t>gameDelta</w:t>
+      </w:r>
+      <w:proofErr w:type="spellEnd"/>
+      <w:r>
+        <w:rPr>
+          <w:lang w:val="it-IT"/>
+        </w:rPr>
+        <w:t>.</w:t>
       </w:r>
     </w:p>
     <w:p>
@@ -1397,7 +2187,21 @@
         <w:rPr>
           <w:lang w:val="it-IT"/>
         </w:rPr>
-        <w:t> a intervalli regolari di tempo di gioco (es. ogni dayLength secondi) tutti i pop consumano cibo dalle scorte dell'accampamento.</w:t>
+        <w:t> a intervalli regolari di tempo di gioco (es. ogni </w:t>
+      </w:r>
+      <w:proofErr w:type="spellStart"/>
+      <w:r>
+        <w:rPr>
+          <w:lang w:val="it-IT"/>
+        </w:rPr>
+        <w:t>dayLength</w:t>
+      </w:r>
+      <w:proofErr w:type="spellEnd"/>
+      <w:r>
+        <w:rPr>
+          <w:lang w:val="it-IT"/>
+        </w:rPr>
+        <w:t> secondi) tutti i pop consumano cibo dalle scorte dell'accampamento.</w:t>
       </w:r>
     </w:p>
     <w:p>
@@ -1419,10 +2223,48 @@
         <w:rPr>
           <w:lang w:val="it-IT"/>
         </w:rPr>
-        <w:t xml:space="preserve"> a intervalli regolari, le celle della griglia rigenerano una frazione di densità per ogni layer (es. </w:t>
-      </w:r>
-      <w:r>
-        <w:t>+0.01 per forestDensity al giorno se non tagliata).</w:t>
+        <w:t xml:space="preserve"> a intervalli regolari, le celle della griglia rigenerano una frazione di densità per ogni </w:t>
+      </w:r>
+      <w:proofErr w:type="spellStart"/>
+      <w:r>
+        <w:rPr>
+          <w:lang w:val="it-IT"/>
+        </w:rPr>
+        <w:t>layer</w:t>
+      </w:r>
+      <w:proofErr w:type="spellEnd"/>
+      <w:r>
+        <w:rPr>
+          <w:lang w:val="it-IT"/>
+        </w:rPr>
+        <w:t xml:space="preserve"> (es. </w:t>
+      </w:r>
+      <w:r>
+        <w:t>+0.01 per </w:t>
+      </w:r>
+      <w:proofErr w:type="spellStart"/>
+      <w:r>
+        <w:t>forestDensity</w:t>
+      </w:r>
+      <w:proofErr w:type="spellEnd"/>
+      <w:r>
+        <w:t xml:space="preserve"> al </w:t>
+      </w:r>
+      <w:proofErr w:type="spellStart"/>
+      <w:r>
+        <w:t>giorno</w:t>
+      </w:r>
+      <w:proofErr w:type="spellEnd"/>
+      <w:r>
+        <w:t xml:space="preserve"> se non </w:t>
+      </w:r>
+      <w:proofErr w:type="spellStart"/>
+      <w:r>
+        <w:t>tagliata</w:t>
+      </w:r>
+      <w:proofErr w:type="spellEnd"/>
+      <w:r>
+        <w:t>).</w:t>
       </w:r>
     </w:p>
     <w:p>
@@ -1457,7 +2299,35 @@
         <w:rPr>
           <w:lang w:val="it-IT"/>
         </w:rPr>
-        <w:t>Il codice è ospitato su un repository Git (GitHub). La chat è usata per discutere, scrivere snippet e aggiornare la documentazione, </w:t>
+        <w:t xml:space="preserve">Il codice è ospitato su un repository </w:t>
+      </w:r>
+      <w:proofErr w:type="spellStart"/>
+      <w:r>
+        <w:rPr>
+          <w:lang w:val="it-IT"/>
+        </w:rPr>
+        <w:t>Git</w:t>
+      </w:r>
+      <w:proofErr w:type="spellEnd"/>
+      <w:r>
+        <w:rPr>
+          <w:lang w:val="it-IT"/>
+        </w:rPr>
+        <w:t xml:space="preserve"> (GitHub). La chat è usata per discutere, scrivere </w:t>
+      </w:r>
+      <w:proofErr w:type="spellStart"/>
+      <w:r>
+        <w:rPr>
+          <w:lang w:val="it-IT"/>
+        </w:rPr>
+        <w:t>snippet</w:t>
+      </w:r>
+      <w:proofErr w:type="spellEnd"/>
+      <w:r>
+        <w:rPr>
+          <w:lang w:val="it-IT"/>
+        </w:rPr>
+        <w:t xml:space="preserve"> e aggiornare la documentazione, </w:t>
       </w:r>
       <w:r>
         <w:rPr>
@@ -1532,8 +2402,13 @@
         </w:numPr>
       </w:pPr>
       <w:r>
-        <w:t>Roadmap del Prototipo</w:t>
-      </w:r>
+        <w:t xml:space="preserve">Roadmap del </w:t>
+      </w:r>
+      <w:proofErr w:type="spellStart"/>
+      <w:r>
+        <w:t>Prototipo</w:t>
+      </w:r>
+      <w:proofErr w:type="spellEnd"/>
     </w:p>
     <w:p>
       <w:pPr>
@@ -1554,7 +2429,23 @@
         </w:numPr>
       </w:pPr>
       <w:r>
-        <w:t>GDD Esteso (Bibbia completa)</w:t>
+        <w:t xml:space="preserve">GDD </w:t>
+      </w:r>
+      <w:proofErr w:type="spellStart"/>
+      <w:r>
+        <w:t>Esteso</w:t>
+      </w:r>
+      <w:proofErr w:type="spellEnd"/>
+      <w:r>
+        <w:t xml:space="preserve"> (</w:t>
+      </w:r>
+      <w:proofErr w:type="spellStart"/>
+      <w:r>
+        <w:t>Bibbia</w:t>
+      </w:r>
+      <w:proofErr w:type="spellEnd"/>
+      <w:r>
+        <w:t xml:space="preserve"> completa)</w:t>
       </w:r>
     </w:p>
     <w:p>
@@ -1564,8 +2455,21 @@
           <w:numId w:val="6"/>
         </w:numPr>
       </w:pPr>
-      <w:r>
-        <w:t>Questo documento (TECHNICAL.md)</w:t>
+      <w:proofErr w:type="spellStart"/>
+      <w:r>
+        <w:t>Questo</w:t>
+      </w:r>
+      <w:proofErr w:type="spellEnd"/>
+      <w:r>
+        <w:t xml:space="preserve"> </w:t>
+      </w:r>
+      <w:proofErr w:type="spellStart"/>
+      <w:r>
+        <w:t>documento</w:t>
+      </w:r>
+      <w:proofErr w:type="spellEnd"/>
+      <w:r>
+        <w:t xml:space="preserve"> (TECHNICAL.md)</w:t>
       </w:r>
     </w:p>
     <w:p>
@@ -1804,7 +2708,35 @@
         <w:rPr>
           <w:lang w:val="it-IT"/>
         </w:rPr>
-        <w:t>L'utente applica le modifiche localmente, testa il codice, e poi committa e pusha sul repository.</w:t>
+        <w:t xml:space="preserve">L'utente applica le modifiche localmente, testa il codice, e poi </w:t>
+      </w:r>
+      <w:proofErr w:type="spellStart"/>
+      <w:r>
+        <w:rPr>
+          <w:lang w:val="it-IT"/>
+        </w:rPr>
+        <w:t>committa</w:t>
+      </w:r>
+      <w:proofErr w:type="spellEnd"/>
+      <w:r>
+        <w:rPr>
+          <w:lang w:val="it-IT"/>
+        </w:rPr>
+        <w:t xml:space="preserve"> e </w:t>
+      </w:r>
+      <w:proofErr w:type="spellStart"/>
+      <w:r>
+        <w:rPr>
+          <w:lang w:val="it-IT"/>
+        </w:rPr>
+        <w:t>pusha</w:t>
+      </w:r>
+      <w:proofErr w:type="spellEnd"/>
+      <w:r>
+        <w:rPr>
+          <w:lang w:val="it-IT"/>
+        </w:rPr>
+        <w:t xml:space="preserve"> sul repository.</w:t>
       </w:r>
     </w:p>
     <w:p>
@@ -1875,7 +2807,21 @@
           <w:lang w:val="it-IT"/>
         </w:rPr>
         <w:lastRenderedPageBreak/>
-        <w:t>Alla fine di ogni batch, prima di procedere con il commit, l'assistente seguirà questa procedura:</w:t>
+        <w:t xml:space="preserve">Alla fine di ogni batch, prima di procedere con il </w:t>
+      </w:r>
+      <w:proofErr w:type="spellStart"/>
+      <w:r>
+        <w:rPr>
+          <w:lang w:val="it-IT"/>
+        </w:rPr>
+        <w:t>commit</w:t>
+      </w:r>
+      <w:proofErr w:type="spellEnd"/>
+      <w:r>
+        <w:rPr>
+          <w:lang w:val="it-IT"/>
+        </w:rPr>
+        <w:t>, l'assistente seguirà questa procedura:</w:t>
       </w:r>
     </w:p>
     <w:p>
@@ -2001,7 +2947,35 @@
         <w:rPr>
           <w:lang w:val="it-IT"/>
         </w:rPr>
-        <w:t>L'assistente non scriverà la descrizione del commit né darà istruzioni per il push fino a quando l'utente non avrà confermato che il lavoro sul batch è soddisfacente e che gli aggiornamenti ai documenti sono corretti.</w:t>
+        <w:t xml:space="preserve">L'assistente non scriverà la descrizione del </w:t>
+      </w:r>
+      <w:proofErr w:type="spellStart"/>
+      <w:r>
+        <w:rPr>
+          <w:lang w:val="it-IT"/>
+        </w:rPr>
+        <w:t>commit</w:t>
+      </w:r>
+      <w:proofErr w:type="spellEnd"/>
+      <w:r>
+        <w:rPr>
+          <w:lang w:val="it-IT"/>
+        </w:rPr>
+        <w:t xml:space="preserve"> né darà istruzioni per il </w:t>
+      </w:r>
+      <w:proofErr w:type="spellStart"/>
+      <w:r>
+        <w:rPr>
+          <w:lang w:val="it-IT"/>
+        </w:rPr>
+        <w:t>push</w:t>
+      </w:r>
+      <w:proofErr w:type="spellEnd"/>
+      <w:r>
+        <w:rPr>
+          <w:lang w:val="it-IT"/>
+        </w:rPr>
+        <w:t xml:space="preserve"> fino a quando l'utente non avrà confermato che il lavoro sul batch è soddisfacente e che gli aggiornamenti ai documenti sono corretti.</w:t>
       </w:r>
     </w:p>
     <w:p>
@@ -2019,7 +2993,35 @@
         <w:rPr>
           <w:lang w:val="it-IT"/>
         </w:rPr>
-        <w:t>Solo dopo la conferma, l'assistente produrrà il messaggio di commit (titolo e descrizione) basato su tutte le modifiche effettivamente apportate dall'ultimo commit, inclusi aggiornamenti ai documenti.</w:t>
+        <w:t xml:space="preserve">Solo dopo la conferma, l'assistente produrrà il messaggio di </w:t>
+      </w:r>
+      <w:proofErr w:type="spellStart"/>
+      <w:r>
+        <w:rPr>
+          <w:lang w:val="it-IT"/>
+        </w:rPr>
+        <w:t>commit</w:t>
+      </w:r>
+      <w:proofErr w:type="spellEnd"/>
+      <w:r>
+        <w:rPr>
+          <w:lang w:val="it-IT"/>
+        </w:rPr>
+        <w:t xml:space="preserve"> (titolo e descrizione) basato su tutte le modifiche effettivamente apportate dall'ultimo </w:t>
+      </w:r>
+      <w:proofErr w:type="spellStart"/>
+      <w:r>
+        <w:rPr>
+          <w:lang w:val="it-IT"/>
+        </w:rPr>
+        <w:t>commit</w:t>
+      </w:r>
+      <w:proofErr w:type="spellEnd"/>
+      <w:r>
+        <w:rPr>
+          <w:lang w:val="it-IT"/>
+        </w:rPr>
+        <w:t>, inclusi aggiornamenti ai documenti.</w:t>
       </w:r>
     </w:p>
     <w:p>
@@ -2154,8 +3156,36 @@
           <w:bCs/>
           <w:lang w:val="it-IT"/>
         </w:rPr>
-        <w:t>Eseguire commit e push</w:t>
-      </w:r>
+        <w:t xml:space="preserve">Eseguire </w:t>
+      </w:r>
+      <w:proofErr w:type="spellStart"/>
+      <w:r>
+        <w:rPr>
+          <w:b/>
+          <w:bCs/>
+          <w:lang w:val="it-IT"/>
+        </w:rPr>
+        <w:t>commit</w:t>
+      </w:r>
+      <w:proofErr w:type="spellEnd"/>
+      <w:r>
+        <w:rPr>
+          <w:b/>
+          <w:bCs/>
+          <w:lang w:val="it-IT"/>
+        </w:rPr>
+        <w:t xml:space="preserve"> e </w:t>
+      </w:r>
+      <w:proofErr w:type="spellStart"/>
+      <w:r>
+        <w:rPr>
+          <w:b/>
+          <w:bCs/>
+          <w:lang w:val="it-IT"/>
+        </w:rPr>
+        <w:t>push</w:t>
+      </w:r>
+      <w:proofErr w:type="spellEnd"/>
       <w:r>
         <w:rPr>
           <w:lang w:val="it-IT"/>
@@ -2168,6 +3198,61 @@
         <w:pStyle w:val="Heading2"/>
       </w:pPr>
       <w:r>
+        <w:t>Verifica dell’accesso al repository</w:t>
+      </w:r>
+    </w:p>
+    <w:p>
+      <w:pPr>
+        <w:rPr>
+          <w:lang w:val="it-IT"/>
+        </w:rPr>
+      </w:pPr>
+      <w:r>
+        <w:rPr>
+          <w:lang w:val="it-IT"/>
+        </w:rPr>
+        <w:t xml:space="preserve">Per garantire che l'assistente stia leggendo il contenuto reale del repository e non basandosi solo sulla cronologia della chat, in fondo al file TECHNICAL.md è presente un numero progressivo (es. `SYNC: 1`). Dopo ogni </w:t>
+      </w:r>
+      <w:proofErr w:type="spellStart"/>
+      <w:r>
+        <w:rPr>
+          <w:lang w:val="it-IT"/>
+        </w:rPr>
+        <w:t>push</w:t>
+      </w:r>
+      <w:proofErr w:type="spellEnd"/>
+      <w:r>
+        <w:rPr>
+          <w:lang w:val="it-IT"/>
+        </w:rPr>
+        <w:t xml:space="preserve">, l'utente </w:t>
+      </w:r>
+      <w:r>
+        <w:rPr>
+          <w:lang w:val="it-IT"/>
+        </w:rPr>
+        <w:t>cambierà</w:t>
+      </w:r>
+      <w:r>
+        <w:rPr>
+          <w:lang w:val="it-IT"/>
+        </w:rPr>
+        <w:t xml:space="preserve"> questo numero. All'inizio di ogni risposta che richiede accesso al repository, l'assistente dovrà riportare il numero SYNC che ha letto, confermando così di aver effettivamente consultato i file su GitHub.</w:t>
+      </w:r>
+    </w:p>
+    <w:p>
+      <w:pPr>
+        <w:rPr>
+          <w:lang w:val="it-IT"/>
+        </w:rPr>
+      </w:pPr>
+    </w:p>
+    <w:p>
+      <w:pPr>
+        <w:pStyle w:val="Heading2"/>
+      </w:pPr>
+      <w:r>
+        <w:lastRenderedPageBreak/>
         <w:t>Commenti e auto-documentazione</w:t>
       </w:r>
     </w:p>
@@ -2181,7 +3266,21 @@
         <w:rPr>
           <w:lang w:val="it-IT"/>
         </w:rPr>
-        <w:t>Il codice è scritto con nomi di variabili e funzioni chiari ed esplicativi. Ogni file ha un'intestazione che ne descrive lo scopo. Le funzioni complesse hanno commenti in stile JSDoc.</w:t>
+        <w:t xml:space="preserve">Il codice è scritto con nomi di variabili e funzioni chiari ed esplicativi. Ogni file ha un'intestazione che ne descrive lo scopo. Le funzioni complesse hanno commenti in stile </w:t>
+      </w:r>
+      <w:proofErr w:type="spellStart"/>
+      <w:r>
+        <w:rPr>
+          <w:lang w:val="it-IT"/>
+        </w:rPr>
+        <w:t>JSDoc</w:t>
+      </w:r>
+      <w:proofErr w:type="spellEnd"/>
+      <w:r>
+        <w:rPr>
+          <w:lang w:val="it-IT"/>
+        </w:rPr>
+        <w:t>.</w:t>
       </w:r>
     </w:p>
     <w:p>
@@ -2231,7 +3330,21 @@
         <w:rPr>
           <w:lang w:val="it-IT"/>
         </w:rPr>
-        <w:t>. Questo include nomi di variabili, funzioni, classi, messaggi di commit e documentazione tecnica interna al codice.</w:t>
+        <w:t xml:space="preserve">. Questo include nomi di variabili, funzioni, classi, messaggi di </w:t>
+      </w:r>
+      <w:proofErr w:type="spellStart"/>
+      <w:r>
+        <w:rPr>
+          <w:lang w:val="it-IT"/>
+        </w:rPr>
+        <w:t>commit</w:t>
+      </w:r>
+      <w:proofErr w:type="spellEnd"/>
+      <w:r>
+        <w:rPr>
+          <w:lang w:val="it-IT"/>
+        </w:rPr>
+        <w:t xml:space="preserve"> e documentazione tecnica interna al codice.</w:t>
       </w:r>
     </w:p>
     <w:p>
@@ -2249,7 +3362,6 @@
         <w:rPr>
           <w:lang w:val="it-IT"/>
         </w:rPr>
-        <w:lastRenderedPageBreak/>
         <w:t>I documenti di design (GDD, roadmap, concept) possono restare in italiano, in quanto rivolti alla progettazione e non all’implementazione.</w:t>
       </w:r>
     </w:p>
@@ -2291,6 +3403,38 @@
     </w:p>
     <w:p>
       <w:pPr>
+        <w:pStyle w:val="ListParagraph"/>
+        <w:numPr>
+          <w:ilvl w:val="0"/>
+          <w:numId w:val="13"/>
+        </w:numPr>
+        <w:rPr>
+          <w:lang w:val="it-IT"/>
+        </w:rPr>
+      </w:pPr>
+      <w:r>
+        <w:rPr>
+          <w:lang w:val="it-IT"/>
+        </w:rPr>
+        <w:t xml:space="preserve">Tutte le funzioni di update che modificano posizioni, timer o valori nel tempo devono utilizzare il delta time (differenza temporale dal frame precedente) per garantire la frame-rate </w:t>
+      </w:r>
+      <w:proofErr w:type="spellStart"/>
+      <w:r>
+        <w:rPr>
+          <w:lang w:val="it-IT"/>
+        </w:rPr>
+        <w:t>independence</w:t>
+      </w:r>
+      <w:proofErr w:type="spellEnd"/>
+      <w:r>
+        <w:rPr>
+          <w:lang w:val="it-IT"/>
+        </w:rPr>
+        <w:t>. Non si devono usare valori fissi per frame.</w:t>
+      </w:r>
+    </w:p>
+    <w:p>
+      <w:pPr>
         <w:pStyle w:val="ds-markdown-paragraph"/>
         <w:shd w:val="clear" w:color="auto" w:fill="FFFFFF"/>
         <w:spacing w:before="0" w:beforeAutospacing="0" w:after="0" w:afterAutospacing="0"/>
@@ -2436,7 +3580,53 @@
         <w:rPr>
           <w:lang w:val="it-IT"/>
         </w:rPr>
-        <w:t>: anche gli strumenti di debug (visualizzazioni temporanee, tooltip di test, overlay informativi) vengono descritti con il loro impatto attuale e il potenziale riutilizzo futuro come meccaniche di gioco, mantenendo sempre un chiaro distinguo tra "debug" e "gameplay".</w:t>
+        <w:t xml:space="preserve">: anche gli strumenti di debug (visualizzazioni temporanee, </w:t>
+      </w:r>
+      <w:proofErr w:type="spellStart"/>
+      <w:r>
+        <w:rPr>
+          <w:lang w:val="it-IT"/>
+        </w:rPr>
+        <w:t>tooltip</w:t>
+      </w:r>
+      <w:proofErr w:type="spellEnd"/>
+      <w:r>
+        <w:rPr>
+          <w:lang w:val="it-IT"/>
+        </w:rPr>
+        <w:t xml:space="preserve"> di test, overlay informativi) vengono descritti con il loro impatto attuale e il potenziale riutilizzo futuro come meccaniche di gioco, mantenendo sempre un chiaro distinguo tra "debug" e "gameplay".</w:t>
+      </w:r>
+    </w:p>
+    <w:p>
+      <w:pPr>
+        <w:pStyle w:val="ListParagraph"/>
+        <w:numPr>
+          <w:ilvl w:val="0"/>
+          <w:numId w:val="14"/>
+        </w:numPr>
+        <w:rPr>
+          <w:lang w:val="it-IT"/>
+        </w:rPr>
+      </w:pPr>
+      <w:r>
+        <w:rPr>
+          <w:b/>
+          <w:bCs/>
+          <w:lang w:val="it-IT"/>
+        </w:rPr>
+        <w:t>Spiegazione del codice fornito</w:t>
+      </w:r>
+      <w:r>
+        <w:rPr>
+          <w:lang w:val="it-IT"/>
+        </w:rPr>
+        <w:t xml:space="preserve">: </w:t>
+      </w:r>
+      <w:r>
+        <w:rPr>
+          <w:lang w:val="it-IT"/>
+        </w:rPr>
+        <w:t>ogni volta che l'assistente fornisce un blocco di codice (un intero file o una porzione da incollare), lo accompagnerà con una breve spiegazione in linguaggio semplice di cosa fa quel codice, qual è la logica generale e come si collega al resto del sistema. Questa spiegazione è aggiuntiva rispetto ai commenti già presenti nel codice e serve a dare una visione d'insieme prima di entrare nei dettagli implementativi.</w:t>
       </w:r>
     </w:p>
     <w:p>
@@ -2449,6 +3639,7 @@
         <w:rPr>
           <w:lang w:val="it-IT" w:eastAsia="en-GB"/>
         </w:rPr>
+        <w:lastRenderedPageBreak/>
         <w:t>Questo approccio garantisce che ogni decisione implementativa sia consapevole e allineata ai pilastri del design, e che il prototipo evolva in modo coerente.</w:t>
       </w:r>
     </w:p>
@@ -2470,8 +3661,18 @@
           <w:bCs/>
           <w:lang w:val="it-IT" w:eastAsia="en-GB"/>
         </w:rPr>
-        <w:t>istruzioni passo passo</w:t>
-      </w:r>
+        <w:t xml:space="preserve">istruzioni passo </w:t>
+      </w:r>
+      <w:proofErr w:type="spellStart"/>
+      <w:r>
+        <w:rPr>
+          <w:b/>
+          <w:bCs/>
+          <w:lang w:val="it-IT" w:eastAsia="en-GB"/>
+        </w:rPr>
+        <w:t>passo</w:t>
+      </w:r>
+      <w:proofErr w:type="spellEnd"/>
       <w:r>
         <w:rPr>
           <w:lang w:val="it-IT" w:eastAsia="en-GB"/>
@@ -2536,7 +3737,21 @@
         <w:rPr>
           <w:lang w:val="it-IT" w:eastAsia="en-GB"/>
         </w:rPr>
-        <w:t>Quali tasti premere (es. Ctrl+S per salvare).</w:t>
+        <w:t xml:space="preserve">Quali tasti premere (es. </w:t>
+      </w:r>
+      <w:proofErr w:type="spellStart"/>
+      <w:r>
+        <w:rPr>
+          <w:lang w:val="it-IT" w:eastAsia="en-GB"/>
+        </w:rPr>
+        <w:t>Ctrl+S</w:t>
+      </w:r>
+      <w:proofErr w:type="spellEnd"/>
+      <w:r>
+        <w:rPr>
+          <w:lang w:val="it-IT" w:eastAsia="en-GB"/>
+        </w:rPr>
+        <w:t xml:space="preserve"> per salvare).</w:t>
       </w:r>
     </w:p>
     <w:p>
@@ -2606,7 +3821,6 @@
         <w:rPr>
           <w:lang w:val="it-IT"/>
         </w:rPr>
-        <w:lastRenderedPageBreak/>
         <w:t>Azioni specifiche da compiere nel gioco (es. "clicca su una cella verde").</w:t>
       </w:r>
     </w:p>
@@ -2656,7 +3870,21 @@
         <w:rPr>
           <w:lang w:val="it-IT"/>
         </w:rPr>
-        <w:t>L'utente eseguirà i test e segnalerà eventuali anomalie prima di procedere al commit.</w:t>
+        <w:t xml:space="preserve">L'utente eseguirà i test e segnalerà eventuali anomalie prima di procedere al </w:t>
+      </w:r>
+      <w:proofErr w:type="spellStart"/>
+      <w:r>
+        <w:rPr>
+          <w:lang w:val="it-IT"/>
+        </w:rPr>
+        <w:t>commit</w:t>
+      </w:r>
+      <w:proofErr w:type="spellEnd"/>
+      <w:r>
+        <w:rPr>
+          <w:lang w:val="it-IT"/>
+        </w:rPr>
+        <w:t>.</w:t>
       </w:r>
     </w:p>
     <w:p>
@@ -2731,16 +3959,55 @@
         <w:rPr>
           <w:lang w:val="it-IT"/>
         </w:rPr>
-        <w:t>Fare commit e push di tutti i file modificati (codice e documentazione) con un messaggio chiaro.</w:t>
+        <w:t xml:space="preserve">Fare </w:t>
+      </w:r>
+      <w:proofErr w:type="spellStart"/>
+      <w:r>
+        <w:rPr>
+          <w:lang w:val="it-IT"/>
+        </w:rPr>
+        <w:t>commit</w:t>
+      </w:r>
+      <w:proofErr w:type="spellEnd"/>
+      <w:r>
+        <w:rPr>
+          <w:lang w:val="it-IT"/>
+        </w:rPr>
+        <w:t xml:space="preserve"> e </w:t>
+      </w:r>
+      <w:proofErr w:type="spellStart"/>
+      <w:r>
+        <w:rPr>
+          <w:lang w:val="it-IT"/>
+        </w:rPr>
+        <w:t>push</w:t>
+      </w:r>
+      <w:proofErr w:type="spellEnd"/>
+      <w:r>
+        <w:rPr>
+          <w:lang w:val="it-IT"/>
+        </w:rPr>
+        <w:t xml:space="preserve"> di tutti i file modificati (codice e documentazione) con un messaggio chiaro.</w:t>
       </w:r>
     </w:p>
     <w:p>
       <w:pPr>
         <w:pStyle w:val="Heading1"/>
       </w:pPr>
-      <w:r>
-        <w:t>Riferimenti incrociati</w:t>
-      </w:r>
+      <w:proofErr w:type="spellStart"/>
+      <w:r>
+        <w:lastRenderedPageBreak/>
+        <w:t>Riferimenti</w:t>
+      </w:r>
+      <w:proofErr w:type="spellEnd"/>
+      <w:r>
+        <w:t xml:space="preserve"> </w:t>
+      </w:r>
+      <w:proofErr w:type="spellStart"/>
+      <w:r>
+        <w:t>incrociati</w:t>
+      </w:r>
+      <w:proofErr w:type="spellEnd"/>
     </w:p>
     <w:p>
       <w:pPr>
@@ -2774,6 +4041,26 @@
           <w:lang w:val="it-IT"/>
         </w:rPr>
         <w:t>Questo documento descrive l'implementazione tecnica e deve essere aggiornato ogni volta che viene presa una decisione architetturale rilevante.</w:t>
+      </w:r>
+    </w:p>
+    <w:p>
+      <w:pPr>
+        <w:rPr>
+          <w:lang w:val="it-IT"/>
+        </w:rPr>
+      </w:pPr>
+    </w:p>
+    <w:p>
+      <w:pPr>
+        <w:rPr>
+          <w:lang w:val="it-IT"/>
+        </w:rPr>
+      </w:pPr>
+      <w:r>
+        <w:rPr>
+          <w:lang w:val="it-IT"/>
+        </w:rPr>
+        <w:t>SYNC: 4</w:t>
       </w:r>
     </w:p>
     <w:p>

--- a/Docs/Technical.docx
+++ b/Docs/Technical.docx
@@ -7,13 +7,8 @@
         <w:pStyle w:val="Heading1"/>
       </w:pPr>
       <w:r>
-        <w:t xml:space="preserve">Stack </w:t>
-      </w:r>
-      <w:proofErr w:type="spellStart"/>
-      <w:r>
-        <w:t>tecnologico</w:t>
-      </w:r>
-      <w:proofErr w:type="spellEnd"/>
+        <w:t>Stack tecnologico</w:t>
+      </w:r>
     </w:p>
     <w:p>
       <w:pPr>
@@ -22,21 +17,12 @@
           <w:numId w:val="1"/>
         </w:numPr>
       </w:pPr>
-      <w:proofErr w:type="spellStart"/>
       <w:r>
         <w:rPr>
           <w:b/>
           <w:bCs/>
         </w:rPr>
-        <w:t>Linguaggio</w:t>
-      </w:r>
-      <w:proofErr w:type="spellEnd"/>
-      <w:r>
-        <w:rPr>
-          <w:b/>
-          <w:bCs/>
-        </w:rPr>
-        <w:t>:</w:t>
+        <w:t>Linguaggio:</w:t>
       </w:r>
       <w:r>
         <w:t> JavaScript (ES6+)</w:t>
@@ -64,21 +50,7 @@
         <w:rPr>
           <w:lang w:val="it-IT"/>
         </w:rPr>
-        <w:t> </w:t>
-      </w:r>
-      <w:proofErr w:type="spellStart"/>
-      <w:r>
-        <w:rPr>
-          <w:lang w:val="it-IT"/>
-        </w:rPr>
-        <w:t>Phaser</w:t>
-      </w:r>
-      <w:proofErr w:type="spellEnd"/>
-      <w:r>
-        <w:rPr>
-          <w:lang w:val="it-IT"/>
-        </w:rPr>
-        <w:t xml:space="preserve"> 3 (caricato da CDN)</w:t>
+        <w:t> Phaser 3 (caricato da CDN)</w:t>
       </w:r>
     </w:p>
     <w:p>
@@ -113,21 +85,12 @@
           <w:numId w:val="1"/>
         </w:numPr>
       </w:pPr>
-      <w:proofErr w:type="spellStart"/>
       <w:r>
         <w:rPr>
           <w:b/>
           <w:bCs/>
         </w:rPr>
-        <w:t>Struttura</w:t>
-      </w:r>
-      <w:proofErr w:type="spellEnd"/>
-      <w:r>
-        <w:rPr>
-          <w:b/>
-          <w:bCs/>
-        </w:rPr>
-        <w:t xml:space="preserve"> file:</w:t>
+        <w:t>Struttura file:</w:t>
       </w:r>
     </w:p>
     <w:p>
@@ -144,21 +107,7 @@
         <w:rPr>
           <w:lang w:val="it-IT"/>
         </w:rPr>
-        <w:t xml:space="preserve">index.html – punto di ingresso, carica </w:t>
-      </w:r>
-      <w:proofErr w:type="spellStart"/>
-      <w:r>
-        <w:rPr>
-          <w:lang w:val="it-IT"/>
-        </w:rPr>
-        <w:t>Phaser</w:t>
-      </w:r>
-      <w:proofErr w:type="spellEnd"/>
-      <w:r>
-        <w:rPr>
-          <w:lang w:val="it-IT"/>
-        </w:rPr>
-        <w:t xml:space="preserve"> e gli script</w:t>
+        <w:t>index.html – punto di ingresso, carica Phaser e gli script</w:t>
       </w:r>
     </w:p>
     <w:p>
@@ -171,19 +120,11 @@
           <w:lang w:val="it-IT"/>
         </w:rPr>
       </w:pPr>
-      <w:proofErr w:type="spellStart"/>
-      <w:r>
-        <w:rPr>
-          <w:lang w:val="it-IT"/>
-        </w:rPr>
-        <w:t>css</w:t>
-      </w:r>
-      <w:proofErr w:type="spellEnd"/>
-      <w:r>
-        <w:rPr>
-          <w:lang w:val="it-IT"/>
-        </w:rPr>
-        <w:t>/style.css – stili per UI HTML sovrapposta</w:t>
+      <w:r>
+        <w:rPr>
+          <w:lang w:val="it-IT"/>
+        </w:rPr>
+        <w:t>css/style.css – stili per UI HTML sovrapposta</w:t>
       </w:r>
     </w:p>
     <w:p>
@@ -196,33 +137,11 @@
           <w:lang w:val="it-IT"/>
         </w:rPr>
       </w:pPr>
-      <w:proofErr w:type="spellStart"/>
-      <w:r>
-        <w:rPr>
-          <w:lang w:val="it-IT"/>
-        </w:rPr>
-        <w:t>js</w:t>
-      </w:r>
-      <w:proofErr w:type="spellEnd"/>
-      <w:r>
-        <w:rPr>
-          <w:lang w:val="it-IT"/>
-        </w:rPr>
-        <w:t xml:space="preserve">/main.js – inizializzazione di </w:t>
-      </w:r>
-      <w:proofErr w:type="spellStart"/>
-      <w:r>
-        <w:rPr>
-          <w:lang w:val="it-IT"/>
-        </w:rPr>
-        <w:t>Phaser</w:t>
-      </w:r>
-      <w:proofErr w:type="spellEnd"/>
-      <w:r>
-        <w:rPr>
-          <w:lang w:val="it-IT"/>
-        </w:rPr>
-        <w:t xml:space="preserve"> e configurazione globale</w:t>
+      <w:r>
+        <w:rPr>
+          <w:lang w:val="it-IT"/>
+        </w:rPr>
+        <w:t>js/main.js – inizializzazione di Phaser e configurazione globale</w:t>
       </w:r>
     </w:p>
     <w:p>
@@ -235,33 +154,11 @@
           <w:lang w:val="it-IT"/>
         </w:rPr>
       </w:pPr>
-      <w:proofErr w:type="spellStart"/>
-      <w:r>
-        <w:rPr>
-          <w:lang w:val="it-IT"/>
-        </w:rPr>
-        <w:t>js</w:t>
-      </w:r>
-      <w:proofErr w:type="spellEnd"/>
-      <w:r>
-        <w:rPr>
-          <w:lang w:val="it-IT"/>
-        </w:rPr>
-        <w:t xml:space="preserve">/world.js – griglia spaziale, </w:t>
-      </w:r>
-      <w:proofErr w:type="spellStart"/>
-      <w:r>
-        <w:rPr>
-          <w:lang w:val="it-IT"/>
-        </w:rPr>
-        <w:t>layer</w:t>
-      </w:r>
-      <w:proofErr w:type="spellEnd"/>
-      <w:r>
-        <w:rPr>
-          <w:lang w:val="it-IT"/>
-        </w:rPr>
-        <w:t xml:space="preserve"> di densità, query spaziali</w:t>
+      <w:r>
+        <w:rPr>
+          <w:lang w:val="it-IT"/>
+        </w:rPr>
+        <w:t>js/world.js – griglia spaziale, layer di densità, query spaziali</w:t>
       </w:r>
     </w:p>
     <w:p>
@@ -274,19 +171,11 @@
           <w:lang w:val="it-IT"/>
         </w:rPr>
       </w:pPr>
-      <w:proofErr w:type="spellStart"/>
-      <w:r>
-        <w:rPr>
-          <w:lang w:val="it-IT"/>
-        </w:rPr>
-        <w:t>js</w:t>
-      </w:r>
-      <w:proofErr w:type="spellEnd"/>
-      <w:r>
-        <w:rPr>
-          <w:lang w:val="it-IT"/>
-        </w:rPr>
-        <w:t>/units.js – classi per pop, unità, branchi</w:t>
+      <w:r>
+        <w:rPr>
+          <w:lang w:val="it-IT"/>
+        </w:rPr>
+        <w:t>js/units.js – classi per pop, unità, branchi</w:t>
       </w:r>
     </w:p>
     <w:p>
@@ -299,19 +188,11 @@
           <w:lang w:val="it-IT"/>
         </w:rPr>
       </w:pPr>
-      <w:proofErr w:type="spellStart"/>
-      <w:r>
-        <w:rPr>
-          <w:lang w:val="it-IT"/>
-        </w:rPr>
-        <w:t>js</w:t>
-      </w:r>
-      <w:proofErr w:type="spellEnd"/>
-      <w:r>
-        <w:rPr>
-          <w:lang w:val="it-IT"/>
-        </w:rPr>
-        <w:t>/resources.js – logica di raccolta, consumo, deterioramento (futuro)</w:t>
+      <w:r>
+        <w:rPr>
+          <w:lang w:val="it-IT"/>
+        </w:rPr>
+        <w:t>js/resources.js – logica di raccolta, consumo, deterioramento (futuro)</w:t>
       </w:r>
     </w:p>
     <w:p>
@@ -324,33 +205,11 @@
           <w:lang w:val="it-IT"/>
         </w:rPr>
       </w:pPr>
-      <w:proofErr w:type="spellStart"/>
-      <w:r>
-        <w:rPr>
-          <w:lang w:val="it-IT"/>
-        </w:rPr>
-        <w:t>js</w:t>
-      </w:r>
-      <w:proofErr w:type="spellEnd"/>
-      <w:r>
-        <w:rPr>
-          <w:lang w:val="it-IT"/>
-        </w:rPr>
-        <w:t xml:space="preserve">/ui.js – interfaccia utente, pannelli, </w:t>
-      </w:r>
-      <w:proofErr w:type="spellStart"/>
-      <w:r>
-        <w:rPr>
-          <w:lang w:val="it-IT"/>
-        </w:rPr>
-        <w:t>tooltip</w:t>
-      </w:r>
-      <w:proofErr w:type="spellEnd"/>
-      <w:r>
-        <w:rPr>
-          <w:lang w:val="it-IT"/>
-        </w:rPr>
-        <w:t xml:space="preserve"> (futuro)</w:t>
+      <w:r>
+        <w:rPr>
+          <w:lang w:val="it-IT"/>
+        </w:rPr>
+        <w:t>js/ui.js – interfaccia utente, pannelli, tooltip (futuro)</w:t>
       </w:r>
     </w:p>
     <w:p>
@@ -363,19 +222,11 @@
           <w:lang w:val="it-IT"/>
         </w:rPr>
       </w:pPr>
-      <w:proofErr w:type="spellStart"/>
-      <w:r>
-        <w:rPr>
-          <w:lang w:val="it-IT"/>
-        </w:rPr>
-        <w:t>js</w:t>
-      </w:r>
-      <w:proofErr w:type="spellEnd"/>
-      <w:r>
-        <w:rPr>
-          <w:lang w:val="it-IT"/>
-        </w:rPr>
-        <w:t>/time.js – gestione pausa/play/velocità (futuro)</w:t>
+      <w:r>
+        <w:rPr>
+          <w:lang w:val="it-IT"/>
+        </w:rPr>
+        <w:t>js/time.js – gestione pausa/play/velocità (futuro)</w:t>
       </w:r>
     </w:p>
     <w:p>
@@ -437,14 +288,12 @@
           <w:lang w:val="it-IT"/>
         </w:rPr>
       </w:pPr>
-      <w:proofErr w:type="spellStart"/>
       <w:r>
         <w:rPr>
           <w:lang w:val="it-IT"/>
         </w:rPr>
         <w:t>javascript</w:t>
       </w:r>
-      <w:proofErr w:type="spellEnd"/>
     </w:p>
     <w:p>
       <w:pPr>
@@ -469,21 +318,7 @@
         <w:rPr>
           <w:lang w:val="it-IT"/>
         </w:rPr>
-        <w:t xml:space="preserve">  cx, </w:t>
-      </w:r>
-      <w:proofErr w:type="spellStart"/>
-      <w:r>
-        <w:rPr>
-          <w:lang w:val="it-IT"/>
-        </w:rPr>
-        <w:t>cy</w:t>
-      </w:r>
-      <w:proofErr w:type="spellEnd"/>
-      <w:r>
-        <w:rPr>
-          <w:lang w:val="it-IT"/>
-        </w:rPr>
-        <w:t xml:space="preserve">,                   </w:t>
+        <w:t xml:space="preserve">  cx, cy,                   </w:t>
       </w:r>
       <w:r>
         <w:rPr>
@@ -504,21 +339,7 @@
         <w:rPr>
           <w:lang w:val="it-IT"/>
         </w:rPr>
-        <w:t xml:space="preserve">  </w:t>
-      </w:r>
-      <w:proofErr w:type="spellStart"/>
-      <w:r>
-        <w:rPr>
-          <w:lang w:val="it-IT"/>
-        </w:rPr>
-        <w:t>entities</w:t>
-      </w:r>
-      <w:proofErr w:type="spellEnd"/>
-      <w:r>
-        <w:rPr>
-          <w:lang w:val="it-IT"/>
-        </w:rPr>
-        <w:t xml:space="preserve">: [],             </w:t>
+        <w:t xml:space="preserve">  entities: [],             </w:t>
       </w:r>
       <w:r>
         <w:rPr>
@@ -540,21 +361,7 @@
           <w:lang w:val="it-IT"/>
         </w:rPr>
         <w:lastRenderedPageBreak/>
-        <w:t xml:space="preserve">  </w:t>
-      </w:r>
-      <w:proofErr w:type="spellStart"/>
-      <w:r>
-        <w:rPr>
-          <w:lang w:val="it-IT"/>
-        </w:rPr>
-        <w:t>forestDensity</w:t>
-      </w:r>
-      <w:proofErr w:type="spellEnd"/>
-      <w:r>
-        <w:rPr>
-          <w:lang w:val="it-IT"/>
-        </w:rPr>
-        <w:t xml:space="preserve">: 0.0,       </w:t>
+        <w:t xml:space="preserve">  forestDensity: 0.0,       </w:t>
       </w:r>
       <w:r>
         <w:rPr>
@@ -575,21 +382,7 @@
         <w:rPr>
           <w:lang w:val="it-IT"/>
         </w:rPr>
-        <w:t xml:space="preserve">  </w:t>
-      </w:r>
-      <w:proofErr w:type="spellStart"/>
-      <w:r>
-        <w:rPr>
-          <w:lang w:val="it-IT"/>
-        </w:rPr>
-        <w:t>forageDensity</w:t>
-      </w:r>
-      <w:proofErr w:type="spellEnd"/>
-      <w:r>
-        <w:rPr>
-          <w:lang w:val="it-IT"/>
-        </w:rPr>
-        <w:t xml:space="preserve">: 0.0,       </w:t>
+        <w:t xml:space="preserve">  forageDensity: 0.0,       </w:t>
       </w:r>
       <w:r>
         <w:rPr>
@@ -610,21 +403,7 @@
         <w:rPr>
           <w:lang w:val="it-IT"/>
         </w:rPr>
-        <w:t xml:space="preserve">  </w:t>
-      </w:r>
-      <w:proofErr w:type="spellStart"/>
-      <w:r>
-        <w:rPr>
-          <w:lang w:val="it-IT"/>
-        </w:rPr>
-        <w:t>smallGameDensity</w:t>
-      </w:r>
-      <w:proofErr w:type="spellEnd"/>
-      <w:r>
-        <w:rPr>
-          <w:lang w:val="it-IT"/>
-        </w:rPr>
-        <w:t xml:space="preserve">: 0.0,    </w:t>
+        <w:t xml:space="preserve">  smallGameDensity: 0.0,    </w:t>
       </w:r>
       <w:r>
         <w:rPr>
@@ -645,21 +424,7 @@
         <w:rPr>
           <w:lang w:val="it-IT"/>
         </w:rPr>
-        <w:t xml:space="preserve">  </w:t>
-      </w:r>
-      <w:proofErr w:type="spellStart"/>
-      <w:r>
-        <w:rPr>
-          <w:lang w:val="it-IT"/>
-        </w:rPr>
-        <w:t>fishDensity</w:t>
-      </w:r>
-      <w:proofErr w:type="spellEnd"/>
-      <w:r>
-        <w:rPr>
-          <w:lang w:val="it-IT"/>
-        </w:rPr>
-        <w:t xml:space="preserve">: 0.0,         </w:t>
+        <w:t xml:space="preserve">  fishDensity: 0.0,         </w:t>
       </w:r>
       <w:r>
         <w:rPr>
@@ -680,21 +445,7 @@
         <w:rPr>
           <w:lang w:val="it-IT"/>
         </w:rPr>
-        <w:t xml:space="preserve">  </w:t>
-      </w:r>
-      <w:proofErr w:type="spellStart"/>
-      <w:r>
-        <w:rPr>
-          <w:lang w:val="it-IT"/>
-        </w:rPr>
-        <w:t>fertility</w:t>
-      </w:r>
-      <w:proofErr w:type="spellEnd"/>
-      <w:r>
-        <w:rPr>
-          <w:lang w:val="it-IT"/>
-        </w:rPr>
-        <w:t xml:space="preserve">: 0.5            </w:t>
+        <w:t xml:space="preserve">  fertility: 0.5            </w:t>
       </w:r>
       <w:r>
         <w:rPr>
@@ -728,35 +479,7 @@
         <w:rPr>
           <w:lang w:val="it-IT"/>
         </w:rPr>
-        <w:t>La griglia è memorizzata in un array 2D o in una </w:t>
-      </w:r>
-      <w:proofErr w:type="spellStart"/>
-      <w:r>
-        <w:rPr>
-          <w:lang w:val="it-IT"/>
-        </w:rPr>
-        <w:t>Map</w:t>
-      </w:r>
-      <w:proofErr w:type="spellEnd"/>
-      <w:r>
-        <w:rPr>
-          <w:lang w:val="it-IT"/>
-        </w:rPr>
-        <w:t> con chiave "</w:t>
-      </w:r>
-      <w:proofErr w:type="spellStart"/>
-      <w:r>
-        <w:rPr>
-          <w:lang w:val="it-IT"/>
-        </w:rPr>
-        <w:t>cx,cy</w:t>
-      </w:r>
-      <w:proofErr w:type="spellEnd"/>
-      <w:r>
-        <w:rPr>
-          <w:lang w:val="it-IT"/>
-        </w:rPr>
-        <w:t>".</w:t>
+        <w:t>La griglia è memorizzata in un array 2D o in una Map con chiave "cx,cy".</w:t>
       </w:r>
     </w:p>
     <w:p>
@@ -777,33 +500,11 @@
           <w:lang w:val="it-IT"/>
         </w:rPr>
       </w:pPr>
-      <w:proofErr w:type="spellStart"/>
-      <w:r>
-        <w:rPr>
-          <w:lang w:val="it-IT"/>
-        </w:rPr>
-        <w:t>worldToCell</w:t>
-      </w:r>
-      <w:proofErr w:type="spellEnd"/>
-      <w:r>
-        <w:rPr>
-          <w:lang w:val="it-IT"/>
-        </w:rPr>
-        <w:t xml:space="preserve">(x, y) → {cx, </w:t>
-      </w:r>
-      <w:proofErr w:type="spellStart"/>
-      <w:r>
-        <w:rPr>
-          <w:lang w:val="it-IT"/>
-        </w:rPr>
-        <w:t>cy</w:t>
-      </w:r>
-      <w:proofErr w:type="spellEnd"/>
-      <w:r>
-        <w:rPr>
-          <w:lang w:val="it-IT"/>
-        </w:rPr>
-        <w:t>}: converte coordinate mondo in coordinate cella.</w:t>
+      <w:r>
+        <w:rPr>
+          <w:lang w:val="it-IT"/>
+        </w:rPr>
+        <w:t>worldToCell(x, y) → {cx, cy}: converte coordinate mondo in coordinate cella.</w:t>
       </w:r>
     </w:p>
     <w:p>
@@ -816,33 +517,11 @@
           <w:lang w:val="it-IT"/>
         </w:rPr>
       </w:pPr>
-      <w:proofErr w:type="spellStart"/>
-      <w:r>
-        <w:rPr>
-          <w:lang w:val="it-IT"/>
-        </w:rPr>
-        <w:t>getCell</w:t>
-      </w:r>
-      <w:proofErr w:type="spellEnd"/>
-      <w:r>
-        <w:rPr>
-          <w:lang w:val="it-IT"/>
-        </w:rPr>
-        <w:t xml:space="preserve">(cx, </w:t>
-      </w:r>
-      <w:proofErr w:type="spellStart"/>
-      <w:r>
-        <w:rPr>
-          <w:lang w:val="it-IT"/>
-        </w:rPr>
-        <w:t>cy</w:t>
-      </w:r>
-      <w:proofErr w:type="spellEnd"/>
-      <w:r>
-        <w:rPr>
-          <w:lang w:val="it-IT"/>
-        </w:rPr>
-        <w:t>) → oggetto cella (crea la cella se non esiste).</w:t>
+      <w:r>
+        <w:rPr>
+          <w:lang w:val="it-IT"/>
+        </w:rPr>
+        <w:t>getCell(cx, cy) → oggetto cella (crea la cella se non esiste).</w:t>
       </w:r>
     </w:p>
     <w:p>
@@ -855,33 +534,11 @@
           <w:lang w:val="it-IT"/>
         </w:rPr>
       </w:pPr>
-      <w:proofErr w:type="spellStart"/>
-      <w:r>
-        <w:rPr>
-          <w:lang w:val="it-IT"/>
-        </w:rPr>
-        <w:t>getEntitiesInRadius</w:t>
-      </w:r>
-      <w:proofErr w:type="spellEnd"/>
-      <w:r>
-        <w:rPr>
-          <w:lang w:val="it-IT"/>
-        </w:rPr>
-        <w:t xml:space="preserve">(x, y, </w:t>
-      </w:r>
-      <w:proofErr w:type="spellStart"/>
-      <w:r>
-        <w:rPr>
-          <w:lang w:val="it-IT"/>
-        </w:rPr>
-        <w:t>radius</w:t>
-      </w:r>
-      <w:proofErr w:type="spellEnd"/>
-      <w:r>
-        <w:rPr>
-          <w:lang w:val="it-IT"/>
-        </w:rPr>
-        <w:t>) → array di entità: interroga le celle nel raggio e filtra per distanza esatta.</w:t>
+      <w:r>
+        <w:rPr>
+          <w:lang w:val="it-IT"/>
+        </w:rPr>
+        <w:t>getEntitiesInRadius(x, y, radius) → array di entità: interroga le celle nel raggio e filtra per distanza esatta.</w:t>
       </w:r>
     </w:p>
     <w:p>
@@ -894,75 +551,11 @@
           <w:lang w:val="it-IT"/>
         </w:rPr>
       </w:pPr>
-      <w:proofErr w:type="spellStart"/>
-      <w:r>
-        <w:rPr>
-          <w:lang w:val="it-IT"/>
-        </w:rPr>
-        <w:t>modifyDensity</w:t>
-      </w:r>
-      <w:proofErr w:type="spellEnd"/>
-      <w:r>
-        <w:rPr>
-          <w:lang w:val="it-IT"/>
-        </w:rPr>
-        <w:t xml:space="preserve">(x, y, </w:t>
-      </w:r>
-      <w:proofErr w:type="spellStart"/>
-      <w:r>
-        <w:rPr>
-          <w:lang w:val="it-IT"/>
-        </w:rPr>
-        <w:t>layer</w:t>
-      </w:r>
-      <w:proofErr w:type="spellEnd"/>
-      <w:r>
-        <w:rPr>
-          <w:lang w:val="it-IT"/>
-        </w:rPr>
-        <w:t xml:space="preserve">, </w:t>
-      </w:r>
-      <w:proofErr w:type="spellStart"/>
-      <w:r>
-        <w:rPr>
-          <w:lang w:val="it-IT"/>
-        </w:rPr>
-        <w:t>amount</w:t>
-      </w:r>
-      <w:proofErr w:type="spellEnd"/>
-      <w:r>
-        <w:rPr>
-          <w:lang w:val="it-IT"/>
-        </w:rPr>
-        <w:t xml:space="preserve">, </w:t>
-      </w:r>
-      <w:proofErr w:type="spellStart"/>
-      <w:r>
-        <w:rPr>
-          <w:lang w:val="it-IT"/>
-        </w:rPr>
-        <w:t>impactRadius</w:t>
-      </w:r>
-      <w:proofErr w:type="spellEnd"/>
-      <w:r>
-        <w:rPr>
-          <w:lang w:val="it-IT"/>
-        </w:rPr>
-        <w:t xml:space="preserve">): modifica la densità del </w:t>
-      </w:r>
-      <w:proofErr w:type="spellStart"/>
-      <w:r>
-        <w:rPr>
-          <w:lang w:val="it-IT"/>
-        </w:rPr>
-        <w:t>layer</w:t>
-      </w:r>
-      <w:proofErr w:type="spellEnd"/>
-      <w:r>
-        <w:rPr>
-          <w:lang w:val="it-IT"/>
-        </w:rPr>
-        <w:t xml:space="preserve"> indicato nelle celle intorno alla posizione, con decadimento radiale.</w:t>
+      <w:r>
+        <w:rPr>
+          <w:lang w:val="it-IT"/>
+        </w:rPr>
+        <w:t>modifyDensity(x, y, layer, amount, impactRadius): modifica la densità del layer indicato nelle celle intorno alla posizione, con decadimento radiale.</w:t>
       </w:r>
     </w:p>
     <w:p>
@@ -1030,11 +623,9 @@
             <w:hideMark/>
           </w:tcPr>
           <w:p>
-            <w:proofErr w:type="spellStart"/>
             <w:r>
               <w:t>Proprietà</w:t>
             </w:r>
-            <w:proofErr w:type="spellEnd"/>
           </w:p>
         </w:tc>
         <w:tc>
@@ -1053,11 +644,9 @@
             <w:hideMark/>
           </w:tcPr>
           <w:p>
-            <w:proofErr w:type="spellStart"/>
             <w:r>
               <w:t>Descrizione</w:t>
             </w:r>
-            <w:proofErr w:type="spellEnd"/>
           </w:p>
         </w:tc>
       </w:tr>
@@ -1093,11 +682,9 @@
             <w:hideMark/>
           </w:tcPr>
           <w:p>
-            <w:proofErr w:type="spellStart"/>
             <w:r>
               <w:t>forestDensity</w:t>
             </w:r>
-            <w:proofErr w:type="spellEnd"/>
           </w:p>
         </w:tc>
         <w:tc>
@@ -1141,19 +728,9 @@
             <w:hideMark/>
           </w:tcPr>
           <w:p>
-            <w:proofErr w:type="spellStart"/>
             <w:r>
-              <w:t>Vegetazione</w:t>
+              <w:t>Vegetazione raccoglibile</w:t>
             </w:r>
-            <w:proofErr w:type="spellEnd"/>
-            <w:r>
-              <w:t xml:space="preserve"> </w:t>
-            </w:r>
-            <w:proofErr w:type="spellStart"/>
-            <w:r>
-              <w:t>raccoglibile</w:t>
-            </w:r>
-            <w:proofErr w:type="spellEnd"/>
           </w:p>
         </w:tc>
         <w:tc>
@@ -1169,11 +746,9 @@
             <w:hideMark/>
           </w:tcPr>
           <w:p>
-            <w:proofErr w:type="spellStart"/>
             <w:r>
               <w:t>forageDensity</w:t>
             </w:r>
-            <w:proofErr w:type="spellEnd"/>
           </w:p>
         </w:tc>
         <w:tc>
@@ -1218,13 +793,8 @@
           </w:tcPr>
           <w:p>
             <w:r>
-              <w:t xml:space="preserve">Piccola fauna </w:t>
+              <w:t>Piccola fauna terrestre</w:t>
             </w:r>
-            <w:proofErr w:type="spellStart"/>
-            <w:r>
-              <w:t>terrestre</w:t>
-            </w:r>
-            <w:proofErr w:type="spellEnd"/>
           </w:p>
         </w:tc>
         <w:tc>
@@ -1240,11 +810,9 @@
             <w:hideMark/>
           </w:tcPr>
           <w:p>
-            <w:proofErr w:type="spellStart"/>
             <w:r>
               <w:t>smallGameDensity</w:t>
             </w:r>
-            <w:proofErr w:type="spellEnd"/>
           </w:p>
         </w:tc>
         <w:tc>
@@ -1306,11 +874,9 @@
             <w:hideMark/>
           </w:tcPr>
           <w:p>
-            <w:proofErr w:type="spellStart"/>
             <w:r>
               <w:t>fishDensity</w:t>
             </w:r>
-            <w:proofErr w:type="spellEnd"/>
           </w:p>
         </w:tc>
         <w:tc>
@@ -1333,23 +899,7 @@
               <w:t xml:space="preserve">Disponibile solo in celle d'acqua. </w:t>
             </w:r>
             <w:r>
-              <w:t xml:space="preserve">Ridotto </w:t>
-            </w:r>
-            <w:proofErr w:type="spellStart"/>
-            <w:r>
-              <w:t>dalla</w:t>
-            </w:r>
-            <w:proofErr w:type="spellEnd"/>
-            <w:r>
-              <w:t xml:space="preserve"> </w:t>
-            </w:r>
-            <w:proofErr w:type="spellStart"/>
-            <w:r>
-              <w:t>pesca</w:t>
-            </w:r>
-            <w:proofErr w:type="spellEnd"/>
-            <w:r>
-              <w:t>.</w:t>
+              <w:t>Ridotto dalla pesca.</w:t>
             </w:r>
           </w:p>
         </w:tc>
@@ -1368,11 +918,9 @@
             <w:hideMark/>
           </w:tcPr>
           <w:p>
-            <w:proofErr w:type="spellStart"/>
             <w:r>
               <w:t>Fertilità</w:t>
             </w:r>
-            <w:proofErr w:type="spellEnd"/>
           </w:p>
         </w:tc>
         <w:tc>
@@ -1407,31 +955,7 @@
           </w:tcPr>
           <w:p>
             <w:r>
-              <w:t xml:space="preserve">Per </w:t>
-            </w:r>
-            <w:proofErr w:type="spellStart"/>
-            <w:r>
-              <w:t>uso</w:t>
-            </w:r>
-            <w:proofErr w:type="spellEnd"/>
-            <w:r>
-              <w:t xml:space="preserve"> </w:t>
-            </w:r>
-            <w:proofErr w:type="spellStart"/>
-            <w:r>
-              <w:t>futuro</w:t>
-            </w:r>
-            <w:proofErr w:type="spellEnd"/>
-            <w:r>
-              <w:t xml:space="preserve"> (</w:t>
-            </w:r>
-            <w:proofErr w:type="spellStart"/>
-            <w:r>
-              <w:t>agricoltura</w:t>
-            </w:r>
-            <w:proofErr w:type="spellEnd"/>
-            <w:r>
-              <w:t>).</w:t>
+              <w:t>Per uso futuro (agricoltura).</w:t>
             </w:r>
           </w:p>
         </w:tc>
@@ -1474,11 +998,9 @@
       </w:r>
     </w:p>
     <w:p>
-      <w:proofErr w:type="spellStart"/>
       <w:r>
         <w:t>javascript</w:t>
       </w:r>
-      <w:proofErr w:type="spellEnd"/>
     </w:p>
     <w:p>
       <w:r>
@@ -1529,35 +1051,7 @@
         <w:rPr>
           <w:lang w:val="it-IT"/>
         </w:rPr>
-        <w:t xml:space="preserve">  </w:t>
-      </w:r>
-      <w:proofErr w:type="spellStart"/>
-      <w:r>
-        <w:rPr>
-          <w:lang w:val="it-IT"/>
-        </w:rPr>
-        <w:t>targetX</w:t>
-      </w:r>
-      <w:proofErr w:type="spellEnd"/>
-      <w:r>
-        <w:rPr>
-          <w:lang w:val="it-IT"/>
-        </w:rPr>
-        <w:t xml:space="preserve">, </w:t>
-      </w:r>
-      <w:proofErr w:type="spellStart"/>
-      <w:r>
-        <w:rPr>
-          <w:lang w:val="it-IT"/>
-        </w:rPr>
-        <w:t>targetY</w:t>
-      </w:r>
-      <w:proofErr w:type="spellEnd"/>
-      <w:r>
-        <w:rPr>
-          <w:lang w:val="it-IT"/>
-        </w:rPr>
-        <w:t xml:space="preserve">,         </w:t>
+        <w:t xml:space="preserve">  targetX, targetY,         </w:t>
       </w:r>
       <w:r>
         <w:rPr>
@@ -1599,35 +1093,7 @@
         <w:rPr>
           <w:lang w:val="it-IT"/>
         </w:rPr>
-        <w:t xml:space="preserve">  state: '</w:t>
-      </w:r>
-      <w:proofErr w:type="spellStart"/>
-      <w:r>
-        <w:rPr>
-          <w:lang w:val="it-IT"/>
-        </w:rPr>
-        <w:t>idle</w:t>
-      </w:r>
-      <w:proofErr w:type="spellEnd"/>
-      <w:r>
-        <w:rPr>
-          <w:lang w:val="it-IT"/>
-        </w:rPr>
-        <w:t>' | '</w:t>
-      </w:r>
-      <w:proofErr w:type="spellStart"/>
-      <w:r>
-        <w:rPr>
-          <w:lang w:val="it-IT"/>
-        </w:rPr>
-        <w:t>moving</w:t>
-      </w:r>
-      <w:proofErr w:type="spellEnd"/>
-      <w:r>
-        <w:rPr>
-          <w:lang w:val="it-IT"/>
-        </w:rPr>
-        <w:t>' | 'working'</w:t>
+        <w:t xml:space="preserve">  state: 'idle' | 'moving' | 'working'</w:t>
       </w:r>
     </w:p>
     <w:p>
@@ -1652,29 +1118,8 @@
       </w:r>
     </w:p>
     <w:p>
-      <w:proofErr w:type="spellStart"/>
-      <w:r>
-        <w:t>Estende</w:t>
-      </w:r>
-      <w:proofErr w:type="spellEnd"/>
-      <w:r>
-        <w:t xml:space="preserve"> </w:t>
-      </w:r>
-      <w:proofErr w:type="spellStart"/>
-      <w:r>
-        <w:t>l'unità</w:t>
-      </w:r>
-      <w:proofErr w:type="spellEnd"/>
-      <w:r>
-        <w:t xml:space="preserve"> </w:t>
-      </w:r>
-      <w:proofErr w:type="spellStart"/>
-      <w:r>
-        <w:t>generica</w:t>
-      </w:r>
-      <w:proofErr w:type="spellEnd"/>
-      <w:r>
-        <w:t xml:space="preserve"> con:</w:t>
+      <w:r>
+        <w:t>Estende l'unità generica con:</w:t>
       </w:r>
     </w:p>
     <w:p>
@@ -1687,19 +1132,11 @@
           <w:lang w:val="it-IT"/>
         </w:rPr>
       </w:pPr>
-      <w:proofErr w:type="spellStart"/>
-      <w:r>
-        <w:rPr>
-          <w:lang w:val="it-IT"/>
-        </w:rPr>
-        <w:t>population</w:t>
-      </w:r>
-      <w:proofErr w:type="spellEnd"/>
-      <w:r>
-        <w:rPr>
-          <w:lang w:val="it-IT"/>
-        </w:rPr>
-        <w:t>: numero di individui nel gruppo</w:t>
+      <w:r>
+        <w:rPr>
+          <w:lang w:val="it-IT"/>
+        </w:rPr>
+        <w:t>population: numero di individui nel gruppo</w:t>
       </w:r>
     </w:p>
     <w:p>
@@ -1716,91 +1153,7 @@
         <w:rPr>
           <w:lang w:val="it-IT"/>
         </w:rPr>
-        <w:t xml:space="preserve">task: { </w:t>
-      </w:r>
-      <w:proofErr w:type="spellStart"/>
-      <w:r>
-        <w:rPr>
-          <w:lang w:val="it-IT"/>
-        </w:rPr>
-        <w:t>type</w:t>
-      </w:r>
-      <w:proofErr w:type="spellEnd"/>
-      <w:r>
-        <w:rPr>
-          <w:lang w:val="it-IT"/>
-        </w:rPr>
-        <w:t>: '</w:t>
-      </w:r>
-      <w:proofErr w:type="spellStart"/>
-      <w:r>
-        <w:rPr>
-          <w:lang w:val="it-IT"/>
-        </w:rPr>
-        <w:t>gatherWood</w:t>
-      </w:r>
-      <w:proofErr w:type="spellEnd"/>
-      <w:r>
-        <w:rPr>
-          <w:lang w:val="it-IT"/>
-        </w:rPr>
-        <w:t>' | '</w:t>
-      </w:r>
-      <w:proofErr w:type="spellStart"/>
-      <w:r>
-        <w:rPr>
-          <w:lang w:val="it-IT"/>
-        </w:rPr>
-        <w:t>hunt</w:t>
-      </w:r>
-      <w:proofErr w:type="spellEnd"/>
-      <w:r>
-        <w:rPr>
-          <w:lang w:val="it-IT"/>
-        </w:rPr>
-        <w:t>' | '</w:t>
-      </w:r>
-      <w:proofErr w:type="spellStart"/>
-      <w:r>
-        <w:rPr>
-          <w:lang w:val="it-IT"/>
-        </w:rPr>
-        <w:t>forage</w:t>
-      </w:r>
-      <w:proofErr w:type="spellEnd"/>
-      <w:r>
-        <w:rPr>
-          <w:lang w:val="it-IT"/>
-        </w:rPr>
-        <w:t>' | '</w:t>
-      </w:r>
-      <w:proofErr w:type="spellStart"/>
-      <w:r>
-        <w:rPr>
-          <w:lang w:val="it-IT"/>
-        </w:rPr>
-        <w:t>fish</w:t>
-      </w:r>
-      <w:proofErr w:type="spellEnd"/>
-      <w:r>
-        <w:rPr>
-          <w:lang w:val="it-IT"/>
-        </w:rPr>
-        <w:t>' | '</w:t>
-      </w:r>
-      <w:proofErr w:type="spellStart"/>
-      <w:r>
-        <w:rPr>
-          <w:lang w:val="it-IT"/>
-        </w:rPr>
-        <w:t>trapSmallGame</w:t>
-      </w:r>
-      <w:proofErr w:type="spellEnd"/>
-      <w:r>
-        <w:rPr>
-          <w:lang w:val="it-IT"/>
-        </w:rPr>
-        <w:t>', location: {x, y} }</w:t>
+        <w:t>task: { type: 'gatherWood' | 'hunt' | 'forage' | 'fish' | 'trapSmallGame', location: {x, y} }</w:t>
       </w:r>
     </w:p>
     <w:p>
@@ -1813,33 +1166,11 @@
           <w:lang w:val="it-IT"/>
         </w:rPr>
       </w:pPr>
-      <w:proofErr w:type="spellStart"/>
-      <w:r>
-        <w:rPr>
-          <w:lang w:val="it-IT"/>
-        </w:rPr>
-        <w:t>inventory</w:t>
-      </w:r>
-      <w:proofErr w:type="spellEnd"/>
-      <w:r>
-        <w:rPr>
-          <w:lang w:val="it-IT"/>
-        </w:rPr>
-        <w:t xml:space="preserve">: { </w:t>
-      </w:r>
-      <w:proofErr w:type="spellStart"/>
-      <w:r>
-        <w:rPr>
-          <w:lang w:val="it-IT"/>
-        </w:rPr>
-        <w:t>wood</w:t>
-      </w:r>
-      <w:proofErr w:type="spellEnd"/>
-      <w:r>
-        <w:rPr>
-          <w:lang w:val="it-IT"/>
-        </w:rPr>
-        <w:t>: 0, food: 0 } – risorse trasportate (in futuro potranno essere differenziate)</w:t>
+      <w:r>
+        <w:rPr>
+          <w:lang w:val="it-IT"/>
+        </w:rPr>
+        <w:t>inventory: { wood: 0, food: 0 } – risorse trasportate (in futuro potranno essere differenziate)</w:t>
       </w:r>
     </w:p>
     <w:p>
@@ -1852,19 +1183,11 @@
           <w:lang w:val="it-IT"/>
         </w:rPr>
       </w:pPr>
-      <w:proofErr w:type="spellStart"/>
-      <w:r>
-        <w:rPr>
-          <w:lang w:val="it-IT"/>
-        </w:rPr>
-        <w:t>rations</w:t>
-      </w:r>
-      <w:proofErr w:type="spellEnd"/>
-      <w:r>
-        <w:rPr>
-          <w:lang w:val="it-IT"/>
-        </w:rPr>
-        <w:t>: provviste di cibo portate per il viaggio</w:t>
+      <w:r>
+        <w:rPr>
+          <w:lang w:val="it-IT"/>
+        </w:rPr>
+        <w:t>rations: provviste di cibo portate per il viaggio</w:t>
       </w:r>
     </w:p>
     <w:p>
@@ -1893,27 +1216,9 @@
           <w:numId w:val="4"/>
         </w:numPr>
       </w:pPr>
-      <w:proofErr w:type="spellStart"/>
-      <w:r>
-        <w:t>herdSize</w:t>
-      </w:r>
-      <w:proofErr w:type="spellEnd"/>
-      <w:r>
-        <w:t xml:space="preserve">: </w:t>
-      </w:r>
-      <w:proofErr w:type="spellStart"/>
-      <w:r>
-        <w:t>numero</w:t>
-      </w:r>
-      <w:proofErr w:type="spellEnd"/>
-      <w:r>
-        <w:t xml:space="preserve"> di </w:t>
-      </w:r>
-      <w:proofErr w:type="spellStart"/>
-      <w:r>
-        <w:t>capi</w:t>
-      </w:r>
-      <w:proofErr w:type="spellEnd"/>
+      <w:r>
+        <w:t>herdSize: numero di capi</w:t>
+      </w:r>
     </w:p>
     <w:p>
       <w:pPr>
@@ -1923,29 +1228,8 @@
         </w:numPr>
       </w:pPr>
       <w:r>
-        <w:t xml:space="preserve">habitat: </w:t>
-      </w:r>
-      <w:proofErr w:type="spellStart"/>
-      <w:r>
-        <w:t>tipo</w:t>
-      </w:r>
-      <w:proofErr w:type="spellEnd"/>
-      <w:r>
-        <w:t xml:space="preserve"> di </w:t>
-      </w:r>
-      <w:proofErr w:type="spellStart"/>
-      <w:r>
-        <w:t>terreno</w:t>
-      </w:r>
-      <w:proofErr w:type="spellEnd"/>
-      <w:r>
-        <w:t xml:space="preserve"> </w:t>
-      </w:r>
-      <w:proofErr w:type="spellStart"/>
-      <w:r>
-        <w:t>preferito</w:t>
-      </w:r>
-      <w:proofErr w:type="spellEnd"/>
+        <w:t>habitat: tipo di terreno preferito</w:t>
+      </w:r>
     </w:p>
     <w:p>
       <w:pPr>
@@ -1985,19 +1269,11 @@
           <w:lang w:val="it-IT"/>
         </w:rPr>
       </w:pPr>
-      <w:proofErr w:type="spellStart"/>
-      <w:r>
-        <w:rPr>
-          <w:lang w:val="it-IT"/>
-        </w:rPr>
-        <w:t>Phaser</w:t>
-      </w:r>
-      <w:proofErr w:type="spellEnd"/>
-      <w:r>
-        <w:rPr>
-          <w:lang w:val="it-IT"/>
-        </w:rPr>
-        <w:t xml:space="preserve"> chiama update(time, delta) a ogni frame. La logica di gioco può essere disaccoppiata dal rendering per garantire coerenza temporale.</w:t>
+      <w:r>
+        <w:rPr>
+          <w:lang w:val="it-IT"/>
+        </w:rPr>
+        <w:t>Phaser chiama update(time, delta) a ogni frame. La logica di gioco può essere disaccoppiata dal rendering per garantire coerenza temporale.</w:t>
       </w:r>
     </w:p>
     <w:p>
@@ -2007,7 +1283,6 @@
           <w:numId w:val="5"/>
         </w:numPr>
       </w:pPr>
-      <w:proofErr w:type="spellStart"/>
       <w:r>
         <w:rPr>
           <w:b/>
@@ -2016,51 +1291,14 @@
         </w:rPr>
         <w:t>TimeManager</w:t>
       </w:r>
-      <w:proofErr w:type="spellEnd"/>
-      <w:r>
-        <w:rPr>
-          <w:lang w:val="it-IT"/>
-        </w:rPr>
-        <w:t> calcola il tempo di gioco effettivo (</w:t>
-      </w:r>
-      <w:proofErr w:type="spellStart"/>
-      <w:r>
-        <w:rPr>
-          <w:lang w:val="it-IT"/>
-        </w:rPr>
-        <w:t>gameDelta</w:t>
-      </w:r>
-      <w:proofErr w:type="spellEnd"/>
-      <w:r>
-        <w:rPr>
-          <w:lang w:val="it-IT"/>
-        </w:rPr>
-        <w:t xml:space="preserve"> = delta * </w:t>
-      </w:r>
-      <w:proofErr w:type="spellStart"/>
-      <w:r>
-        <w:rPr>
-          <w:lang w:val="it-IT"/>
-        </w:rPr>
-        <w:t>speedMultiplier</w:t>
-      </w:r>
-      <w:proofErr w:type="spellEnd"/>
-      <w:r>
-        <w:rPr>
-          <w:lang w:val="it-IT"/>
-        </w:rPr>
-        <w:t xml:space="preserve">). </w:t>
-      </w:r>
-      <w:r>
-        <w:t>Se in pausa, </w:t>
-      </w:r>
-      <w:proofErr w:type="spellStart"/>
-      <w:r>
-        <w:t>gameDelta</w:t>
-      </w:r>
-      <w:proofErr w:type="spellEnd"/>
-      <w:r>
-        <w:t xml:space="preserve"> = 0.</w:t>
+      <w:r>
+        <w:rPr>
+          <w:lang w:val="it-IT"/>
+        </w:rPr>
+        <w:t xml:space="preserve"> calcola il tempo di gioco effettivo (gameDelta = delta * speedMultiplier). </w:t>
+      </w:r>
+      <w:r>
+        <w:t>Se in pausa, gameDelta = 0.</w:t>
       </w:r>
     </w:p>
     <w:p>
@@ -2085,35 +1323,7 @@
         <w:rPr>
           <w:lang w:val="it-IT"/>
         </w:rPr>
-        <w:t> tutte le unità con stato '</w:t>
-      </w:r>
-      <w:proofErr w:type="spellStart"/>
-      <w:r>
-        <w:rPr>
-          <w:lang w:val="it-IT"/>
-        </w:rPr>
-        <w:t>moving</w:t>
-      </w:r>
-      <w:proofErr w:type="spellEnd"/>
-      <w:r>
-        <w:rPr>
-          <w:lang w:val="it-IT"/>
-        </w:rPr>
-        <w:t>' vengono spostate verso il target in base a speed e </w:t>
-      </w:r>
-      <w:proofErr w:type="spellStart"/>
-      <w:r>
-        <w:rPr>
-          <w:lang w:val="it-IT"/>
-        </w:rPr>
-        <w:t>gameDelta</w:t>
-      </w:r>
-      <w:proofErr w:type="spellEnd"/>
-      <w:r>
-        <w:rPr>
-          <w:lang w:val="it-IT"/>
-        </w:rPr>
-        <w:t>.</w:t>
+        <w:t> tutte le unità con stato 'moving' vengono spostate verso il target in base a speed e gameDelta.</w:t>
       </w:r>
     </w:p>
     <w:p>
@@ -2187,21 +1397,7 @@
         <w:rPr>
           <w:lang w:val="it-IT"/>
         </w:rPr>
-        <w:t> a intervalli regolari di tempo di gioco (es. ogni </w:t>
-      </w:r>
-      <w:proofErr w:type="spellStart"/>
-      <w:r>
-        <w:rPr>
-          <w:lang w:val="it-IT"/>
-        </w:rPr>
-        <w:t>dayLength</w:t>
-      </w:r>
-      <w:proofErr w:type="spellEnd"/>
-      <w:r>
-        <w:rPr>
-          <w:lang w:val="it-IT"/>
-        </w:rPr>
-        <w:t> secondi) tutti i pop consumano cibo dalle scorte dell'accampamento.</w:t>
+        <w:t> a intervalli regolari di tempo di gioco (es. ogni dayLength secondi) tutti i pop consumano cibo dalle scorte dell'accampamento.</w:t>
       </w:r>
     </w:p>
     <w:p>
@@ -2223,48 +1419,10 @@
         <w:rPr>
           <w:lang w:val="it-IT"/>
         </w:rPr>
-        <w:t xml:space="preserve"> a intervalli regolari, le celle della griglia rigenerano una frazione di densità per ogni </w:t>
-      </w:r>
-      <w:proofErr w:type="spellStart"/>
-      <w:r>
-        <w:rPr>
-          <w:lang w:val="it-IT"/>
-        </w:rPr>
-        <w:t>layer</w:t>
-      </w:r>
-      <w:proofErr w:type="spellEnd"/>
-      <w:r>
-        <w:rPr>
-          <w:lang w:val="it-IT"/>
-        </w:rPr>
-        <w:t xml:space="preserve"> (es. </w:t>
-      </w:r>
-      <w:r>
-        <w:t>+0.01 per </w:t>
-      </w:r>
-      <w:proofErr w:type="spellStart"/>
-      <w:r>
-        <w:t>forestDensity</w:t>
-      </w:r>
-      <w:proofErr w:type="spellEnd"/>
-      <w:r>
-        <w:t xml:space="preserve"> al </w:t>
-      </w:r>
-      <w:proofErr w:type="spellStart"/>
-      <w:r>
-        <w:t>giorno</w:t>
-      </w:r>
-      <w:proofErr w:type="spellEnd"/>
-      <w:r>
-        <w:t xml:space="preserve"> se non </w:t>
-      </w:r>
-      <w:proofErr w:type="spellStart"/>
-      <w:r>
-        <w:t>tagliata</w:t>
-      </w:r>
-      <w:proofErr w:type="spellEnd"/>
-      <w:r>
-        <w:t>).</w:t>
+        <w:t xml:space="preserve"> a intervalli regolari, le celle della griglia rigenerano una frazione di densità per ogni layer (es. </w:t>
+      </w:r>
+      <w:r>
+        <w:t>+0.01 per forestDensity al giorno se non tagliata).</w:t>
       </w:r>
     </w:p>
     <w:p>
@@ -2299,35 +1457,7 @@
         <w:rPr>
           <w:lang w:val="it-IT"/>
         </w:rPr>
-        <w:t xml:space="preserve">Il codice è ospitato su un repository </w:t>
-      </w:r>
-      <w:proofErr w:type="spellStart"/>
-      <w:r>
-        <w:rPr>
-          <w:lang w:val="it-IT"/>
-        </w:rPr>
-        <w:t>Git</w:t>
-      </w:r>
-      <w:proofErr w:type="spellEnd"/>
-      <w:r>
-        <w:rPr>
-          <w:lang w:val="it-IT"/>
-        </w:rPr>
-        <w:t xml:space="preserve"> (GitHub). La chat è usata per discutere, scrivere </w:t>
-      </w:r>
-      <w:proofErr w:type="spellStart"/>
-      <w:r>
-        <w:rPr>
-          <w:lang w:val="it-IT"/>
-        </w:rPr>
-        <w:t>snippet</w:t>
-      </w:r>
-      <w:proofErr w:type="spellEnd"/>
-      <w:r>
-        <w:rPr>
-          <w:lang w:val="it-IT"/>
-        </w:rPr>
-        <w:t xml:space="preserve"> e aggiornare la documentazione, </w:t>
+        <w:t>Il codice è ospitato su un repository Git (GitHub). La chat è usata per discutere, scrivere snippet e aggiornare la documentazione, </w:t>
       </w:r>
       <w:r>
         <w:rPr>
@@ -2402,13 +1532,8 @@
         </w:numPr>
       </w:pPr>
       <w:r>
-        <w:t xml:space="preserve">Roadmap del </w:t>
-      </w:r>
-      <w:proofErr w:type="spellStart"/>
-      <w:r>
-        <w:t>Prototipo</w:t>
-      </w:r>
-      <w:proofErr w:type="spellEnd"/>
+        <w:t>Roadmap del Prototipo</w:t>
+      </w:r>
     </w:p>
     <w:p>
       <w:pPr>
@@ -2429,23 +1554,7 @@
         </w:numPr>
       </w:pPr>
       <w:r>
-        <w:t xml:space="preserve">GDD </w:t>
-      </w:r>
-      <w:proofErr w:type="spellStart"/>
-      <w:r>
-        <w:t>Esteso</w:t>
-      </w:r>
-      <w:proofErr w:type="spellEnd"/>
-      <w:r>
-        <w:t xml:space="preserve"> (</w:t>
-      </w:r>
-      <w:proofErr w:type="spellStart"/>
-      <w:r>
-        <w:t>Bibbia</w:t>
-      </w:r>
-      <w:proofErr w:type="spellEnd"/>
-      <w:r>
-        <w:t xml:space="preserve"> completa)</w:t>
+        <w:t>GDD Esteso (Bibbia completa)</w:t>
       </w:r>
     </w:p>
     <w:p>
@@ -2455,21 +1564,8 @@
           <w:numId w:val="6"/>
         </w:numPr>
       </w:pPr>
-      <w:proofErr w:type="spellStart"/>
-      <w:r>
-        <w:t>Questo</w:t>
-      </w:r>
-      <w:proofErr w:type="spellEnd"/>
-      <w:r>
-        <w:t xml:space="preserve"> </w:t>
-      </w:r>
-      <w:proofErr w:type="spellStart"/>
-      <w:r>
-        <w:t>documento</w:t>
-      </w:r>
-      <w:proofErr w:type="spellEnd"/>
-      <w:r>
-        <w:t xml:space="preserve"> (TECHNICAL.md)</w:t>
+      <w:r>
+        <w:t>Questo documento (TECHNICAL.md)</w:t>
       </w:r>
     </w:p>
     <w:p>
@@ -2483,6 +1579,25 @@
           <w:lang w:val="it-IT"/>
         </w:rPr>
         <w:t>In questo modo l'assistente avrà piena conoscenza del progetto e potrà continuare a lavorare senza perdita di contesto.</w:t>
+      </w:r>
+    </w:p>
+    <w:p>
+      <w:pPr>
+        <w:rPr>
+          <w:lang w:val="it-IT"/>
+        </w:rPr>
+      </w:pPr>
+      <w:r>
+        <w:rPr>
+          <w:lang w:val="it-IT"/>
+        </w:rPr>
+        <w:t>All’inizio di ogni nuovo batch di lavoro, per mantere il contesto aggiornato della chat</w:t>
+      </w:r>
+      <w:r>
+        <w:rPr>
+          <w:lang w:val="it-IT"/>
+        </w:rPr>
+        <w:t>, l'utente eseguirà bundle_context.py e incollerà il contenuto di project_context.txt come primo messaggio, insieme al SYNC corrente e al batch su cui si sta lavorando. L'assistente leggerà il bundle per ricostruire il contesto completo.</w:t>
       </w:r>
     </w:p>
     <w:p>
@@ -2708,35 +1823,7 @@
         <w:rPr>
           <w:lang w:val="it-IT"/>
         </w:rPr>
-        <w:t xml:space="preserve">L'utente applica le modifiche localmente, testa il codice, e poi </w:t>
-      </w:r>
-      <w:proofErr w:type="spellStart"/>
-      <w:r>
-        <w:rPr>
-          <w:lang w:val="it-IT"/>
-        </w:rPr>
-        <w:t>committa</w:t>
-      </w:r>
-      <w:proofErr w:type="spellEnd"/>
-      <w:r>
-        <w:rPr>
-          <w:lang w:val="it-IT"/>
-        </w:rPr>
-        <w:t xml:space="preserve"> e </w:t>
-      </w:r>
-      <w:proofErr w:type="spellStart"/>
-      <w:r>
-        <w:rPr>
-          <w:lang w:val="it-IT"/>
-        </w:rPr>
-        <w:t>pusha</w:t>
-      </w:r>
-      <w:proofErr w:type="spellEnd"/>
-      <w:r>
-        <w:rPr>
-          <w:lang w:val="it-IT"/>
-        </w:rPr>
-        <w:t xml:space="preserve"> sul repository.</w:t>
+        <w:t>L'utente applica le modifiche localmente, testa il codice, e poi committa e pusha sul repository.</w:t>
       </w:r>
     </w:p>
     <w:p>
@@ -2755,6 +1842,7 @@
           <w:bCs/>
           <w:lang w:val="it-IT"/>
         </w:rPr>
+        <w:lastRenderedPageBreak/>
         <w:t>Principio di non-assunzione:</w:t>
       </w:r>
       <w:r>
@@ -2806,22 +1894,7 @@
         <w:rPr>
           <w:lang w:val="it-IT"/>
         </w:rPr>
-        <w:lastRenderedPageBreak/>
-        <w:t xml:space="preserve">Alla fine di ogni batch, prima di procedere con il </w:t>
-      </w:r>
-      <w:proofErr w:type="spellStart"/>
-      <w:r>
-        <w:rPr>
-          <w:lang w:val="it-IT"/>
-        </w:rPr>
-        <w:t>commit</w:t>
-      </w:r>
-      <w:proofErr w:type="spellEnd"/>
-      <w:r>
-        <w:rPr>
-          <w:lang w:val="it-IT"/>
-        </w:rPr>
-        <w:t>, l'assistente seguirà questa procedura:</w:t>
+        <w:t>Alla fine di ogni batch, prima di procedere con il commit, l'assistente seguirà questa procedura:</w:t>
       </w:r>
     </w:p>
     <w:p>
@@ -2947,35 +2020,7 @@
         <w:rPr>
           <w:lang w:val="it-IT"/>
         </w:rPr>
-        <w:t xml:space="preserve">L'assistente non scriverà la descrizione del </w:t>
-      </w:r>
-      <w:proofErr w:type="spellStart"/>
-      <w:r>
-        <w:rPr>
-          <w:lang w:val="it-IT"/>
-        </w:rPr>
-        <w:t>commit</w:t>
-      </w:r>
-      <w:proofErr w:type="spellEnd"/>
-      <w:r>
-        <w:rPr>
-          <w:lang w:val="it-IT"/>
-        </w:rPr>
-        <w:t xml:space="preserve"> né darà istruzioni per il </w:t>
-      </w:r>
-      <w:proofErr w:type="spellStart"/>
-      <w:r>
-        <w:rPr>
-          <w:lang w:val="it-IT"/>
-        </w:rPr>
-        <w:t>push</w:t>
-      </w:r>
-      <w:proofErr w:type="spellEnd"/>
-      <w:r>
-        <w:rPr>
-          <w:lang w:val="it-IT"/>
-        </w:rPr>
-        <w:t xml:space="preserve"> fino a quando l'utente non avrà confermato che il lavoro sul batch è soddisfacente e che gli aggiornamenti ai documenti sono corretti.</w:t>
+        <w:t>L'assistente non scriverà la descrizione del commit né darà istruzioni per il push fino a quando l'utente non avrà confermato che il lavoro sul batch è soddisfacente e che gli aggiornamenti ai documenti sono corretti.</w:t>
       </w:r>
     </w:p>
     <w:p>
@@ -2993,35 +2038,7 @@
         <w:rPr>
           <w:lang w:val="it-IT"/>
         </w:rPr>
-        <w:t xml:space="preserve">Solo dopo la conferma, l'assistente produrrà il messaggio di </w:t>
-      </w:r>
-      <w:proofErr w:type="spellStart"/>
-      <w:r>
-        <w:rPr>
-          <w:lang w:val="it-IT"/>
-        </w:rPr>
-        <w:t>commit</w:t>
-      </w:r>
-      <w:proofErr w:type="spellEnd"/>
-      <w:r>
-        <w:rPr>
-          <w:lang w:val="it-IT"/>
-        </w:rPr>
-        <w:t xml:space="preserve"> (titolo e descrizione) basato su tutte le modifiche effettivamente apportate dall'ultimo </w:t>
-      </w:r>
-      <w:proofErr w:type="spellStart"/>
-      <w:r>
-        <w:rPr>
-          <w:lang w:val="it-IT"/>
-        </w:rPr>
-        <w:t>commit</w:t>
-      </w:r>
-      <w:proofErr w:type="spellEnd"/>
-      <w:r>
-        <w:rPr>
-          <w:lang w:val="it-IT"/>
-        </w:rPr>
-        <w:t>, inclusi aggiornamenti ai documenti.</w:t>
+        <w:t>Solo dopo la conferma, l'assistente produrrà il messaggio di commit (titolo e descrizione) basato su tutte le modifiche effettivamente apportate dall'ultimo commit, inclusi aggiornamenti ai documenti.</w:t>
       </w:r>
     </w:p>
     <w:p>
@@ -3156,36 +2173,8 @@
           <w:bCs/>
           <w:lang w:val="it-IT"/>
         </w:rPr>
-        <w:t xml:space="preserve">Eseguire </w:t>
-      </w:r>
-      <w:proofErr w:type="spellStart"/>
-      <w:r>
-        <w:rPr>
-          <w:b/>
-          <w:bCs/>
-          <w:lang w:val="it-IT"/>
-        </w:rPr>
-        <w:t>commit</w:t>
-      </w:r>
-      <w:proofErr w:type="spellEnd"/>
-      <w:r>
-        <w:rPr>
-          <w:b/>
-          <w:bCs/>
-          <w:lang w:val="it-IT"/>
-        </w:rPr>
-        <w:t xml:space="preserve"> e </w:t>
-      </w:r>
-      <w:proofErr w:type="spellStart"/>
-      <w:r>
-        <w:rPr>
-          <w:b/>
-          <w:bCs/>
-          <w:lang w:val="it-IT"/>
-        </w:rPr>
-        <w:t>push</w:t>
-      </w:r>
-      <w:proofErr w:type="spellEnd"/>
+        <w:t>Eseguire commit e push</w:t>
+      </w:r>
       <w:r>
         <w:rPr>
           <w:lang w:val="it-IT"/>
@@ -3211,21 +2200,7 @@
         <w:rPr>
           <w:lang w:val="it-IT"/>
         </w:rPr>
-        <w:t xml:space="preserve">Per garantire che l'assistente stia leggendo il contenuto reale del repository e non basandosi solo sulla cronologia della chat, in fondo al file TECHNICAL.md è presente un numero progressivo (es. `SYNC: 1`). Dopo ogni </w:t>
-      </w:r>
-      <w:proofErr w:type="spellStart"/>
-      <w:r>
-        <w:rPr>
-          <w:lang w:val="it-IT"/>
-        </w:rPr>
-        <w:t>push</w:t>
-      </w:r>
-      <w:proofErr w:type="spellEnd"/>
-      <w:r>
-        <w:rPr>
-          <w:lang w:val="it-IT"/>
-        </w:rPr>
-        <w:t xml:space="preserve">, l'utente </w:t>
+        <w:t xml:space="preserve">Per garantire che l'assistente stia leggendo il contenuto reale del repository e non basandosi solo sulla cronologia della chat, in fondo al file TECHNICAL.md è presente un numero progressivo (es. `SYNC: 1`). Dopo ogni push, l'utente </w:t>
       </w:r>
       <w:r>
         <w:rPr>
@@ -3237,7 +2212,14 @@
         <w:rPr>
           <w:lang w:val="it-IT"/>
         </w:rPr>
-        <w:t xml:space="preserve"> questo numero. All'inizio di ogni risposta che richiede accesso al repository, l'assistente dovrà riportare il numero SYNC che ha letto, confermando così di aver effettivamente consultato i file su GitHub.</w:t>
+        <w:t xml:space="preserve"> questo numero. All'inizio di ogni risposta che </w:t>
+      </w:r>
+      <w:r>
+        <w:rPr>
+          <w:lang w:val="it-IT"/>
+        </w:rPr>
+        <w:lastRenderedPageBreak/>
+        <w:t>richiede accesso al repository, l'assistente dovrà riportare il numero SYNC che ha letto, confermando così di aver effettivamente consultato i file su GitHub.</w:t>
       </w:r>
     </w:p>
     <w:p>
@@ -3252,7 +2234,6 @@
         <w:pStyle w:val="Heading2"/>
       </w:pPr>
       <w:r>
-        <w:lastRenderedPageBreak/>
         <w:t>Commenti e auto-documentazione</w:t>
       </w:r>
     </w:p>
@@ -3266,21 +2247,7 @@
         <w:rPr>
           <w:lang w:val="it-IT"/>
         </w:rPr>
-        <w:t xml:space="preserve">Il codice è scritto con nomi di variabili e funzioni chiari ed esplicativi. Ogni file ha un'intestazione che ne descrive lo scopo. Le funzioni complesse hanno commenti in stile </w:t>
-      </w:r>
-      <w:proofErr w:type="spellStart"/>
-      <w:r>
-        <w:rPr>
-          <w:lang w:val="it-IT"/>
-        </w:rPr>
-        <w:t>JSDoc</w:t>
-      </w:r>
-      <w:proofErr w:type="spellEnd"/>
-      <w:r>
-        <w:rPr>
-          <w:lang w:val="it-IT"/>
-        </w:rPr>
-        <w:t>.</w:t>
+        <w:t>Il codice è scritto con nomi di variabili e funzioni chiari ed esplicativi. Ogni file ha un'intestazione che ne descrive lo scopo. Le funzioni complesse hanno commenti in stile JSDoc.</w:t>
       </w:r>
     </w:p>
     <w:p>
@@ -3330,21 +2297,7 @@
         <w:rPr>
           <w:lang w:val="it-IT"/>
         </w:rPr>
-        <w:t xml:space="preserve">. Questo include nomi di variabili, funzioni, classi, messaggi di </w:t>
-      </w:r>
-      <w:proofErr w:type="spellStart"/>
-      <w:r>
-        <w:rPr>
-          <w:lang w:val="it-IT"/>
-        </w:rPr>
-        <w:t>commit</w:t>
-      </w:r>
-      <w:proofErr w:type="spellEnd"/>
-      <w:r>
-        <w:rPr>
-          <w:lang w:val="it-IT"/>
-        </w:rPr>
-        <w:t xml:space="preserve"> e documentazione tecnica interna al codice.</w:t>
+        <w:t>. Questo include nomi di variabili, funzioni, classi, messaggi di commit e documentazione tecnica interna al codice.</w:t>
       </w:r>
     </w:p>
     <w:p>
@@ -3416,21 +2369,7 @@
         <w:rPr>
           <w:lang w:val="it-IT"/>
         </w:rPr>
-        <w:t xml:space="preserve">Tutte le funzioni di update che modificano posizioni, timer o valori nel tempo devono utilizzare il delta time (differenza temporale dal frame precedente) per garantire la frame-rate </w:t>
-      </w:r>
-      <w:proofErr w:type="spellStart"/>
-      <w:r>
-        <w:rPr>
-          <w:lang w:val="it-IT"/>
-        </w:rPr>
-        <w:t>independence</w:t>
-      </w:r>
-      <w:proofErr w:type="spellEnd"/>
-      <w:r>
-        <w:rPr>
-          <w:lang w:val="it-IT"/>
-        </w:rPr>
-        <w:t>. Non si devono usare valori fissi per frame.</w:t>
+        <w:t>Tutte le funzioni di update che modificano posizioni, timer o valori nel tempo devono utilizzare il delta time (differenza temporale dal frame precedente) per garantire la frame-rate independence. Non si devono usare valori fissi per frame.</w:t>
       </w:r>
     </w:p>
     <w:p>
@@ -3580,21 +2519,7 @@
         <w:rPr>
           <w:lang w:val="it-IT"/>
         </w:rPr>
-        <w:t xml:space="preserve">: anche gli strumenti di debug (visualizzazioni temporanee, </w:t>
-      </w:r>
-      <w:proofErr w:type="spellStart"/>
-      <w:r>
-        <w:rPr>
-          <w:lang w:val="it-IT"/>
-        </w:rPr>
-        <w:t>tooltip</w:t>
-      </w:r>
-      <w:proofErr w:type="spellEnd"/>
-      <w:r>
-        <w:rPr>
-          <w:lang w:val="it-IT"/>
-        </w:rPr>
-        <w:t xml:space="preserve"> di test, overlay informativi) vengono descritti con il loro impatto attuale e il potenziale riutilizzo futuro come meccaniche di gioco, mantenendo sempre un chiaro distinguo tra "debug" e "gameplay".</w:t>
+        <w:t>: anche gli strumenti di debug (visualizzazioni temporanee, tooltip di test, overlay informativi) vengono descritti con il loro impatto attuale e il potenziale riutilizzo futuro come meccaniche di gioco, mantenendo sempre un chiaro distinguo tra "debug" e "gameplay".</w:t>
       </w:r>
     </w:p>
     <w:p>
@@ -3614,6 +2539,7 @@
           <w:bCs/>
           <w:lang w:val="it-IT"/>
         </w:rPr>
+        <w:lastRenderedPageBreak/>
         <w:t>Spiegazione del codice fornito</w:t>
       </w:r>
       <w:r>
@@ -3639,7 +2565,6 @@
         <w:rPr>
           <w:lang w:val="it-IT" w:eastAsia="en-GB"/>
         </w:rPr>
-        <w:lastRenderedPageBreak/>
         <w:t>Questo approccio garantisce che ogni decisione implementativa sia consapevole e allineata ai pilastri del design, e che il prototipo evolva in modo coerente.</w:t>
       </w:r>
     </w:p>
@@ -3661,18 +2586,8 @@
           <w:bCs/>
           <w:lang w:val="it-IT" w:eastAsia="en-GB"/>
         </w:rPr>
-        <w:t xml:space="preserve">istruzioni passo </w:t>
-      </w:r>
-      <w:proofErr w:type="spellStart"/>
-      <w:r>
-        <w:rPr>
-          <w:b/>
-          <w:bCs/>
-          <w:lang w:val="it-IT" w:eastAsia="en-GB"/>
-        </w:rPr>
-        <w:t>passo</w:t>
-      </w:r>
-      <w:proofErr w:type="spellEnd"/>
+        <w:t>istruzioni passo passo</w:t>
+      </w:r>
       <w:r>
         <w:rPr>
           <w:lang w:val="it-IT" w:eastAsia="en-GB"/>
@@ -3737,21 +2652,7 @@
         <w:rPr>
           <w:lang w:val="it-IT" w:eastAsia="en-GB"/>
         </w:rPr>
-        <w:t xml:space="preserve">Quali tasti premere (es. </w:t>
-      </w:r>
-      <w:proofErr w:type="spellStart"/>
-      <w:r>
-        <w:rPr>
-          <w:lang w:val="it-IT" w:eastAsia="en-GB"/>
-        </w:rPr>
-        <w:t>Ctrl+S</w:t>
-      </w:r>
-      <w:proofErr w:type="spellEnd"/>
-      <w:r>
-        <w:rPr>
-          <w:lang w:val="it-IT" w:eastAsia="en-GB"/>
-        </w:rPr>
-        <w:t xml:space="preserve"> per salvare).</w:t>
+        <w:t>Quali tasti premere (es. Ctrl+S per salvare).</w:t>
       </w:r>
     </w:p>
     <w:p>
@@ -3870,21 +2771,7 @@
         <w:rPr>
           <w:lang w:val="it-IT"/>
         </w:rPr>
-        <w:t xml:space="preserve">L'utente eseguirà i test e segnalerà eventuali anomalie prima di procedere al </w:t>
-      </w:r>
-      <w:proofErr w:type="spellStart"/>
-      <w:r>
-        <w:rPr>
-          <w:lang w:val="it-IT"/>
-        </w:rPr>
-        <w:t>commit</w:t>
-      </w:r>
-      <w:proofErr w:type="spellEnd"/>
-      <w:r>
-        <w:rPr>
-          <w:lang w:val="it-IT"/>
-        </w:rPr>
-        <w:t>.</w:t>
+        <w:t>L'utente eseguirà i test e segnalerà eventuali anomalie prima di procedere al commit.</w:t>
       </w:r>
     </w:p>
     <w:p>
@@ -3959,55 +2846,17 @@
         <w:rPr>
           <w:lang w:val="it-IT"/>
         </w:rPr>
-        <w:t xml:space="preserve">Fare </w:t>
-      </w:r>
-      <w:proofErr w:type="spellStart"/>
-      <w:r>
-        <w:rPr>
-          <w:lang w:val="it-IT"/>
-        </w:rPr>
-        <w:t>commit</w:t>
-      </w:r>
-      <w:proofErr w:type="spellEnd"/>
-      <w:r>
-        <w:rPr>
-          <w:lang w:val="it-IT"/>
-        </w:rPr>
-        <w:t xml:space="preserve"> e </w:t>
-      </w:r>
-      <w:proofErr w:type="spellStart"/>
-      <w:r>
-        <w:rPr>
-          <w:lang w:val="it-IT"/>
-        </w:rPr>
-        <w:t>push</w:t>
-      </w:r>
-      <w:proofErr w:type="spellEnd"/>
-      <w:r>
-        <w:rPr>
-          <w:lang w:val="it-IT"/>
-        </w:rPr>
-        <w:t xml:space="preserve"> di tutti i file modificati (codice e documentazione) con un messaggio chiaro.</w:t>
+        <w:t>Fare commit e push di tutti i file modificati (codice e documentazione) con un messaggio chiaro.</w:t>
       </w:r>
     </w:p>
     <w:p>
       <w:pPr>
         <w:pStyle w:val="Heading1"/>
       </w:pPr>
-      <w:proofErr w:type="spellStart"/>
       <w:r>
         <w:lastRenderedPageBreak/>
-        <w:t>Riferimenti</w:t>
-      </w:r>
-      <w:proofErr w:type="spellEnd"/>
-      <w:r>
-        <w:t xml:space="preserve"> </w:t>
-      </w:r>
-      <w:proofErr w:type="spellStart"/>
-      <w:r>
-        <w:t>incrociati</w:t>
-      </w:r>
-      <w:proofErr w:type="spellEnd"/>
+        <w:t>Riferimenti incrociati</w:t>
+      </w:r>
     </w:p>
     <w:p>
       <w:pPr>
@@ -4060,7 +2909,13 @@
         <w:rPr>
           <w:lang w:val="it-IT"/>
         </w:rPr>
-        <w:t>SYNC: 4</w:t>
+        <w:t xml:space="preserve">SYNC: </w:t>
+      </w:r>
+      <w:r>
+        <w:rPr>
+          <w:lang w:val="it-IT"/>
+        </w:rPr>
+        <w:t>112</w:t>
       </w:r>
     </w:p>
     <w:p>

--- a/Docs/Technical.docx
+++ b/Docs/Technical.docx
@@ -7,8 +7,13 @@
         <w:pStyle w:val="Heading1"/>
       </w:pPr>
       <w:r>
-        <w:t>Stack tecnologico</w:t>
-      </w:r>
+        <w:t xml:space="preserve">Stack </w:t>
+      </w:r>
+      <w:proofErr w:type="spellStart"/>
+      <w:r>
+        <w:t>tecnologico</w:t>
+      </w:r>
+      <w:proofErr w:type="spellEnd"/>
     </w:p>
     <w:p>
       <w:pPr>
@@ -17,12 +22,21 @@
           <w:numId w:val="1"/>
         </w:numPr>
       </w:pPr>
+      <w:proofErr w:type="spellStart"/>
       <w:r>
         <w:rPr>
           <w:b/>
           <w:bCs/>
         </w:rPr>
-        <w:t>Linguaggio:</w:t>
+        <w:t>Linguaggio</w:t>
+      </w:r>
+      <w:proofErr w:type="spellEnd"/>
+      <w:r>
+        <w:rPr>
+          <w:b/>
+          <w:bCs/>
+        </w:rPr>
+        <w:t>:</w:t>
       </w:r>
       <w:r>
         <w:t> JavaScript (ES6+)</w:t>
@@ -50,7 +64,21 @@
         <w:rPr>
           <w:lang w:val="it-IT"/>
         </w:rPr>
-        <w:t> Phaser 3 (caricato da CDN)</w:t>
+        <w:t> </w:t>
+      </w:r>
+      <w:proofErr w:type="spellStart"/>
+      <w:r>
+        <w:rPr>
+          <w:lang w:val="it-IT"/>
+        </w:rPr>
+        <w:t>Phaser</w:t>
+      </w:r>
+      <w:proofErr w:type="spellEnd"/>
+      <w:r>
+        <w:rPr>
+          <w:lang w:val="it-IT"/>
+        </w:rPr>
+        <w:t xml:space="preserve"> 3 (caricato da CDN)</w:t>
       </w:r>
     </w:p>
     <w:p>
@@ -85,12 +113,21 @@
           <w:numId w:val="1"/>
         </w:numPr>
       </w:pPr>
+      <w:proofErr w:type="spellStart"/>
       <w:r>
         <w:rPr>
           <w:b/>
           <w:bCs/>
         </w:rPr>
-        <w:t>Struttura file:</w:t>
+        <w:t>Struttura</w:t>
+      </w:r>
+      <w:proofErr w:type="spellEnd"/>
+      <w:r>
+        <w:rPr>
+          <w:b/>
+          <w:bCs/>
+        </w:rPr>
+        <w:t xml:space="preserve"> file:</w:t>
       </w:r>
     </w:p>
     <w:p>
@@ -107,7 +144,21 @@
         <w:rPr>
           <w:lang w:val="it-IT"/>
         </w:rPr>
-        <w:t>index.html – punto di ingresso, carica Phaser e gli script</w:t>
+        <w:t xml:space="preserve">index.html – punto di ingresso, carica </w:t>
+      </w:r>
+      <w:proofErr w:type="spellStart"/>
+      <w:r>
+        <w:rPr>
+          <w:lang w:val="it-IT"/>
+        </w:rPr>
+        <w:t>Phaser</w:t>
+      </w:r>
+      <w:proofErr w:type="spellEnd"/>
+      <w:r>
+        <w:rPr>
+          <w:lang w:val="it-IT"/>
+        </w:rPr>
+        <w:t xml:space="preserve"> e gli script</w:t>
       </w:r>
     </w:p>
     <w:p>
@@ -120,11 +171,19 @@
           <w:lang w:val="it-IT"/>
         </w:rPr>
       </w:pPr>
-      <w:r>
-        <w:rPr>
-          <w:lang w:val="it-IT"/>
-        </w:rPr>
-        <w:t>css/style.css – stili per UI HTML sovrapposta</w:t>
+      <w:proofErr w:type="spellStart"/>
+      <w:r>
+        <w:rPr>
+          <w:lang w:val="it-IT"/>
+        </w:rPr>
+        <w:t>css</w:t>
+      </w:r>
+      <w:proofErr w:type="spellEnd"/>
+      <w:r>
+        <w:rPr>
+          <w:lang w:val="it-IT"/>
+        </w:rPr>
+        <w:t>/style.css – stili per UI HTML sovrapposta</w:t>
       </w:r>
     </w:p>
     <w:p>
@@ -137,11 +196,33 @@
           <w:lang w:val="it-IT"/>
         </w:rPr>
       </w:pPr>
-      <w:r>
-        <w:rPr>
-          <w:lang w:val="it-IT"/>
-        </w:rPr>
-        <w:t>js/main.js – inizializzazione di Phaser e configurazione globale</w:t>
+      <w:proofErr w:type="spellStart"/>
+      <w:r>
+        <w:rPr>
+          <w:lang w:val="it-IT"/>
+        </w:rPr>
+        <w:t>js</w:t>
+      </w:r>
+      <w:proofErr w:type="spellEnd"/>
+      <w:r>
+        <w:rPr>
+          <w:lang w:val="it-IT"/>
+        </w:rPr>
+        <w:t xml:space="preserve">/main.js – inizializzazione di </w:t>
+      </w:r>
+      <w:proofErr w:type="spellStart"/>
+      <w:r>
+        <w:rPr>
+          <w:lang w:val="it-IT"/>
+        </w:rPr>
+        <w:t>Phaser</w:t>
+      </w:r>
+      <w:proofErr w:type="spellEnd"/>
+      <w:r>
+        <w:rPr>
+          <w:lang w:val="it-IT"/>
+        </w:rPr>
+        <w:t xml:space="preserve"> e configurazione globale</w:t>
       </w:r>
     </w:p>
     <w:p>
@@ -154,11 +235,33 @@
           <w:lang w:val="it-IT"/>
         </w:rPr>
       </w:pPr>
-      <w:r>
-        <w:rPr>
-          <w:lang w:val="it-IT"/>
-        </w:rPr>
-        <w:t>js/world.js – griglia spaziale, layer di densità, query spaziali</w:t>
+      <w:proofErr w:type="spellStart"/>
+      <w:r>
+        <w:rPr>
+          <w:lang w:val="it-IT"/>
+        </w:rPr>
+        <w:t>js</w:t>
+      </w:r>
+      <w:proofErr w:type="spellEnd"/>
+      <w:r>
+        <w:rPr>
+          <w:lang w:val="it-IT"/>
+        </w:rPr>
+        <w:t xml:space="preserve">/world.js – griglia spaziale, </w:t>
+      </w:r>
+      <w:proofErr w:type="spellStart"/>
+      <w:r>
+        <w:rPr>
+          <w:lang w:val="it-IT"/>
+        </w:rPr>
+        <w:t>layer</w:t>
+      </w:r>
+      <w:proofErr w:type="spellEnd"/>
+      <w:r>
+        <w:rPr>
+          <w:lang w:val="it-IT"/>
+        </w:rPr>
+        <w:t xml:space="preserve"> di densità, query spaziali</w:t>
       </w:r>
     </w:p>
     <w:p>
@@ -171,11 +274,19 @@
           <w:lang w:val="it-IT"/>
         </w:rPr>
       </w:pPr>
-      <w:r>
-        <w:rPr>
-          <w:lang w:val="it-IT"/>
-        </w:rPr>
-        <w:t>js/units.js – classi per pop, unità, branchi</w:t>
+      <w:proofErr w:type="spellStart"/>
+      <w:r>
+        <w:rPr>
+          <w:lang w:val="it-IT"/>
+        </w:rPr>
+        <w:t>js</w:t>
+      </w:r>
+      <w:proofErr w:type="spellEnd"/>
+      <w:r>
+        <w:rPr>
+          <w:lang w:val="it-IT"/>
+        </w:rPr>
+        <w:t>/units.js – classi per pop, unità, branchi</w:t>
       </w:r>
     </w:p>
     <w:p>
@@ -188,11 +299,19 @@
           <w:lang w:val="it-IT"/>
         </w:rPr>
       </w:pPr>
-      <w:r>
-        <w:rPr>
-          <w:lang w:val="it-IT"/>
-        </w:rPr>
-        <w:t>js/resources.js – logica di raccolta, consumo, deterioramento (futuro)</w:t>
+      <w:proofErr w:type="spellStart"/>
+      <w:r>
+        <w:rPr>
+          <w:lang w:val="it-IT"/>
+        </w:rPr>
+        <w:t>js</w:t>
+      </w:r>
+      <w:proofErr w:type="spellEnd"/>
+      <w:r>
+        <w:rPr>
+          <w:lang w:val="it-IT"/>
+        </w:rPr>
+        <w:t>/resources.js – logica di raccolta, consumo, deterioramento (futuro)</w:t>
       </w:r>
     </w:p>
     <w:p>
@@ -205,11 +324,33 @@
           <w:lang w:val="it-IT"/>
         </w:rPr>
       </w:pPr>
-      <w:r>
-        <w:rPr>
-          <w:lang w:val="it-IT"/>
-        </w:rPr>
-        <w:t>js/ui.js – interfaccia utente, pannelli, tooltip (futuro)</w:t>
+      <w:proofErr w:type="spellStart"/>
+      <w:r>
+        <w:rPr>
+          <w:lang w:val="it-IT"/>
+        </w:rPr>
+        <w:t>js</w:t>
+      </w:r>
+      <w:proofErr w:type="spellEnd"/>
+      <w:r>
+        <w:rPr>
+          <w:lang w:val="it-IT"/>
+        </w:rPr>
+        <w:t xml:space="preserve">/ui.js – interfaccia utente, pannelli, </w:t>
+      </w:r>
+      <w:proofErr w:type="spellStart"/>
+      <w:r>
+        <w:rPr>
+          <w:lang w:val="it-IT"/>
+        </w:rPr>
+        <w:t>tooltip</w:t>
+      </w:r>
+      <w:proofErr w:type="spellEnd"/>
+      <w:r>
+        <w:rPr>
+          <w:lang w:val="it-IT"/>
+        </w:rPr>
+        <w:t xml:space="preserve"> (futuro)</w:t>
       </w:r>
     </w:p>
     <w:p>
@@ -222,11 +363,19 @@
           <w:lang w:val="it-IT"/>
         </w:rPr>
       </w:pPr>
-      <w:r>
-        <w:rPr>
-          <w:lang w:val="it-IT"/>
-        </w:rPr>
-        <w:t>js/time.js – gestione pausa/play/velocità (futuro)</w:t>
+      <w:proofErr w:type="spellStart"/>
+      <w:r>
+        <w:rPr>
+          <w:lang w:val="it-IT"/>
+        </w:rPr>
+        <w:t>js</w:t>
+      </w:r>
+      <w:proofErr w:type="spellEnd"/>
+      <w:r>
+        <w:rPr>
+          <w:lang w:val="it-IT"/>
+        </w:rPr>
+        <w:t>/time.js – gestione pausa/play/velocità (futuro)</w:t>
       </w:r>
     </w:p>
     <w:p>
@@ -288,12 +437,14 @@
           <w:lang w:val="it-IT"/>
         </w:rPr>
       </w:pPr>
+      <w:proofErr w:type="spellStart"/>
       <w:r>
         <w:rPr>
           <w:lang w:val="it-IT"/>
         </w:rPr>
         <w:t>javascript</w:t>
       </w:r>
+      <w:proofErr w:type="spellEnd"/>
     </w:p>
     <w:p>
       <w:pPr>
@@ -318,7 +469,21 @@
         <w:rPr>
           <w:lang w:val="it-IT"/>
         </w:rPr>
-        <w:t xml:space="preserve">  cx, cy,                   </w:t>
+        <w:t xml:space="preserve">  cx, </w:t>
+      </w:r>
+      <w:proofErr w:type="spellStart"/>
+      <w:r>
+        <w:rPr>
+          <w:lang w:val="it-IT"/>
+        </w:rPr>
+        <w:t>cy</w:t>
+      </w:r>
+      <w:proofErr w:type="spellEnd"/>
+      <w:r>
+        <w:rPr>
+          <w:lang w:val="it-IT"/>
+        </w:rPr>
+        <w:t xml:space="preserve">,                   </w:t>
       </w:r>
       <w:r>
         <w:rPr>
@@ -339,7 +504,21 @@
         <w:rPr>
           <w:lang w:val="it-IT"/>
         </w:rPr>
-        <w:t xml:space="preserve">  entities: [],             </w:t>
+        <w:t xml:space="preserve">  </w:t>
+      </w:r>
+      <w:proofErr w:type="spellStart"/>
+      <w:r>
+        <w:rPr>
+          <w:lang w:val="it-IT"/>
+        </w:rPr>
+        <w:t>entities</w:t>
+      </w:r>
+      <w:proofErr w:type="spellEnd"/>
+      <w:r>
+        <w:rPr>
+          <w:lang w:val="it-IT"/>
+        </w:rPr>
+        <w:t xml:space="preserve">: [],             </w:t>
       </w:r>
       <w:r>
         <w:rPr>
@@ -361,7 +540,21 @@
           <w:lang w:val="it-IT"/>
         </w:rPr>
         <w:lastRenderedPageBreak/>
-        <w:t xml:space="preserve">  forestDensity: 0.0,       </w:t>
+        <w:t xml:space="preserve">  </w:t>
+      </w:r>
+      <w:proofErr w:type="spellStart"/>
+      <w:r>
+        <w:rPr>
+          <w:lang w:val="it-IT"/>
+        </w:rPr>
+        <w:t>forestDensity</w:t>
+      </w:r>
+      <w:proofErr w:type="spellEnd"/>
+      <w:r>
+        <w:rPr>
+          <w:lang w:val="it-IT"/>
+        </w:rPr>
+        <w:t xml:space="preserve">: 0.0,       </w:t>
       </w:r>
       <w:r>
         <w:rPr>
@@ -382,7 +575,21 @@
         <w:rPr>
           <w:lang w:val="it-IT"/>
         </w:rPr>
-        <w:t xml:space="preserve">  forageDensity: 0.0,       </w:t>
+        <w:t xml:space="preserve">  </w:t>
+      </w:r>
+      <w:proofErr w:type="spellStart"/>
+      <w:r>
+        <w:rPr>
+          <w:lang w:val="it-IT"/>
+        </w:rPr>
+        <w:t>forageDensity</w:t>
+      </w:r>
+      <w:proofErr w:type="spellEnd"/>
+      <w:r>
+        <w:rPr>
+          <w:lang w:val="it-IT"/>
+        </w:rPr>
+        <w:t xml:space="preserve">: 0.0,       </w:t>
       </w:r>
       <w:r>
         <w:rPr>
@@ -403,7 +610,21 @@
         <w:rPr>
           <w:lang w:val="it-IT"/>
         </w:rPr>
-        <w:t xml:space="preserve">  smallGameDensity: 0.0,    </w:t>
+        <w:t xml:space="preserve">  </w:t>
+      </w:r>
+      <w:proofErr w:type="spellStart"/>
+      <w:r>
+        <w:rPr>
+          <w:lang w:val="it-IT"/>
+        </w:rPr>
+        <w:t>smallGameDensity</w:t>
+      </w:r>
+      <w:proofErr w:type="spellEnd"/>
+      <w:r>
+        <w:rPr>
+          <w:lang w:val="it-IT"/>
+        </w:rPr>
+        <w:t xml:space="preserve">: 0.0,    </w:t>
       </w:r>
       <w:r>
         <w:rPr>
@@ -424,7 +645,21 @@
         <w:rPr>
           <w:lang w:val="it-IT"/>
         </w:rPr>
-        <w:t xml:space="preserve">  fishDensity: 0.0,         </w:t>
+        <w:t xml:space="preserve">  </w:t>
+      </w:r>
+      <w:proofErr w:type="spellStart"/>
+      <w:r>
+        <w:rPr>
+          <w:lang w:val="it-IT"/>
+        </w:rPr>
+        <w:t>fishDensity</w:t>
+      </w:r>
+      <w:proofErr w:type="spellEnd"/>
+      <w:r>
+        <w:rPr>
+          <w:lang w:val="it-IT"/>
+        </w:rPr>
+        <w:t xml:space="preserve">: 0.0,         </w:t>
       </w:r>
       <w:r>
         <w:rPr>
@@ -445,7 +680,21 @@
         <w:rPr>
           <w:lang w:val="it-IT"/>
         </w:rPr>
-        <w:t xml:space="preserve">  fertility: 0.5            </w:t>
+        <w:t xml:space="preserve">  </w:t>
+      </w:r>
+      <w:proofErr w:type="spellStart"/>
+      <w:r>
+        <w:rPr>
+          <w:lang w:val="it-IT"/>
+        </w:rPr>
+        <w:t>fertility</w:t>
+      </w:r>
+      <w:proofErr w:type="spellEnd"/>
+      <w:r>
+        <w:rPr>
+          <w:lang w:val="it-IT"/>
+        </w:rPr>
+        <w:t xml:space="preserve">: 0.5            </w:t>
       </w:r>
       <w:r>
         <w:rPr>
@@ -479,7 +728,35 @@
         <w:rPr>
           <w:lang w:val="it-IT"/>
         </w:rPr>
-        <w:t>La griglia è memorizzata in un array 2D o in una Map con chiave "cx,cy".</w:t>
+        <w:t>La griglia è memorizzata in un array 2D o in una </w:t>
+      </w:r>
+      <w:proofErr w:type="spellStart"/>
+      <w:r>
+        <w:rPr>
+          <w:lang w:val="it-IT"/>
+        </w:rPr>
+        <w:t>Map</w:t>
+      </w:r>
+      <w:proofErr w:type="spellEnd"/>
+      <w:r>
+        <w:rPr>
+          <w:lang w:val="it-IT"/>
+        </w:rPr>
+        <w:t> con chiave "</w:t>
+      </w:r>
+      <w:proofErr w:type="spellStart"/>
+      <w:r>
+        <w:rPr>
+          <w:lang w:val="it-IT"/>
+        </w:rPr>
+        <w:t>cx,cy</w:t>
+      </w:r>
+      <w:proofErr w:type="spellEnd"/>
+      <w:r>
+        <w:rPr>
+          <w:lang w:val="it-IT"/>
+        </w:rPr>
+        <w:t>".</w:t>
       </w:r>
     </w:p>
     <w:p>
@@ -500,11 +777,33 @@
           <w:lang w:val="it-IT"/>
         </w:rPr>
       </w:pPr>
-      <w:r>
-        <w:rPr>
-          <w:lang w:val="it-IT"/>
-        </w:rPr>
-        <w:t>worldToCell(x, y) → {cx, cy}: converte coordinate mondo in coordinate cella.</w:t>
+      <w:proofErr w:type="spellStart"/>
+      <w:r>
+        <w:rPr>
+          <w:lang w:val="it-IT"/>
+        </w:rPr>
+        <w:t>worldToCell</w:t>
+      </w:r>
+      <w:proofErr w:type="spellEnd"/>
+      <w:r>
+        <w:rPr>
+          <w:lang w:val="it-IT"/>
+        </w:rPr>
+        <w:t xml:space="preserve">(x, y) → {cx, </w:t>
+      </w:r>
+      <w:proofErr w:type="spellStart"/>
+      <w:r>
+        <w:rPr>
+          <w:lang w:val="it-IT"/>
+        </w:rPr>
+        <w:t>cy</w:t>
+      </w:r>
+      <w:proofErr w:type="spellEnd"/>
+      <w:r>
+        <w:rPr>
+          <w:lang w:val="it-IT"/>
+        </w:rPr>
+        <w:t>}: converte coordinate mondo in coordinate cella.</w:t>
       </w:r>
     </w:p>
     <w:p>
@@ -517,11 +816,33 @@
           <w:lang w:val="it-IT"/>
         </w:rPr>
       </w:pPr>
-      <w:r>
-        <w:rPr>
-          <w:lang w:val="it-IT"/>
-        </w:rPr>
-        <w:t>getCell(cx, cy) → oggetto cella (crea la cella se non esiste).</w:t>
+      <w:proofErr w:type="spellStart"/>
+      <w:r>
+        <w:rPr>
+          <w:lang w:val="it-IT"/>
+        </w:rPr>
+        <w:t>getCell</w:t>
+      </w:r>
+      <w:proofErr w:type="spellEnd"/>
+      <w:r>
+        <w:rPr>
+          <w:lang w:val="it-IT"/>
+        </w:rPr>
+        <w:t xml:space="preserve">(cx, </w:t>
+      </w:r>
+      <w:proofErr w:type="spellStart"/>
+      <w:r>
+        <w:rPr>
+          <w:lang w:val="it-IT"/>
+        </w:rPr>
+        <w:t>cy</w:t>
+      </w:r>
+      <w:proofErr w:type="spellEnd"/>
+      <w:r>
+        <w:rPr>
+          <w:lang w:val="it-IT"/>
+        </w:rPr>
+        <w:t>) → oggetto cella (crea la cella se non esiste).</w:t>
       </w:r>
     </w:p>
     <w:p>
@@ -534,11 +855,33 @@
           <w:lang w:val="it-IT"/>
         </w:rPr>
       </w:pPr>
-      <w:r>
-        <w:rPr>
-          <w:lang w:val="it-IT"/>
-        </w:rPr>
-        <w:t>getEntitiesInRadius(x, y, radius) → array di entità: interroga le celle nel raggio e filtra per distanza esatta.</w:t>
+      <w:proofErr w:type="spellStart"/>
+      <w:r>
+        <w:rPr>
+          <w:lang w:val="it-IT"/>
+        </w:rPr>
+        <w:t>getEntitiesInRadius</w:t>
+      </w:r>
+      <w:proofErr w:type="spellEnd"/>
+      <w:r>
+        <w:rPr>
+          <w:lang w:val="it-IT"/>
+        </w:rPr>
+        <w:t xml:space="preserve">(x, y, </w:t>
+      </w:r>
+      <w:proofErr w:type="spellStart"/>
+      <w:r>
+        <w:rPr>
+          <w:lang w:val="it-IT"/>
+        </w:rPr>
+        <w:t>radius</w:t>
+      </w:r>
+      <w:proofErr w:type="spellEnd"/>
+      <w:r>
+        <w:rPr>
+          <w:lang w:val="it-IT"/>
+        </w:rPr>
+        <w:t>) → array di entità: interroga le celle nel raggio e filtra per distanza esatta.</w:t>
       </w:r>
     </w:p>
     <w:p>
@@ -551,11 +894,75 @@
           <w:lang w:val="it-IT"/>
         </w:rPr>
       </w:pPr>
-      <w:r>
-        <w:rPr>
-          <w:lang w:val="it-IT"/>
-        </w:rPr>
-        <w:t>modifyDensity(x, y, layer, amount, impactRadius): modifica la densità del layer indicato nelle celle intorno alla posizione, con decadimento radiale.</w:t>
+      <w:proofErr w:type="spellStart"/>
+      <w:r>
+        <w:rPr>
+          <w:lang w:val="it-IT"/>
+        </w:rPr>
+        <w:t>modifyDensity</w:t>
+      </w:r>
+      <w:proofErr w:type="spellEnd"/>
+      <w:r>
+        <w:rPr>
+          <w:lang w:val="it-IT"/>
+        </w:rPr>
+        <w:t xml:space="preserve">(x, y, </w:t>
+      </w:r>
+      <w:proofErr w:type="spellStart"/>
+      <w:r>
+        <w:rPr>
+          <w:lang w:val="it-IT"/>
+        </w:rPr>
+        <w:t>layer</w:t>
+      </w:r>
+      <w:proofErr w:type="spellEnd"/>
+      <w:r>
+        <w:rPr>
+          <w:lang w:val="it-IT"/>
+        </w:rPr>
+        <w:t xml:space="preserve">, </w:t>
+      </w:r>
+      <w:proofErr w:type="spellStart"/>
+      <w:r>
+        <w:rPr>
+          <w:lang w:val="it-IT"/>
+        </w:rPr>
+        <w:t>amount</w:t>
+      </w:r>
+      <w:proofErr w:type="spellEnd"/>
+      <w:r>
+        <w:rPr>
+          <w:lang w:val="it-IT"/>
+        </w:rPr>
+        <w:t xml:space="preserve">, </w:t>
+      </w:r>
+      <w:proofErr w:type="spellStart"/>
+      <w:r>
+        <w:rPr>
+          <w:lang w:val="it-IT"/>
+        </w:rPr>
+        <w:t>impactRadius</w:t>
+      </w:r>
+      <w:proofErr w:type="spellEnd"/>
+      <w:r>
+        <w:rPr>
+          <w:lang w:val="it-IT"/>
+        </w:rPr>
+        <w:t xml:space="preserve">): modifica la densità del </w:t>
+      </w:r>
+      <w:proofErr w:type="spellStart"/>
+      <w:r>
+        <w:rPr>
+          <w:lang w:val="it-IT"/>
+        </w:rPr>
+        <w:t>layer</w:t>
+      </w:r>
+      <w:proofErr w:type="spellEnd"/>
+      <w:r>
+        <w:rPr>
+          <w:lang w:val="it-IT"/>
+        </w:rPr>
+        <w:t xml:space="preserve"> indicato nelle celle intorno alla posizione, con decadimento radiale.</w:t>
       </w:r>
     </w:p>
     <w:p>
@@ -623,9 +1030,11 @@
             <w:hideMark/>
           </w:tcPr>
           <w:p>
+            <w:proofErr w:type="spellStart"/>
             <w:r>
               <w:t>Proprietà</w:t>
             </w:r>
+            <w:proofErr w:type="spellEnd"/>
           </w:p>
         </w:tc>
         <w:tc>
@@ -644,9 +1053,11 @@
             <w:hideMark/>
           </w:tcPr>
           <w:p>
+            <w:proofErr w:type="spellStart"/>
             <w:r>
               <w:t>Descrizione</w:t>
             </w:r>
+            <w:proofErr w:type="spellEnd"/>
           </w:p>
         </w:tc>
       </w:tr>
@@ -682,9 +1093,11 @@
             <w:hideMark/>
           </w:tcPr>
           <w:p>
+            <w:proofErr w:type="spellStart"/>
             <w:r>
               <w:t>forestDensity</w:t>
             </w:r>
+            <w:proofErr w:type="spellEnd"/>
           </w:p>
         </w:tc>
         <w:tc>
@@ -728,9 +1141,19 @@
             <w:hideMark/>
           </w:tcPr>
           <w:p>
+            <w:proofErr w:type="spellStart"/>
             <w:r>
-              <w:t>Vegetazione raccoglibile</w:t>
+              <w:t>Vegetazione</w:t>
             </w:r>
+            <w:proofErr w:type="spellEnd"/>
+            <w:r>
+              <w:t xml:space="preserve"> </w:t>
+            </w:r>
+            <w:proofErr w:type="spellStart"/>
+            <w:r>
+              <w:t>raccoglibile</w:t>
+            </w:r>
+            <w:proofErr w:type="spellEnd"/>
           </w:p>
         </w:tc>
         <w:tc>
@@ -746,9 +1169,11 @@
             <w:hideMark/>
           </w:tcPr>
           <w:p>
+            <w:proofErr w:type="spellStart"/>
             <w:r>
               <w:t>forageDensity</w:t>
             </w:r>
+            <w:proofErr w:type="spellEnd"/>
           </w:p>
         </w:tc>
         <w:tc>
@@ -793,8 +1218,13 @@
           </w:tcPr>
           <w:p>
             <w:r>
-              <w:t>Piccola fauna terrestre</w:t>
+              <w:t xml:space="preserve">Piccola fauna </w:t>
             </w:r>
+            <w:proofErr w:type="spellStart"/>
+            <w:r>
+              <w:t>terrestre</w:t>
+            </w:r>
+            <w:proofErr w:type="spellEnd"/>
           </w:p>
         </w:tc>
         <w:tc>
@@ -810,9 +1240,11 @@
             <w:hideMark/>
           </w:tcPr>
           <w:p>
+            <w:proofErr w:type="spellStart"/>
             <w:r>
               <w:t>smallGameDensity</w:t>
             </w:r>
+            <w:proofErr w:type="spellEnd"/>
           </w:p>
         </w:tc>
         <w:tc>
@@ -874,9 +1306,11 @@
             <w:hideMark/>
           </w:tcPr>
           <w:p>
+            <w:proofErr w:type="spellStart"/>
             <w:r>
               <w:t>fishDensity</w:t>
             </w:r>
+            <w:proofErr w:type="spellEnd"/>
           </w:p>
         </w:tc>
         <w:tc>
@@ -899,7 +1333,23 @@
               <w:t xml:space="preserve">Disponibile solo in celle d'acqua. </w:t>
             </w:r>
             <w:r>
-              <w:t>Ridotto dalla pesca.</w:t>
+              <w:t xml:space="preserve">Ridotto </w:t>
+            </w:r>
+            <w:proofErr w:type="spellStart"/>
+            <w:r>
+              <w:t>dalla</w:t>
+            </w:r>
+            <w:proofErr w:type="spellEnd"/>
+            <w:r>
+              <w:t xml:space="preserve"> </w:t>
+            </w:r>
+            <w:proofErr w:type="spellStart"/>
+            <w:r>
+              <w:t>pesca</w:t>
+            </w:r>
+            <w:proofErr w:type="spellEnd"/>
+            <w:r>
+              <w:t>.</w:t>
             </w:r>
           </w:p>
         </w:tc>
@@ -918,9 +1368,11 @@
             <w:hideMark/>
           </w:tcPr>
           <w:p>
+            <w:proofErr w:type="spellStart"/>
             <w:r>
               <w:t>Fertilità</w:t>
             </w:r>
+            <w:proofErr w:type="spellEnd"/>
           </w:p>
         </w:tc>
         <w:tc>
@@ -955,7 +1407,31 @@
           </w:tcPr>
           <w:p>
             <w:r>
-              <w:t>Per uso futuro (agricoltura).</w:t>
+              <w:t xml:space="preserve">Per </w:t>
+            </w:r>
+            <w:proofErr w:type="spellStart"/>
+            <w:r>
+              <w:t>uso</w:t>
+            </w:r>
+            <w:proofErr w:type="spellEnd"/>
+            <w:r>
+              <w:t xml:space="preserve"> </w:t>
+            </w:r>
+            <w:proofErr w:type="spellStart"/>
+            <w:r>
+              <w:t>futuro</w:t>
+            </w:r>
+            <w:proofErr w:type="spellEnd"/>
+            <w:r>
+              <w:t xml:space="preserve"> (</w:t>
+            </w:r>
+            <w:proofErr w:type="spellStart"/>
+            <w:r>
+              <w:t>agricoltura</w:t>
+            </w:r>
+            <w:proofErr w:type="spellEnd"/>
+            <w:r>
+              <w:t>).</w:t>
             </w:r>
           </w:p>
         </w:tc>
@@ -981,6 +1457,1809 @@
         <w:pStyle w:val="Heading2"/>
       </w:pPr>
       <w:r>
+        <w:t>Camp</w:t>
+      </w:r>
+    </w:p>
+    <w:p>
+      <w:pPr>
+        <w:rPr>
+          <w:lang w:val="it-IT"/>
+        </w:rPr>
+      </w:pPr>
+      <w:r>
+        <w:rPr>
+          <w:lang w:val="it-IT"/>
+        </w:rPr>
+        <w:t>L'accampamento è il punto di riferimento della tribù. Contiene:</w:t>
+      </w:r>
+    </w:p>
+    <w:p>
+      <w:pPr>
+        <w:pStyle w:val="ListParagraph"/>
+        <w:numPr>
+          <w:ilvl w:val="0"/>
+          <w:numId w:val="31"/>
+        </w:numPr>
+        <w:rPr>
+          <w:lang w:val="it-IT"/>
+        </w:rPr>
+      </w:pPr>
+      <w:r>
+        <w:rPr>
+          <w:rStyle w:val="token"/>
+          <w:rFonts w:ascii="Consolas" w:hAnsi="Consolas"/>
+          <w:color w:val="A626A4"/>
+          <w:lang w:val="it-IT"/>
+        </w:rPr>
+        <w:t>`</w:t>
+      </w:r>
+      <w:proofErr w:type="spellStart"/>
+      <w:r>
+        <w:rPr>
+          <w:rStyle w:val="token"/>
+          <w:rFonts w:ascii="Consolas" w:hAnsi="Consolas"/>
+          <w:color w:val="A626A4"/>
+          <w:lang w:val="it-IT"/>
+        </w:rPr>
+        <w:t>foodStock</w:t>
+      </w:r>
+      <w:proofErr w:type="spellEnd"/>
+      <w:r>
+        <w:rPr>
+          <w:rStyle w:val="token"/>
+          <w:rFonts w:ascii="Consolas" w:hAnsi="Consolas"/>
+          <w:color w:val="A626A4"/>
+          <w:lang w:val="it-IT"/>
+        </w:rPr>
+        <w:t>`</w:t>
+      </w:r>
+      <w:r>
+        <w:rPr>
+          <w:lang w:val="it-IT"/>
+        </w:rPr>
+        <w:t xml:space="preserve"> – scorte globali di cibo.</w:t>
+      </w:r>
+    </w:p>
+    <w:p>
+      <w:pPr>
+        <w:pStyle w:val="ListParagraph"/>
+        <w:numPr>
+          <w:ilvl w:val="0"/>
+          <w:numId w:val="31"/>
+        </w:numPr>
+        <w:rPr>
+          <w:lang w:val="it-IT"/>
+        </w:rPr>
+      </w:pPr>
+      <w:r>
+        <w:rPr>
+          <w:rStyle w:val="token"/>
+          <w:rFonts w:ascii="Consolas" w:hAnsi="Consolas"/>
+          <w:color w:val="A626A4"/>
+          <w:lang w:val="it-IT"/>
+        </w:rPr>
+        <w:t>`</w:t>
+      </w:r>
+      <w:proofErr w:type="spellStart"/>
+      <w:r>
+        <w:rPr>
+          <w:rStyle w:val="token"/>
+          <w:rFonts w:ascii="Consolas" w:hAnsi="Consolas"/>
+          <w:color w:val="A626A4"/>
+          <w:lang w:val="it-IT"/>
+        </w:rPr>
+        <w:t>unassignedPopulation</w:t>
+      </w:r>
+      <w:proofErr w:type="spellEnd"/>
+      <w:r>
+        <w:rPr>
+          <w:rStyle w:val="token"/>
+          <w:rFonts w:ascii="Consolas" w:hAnsi="Consolas"/>
+          <w:color w:val="A626A4"/>
+          <w:lang w:val="it-IT"/>
+        </w:rPr>
+        <w:t>`</w:t>
+      </w:r>
+      <w:r>
+        <w:rPr>
+          <w:lang w:val="it-IT"/>
+        </w:rPr>
+        <w:t xml:space="preserve"> – numero di individui non ancora assegnati a nessun Pop.</w:t>
+      </w:r>
+    </w:p>
+    <w:p>
+      <w:pPr>
+        <w:pStyle w:val="ListParagraph"/>
+        <w:numPr>
+          <w:ilvl w:val="0"/>
+          <w:numId w:val="31"/>
+        </w:numPr>
+        <w:rPr>
+          <w:lang w:val="it-IT"/>
+        </w:rPr>
+      </w:pPr>
+      <w:r>
+        <w:rPr>
+          <w:rStyle w:val="token"/>
+          <w:rFonts w:ascii="Consolas" w:hAnsi="Consolas"/>
+          <w:color w:val="A626A4"/>
+          <w:lang w:val="it-IT"/>
+        </w:rPr>
+        <w:t>`</w:t>
+      </w:r>
+      <w:proofErr w:type="spellStart"/>
+      <w:r>
+        <w:rPr>
+          <w:rStyle w:val="token"/>
+          <w:rFonts w:ascii="Consolas" w:hAnsi="Consolas"/>
+          <w:color w:val="A626A4"/>
+          <w:lang w:val="it-IT"/>
+        </w:rPr>
+        <w:t>pops</w:t>
+      </w:r>
+      <w:proofErr w:type="spellEnd"/>
+      <w:r>
+        <w:rPr>
+          <w:rStyle w:val="token"/>
+          <w:rFonts w:ascii="Consolas" w:hAnsi="Consolas"/>
+          <w:color w:val="A626A4"/>
+          <w:lang w:val="it-IT"/>
+        </w:rPr>
+        <w:t>`</w:t>
+      </w:r>
+      <w:r>
+        <w:rPr>
+          <w:lang w:val="it-IT"/>
+        </w:rPr>
+        <w:t xml:space="preserve"> – lista di Pop (gruppi specializzati) presenti al campo.</w:t>
+      </w:r>
+    </w:p>
+    <w:p>
+      <w:pPr>
+        <w:pStyle w:val="ListParagraph"/>
+        <w:numPr>
+          <w:ilvl w:val="0"/>
+          <w:numId w:val="31"/>
+        </w:numPr>
+        <w:rPr>
+          <w:lang w:val="it-IT"/>
+        </w:rPr>
+      </w:pPr>
+      <w:r>
+        <w:rPr>
+          <w:rStyle w:val="token"/>
+          <w:rFonts w:ascii="Consolas" w:hAnsi="Consolas"/>
+          <w:color w:val="A626A4"/>
+          <w:lang w:val="it-IT"/>
+        </w:rPr>
+        <w:t>`</w:t>
+      </w:r>
+      <w:proofErr w:type="spellStart"/>
+      <w:r>
+        <w:rPr>
+          <w:rStyle w:val="token"/>
+          <w:rFonts w:ascii="Consolas" w:hAnsi="Consolas"/>
+          <w:color w:val="A626A4"/>
+          <w:lang w:val="it-IT"/>
+        </w:rPr>
+        <w:t>expeditions</w:t>
+      </w:r>
+      <w:proofErr w:type="spellEnd"/>
+      <w:r>
+        <w:rPr>
+          <w:rStyle w:val="token"/>
+          <w:rFonts w:ascii="Consolas" w:hAnsi="Consolas"/>
+          <w:color w:val="A626A4"/>
+          <w:lang w:val="it-IT"/>
+        </w:rPr>
+        <w:t>`</w:t>
+      </w:r>
+      <w:r>
+        <w:rPr>
+          <w:lang w:val="it-IT"/>
+        </w:rPr>
+        <w:t xml:space="preserve"> – lista delle spedizioni attive.</w:t>
+      </w:r>
+    </w:p>
+    <w:p>
+      <w:r>
+        <w:rPr>
+          <w:lang w:val="it-IT"/>
+        </w:rPr>
+        <w:t xml:space="preserve">All'inizio del gioco, tutta la popolazione è </w:t>
+      </w:r>
+      <w:r>
+        <w:rPr>
+          <w:rStyle w:val="token"/>
+          <w:rFonts w:ascii="Consolas" w:hAnsi="Consolas"/>
+          <w:color w:val="A626A4"/>
+          <w:lang w:val="it-IT"/>
+        </w:rPr>
+        <w:t>`</w:t>
+      </w:r>
+      <w:proofErr w:type="spellStart"/>
+      <w:r>
+        <w:rPr>
+          <w:rStyle w:val="token"/>
+          <w:rFonts w:ascii="Consolas" w:hAnsi="Consolas"/>
+          <w:color w:val="A626A4"/>
+          <w:lang w:val="it-IT"/>
+        </w:rPr>
+        <w:t>unassignedPopulation</w:t>
+      </w:r>
+      <w:proofErr w:type="spellEnd"/>
+      <w:r>
+        <w:rPr>
+          <w:rStyle w:val="token"/>
+          <w:rFonts w:ascii="Consolas" w:hAnsi="Consolas"/>
+          <w:color w:val="A626A4"/>
+          <w:lang w:val="it-IT"/>
+        </w:rPr>
+        <w:t>`</w:t>
+      </w:r>
+      <w:r>
+        <w:rPr>
+          <w:lang w:val="it-IT"/>
+        </w:rPr>
+        <w:t xml:space="preserve">. Quando il giocatore crea una spedizione, una parte di essa viene assegnata a un Pop (es. </w:t>
+      </w:r>
+      <w:r>
+        <w:t xml:space="preserve">Gatherers) e </w:t>
+      </w:r>
+      <w:proofErr w:type="spellStart"/>
+      <w:r>
+        <w:t>contestualmente</w:t>
+      </w:r>
+      <w:proofErr w:type="spellEnd"/>
+      <w:r>
+        <w:t xml:space="preserve"> </w:t>
+      </w:r>
+      <w:proofErr w:type="spellStart"/>
+      <w:r>
+        <w:t>parte</w:t>
+      </w:r>
+      <w:proofErr w:type="spellEnd"/>
+      <w:r>
+        <w:t xml:space="preserve"> la </w:t>
+      </w:r>
+      <w:proofErr w:type="spellStart"/>
+      <w:r>
+        <w:t>spedizione</w:t>
+      </w:r>
+      <w:proofErr w:type="spellEnd"/>
+      <w:r>
+        <w:t>.</w:t>
+      </w:r>
+    </w:p>
+    <w:p>
+      <w:pPr>
+        <w:pStyle w:val="Heading2"/>
+      </w:pPr>
+      <w:r>
+        <w:t>Pop</w:t>
+      </w:r>
+    </w:p>
+    <w:p>
+      <w:pPr>
+        <w:rPr>
+          <w:lang w:val="it-IT"/>
+        </w:rPr>
+      </w:pPr>
+      <w:r>
+        <w:rPr>
+          <w:lang w:val="it-IT"/>
+        </w:rPr>
+        <w:t>Un Pop rappresenta un insieme di individui con le stesse caratteristiche (occupazione, cultura, religione, status). Per il prototipo attuale, l'unica occupazione è "</w:t>
+      </w:r>
+      <w:proofErr w:type="spellStart"/>
+      <w:r>
+        <w:rPr>
+          <w:lang w:val="it-IT"/>
+        </w:rPr>
+        <w:t>Gatherers</w:t>
+      </w:r>
+      <w:proofErr w:type="spellEnd"/>
+      <w:r>
+        <w:rPr>
+          <w:lang w:val="it-IT"/>
+        </w:rPr>
+        <w:t xml:space="preserve">".  </w:t>
+      </w:r>
+    </w:p>
+    <w:p>
+      <w:pPr>
+        <w:rPr>
+          <w:lang w:val="it-IT"/>
+        </w:rPr>
+      </w:pPr>
+      <w:r>
+        <w:rPr>
+          <w:lang w:val="it-IT"/>
+        </w:rPr>
+        <w:t>Proprietà:</w:t>
+      </w:r>
+    </w:p>
+    <w:p>
+      <w:pPr>
+        <w:pStyle w:val="ListParagraph"/>
+        <w:numPr>
+          <w:ilvl w:val="0"/>
+          <w:numId w:val="31"/>
+        </w:numPr>
+        <w:rPr>
+          <w:lang w:val="it-IT"/>
+        </w:rPr>
+      </w:pPr>
+      <w:r>
+        <w:rPr>
+          <w:rStyle w:val="token"/>
+          <w:rFonts w:ascii="Consolas" w:hAnsi="Consolas"/>
+          <w:color w:val="A626A4"/>
+          <w:lang w:val="it-IT"/>
+        </w:rPr>
+        <w:t>`</w:t>
+      </w:r>
+      <w:proofErr w:type="spellStart"/>
+      <w:r>
+        <w:rPr>
+          <w:rStyle w:val="token"/>
+          <w:rFonts w:ascii="Consolas" w:hAnsi="Consolas"/>
+          <w:color w:val="A626A4"/>
+          <w:lang w:val="it-IT"/>
+        </w:rPr>
+        <w:t>type</w:t>
+      </w:r>
+      <w:proofErr w:type="spellEnd"/>
+      <w:r>
+        <w:rPr>
+          <w:rStyle w:val="token"/>
+          <w:rFonts w:ascii="Consolas" w:hAnsi="Consolas"/>
+          <w:color w:val="A626A4"/>
+          <w:lang w:val="it-IT"/>
+        </w:rPr>
+        <w:t>`</w:t>
+      </w:r>
+      <w:r>
+        <w:rPr>
+          <w:lang w:val="it-IT"/>
+        </w:rPr>
+        <w:t xml:space="preserve"> – es. '</w:t>
+      </w:r>
+      <w:proofErr w:type="spellStart"/>
+      <w:r>
+        <w:rPr>
+          <w:lang w:val="it-IT"/>
+        </w:rPr>
+        <w:t>gatherer</w:t>
+      </w:r>
+      <w:proofErr w:type="spellEnd"/>
+      <w:r>
+        <w:rPr>
+          <w:lang w:val="it-IT"/>
+        </w:rPr>
+        <w:t>'</w:t>
+      </w:r>
+    </w:p>
+    <w:p>
+      <w:pPr>
+        <w:pStyle w:val="ListParagraph"/>
+        <w:numPr>
+          <w:ilvl w:val="0"/>
+          <w:numId w:val="31"/>
+        </w:numPr>
+        <w:rPr>
+          <w:lang w:val="it-IT"/>
+        </w:rPr>
+      </w:pPr>
+      <w:r>
+        <w:rPr>
+          <w:rStyle w:val="token"/>
+          <w:rFonts w:ascii="Consolas" w:hAnsi="Consolas"/>
+          <w:color w:val="A626A4"/>
+          <w:lang w:val="it-IT"/>
+        </w:rPr>
+        <w:t>`</w:t>
+      </w:r>
+      <w:proofErr w:type="spellStart"/>
+      <w:r>
+        <w:rPr>
+          <w:rStyle w:val="token"/>
+          <w:rFonts w:ascii="Consolas" w:hAnsi="Consolas"/>
+          <w:color w:val="A626A4"/>
+          <w:lang w:val="it-IT"/>
+        </w:rPr>
+        <w:t>totalWorkers</w:t>
+      </w:r>
+      <w:proofErr w:type="spellEnd"/>
+      <w:r>
+        <w:rPr>
+          <w:rStyle w:val="token"/>
+          <w:rFonts w:ascii="Consolas" w:hAnsi="Consolas"/>
+          <w:color w:val="A626A4"/>
+          <w:lang w:val="it-IT"/>
+        </w:rPr>
+        <w:t>`</w:t>
+      </w:r>
+      <w:r>
+        <w:rPr>
+          <w:lang w:val="it-IT"/>
+        </w:rPr>
+        <w:t xml:space="preserve"> – numero totale di individui che appartengono a questo Pop.</w:t>
+      </w:r>
+    </w:p>
+    <w:p>
+      <w:pPr>
+        <w:pStyle w:val="ListParagraph"/>
+        <w:numPr>
+          <w:ilvl w:val="0"/>
+          <w:numId w:val="31"/>
+        </w:numPr>
+        <w:rPr>
+          <w:lang w:val="it-IT"/>
+        </w:rPr>
+      </w:pPr>
+      <w:r>
+        <w:rPr>
+          <w:rStyle w:val="token"/>
+          <w:rFonts w:ascii="Consolas" w:hAnsi="Consolas"/>
+          <w:color w:val="A626A4"/>
+          <w:lang w:val="it-IT"/>
+        </w:rPr>
+        <w:t>`</w:t>
+      </w:r>
+      <w:proofErr w:type="spellStart"/>
+      <w:r>
+        <w:rPr>
+          <w:rStyle w:val="token"/>
+          <w:rFonts w:ascii="Consolas" w:hAnsi="Consolas"/>
+          <w:color w:val="A626A4"/>
+          <w:lang w:val="it-IT"/>
+        </w:rPr>
+        <w:t>availableWorkers</w:t>
+      </w:r>
+      <w:proofErr w:type="spellEnd"/>
+      <w:r>
+        <w:rPr>
+          <w:rStyle w:val="token"/>
+          <w:rFonts w:ascii="Consolas" w:hAnsi="Consolas"/>
+          <w:color w:val="A626A4"/>
+          <w:lang w:val="it-IT"/>
+        </w:rPr>
+        <w:t>`</w:t>
+      </w:r>
+      <w:r>
+        <w:rPr>
+          <w:lang w:val="it-IT"/>
+        </w:rPr>
+        <w:t xml:space="preserve"> – </w:t>
+      </w:r>
+      <w:r>
+        <w:rPr>
+          <w:lang w:val="it-IT"/>
+        </w:rPr>
+        <w:t>lavoratori attualmente al campo, pronti per essere mandati in spedizione. Includono anche i lavoratori "disoccupati" che non sono attualmente in viaggio</w:t>
+      </w:r>
+      <w:r>
+        <w:rPr>
+          <w:lang w:val="it-IT"/>
+        </w:rPr>
+        <w:t>, sia perché sono a riposo, sia perché non sono legati ad alcuna spedizione</w:t>
+      </w:r>
+      <w:r>
+        <w:rPr>
+          <w:lang w:val="it-IT"/>
+        </w:rPr>
+        <w:t>. Non tornano automaticamente al pool </w:t>
+      </w:r>
+      <w:proofErr w:type="spellStart"/>
+      <w:r>
+        <w:rPr>
+          <w:lang w:val="it-IT"/>
+        </w:rPr>
+        <w:t>unassignedPopulation</w:t>
+      </w:r>
+      <w:proofErr w:type="spellEnd"/>
+      <w:r>
+        <w:rPr>
+          <w:lang w:val="it-IT"/>
+        </w:rPr>
+        <w:t>; solo un'azione esplicita del giocatore (non ancora implementata) potrebbe riconvertirli.</w:t>
+      </w:r>
+    </w:p>
+    <w:p>
+      <w:pPr>
+        <w:pStyle w:val="ListParagraph"/>
+        <w:numPr>
+          <w:ilvl w:val="0"/>
+          <w:numId w:val="31"/>
+        </w:numPr>
+        <w:rPr>
+          <w:lang w:val="it-IT"/>
+        </w:rPr>
+      </w:pPr>
+      <w:r>
+        <w:rPr>
+          <w:rStyle w:val="token"/>
+          <w:rFonts w:ascii="Consolas" w:hAnsi="Consolas"/>
+          <w:color w:val="A626A4"/>
+          <w:lang w:val="it-IT"/>
+        </w:rPr>
+        <w:t>`</w:t>
+      </w:r>
+      <w:proofErr w:type="spellStart"/>
+      <w:r>
+        <w:rPr>
+          <w:rStyle w:val="token"/>
+          <w:rFonts w:ascii="Consolas" w:hAnsi="Consolas"/>
+          <w:color w:val="A626A4"/>
+          <w:lang w:val="it-IT"/>
+        </w:rPr>
+        <w:t>assignedWorkers</w:t>
+      </w:r>
+      <w:proofErr w:type="spellEnd"/>
+      <w:r>
+        <w:rPr>
+          <w:rStyle w:val="token"/>
+          <w:rFonts w:ascii="Consolas" w:hAnsi="Consolas"/>
+          <w:color w:val="A626A4"/>
+          <w:lang w:val="it-IT"/>
+        </w:rPr>
+        <w:t>`</w:t>
+      </w:r>
+      <w:r>
+        <w:rPr>
+          <w:lang w:val="it-IT"/>
+        </w:rPr>
+        <w:t xml:space="preserve"> – lavoratori attualmente in spedizione.</w:t>
+      </w:r>
+    </w:p>
+    <w:p>
+      <w:pPr>
+        <w:rPr>
+          <w:lang w:val="it-IT"/>
+        </w:rPr>
+      </w:pPr>
+      <w:r>
+        <w:rPr>
+          <w:lang w:val="it-IT"/>
+        </w:rPr>
+        <w:t xml:space="preserve">Quando una spedizione torna, i lavoratori rientrano in </w:t>
+      </w:r>
+      <w:r>
+        <w:rPr>
+          <w:rStyle w:val="token"/>
+          <w:rFonts w:ascii="Consolas" w:hAnsi="Consolas"/>
+          <w:color w:val="A626A4"/>
+          <w:lang w:val="it-IT"/>
+        </w:rPr>
+        <w:t>`</w:t>
+      </w:r>
+      <w:proofErr w:type="spellStart"/>
+      <w:r>
+        <w:rPr>
+          <w:rStyle w:val="token"/>
+          <w:rFonts w:ascii="Consolas" w:hAnsi="Consolas"/>
+          <w:color w:val="A626A4"/>
+          <w:lang w:val="it-IT"/>
+        </w:rPr>
+        <w:t>availableWorkers</w:t>
+      </w:r>
+      <w:proofErr w:type="spellEnd"/>
+      <w:r>
+        <w:rPr>
+          <w:rStyle w:val="token"/>
+          <w:rFonts w:ascii="Consolas" w:hAnsi="Consolas"/>
+          <w:color w:val="A626A4"/>
+          <w:lang w:val="it-IT"/>
+        </w:rPr>
+        <w:t>`</w:t>
+      </w:r>
+      <w:r>
+        <w:rPr>
+          <w:lang w:val="it-IT"/>
+        </w:rPr>
+        <w:t xml:space="preserve">. Se una spedizione viene cancellata, i lavoratori possono tornare al pool </w:t>
+      </w:r>
+      <w:r>
+        <w:rPr>
+          <w:rStyle w:val="token"/>
+          <w:rFonts w:ascii="Consolas" w:hAnsi="Consolas"/>
+          <w:color w:val="A626A4"/>
+          <w:lang w:val="it-IT"/>
+        </w:rPr>
+        <w:t>`</w:t>
+      </w:r>
+      <w:proofErr w:type="spellStart"/>
+      <w:r>
+        <w:rPr>
+          <w:rStyle w:val="token"/>
+          <w:rFonts w:ascii="Consolas" w:hAnsi="Consolas"/>
+          <w:color w:val="A626A4"/>
+          <w:lang w:val="it-IT"/>
+        </w:rPr>
+        <w:t>unassignedPopulation</w:t>
+      </w:r>
+      <w:proofErr w:type="spellEnd"/>
+      <w:r>
+        <w:rPr>
+          <w:rStyle w:val="token"/>
+          <w:rFonts w:ascii="Consolas" w:hAnsi="Consolas"/>
+          <w:color w:val="A626A4"/>
+          <w:lang w:val="it-IT"/>
+        </w:rPr>
+        <w:t>`</w:t>
+      </w:r>
+      <w:r>
+        <w:rPr>
+          <w:lang w:val="it-IT"/>
+        </w:rPr>
+        <w:t xml:space="preserve"> (riconvertiti in popolazione generica).</w:t>
+      </w:r>
+    </w:p>
+    <w:p>
+      <w:pPr>
+        <w:rPr>
+          <w:lang w:val="it-IT"/>
+        </w:rPr>
+      </w:pPr>
+      <w:r>
+        <w:rPr>
+          <w:lang w:val="it-IT"/>
+        </w:rPr>
+        <w:t>In futuro, potranno esistere più Pop con diverse specializzazioni (cacciatori, pescatori, artigiani) e anche con diverse etnie/religioni. Spedizioni miste (individui da più Pop) saranno possibili quando introdurremo la possibilità di comporre gruppi eterogenei (MVP2+).</w:t>
+      </w:r>
+    </w:p>
+    <w:p>
+      <w:pPr>
+        <w:pStyle w:val="Heading2"/>
+      </w:pPr>
+      <w:proofErr w:type="spellStart"/>
+      <w:r>
+        <w:t>Expedition</w:t>
+      </w:r>
+      <w:proofErr w:type="spellEnd"/>
+    </w:p>
+    <w:p>
+      <w:pPr>
+        <w:rPr>
+          <w:lang w:val="it-IT"/>
+        </w:rPr>
+      </w:pPr>
+      <w:r>
+        <w:rPr>
+          <w:lang w:val="it-IT"/>
+        </w:rPr>
+        <w:t xml:space="preserve">Una spedizione è un'entità mobile sulla mappa, creata prelevando </w:t>
+      </w:r>
+      <w:r>
+        <w:rPr>
+          <w:rStyle w:val="token"/>
+          <w:rFonts w:ascii="Consolas" w:hAnsi="Consolas"/>
+          <w:color w:val="A626A4"/>
+          <w:lang w:val="it-IT"/>
+        </w:rPr>
+        <w:t>`n`</w:t>
+      </w:r>
+      <w:r>
+        <w:rPr>
+          <w:lang w:val="it-IT"/>
+        </w:rPr>
+        <w:t xml:space="preserve"> lavoratori da un Pop (o dalla popolazione non assegnata, creando il Pop al volo).  </w:t>
+      </w:r>
+    </w:p>
+    <w:p>
+      <w:pPr>
+        <w:rPr>
+          <w:lang w:val="it-IT"/>
+        </w:rPr>
+      </w:pPr>
+      <w:r>
+        <w:rPr>
+          <w:lang w:val="it-IT"/>
+        </w:rPr>
+        <w:lastRenderedPageBreak/>
+        <w:t>Proprietà:</w:t>
+      </w:r>
+    </w:p>
+    <w:p>
+      <w:pPr>
+        <w:rPr>
+          <w:lang w:val="it-IT"/>
+        </w:rPr>
+      </w:pPr>
+    </w:p>
+    <w:p>
+      <w:pPr>
+        <w:pStyle w:val="ListParagraph"/>
+        <w:numPr>
+          <w:ilvl w:val="0"/>
+          <w:numId w:val="31"/>
+        </w:numPr>
+        <w:rPr>
+          <w:lang w:val="it-IT"/>
+        </w:rPr>
+      </w:pPr>
+      <w:r>
+        <w:rPr>
+          <w:rStyle w:val="token"/>
+          <w:rFonts w:ascii="Consolas" w:hAnsi="Consolas"/>
+          <w:color w:val="A626A4"/>
+          <w:lang w:val="it-IT"/>
+        </w:rPr>
+        <w:t>`id`</w:t>
+      </w:r>
+      <w:r>
+        <w:rPr>
+          <w:lang w:val="it-IT"/>
+        </w:rPr>
+        <w:t xml:space="preserve"> – identificativo univoco.</w:t>
+      </w:r>
+    </w:p>
+    <w:p>
+      <w:pPr>
+        <w:pStyle w:val="ListParagraph"/>
+        <w:numPr>
+          <w:ilvl w:val="0"/>
+          <w:numId w:val="31"/>
+        </w:numPr>
+        <w:rPr>
+          <w:lang w:val="it-IT"/>
+        </w:rPr>
+      </w:pPr>
+      <w:r>
+        <w:rPr>
+          <w:rStyle w:val="token"/>
+          <w:rFonts w:ascii="Consolas" w:hAnsi="Consolas"/>
+          <w:color w:val="A626A4"/>
+          <w:lang w:val="it-IT"/>
+        </w:rPr>
+        <w:t>`</w:t>
+      </w:r>
+      <w:proofErr w:type="spellStart"/>
+      <w:r>
+        <w:rPr>
+          <w:rStyle w:val="token"/>
+          <w:rFonts w:ascii="Consolas" w:hAnsi="Consolas"/>
+          <w:color w:val="A626A4"/>
+          <w:lang w:val="it-IT"/>
+        </w:rPr>
+        <w:t>popType</w:t>
+      </w:r>
+      <w:proofErr w:type="spellEnd"/>
+      <w:r>
+        <w:rPr>
+          <w:rStyle w:val="token"/>
+          <w:rFonts w:ascii="Consolas" w:hAnsi="Consolas"/>
+          <w:color w:val="A626A4"/>
+          <w:lang w:val="it-IT"/>
+        </w:rPr>
+        <w:t>`</w:t>
+      </w:r>
+      <w:r>
+        <w:rPr>
+          <w:lang w:val="it-IT"/>
+        </w:rPr>
+        <w:t xml:space="preserve"> – tipo di Pop da cui proviene (es. '</w:t>
+      </w:r>
+      <w:proofErr w:type="spellStart"/>
+      <w:r>
+        <w:rPr>
+          <w:lang w:val="it-IT"/>
+        </w:rPr>
+        <w:t>gatherer</w:t>
+      </w:r>
+      <w:proofErr w:type="spellEnd"/>
+      <w:r>
+        <w:rPr>
+          <w:lang w:val="it-IT"/>
+        </w:rPr>
+        <w:t>').</w:t>
+      </w:r>
+    </w:p>
+    <w:p>
+      <w:pPr>
+        <w:pStyle w:val="ListParagraph"/>
+        <w:numPr>
+          <w:ilvl w:val="0"/>
+          <w:numId w:val="31"/>
+        </w:numPr>
+        <w:rPr>
+          <w:lang w:val="it-IT"/>
+        </w:rPr>
+      </w:pPr>
+      <w:r>
+        <w:rPr>
+          <w:rStyle w:val="token"/>
+          <w:rFonts w:ascii="Consolas" w:hAnsi="Consolas"/>
+          <w:color w:val="A626A4"/>
+          <w:lang w:val="it-IT"/>
+        </w:rPr>
+        <w:t>`</w:t>
+      </w:r>
+      <w:proofErr w:type="spellStart"/>
+      <w:r>
+        <w:rPr>
+          <w:rStyle w:val="token"/>
+          <w:rFonts w:ascii="Consolas" w:hAnsi="Consolas"/>
+          <w:color w:val="A626A4"/>
+          <w:lang w:val="it-IT"/>
+        </w:rPr>
+        <w:t>workerCount</w:t>
+      </w:r>
+      <w:proofErr w:type="spellEnd"/>
+      <w:r>
+        <w:rPr>
+          <w:rStyle w:val="token"/>
+          <w:rFonts w:ascii="Consolas" w:hAnsi="Consolas"/>
+          <w:color w:val="A626A4"/>
+          <w:lang w:val="it-IT"/>
+        </w:rPr>
+        <w:t>`</w:t>
+      </w:r>
+      <w:r>
+        <w:rPr>
+          <w:lang w:val="it-IT"/>
+        </w:rPr>
+        <w:t xml:space="preserve"> – numero di individui in questa spedizione.</w:t>
+      </w:r>
+    </w:p>
+    <w:p>
+      <w:pPr>
+        <w:pStyle w:val="ListParagraph"/>
+        <w:numPr>
+          <w:ilvl w:val="0"/>
+          <w:numId w:val="31"/>
+        </w:numPr>
+      </w:pPr>
+      <w:r>
+        <w:rPr>
+          <w:rStyle w:val="token"/>
+          <w:rFonts w:ascii="Consolas" w:hAnsi="Consolas"/>
+          <w:color w:val="A626A4"/>
+        </w:rPr>
+        <w:t>`state`</w:t>
+      </w:r>
+      <w:r>
+        <w:t xml:space="preserve"> – '</w:t>
+      </w:r>
+      <w:proofErr w:type="spellStart"/>
+      <w:r>
+        <w:t>travellingToArea</w:t>
+      </w:r>
+      <w:proofErr w:type="spellEnd"/>
+      <w:r>
+        <w:t>', 'gathering', '</w:t>
+      </w:r>
+      <w:proofErr w:type="spellStart"/>
+      <w:r>
+        <w:t>returningToCamp</w:t>
+      </w:r>
+      <w:proofErr w:type="spellEnd"/>
+      <w:r>
+        <w:t>', 'resting'.</w:t>
+      </w:r>
+    </w:p>
+    <w:p>
+      <w:pPr>
+        <w:pStyle w:val="ListParagraph"/>
+        <w:numPr>
+          <w:ilvl w:val="0"/>
+          <w:numId w:val="31"/>
+        </w:numPr>
+        <w:rPr>
+          <w:lang w:val="it-IT"/>
+        </w:rPr>
+      </w:pPr>
+      <w:r>
+        <w:rPr>
+          <w:rStyle w:val="token"/>
+          <w:rFonts w:ascii="Consolas" w:hAnsi="Consolas"/>
+          <w:color w:val="A626A4"/>
+          <w:lang w:val="it-IT"/>
+        </w:rPr>
+        <w:t>`</w:t>
+      </w:r>
+      <w:proofErr w:type="spellStart"/>
+      <w:r>
+        <w:rPr>
+          <w:rStyle w:val="token"/>
+          <w:rFonts w:ascii="Consolas" w:hAnsi="Consolas"/>
+          <w:color w:val="A626A4"/>
+          <w:lang w:val="it-IT"/>
+        </w:rPr>
+        <w:t>inventory</w:t>
+      </w:r>
+      <w:proofErr w:type="spellEnd"/>
+      <w:r>
+        <w:rPr>
+          <w:rStyle w:val="token"/>
+          <w:rFonts w:ascii="Consolas" w:hAnsi="Consolas"/>
+          <w:color w:val="A626A4"/>
+          <w:lang w:val="it-IT"/>
+        </w:rPr>
+        <w:t>`</w:t>
+      </w:r>
+      <w:r>
+        <w:rPr>
+          <w:lang w:val="it-IT"/>
+        </w:rPr>
+        <w:t xml:space="preserve"> – quantità di cibo raccolto (e in futuro altre risorse).</w:t>
+      </w:r>
+    </w:p>
+    <w:p>
+      <w:pPr>
+        <w:pStyle w:val="ListParagraph"/>
+        <w:numPr>
+          <w:ilvl w:val="0"/>
+          <w:numId w:val="31"/>
+        </w:numPr>
+        <w:rPr>
+          <w:lang w:val="it-IT"/>
+        </w:rPr>
+      </w:pPr>
+      <w:r>
+        <w:rPr>
+          <w:rStyle w:val="token"/>
+          <w:rFonts w:ascii="Consolas" w:hAnsi="Consolas"/>
+          <w:color w:val="A626A4"/>
+          <w:lang w:val="it-IT"/>
+        </w:rPr>
+        <w:t>`</w:t>
+      </w:r>
+      <w:proofErr w:type="spellStart"/>
+      <w:r>
+        <w:rPr>
+          <w:rStyle w:val="token"/>
+          <w:rFonts w:ascii="Consolas" w:hAnsi="Consolas"/>
+          <w:color w:val="A626A4"/>
+          <w:lang w:val="it-IT"/>
+        </w:rPr>
+        <w:t>provisions</w:t>
+      </w:r>
+      <w:proofErr w:type="spellEnd"/>
+      <w:r>
+        <w:rPr>
+          <w:rStyle w:val="token"/>
+          <w:rFonts w:ascii="Consolas" w:hAnsi="Consolas"/>
+          <w:color w:val="A626A4"/>
+          <w:lang w:val="it-IT"/>
+        </w:rPr>
+        <w:t>`</w:t>
+      </w:r>
+      <w:r>
+        <w:rPr>
+          <w:lang w:val="it-IT"/>
+        </w:rPr>
+        <w:t xml:space="preserve"> – cibo portato per il viaggio, consumato durante il tragitto e la raccolta.</w:t>
+      </w:r>
+    </w:p>
+    <w:p>
+      <w:pPr>
+        <w:pStyle w:val="ListParagraph"/>
+        <w:numPr>
+          <w:ilvl w:val="0"/>
+          <w:numId w:val="31"/>
+        </w:numPr>
+        <w:rPr>
+          <w:lang w:val="it-IT"/>
+        </w:rPr>
+      </w:pPr>
+      <w:r>
+        <w:rPr>
+          <w:rStyle w:val="token"/>
+          <w:rFonts w:ascii="Consolas" w:hAnsi="Consolas"/>
+          <w:color w:val="A626A4"/>
+          <w:lang w:val="it-IT"/>
+        </w:rPr>
+        <w:t>`</w:t>
+      </w:r>
+      <w:proofErr w:type="spellStart"/>
+      <w:r>
+        <w:rPr>
+          <w:rStyle w:val="token"/>
+          <w:rFonts w:ascii="Consolas" w:hAnsi="Consolas"/>
+          <w:color w:val="A626A4"/>
+          <w:lang w:val="it-IT"/>
+        </w:rPr>
+        <w:t>areaCenter</w:t>
+      </w:r>
+      <w:proofErr w:type="spellEnd"/>
+      <w:r>
+        <w:rPr>
+          <w:rStyle w:val="token"/>
+          <w:rFonts w:ascii="Consolas" w:hAnsi="Consolas"/>
+          <w:color w:val="A626A4"/>
+          <w:lang w:val="it-IT"/>
+        </w:rPr>
+        <w:t>`</w:t>
+      </w:r>
+      <w:r>
+        <w:rPr>
+          <w:lang w:val="it-IT"/>
+        </w:rPr>
+        <w:t xml:space="preserve"> – {x, y} centro dell'area di raccolta assegnata.</w:t>
+      </w:r>
+    </w:p>
+    <w:p>
+      <w:pPr>
+        <w:pStyle w:val="ListParagraph"/>
+        <w:numPr>
+          <w:ilvl w:val="0"/>
+          <w:numId w:val="31"/>
+        </w:numPr>
+        <w:rPr>
+          <w:lang w:val="it-IT"/>
+        </w:rPr>
+      </w:pPr>
+      <w:r>
+        <w:rPr>
+          <w:rStyle w:val="token"/>
+          <w:rFonts w:ascii="Consolas" w:hAnsi="Consolas"/>
+          <w:color w:val="A626A4"/>
+          <w:lang w:val="it-IT"/>
+        </w:rPr>
+        <w:t>`</w:t>
+      </w:r>
+      <w:proofErr w:type="spellStart"/>
+      <w:r>
+        <w:rPr>
+          <w:rStyle w:val="token"/>
+          <w:rFonts w:ascii="Consolas" w:hAnsi="Consolas"/>
+          <w:color w:val="A626A4"/>
+          <w:lang w:val="it-IT"/>
+        </w:rPr>
+        <w:t>areaRadius</w:t>
+      </w:r>
+      <w:proofErr w:type="spellEnd"/>
+      <w:r>
+        <w:rPr>
+          <w:rStyle w:val="token"/>
+          <w:rFonts w:ascii="Consolas" w:hAnsi="Consolas"/>
+          <w:color w:val="A626A4"/>
+          <w:lang w:val="it-IT"/>
+        </w:rPr>
+        <w:t>`</w:t>
+      </w:r>
+      <w:r>
+        <w:rPr>
+          <w:lang w:val="it-IT"/>
+        </w:rPr>
+        <w:t xml:space="preserve"> – raggio dell'area di raccolta (es. 150 pixel).</w:t>
+      </w:r>
+    </w:p>
+    <w:p>
+      <w:pPr>
+        <w:pStyle w:val="ListParagraph"/>
+        <w:numPr>
+          <w:ilvl w:val="0"/>
+          <w:numId w:val="31"/>
+        </w:numPr>
+        <w:rPr>
+          <w:lang w:val="it-IT"/>
+        </w:rPr>
+      </w:pPr>
+      <w:r>
+        <w:rPr>
+          <w:rStyle w:val="token"/>
+          <w:rFonts w:ascii="Consolas" w:hAnsi="Consolas"/>
+          <w:color w:val="A626A4"/>
+          <w:lang w:val="it-IT"/>
+        </w:rPr>
+        <w:t>`</w:t>
+      </w:r>
+      <w:proofErr w:type="spellStart"/>
+      <w:r>
+        <w:rPr>
+          <w:rStyle w:val="token"/>
+          <w:rFonts w:ascii="Consolas" w:hAnsi="Consolas"/>
+          <w:color w:val="A626A4"/>
+          <w:lang w:val="it-IT"/>
+        </w:rPr>
+        <w:t>campRef</w:t>
+      </w:r>
+      <w:proofErr w:type="spellEnd"/>
+      <w:r>
+        <w:rPr>
+          <w:rStyle w:val="token"/>
+          <w:rFonts w:ascii="Consolas" w:hAnsi="Consolas"/>
+          <w:color w:val="A626A4"/>
+          <w:lang w:val="it-IT"/>
+        </w:rPr>
+        <w:t>`</w:t>
+      </w:r>
+      <w:r>
+        <w:rPr>
+          <w:lang w:val="it-IT"/>
+        </w:rPr>
+        <w:t xml:space="preserve"> – riferimento all'accampamento per il ritorno.</w:t>
+      </w:r>
+    </w:p>
+    <w:p>
+      <w:pPr>
+        <w:pStyle w:val="ListParagraph"/>
+        <w:numPr>
+          <w:ilvl w:val="0"/>
+          <w:numId w:val="31"/>
+        </w:numPr>
+        <w:rPr>
+          <w:lang w:val="it-IT"/>
+        </w:rPr>
+      </w:pPr>
+      <w:r>
+        <w:rPr>
+          <w:rStyle w:val="token"/>
+          <w:rFonts w:ascii="Consolas" w:hAnsi="Consolas"/>
+          <w:color w:val="A626A4"/>
+          <w:lang w:val="it-IT"/>
+        </w:rPr>
+        <w:t>`</w:t>
+      </w:r>
+      <w:proofErr w:type="spellStart"/>
+      <w:r>
+        <w:rPr>
+          <w:rStyle w:val="token"/>
+          <w:rFonts w:ascii="Consolas" w:hAnsi="Consolas"/>
+          <w:color w:val="A626A4"/>
+          <w:lang w:val="it-IT"/>
+        </w:rPr>
+        <w:t>cooldownRemaining</w:t>
+      </w:r>
+      <w:proofErr w:type="spellEnd"/>
+      <w:r>
+        <w:rPr>
+          <w:rStyle w:val="token"/>
+          <w:rFonts w:ascii="Consolas" w:hAnsi="Consolas"/>
+          <w:color w:val="A626A4"/>
+          <w:lang w:val="it-IT"/>
+        </w:rPr>
+        <w:t>`</w:t>
+      </w:r>
+      <w:r>
+        <w:rPr>
+          <w:lang w:val="it-IT"/>
+        </w:rPr>
+        <w:t xml:space="preserve"> – secondi di riposo rimanenti dopo il rientro.</w:t>
+      </w:r>
+    </w:p>
+    <w:p>
+      <w:pPr>
+        <w:pStyle w:val="Heading3"/>
+      </w:pPr>
+      <w:r>
+        <w:rPr>
+          <w:rStyle w:val="token"/>
+        </w:rPr>
+        <w:t>Comportam</w:t>
+      </w:r>
+      <w:r>
+        <w:t>ento automatico</w:t>
+      </w:r>
+    </w:p>
+    <w:p>
+      <w:pPr>
+        <w:pStyle w:val="ListParagraph"/>
+        <w:numPr>
+          <w:ilvl w:val="0"/>
+          <w:numId w:val="36"/>
+        </w:numPr>
+        <w:rPr>
+          <w:lang w:val="it-IT"/>
+        </w:rPr>
+      </w:pPr>
+      <w:r>
+        <w:rPr>
+          <w:rStyle w:val="token"/>
+          <w:rFonts w:ascii="Consolas" w:hAnsi="Consolas"/>
+          <w:b/>
+          <w:bCs/>
+          <w:color w:val="0F1115"/>
+          <w:lang w:val="it-IT"/>
+        </w:rPr>
+        <w:t>Partenza:</w:t>
+      </w:r>
+      <w:r>
+        <w:rPr>
+          <w:lang w:val="it-IT"/>
+        </w:rPr>
+        <w:t xml:space="preserve"> la spedizione riceve una quantità di provviste dalle scorte del campo, proporzionale al numero di lavoratori e alla distanza.</w:t>
+      </w:r>
+    </w:p>
+    <w:p>
+      <w:pPr>
+        <w:pStyle w:val="ListParagraph"/>
+        <w:numPr>
+          <w:ilvl w:val="0"/>
+          <w:numId w:val="36"/>
+        </w:numPr>
+        <w:rPr>
+          <w:lang w:val="it-IT"/>
+        </w:rPr>
+      </w:pPr>
+      <w:r>
+        <w:rPr>
+          <w:rStyle w:val="token"/>
+          <w:rFonts w:ascii="Consolas" w:hAnsi="Consolas"/>
+          <w:b/>
+          <w:bCs/>
+          <w:color w:val="0F1115"/>
+          <w:lang w:val="it-IT"/>
+        </w:rPr>
+        <w:t>Viaggio di andata:</w:t>
+      </w:r>
+      <w:r>
+        <w:rPr>
+          <w:lang w:val="it-IT"/>
+        </w:rPr>
+        <w:t xml:space="preserve"> si muove verso </w:t>
+      </w:r>
+      <w:r>
+        <w:rPr>
+          <w:rStyle w:val="token"/>
+          <w:rFonts w:ascii="Consolas" w:hAnsi="Consolas"/>
+          <w:color w:val="A626A4"/>
+          <w:lang w:val="it-IT"/>
+        </w:rPr>
+        <w:t>`</w:t>
+      </w:r>
+      <w:proofErr w:type="spellStart"/>
+      <w:r>
+        <w:rPr>
+          <w:rStyle w:val="token"/>
+          <w:rFonts w:ascii="Consolas" w:hAnsi="Consolas"/>
+          <w:color w:val="A626A4"/>
+          <w:lang w:val="it-IT"/>
+        </w:rPr>
+        <w:t>areaCenter</w:t>
+      </w:r>
+      <w:proofErr w:type="spellEnd"/>
+      <w:r>
+        <w:rPr>
+          <w:rStyle w:val="token"/>
+          <w:rFonts w:ascii="Consolas" w:hAnsi="Consolas"/>
+          <w:color w:val="A626A4"/>
+          <w:lang w:val="it-IT"/>
+        </w:rPr>
+        <w:t>`</w:t>
+      </w:r>
+      <w:r>
+        <w:rPr>
+          <w:lang w:val="it-IT"/>
+        </w:rPr>
+        <w:t>.</w:t>
+      </w:r>
+    </w:p>
+    <w:p>
+      <w:pPr>
+        <w:pStyle w:val="ListParagraph"/>
+        <w:numPr>
+          <w:ilvl w:val="0"/>
+          <w:numId w:val="36"/>
+        </w:numPr>
+        <w:rPr>
+          <w:lang w:val="it-IT"/>
+        </w:rPr>
+      </w:pPr>
+      <w:r>
+        <w:rPr>
+          <w:rStyle w:val="token"/>
+          <w:rFonts w:ascii="Consolas" w:hAnsi="Consolas"/>
+          <w:b/>
+          <w:bCs/>
+          <w:color w:val="0F1115"/>
+          <w:lang w:val="it-IT"/>
+        </w:rPr>
+        <w:t>Raccolta:</w:t>
+      </w:r>
+      <w:r>
+        <w:rPr>
+          <w:lang w:val="it-IT"/>
+        </w:rPr>
+        <w:t xml:space="preserve"> </w:t>
+      </w:r>
+      <w:r>
+        <w:rPr>
+          <w:lang w:val="it-IT"/>
+        </w:rPr>
+        <w:t>arrivata all'area, la spedizione individua la cella con `</w:t>
+      </w:r>
+      <w:proofErr w:type="spellStart"/>
+      <w:r>
+        <w:rPr>
+          <w:lang w:val="it-IT"/>
+        </w:rPr>
+        <w:t>forageDensity</w:t>
+      </w:r>
+      <w:proofErr w:type="spellEnd"/>
+      <w:r>
+        <w:rPr>
+          <w:lang w:val="it-IT"/>
+        </w:rPr>
+        <w:t xml:space="preserve">` più alta entro il raggio. Inizia a raccogliere da quella cella. Quando la densità della cella corrente scende sotto una </w:t>
+      </w:r>
+      <w:r>
+        <w:rPr>
+          <w:b/>
+          <w:bCs/>
+          <w:lang w:val="it-IT"/>
+        </w:rPr>
+        <w:t>**soglia di abbandono**</w:t>
+      </w:r>
+      <w:r>
+        <w:rPr>
+          <w:lang w:val="it-IT"/>
+        </w:rPr>
+        <w:t xml:space="preserve"> (inizialmente 0.2), la spedizione cerca </w:t>
+      </w:r>
+      <w:r>
+        <w:rPr>
+          <w:lang w:val="it-IT"/>
+        </w:rPr>
+        <w:t>l</w:t>
+      </w:r>
+      <w:r>
+        <w:rPr>
+          <w:lang w:val="it-IT"/>
+        </w:rPr>
+        <w:t xml:space="preserve">'altra cella </w:t>
+      </w:r>
+      <w:r>
+        <w:rPr>
+          <w:lang w:val="it-IT"/>
+        </w:rPr>
+        <w:t xml:space="preserve">più vicina con la densità più elevata con </w:t>
+      </w:r>
+      <w:proofErr w:type="spellStart"/>
+      <w:r>
+        <w:rPr>
+          <w:lang w:val="it-IT"/>
+        </w:rPr>
+        <w:t>forageDensity</w:t>
+      </w:r>
+      <w:proofErr w:type="spellEnd"/>
+      <w:r>
+        <w:rPr>
+          <w:lang w:val="it-IT"/>
+        </w:rPr>
+        <w:t xml:space="preserve"> maggiore di 0</w:t>
+      </w:r>
+      <w:r>
+        <w:rPr>
+          <w:lang w:val="it-IT"/>
+        </w:rPr>
+        <w:t>. Se ne trova una, si sposta e riprende la raccolta. Se nessuna cella supera la soglia, continua sulla cella corrente fino a esaurimento o fino a quando le provviste lo permettono. Questa regola evita di distruggere completamente le zone ricche, lasciandole in grado di rigenerarsi più velocemente in futuro. La soglia di abbandono sarà configurabile in modalità debug (Batch 6).</w:t>
+      </w:r>
+    </w:p>
+    <w:p>
+      <w:pPr>
+        <w:pStyle w:val="ListParagraph"/>
+        <w:numPr>
+          <w:ilvl w:val="0"/>
+          <w:numId w:val="36"/>
+        </w:numPr>
+        <w:rPr>
+          <w:lang w:val="it-IT"/>
+        </w:rPr>
+      </w:pPr>
+      <w:r>
+        <w:rPr>
+          <w:rStyle w:val="token"/>
+          <w:rFonts w:ascii="Consolas" w:hAnsi="Consolas"/>
+          <w:b/>
+          <w:bCs/>
+          <w:color w:val="383A42"/>
+          <w:lang w:val="it-IT"/>
+        </w:rPr>
+        <w:t>**</w:t>
+      </w:r>
+      <w:r>
+        <w:rPr>
+          <w:rStyle w:val="token"/>
+          <w:rFonts w:ascii="Consolas" w:hAnsi="Consolas"/>
+          <w:b/>
+          <w:bCs/>
+          <w:color w:val="0F1115"/>
+          <w:lang w:val="it-IT"/>
+        </w:rPr>
+        <w:t>Ritorno:</w:t>
+      </w:r>
+      <w:r>
+        <w:rPr>
+          <w:rStyle w:val="token"/>
+          <w:rFonts w:ascii="Consolas" w:hAnsi="Consolas"/>
+          <w:b/>
+          <w:bCs/>
+          <w:color w:val="383A42"/>
+          <w:lang w:val="it-IT"/>
+        </w:rPr>
+        <w:t>**</w:t>
+      </w:r>
+      <w:r>
+        <w:rPr>
+          <w:lang w:val="it-IT"/>
+        </w:rPr>
+        <w:t xml:space="preserve"> quando l'inventario è pieno o le provviste scendono sotto una soglia minima per il viaggio di ritorno, la spedizione torna al campo.</w:t>
+      </w:r>
+    </w:p>
+    <w:p>
+      <w:pPr>
+        <w:pStyle w:val="ListParagraph"/>
+        <w:numPr>
+          <w:ilvl w:val="0"/>
+          <w:numId w:val="36"/>
+        </w:numPr>
+        <w:rPr>
+          <w:lang w:val="it-IT"/>
+        </w:rPr>
+      </w:pPr>
+      <w:r>
+        <w:rPr>
+          <w:rStyle w:val="token"/>
+          <w:rFonts w:ascii="Consolas" w:hAnsi="Consolas"/>
+          <w:b/>
+          <w:bCs/>
+          <w:color w:val="383A42"/>
+          <w:lang w:val="it-IT"/>
+        </w:rPr>
+        <w:t>**</w:t>
+      </w:r>
+      <w:r>
+        <w:rPr>
+          <w:rStyle w:val="token"/>
+          <w:rFonts w:ascii="Consolas" w:hAnsi="Consolas"/>
+          <w:b/>
+          <w:bCs/>
+          <w:color w:val="0F1115"/>
+          <w:lang w:val="it-IT"/>
+        </w:rPr>
+        <w:t>Scarico e riposo:</w:t>
+      </w:r>
+      <w:r>
+        <w:rPr>
+          <w:rStyle w:val="token"/>
+          <w:rFonts w:ascii="Consolas" w:hAnsi="Consolas"/>
+          <w:b/>
+          <w:bCs/>
+          <w:color w:val="383A42"/>
+          <w:lang w:val="it-IT"/>
+        </w:rPr>
+        <w:t>**</w:t>
+      </w:r>
+      <w:r>
+        <w:rPr>
+          <w:lang w:val="it-IT"/>
+        </w:rPr>
+        <w:t xml:space="preserve"> arrivata al campo, deposita il cibo raccolto in </w:t>
+      </w:r>
+      <w:r>
+        <w:rPr>
+          <w:rStyle w:val="token"/>
+          <w:rFonts w:ascii="Consolas" w:hAnsi="Consolas"/>
+          <w:color w:val="A626A4"/>
+          <w:lang w:val="it-IT"/>
+        </w:rPr>
+        <w:t>`</w:t>
+      </w:r>
+      <w:proofErr w:type="spellStart"/>
+      <w:r>
+        <w:rPr>
+          <w:rStyle w:val="token"/>
+          <w:rFonts w:ascii="Consolas" w:hAnsi="Consolas"/>
+          <w:color w:val="A626A4"/>
+          <w:lang w:val="it-IT"/>
+        </w:rPr>
+        <w:t>foodStock</w:t>
+      </w:r>
+      <w:proofErr w:type="spellEnd"/>
+      <w:r>
+        <w:rPr>
+          <w:rStyle w:val="token"/>
+          <w:rFonts w:ascii="Consolas" w:hAnsi="Consolas"/>
+          <w:color w:val="A626A4"/>
+          <w:lang w:val="it-IT"/>
+        </w:rPr>
+        <w:t>`</w:t>
+      </w:r>
+      <w:r>
+        <w:rPr>
+          <w:lang w:val="it-IT"/>
+        </w:rPr>
+        <w:t>, i lavoratori rientrano nell'</w:t>
+      </w:r>
+      <w:r>
+        <w:rPr>
+          <w:rStyle w:val="token"/>
+          <w:rFonts w:ascii="Consolas" w:hAnsi="Consolas"/>
+          <w:color w:val="A626A4"/>
+          <w:lang w:val="it-IT"/>
+        </w:rPr>
+        <w:t>`</w:t>
+      </w:r>
+      <w:proofErr w:type="spellStart"/>
+      <w:r>
+        <w:rPr>
+          <w:rStyle w:val="token"/>
+          <w:rFonts w:ascii="Consolas" w:hAnsi="Consolas"/>
+          <w:color w:val="A626A4"/>
+          <w:lang w:val="it-IT"/>
+        </w:rPr>
+        <w:t>availableWorkers</w:t>
+      </w:r>
+      <w:proofErr w:type="spellEnd"/>
+      <w:r>
+        <w:rPr>
+          <w:rStyle w:val="token"/>
+          <w:rFonts w:ascii="Consolas" w:hAnsi="Consolas"/>
+          <w:color w:val="A626A4"/>
+          <w:lang w:val="it-IT"/>
+        </w:rPr>
+        <w:t>`</w:t>
+      </w:r>
+      <w:r>
+        <w:rPr>
+          <w:lang w:val="it-IT"/>
+        </w:rPr>
+        <w:t xml:space="preserve"> del Pop, e la spedizione entra in stato </w:t>
+      </w:r>
+      <w:r>
+        <w:rPr>
+          <w:rStyle w:val="token"/>
+          <w:rFonts w:ascii="Consolas" w:hAnsi="Consolas"/>
+          <w:color w:val="A626A4"/>
+          <w:lang w:val="it-IT"/>
+        </w:rPr>
+        <w:t>`</w:t>
+      </w:r>
+      <w:proofErr w:type="spellStart"/>
+      <w:r>
+        <w:rPr>
+          <w:rStyle w:val="token"/>
+          <w:rFonts w:ascii="Consolas" w:hAnsi="Consolas"/>
+          <w:color w:val="A626A4"/>
+          <w:lang w:val="it-IT"/>
+        </w:rPr>
+        <w:t>resting</w:t>
+      </w:r>
+      <w:proofErr w:type="spellEnd"/>
+      <w:r>
+        <w:rPr>
+          <w:rStyle w:val="token"/>
+          <w:rFonts w:ascii="Consolas" w:hAnsi="Consolas"/>
+          <w:color w:val="A626A4"/>
+          <w:lang w:val="it-IT"/>
+        </w:rPr>
+        <w:t>`</w:t>
+      </w:r>
+      <w:r>
+        <w:rPr>
+          <w:lang w:val="it-IT"/>
+        </w:rPr>
+        <w:t xml:space="preserve"> per un tempo configurabile (</w:t>
+      </w:r>
+      <w:r>
+        <w:rPr>
+          <w:rStyle w:val="token"/>
+          <w:rFonts w:ascii="Consolas" w:hAnsi="Consolas"/>
+          <w:color w:val="A626A4"/>
+          <w:lang w:val="it-IT"/>
+        </w:rPr>
+        <w:t>`</w:t>
+      </w:r>
+      <w:proofErr w:type="spellStart"/>
+      <w:r>
+        <w:rPr>
+          <w:rStyle w:val="token"/>
+          <w:rFonts w:ascii="Consolas" w:hAnsi="Consolas"/>
+          <w:color w:val="A626A4"/>
+          <w:lang w:val="it-IT"/>
+        </w:rPr>
+        <w:t>cooldown</w:t>
+      </w:r>
+      <w:proofErr w:type="spellEnd"/>
+      <w:r>
+        <w:rPr>
+          <w:rStyle w:val="token"/>
+          <w:rFonts w:ascii="Consolas" w:hAnsi="Consolas"/>
+          <w:color w:val="A626A4"/>
+          <w:lang w:val="it-IT"/>
+        </w:rPr>
+        <w:t>`</w:t>
+      </w:r>
+      <w:r>
+        <w:rPr>
+          <w:lang w:val="it-IT"/>
+        </w:rPr>
+        <w:t>).</w:t>
+      </w:r>
+    </w:p>
+    <w:p>
+      <w:pPr>
+        <w:pStyle w:val="ListParagraph"/>
+        <w:numPr>
+          <w:ilvl w:val="0"/>
+          <w:numId w:val="36"/>
+        </w:numPr>
+        <w:rPr>
+          <w:lang w:val="it-IT"/>
+        </w:rPr>
+      </w:pPr>
+      <w:r>
+        <w:rPr>
+          <w:rStyle w:val="token"/>
+          <w:rFonts w:ascii="Consolas" w:hAnsi="Consolas"/>
+          <w:b/>
+          <w:bCs/>
+          <w:color w:val="383A42"/>
+          <w:lang w:val="it-IT"/>
+        </w:rPr>
+        <w:t>**</w:t>
+      </w:r>
+      <w:r>
+        <w:rPr>
+          <w:rStyle w:val="token"/>
+          <w:rFonts w:ascii="Consolas" w:hAnsi="Consolas"/>
+          <w:b/>
+          <w:bCs/>
+          <w:color w:val="0F1115"/>
+          <w:lang w:val="it-IT"/>
+        </w:rPr>
+        <w:t>Ripartenza:</w:t>
+      </w:r>
+      <w:r>
+        <w:rPr>
+          <w:rStyle w:val="token"/>
+          <w:rFonts w:ascii="Consolas" w:hAnsi="Consolas"/>
+          <w:b/>
+          <w:bCs/>
+          <w:color w:val="383A42"/>
+          <w:lang w:val="it-IT"/>
+        </w:rPr>
+        <w:t>**</w:t>
+      </w:r>
+      <w:r>
+        <w:rPr>
+          <w:lang w:val="it-IT"/>
+        </w:rPr>
+        <w:t xml:space="preserve"> terminato il riposo, se ci sono ancora lavoratori disponibili nel Pop e l'area non è stata disattivata dal giocatore, la spedizione riparte automaticamente con nuove provviste verso la stessa area.</w:t>
+      </w:r>
+    </w:p>
+    <w:p>
+      <w:pPr>
+        <w:pStyle w:val="Heading3"/>
+      </w:pPr>
+      <w:r>
+        <w:rPr>
+          <w:rStyle w:val="token"/>
+        </w:rPr>
+        <w:t>Interazione del giocatore (per ora)</w:t>
+      </w:r>
+    </w:p>
+    <w:p>
+      <w:pPr>
+        <w:pStyle w:val="ListParagraph"/>
+        <w:numPr>
+          <w:ilvl w:val="0"/>
+          <w:numId w:val="31"/>
+        </w:numPr>
+        <w:rPr>
+          <w:lang w:val="it-IT"/>
+        </w:rPr>
+      </w:pPr>
+      <w:r>
+        <w:rPr>
+          <w:lang w:val="it-IT"/>
+        </w:rPr>
+        <w:t xml:space="preserve">Con il tasto destro su un'area di raccolta, se c'è un Pop selezionato (o seleziona automaticamente il Pop </w:t>
+      </w:r>
+      <w:proofErr w:type="spellStart"/>
+      <w:r>
+        <w:rPr>
+          <w:lang w:val="it-IT"/>
+        </w:rPr>
+        <w:t>Gatherers</w:t>
+      </w:r>
+      <w:proofErr w:type="spellEnd"/>
+      <w:r>
+        <w:rPr>
+          <w:lang w:val="it-IT"/>
+        </w:rPr>
+        <w:t>), viene creata una spedizione che parte immediatamente.</w:t>
+      </w:r>
+    </w:p>
+    <w:p>
+      <w:pPr>
+        <w:pStyle w:val="ListParagraph"/>
+        <w:numPr>
+          <w:ilvl w:val="0"/>
+          <w:numId w:val="31"/>
+        </w:numPr>
+        <w:rPr>
+          <w:lang w:val="it-IT"/>
+        </w:rPr>
+      </w:pPr>
+      <w:r>
+        <w:rPr>
+          <w:lang w:val="it-IT"/>
+        </w:rPr>
+        <w:t>Implementeremo</w:t>
+      </w:r>
+      <w:r>
+        <w:rPr>
+          <w:lang w:val="it-IT"/>
+        </w:rPr>
+        <w:t xml:space="preserve"> la cancellazione in un secondo momento.</w:t>
+      </w:r>
+    </w:p>
+    <w:p>
+      <w:r>
+        <w:rPr>
+          <w:rStyle w:val="token"/>
+          <w:rFonts w:ascii="Consolas" w:hAnsi="Consolas"/>
+          <w:b/>
+          <w:bCs/>
+          <w:color w:val="0F1115"/>
+          <w:lang w:val="it-IT"/>
+        </w:rPr>
+        <w:lastRenderedPageBreak/>
+        <w:t>Nota a lungo termine:</w:t>
+      </w:r>
+      <w:r>
+        <w:rPr>
+          <w:lang w:val="it-IT"/>
+        </w:rPr>
+        <w:t xml:space="preserve"> in futuro, le spedizioni potranno essere composte da individui di Pop diversi (es. un </w:t>
+      </w:r>
+      <w:proofErr w:type="spellStart"/>
+      <w:r>
+        <w:rPr>
+          <w:lang w:val="it-IT"/>
+        </w:rPr>
+        <w:t>gatherer</w:t>
+      </w:r>
+      <w:proofErr w:type="spellEnd"/>
+      <w:r>
+        <w:rPr>
+          <w:lang w:val="it-IT"/>
+        </w:rPr>
+        <w:t xml:space="preserve"> cristiano e uno musulmano), e il campo potrà spostarsi. Quando il campo si sposta, tutte le spedizioni attive aggiorneranno il punto di ritorno alla nuova posizione del campo. </w:t>
+      </w:r>
+      <w:proofErr w:type="spellStart"/>
+      <w:r>
+        <w:t>Queste</w:t>
+      </w:r>
+      <w:proofErr w:type="spellEnd"/>
+      <w:r>
+        <w:t xml:space="preserve"> </w:t>
+      </w:r>
+      <w:proofErr w:type="spellStart"/>
+      <w:r>
+        <w:t>funzionalità</w:t>
+      </w:r>
+      <w:proofErr w:type="spellEnd"/>
+      <w:r>
+        <w:t xml:space="preserve"> </w:t>
+      </w:r>
+      <w:proofErr w:type="spellStart"/>
+      <w:r>
+        <w:t>verranno</w:t>
+      </w:r>
+      <w:proofErr w:type="spellEnd"/>
+      <w:r>
+        <w:t xml:space="preserve"> </w:t>
+      </w:r>
+      <w:proofErr w:type="spellStart"/>
+      <w:r>
+        <w:t>implementate</w:t>
+      </w:r>
+      <w:proofErr w:type="spellEnd"/>
+      <w:r>
+        <w:t xml:space="preserve"> dopo MVP1.</w:t>
+      </w:r>
+    </w:p>
+    <w:p>
+      <w:pPr>
+        <w:pStyle w:val="Heading2"/>
+      </w:pPr>
+      <w:r>
         <w:t>Unità generica</w:t>
       </w:r>
     </w:p>
@@ -998,9 +3277,11 @@
       </w:r>
     </w:p>
     <w:p>
+      <w:proofErr w:type="spellStart"/>
       <w:r>
         <w:t>javascript</w:t>
       </w:r>
+      <w:proofErr w:type="spellEnd"/>
     </w:p>
     <w:p>
       <w:r>
@@ -1051,7 +3332,35 @@
         <w:rPr>
           <w:lang w:val="it-IT"/>
         </w:rPr>
-        <w:t xml:space="preserve">  targetX, targetY,         </w:t>
+        <w:t xml:space="preserve">  </w:t>
+      </w:r>
+      <w:proofErr w:type="spellStart"/>
+      <w:r>
+        <w:rPr>
+          <w:lang w:val="it-IT"/>
+        </w:rPr>
+        <w:t>targetX</w:t>
+      </w:r>
+      <w:proofErr w:type="spellEnd"/>
+      <w:r>
+        <w:rPr>
+          <w:lang w:val="it-IT"/>
+        </w:rPr>
+        <w:t xml:space="preserve">, </w:t>
+      </w:r>
+      <w:proofErr w:type="spellStart"/>
+      <w:r>
+        <w:rPr>
+          <w:lang w:val="it-IT"/>
+        </w:rPr>
+        <w:t>targetY</w:t>
+      </w:r>
+      <w:proofErr w:type="spellEnd"/>
+      <w:r>
+        <w:rPr>
+          <w:lang w:val="it-IT"/>
+        </w:rPr>
+        <w:t xml:space="preserve">,         </w:t>
       </w:r>
       <w:r>
         <w:rPr>
@@ -1093,7 +3402,35 @@
         <w:rPr>
           <w:lang w:val="it-IT"/>
         </w:rPr>
-        <w:t xml:space="preserve">  state: 'idle' | 'moving' | 'working'</w:t>
+        <w:t xml:space="preserve">  state: '</w:t>
+      </w:r>
+      <w:proofErr w:type="spellStart"/>
+      <w:r>
+        <w:rPr>
+          <w:lang w:val="it-IT"/>
+        </w:rPr>
+        <w:t>idle</w:t>
+      </w:r>
+      <w:proofErr w:type="spellEnd"/>
+      <w:r>
+        <w:rPr>
+          <w:lang w:val="it-IT"/>
+        </w:rPr>
+        <w:t>' | '</w:t>
+      </w:r>
+      <w:proofErr w:type="spellStart"/>
+      <w:r>
+        <w:rPr>
+          <w:lang w:val="it-IT"/>
+        </w:rPr>
+        <w:t>moving</w:t>
+      </w:r>
+      <w:proofErr w:type="spellEnd"/>
+      <w:r>
+        <w:rPr>
+          <w:lang w:val="it-IT"/>
+        </w:rPr>
+        <w:t>' | 'working'</w:t>
       </w:r>
     </w:p>
     <w:p>
@@ -1118,8 +3455,29 @@
       </w:r>
     </w:p>
     <w:p>
-      <w:r>
-        <w:t>Estende l'unità generica con:</w:t>
+      <w:proofErr w:type="spellStart"/>
+      <w:r>
+        <w:t>Estende</w:t>
+      </w:r>
+      <w:proofErr w:type="spellEnd"/>
+      <w:r>
+        <w:t xml:space="preserve"> </w:t>
+      </w:r>
+      <w:proofErr w:type="spellStart"/>
+      <w:r>
+        <w:t>l'unità</w:t>
+      </w:r>
+      <w:proofErr w:type="spellEnd"/>
+      <w:r>
+        <w:t xml:space="preserve"> </w:t>
+      </w:r>
+      <w:proofErr w:type="spellStart"/>
+      <w:r>
+        <w:t>generica</w:t>
+      </w:r>
+      <w:proofErr w:type="spellEnd"/>
+      <w:r>
+        <w:t xml:space="preserve"> con:</w:t>
       </w:r>
     </w:p>
     <w:p>
@@ -1132,11 +3490,19 @@
           <w:lang w:val="it-IT"/>
         </w:rPr>
       </w:pPr>
-      <w:r>
-        <w:rPr>
-          <w:lang w:val="it-IT"/>
-        </w:rPr>
-        <w:t>population: numero di individui nel gruppo</w:t>
+      <w:proofErr w:type="spellStart"/>
+      <w:r>
+        <w:rPr>
+          <w:lang w:val="it-IT"/>
+        </w:rPr>
+        <w:t>population</w:t>
+      </w:r>
+      <w:proofErr w:type="spellEnd"/>
+      <w:r>
+        <w:rPr>
+          <w:lang w:val="it-IT"/>
+        </w:rPr>
+        <w:t>: numero di individui nel gruppo</w:t>
       </w:r>
     </w:p>
     <w:p>
@@ -1153,7 +3519,91 @@
         <w:rPr>
           <w:lang w:val="it-IT"/>
         </w:rPr>
-        <w:t>task: { type: 'gatherWood' | 'hunt' | 'forage' | 'fish' | 'trapSmallGame', location: {x, y} }</w:t>
+        <w:t xml:space="preserve">task: { </w:t>
+      </w:r>
+      <w:proofErr w:type="spellStart"/>
+      <w:r>
+        <w:rPr>
+          <w:lang w:val="it-IT"/>
+        </w:rPr>
+        <w:t>type</w:t>
+      </w:r>
+      <w:proofErr w:type="spellEnd"/>
+      <w:r>
+        <w:rPr>
+          <w:lang w:val="it-IT"/>
+        </w:rPr>
+        <w:t>: '</w:t>
+      </w:r>
+      <w:proofErr w:type="spellStart"/>
+      <w:r>
+        <w:rPr>
+          <w:lang w:val="it-IT"/>
+        </w:rPr>
+        <w:t>gatherWood</w:t>
+      </w:r>
+      <w:proofErr w:type="spellEnd"/>
+      <w:r>
+        <w:rPr>
+          <w:lang w:val="it-IT"/>
+        </w:rPr>
+        <w:t>' | '</w:t>
+      </w:r>
+      <w:proofErr w:type="spellStart"/>
+      <w:r>
+        <w:rPr>
+          <w:lang w:val="it-IT"/>
+        </w:rPr>
+        <w:t>hunt</w:t>
+      </w:r>
+      <w:proofErr w:type="spellEnd"/>
+      <w:r>
+        <w:rPr>
+          <w:lang w:val="it-IT"/>
+        </w:rPr>
+        <w:t>' | '</w:t>
+      </w:r>
+      <w:proofErr w:type="spellStart"/>
+      <w:r>
+        <w:rPr>
+          <w:lang w:val="it-IT"/>
+        </w:rPr>
+        <w:t>forage</w:t>
+      </w:r>
+      <w:proofErr w:type="spellEnd"/>
+      <w:r>
+        <w:rPr>
+          <w:lang w:val="it-IT"/>
+        </w:rPr>
+        <w:t>' | '</w:t>
+      </w:r>
+      <w:proofErr w:type="spellStart"/>
+      <w:r>
+        <w:rPr>
+          <w:lang w:val="it-IT"/>
+        </w:rPr>
+        <w:t>fish</w:t>
+      </w:r>
+      <w:proofErr w:type="spellEnd"/>
+      <w:r>
+        <w:rPr>
+          <w:lang w:val="it-IT"/>
+        </w:rPr>
+        <w:t>' | '</w:t>
+      </w:r>
+      <w:proofErr w:type="spellStart"/>
+      <w:r>
+        <w:rPr>
+          <w:lang w:val="it-IT"/>
+        </w:rPr>
+        <w:t>trapSmallGame</w:t>
+      </w:r>
+      <w:proofErr w:type="spellEnd"/>
+      <w:r>
+        <w:rPr>
+          <w:lang w:val="it-IT"/>
+        </w:rPr>
+        <w:t>', location: {x, y} }</w:t>
       </w:r>
     </w:p>
     <w:p>
@@ -1166,11 +3616,33 @@
           <w:lang w:val="it-IT"/>
         </w:rPr>
       </w:pPr>
-      <w:r>
-        <w:rPr>
-          <w:lang w:val="it-IT"/>
-        </w:rPr>
-        <w:t>inventory: { wood: 0, food: 0 } – risorse trasportate (in futuro potranno essere differenziate)</w:t>
+      <w:proofErr w:type="spellStart"/>
+      <w:r>
+        <w:rPr>
+          <w:lang w:val="it-IT"/>
+        </w:rPr>
+        <w:t>inventory</w:t>
+      </w:r>
+      <w:proofErr w:type="spellEnd"/>
+      <w:r>
+        <w:rPr>
+          <w:lang w:val="it-IT"/>
+        </w:rPr>
+        <w:t xml:space="preserve">: { </w:t>
+      </w:r>
+      <w:proofErr w:type="spellStart"/>
+      <w:r>
+        <w:rPr>
+          <w:lang w:val="it-IT"/>
+        </w:rPr>
+        <w:t>wood</w:t>
+      </w:r>
+      <w:proofErr w:type="spellEnd"/>
+      <w:r>
+        <w:rPr>
+          <w:lang w:val="it-IT"/>
+        </w:rPr>
+        <w:t>: 0, food: 0 } – risorse trasportate (in futuro potranno essere differenziate)</w:t>
       </w:r>
     </w:p>
     <w:p>
@@ -1183,11 +3655,19 @@
           <w:lang w:val="it-IT"/>
         </w:rPr>
       </w:pPr>
-      <w:r>
-        <w:rPr>
-          <w:lang w:val="it-IT"/>
-        </w:rPr>
-        <w:t>rations: provviste di cibo portate per il viaggio</w:t>
+      <w:proofErr w:type="spellStart"/>
+      <w:r>
+        <w:rPr>
+          <w:lang w:val="it-IT"/>
+        </w:rPr>
+        <w:t>rations</w:t>
+      </w:r>
+      <w:proofErr w:type="spellEnd"/>
+      <w:r>
+        <w:rPr>
+          <w:lang w:val="it-IT"/>
+        </w:rPr>
+        <w:t>: provviste di cibo portate per il viaggio</w:t>
       </w:r>
     </w:p>
     <w:p>
@@ -1216,9 +3696,27 @@
           <w:numId w:val="4"/>
         </w:numPr>
       </w:pPr>
-      <w:r>
-        <w:t>herdSize: numero di capi</w:t>
-      </w:r>
+      <w:proofErr w:type="spellStart"/>
+      <w:r>
+        <w:t>herdSize</w:t>
+      </w:r>
+      <w:proofErr w:type="spellEnd"/>
+      <w:r>
+        <w:t xml:space="preserve">: </w:t>
+      </w:r>
+      <w:proofErr w:type="spellStart"/>
+      <w:r>
+        <w:t>numero</w:t>
+      </w:r>
+      <w:proofErr w:type="spellEnd"/>
+      <w:r>
+        <w:t xml:space="preserve"> di </w:t>
+      </w:r>
+      <w:proofErr w:type="spellStart"/>
+      <w:r>
+        <w:t>capi</w:t>
+      </w:r>
+      <w:proofErr w:type="spellEnd"/>
     </w:p>
     <w:p>
       <w:pPr>
@@ -1228,8 +3726,29 @@
         </w:numPr>
       </w:pPr>
       <w:r>
-        <w:t>habitat: tipo di terreno preferito</w:t>
-      </w:r>
+        <w:t xml:space="preserve">habitat: </w:t>
+      </w:r>
+      <w:proofErr w:type="spellStart"/>
+      <w:r>
+        <w:t>tipo</w:t>
+      </w:r>
+      <w:proofErr w:type="spellEnd"/>
+      <w:r>
+        <w:t xml:space="preserve"> di </w:t>
+      </w:r>
+      <w:proofErr w:type="spellStart"/>
+      <w:r>
+        <w:t>terreno</w:t>
+      </w:r>
+      <w:proofErr w:type="spellEnd"/>
+      <w:r>
+        <w:t xml:space="preserve"> </w:t>
+      </w:r>
+      <w:proofErr w:type="spellStart"/>
+      <w:r>
+        <w:t>preferito</w:t>
+      </w:r>
+      <w:proofErr w:type="spellEnd"/>
     </w:p>
     <w:p>
       <w:pPr>
@@ -1269,11 +3788,19 @@
           <w:lang w:val="it-IT"/>
         </w:rPr>
       </w:pPr>
-      <w:r>
-        <w:rPr>
-          <w:lang w:val="it-IT"/>
-        </w:rPr>
-        <w:t>Phaser chiama update(time, delta) a ogni frame. La logica di gioco può essere disaccoppiata dal rendering per garantire coerenza temporale.</w:t>
+      <w:proofErr w:type="spellStart"/>
+      <w:r>
+        <w:rPr>
+          <w:lang w:val="it-IT"/>
+        </w:rPr>
+        <w:t>Phaser</w:t>
+      </w:r>
+      <w:proofErr w:type="spellEnd"/>
+      <w:r>
+        <w:rPr>
+          <w:lang w:val="it-IT"/>
+        </w:rPr>
+        <w:t xml:space="preserve"> chiama update(time, delta) a ogni frame. La logica di gioco può essere disaccoppiata dal rendering per garantire coerenza temporale.</w:t>
       </w:r>
     </w:p>
     <w:p>
@@ -1283,6 +3810,7 @@
           <w:numId w:val="5"/>
         </w:numPr>
       </w:pPr>
+      <w:proofErr w:type="spellStart"/>
       <w:r>
         <w:rPr>
           <w:b/>
@@ -1291,14 +3819,51 @@
         </w:rPr>
         <w:t>TimeManager</w:t>
       </w:r>
-      <w:r>
-        <w:rPr>
-          <w:lang w:val="it-IT"/>
-        </w:rPr>
-        <w:t xml:space="preserve"> calcola il tempo di gioco effettivo (gameDelta = delta * speedMultiplier). </w:t>
-      </w:r>
-      <w:r>
-        <w:t>Se in pausa, gameDelta = 0.</w:t>
+      <w:proofErr w:type="spellEnd"/>
+      <w:r>
+        <w:rPr>
+          <w:lang w:val="it-IT"/>
+        </w:rPr>
+        <w:t> calcola il tempo di gioco effettivo (</w:t>
+      </w:r>
+      <w:proofErr w:type="spellStart"/>
+      <w:r>
+        <w:rPr>
+          <w:lang w:val="it-IT"/>
+        </w:rPr>
+        <w:t>gameDelta</w:t>
+      </w:r>
+      <w:proofErr w:type="spellEnd"/>
+      <w:r>
+        <w:rPr>
+          <w:lang w:val="it-IT"/>
+        </w:rPr>
+        <w:t xml:space="preserve"> = delta * </w:t>
+      </w:r>
+      <w:proofErr w:type="spellStart"/>
+      <w:r>
+        <w:rPr>
+          <w:lang w:val="it-IT"/>
+        </w:rPr>
+        <w:t>speedMultiplier</w:t>
+      </w:r>
+      <w:proofErr w:type="spellEnd"/>
+      <w:r>
+        <w:rPr>
+          <w:lang w:val="it-IT"/>
+        </w:rPr>
+        <w:t xml:space="preserve">). </w:t>
+      </w:r>
+      <w:r>
+        <w:t>Se in pausa, </w:t>
+      </w:r>
+      <w:proofErr w:type="spellStart"/>
+      <w:r>
+        <w:t>gameDelta</w:t>
+      </w:r>
+      <w:proofErr w:type="spellEnd"/>
+      <w:r>
+        <w:t xml:space="preserve"> = 0.</w:t>
       </w:r>
     </w:p>
     <w:p>
@@ -1323,7 +3888,35 @@
         <w:rPr>
           <w:lang w:val="it-IT"/>
         </w:rPr>
-        <w:t> tutte le unità con stato 'moving' vengono spostate verso il target in base a speed e gameDelta.</w:t>
+        <w:t> tutte le unità con stato '</w:t>
+      </w:r>
+      <w:proofErr w:type="spellStart"/>
+      <w:r>
+        <w:rPr>
+          <w:lang w:val="it-IT"/>
+        </w:rPr>
+        <w:t>moving</w:t>
+      </w:r>
+      <w:proofErr w:type="spellEnd"/>
+      <w:r>
+        <w:rPr>
+          <w:lang w:val="it-IT"/>
+        </w:rPr>
+        <w:t>' vengono spostate verso il target in base a speed e </w:t>
+      </w:r>
+      <w:proofErr w:type="spellStart"/>
+      <w:r>
+        <w:rPr>
+          <w:lang w:val="it-IT"/>
+        </w:rPr>
+        <w:t>gameDelta</w:t>
+      </w:r>
+      <w:proofErr w:type="spellEnd"/>
+      <w:r>
+        <w:rPr>
+          <w:lang w:val="it-IT"/>
+        </w:rPr>
+        <w:t>.</w:t>
       </w:r>
     </w:p>
     <w:p>
@@ -1397,7 +3990,21 @@
         <w:rPr>
           <w:lang w:val="it-IT"/>
         </w:rPr>
-        <w:t> a intervalli regolari di tempo di gioco (es. ogni dayLength secondi) tutti i pop consumano cibo dalle scorte dell'accampamento.</w:t>
+        <w:t> a intervalli regolari di tempo di gioco (es. ogni </w:t>
+      </w:r>
+      <w:proofErr w:type="spellStart"/>
+      <w:r>
+        <w:rPr>
+          <w:lang w:val="it-IT"/>
+        </w:rPr>
+        <w:t>dayLength</w:t>
+      </w:r>
+      <w:proofErr w:type="spellEnd"/>
+      <w:r>
+        <w:rPr>
+          <w:lang w:val="it-IT"/>
+        </w:rPr>
+        <w:t> secondi) tutti i pop consumano cibo dalle scorte dell'accampamento.</w:t>
       </w:r>
     </w:p>
     <w:p>
@@ -1419,10 +4026,48 @@
         <w:rPr>
           <w:lang w:val="it-IT"/>
         </w:rPr>
-        <w:t xml:space="preserve"> a intervalli regolari, le celle della griglia rigenerano una frazione di densità per ogni layer (es. </w:t>
-      </w:r>
-      <w:r>
-        <w:t>+0.01 per forestDensity al giorno se non tagliata).</w:t>
+        <w:t xml:space="preserve"> a intervalli regolari, le celle della griglia rigenerano una frazione di densità per ogni </w:t>
+      </w:r>
+      <w:proofErr w:type="spellStart"/>
+      <w:r>
+        <w:rPr>
+          <w:lang w:val="it-IT"/>
+        </w:rPr>
+        <w:t>layer</w:t>
+      </w:r>
+      <w:proofErr w:type="spellEnd"/>
+      <w:r>
+        <w:rPr>
+          <w:lang w:val="it-IT"/>
+        </w:rPr>
+        <w:t xml:space="preserve"> (es. </w:t>
+      </w:r>
+      <w:r>
+        <w:t>+0.01 per </w:t>
+      </w:r>
+      <w:proofErr w:type="spellStart"/>
+      <w:r>
+        <w:t>forestDensity</w:t>
+      </w:r>
+      <w:proofErr w:type="spellEnd"/>
+      <w:r>
+        <w:t xml:space="preserve"> al </w:t>
+      </w:r>
+      <w:proofErr w:type="spellStart"/>
+      <w:r>
+        <w:t>giorno</w:t>
+      </w:r>
+      <w:proofErr w:type="spellEnd"/>
+      <w:r>
+        <w:t xml:space="preserve"> se non </w:t>
+      </w:r>
+      <w:proofErr w:type="spellStart"/>
+      <w:r>
+        <w:t>tagliata</w:t>
+      </w:r>
+      <w:proofErr w:type="spellEnd"/>
+      <w:r>
+        <w:t>).</w:t>
       </w:r>
     </w:p>
     <w:p>
@@ -1457,7 +4102,35 @@
         <w:rPr>
           <w:lang w:val="it-IT"/>
         </w:rPr>
-        <w:t>Il codice è ospitato su un repository Git (GitHub). La chat è usata per discutere, scrivere snippet e aggiornare la documentazione, </w:t>
+        <w:t xml:space="preserve">Il codice è ospitato su un repository </w:t>
+      </w:r>
+      <w:proofErr w:type="spellStart"/>
+      <w:r>
+        <w:rPr>
+          <w:lang w:val="it-IT"/>
+        </w:rPr>
+        <w:t>Git</w:t>
+      </w:r>
+      <w:proofErr w:type="spellEnd"/>
+      <w:r>
+        <w:rPr>
+          <w:lang w:val="it-IT"/>
+        </w:rPr>
+        <w:t xml:space="preserve"> (GitHub). La chat è usata per discutere, scrivere </w:t>
+      </w:r>
+      <w:proofErr w:type="spellStart"/>
+      <w:r>
+        <w:rPr>
+          <w:lang w:val="it-IT"/>
+        </w:rPr>
+        <w:t>snippet</w:t>
+      </w:r>
+      <w:proofErr w:type="spellEnd"/>
+      <w:r>
+        <w:rPr>
+          <w:lang w:val="it-IT"/>
+        </w:rPr>
+        <w:t xml:space="preserve"> e aggiornare la documentazione, </w:t>
       </w:r>
       <w:r>
         <w:rPr>
@@ -1532,8 +4205,13 @@
         </w:numPr>
       </w:pPr>
       <w:r>
-        <w:t>Roadmap del Prototipo</w:t>
-      </w:r>
+        <w:t xml:space="preserve">Roadmap del </w:t>
+      </w:r>
+      <w:proofErr w:type="spellStart"/>
+      <w:r>
+        <w:t>Prototipo</w:t>
+      </w:r>
+      <w:proofErr w:type="spellEnd"/>
     </w:p>
     <w:p>
       <w:pPr>
@@ -1554,7 +4232,23 @@
         </w:numPr>
       </w:pPr>
       <w:r>
-        <w:t>GDD Esteso (Bibbia completa)</w:t>
+        <w:t xml:space="preserve">GDD </w:t>
+      </w:r>
+      <w:proofErr w:type="spellStart"/>
+      <w:r>
+        <w:t>Esteso</w:t>
+      </w:r>
+      <w:proofErr w:type="spellEnd"/>
+      <w:r>
+        <w:t xml:space="preserve"> (</w:t>
+      </w:r>
+      <w:proofErr w:type="spellStart"/>
+      <w:r>
+        <w:t>Bibbia</w:t>
+      </w:r>
+      <w:proofErr w:type="spellEnd"/>
+      <w:r>
+        <w:t xml:space="preserve"> completa)</w:t>
       </w:r>
     </w:p>
     <w:p>
@@ -1564,8 +4258,21 @@
           <w:numId w:val="6"/>
         </w:numPr>
       </w:pPr>
-      <w:r>
-        <w:t>Questo documento (TECHNICAL.md)</w:t>
+      <w:proofErr w:type="spellStart"/>
+      <w:r>
+        <w:t>Questo</w:t>
+      </w:r>
+      <w:proofErr w:type="spellEnd"/>
+      <w:r>
+        <w:t xml:space="preserve"> </w:t>
+      </w:r>
+      <w:proofErr w:type="spellStart"/>
+      <w:r>
+        <w:t>documento</w:t>
+      </w:r>
+      <w:proofErr w:type="spellEnd"/>
+      <w:r>
+        <w:t xml:space="preserve"> (TECHNICAL.md)</w:t>
       </w:r>
     </w:p>
     <w:p>
@@ -1591,7 +4298,21 @@
         <w:rPr>
           <w:lang w:val="it-IT"/>
         </w:rPr>
-        <w:t>All’inizio di ogni nuovo batch di lavoro, per mantere il contesto aggiornato della chat</w:t>
+        <w:t xml:space="preserve">All’inizio di ogni nuovo batch di lavoro, per </w:t>
+      </w:r>
+      <w:proofErr w:type="spellStart"/>
+      <w:r>
+        <w:rPr>
+          <w:lang w:val="it-IT"/>
+        </w:rPr>
+        <w:t>mantere</w:t>
+      </w:r>
+      <w:proofErr w:type="spellEnd"/>
+      <w:r>
+        <w:rPr>
+          <w:lang w:val="it-IT"/>
+        </w:rPr>
+        <w:t xml:space="preserve"> il contesto aggiornato della chat</w:t>
       </w:r>
       <w:r>
         <w:rPr>
@@ -1823,7 +4544,35 @@
         <w:rPr>
           <w:lang w:val="it-IT"/>
         </w:rPr>
-        <w:t>L'utente applica le modifiche localmente, testa il codice, e poi committa e pusha sul repository.</w:t>
+        <w:t xml:space="preserve">L'utente applica le modifiche localmente, testa il codice, e poi </w:t>
+      </w:r>
+      <w:proofErr w:type="spellStart"/>
+      <w:r>
+        <w:rPr>
+          <w:lang w:val="it-IT"/>
+        </w:rPr>
+        <w:t>committa</w:t>
+      </w:r>
+      <w:proofErr w:type="spellEnd"/>
+      <w:r>
+        <w:rPr>
+          <w:lang w:val="it-IT"/>
+        </w:rPr>
+        <w:t xml:space="preserve"> e </w:t>
+      </w:r>
+      <w:proofErr w:type="spellStart"/>
+      <w:r>
+        <w:rPr>
+          <w:lang w:val="it-IT"/>
+        </w:rPr>
+        <w:t>pusha</w:t>
+      </w:r>
+      <w:proofErr w:type="spellEnd"/>
+      <w:r>
+        <w:rPr>
+          <w:lang w:val="it-IT"/>
+        </w:rPr>
+        <w:t xml:space="preserve"> sul repository.</w:t>
       </w:r>
     </w:p>
     <w:p>
@@ -1894,7 +4643,21 @@
         <w:rPr>
           <w:lang w:val="it-IT"/>
         </w:rPr>
-        <w:t>Alla fine di ogni batch, prima di procedere con il commit, l'assistente seguirà questa procedura:</w:t>
+        <w:t xml:space="preserve">Alla fine di ogni batch, prima di procedere con il </w:t>
+      </w:r>
+      <w:proofErr w:type="spellStart"/>
+      <w:r>
+        <w:rPr>
+          <w:lang w:val="it-IT"/>
+        </w:rPr>
+        <w:t>commit</w:t>
+      </w:r>
+      <w:proofErr w:type="spellEnd"/>
+      <w:r>
+        <w:rPr>
+          <w:lang w:val="it-IT"/>
+        </w:rPr>
+        <w:t>, l'assistente seguirà questa procedura:</w:t>
       </w:r>
     </w:p>
     <w:p>
@@ -2020,7 +4783,35 @@
         <w:rPr>
           <w:lang w:val="it-IT"/>
         </w:rPr>
-        <w:t>L'assistente non scriverà la descrizione del commit né darà istruzioni per il push fino a quando l'utente non avrà confermato che il lavoro sul batch è soddisfacente e che gli aggiornamenti ai documenti sono corretti.</w:t>
+        <w:t xml:space="preserve">L'assistente non scriverà la descrizione del </w:t>
+      </w:r>
+      <w:proofErr w:type="spellStart"/>
+      <w:r>
+        <w:rPr>
+          <w:lang w:val="it-IT"/>
+        </w:rPr>
+        <w:t>commit</w:t>
+      </w:r>
+      <w:proofErr w:type="spellEnd"/>
+      <w:r>
+        <w:rPr>
+          <w:lang w:val="it-IT"/>
+        </w:rPr>
+        <w:t xml:space="preserve"> né darà istruzioni per il </w:t>
+      </w:r>
+      <w:proofErr w:type="spellStart"/>
+      <w:r>
+        <w:rPr>
+          <w:lang w:val="it-IT"/>
+        </w:rPr>
+        <w:t>push</w:t>
+      </w:r>
+      <w:proofErr w:type="spellEnd"/>
+      <w:r>
+        <w:rPr>
+          <w:lang w:val="it-IT"/>
+        </w:rPr>
+        <w:t xml:space="preserve"> fino a quando l'utente non avrà confermato che il lavoro sul batch è soddisfacente e che gli aggiornamenti ai documenti sono corretti.</w:t>
       </w:r>
     </w:p>
     <w:p>
@@ -2038,7 +4829,35 @@
         <w:rPr>
           <w:lang w:val="it-IT"/>
         </w:rPr>
-        <w:t>Solo dopo la conferma, l'assistente produrrà il messaggio di commit (titolo e descrizione) basato su tutte le modifiche effettivamente apportate dall'ultimo commit, inclusi aggiornamenti ai documenti.</w:t>
+        <w:t xml:space="preserve">Solo dopo la conferma, l'assistente produrrà il messaggio di </w:t>
+      </w:r>
+      <w:proofErr w:type="spellStart"/>
+      <w:r>
+        <w:rPr>
+          <w:lang w:val="it-IT"/>
+        </w:rPr>
+        <w:t>commit</w:t>
+      </w:r>
+      <w:proofErr w:type="spellEnd"/>
+      <w:r>
+        <w:rPr>
+          <w:lang w:val="it-IT"/>
+        </w:rPr>
+        <w:t xml:space="preserve"> (titolo e descrizione) basato su tutte le modifiche effettivamente apportate dall'ultimo </w:t>
+      </w:r>
+      <w:proofErr w:type="spellStart"/>
+      <w:r>
+        <w:rPr>
+          <w:lang w:val="it-IT"/>
+        </w:rPr>
+        <w:t>commit</w:t>
+      </w:r>
+      <w:proofErr w:type="spellEnd"/>
+      <w:r>
+        <w:rPr>
+          <w:lang w:val="it-IT"/>
+        </w:rPr>
+        <w:t>, inclusi aggiornamenti ai documenti.</w:t>
       </w:r>
     </w:p>
     <w:p>
@@ -2173,8 +4992,36 @@
           <w:bCs/>
           <w:lang w:val="it-IT"/>
         </w:rPr>
-        <w:t>Eseguire commit e push</w:t>
-      </w:r>
+        <w:t xml:space="preserve">Eseguire </w:t>
+      </w:r>
+      <w:proofErr w:type="spellStart"/>
+      <w:r>
+        <w:rPr>
+          <w:b/>
+          <w:bCs/>
+          <w:lang w:val="it-IT"/>
+        </w:rPr>
+        <w:t>commit</w:t>
+      </w:r>
+      <w:proofErr w:type="spellEnd"/>
+      <w:r>
+        <w:rPr>
+          <w:b/>
+          <w:bCs/>
+          <w:lang w:val="it-IT"/>
+        </w:rPr>
+        <w:t xml:space="preserve"> e </w:t>
+      </w:r>
+      <w:proofErr w:type="spellStart"/>
+      <w:r>
+        <w:rPr>
+          <w:b/>
+          <w:bCs/>
+          <w:lang w:val="it-IT"/>
+        </w:rPr>
+        <w:t>push</w:t>
+      </w:r>
+      <w:proofErr w:type="spellEnd"/>
       <w:r>
         <w:rPr>
           <w:lang w:val="it-IT"/>
@@ -2200,7 +5047,21 @@
         <w:rPr>
           <w:lang w:val="it-IT"/>
         </w:rPr>
-        <w:t xml:space="preserve">Per garantire che l'assistente stia leggendo il contenuto reale del repository e non basandosi solo sulla cronologia della chat, in fondo al file TECHNICAL.md è presente un numero progressivo (es. `SYNC: 1`). Dopo ogni push, l'utente </w:t>
+        <w:t xml:space="preserve">Per garantire che l'assistente stia leggendo il contenuto reale del repository e non basandosi solo sulla cronologia della chat, in fondo al file TECHNICAL.md è presente un numero progressivo (es. `SYNC: 1`). Dopo ogni </w:t>
+      </w:r>
+      <w:proofErr w:type="spellStart"/>
+      <w:r>
+        <w:rPr>
+          <w:lang w:val="it-IT"/>
+        </w:rPr>
+        <w:t>push</w:t>
+      </w:r>
+      <w:proofErr w:type="spellEnd"/>
+      <w:r>
+        <w:rPr>
+          <w:lang w:val="it-IT"/>
+        </w:rPr>
+        <w:t xml:space="preserve">, l'utente </w:t>
       </w:r>
       <w:r>
         <w:rPr>
@@ -2247,7 +5108,21 @@
         <w:rPr>
           <w:lang w:val="it-IT"/>
         </w:rPr>
-        <w:t>Il codice è scritto con nomi di variabili e funzioni chiari ed esplicativi. Ogni file ha un'intestazione che ne descrive lo scopo. Le funzioni complesse hanno commenti in stile JSDoc.</w:t>
+        <w:t xml:space="preserve">Il codice è scritto con nomi di variabili e funzioni chiari ed esplicativi. Ogni file ha un'intestazione che ne descrive lo scopo. Le funzioni complesse hanno commenti in stile </w:t>
+      </w:r>
+      <w:proofErr w:type="spellStart"/>
+      <w:r>
+        <w:rPr>
+          <w:lang w:val="it-IT"/>
+        </w:rPr>
+        <w:t>JSDoc</w:t>
+      </w:r>
+      <w:proofErr w:type="spellEnd"/>
+      <w:r>
+        <w:rPr>
+          <w:lang w:val="it-IT"/>
+        </w:rPr>
+        <w:t>.</w:t>
       </w:r>
     </w:p>
     <w:p>
@@ -2297,7 +5172,21 @@
         <w:rPr>
           <w:lang w:val="it-IT"/>
         </w:rPr>
-        <w:t>. Questo include nomi di variabili, funzioni, classi, messaggi di commit e documentazione tecnica interna al codice.</w:t>
+        <w:t xml:space="preserve">. Questo include nomi di variabili, funzioni, classi, messaggi di </w:t>
+      </w:r>
+      <w:proofErr w:type="spellStart"/>
+      <w:r>
+        <w:rPr>
+          <w:lang w:val="it-IT"/>
+        </w:rPr>
+        <w:t>commit</w:t>
+      </w:r>
+      <w:proofErr w:type="spellEnd"/>
+      <w:r>
+        <w:rPr>
+          <w:lang w:val="it-IT"/>
+        </w:rPr>
+        <w:t xml:space="preserve"> e documentazione tecnica interna al codice.</w:t>
       </w:r>
     </w:p>
     <w:p>
@@ -2369,7 +5258,21 @@
         <w:rPr>
           <w:lang w:val="it-IT"/>
         </w:rPr>
-        <w:t>Tutte le funzioni di update che modificano posizioni, timer o valori nel tempo devono utilizzare il delta time (differenza temporale dal frame precedente) per garantire la frame-rate independence. Non si devono usare valori fissi per frame.</w:t>
+        <w:t xml:space="preserve">Tutte le funzioni di update che modificano posizioni, timer o valori nel tempo devono utilizzare il delta time (differenza temporale dal frame precedente) per garantire la frame-rate </w:t>
+      </w:r>
+      <w:proofErr w:type="spellStart"/>
+      <w:r>
+        <w:rPr>
+          <w:lang w:val="it-IT"/>
+        </w:rPr>
+        <w:t>independence</w:t>
+      </w:r>
+      <w:proofErr w:type="spellEnd"/>
+      <w:r>
+        <w:rPr>
+          <w:lang w:val="it-IT"/>
+        </w:rPr>
+        <w:t>. Non si devono usare valori fissi per frame.</w:t>
       </w:r>
     </w:p>
     <w:p>
@@ -2519,7 +5422,21 @@
         <w:rPr>
           <w:lang w:val="it-IT"/>
         </w:rPr>
-        <w:t>: anche gli strumenti di debug (visualizzazioni temporanee, tooltip di test, overlay informativi) vengono descritti con il loro impatto attuale e il potenziale riutilizzo futuro come meccaniche di gioco, mantenendo sempre un chiaro distinguo tra "debug" e "gameplay".</w:t>
+        <w:t xml:space="preserve">: anche gli strumenti di debug (visualizzazioni temporanee, </w:t>
+      </w:r>
+      <w:proofErr w:type="spellStart"/>
+      <w:r>
+        <w:rPr>
+          <w:lang w:val="it-IT"/>
+        </w:rPr>
+        <w:t>tooltip</w:t>
+      </w:r>
+      <w:proofErr w:type="spellEnd"/>
+      <w:r>
+        <w:rPr>
+          <w:lang w:val="it-IT"/>
+        </w:rPr>
+        <w:t xml:space="preserve"> di test, overlay informativi) vengono descritti con il loro impatto attuale e il potenziale riutilizzo futuro come meccaniche di gioco, mantenendo sempre un chiaro distinguo tra "debug" e "gameplay".</w:t>
       </w:r>
     </w:p>
     <w:p>
@@ -2586,8 +5503,18 @@
           <w:bCs/>
           <w:lang w:val="it-IT" w:eastAsia="en-GB"/>
         </w:rPr>
-        <w:t>istruzioni passo passo</w:t>
-      </w:r>
+        <w:t xml:space="preserve">istruzioni passo </w:t>
+      </w:r>
+      <w:proofErr w:type="spellStart"/>
+      <w:r>
+        <w:rPr>
+          <w:b/>
+          <w:bCs/>
+          <w:lang w:val="it-IT" w:eastAsia="en-GB"/>
+        </w:rPr>
+        <w:t>passo</w:t>
+      </w:r>
+      <w:proofErr w:type="spellEnd"/>
       <w:r>
         <w:rPr>
           <w:lang w:val="it-IT" w:eastAsia="en-GB"/>
@@ -2652,7 +5579,21 @@
         <w:rPr>
           <w:lang w:val="it-IT" w:eastAsia="en-GB"/>
         </w:rPr>
-        <w:t>Quali tasti premere (es. Ctrl+S per salvare).</w:t>
+        <w:t xml:space="preserve">Quali tasti premere (es. </w:t>
+      </w:r>
+      <w:proofErr w:type="spellStart"/>
+      <w:r>
+        <w:rPr>
+          <w:lang w:val="it-IT" w:eastAsia="en-GB"/>
+        </w:rPr>
+        <w:t>Ctrl+S</w:t>
+      </w:r>
+      <w:proofErr w:type="spellEnd"/>
+      <w:r>
+        <w:rPr>
+          <w:lang w:val="it-IT" w:eastAsia="en-GB"/>
+        </w:rPr>
+        <w:t xml:space="preserve"> per salvare).</w:t>
       </w:r>
     </w:p>
     <w:p>
@@ -2771,7 +5712,21 @@
         <w:rPr>
           <w:lang w:val="it-IT"/>
         </w:rPr>
-        <w:t>L'utente eseguirà i test e segnalerà eventuali anomalie prima di procedere al commit.</w:t>
+        <w:t xml:space="preserve">L'utente eseguirà i test e segnalerà eventuali anomalie prima di procedere al </w:t>
+      </w:r>
+      <w:proofErr w:type="spellStart"/>
+      <w:r>
+        <w:rPr>
+          <w:lang w:val="it-IT"/>
+        </w:rPr>
+        <w:t>commit</w:t>
+      </w:r>
+      <w:proofErr w:type="spellEnd"/>
+      <w:r>
+        <w:rPr>
+          <w:lang w:val="it-IT"/>
+        </w:rPr>
+        <w:t>.</w:t>
       </w:r>
     </w:p>
     <w:p>
@@ -2846,17 +5801,55 @@
         <w:rPr>
           <w:lang w:val="it-IT"/>
         </w:rPr>
-        <w:t>Fare commit e push di tutti i file modificati (codice e documentazione) con un messaggio chiaro.</w:t>
+        <w:t xml:space="preserve">Fare </w:t>
+      </w:r>
+      <w:proofErr w:type="spellStart"/>
+      <w:r>
+        <w:rPr>
+          <w:lang w:val="it-IT"/>
+        </w:rPr>
+        <w:t>commit</w:t>
+      </w:r>
+      <w:proofErr w:type="spellEnd"/>
+      <w:r>
+        <w:rPr>
+          <w:lang w:val="it-IT"/>
+        </w:rPr>
+        <w:t xml:space="preserve"> e </w:t>
+      </w:r>
+      <w:proofErr w:type="spellStart"/>
+      <w:r>
+        <w:rPr>
+          <w:lang w:val="it-IT"/>
+        </w:rPr>
+        <w:t>push</w:t>
+      </w:r>
+      <w:proofErr w:type="spellEnd"/>
+      <w:r>
+        <w:rPr>
+          <w:lang w:val="it-IT"/>
+        </w:rPr>
+        <w:t xml:space="preserve"> di tutti i file modificati (codice e documentazione) con un messaggio chiaro.</w:t>
       </w:r>
     </w:p>
     <w:p>
       <w:pPr>
         <w:pStyle w:val="Heading1"/>
       </w:pPr>
+      <w:proofErr w:type="spellStart"/>
       <w:r>
         <w:lastRenderedPageBreak/>
-        <w:t>Riferimenti incrociati</w:t>
-      </w:r>
+        <w:t>Riferimenti</w:t>
+      </w:r>
+      <w:proofErr w:type="spellEnd"/>
+      <w:r>
+        <w:t xml:space="preserve"> </w:t>
+      </w:r>
+      <w:proofErr w:type="spellStart"/>
+      <w:r>
+        <w:t>incrociati</w:t>
+      </w:r>
+      <w:proofErr w:type="spellEnd"/>
     </w:p>
     <w:p>
       <w:pPr>
@@ -3052,7 +6045,7 @@
   <w:abstractNum w:abstractNumId="1" w15:restartNumberingAfterBreak="0">
     <w:nsid w:val="03F44815"/>
     <w:multiLevelType w:val="multilevel"/>
-    <w:tmpl w:val="09124338"/>
+    <w:tmpl w:val="ECB20E96"/>
     <w:lvl w:ilvl="0">
       <w:start w:val="1"/>
       <w:numFmt w:val="decimal"/>
@@ -3744,6 +6737,209 @@
     </w:lvl>
   </w:abstractNum>
   <w:abstractNum w:abstractNumId="7" w15:restartNumberingAfterBreak="0">
+    <w:nsid w:val="14CB56A9"/>
+    <w:multiLevelType w:val="hybridMultilevel"/>
+    <w:tmpl w:val="CD6C22E4"/>
+    <w:lvl w:ilvl="0" w:tplc="ED4E89BC">
+      <w:numFmt w:val="bullet"/>
+      <w:lvlText w:val="-"/>
+      <w:lvlJc w:val="left"/>
+      <w:pPr>
+        <w:ind w:left="720" w:hanging="360"/>
+      </w:pPr>
+      <w:rPr>
+        <w:rFonts w:ascii="Consolas" w:eastAsiaTheme="minorHAnsi" w:hAnsi="Consolas" w:cstheme="minorBidi" w:hint="default"/>
+        <w:color w:val="383A42"/>
+      </w:rPr>
+    </w:lvl>
+    <w:lvl w:ilvl="1" w:tplc="08090003" w:tentative="1">
+      <w:start w:val="1"/>
+      <w:numFmt w:val="bullet"/>
+      <w:lvlText w:val="o"/>
+      <w:lvlJc w:val="left"/>
+      <w:pPr>
+        <w:ind w:left="1440" w:hanging="360"/>
+      </w:pPr>
+      <w:rPr>
+        <w:rFonts w:ascii="Courier New" w:hAnsi="Courier New" w:cs="Courier New" w:hint="default"/>
+      </w:rPr>
+    </w:lvl>
+    <w:lvl w:ilvl="2" w:tplc="08090005" w:tentative="1">
+      <w:start w:val="1"/>
+      <w:numFmt w:val="bullet"/>
+      <w:lvlText w:val=""/>
+      <w:lvlJc w:val="left"/>
+      <w:pPr>
+        <w:ind w:left="2160" w:hanging="360"/>
+      </w:pPr>
+      <w:rPr>
+        <w:rFonts w:ascii="Wingdings" w:hAnsi="Wingdings" w:hint="default"/>
+      </w:rPr>
+    </w:lvl>
+    <w:lvl w:ilvl="3" w:tplc="08090001" w:tentative="1">
+      <w:start w:val="1"/>
+      <w:numFmt w:val="bullet"/>
+      <w:lvlText w:val=""/>
+      <w:lvlJc w:val="left"/>
+      <w:pPr>
+        <w:ind w:left="2880" w:hanging="360"/>
+      </w:pPr>
+      <w:rPr>
+        <w:rFonts w:ascii="Symbol" w:hAnsi="Symbol" w:hint="default"/>
+      </w:rPr>
+    </w:lvl>
+    <w:lvl w:ilvl="4" w:tplc="08090003" w:tentative="1">
+      <w:start w:val="1"/>
+      <w:numFmt w:val="bullet"/>
+      <w:lvlText w:val="o"/>
+      <w:lvlJc w:val="left"/>
+      <w:pPr>
+        <w:ind w:left="3600" w:hanging="360"/>
+      </w:pPr>
+      <w:rPr>
+        <w:rFonts w:ascii="Courier New" w:hAnsi="Courier New" w:cs="Courier New" w:hint="default"/>
+      </w:rPr>
+    </w:lvl>
+    <w:lvl w:ilvl="5" w:tplc="08090005" w:tentative="1">
+      <w:start w:val="1"/>
+      <w:numFmt w:val="bullet"/>
+      <w:lvlText w:val=""/>
+      <w:lvlJc w:val="left"/>
+      <w:pPr>
+        <w:ind w:left="4320" w:hanging="360"/>
+      </w:pPr>
+      <w:rPr>
+        <w:rFonts w:ascii="Wingdings" w:hAnsi="Wingdings" w:hint="default"/>
+      </w:rPr>
+    </w:lvl>
+    <w:lvl w:ilvl="6" w:tplc="08090001" w:tentative="1">
+      <w:start w:val="1"/>
+      <w:numFmt w:val="bullet"/>
+      <w:lvlText w:val=""/>
+      <w:lvlJc w:val="left"/>
+      <w:pPr>
+        <w:ind w:left="5040" w:hanging="360"/>
+      </w:pPr>
+      <w:rPr>
+        <w:rFonts w:ascii="Symbol" w:hAnsi="Symbol" w:hint="default"/>
+      </w:rPr>
+    </w:lvl>
+    <w:lvl w:ilvl="7" w:tplc="08090003" w:tentative="1">
+      <w:start w:val="1"/>
+      <w:numFmt w:val="bullet"/>
+      <w:lvlText w:val="o"/>
+      <w:lvlJc w:val="left"/>
+      <w:pPr>
+        <w:ind w:left="5760" w:hanging="360"/>
+      </w:pPr>
+      <w:rPr>
+        <w:rFonts w:ascii="Courier New" w:hAnsi="Courier New" w:cs="Courier New" w:hint="default"/>
+      </w:rPr>
+    </w:lvl>
+    <w:lvl w:ilvl="8" w:tplc="08090005" w:tentative="1">
+      <w:start w:val="1"/>
+      <w:numFmt w:val="bullet"/>
+      <w:lvlText w:val=""/>
+      <w:lvlJc w:val="left"/>
+      <w:pPr>
+        <w:ind w:left="6480" w:hanging="360"/>
+      </w:pPr>
+      <w:rPr>
+        <w:rFonts w:ascii="Wingdings" w:hAnsi="Wingdings" w:hint="default"/>
+      </w:rPr>
+    </w:lvl>
+  </w:abstractNum>
+  <w:abstractNum w:abstractNumId="8" w15:restartNumberingAfterBreak="0">
+    <w:nsid w:val="188C66A0"/>
+    <w:multiLevelType w:val="hybridMultilevel"/>
+    <w:tmpl w:val="51FEE642"/>
+    <w:lvl w:ilvl="0" w:tplc="7AF43FA6">
+      <w:start w:val="1"/>
+      <w:numFmt w:val="decimal"/>
+      <w:lvlText w:val="%1."/>
+      <w:lvlJc w:val="left"/>
+      <w:pPr>
+        <w:ind w:left="735" w:hanging="375"/>
+      </w:pPr>
+      <w:rPr>
+        <w:rFonts w:ascii="Consolas" w:hAnsi="Consolas" w:hint="default"/>
+        <w:color w:val="383A42"/>
+      </w:rPr>
+    </w:lvl>
+    <w:lvl w:ilvl="1" w:tplc="08090019" w:tentative="1">
+      <w:start w:val="1"/>
+      <w:numFmt w:val="lowerLetter"/>
+      <w:lvlText w:val="%2."/>
+      <w:lvlJc w:val="left"/>
+      <w:pPr>
+        <w:ind w:left="1440" w:hanging="360"/>
+      </w:pPr>
+    </w:lvl>
+    <w:lvl w:ilvl="2" w:tplc="0809001B" w:tentative="1">
+      <w:start w:val="1"/>
+      <w:numFmt w:val="lowerRoman"/>
+      <w:lvlText w:val="%3."/>
+      <w:lvlJc w:val="right"/>
+      <w:pPr>
+        <w:ind w:left="2160" w:hanging="180"/>
+      </w:pPr>
+    </w:lvl>
+    <w:lvl w:ilvl="3" w:tplc="0809000F" w:tentative="1">
+      <w:start w:val="1"/>
+      <w:numFmt w:val="decimal"/>
+      <w:lvlText w:val="%4."/>
+      <w:lvlJc w:val="left"/>
+      <w:pPr>
+        <w:ind w:left="2880" w:hanging="360"/>
+      </w:pPr>
+    </w:lvl>
+    <w:lvl w:ilvl="4" w:tplc="08090019" w:tentative="1">
+      <w:start w:val="1"/>
+      <w:numFmt w:val="lowerLetter"/>
+      <w:lvlText w:val="%5."/>
+      <w:lvlJc w:val="left"/>
+      <w:pPr>
+        <w:ind w:left="3600" w:hanging="360"/>
+      </w:pPr>
+    </w:lvl>
+    <w:lvl w:ilvl="5" w:tplc="0809001B" w:tentative="1">
+      <w:start w:val="1"/>
+      <w:numFmt w:val="lowerRoman"/>
+      <w:lvlText w:val="%6."/>
+      <w:lvlJc w:val="right"/>
+      <w:pPr>
+        <w:ind w:left="4320" w:hanging="180"/>
+      </w:pPr>
+    </w:lvl>
+    <w:lvl w:ilvl="6" w:tplc="0809000F" w:tentative="1">
+      <w:start w:val="1"/>
+      <w:numFmt w:val="decimal"/>
+      <w:lvlText w:val="%7."/>
+      <w:lvlJc w:val="left"/>
+      <w:pPr>
+        <w:ind w:left="5040" w:hanging="360"/>
+      </w:pPr>
+    </w:lvl>
+    <w:lvl w:ilvl="7" w:tplc="08090019" w:tentative="1">
+      <w:start w:val="1"/>
+      <w:numFmt w:val="lowerLetter"/>
+      <w:lvlText w:val="%8."/>
+      <w:lvlJc w:val="left"/>
+      <w:pPr>
+        <w:ind w:left="5760" w:hanging="360"/>
+      </w:pPr>
+    </w:lvl>
+    <w:lvl w:ilvl="8" w:tplc="0809001B" w:tentative="1">
+      <w:start w:val="1"/>
+      <w:numFmt w:val="lowerRoman"/>
+      <w:lvlText w:val="%9."/>
+      <w:lvlJc w:val="right"/>
+      <w:pPr>
+        <w:ind w:left="6480" w:hanging="180"/>
+      </w:pPr>
+    </w:lvl>
+  </w:abstractNum>
+  <w:abstractNum w:abstractNumId="9" w15:restartNumberingAfterBreak="0">
     <w:nsid w:val="18FC330E"/>
     <w:multiLevelType w:val="multilevel"/>
     <w:tmpl w:val="AC247900"/>
@@ -3892,7 +7088,120 @@
       </w:rPr>
     </w:lvl>
   </w:abstractNum>
-  <w:abstractNum w:abstractNumId="8" w15:restartNumberingAfterBreak="0">
+  <w:abstractNum w:abstractNumId="10" w15:restartNumberingAfterBreak="0">
+    <w:nsid w:val="1B5965CF"/>
+    <w:multiLevelType w:val="hybridMultilevel"/>
+    <w:tmpl w:val="813A0C86"/>
+    <w:lvl w:ilvl="0" w:tplc="ED4E89BC">
+      <w:numFmt w:val="bullet"/>
+      <w:lvlText w:val="-"/>
+      <w:lvlJc w:val="left"/>
+      <w:pPr>
+        <w:ind w:left="720" w:hanging="360"/>
+      </w:pPr>
+      <w:rPr>
+        <w:rFonts w:ascii="Consolas" w:eastAsiaTheme="minorHAnsi" w:hAnsi="Consolas" w:cstheme="minorBidi" w:hint="default"/>
+        <w:color w:val="383A42"/>
+      </w:rPr>
+    </w:lvl>
+    <w:lvl w:ilvl="1" w:tplc="08090003" w:tentative="1">
+      <w:start w:val="1"/>
+      <w:numFmt w:val="bullet"/>
+      <w:lvlText w:val="o"/>
+      <w:lvlJc w:val="left"/>
+      <w:pPr>
+        <w:ind w:left="1440" w:hanging="360"/>
+      </w:pPr>
+      <w:rPr>
+        <w:rFonts w:ascii="Courier New" w:hAnsi="Courier New" w:cs="Courier New" w:hint="default"/>
+      </w:rPr>
+    </w:lvl>
+    <w:lvl w:ilvl="2" w:tplc="08090005" w:tentative="1">
+      <w:start w:val="1"/>
+      <w:numFmt w:val="bullet"/>
+      <w:lvlText w:val=""/>
+      <w:lvlJc w:val="left"/>
+      <w:pPr>
+        <w:ind w:left="2160" w:hanging="360"/>
+      </w:pPr>
+      <w:rPr>
+        <w:rFonts w:ascii="Wingdings" w:hAnsi="Wingdings" w:hint="default"/>
+      </w:rPr>
+    </w:lvl>
+    <w:lvl w:ilvl="3" w:tplc="08090001" w:tentative="1">
+      <w:start w:val="1"/>
+      <w:numFmt w:val="bullet"/>
+      <w:lvlText w:val=""/>
+      <w:lvlJc w:val="left"/>
+      <w:pPr>
+        <w:ind w:left="2880" w:hanging="360"/>
+      </w:pPr>
+      <w:rPr>
+        <w:rFonts w:ascii="Symbol" w:hAnsi="Symbol" w:hint="default"/>
+      </w:rPr>
+    </w:lvl>
+    <w:lvl w:ilvl="4" w:tplc="08090003" w:tentative="1">
+      <w:start w:val="1"/>
+      <w:numFmt w:val="bullet"/>
+      <w:lvlText w:val="o"/>
+      <w:lvlJc w:val="left"/>
+      <w:pPr>
+        <w:ind w:left="3600" w:hanging="360"/>
+      </w:pPr>
+      <w:rPr>
+        <w:rFonts w:ascii="Courier New" w:hAnsi="Courier New" w:cs="Courier New" w:hint="default"/>
+      </w:rPr>
+    </w:lvl>
+    <w:lvl w:ilvl="5" w:tplc="08090005" w:tentative="1">
+      <w:start w:val="1"/>
+      <w:numFmt w:val="bullet"/>
+      <w:lvlText w:val=""/>
+      <w:lvlJc w:val="left"/>
+      <w:pPr>
+        <w:ind w:left="4320" w:hanging="360"/>
+      </w:pPr>
+      <w:rPr>
+        <w:rFonts w:ascii="Wingdings" w:hAnsi="Wingdings" w:hint="default"/>
+      </w:rPr>
+    </w:lvl>
+    <w:lvl w:ilvl="6" w:tplc="08090001" w:tentative="1">
+      <w:start w:val="1"/>
+      <w:numFmt w:val="bullet"/>
+      <w:lvlText w:val=""/>
+      <w:lvlJc w:val="left"/>
+      <w:pPr>
+        <w:ind w:left="5040" w:hanging="360"/>
+      </w:pPr>
+      <w:rPr>
+        <w:rFonts w:ascii="Symbol" w:hAnsi="Symbol" w:hint="default"/>
+      </w:rPr>
+    </w:lvl>
+    <w:lvl w:ilvl="7" w:tplc="08090003" w:tentative="1">
+      <w:start w:val="1"/>
+      <w:numFmt w:val="bullet"/>
+      <w:lvlText w:val="o"/>
+      <w:lvlJc w:val="left"/>
+      <w:pPr>
+        <w:ind w:left="5760" w:hanging="360"/>
+      </w:pPr>
+      <w:rPr>
+        <w:rFonts w:ascii="Courier New" w:hAnsi="Courier New" w:cs="Courier New" w:hint="default"/>
+      </w:rPr>
+    </w:lvl>
+    <w:lvl w:ilvl="8" w:tplc="08090005" w:tentative="1">
+      <w:start w:val="1"/>
+      <w:numFmt w:val="bullet"/>
+      <w:lvlText w:val=""/>
+      <w:lvlJc w:val="left"/>
+      <w:pPr>
+        <w:ind w:left="6480" w:hanging="360"/>
+      </w:pPr>
+      <w:rPr>
+        <w:rFonts w:ascii="Wingdings" w:hAnsi="Wingdings" w:hint="default"/>
+      </w:rPr>
+    </w:lvl>
+  </w:abstractNum>
+  <w:abstractNum w:abstractNumId="11" w15:restartNumberingAfterBreak="0">
     <w:nsid w:val="21D76783"/>
     <w:multiLevelType w:val="multilevel"/>
     <w:tmpl w:val="C6E25464"/>
@@ -4041,7 +7350,120 @@
       </w:rPr>
     </w:lvl>
   </w:abstractNum>
-  <w:abstractNum w:abstractNumId="9" w15:restartNumberingAfterBreak="0">
+  <w:abstractNum w:abstractNumId="12" w15:restartNumberingAfterBreak="0">
+    <w:nsid w:val="23B75CF7"/>
+    <w:multiLevelType w:val="hybridMultilevel"/>
+    <w:tmpl w:val="99A8347E"/>
+    <w:lvl w:ilvl="0" w:tplc="ED4E89BC">
+      <w:numFmt w:val="bullet"/>
+      <w:lvlText w:val="-"/>
+      <w:lvlJc w:val="left"/>
+      <w:pPr>
+        <w:ind w:left="720" w:hanging="360"/>
+      </w:pPr>
+      <w:rPr>
+        <w:rFonts w:ascii="Consolas" w:eastAsiaTheme="minorHAnsi" w:hAnsi="Consolas" w:cstheme="minorBidi" w:hint="default"/>
+        <w:color w:val="383A42"/>
+      </w:rPr>
+    </w:lvl>
+    <w:lvl w:ilvl="1" w:tplc="08090003" w:tentative="1">
+      <w:start w:val="1"/>
+      <w:numFmt w:val="bullet"/>
+      <w:lvlText w:val="o"/>
+      <w:lvlJc w:val="left"/>
+      <w:pPr>
+        <w:ind w:left="1440" w:hanging="360"/>
+      </w:pPr>
+      <w:rPr>
+        <w:rFonts w:ascii="Courier New" w:hAnsi="Courier New" w:cs="Courier New" w:hint="default"/>
+      </w:rPr>
+    </w:lvl>
+    <w:lvl w:ilvl="2" w:tplc="08090005" w:tentative="1">
+      <w:start w:val="1"/>
+      <w:numFmt w:val="bullet"/>
+      <w:lvlText w:val=""/>
+      <w:lvlJc w:val="left"/>
+      <w:pPr>
+        <w:ind w:left="2160" w:hanging="360"/>
+      </w:pPr>
+      <w:rPr>
+        <w:rFonts w:ascii="Wingdings" w:hAnsi="Wingdings" w:hint="default"/>
+      </w:rPr>
+    </w:lvl>
+    <w:lvl w:ilvl="3" w:tplc="08090001" w:tentative="1">
+      <w:start w:val="1"/>
+      <w:numFmt w:val="bullet"/>
+      <w:lvlText w:val=""/>
+      <w:lvlJc w:val="left"/>
+      <w:pPr>
+        <w:ind w:left="2880" w:hanging="360"/>
+      </w:pPr>
+      <w:rPr>
+        <w:rFonts w:ascii="Symbol" w:hAnsi="Symbol" w:hint="default"/>
+      </w:rPr>
+    </w:lvl>
+    <w:lvl w:ilvl="4" w:tplc="08090003" w:tentative="1">
+      <w:start w:val="1"/>
+      <w:numFmt w:val="bullet"/>
+      <w:lvlText w:val="o"/>
+      <w:lvlJc w:val="left"/>
+      <w:pPr>
+        <w:ind w:left="3600" w:hanging="360"/>
+      </w:pPr>
+      <w:rPr>
+        <w:rFonts w:ascii="Courier New" w:hAnsi="Courier New" w:cs="Courier New" w:hint="default"/>
+      </w:rPr>
+    </w:lvl>
+    <w:lvl w:ilvl="5" w:tplc="08090005" w:tentative="1">
+      <w:start w:val="1"/>
+      <w:numFmt w:val="bullet"/>
+      <w:lvlText w:val=""/>
+      <w:lvlJc w:val="left"/>
+      <w:pPr>
+        <w:ind w:left="4320" w:hanging="360"/>
+      </w:pPr>
+      <w:rPr>
+        <w:rFonts w:ascii="Wingdings" w:hAnsi="Wingdings" w:hint="default"/>
+      </w:rPr>
+    </w:lvl>
+    <w:lvl w:ilvl="6" w:tplc="08090001" w:tentative="1">
+      <w:start w:val="1"/>
+      <w:numFmt w:val="bullet"/>
+      <w:lvlText w:val=""/>
+      <w:lvlJc w:val="left"/>
+      <w:pPr>
+        <w:ind w:left="5040" w:hanging="360"/>
+      </w:pPr>
+      <w:rPr>
+        <w:rFonts w:ascii="Symbol" w:hAnsi="Symbol" w:hint="default"/>
+      </w:rPr>
+    </w:lvl>
+    <w:lvl w:ilvl="7" w:tplc="08090003" w:tentative="1">
+      <w:start w:val="1"/>
+      <w:numFmt w:val="bullet"/>
+      <w:lvlText w:val="o"/>
+      <w:lvlJc w:val="left"/>
+      <w:pPr>
+        <w:ind w:left="5760" w:hanging="360"/>
+      </w:pPr>
+      <w:rPr>
+        <w:rFonts w:ascii="Courier New" w:hAnsi="Courier New" w:cs="Courier New" w:hint="default"/>
+      </w:rPr>
+    </w:lvl>
+    <w:lvl w:ilvl="8" w:tplc="08090005" w:tentative="1">
+      <w:start w:val="1"/>
+      <w:numFmt w:val="bullet"/>
+      <w:lvlText w:val=""/>
+      <w:lvlJc w:val="left"/>
+      <w:pPr>
+        <w:ind w:left="6480" w:hanging="360"/>
+      </w:pPr>
+      <w:rPr>
+        <w:rFonts w:ascii="Wingdings" w:hAnsi="Wingdings" w:hint="default"/>
+      </w:rPr>
+    </w:lvl>
+  </w:abstractNum>
+  <w:abstractNum w:abstractNumId="13" w15:restartNumberingAfterBreak="0">
     <w:nsid w:val="26734DB7"/>
     <w:multiLevelType w:val="multilevel"/>
     <w:tmpl w:val="6206E184"/>
@@ -4190,7 +7612,233 @@
       </w:rPr>
     </w:lvl>
   </w:abstractNum>
-  <w:abstractNum w:abstractNumId="10" w15:restartNumberingAfterBreak="0">
+  <w:abstractNum w:abstractNumId="14" w15:restartNumberingAfterBreak="0">
+    <w:nsid w:val="275523E3"/>
+    <w:multiLevelType w:val="hybridMultilevel"/>
+    <w:tmpl w:val="E1C291E6"/>
+    <w:lvl w:ilvl="0" w:tplc="ED4E89BC">
+      <w:numFmt w:val="bullet"/>
+      <w:lvlText w:val="-"/>
+      <w:lvlJc w:val="left"/>
+      <w:pPr>
+        <w:ind w:left="720" w:hanging="360"/>
+      </w:pPr>
+      <w:rPr>
+        <w:rFonts w:ascii="Consolas" w:eastAsiaTheme="minorHAnsi" w:hAnsi="Consolas" w:cstheme="minorBidi" w:hint="default"/>
+        <w:color w:val="383A42"/>
+      </w:rPr>
+    </w:lvl>
+    <w:lvl w:ilvl="1" w:tplc="08090003" w:tentative="1">
+      <w:start w:val="1"/>
+      <w:numFmt w:val="bullet"/>
+      <w:lvlText w:val="o"/>
+      <w:lvlJc w:val="left"/>
+      <w:pPr>
+        <w:ind w:left="1440" w:hanging="360"/>
+      </w:pPr>
+      <w:rPr>
+        <w:rFonts w:ascii="Courier New" w:hAnsi="Courier New" w:cs="Courier New" w:hint="default"/>
+      </w:rPr>
+    </w:lvl>
+    <w:lvl w:ilvl="2" w:tplc="08090005" w:tentative="1">
+      <w:start w:val="1"/>
+      <w:numFmt w:val="bullet"/>
+      <w:lvlText w:val=""/>
+      <w:lvlJc w:val="left"/>
+      <w:pPr>
+        <w:ind w:left="2160" w:hanging="360"/>
+      </w:pPr>
+      <w:rPr>
+        <w:rFonts w:ascii="Wingdings" w:hAnsi="Wingdings" w:hint="default"/>
+      </w:rPr>
+    </w:lvl>
+    <w:lvl w:ilvl="3" w:tplc="08090001" w:tentative="1">
+      <w:start w:val="1"/>
+      <w:numFmt w:val="bullet"/>
+      <w:lvlText w:val=""/>
+      <w:lvlJc w:val="left"/>
+      <w:pPr>
+        <w:ind w:left="2880" w:hanging="360"/>
+      </w:pPr>
+      <w:rPr>
+        <w:rFonts w:ascii="Symbol" w:hAnsi="Symbol" w:hint="default"/>
+      </w:rPr>
+    </w:lvl>
+    <w:lvl w:ilvl="4" w:tplc="08090003" w:tentative="1">
+      <w:start w:val="1"/>
+      <w:numFmt w:val="bullet"/>
+      <w:lvlText w:val="o"/>
+      <w:lvlJc w:val="left"/>
+      <w:pPr>
+        <w:ind w:left="3600" w:hanging="360"/>
+      </w:pPr>
+      <w:rPr>
+        <w:rFonts w:ascii="Courier New" w:hAnsi="Courier New" w:cs="Courier New" w:hint="default"/>
+      </w:rPr>
+    </w:lvl>
+    <w:lvl w:ilvl="5" w:tplc="08090005" w:tentative="1">
+      <w:start w:val="1"/>
+      <w:numFmt w:val="bullet"/>
+      <w:lvlText w:val=""/>
+      <w:lvlJc w:val="left"/>
+      <w:pPr>
+        <w:ind w:left="4320" w:hanging="360"/>
+      </w:pPr>
+      <w:rPr>
+        <w:rFonts w:ascii="Wingdings" w:hAnsi="Wingdings" w:hint="default"/>
+      </w:rPr>
+    </w:lvl>
+    <w:lvl w:ilvl="6" w:tplc="08090001" w:tentative="1">
+      <w:start w:val="1"/>
+      <w:numFmt w:val="bullet"/>
+      <w:lvlText w:val=""/>
+      <w:lvlJc w:val="left"/>
+      <w:pPr>
+        <w:ind w:left="5040" w:hanging="360"/>
+      </w:pPr>
+      <w:rPr>
+        <w:rFonts w:ascii="Symbol" w:hAnsi="Symbol" w:hint="default"/>
+      </w:rPr>
+    </w:lvl>
+    <w:lvl w:ilvl="7" w:tplc="08090003" w:tentative="1">
+      <w:start w:val="1"/>
+      <w:numFmt w:val="bullet"/>
+      <w:lvlText w:val="o"/>
+      <w:lvlJc w:val="left"/>
+      <w:pPr>
+        <w:ind w:left="5760" w:hanging="360"/>
+      </w:pPr>
+      <w:rPr>
+        <w:rFonts w:ascii="Courier New" w:hAnsi="Courier New" w:cs="Courier New" w:hint="default"/>
+      </w:rPr>
+    </w:lvl>
+    <w:lvl w:ilvl="8" w:tplc="08090005" w:tentative="1">
+      <w:start w:val="1"/>
+      <w:numFmt w:val="bullet"/>
+      <w:lvlText w:val=""/>
+      <w:lvlJc w:val="left"/>
+      <w:pPr>
+        <w:ind w:left="6480" w:hanging="360"/>
+      </w:pPr>
+      <w:rPr>
+        <w:rFonts w:ascii="Wingdings" w:hAnsi="Wingdings" w:hint="default"/>
+      </w:rPr>
+    </w:lvl>
+  </w:abstractNum>
+  <w:abstractNum w:abstractNumId="15" w15:restartNumberingAfterBreak="0">
+    <w:nsid w:val="27C611CF"/>
+    <w:multiLevelType w:val="hybridMultilevel"/>
+    <w:tmpl w:val="E42C057C"/>
+    <w:lvl w:ilvl="0" w:tplc="ED4E89BC">
+      <w:numFmt w:val="bullet"/>
+      <w:lvlText w:val="-"/>
+      <w:lvlJc w:val="left"/>
+      <w:pPr>
+        <w:ind w:left="720" w:hanging="360"/>
+      </w:pPr>
+      <w:rPr>
+        <w:rFonts w:ascii="Consolas" w:eastAsiaTheme="minorHAnsi" w:hAnsi="Consolas" w:cstheme="minorBidi" w:hint="default"/>
+        <w:color w:val="383A42"/>
+      </w:rPr>
+    </w:lvl>
+    <w:lvl w:ilvl="1" w:tplc="08090003" w:tentative="1">
+      <w:start w:val="1"/>
+      <w:numFmt w:val="bullet"/>
+      <w:lvlText w:val="o"/>
+      <w:lvlJc w:val="left"/>
+      <w:pPr>
+        <w:ind w:left="1440" w:hanging="360"/>
+      </w:pPr>
+      <w:rPr>
+        <w:rFonts w:ascii="Courier New" w:hAnsi="Courier New" w:cs="Courier New" w:hint="default"/>
+      </w:rPr>
+    </w:lvl>
+    <w:lvl w:ilvl="2" w:tplc="08090005" w:tentative="1">
+      <w:start w:val="1"/>
+      <w:numFmt w:val="bullet"/>
+      <w:lvlText w:val=""/>
+      <w:lvlJc w:val="left"/>
+      <w:pPr>
+        <w:ind w:left="2160" w:hanging="360"/>
+      </w:pPr>
+      <w:rPr>
+        <w:rFonts w:ascii="Wingdings" w:hAnsi="Wingdings" w:hint="default"/>
+      </w:rPr>
+    </w:lvl>
+    <w:lvl w:ilvl="3" w:tplc="08090001" w:tentative="1">
+      <w:start w:val="1"/>
+      <w:numFmt w:val="bullet"/>
+      <w:lvlText w:val=""/>
+      <w:lvlJc w:val="left"/>
+      <w:pPr>
+        <w:ind w:left="2880" w:hanging="360"/>
+      </w:pPr>
+      <w:rPr>
+        <w:rFonts w:ascii="Symbol" w:hAnsi="Symbol" w:hint="default"/>
+      </w:rPr>
+    </w:lvl>
+    <w:lvl w:ilvl="4" w:tplc="08090003" w:tentative="1">
+      <w:start w:val="1"/>
+      <w:numFmt w:val="bullet"/>
+      <w:lvlText w:val="o"/>
+      <w:lvlJc w:val="left"/>
+      <w:pPr>
+        <w:ind w:left="3600" w:hanging="360"/>
+      </w:pPr>
+      <w:rPr>
+        <w:rFonts w:ascii="Courier New" w:hAnsi="Courier New" w:cs="Courier New" w:hint="default"/>
+      </w:rPr>
+    </w:lvl>
+    <w:lvl w:ilvl="5" w:tplc="08090005" w:tentative="1">
+      <w:start w:val="1"/>
+      <w:numFmt w:val="bullet"/>
+      <w:lvlText w:val=""/>
+      <w:lvlJc w:val="left"/>
+      <w:pPr>
+        <w:ind w:left="4320" w:hanging="360"/>
+      </w:pPr>
+      <w:rPr>
+        <w:rFonts w:ascii="Wingdings" w:hAnsi="Wingdings" w:hint="default"/>
+      </w:rPr>
+    </w:lvl>
+    <w:lvl w:ilvl="6" w:tplc="08090001" w:tentative="1">
+      <w:start w:val="1"/>
+      <w:numFmt w:val="bullet"/>
+      <w:lvlText w:val=""/>
+      <w:lvlJc w:val="left"/>
+      <w:pPr>
+        <w:ind w:left="5040" w:hanging="360"/>
+      </w:pPr>
+      <w:rPr>
+        <w:rFonts w:ascii="Symbol" w:hAnsi="Symbol" w:hint="default"/>
+      </w:rPr>
+    </w:lvl>
+    <w:lvl w:ilvl="7" w:tplc="08090003" w:tentative="1">
+      <w:start w:val="1"/>
+      <w:numFmt w:val="bullet"/>
+      <w:lvlText w:val="o"/>
+      <w:lvlJc w:val="left"/>
+      <w:pPr>
+        <w:ind w:left="5760" w:hanging="360"/>
+      </w:pPr>
+      <w:rPr>
+        <w:rFonts w:ascii="Courier New" w:hAnsi="Courier New" w:cs="Courier New" w:hint="default"/>
+      </w:rPr>
+    </w:lvl>
+    <w:lvl w:ilvl="8" w:tplc="08090005" w:tentative="1">
+      <w:start w:val="1"/>
+      <w:numFmt w:val="bullet"/>
+      <w:lvlText w:val=""/>
+      <w:lvlJc w:val="left"/>
+      <w:pPr>
+        <w:ind w:left="6480" w:hanging="360"/>
+      </w:pPr>
+      <w:rPr>
+        <w:rFonts w:ascii="Wingdings" w:hAnsi="Wingdings" w:hint="default"/>
+      </w:rPr>
+    </w:lvl>
+  </w:abstractNum>
+  <w:abstractNum w:abstractNumId="16" w15:restartNumberingAfterBreak="0">
     <w:nsid w:val="27E249F6"/>
     <w:multiLevelType w:val="hybridMultilevel"/>
     <w:tmpl w:val="402C65E0"/>
@@ -4303,7 +7951,7 @@
       </w:rPr>
     </w:lvl>
   </w:abstractNum>
-  <w:abstractNum w:abstractNumId="11" w15:restartNumberingAfterBreak="0">
+  <w:abstractNum w:abstractNumId="17" w15:restartNumberingAfterBreak="0">
     <w:nsid w:val="2D747D0A"/>
     <w:multiLevelType w:val="hybridMultilevel"/>
     <w:tmpl w:val="8F7AB6A8"/>
@@ -4416,7 +8064,7 @@
       </w:rPr>
     </w:lvl>
   </w:abstractNum>
-  <w:abstractNum w:abstractNumId="12" w15:restartNumberingAfterBreak="0">
+  <w:abstractNum w:abstractNumId="18" w15:restartNumberingAfterBreak="0">
     <w:nsid w:val="300322DB"/>
     <w:multiLevelType w:val="hybridMultilevel"/>
     <w:tmpl w:val="AB0213C2"/>
@@ -4505,7 +8153,7 @@
       </w:pPr>
     </w:lvl>
   </w:abstractNum>
-  <w:abstractNum w:abstractNumId="13" w15:restartNumberingAfterBreak="0">
+  <w:abstractNum w:abstractNumId="19" w15:restartNumberingAfterBreak="0">
     <w:nsid w:val="35437768"/>
     <w:multiLevelType w:val="multilevel"/>
     <w:tmpl w:val="3DBCE22A"/>
@@ -4654,7 +8302,234 @@
       </w:rPr>
     </w:lvl>
   </w:abstractNum>
-  <w:abstractNum w:abstractNumId="14" w15:restartNumberingAfterBreak="0">
+  <w:abstractNum w:abstractNumId="20" w15:restartNumberingAfterBreak="0">
+    <w:nsid w:val="3DBC0DD6"/>
+    <w:multiLevelType w:val="hybridMultilevel"/>
+    <w:tmpl w:val="2092FD22"/>
+    <w:lvl w:ilvl="0" w:tplc="08090001">
+      <w:start w:val="1"/>
+      <w:numFmt w:val="bullet"/>
+      <w:lvlText w:val=""/>
+      <w:lvlJc w:val="left"/>
+      <w:pPr>
+        <w:ind w:left="720" w:hanging="360"/>
+      </w:pPr>
+      <w:rPr>
+        <w:rFonts w:ascii="Symbol" w:hAnsi="Symbol" w:hint="default"/>
+      </w:rPr>
+    </w:lvl>
+    <w:lvl w:ilvl="1" w:tplc="08090003" w:tentative="1">
+      <w:start w:val="1"/>
+      <w:numFmt w:val="bullet"/>
+      <w:lvlText w:val="o"/>
+      <w:lvlJc w:val="left"/>
+      <w:pPr>
+        <w:ind w:left="1440" w:hanging="360"/>
+      </w:pPr>
+      <w:rPr>
+        <w:rFonts w:ascii="Courier New" w:hAnsi="Courier New" w:cs="Courier New" w:hint="default"/>
+      </w:rPr>
+    </w:lvl>
+    <w:lvl w:ilvl="2" w:tplc="08090005" w:tentative="1">
+      <w:start w:val="1"/>
+      <w:numFmt w:val="bullet"/>
+      <w:lvlText w:val=""/>
+      <w:lvlJc w:val="left"/>
+      <w:pPr>
+        <w:ind w:left="2160" w:hanging="360"/>
+      </w:pPr>
+      <w:rPr>
+        <w:rFonts w:ascii="Wingdings" w:hAnsi="Wingdings" w:hint="default"/>
+      </w:rPr>
+    </w:lvl>
+    <w:lvl w:ilvl="3" w:tplc="08090001" w:tentative="1">
+      <w:start w:val="1"/>
+      <w:numFmt w:val="bullet"/>
+      <w:lvlText w:val=""/>
+      <w:lvlJc w:val="left"/>
+      <w:pPr>
+        <w:ind w:left="2880" w:hanging="360"/>
+      </w:pPr>
+      <w:rPr>
+        <w:rFonts w:ascii="Symbol" w:hAnsi="Symbol" w:hint="default"/>
+      </w:rPr>
+    </w:lvl>
+    <w:lvl w:ilvl="4" w:tplc="08090003" w:tentative="1">
+      <w:start w:val="1"/>
+      <w:numFmt w:val="bullet"/>
+      <w:lvlText w:val="o"/>
+      <w:lvlJc w:val="left"/>
+      <w:pPr>
+        <w:ind w:left="3600" w:hanging="360"/>
+      </w:pPr>
+      <w:rPr>
+        <w:rFonts w:ascii="Courier New" w:hAnsi="Courier New" w:cs="Courier New" w:hint="default"/>
+      </w:rPr>
+    </w:lvl>
+    <w:lvl w:ilvl="5" w:tplc="08090005" w:tentative="1">
+      <w:start w:val="1"/>
+      <w:numFmt w:val="bullet"/>
+      <w:lvlText w:val=""/>
+      <w:lvlJc w:val="left"/>
+      <w:pPr>
+        <w:ind w:left="4320" w:hanging="360"/>
+      </w:pPr>
+      <w:rPr>
+        <w:rFonts w:ascii="Wingdings" w:hAnsi="Wingdings" w:hint="default"/>
+      </w:rPr>
+    </w:lvl>
+    <w:lvl w:ilvl="6" w:tplc="08090001" w:tentative="1">
+      <w:start w:val="1"/>
+      <w:numFmt w:val="bullet"/>
+      <w:lvlText w:val=""/>
+      <w:lvlJc w:val="left"/>
+      <w:pPr>
+        <w:ind w:left="5040" w:hanging="360"/>
+      </w:pPr>
+      <w:rPr>
+        <w:rFonts w:ascii="Symbol" w:hAnsi="Symbol" w:hint="default"/>
+      </w:rPr>
+    </w:lvl>
+    <w:lvl w:ilvl="7" w:tplc="08090003" w:tentative="1">
+      <w:start w:val="1"/>
+      <w:numFmt w:val="bullet"/>
+      <w:lvlText w:val="o"/>
+      <w:lvlJc w:val="left"/>
+      <w:pPr>
+        <w:ind w:left="5760" w:hanging="360"/>
+      </w:pPr>
+      <w:rPr>
+        <w:rFonts w:ascii="Courier New" w:hAnsi="Courier New" w:cs="Courier New" w:hint="default"/>
+      </w:rPr>
+    </w:lvl>
+    <w:lvl w:ilvl="8" w:tplc="08090005" w:tentative="1">
+      <w:start w:val="1"/>
+      <w:numFmt w:val="bullet"/>
+      <w:lvlText w:val=""/>
+      <w:lvlJc w:val="left"/>
+      <w:pPr>
+        <w:ind w:left="6480" w:hanging="360"/>
+      </w:pPr>
+      <w:rPr>
+        <w:rFonts w:ascii="Wingdings" w:hAnsi="Wingdings" w:hint="default"/>
+      </w:rPr>
+    </w:lvl>
+  </w:abstractNum>
+  <w:abstractNum w:abstractNumId="21" w15:restartNumberingAfterBreak="0">
+    <w:nsid w:val="442909A6"/>
+    <w:multiLevelType w:val="hybridMultilevel"/>
+    <w:tmpl w:val="CBC25840"/>
+    <w:lvl w:ilvl="0" w:tplc="7AF43FA6">
+      <w:start w:val="1"/>
+      <w:numFmt w:val="decimal"/>
+      <w:lvlText w:val="%1."/>
+      <w:lvlJc w:val="left"/>
+      <w:pPr>
+        <w:ind w:left="720" w:hanging="360"/>
+      </w:pPr>
+      <w:rPr>
+        <w:rFonts w:ascii="Consolas" w:hAnsi="Consolas" w:hint="default"/>
+        <w:color w:val="383A42"/>
+      </w:rPr>
+    </w:lvl>
+    <w:lvl w:ilvl="1" w:tplc="FFFFFFFF" w:tentative="1">
+      <w:start w:val="1"/>
+      <w:numFmt w:val="bullet"/>
+      <w:lvlText w:val="o"/>
+      <w:lvlJc w:val="left"/>
+      <w:pPr>
+        <w:ind w:left="1440" w:hanging="360"/>
+      </w:pPr>
+      <w:rPr>
+        <w:rFonts w:ascii="Courier New" w:hAnsi="Courier New" w:cs="Courier New" w:hint="default"/>
+      </w:rPr>
+    </w:lvl>
+    <w:lvl w:ilvl="2" w:tplc="FFFFFFFF" w:tentative="1">
+      <w:start w:val="1"/>
+      <w:numFmt w:val="bullet"/>
+      <w:lvlText w:val=""/>
+      <w:lvlJc w:val="left"/>
+      <w:pPr>
+        <w:ind w:left="2160" w:hanging="360"/>
+      </w:pPr>
+      <w:rPr>
+        <w:rFonts w:ascii="Wingdings" w:hAnsi="Wingdings" w:hint="default"/>
+      </w:rPr>
+    </w:lvl>
+    <w:lvl w:ilvl="3" w:tplc="FFFFFFFF" w:tentative="1">
+      <w:start w:val="1"/>
+      <w:numFmt w:val="bullet"/>
+      <w:lvlText w:val=""/>
+      <w:lvlJc w:val="left"/>
+      <w:pPr>
+        <w:ind w:left="2880" w:hanging="360"/>
+      </w:pPr>
+      <w:rPr>
+        <w:rFonts w:ascii="Symbol" w:hAnsi="Symbol" w:hint="default"/>
+      </w:rPr>
+    </w:lvl>
+    <w:lvl w:ilvl="4" w:tplc="FFFFFFFF" w:tentative="1">
+      <w:start w:val="1"/>
+      <w:numFmt w:val="bullet"/>
+      <w:lvlText w:val="o"/>
+      <w:lvlJc w:val="left"/>
+      <w:pPr>
+        <w:ind w:left="3600" w:hanging="360"/>
+      </w:pPr>
+      <w:rPr>
+        <w:rFonts w:ascii="Courier New" w:hAnsi="Courier New" w:cs="Courier New" w:hint="default"/>
+      </w:rPr>
+    </w:lvl>
+    <w:lvl w:ilvl="5" w:tplc="FFFFFFFF" w:tentative="1">
+      <w:start w:val="1"/>
+      <w:numFmt w:val="bullet"/>
+      <w:lvlText w:val=""/>
+      <w:lvlJc w:val="left"/>
+      <w:pPr>
+        <w:ind w:left="4320" w:hanging="360"/>
+      </w:pPr>
+      <w:rPr>
+        <w:rFonts w:ascii="Wingdings" w:hAnsi="Wingdings" w:hint="default"/>
+      </w:rPr>
+    </w:lvl>
+    <w:lvl w:ilvl="6" w:tplc="FFFFFFFF" w:tentative="1">
+      <w:start w:val="1"/>
+      <w:numFmt w:val="bullet"/>
+      <w:lvlText w:val=""/>
+      <w:lvlJc w:val="left"/>
+      <w:pPr>
+        <w:ind w:left="5040" w:hanging="360"/>
+      </w:pPr>
+      <w:rPr>
+        <w:rFonts w:ascii="Symbol" w:hAnsi="Symbol" w:hint="default"/>
+      </w:rPr>
+    </w:lvl>
+    <w:lvl w:ilvl="7" w:tplc="FFFFFFFF" w:tentative="1">
+      <w:start w:val="1"/>
+      <w:numFmt w:val="bullet"/>
+      <w:lvlText w:val="o"/>
+      <w:lvlJc w:val="left"/>
+      <w:pPr>
+        <w:ind w:left="5760" w:hanging="360"/>
+      </w:pPr>
+      <w:rPr>
+        <w:rFonts w:ascii="Courier New" w:hAnsi="Courier New" w:cs="Courier New" w:hint="default"/>
+      </w:rPr>
+    </w:lvl>
+    <w:lvl w:ilvl="8" w:tplc="FFFFFFFF" w:tentative="1">
+      <w:start w:val="1"/>
+      <w:numFmt w:val="bullet"/>
+      <w:lvlText w:val=""/>
+      <w:lvlJc w:val="left"/>
+      <w:pPr>
+        <w:ind w:left="6480" w:hanging="360"/>
+      </w:pPr>
+      <w:rPr>
+        <w:rFonts w:ascii="Wingdings" w:hAnsi="Wingdings" w:hint="default"/>
+      </w:rPr>
+    </w:lvl>
+  </w:abstractNum>
+  <w:abstractNum w:abstractNumId="22" w15:restartNumberingAfterBreak="0">
     <w:nsid w:val="45D40CED"/>
     <w:multiLevelType w:val="multilevel"/>
     <w:tmpl w:val="6A049972"/>
@@ -4740,7 +8615,7 @@
       </w:pPr>
     </w:lvl>
   </w:abstractNum>
-  <w:abstractNum w:abstractNumId="15" w15:restartNumberingAfterBreak="0">
+  <w:abstractNum w:abstractNumId="23" w15:restartNumberingAfterBreak="0">
     <w:nsid w:val="47600350"/>
     <w:multiLevelType w:val="hybridMultilevel"/>
     <w:tmpl w:val="1520E37A"/>
@@ -4852,7 +8727,7 @@
       </w:rPr>
     </w:lvl>
   </w:abstractNum>
-  <w:abstractNum w:abstractNumId="16" w15:restartNumberingAfterBreak="0">
+  <w:abstractNum w:abstractNumId="24" w15:restartNumberingAfterBreak="0">
     <w:nsid w:val="494A6890"/>
     <w:multiLevelType w:val="hybridMultilevel"/>
     <w:tmpl w:val="8598BAA4"/>
@@ -4964,7 +8839,7 @@
       </w:rPr>
     </w:lvl>
   </w:abstractNum>
-  <w:abstractNum w:abstractNumId="17" w15:restartNumberingAfterBreak="0">
+  <w:abstractNum w:abstractNumId="25" w15:restartNumberingAfterBreak="0">
     <w:nsid w:val="4C406BE6"/>
     <w:multiLevelType w:val="hybridMultilevel"/>
     <w:tmpl w:val="34261086"/>
@@ -5053,7 +8928,7 @@
       </w:pPr>
     </w:lvl>
   </w:abstractNum>
-  <w:abstractNum w:abstractNumId="18" w15:restartNumberingAfterBreak="0">
+  <w:abstractNum w:abstractNumId="26" w15:restartNumberingAfterBreak="0">
     <w:nsid w:val="4D9F1898"/>
     <w:multiLevelType w:val="hybridMultilevel"/>
     <w:tmpl w:val="6A9EC898"/>
@@ -5166,7 +9041,7 @@
       </w:rPr>
     </w:lvl>
   </w:abstractNum>
-  <w:abstractNum w:abstractNumId="19" w15:restartNumberingAfterBreak="0">
+  <w:abstractNum w:abstractNumId="27" w15:restartNumberingAfterBreak="0">
     <w:nsid w:val="4F8730A0"/>
     <w:multiLevelType w:val="hybridMultilevel"/>
     <w:tmpl w:val="7026BE48"/>
@@ -5278,7 +9153,7 @@
       </w:rPr>
     </w:lvl>
   </w:abstractNum>
-  <w:abstractNum w:abstractNumId="20" w15:restartNumberingAfterBreak="0">
+  <w:abstractNum w:abstractNumId="28" w15:restartNumberingAfterBreak="0">
     <w:nsid w:val="52BF2B4F"/>
     <w:multiLevelType w:val="hybridMultilevel"/>
     <w:tmpl w:val="2FC29594"/>
@@ -5391,7 +9266,7 @@
       </w:rPr>
     </w:lvl>
   </w:abstractNum>
-  <w:abstractNum w:abstractNumId="21" w15:restartNumberingAfterBreak="0">
+  <w:abstractNum w:abstractNumId="29" w15:restartNumberingAfterBreak="0">
     <w:nsid w:val="57E6693C"/>
     <w:multiLevelType w:val="multilevel"/>
     <w:tmpl w:val="E21E4AEA"/>
@@ -5540,7 +9415,7 @@
       </w:rPr>
     </w:lvl>
   </w:abstractNum>
-  <w:abstractNum w:abstractNumId="22" w15:restartNumberingAfterBreak="0">
+  <w:abstractNum w:abstractNumId="30" w15:restartNumberingAfterBreak="0">
     <w:nsid w:val="62B053A3"/>
     <w:multiLevelType w:val="hybridMultilevel"/>
     <w:tmpl w:val="B194E900"/>
@@ -5626,7 +9501,7 @@
       </w:pPr>
     </w:lvl>
   </w:abstractNum>
-  <w:abstractNum w:abstractNumId="23" w15:restartNumberingAfterBreak="0">
+  <w:abstractNum w:abstractNumId="31" w15:restartNumberingAfterBreak="0">
     <w:nsid w:val="67160CA4"/>
     <w:multiLevelType w:val="multilevel"/>
     <w:tmpl w:val="3EAE1DF8"/>
@@ -5739,7 +9614,7 @@
       </w:pPr>
     </w:lvl>
   </w:abstractNum>
-  <w:abstractNum w:abstractNumId="24" w15:restartNumberingAfterBreak="0">
+  <w:abstractNum w:abstractNumId="32" w15:restartNumberingAfterBreak="0">
     <w:nsid w:val="686415E6"/>
     <w:multiLevelType w:val="hybridMultilevel"/>
     <w:tmpl w:val="9AC84FA2"/>
@@ -5852,7 +9727,7 @@
       </w:rPr>
     </w:lvl>
   </w:abstractNum>
-  <w:abstractNum w:abstractNumId="25" w15:restartNumberingAfterBreak="0">
+  <w:abstractNum w:abstractNumId="33" w15:restartNumberingAfterBreak="0">
     <w:nsid w:val="6CA53A97"/>
     <w:multiLevelType w:val="multilevel"/>
     <w:tmpl w:val="3DBCE22A"/>
@@ -6001,7 +9876,7 @@
       </w:rPr>
     </w:lvl>
   </w:abstractNum>
-  <w:abstractNum w:abstractNumId="26" w15:restartNumberingAfterBreak="0">
+  <w:abstractNum w:abstractNumId="34" w15:restartNumberingAfterBreak="0">
     <w:nsid w:val="6E4D4AD7"/>
     <w:multiLevelType w:val="multilevel"/>
     <w:tmpl w:val="D354E42E"/>
@@ -6150,7 +10025,7 @@
       </w:rPr>
     </w:lvl>
   </w:abstractNum>
-  <w:abstractNum w:abstractNumId="27" w15:restartNumberingAfterBreak="0">
+  <w:abstractNum w:abstractNumId="35" w15:restartNumberingAfterBreak="0">
     <w:nsid w:val="6FA430C8"/>
     <w:multiLevelType w:val="multilevel"/>
     <w:tmpl w:val="4142CFCE"/>
@@ -6299,7 +10174,7 @@
       </w:rPr>
     </w:lvl>
   </w:abstractNum>
-  <w:abstractNum w:abstractNumId="28" w15:restartNumberingAfterBreak="0">
+  <w:abstractNum w:abstractNumId="36" w15:restartNumberingAfterBreak="0">
     <w:nsid w:val="7A057021"/>
     <w:multiLevelType w:val="hybridMultilevel"/>
     <w:tmpl w:val="D0F02678"/>
@@ -6413,52 +10288,52 @@
     </w:lvl>
   </w:abstractNum>
   <w:num w:numId="1" w16cid:durableId="1753548350">
-    <w:abstractNumId w:val="27"/>
+    <w:abstractNumId w:val="35"/>
   </w:num>
   <w:num w:numId="2" w16cid:durableId="427048364">
-    <w:abstractNumId w:val="9"/>
+    <w:abstractNumId w:val="13"/>
   </w:num>
   <w:num w:numId="3" w16cid:durableId="1713846482">
     <w:abstractNumId w:val="2"/>
   </w:num>
   <w:num w:numId="4" w16cid:durableId="1037005820">
-    <w:abstractNumId w:val="7"/>
+    <w:abstractNumId w:val="9"/>
   </w:num>
   <w:num w:numId="5" w16cid:durableId="2111391550">
-    <w:abstractNumId w:val="23"/>
+    <w:abstractNumId w:val="31"/>
   </w:num>
   <w:num w:numId="6" w16cid:durableId="844706756">
-    <w:abstractNumId w:val="21"/>
+    <w:abstractNumId w:val="29"/>
   </w:num>
   <w:num w:numId="7" w16cid:durableId="1853176865">
-    <w:abstractNumId w:val="8"/>
+    <w:abstractNumId w:val="11"/>
   </w:num>
   <w:num w:numId="8" w16cid:durableId="661277827">
-    <w:abstractNumId w:val="26"/>
+    <w:abstractNumId w:val="34"/>
   </w:num>
   <w:num w:numId="9" w16cid:durableId="1440685245">
-    <w:abstractNumId w:val="14"/>
+    <w:abstractNumId w:val="22"/>
   </w:num>
   <w:num w:numId="10" w16cid:durableId="1019117261">
-    <w:abstractNumId w:val="12"/>
+    <w:abstractNumId w:val="18"/>
   </w:num>
   <w:num w:numId="11" w16cid:durableId="662205183">
-    <w:abstractNumId w:val="22"/>
+    <w:abstractNumId w:val="30"/>
   </w:num>
   <w:num w:numId="12" w16cid:durableId="53700060">
     <w:abstractNumId w:val="1"/>
   </w:num>
   <w:num w:numId="13" w16cid:durableId="61368790">
-    <w:abstractNumId w:val="13"/>
+    <w:abstractNumId w:val="19"/>
   </w:num>
   <w:num w:numId="14" w16cid:durableId="815876773">
-    <w:abstractNumId w:val="20"/>
+    <w:abstractNumId w:val="28"/>
   </w:num>
   <w:num w:numId="15" w16cid:durableId="751241483">
-    <w:abstractNumId w:val="11"/>
+    <w:abstractNumId w:val="17"/>
   </w:num>
   <w:num w:numId="16" w16cid:durableId="822086425">
-    <w:abstractNumId w:val="24"/>
+    <w:abstractNumId w:val="32"/>
   </w:num>
   <w:num w:numId="17" w16cid:durableId="1747065957">
     <w:abstractNumId w:val="3"/>
@@ -6467,37 +10342,61 @@
     <w:abstractNumId w:val="0"/>
   </w:num>
   <w:num w:numId="19" w16cid:durableId="1090584944">
+    <w:abstractNumId w:val="24"/>
+  </w:num>
+  <w:num w:numId="20" w16cid:durableId="461728514">
+    <w:abstractNumId w:val="33"/>
+  </w:num>
+  <w:num w:numId="21" w16cid:durableId="750616204">
     <w:abstractNumId w:val="16"/>
   </w:num>
-  <w:num w:numId="20" w16cid:durableId="461728514">
-    <w:abstractNumId w:val="25"/>
-  </w:num>
-  <w:num w:numId="21" w16cid:durableId="750616204">
-    <w:abstractNumId w:val="10"/>
-  </w:num>
   <w:num w:numId="22" w16cid:durableId="78908246">
-    <w:abstractNumId w:val="15"/>
+    <w:abstractNumId w:val="23"/>
   </w:num>
   <w:num w:numId="23" w16cid:durableId="1658991606">
     <w:abstractNumId w:val="5"/>
   </w:num>
   <w:num w:numId="24" w16cid:durableId="289022265">
-    <w:abstractNumId w:val="19"/>
+    <w:abstractNumId w:val="27"/>
   </w:num>
   <w:num w:numId="25" w16cid:durableId="1482232606">
     <w:abstractNumId w:val="6"/>
   </w:num>
   <w:num w:numId="26" w16cid:durableId="264846942">
-    <w:abstractNumId w:val="18"/>
+    <w:abstractNumId w:val="26"/>
   </w:num>
   <w:num w:numId="27" w16cid:durableId="1421872896">
-    <w:abstractNumId w:val="17"/>
+    <w:abstractNumId w:val="25"/>
   </w:num>
   <w:num w:numId="28" w16cid:durableId="123037925">
-    <w:abstractNumId w:val="28"/>
+    <w:abstractNumId w:val="36"/>
   </w:num>
   <w:num w:numId="29" w16cid:durableId="132869381">
     <w:abstractNumId w:val="4"/>
+  </w:num>
+  <w:num w:numId="30" w16cid:durableId="1211309492">
+    <w:abstractNumId w:val="20"/>
+  </w:num>
+  <w:num w:numId="31" w16cid:durableId="1818034451">
+    <w:abstractNumId w:val="10"/>
+  </w:num>
+  <w:num w:numId="32" w16cid:durableId="1768500053">
+    <w:abstractNumId w:val="15"/>
+  </w:num>
+  <w:num w:numId="33" w16cid:durableId="1689216463">
+    <w:abstractNumId w:val="7"/>
+  </w:num>
+  <w:num w:numId="34" w16cid:durableId="1376655929">
+    <w:abstractNumId w:val="12"/>
+  </w:num>
+  <w:num w:numId="35" w16cid:durableId="1813017222">
+    <w:abstractNumId w:val="8"/>
+  </w:num>
+  <w:num w:numId="36" w16cid:durableId="1615597661">
+    <w:abstractNumId w:val="21"/>
+  </w:num>
+  <w:num w:numId="37" w16cid:durableId="2058044497">
+    <w:abstractNumId w:val="14"/>
   </w:num>
 </w:numbering>
 </file>
@@ -6961,10 +10860,9 @@
     <w:next w:val="Normal"/>
     <w:link w:val="Heading3Char"/>
     <w:uiPriority w:val="9"/>
-    <w:semiHidden/>
     <w:unhideWhenUsed/>
     <w:qFormat/>
-    <w:rsid w:val="00730B98"/>
+    <w:rsid w:val="00512588"/>
     <w:pPr>
       <w:keepNext/>
       <w:keepLines/>
@@ -6973,13 +10871,16 @@
         <w:numId w:val="12"/>
       </w:numPr>
       <w:spacing w:before="160" w:after="80"/>
+      <w:jc w:val="center"/>
       <w:outlineLvl w:val="2"/>
     </w:pPr>
     <w:rPr>
-      <w:rFonts w:eastAsiaTheme="majorEastAsia" w:cstheme="majorBidi"/>
-      <w:color w:val="2F5496" w:themeColor="accent1" w:themeShade="BF"/>
-      <w:sz w:val="28"/>
-      <w:szCs w:val="28"/>
+      <w:rFonts w:ascii="Consolas" w:eastAsiaTheme="majorEastAsia" w:hAnsi="Consolas" w:cstheme="majorBidi"/>
+      <w:b/>
+      <w:bCs/>
+      <w:sz w:val="40"/>
+      <w:szCs w:val="40"/>
+      <w:lang w:val="it-IT"/>
     </w:rPr>
   </w:style>
   <w:style w:type="paragraph" w:styleId="Heading4">
@@ -7198,13 +11099,14 @@
     <w:basedOn w:val="DefaultParagraphFont"/>
     <w:link w:val="Heading3"/>
     <w:uiPriority w:val="9"/>
-    <w:semiHidden/>
-    <w:rsid w:val="00730B98"/>
+    <w:rsid w:val="00512588"/>
     <w:rPr>
-      <w:rFonts w:eastAsiaTheme="majorEastAsia" w:cstheme="majorBidi"/>
-      <w:color w:val="2F5496" w:themeColor="accent1" w:themeShade="BF"/>
-      <w:sz w:val="28"/>
-      <w:szCs w:val="28"/>
+      <w:rFonts w:ascii="Consolas" w:eastAsiaTheme="majorEastAsia" w:hAnsi="Consolas" w:cstheme="majorBidi"/>
+      <w:b/>
+      <w:bCs/>
+      <w:sz w:val="40"/>
+      <w:szCs w:val="40"/>
+      <w:lang w:val="it-IT"/>
     </w:rPr>
   </w:style>
   <w:style w:type="character" w:customStyle="1" w:styleId="Heading4Char">

--- a/Docs/Technical.docx
+++ b/Docs/Technical.docx
@@ -5474,6 +5474,84 @@
     </w:p>
     <w:p>
       <w:pPr>
+        <w:pStyle w:val="ListParagraph"/>
+        <w:numPr>
+          <w:ilvl w:val="0"/>
+          <w:numId w:val="14"/>
+        </w:numPr>
+        <w:rPr>
+          <w:lang w:val="it-IT"/>
+        </w:rPr>
+      </w:pPr>
+      <w:r>
+        <w:rPr>
+          <w:rStyle w:val="token"/>
+          <w:rFonts w:ascii="Consolas" w:hAnsi="Consolas"/>
+          <w:b/>
+          <w:bCs/>
+          <w:color w:val="0F1115"/>
+          <w:lang w:val="it-IT"/>
+        </w:rPr>
+        <w:t>Ordine e completezza del codice:</w:t>
+      </w:r>
+      <w:r>
+        <w:rPr>
+          <w:lang w:val="it-IT"/>
+        </w:rPr>
+        <w:t xml:space="preserve"> le spiegazioni relative a un blocco di codice devono sempre </w:t>
+      </w:r>
+      <w:r>
+        <w:rPr>
+          <w:rStyle w:val="token"/>
+          <w:rFonts w:ascii="Consolas" w:hAnsi="Consolas"/>
+          <w:b/>
+          <w:bCs/>
+          <w:color w:val="0F1115"/>
+          <w:lang w:val="it-IT"/>
+        </w:rPr>
+        <w:t>precedere</w:t>
+      </w:r>
+      <w:r>
+        <w:rPr>
+          <w:lang w:val="it-IT"/>
+        </w:rPr>
+        <w:t xml:space="preserve"> il blocco stesso, mai seguirlo. Se per brevità si omette una parte di codice (es. con commenti come </w:t>
+      </w:r>
+      <w:r>
+        <w:rPr>
+          <w:rStyle w:val="token"/>
+          <w:rFonts w:ascii="Consolas" w:hAnsi="Consolas"/>
+          <w:color w:val="A626A4"/>
+          <w:lang w:val="it-IT"/>
+        </w:rPr>
+        <w:t>`// ...`</w:t>
+      </w:r>
+      <w:r>
+        <w:rPr>
+          <w:lang w:val="it-IT"/>
+        </w:rPr>
+        <w:t xml:space="preserve">), l'assistente deve segnalarlo esplicitamente </w:t>
+      </w:r>
+      <w:r>
+        <w:rPr>
+          <w:rStyle w:val="token"/>
+          <w:rFonts w:ascii="Consolas" w:hAnsi="Consolas"/>
+          <w:b/>
+          <w:bCs/>
+          <w:color w:val="0F1115"/>
+          <w:lang w:val="it-IT"/>
+        </w:rPr>
+        <w:t>prima</w:t>
+      </w:r>
+      <w:r>
+        <w:rPr>
+          <w:lang w:val="it-IT"/>
+        </w:rPr>
+        <w:t xml:space="preserve"> del blocco con un avviso chiaro (es. "Attenzione: il codice seguente contiene una parte omessa, sostituisci solo la porzione indicata"). Non si devono mai usare commenti ambigui che lascino intendere "codice identico a prima", perché l'utente potrebbe copiare l'intero blocco e perdere funzionalità.</w:t>
+      </w:r>
+    </w:p>
+    <w:p>
+      <w:pPr>
         <w:rPr>
           <w:lang w:val="it-IT" w:eastAsia="en-GB"/>
         </w:rPr>
@@ -5765,6 +5843,7 @@
         <w:rPr>
           <w:lang w:val="it-IT"/>
         </w:rPr>
+        <w:lastRenderedPageBreak/>
         <w:t>Verificare se i documenti di design (GDD, roadmap, concept) devono essere aggiornati per riflettere le nuove meccaniche implementate o le decisioni prese durante la sessione.</w:t>
       </w:r>
     </w:p>
@@ -5838,7 +5917,6 @@
       </w:pPr>
       <w:proofErr w:type="spellStart"/>
       <w:r>
-        <w:lastRenderedPageBreak/>
         <w:t>Riferimenti</w:t>
       </w:r>
       <w:proofErr w:type="spellEnd"/>
@@ -9156,7 +9234,7 @@
   <w:abstractNum w:abstractNumId="28" w15:restartNumberingAfterBreak="0">
     <w:nsid w:val="52BF2B4F"/>
     <w:multiLevelType w:val="hybridMultilevel"/>
-    <w:tmpl w:val="2FC29594"/>
+    <w:tmpl w:val="2ED4F01A"/>
     <w:lvl w:ilvl="0" w:tplc="08090001">
       <w:start w:val="1"/>
       <w:numFmt w:val="bullet"/>
@@ -11042,6 +11120,7 @@
   <w:style w:type="character" w:default="1" w:styleId="DefaultParagraphFont">
     <w:name w:val="Default Paragraph Font"/>
     <w:uiPriority w:val="1"/>
+    <w:semiHidden/>
     <w:unhideWhenUsed/>
   </w:style>
   <w:style w:type="table" w:default="1" w:styleId="TableNormal">

--- a/Docs/Technical.docx
+++ b/Docs/Technical.docx
@@ -1,6 +1,6 @@
 
 <file path=word/document.xml><?xml version="1.0" encoding="utf-8"?>
-<w:document xmlns:wpc="http://schemas.microsoft.com/office/word/2010/wordprocessingCanvas" xmlns:cx="http://schemas.microsoft.com/office/drawing/2014/chartex" xmlns:cx1="http://schemas.microsoft.com/office/drawing/2015/9/8/chartex" xmlns:cx2="http://schemas.microsoft.com/office/drawing/2015/10/21/chartex" xmlns:cx3="http://schemas.microsoft.com/office/drawing/2016/5/9/chartex" xmlns:cx4="http://schemas.microsoft.com/office/drawing/2016/5/10/chartex" xmlns:cx5="http://schemas.microsoft.com/office/drawing/2016/5/11/chartex" xmlns:cx6="http://schemas.microsoft.com/office/drawing/2016/5/12/chartex" xmlns:cx7="http://schemas.microsoft.com/office/drawing/2016/5/13/chartex" xmlns:cx8="http://schemas.microsoft.com/office/drawing/2016/5/14/chartex" xmlns:mc="http://schemas.openxmlformats.org/markup-compatibility/2006" xmlns:aink="http://schemas.microsoft.com/office/drawing/2016/ink" xmlns:am3d="http://schemas.microsoft.com/office/drawing/2017/model3d" xmlns:o="urn:schemas-microsoft-com:office:office" xmlns:oel="http://schemas.microsoft.com/office/2019/extlst" xmlns:r="http://schemas.openxmlformats.org/officeDocument/2006/relationships" xmlns:m="http://schemas.openxmlformats.org/officeDocument/2006/math" xmlns:v="urn:schemas-microsoft-com:vml" xmlns:wp14="http://schemas.microsoft.com/office/word/2010/wordprocessingDrawing" xmlns:wp="http://schemas.openxmlformats.org/drawingml/2006/wordprocessingDrawing" xmlns:w10="urn:schemas-microsoft-com:office:word" xmlns:w="http://schemas.openxmlformats.org/wordprocessingml/2006/main" xmlns:w14="http://schemas.microsoft.com/office/word/2010/wordml" xmlns:w15="http://schemas.microsoft.com/office/word/2012/wordml" xmlns:w16cex="http://schemas.microsoft.com/office/word/2018/wordml/cex" xmlns:w16cid="http://schemas.microsoft.com/office/word/2016/wordml/cid" xmlns:w16="http://schemas.microsoft.com/office/word/2018/wordml" xmlns:w16du="http://schemas.microsoft.com/office/word/2023/wordml/word16du" xmlns:w16sdtdh="http://schemas.microsoft.com/office/word/2020/wordml/sdtdatahash" xmlns:w16sdtfl="http://schemas.microsoft.com/office/word/2024/wordml/sdtformatlock" xmlns:w16se="http://schemas.microsoft.com/office/word/2015/wordml/symex" xmlns:wpg="http://schemas.microsoft.com/office/word/2010/wordprocessingGroup" xmlns:wpi="http://schemas.microsoft.com/office/word/2010/wordprocessingInk" xmlns:wne="http://schemas.microsoft.com/office/word/2006/wordml" xmlns:wps="http://schemas.microsoft.com/office/word/2010/wordprocessingShape" mc:Ignorable="w14 w15 w16se w16cid w16 w16cex w16sdtdh w16sdtfl w16du wp14">
+<w:document xmlns:wpc="http://schemas.microsoft.com/office/word/2010/wordprocessingCanvas" xmlns:cx="http://schemas.microsoft.com/office/drawing/2014/chartex" xmlns:cx1="http://schemas.microsoft.com/office/drawing/2015/9/8/chartex" xmlns:cx2="http://schemas.microsoft.com/office/drawing/2015/10/21/chartex" xmlns:cx3="http://schemas.microsoft.com/office/drawing/2016/5/9/chartex" xmlns:cx4="http://schemas.microsoft.com/office/drawing/2016/5/10/chartex" xmlns:cx5="http://schemas.microsoft.com/office/drawing/2016/5/11/chartex" xmlns:cx6="http://schemas.microsoft.com/office/drawing/2016/5/12/chartex" xmlns:cx7="http://schemas.microsoft.com/office/drawing/2016/5/13/chartex" xmlns:cx8="http://schemas.microsoft.com/office/drawing/2016/5/14/chartex" xmlns:mc="http://schemas.openxmlformats.org/markup-compatibility/2006" xmlns:aink="http://schemas.microsoft.com/office/drawing/2016/ink" xmlns:am3d="http://schemas.microsoft.com/office/drawing/2017/model3d" xmlns:o="urn:schemas-microsoft-com:office:office" xmlns:oel="http://schemas.microsoft.com/office/2019/extlst" xmlns:r="http://schemas.openxmlformats.org/officeDocument/2006/relationships" xmlns:m="http://schemas.openxmlformats.org/officeDocument/2006/math" xmlns:v="urn:schemas-microsoft-com:vml" xmlns:wp14="http://schemas.microsoft.com/office/word/2010/wordprocessingDrawing" xmlns:wp="http://schemas.openxmlformats.org/drawingml/2006/wordprocessingDrawing" xmlns:w10="urn:schemas-microsoft-com:office:word" xmlns:w="http://schemas.openxmlformats.org/wordprocessingml/2006/main" xmlns:w14="http://schemas.microsoft.com/office/word/2010/wordml" xmlns:w15="http://schemas.microsoft.com/office/word/2012/wordml" xmlns:w16cei="http://schemas.microsoft.com/office/word/2026/wordml/cei" xmlns:w16cex="http://schemas.microsoft.com/office/word/2018/wordml/cex" xmlns:w16cid="http://schemas.microsoft.com/office/word/2016/wordml/cid" xmlns:w16="http://schemas.microsoft.com/office/word/2018/wordml" xmlns:w16du="http://schemas.microsoft.com/office/word/2023/wordml/word16du" xmlns:w16sdtdh="http://schemas.microsoft.com/office/word/2020/wordml/sdtdatahash" xmlns:w16sdtfl="http://schemas.microsoft.com/office/word/2024/wordml/sdtformatlock" xmlns:w16se="http://schemas.microsoft.com/office/word/2015/wordml/symex" xmlns:wpg="http://schemas.microsoft.com/office/word/2010/wordprocessingGroup" xmlns:wpi="http://schemas.microsoft.com/office/word/2010/wordprocessingInk" xmlns:wne="http://schemas.microsoft.com/office/word/2006/wordml" xmlns:wps="http://schemas.microsoft.com/office/word/2010/wordprocessingShape" mc:Ignorable="w14 w15 w16se w16cid w16 w16cex w16sdtdh w16sdtfl w16du wp14">
   <w:body>
     <w:p>
       <w:pPr>
@@ -4452,6 +4452,44 @@
     </w:p>
     <w:p>
       <w:pPr>
+        <w:pStyle w:val="ListParagraph"/>
+        <w:numPr>
+          <w:ilvl w:val="0"/>
+          <w:numId w:val="26"/>
+        </w:numPr>
+        <w:rPr>
+          <w:lang w:val="it-IT"/>
+        </w:rPr>
+      </w:pPr>
+      <w:r>
+        <w:rPr>
+          <w:b/>
+          <w:bCs/>
+          <w:lang w:val="it-IT"/>
+        </w:rPr>
+        <w:t>Brief prima del codice</w:t>
+      </w:r>
+      <w:r>
+        <w:rPr>
+          <w:lang w:val="it-IT"/>
+        </w:rPr>
+        <w:t>: prima di fornire qualsiasi blocco di codice, l'assistente farà un breve riepilogo di ciò che sta per proporre, spiegando le modifiche in linguaggio semplice e chiedendo conferma esplicita all'utente. Solo dopo la conferma, mostrerà il codice. Questo evita di dover cancellare o riscrivere codice non desiderato e mantiene il flusso di lavoro ordinato.</w:t>
+      </w:r>
+    </w:p>
+    <w:p>
+      <w:pPr>
+        <w:pStyle w:val="ListParagraph"/>
+        <w:numPr>
+          <w:ilvl w:val="0"/>
+          <w:numId w:val="26"/>
+        </w:numPr>
+        <w:rPr>
+          <w:lang w:val="it-IT"/>
+        </w:rPr>
+      </w:pPr>
+    </w:p>
+    <w:p>
+      <w:pPr>
         <w:rPr>
           <w:lang w:val="it-IT"/>
         </w:rPr>
@@ -4527,6 +4565,7 @@
         <w:rPr>
           <w:lang w:val="it-IT"/>
         </w:rPr>
+        <w:lastRenderedPageBreak/>
         <w:t>Ogni modifica è accompagnata da un breve commento che spiega cosa fa e perché.</w:t>
       </w:r>
     </w:p>
@@ -4591,7 +4630,6 @@
           <w:bCs/>
           <w:lang w:val="it-IT"/>
         </w:rPr>
-        <w:lastRenderedPageBreak/>
         <w:t>Principio di non-assunzione:</w:t>
       </w:r>
       <w:r>
@@ -5047,6 +5085,7 @@
         <w:rPr>
           <w:lang w:val="it-IT"/>
         </w:rPr>
+        <w:lastRenderedPageBreak/>
         <w:t xml:space="preserve">Per garantire che l'assistente stia leggendo il contenuto reale del repository e non basandosi solo sulla cronologia della chat, in fondo al file TECHNICAL.md è presente un numero progressivo (es. `SYNC: 1`). Dopo ogni </w:t>
       </w:r>
       <w:proofErr w:type="spellStart"/>
@@ -5073,14 +5112,7 @@
         <w:rPr>
           <w:lang w:val="it-IT"/>
         </w:rPr>
-        <w:t xml:space="preserve"> questo numero. All'inizio di ogni risposta che </w:t>
-      </w:r>
-      <w:r>
-        <w:rPr>
-          <w:lang w:val="it-IT"/>
-        </w:rPr>
-        <w:lastRenderedPageBreak/>
-        <w:t>richiede accesso al repository, l'assistente dovrà riportare il numero SYNC che ha letto, confermando così di aver effettivamente consultato i file su GitHub.</w:t>
+        <w:t xml:space="preserve"> questo numero. All'inizio di ogni risposta che richiede accesso al repository, l'assistente dovrà riportare il numero SYNC che ha letto, confermando così di aver effettivamente consultato i file su GitHub.</w:t>
       </w:r>
     </w:p>
     <w:p>
@@ -5436,7 +5468,14 @@
         <w:rPr>
           <w:lang w:val="it-IT"/>
         </w:rPr>
-        <w:t xml:space="preserve"> di test, overlay informativi) vengono descritti con il loro impatto attuale e il potenziale riutilizzo futuro come meccaniche di gioco, mantenendo sempre un chiaro distinguo tra "debug" e "gameplay".</w:t>
+        <w:t xml:space="preserve"> di test, overlay informativi) vengono descritti con il loro impatto attuale e il potenziale </w:t>
+      </w:r>
+      <w:r>
+        <w:rPr>
+          <w:lang w:val="it-IT"/>
+        </w:rPr>
+        <w:lastRenderedPageBreak/>
+        <w:t>riutilizzo futuro come meccaniche di gioco, mantenendo sempre un chiaro distinguo tra "debug" e "gameplay".</w:t>
       </w:r>
     </w:p>
     <w:p>
@@ -5456,7 +5495,6 @@
           <w:bCs/>
           <w:lang w:val="it-IT"/>
         </w:rPr>
-        <w:lastRenderedPageBreak/>
         <w:t>Spiegazione del codice fornito</w:t>
       </w:r>
       <w:r>
@@ -5825,6 +5863,7 @@
         <w:rPr>
           <w:lang w:val="it-IT"/>
         </w:rPr>
+        <w:lastRenderedPageBreak/>
         <w:t>Alla fine di ogni sessione, l'assistente ricorderà all'utente di:</w:t>
       </w:r>
     </w:p>
@@ -5843,7 +5882,6 @@
         <w:rPr>
           <w:lang w:val="it-IT"/>
         </w:rPr>
-        <w:lastRenderedPageBreak/>
         <w:t>Verificare se i documenti di design (GDD, roadmap, concept) devono essere aggiornati per riflettere le nuove meccaniche implementate o le decisioni prese durante la sessione.</w:t>
       </w:r>
     </w:p>
@@ -6007,7 +6045,7 @@
 </file>
 
 <file path=word/numbering.xml><?xml version="1.0" encoding="utf-8"?>
-<w:numbering xmlns:wpc="http://schemas.microsoft.com/office/word/2010/wordprocessingCanvas" xmlns:cx="http://schemas.microsoft.com/office/drawing/2014/chartex" xmlns:cx1="http://schemas.microsoft.com/office/drawing/2015/9/8/chartex" xmlns:cx2="http://schemas.microsoft.com/office/drawing/2015/10/21/chartex" xmlns:cx3="http://schemas.microsoft.com/office/drawing/2016/5/9/chartex" xmlns:cx4="http://schemas.microsoft.com/office/drawing/2016/5/10/chartex" xmlns:cx5="http://schemas.microsoft.com/office/drawing/2016/5/11/chartex" xmlns:cx6="http://schemas.microsoft.com/office/drawing/2016/5/12/chartex" xmlns:cx7="http://schemas.microsoft.com/office/drawing/2016/5/13/chartex" xmlns:cx8="http://schemas.microsoft.com/office/drawing/2016/5/14/chartex" xmlns:mc="http://schemas.openxmlformats.org/markup-compatibility/2006" xmlns:aink="http://schemas.microsoft.com/office/drawing/2016/ink" xmlns:am3d="http://schemas.microsoft.com/office/drawing/2017/model3d" xmlns:o="urn:schemas-microsoft-com:office:office" xmlns:oel="http://schemas.microsoft.com/office/2019/extlst" xmlns:r="http://schemas.openxmlformats.org/officeDocument/2006/relationships" xmlns:m="http://schemas.openxmlformats.org/officeDocument/2006/math" xmlns:v="urn:schemas-microsoft-com:vml" xmlns:wp14="http://schemas.microsoft.com/office/word/2010/wordprocessingDrawing" xmlns:wp="http://schemas.openxmlformats.org/drawingml/2006/wordprocessingDrawing" xmlns:w10="urn:schemas-microsoft-com:office:word" xmlns:w="http://schemas.openxmlformats.org/wordprocessingml/2006/main" xmlns:w14="http://schemas.microsoft.com/office/word/2010/wordml" xmlns:w15="http://schemas.microsoft.com/office/word/2012/wordml" xmlns:w16cex="http://schemas.microsoft.com/office/word/2018/wordml/cex" xmlns:w16cid="http://schemas.microsoft.com/office/word/2016/wordml/cid" xmlns:w16="http://schemas.microsoft.com/office/word/2018/wordml" xmlns:w16du="http://schemas.microsoft.com/office/word/2023/wordml/word16du" xmlns:w16sdtdh="http://schemas.microsoft.com/office/word/2020/wordml/sdtdatahash" xmlns:w16sdtfl="http://schemas.microsoft.com/office/word/2024/wordml/sdtformatlock" xmlns:w16se="http://schemas.microsoft.com/office/word/2015/wordml/symex" xmlns:wpg="http://schemas.microsoft.com/office/word/2010/wordprocessingGroup" xmlns:wpi="http://schemas.microsoft.com/office/word/2010/wordprocessingInk" xmlns:wne="http://schemas.microsoft.com/office/word/2006/wordml" xmlns:wps="http://schemas.microsoft.com/office/word/2010/wordprocessingShape" mc:Ignorable="w14 w15 w16se w16cid w16 w16cex w16sdtdh w16sdtfl w16du wp14">
+<w:numbering xmlns:wpc="http://schemas.microsoft.com/office/word/2010/wordprocessingCanvas" xmlns:cx="http://schemas.microsoft.com/office/drawing/2014/chartex" xmlns:cx1="http://schemas.microsoft.com/office/drawing/2015/9/8/chartex" xmlns:cx2="http://schemas.microsoft.com/office/drawing/2015/10/21/chartex" xmlns:cx3="http://schemas.microsoft.com/office/drawing/2016/5/9/chartex" xmlns:cx4="http://schemas.microsoft.com/office/drawing/2016/5/10/chartex" xmlns:cx5="http://schemas.microsoft.com/office/drawing/2016/5/11/chartex" xmlns:cx6="http://schemas.microsoft.com/office/drawing/2016/5/12/chartex" xmlns:cx7="http://schemas.microsoft.com/office/drawing/2016/5/13/chartex" xmlns:cx8="http://schemas.microsoft.com/office/drawing/2016/5/14/chartex" xmlns:mc="http://schemas.openxmlformats.org/markup-compatibility/2006" xmlns:aink="http://schemas.microsoft.com/office/drawing/2016/ink" xmlns:am3d="http://schemas.microsoft.com/office/drawing/2017/model3d" xmlns:o="urn:schemas-microsoft-com:office:office" xmlns:oel="http://schemas.microsoft.com/office/2019/extlst" xmlns:r="http://schemas.openxmlformats.org/officeDocument/2006/relationships" xmlns:m="http://schemas.openxmlformats.org/officeDocument/2006/math" xmlns:v="urn:schemas-microsoft-com:vml" xmlns:wp14="http://schemas.microsoft.com/office/word/2010/wordprocessingDrawing" xmlns:wp="http://schemas.openxmlformats.org/drawingml/2006/wordprocessingDrawing" xmlns:w10="urn:schemas-microsoft-com:office:word" xmlns:w="http://schemas.openxmlformats.org/wordprocessingml/2006/main" xmlns:w14="http://schemas.microsoft.com/office/word/2010/wordml" xmlns:w15="http://schemas.microsoft.com/office/word/2012/wordml" xmlns:w16cei="http://schemas.microsoft.com/office/word/2026/wordml/cei" xmlns:w16cex="http://schemas.microsoft.com/office/word/2018/wordml/cex" xmlns:w16cid="http://schemas.microsoft.com/office/word/2016/wordml/cid" xmlns:w16="http://schemas.microsoft.com/office/word/2018/wordml" xmlns:w16du="http://schemas.microsoft.com/office/word/2023/wordml/word16du" xmlns:w16sdtdh="http://schemas.microsoft.com/office/word/2020/wordml/sdtdatahash" xmlns:w16sdtfl="http://schemas.microsoft.com/office/word/2024/wordml/sdtformatlock" xmlns:w16se="http://schemas.microsoft.com/office/word/2015/wordml/symex" xmlns:wpg="http://schemas.microsoft.com/office/word/2010/wordprocessingGroup" xmlns:wpi="http://schemas.microsoft.com/office/word/2010/wordprocessingInk" xmlns:wne="http://schemas.microsoft.com/office/word/2006/wordml" xmlns:wps="http://schemas.microsoft.com/office/word/2010/wordprocessingShape" mc:Ignorable="w14 w15 w16se w16cid w16 w16cex w16sdtdh w16sdtfl w16du wp14">
   <w:abstractNum w:abstractNumId="0" w15:restartNumberingAfterBreak="0">
     <w:nsid w:val="02082034"/>
     <w:multiLevelType w:val="hybridMultilevel"/>

--- a/Docs/Technical.docx
+++ b/Docs/Technical.docx
@@ -1,6 +1,6 @@
 
 <file path=word/document.xml><?xml version="1.0" encoding="utf-8"?>
-<w:document xmlns:wpc="http://schemas.microsoft.com/office/word/2010/wordprocessingCanvas" xmlns:cx="http://schemas.microsoft.com/office/drawing/2014/chartex" xmlns:cx1="http://schemas.microsoft.com/office/drawing/2015/9/8/chartex" xmlns:cx2="http://schemas.microsoft.com/office/drawing/2015/10/21/chartex" xmlns:cx3="http://schemas.microsoft.com/office/drawing/2016/5/9/chartex" xmlns:cx4="http://schemas.microsoft.com/office/drawing/2016/5/10/chartex" xmlns:cx5="http://schemas.microsoft.com/office/drawing/2016/5/11/chartex" xmlns:cx6="http://schemas.microsoft.com/office/drawing/2016/5/12/chartex" xmlns:cx7="http://schemas.microsoft.com/office/drawing/2016/5/13/chartex" xmlns:cx8="http://schemas.microsoft.com/office/drawing/2016/5/14/chartex" xmlns:mc="http://schemas.openxmlformats.org/markup-compatibility/2006" xmlns:aink="http://schemas.microsoft.com/office/drawing/2016/ink" xmlns:am3d="http://schemas.microsoft.com/office/drawing/2017/model3d" xmlns:o="urn:schemas-microsoft-com:office:office" xmlns:oel="http://schemas.microsoft.com/office/2019/extlst" xmlns:r="http://schemas.openxmlformats.org/officeDocument/2006/relationships" xmlns:m="http://schemas.openxmlformats.org/officeDocument/2006/math" xmlns:v="urn:schemas-microsoft-com:vml" xmlns:wp14="http://schemas.microsoft.com/office/word/2010/wordprocessingDrawing" xmlns:wp="http://schemas.openxmlformats.org/drawingml/2006/wordprocessingDrawing" xmlns:w10="urn:schemas-microsoft-com:office:word" xmlns:w="http://schemas.openxmlformats.org/wordprocessingml/2006/main" xmlns:w14="http://schemas.microsoft.com/office/word/2010/wordml" xmlns:w15="http://schemas.microsoft.com/office/word/2012/wordml" xmlns:w16cei="http://schemas.microsoft.com/office/word/2026/wordml/cei" xmlns:w16cex="http://schemas.microsoft.com/office/word/2018/wordml/cex" xmlns:w16cid="http://schemas.microsoft.com/office/word/2016/wordml/cid" xmlns:w16="http://schemas.microsoft.com/office/word/2018/wordml" xmlns:w16du="http://schemas.microsoft.com/office/word/2023/wordml/word16du" xmlns:w16sdtdh="http://schemas.microsoft.com/office/word/2020/wordml/sdtdatahash" xmlns:w16sdtfl="http://schemas.microsoft.com/office/word/2024/wordml/sdtformatlock" xmlns:w16se="http://schemas.microsoft.com/office/word/2015/wordml/symex" xmlns:wpg="http://schemas.microsoft.com/office/word/2010/wordprocessingGroup" xmlns:wpi="http://schemas.microsoft.com/office/word/2010/wordprocessingInk" xmlns:wne="http://schemas.microsoft.com/office/word/2006/wordml" xmlns:wps="http://schemas.microsoft.com/office/word/2010/wordprocessingShape" mc:Ignorable="w14 w15 w16se w16cid w16 w16cex w16sdtdh w16sdtfl w16du wp14">
+<w:document xmlns:wpc="http://schemas.microsoft.com/office/word/2010/wordprocessingCanvas" xmlns:cx="http://schemas.microsoft.com/office/drawing/2014/chartex" xmlns:cx1="http://schemas.microsoft.com/office/drawing/2015/9/8/chartex" xmlns:cx2="http://schemas.microsoft.com/office/drawing/2015/10/21/chartex" xmlns:cx3="http://schemas.microsoft.com/office/drawing/2016/5/9/chartex" xmlns:cx4="http://schemas.microsoft.com/office/drawing/2016/5/10/chartex" xmlns:cx5="http://schemas.microsoft.com/office/drawing/2016/5/11/chartex" xmlns:cx6="http://schemas.microsoft.com/office/drawing/2016/5/12/chartex" xmlns:cx7="http://schemas.microsoft.com/office/drawing/2016/5/13/chartex" xmlns:cx8="http://schemas.microsoft.com/office/drawing/2016/5/14/chartex" xmlns:mc="http://schemas.openxmlformats.org/markup-compatibility/2006" xmlns:aink="http://schemas.microsoft.com/office/drawing/2016/ink" xmlns:am3d="http://schemas.microsoft.com/office/drawing/2017/model3d" xmlns:o="urn:schemas-microsoft-com:office:office" xmlns:oel="http://schemas.microsoft.com/office/2019/extlst" xmlns:r="http://schemas.openxmlformats.org/officeDocument/2006/relationships" xmlns:m="http://schemas.openxmlformats.org/officeDocument/2006/math" xmlns:v="urn:schemas-microsoft-com:vml" xmlns:wp14="http://schemas.microsoft.com/office/word/2010/wordprocessingDrawing" xmlns:wp="http://schemas.openxmlformats.org/drawingml/2006/wordprocessingDrawing" xmlns:w10="urn:schemas-microsoft-com:office:word" xmlns:w="http://schemas.openxmlformats.org/wordprocessingml/2006/main" xmlns:w14="http://schemas.microsoft.com/office/word/2010/wordml" xmlns:w15="http://schemas.microsoft.com/office/word/2012/wordml" xmlns:w16cex="http://schemas.microsoft.com/office/word/2018/wordml/cex" xmlns:w16cid="http://schemas.microsoft.com/office/word/2016/wordml/cid" xmlns:w16="http://schemas.microsoft.com/office/word/2018/wordml" xmlns:w16du="http://schemas.microsoft.com/office/word/2023/wordml/word16du" xmlns:w16sdtdh="http://schemas.microsoft.com/office/word/2020/wordml/sdtdatahash" xmlns:w16sdtfl="http://schemas.microsoft.com/office/word/2024/wordml/sdtformatlock" xmlns:w16se="http://schemas.microsoft.com/office/word/2015/wordml/symex" xmlns:wpg="http://schemas.microsoft.com/office/word/2010/wordprocessingGroup" xmlns:wpi="http://schemas.microsoft.com/office/word/2010/wordprocessingInk" xmlns:wne="http://schemas.microsoft.com/office/word/2006/wordml" xmlns:wps="http://schemas.microsoft.com/office/word/2010/wordprocessingShape" mc:Ignorable="w14 w15 w16se w16cid w16 w16cex w16sdtdh w16sdtfl w16du wp14">
   <w:body>
     <w:p>
       <w:pPr>
@@ -144,7 +144,7 @@
         <w:rPr>
           <w:lang w:val="it-IT"/>
         </w:rPr>
-        <w:t xml:space="preserve">index.html – punto di ingresso, carica </w:t>
+        <w:t xml:space="preserve">  - index.html – punto di ingresso, carica </w:t>
       </w:r>
       <w:proofErr w:type="spellStart"/>
       <w:r>
@@ -171,6 +171,12 @@
           <w:lang w:val="it-IT"/>
         </w:rPr>
       </w:pPr>
+      <w:r>
+        <w:rPr>
+          <w:lang w:val="it-IT"/>
+        </w:rPr>
+        <w:t xml:space="preserve">  - </w:t>
+      </w:r>
       <w:proofErr w:type="spellStart"/>
       <w:r>
         <w:rPr>
@@ -183,7 +189,7 @@
         <w:rPr>
           <w:lang w:val="it-IT"/>
         </w:rPr>
-        <w:t>/style.css – stili per UI HTML sovrapposta</w:t>
+        <w:t>/style.css – stili per UI HTML sovrapposta</w:t>
       </w:r>
     </w:p>
     <w:p>
@@ -196,6 +202,12 @@
           <w:lang w:val="it-IT"/>
         </w:rPr>
       </w:pPr>
+      <w:r>
+        <w:rPr>
+          <w:lang w:val="it-IT"/>
+        </w:rPr>
+        <w:t xml:space="preserve">  - </w:t>
+      </w:r>
       <w:proofErr w:type="spellStart"/>
       <w:r>
         <w:rPr>
@@ -208,22 +220,16 @@
         <w:rPr>
           <w:lang w:val="it-IT"/>
         </w:rPr>
-        <w:t xml:space="preserve">/main.js – inizializzazione di </w:t>
-      </w:r>
-      <w:proofErr w:type="spellStart"/>
-      <w:r>
-        <w:rPr>
-          <w:lang w:val="it-IT"/>
-        </w:rPr>
-        <w:t>Phaser</w:t>
-      </w:r>
-      <w:proofErr w:type="spellEnd"/>
-      <w:r>
-        <w:rPr>
-          <w:lang w:val="it-IT"/>
-        </w:rPr>
-        <w:t xml:space="preserve"> e configurazione globale</w:t>
-      </w:r>
+        <w:t xml:space="preserve">/config.js – parametri di gioco centralizzati nell'oggetto </w:t>
+      </w:r>
+      <w:proofErr w:type="spellStart"/>
+      <w:r>
+        <w:rPr>
+          <w:lang w:val="it-IT"/>
+        </w:rPr>
+        <w:t>GameConfig</w:t>
+      </w:r>
+      <w:proofErr w:type="spellEnd"/>
     </w:p>
     <w:p>
       <w:pPr>
@@ -235,6 +241,12 @@
           <w:lang w:val="it-IT"/>
         </w:rPr>
       </w:pPr>
+      <w:r>
+        <w:rPr>
+          <w:lang w:val="it-IT"/>
+        </w:rPr>
+        <w:t xml:space="preserve">  - </w:t>
+      </w:r>
       <w:proofErr w:type="spellStart"/>
       <w:r>
         <w:rPr>
@@ -247,7 +259,7 @@
         <w:rPr>
           <w:lang w:val="it-IT"/>
         </w:rPr>
-        <w:t xml:space="preserve">/world.js – griglia spaziale, </w:t>
+        <w:t xml:space="preserve">/world.js – griglia spaziale, </w:t>
       </w:r>
       <w:proofErr w:type="spellStart"/>
       <w:r>
@@ -274,6 +286,12 @@
           <w:lang w:val="it-IT"/>
         </w:rPr>
       </w:pPr>
+      <w:r>
+        <w:rPr>
+          <w:lang w:val="it-IT"/>
+        </w:rPr>
+        <w:t xml:space="preserve">  - </w:t>
+      </w:r>
       <w:proofErr w:type="spellStart"/>
       <w:r>
         <w:rPr>
@@ -286,7 +304,7 @@
         <w:rPr>
           <w:lang w:val="it-IT"/>
         </w:rPr>
-        <w:t>/units.js – classi per pop, unità, branchi</w:t>
+        <w:t>/units.js – classi per pop, unità, branchi</w:t>
       </w:r>
     </w:p>
     <w:p>
@@ -299,6 +317,12 @@
           <w:lang w:val="it-IT"/>
         </w:rPr>
       </w:pPr>
+      <w:r>
+        <w:rPr>
+          <w:lang w:val="it-IT"/>
+        </w:rPr>
+        <w:t xml:space="preserve">  - </w:t>
+      </w:r>
       <w:proofErr w:type="spellStart"/>
       <w:r>
         <w:rPr>
@@ -311,7 +335,7 @@
         <w:rPr>
           <w:lang w:val="it-IT"/>
         </w:rPr>
-        <w:t>/resources.js – logica di raccolta, consumo, deterioramento (futuro)</w:t>
+        <w:t>/resources.js – logica di raccolta, consumo, deterioramento (futuro)</w:t>
       </w:r>
     </w:p>
     <w:p>
@@ -324,6 +348,12 @@
           <w:lang w:val="it-IT"/>
         </w:rPr>
       </w:pPr>
+      <w:r>
+        <w:rPr>
+          <w:lang w:val="it-IT"/>
+        </w:rPr>
+        <w:t xml:space="preserve">  - </w:t>
+      </w:r>
       <w:proofErr w:type="spellStart"/>
       <w:r>
         <w:rPr>
@@ -336,7 +366,7 @@
         <w:rPr>
           <w:lang w:val="it-IT"/>
         </w:rPr>
-        <w:t xml:space="preserve">/ui.js – interfaccia utente, pannelli, </w:t>
+        <w:t xml:space="preserve">/ui.js – interfaccia utente, pannelli, </w:t>
       </w:r>
       <w:proofErr w:type="spellStart"/>
       <w:r>
@@ -363,6 +393,12 @@
           <w:lang w:val="it-IT"/>
         </w:rPr>
       </w:pPr>
+      <w:r>
+        <w:rPr>
+          <w:lang w:val="it-IT"/>
+        </w:rPr>
+        <w:t xml:space="preserve">  - </w:t>
+      </w:r>
       <w:proofErr w:type="spellStart"/>
       <w:r>
         <w:rPr>
@@ -375,7 +411,1012 @@
         <w:rPr>
           <w:lang w:val="it-IT"/>
         </w:rPr>
-        <w:t>/time.js – gestione pausa/play/velocità (futuro)</w:t>
+        <w:t>/time.js – gestione pausa/play/velocità</w:t>
+      </w:r>
+    </w:p>
+    <w:p>
+      <w:pPr>
+        <w:numPr>
+          <w:ilvl w:val="1"/>
+          <w:numId w:val="1"/>
+        </w:numPr>
+        <w:rPr>
+          <w:lang w:val="it-IT"/>
+        </w:rPr>
+      </w:pPr>
+      <w:r>
+        <w:rPr>
+          <w:lang w:val="it-IT"/>
+        </w:rPr>
+        <w:t xml:space="preserve">  - </w:t>
+      </w:r>
+      <w:proofErr w:type="spellStart"/>
+      <w:r>
+        <w:rPr>
+          <w:lang w:val="it-IT"/>
+        </w:rPr>
+        <w:t>js</w:t>
+      </w:r>
+      <w:proofErr w:type="spellEnd"/>
+      <w:r>
+        <w:rPr>
+          <w:lang w:val="it-IT"/>
+        </w:rPr>
+        <w:t xml:space="preserve">/main.js – inizializzazione di </w:t>
+      </w:r>
+      <w:proofErr w:type="spellStart"/>
+      <w:r>
+        <w:rPr>
+          <w:lang w:val="it-IT"/>
+        </w:rPr>
+        <w:t>Phaser</w:t>
+      </w:r>
+      <w:proofErr w:type="spellEnd"/>
+      <w:r>
+        <w:rPr>
+          <w:lang w:val="it-IT"/>
+        </w:rPr>
+        <w:t xml:space="preserve"> e configurazione globale</w:t>
+      </w:r>
+    </w:p>
+    <w:p>
+      <w:pPr>
+        <w:numPr>
+          <w:ilvl w:val="1"/>
+          <w:numId w:val="1"/>
+        </w:numPr>
+        <w:rPr>
+          <w:lang w:val="it-IT"/>
+        </w:rPr>
+      </w:pPr>
+      <w:r>
+        <w:rPr>
+          <w:lang w:val="it-IT"/>
+        </w:rPr>
+        <w:t xml:space="preserve">  - </w:t>
+      </w:r>
+      <w:proofErr w:type="spellStart"/>
+      <w:r>
+        <w:rPr>
+          <w:lang w:val="it-IT"/>
+        </w:rPr>
+        <w:t>js</w:t>
+      </w:r>
+      <w:proofErr w:type="spellEnd"/>
+      <w:r>
+        <w:rPr>
+          <w:lang w:val="it-IT"/>
+        </w:rPr>
+        <w:t>/debug.js – pannello di debug e collegamento ai campi HTML</w:t>
+      </w:r>
+    </w:p>
+    <w:p>
+      <w:pPr>
+        <w:pStyle w:val="Heading2"/>
+      </w:pPr>
+      <w:proofErr w:type="spellStart"/>
+      <w:r>
+        <w:t>GameConfig</w:t>
+      </w:r>
+      <w:proofErr w:type="spellEnd"/>
+      <w:r>
+        <w:t xml:space="preserve"> e parametri dinamici</w:t>
+      </w:r>
+    </w:p>
+    <w:p>
+      <w:pPr>
+        <w:pStyle w:val="HTMLPreformatted"/>
+        <w:wordWrap w:val="0"/>
+        <w:spacing w:line="330" w:lineRule="atLeast"/>
+        <w:rPr>
+          <w:rFonts w:ascii="Consolas" w:hAnsi="Consolas"/>
+          <w:color w:val="0F1115"/>
+          <w:lang w:val="it-IT"/>
+        </w:rPr>
+      </w:pPr>
+      <w:r>
+        <w:rPr>
+          <w:rFonts w:ascii="Consolas" w:hAnsi="Consolas"/>
+          <w:color w:val="0F1115"/>
+          <w:lang w:val="it-IT"/>
+        </w:rPr>
+        <w:t>Tutti i parametri di gioco modificabili sono centralizzati nell'oggetto `</w:t>
+      </w:r>
+      <w:proofErr w:type="spellStart"/>
+      <w:r>
+        <w:rPr>
+          <w:rFonts w:ascii="Consolas" w:hAnsi="Consolas"/>
+          <w:color w:val="0F1115"/>
+          <w:lang w:val="it-IT"/>
+        </w:rPr>
+        <w:t>GameConfig</w:t>
+      </w:r>
+      <w:proofErr w:type="spellEnd"/>
+      <w:r>
+        <w:rPr>
+          <w:rFonts w:ascii="Consolas" w:hAnsi="Consolas"/>
+          <w:color w:val="0F1115"/>
+          <w:lang w:val="it-IT"/>
+        </w:rPr>
+        <w:t>` (in `</w:t>
+      </w:r>
+      <w:proofErr w:type="spellStart"/>
+      <w:r>
+        <w:rPr>
+          <w:rFonts w:ascii="Consolas" w:hAnsi="Consolas"/>
+          <w:color w:val="0F1115"/>
+          <w:lang w:val="it-IT"/>
+        </w:rPr>
+        <w:t>js</w:t>
+      </w:r>
+      <w:proofErr w:type="spellEnd"/>
+      <w:r>
+        <w:rPr>
+          <w:rFonts w:ascii="Consolas" w:hAnsi="Consolas"/>
+          <w:color w:val="0F1115"/>
+          <w:lang w:val="it-IT"/>
+        </w:rPr>
+        <w:t>/config.js`). Questo permette di cambiarli in tempo reale dalla console del browser o dal pannello di debug, senza dover modificare il codice.</w:t>
+      </w:r>
+    </w:p>
+    <w:p>
+      <w:pPr>
+        <w:pStyle w:val="HTMLPreformatted"/>
+        <w:wordWrap w:val="0"/>
+        <w:spacing w:line="330" w:lineRule="atLeast"/>
+        <w:rPr>
+          <w:rFonts w:ascii="Consolas" w:hAnsi="Consolas"/>
+          <w:color w:val="0F1115"/>
+          <w:lang w:val="it-IT"/>
+        </w:rPr>
+      </w:pPr>
+    </w:p>
+    <w:p>
+      <w:pPr>
+        <w:pStyle w:val="Heading3"/>
+        <w:rPr>
+          <w:rFonts w:asciiTheme="minorHAnsi" w:hAnsiTheme="minorHAnsi" w:cstheme="minorHAnsi"/>
+        </w:rPr>
+      </w:pPr>
+      <w:r>
+        <w:rPr>
+          <w:rStyle w:val="Heading3Char"/>
+          <w:rFonts w:asciiTheme="minorHAnsi" w:hAnsiTheme="minorHAnsi" w:cstheme="minorHAnsi"/>
+        </w:rPr>
+        <w:t>Convenzioni</w:t>
+      </w:r>
+      <w:r>
+        <w:rPr>
+          <w:rFonts w:asciiTheme="minorHAnsi" w:hAnsiTheme="minorHAnsi" w:cstheme="minorHAnsi"/>
+        </w:rPr>
+        <w:t>:</w:t>
+      </w:r>
+    </w:p>
+    <w:p>
+      <w:pPr>
+        <w:pStyle w:val="ListParagraph"/>
+        <w:numPr>
+          <w:ilvl w:val="0"/>
+          <w:numId w:val="39"/>
+        </w:numPr>
+        <w:rPr>
+          <w:lang w:val="it-IT"/>
+        </w:rPr>
+      </w:pPr>
+      <w:r>
+        <w:rPr>
+          <w:lang w:val="it-IT"/>
+        </w:rPr>
+        <w:t>I valori configurabili non devono essere copiati in costanti locali all'avvio. Vanno letti direttamente da `</w:t>
+      </w:r>
+      <w:proofErr w:type="spellStart"/>
+      <w:r>
+        <w:rPr>
+          <w:lang w:val="it-IT"/>
+        </w:rPr>
+        <w:t>GameConfig</w:t>
+      </w:r>
+      <w:proofErr w:type="spellEnd"/>
+      <w:r>
+        <w:rPr>
+          <w:lang w:val="it-IT"/>
+        </w:rPr>
+        <w:t>` ogni volta che servono.</w:t>
+      </w:r>
+    </w:p>
+    <w:p>
+      <w:pPr>
+        <w:pStyle w:val="ListParagraph"/>
+        <w:numPr>
+          <w:ilvl w:val="0"/>
+          <w:numId w:val="39"/>
+        </w:numPr>
+        <w:rPr>
+          <w:lang w:val="it-IT"/>
+        </w:rPr>
+      </w:pPr>
+      <w:r>
+        <w:rPr>
+          <w:lang w:val="it-IT"/>
+        </w:rPr>
+        <w:t>Ogni nuovo parametro di gioco va aggiunto a `</w:t>
+      </w:r>
+      <w:proofErr w:type="spellStart"/>
+      <w:r>
+        <w:rPr>
+          <w:lang w:val="it-IT"/>
+        </w:rPr>
+        <w:t>GameConfig</w:t>
+      </w:r>
+      <w:proofErr w:type="spellEnd"/>
+      <w:r>
+        <w:rPr>
+          <w:lang w:val="it-IT"/>
+        </w:rPr>
+        <w:t>`, esposto nel pannello di debug e utilizzato dinamicamente nel codice.</w:t>
+      </w:r>
+    </w:p>
+    <w:p>
+      <w:pPr>
+        <w:pStyle w:val="ListParagraph"/>
+        <w:numPr>
+          <w:ilvl w:val="0"/>
+          <w:numId w:val="39"/>
+        </w:numPr>
+        <w:rPr>
+          <w:lang w:val="it-IT"/>
+        </w:rPr>
+      </w:pPr>
+      <w:r>
+        <w:rPr>
+          <w:lang w:val="it-IT"/>
+        </w:rPr>
+        <w:t>I parametri strutturali (es. dimensione delle celle, dimensioni del mondo) richiedono un riavvio della pagina per essere applicati.</w:t>
+      </w:r>
+    </w:p>
+    <w:p>
+      <w:pPr>
+        <w:pStyle w:val="Heading3"/>
+      </w:pPr>
+      <w:r>
+        <w:lastRenderedPageBreak/>
+        <w:t>Parametri base</w:t>
+      </w:r>
+    </w:p>
+    <w:p>
+      <w:pPr>
+        <w:rPr>
+          <w:lang w:val="it-IT"/>
+        </w:rPr>
+      </w:pPr>
+      <w:r>
+        <w:rPr>
+          <w:lang w:val="it-IT"/>
+        </w:rPr>
+        <w:t>Sono i dati primari da cui si derivano tutti gli altri. L'utente li può modificare liberamente:</w:t>
+      </w:r>
+    </w:p>
+    <w:p>
+      <w:pPr>
+        <w:pStyle w:val="ListParagraph"/>
+        <w:numPr>
+          <w:ilvl w:val="0"/>
+          <w:numId w:val="39"/>
+        </w:numPr>
+        <w:rPr>
+          <w:lang w:val="it-IT"/>
+        </w:rPr>
+      </w:pPr>
+      <w:r>
+        <w:rPr>
+          <w:lang w:val="it-IT"/>
+        </w:rPr>
+        <w:t>`</w:t>
+      </w:r>
+      <w:proofErr w:type="spellStart"/>
+      <w:r>
+        <w:rPr>
+          <w:lang w:val="it-IT"/>
+        </w:rPr>
+        <w:t>dayLengthSeconds</w:t>
+      </w:r>
+      <w:proofErr w:type="spellEnd"/>
+      <w:r>
+        <w:rPr>
+          <w:lang w:val="it-IT"/>
+        </w:rPr>
+        <w:t>` – durata reale in secondi di un giorno di gioco.</w:t>
+      </w:r>
+    </w:p>
+    <w:p>
+      <w:pPr>
+        <w:pStyle w:val="ListParagraph"/>
+        <w:numPr>
+          <w:ilvl w:val="0"/>
+          <w:numId w:val="39"/>
+        </w:numPr>
+        <w:rPr>
+          <w:lang w:val="it-IT"/>
+        </w:rPr>
+      </w:pPr>
+      <w:r>
+        <w:rPr>
+          <w:lang w:val="it-IT"/>
+        </w:rPr>
+        <w:t>`</w:t>
+      </w:r>
+      <w:proofErr w:type="spellStart"/>
+      <w:r>
+        <w:rPr>
+          <w:lang w:val="it-IT"/>
+        </w:rPr>
+        <w:t>foodConsumptionPerPersonPerDay</w:t>
+      </w:r>
+      <w:proofErr w:type="spellEnd"/>
+      <w:r>
+        <w:rPr>
+          <w:lang w:val="it-IT"/>
+        </w:rPr>
+        <w:t>` – consumo base di cibo per persona al giorno.</w:t>
+      </w:r>
+    </w:p>
+    <w:p>
+      <w:pPr>
+        <w:pStyle w:val="ListParagraph"/>
+        <w:numPr>
+          <w:ilvl w:val="0"/>
+          <w:numId w:val="39"/>
+        </w:numPr>
+        <w:rPr>
+          <w:lang w:val="it-IT"/>
+        </w:rPr>
+      </w:pPr>
+      <w:r>
+        <w:rPr>
+          <w:lang w:val="it-IT"/>
+        </w:rPr>
+        <w:t>`</w:t>
+      </w:r>
+      <w:proofErr w:type="spellStart"/>
+      <w:r>
+        <w:rPr>
+          <w:lang w:val="it-IT"/>
+        </w:rPr>
+        <w:t>cellSize</w:t>
+      </w:r>
+      <w:proofErr w:type="spellEnd"/>
+      <w:r>
+        <w:rPr>
+          <w:lang w:val="it-IT"/>
+        </w:rPr>
+        <w:t>` – dimensione in pixel di una cella.</w:t>
+      </w:r>
+    </w:p>
+    <w:p>
+      <w:pPr>
+        <w:pStyle w:val="ListParagraph"/>
+        <w:numPr>
+          <w:ilvl w:val="0"/>
+          <w:numId w:val="39"/>
+        </w:numPr>
+        <w:rPr>
+          <w:lang w:val="it-IT"/>
+        </w:rPr>
+      </w:pPr>
+      <w:r>
+        <w:rPr>
+          <w:lang w:val="it-IT"/>
+        </w:rPr>
+        <w:t>`</w:t>
+      </w:r>
+      <w:proofErr w:type="spellStart"/>
+      <w:r>
+        <w:rPr>
+          <w:lang w:val="it-IT"/>
+        </w:rPr>
+        <w:t>cellSizeInKm</w:t>
+      </w:r>
+      <w:proofErr w:type="spellEnd"/>
+      <w:r>
+        <w:rPr>
+          <w:lang w:val="it-IT"/>
+        </w:rPr>
+        <w:t>` – quanti chilometri reali rappresenta una cella (default 1).</w:t>
+      </w:r>
+    </w:p>
+    <w:p>
+      <w:pPr>
+        <w:pStyle w:val="ListParagraph"/>
+        <w:numPr>
+          <w:ilvl w:val="0"/>
+          <w:numId w:val="39"/>
+        </w:numPr>
+        <w:rPr>
+          <w:lang w:val="it-IT"/>
+        </w:rPr>
+      </w:pPr>
+      <w:r>
+        <w:rPr>
+          <w:lang w:val="it-IT"/>
+        </w:rPr>
+        <w:t>`</w:t>
+      </w:r>
+      <w:proofErr w:type="spellStart"/>
+      <w:r>
+        <w:rPr>
+          <w:lang w:val="it-IT"/>
+        </w:rPr>
+        <w:t>walkingSpeedKmh</w:t>
+      </w:r>
+      <w:proofErr w:type="spellEnd"/>
+      <w:r>
+        <w:rPr>
+          <w:lang w:val="it-IT"/>
+        </w:rPr>
+        <w:t>` – velocità di spostamento a piedi espressa in km/h.</w:t>
+      </w:r>
+    </w:p>
+    <w:p>
+      <w:pPr>
+        <w:pStyle w:val="ListParagraph"/>
+        <w:numPr>
+          <w:ilvl w:val="0"/>
+          <w:numId w:val="39"/>
+        </w:numPr>
+        <w:rPr>
+          <w:lang w:val="it-IT"/>
+        </w:rPr>
+      </w:pPr>
+      <w:r>
+        <w:rPr>
+          <w:lang w:val="it-IT"/>
+        </w:rPr>
+        <w:t>`</w:t>
+      </w:r>
+      <w:proofErr w:type="spellStart"/>
+      <w:r>
+        <w:rPr>
+          <w:lang w:val="it-IT"/>
+        </w:rPr>
+        <w:t>travelConsumptionMultiplier</w:t>
+      </w:r>
+      <w:proofErr w:type="spellEnd"/>
+      <w:r>
+        <w:rPr>
+          <w:lang w:val="it-IT"/>
+        </w:rPr>
+        <w:t>` – moltiplicatore del consumo durante il viaggio.</w:t>
+      </w:r>
+    </w:p>
+    <w:p>
+      <w:pPr>
+        <w:pStyle w:val="ListParagraph"/>
+        <w:numPr>
+          <w:ilvl w:val="0"/>
+          <w:numId w:val="39"/>
+        </w:numPr>
+        <w:rPr>
+          <w:lang w:val="it-IT"/>
+        </w:rPr>
+      </w:pPr>
+      <w:r>
+        <w:rPr>
+          <w:lang w:val="it-IT"/>
+        </w:rPr>
+        <w:t>`</w:t>
+      </w:r>
+      <w:proofErr w:type="spellStart"/>
+      <w:r>
+        <w:rPr>
+          <w:lang w:val="it-IT"/>
+        </w:rPr>
+        <w:t>gatheringConsumptionMultiplier</w:t>
+      </w:r>
+      <w:proofErr w:type="spellEnd"/>
+      <w:r>
+        <w:rPr>
+          <w:lang w:val="it-IT"/>
+        </w:rPr>
+        <w:t>` – moltiplicatore del consumo durante la raccolta.</w:t>
+      </w:r>
+    </w:p>
+    <w:p>
+      <w:pPr>
+        <w:pStyle w:val="ListParagraph"/>
+        <w:numPr>
+          <w:ilvl w:val="0"/>
+          <w:numId w:val="39"/>
+        </w:numPr>
+        <w:rPr>
+          <w:lang w:val="it-IT"/>
+        </w:rPr>
+      </w:pPr>
+      <w:r>
+        <w:rPr>
+          <w:lang w:val="it-IT"/>
+        </w:rPr>
+        <w:t>`</w:t>
+      </w:r>
+      <w:proofErr w:type="spellStart"/>
+      <w:r>
+        <w:rPr>
+          <w:lang w:val="it-IT"/>
+        </w:rPr>
+        <w:t>safetyMultiplier</w:t>
+      </w:r>
+      <w:proofErr w:type="spellEnd"/>
+      <w:r>
+        <w:rPr>
+          <w:lang w:val="it-IT"/>
+        </w:rPr>
+        <w:t>` – margine di sicurezza per il calcolo delle provviste.</w:t>
+      </w:r>
+    </w:p>
+    <w:p>
+      <w:pPr>
+        <w:pStyle w:val="ListParagraph"/>
+        <w:numPr>
+          <w:ilvl w:val="0"/>
+          <w:numId w:val="39"/>
+        </w:numPr>
+        <w:rPr>
+          <w:lang w:val="it-IT"/>
+        </w:rPr>
+      </w:pPr>
+      <w:r>
+        <w:rPr>
+          <w:lang w:val="it-IT"/>
+        </w:rPr>
+        <w:t>`</w:t>
+      </w:r>
+      <w:proofErr w:type="spellStart"/>
+      <w:r>
+        <w:rPr>
+          <w:lang w:val="it-IT"/>
+        </w:rPr>
+        <w:t>restMultiplier</w:t>
+      </w:r>
+      <w:proofErr w:type="spellEnd"/>
+      <w:r>
+        <w:rPr>
+          <w:lang w:val="it-IT"/>
+        </w:rPr>
+        <w:t>` – percentuale di riposo rispetto alla durata della spedizione precedente.</w:t>
+      </w:r>
+    </w:p>
+    <w:p>
+      <w:pPr>
+        <w:pStyle w:val="Heading3"/>
+      </w:pPr>
+      <w:r>
+        <w:t>Parametri derivati</w:t>
+      </w:r>
+    </w:p>
+    <w:p>
+      <w:pPr>
+        <w:rPr>
+          <w:lang w:val="it-IT"/>
+        </w:rPr>
+      </w:pPr>
+      <w:r>
+        <w:rPr>
+          <w:lang w:val="it-IT"/>
+        </w:rPr>
+        <w:t>I seguenti valori non devono mai essere memorizzati come costanti, ma calcolati ogni volta che servono a partire dai parametri base:</w:t>
+      </w:r>
+    </w:p>
+    <w:p>
+      <w:pPr>
+        <w:pStyle w:val="ListParagraph"/>
+        <w:numPr>
+          <w:ilvl w:val="0"/>
+          <w:numId w:val="42"/>
+        </w:numPr>
+      </w:pPr>
+      <w:r>
+        <w:t>`</w:t>
+      </w:r>
+      <w:proofErr w:type="spellStart"/>
+      <w:r>
+        <w:t>secondsPerGameHour</w:t>
+      </w:r>
+      <w:proofErr w:type="spellEnd"/>
+      <w:r>
+        <w:t xml:space="preserve"> = </w:t>
+      </w:r>
+      <w:proofErr w:type="spellStart"/>
+      <w:r>
+        <w:t>dayLengthSeconds</w:t>
+      </w:r>
+      <w:proofErr w:type="spellEnd"/>
+      <w:r>
+        <w:t xml:space="preserve"> / 24`</w:t>
+      </w:r>
+    </w:p>
+    <w:p>
+      <w:pPr>
+        <w:pStyle w:val="ListParagraph"/>
+        <w:numPr>
+          <w:ilvl w:val="0"/>
+          <w:numId w:val="42"/>
+        </w:numPr>
+      </w:pPr>
+      <w:r>
+        <w:t>`</w:t>
+      </w:r>
+      <w:proofErr w:type="spellStart"/>
+      <w:r>
+        <w:t>baseConsumptionPerSec</w:t>
+      </w:r>
+      <w:proofErr w:type="spellEnd"/>
+      <w:r>
+        <w:t xml:space="preserve"> = </w:t>
+      </w:r>
+      <w:proofErr w:type="spellStart"/>
+      <w:r>
+        <w:t>foodConsumptionPerPersonPerDay</w:t>
+      </w:r>
+      <w:proofErr w:type="spellEnd"/>
+      <w:r>
+        <w:t xml:space="preserve"> / </w:t>
+      </w:r>
+      <w:proofErr w:type="spellStart"/>
+      <w:r>
+        <w:t>dayLengthSeconds</w:t>
+      </w:r>
+      <w:proofErr w:type="spellEnd"/>
+      <w:r>
+        <w:t>`</w:t>
+      </w:r>
+    </w:p>
+    <w:p>
+      <w:pPr>
+        <w:pStyle w:val="ListParagraph"/>
+        <w:numPr>
+          <w:ilvl w:val="0"/>
+          <w:numId w:val="42"/>
+        </w:numPr>
+      </w:pPr>
+      <w:r>
+        <w:t>`</w:t>
+      </w:r>
+      <w:proofErr w:type="spellStart"/>
+      <w:r>
+        <w:t>pixelsPerKm</w:t>
+      </w:r>
+      <w:proofErr w:type="spellEnd"/>
+      <w:r>
+        <w:t xml:space="preserve"> = </w:t>
+      </w:r>
+      <w:proofErr w:type="spellStart"/>
+      <w:r>
+        <w:t>cellSize</w:t>
+      </w:r>
+      <w:proofErr w:type="spellEnd"/>
+      <w:r>
+        <w:t xml:space="preserve"> / </w:t>
+      </w:r>
+      <w:proofErr w:type="spellStart"/>
+      <w:r>
+        <w:t>cellSizeInKm</w:t>
+      </w:r>
+      <w:proofErr w:type="spellEnd"/>
+      <w:r>
+        <w:t>`</w:t>
+      </w:r>
+    </w:p>
+    <w:p>
+      <w:pPr>
+        <w:pStyle w:val="ListParagraph"/>
+        <w:numPr>
+          <w:ilvl w:val="0"/>
+          <w:numId w:val="42"/>
+        </w:numPr>
+      </w:pPr>
+      <w:r>
+        <w:t>`</w:t>
+      </w:r>
+      <w:proofErr w:type="spellStart"/>
+      <w:r>
+        <w:t>expeditionSpeed</w:t>
+      </w:r>
+      <w:proofErr w:type="spellEnd"/>
+      <w:r>
+        <w:t xml:space="preserve"> = (</w:t>
+      </w:r>
+      <w:proofErr w:type="spellStart"/>
+      <w:r>
+        <w:t>walkingSpeedKmh</w:t>
+      </w:r>
+      <w:proofErr w:type="spellEnd"/>
+      <w:r>
+        <w:t xml:space="preserve"> * </w:t>
+      </w:r>
+      <w:proofErr w:type="spellStart"/>
+      <w:r>
+        <w:t>pixelsPerKm</w:t>
+      </w:r>
+      <w:proofErr w:type="spellEnd"/>
+      <w:r>
+        <w:t>) / (</w:t>
+      </w:r>
+      <w:proofErr w:type="spellStart"/>
+      <w:r>
+        <w:t>secondsPerGameHour</w:t>
+      </w:r>
+      <w:proofErr w:type="spellEnd"/>
+      <w:r>
+        <w:t xml:space="preserve"> * 3600)`</w:t>
+      </w:r>
+    </w:p>
+    <w:p>
+      <w:pPr>
+        <w:pStyle w:val="ListParagraph"/>
+        <w:numPr>
+          <w:ilvl w:val="0"/>
+          <w:numId w:val="42"/>
+        </w:numPr>
+        <w:rPr>
+          <w:lang w:val="it-IT"/>
+        </w:rPr>
+      </w:pPr>
+      <w:r>
+        <w:rPr>
+          <w:lang w:val="it-IT"/>
+        </w:rPr>
+        <w:t>Consumo durante il viaggio = `</w:t>
+      </w:r>
+      <w:proofErr w:type="spellStart"/>
+      <w:r>
+        <w:rPr>
+          <w:lang w:val="it-IT"/>
+        </w:rPr>
+        <w:t>baseConsumptionPerSec</w:t>
+      </w:r>
+      <w:proofErr w:type="spellEnd"/>
+      <w:r>
+        <w:rPr>
+          <w:lang w:val="it-IT"/>
+        </w:rPr>
+        <w:t xml:space="preserve"> * </w:t>
+      </w:r>
+      <w:proofErr w:type="spellStart"/>
+      <w:r>
+        <w:rPr>
+          <w:lang w:val="it-IT"/>
+        </w:rPr>
+        <w:t>travelConsumptionMultiplier</w:t>
+      </w:r>
+      <w:proofErr w:type="spellEnd"/>
+      <w:r>
+        <w:rPr>
+          <w:lang w:val="it-IT"/>
+        </w:rPr>
+        <w:t>`</w:t>
+      </w:r>
+    </w:p>
+    <w:p>
+      <w:pPr>
+        <w:pStyle w:val="ListParagraph"/>
+        <w:numPr>
+          <w:ilvl w:val="0"/>
+          <w:numId w:val="42"/>
+        </w:numPr>
+        <w:rPr>
+          <w:lang w:val="it-IT"/>
+        </w:rPr>
+      </w:pPr>
+      <w:r>
+        <w:rPr>
+          <w:lang w:val="it-IT"/>
+        </w:rPr>
+        <w:t>Consumo durante la raccolta = `</w:t>
+      </w:r>
+      <w:proofErr w:type="spellStart"/>
+      <w:r>
+        <w:rPr>
+          <w:lang w:val="it-IT"/>
+        </w:rPr>
+        <w:t>baseConsumptionPerSec</w:t>
+      </w:r>
+      <w:proofErr w:type="spellEnd"/>
+      <w:r>
+        <w:rPr>
+          <w:lang w:val="it-IT"/>
+        </w:rPr>
+        <w:t xml:space="preserve"> * </w:t>
+      </w:r>
+      <w:proofErr w:type="spellStart"/>
+      <w:r>
+        <w:rPr>
+          <w:lang w:val="it-IT"/>
+        </w:rPr>
+        <w:t>gatheringConsumptionMultiplier</w:t>
+      </w:r>
+      <w:proofErr w:type="spellEnd"/>
+      <w:r>
+        <w:rPr>
+          <w:lang w:val="it-IT"/>
+        </w:rPr>
+        <w:t>`</w:t>
+      </w:r>
+    </w:p>
+    <w:p>
+      <w:pPr>
+        <w:pStyle w:val="ListParagraph"/>
+        <w:numPr>
+          <w:ilvl w:val="0"/>
+          <w:numId w:val="42"/>
+        </w:numPr>
+        <w:rPr>
+          <w:lang w:val="it-IT"/>
+        </w:rPr>
+      </w:pPr>
+      <w:r>
+        <w:rPr>
+          <w:lang w:val="it-IT"/>
+        </w:rPr>
+        <w:t>Provviste necessarie = `</w:t>
+      </w:r>
+      <w:proofErr w:type="spellStart"/>
+      <w:r>
+        <w:rPr>
+          <w:lang w:val="it-IT"/>
+        </w:rPr>
+        <w:t>workerCount</w:t>
+      </w:r>
+      <w:proofErr w:type="spellEnd"/>
+      <w:r>
+        <w:rPr>
+          <w:lang w:val="it-IT"/>
+        </w:rPr>
+        <w:t xml:space="preserve"> * </w:t>
+      </w:r>
+      <w:proofErr w:type="spellStart"/>
+      <w:r>
+        <w:rPr>
+          <w:lang w:val="it-IT"/>
+        </w:rPr>
+        <w:t>consumoViaggio</w:t>
+      </w:r>
+      <w:proofErr w:type="spellEnd"/>
+      <w:r>
+        <w:rPr>
+          <w:lang w:val="it-IT"/>
+        </w:rPr>
+        <w:t xml:space="preserve"> * (distanza / </w:t>
+      </w:r>
+      <w:proofErr w:type="spellStart"/>
+      <w:r>
+        <w:rPr>
+          <w:lang w:val="it-IT"/>
+        </w:rPr>
+        <w:t>expeditionSpeed</w:t>
+      </w:r>
+      <w:proofErr w:type="spellEnd"/>
+      <w:r>
+        <w:rPr>
+          <w:lang w:val="it-IT"/>
+        </w:rPr>
+        <w:t xml:space="preserve"> * 2) * </w:t>
+      </w:r>
+      <w:proofErr w:type="spellStart"/>
+      <w:r>
+        <w:rPr>
+          <w:lang w:val="it-IT"/>
+        </w:rPr>
+        <w:t>safetyMultiplier</w:t>
+      </w:r>
+      <w:proofErr w:type="spellEnd"/>
+      <w:r>
+        <w:rPr>
+          <w:lang w:val="it-IT"/>
+        </w:rPr>
+        <w:t>`</w:t>
+      </w:r>
+    </w:p>
+    <w:p>
+      <w:pPr>
+        <w:pStyle w:val="ListParagraph"/>
+        <w:numPr>
+          <w:ilvl w:val="0"/>
+          <w:numId w:val="42"/>
+        </w:numPr>
+        <w:rPr>
+          <w:lang w:val="it-IT"/>
+        </w:rPr>
+      </w:pPr>
+      <w:r>
+        <w:rPr>
+          <w:lang w:val="it-IT"/>
+        </w:rPr>
+        <w:t>Riposo = `</w:t>
+      </w:r>
+      <w:proofErr w:type="spellStart"/>
+      <w:r>
+        <w:rPr>
+          <w:lang w:val="it-IT"/>
+        </w:rPr>
+        <w:t>durataSpedizione</w:t>
+      </w:r>
+      <w:proofErr w:type="spellEnd"/>
+      <w:r>
+        <w:rPr>
+          <w:lang w:val="it-IT"/>
+        </w:rPr>
+        <w:t xml:space="preserve"> * </w:t>
+      </w:r>
+      <w:proofErr w:type="spellStart"/>
+      <w:r>
+        <w:rPr>
+          <w:lang w:val="it-IT"/>
+        </w:rPr>
+        <w:t>restMultiplier</w:t>
+      </w:r>
+      <w:proofErr w:type="spellEnd"/>
+      <w:r>
+        <w:rPr>
+          <w:lang w:val="it-IT"/>
+        </w:rPr>
+        <w:t>`</w:t>
+      </w:r>
+    </w:p>
+    <w:p>
+      <w:pPr>
+        <w:pStyle w:val="Heading3"/>
+      </w:pPr>
+      <w:r>
+        <w:t>Uso</w:t>
+      </w:r>
+    </w:p>
+    <w:p>
+      <w:pPr>
+        <w:pStyle w:val="ListParagraph"/>
+        <w:numPr>
+          <w:ilvl w:val="0"/>
+          <w:numId w:val="42"/>
+        </w:numPr>
+        <w:rPr>
+          <w:lang w:val="it-IT"/>
+        </w:rPr>
+      </w:pPr>
+      <w:r>
+        <w:rPr>
+          <w:lang w:val="it-IT"/>
+        </w:rPr>
+        <w:t>In console: `</w:t>
+      </w:r>
+      <w:proofErr w:type="spellStart"/>
+      <w:r>
+        <w:rPr>
+          <w:lang w:val="it-IT"/>
+        </w:rPr>
+        <w:t>GameConfig.nomeParametro</w:t>
+      </w:r>
+      <w:proofErr w:type="spellEnd"/>
+      <w:r>
+        <w:rPr>
+          <w:lang w:val="it-IT"/>
+        </w:rPr>
+        <w:t xml:space="preserve"> = valore;`</w:t>
+      </w:r>
+    </w:p>
+    <w:p>
+      <w:pPr>
+        <w:pStyle w:val="ListParagraph"/>
+        <w:numPr>
+          <w:ilvl w:val="0"/>
+          <w:numId w:val="42"/>
+        </w:numPr>
+        <w:rPr>
+          <w:lang w:val="it-IT"/>
+        </w:rPr>
+      </w:pPr>
+      <w:r>
+        <w:rPr>
+          <w:lang w:val="it-IT"/>
+        </w:rPr>
+        <w:t>Nel pannello di debug: modificare il campo corrispondente e premere Invio o cliccare fuori; il gioco si aggiorna automaticamente.</w:t>
       </w:r>
     </w:p>
     <w:p>
@@ -415,6 +1456,7 @@
         <w:rPr>
           <w:lang w:val="it-IT"/>
         </w:rPr>
+        <w:lastRenderedPageBreak/>
         <w:t>Il mondo è suddiviso in una griglia rettangolare di celle invisibili, di dimensione fissa CELL_SIZE (es. 100 pixel).</w:t>
       </w:r>
     </w:p>
@@ -539,7 +1581,6 @@
         <w:rPr>
           <w:lang w:val="it-IT"/>
         </w:rPr>
-        <w:lastRenderedPageBreak/>
         <w:t xml:space="preserve">  </w:t>
       </w:r>
       <w:proofErr w:type="spellStart"/>
@@ -1218,6 +2259,7 @@
           </w:tcPr>
           <w:p>
             <w:r>
+              <w:lastRenderedPageBreak/>
               <w:t xml:space="preserve">Piccola fauna </w:t>
             </w:r>
             <w:proofErr w:type="spellStart"/>
@@ -1448,7 +2490,6 @@
         <w:rPr>
           <w:lang w:val="it-IT"/>
         </w:rPr>
-        <w:lastRenderedPageBreak/>
         <w:t>Entità mobili</w:t>
       </w:r>
     </w:p>
@@ -2023,6 +3064,7 @@
         <w:rPr>
           <w:lang w:val="it-IT"/>
         </w:rPr>
+        <w:lastRenderedPageBreak/>
         <w:t xml:space="preserve">Quando una spedizione torna, i lavoratori rientrano in </w:t>
       </w:r>
       <w:r>
@@ -2157,7 +3199,6 @@
         <w:rPr>
           <w:lang w:val="it-IT"/>
         </w:rPr>
-        <w:lastRenderedPageBreak/>
         <w:t>Proprietà:</w:t>
       </w:r>
     </w:p>
@@ -2661,7 +3702,13 @@
         <w:rPr>
           <w:lang w:val="it-IT"/>
         </w:rPr>
-        <w:t xml:space="preserve"> la spedizione riceve una quantità di provviste dalle scorte del campo, proporzionale al numero di lavoratori e alla distanza.</w:t>
+        <w:t xml:space="preserve"> </w:t>
+      </w:r>
+      <w:r>
+        <w:rPr>
+          <w:lang w:val="it-IT"/>
+        </w:rPr>
+        <w:t>la spedizione riceve provviste dalle scorte del campo. La quantità è calcolata dinamicamente in base alla distanza, alla velocità, al numero di lavoratori e a un margine di sicurezza, nel rispetto della capacità di carico.</w:t>
       </w:r>
     </w:p>
     <w:p>
@@ -2849,6 +3896,7 @@
           <w:color w:val="383A42"/>
           <w:lang w:val="it-IT"/>
         </w:rPr>
+        <w:lastRenderedPageBreak/>
         <w:t>**</w:t>
       </w:r>
       <w:r>
@@ -2928,23 +3976,17 @@
         <w:rPr>
           <w:lang w:val="it-IT"/>
         </w:rPr>
-        <w:t xml:space="preserve"> arrivata al campo, deposita il cibo raccolto in </w:t>
-      </w:r>
-      <w:r>
-        <w:rPr>
-          <w:rStyle w:val="token"/>
-          <w:rFonts w:ascii="Consolas" w:hAnsi="Consolas"/>
-          <w:color w:val="A626A4"/>
-          <w:lang w:val="it-IT"/>
-        </w:rPr>
-        <w:t>`</w:t>
-      </w:r>
-      <w:proofErr w:type="spellStart"/>
-      <w:r>
-        <w:rPr>
-          <w:rStyle w:val="token"/>
-          <w:rFonts w:ascii="Consolas" w:hAnsi="Consolas"/>
-          <w:color w:val="A626A4"/>
+        <w:t xml:space="preserve"> </w:t>
+      </w:r>
+      <w:r>
+        <w:rPr>
+          <w:lang w:val="it-IT"/>
+        </w:rPr>
+        <w:t>arrivata al campo, deposita il cibo raccolto in `</w:t>
+      </w:r>
+      <w:proofErr w:type="spellStart"/>
+      <w:r>
+        <w:rPr>
           <w:lang w:val="it-IT"/>
         </w:rPr>
         <w:t>foodStock</w:t>
@@ -2952,34 +3994,13 @@
       <w:proofErr w:type="spellEnd"/>
       <w:r>
         <w:rPr>
-          <w:rStyle w:val="token"/>
-          <w:rFonts w:ascii="Consolas" w:hAnsi="Consolas"/>
-          <w:color w:val="A626A4"/>
-          <w:lang w:val="it-IT"/>
-        </w:rPr>
-        <w:t>`</w:t>
-      </w:r>
-      <w:r>
-        <w:rPr>
-          <w:lang w:val="it-IT"/>
-        </w:rPr>
-        <w:t>, i lavoratori rientrano nell'</w:t>
-      </w:r>
-      <w:r>
-        <w:rPr>
-          <w:rStyle w:val="token"/>
-          <w:rFonts w:ascii="Consolas" w:hAnsi="Consolas"/>
-          <w:color w:val="A626A4"/>
-          <w:lang w:val="it-IT"/>
-        </w:rPr>
-        <w:t>`</w:t>
-      </w:r>
-      <w:proofErr w:type="spellStart"/>
-      <w:r>
-        <w:rPr>
-          <w:rStyle w:val="token"/>
-          <w:rFonts w:ascii="Consolas" w:hAnsi="Consolas"/>
-          <w:color w:val="A626A4"/>
+          <w:lang w:val="it-IT"/>
+        </w:rPr>
+        <w:t>`, i lavoratori rientrano nell'`</w:t>
+      </w:r>
+      <w:proofErr w:type="spellStart"/>
+      <w:r>
+        <w:rPr>
           <w:lang w:val="it-IT"/>
         </w:rPr>
         <w:t>availableWorkers</w:t>
@@ -2987,34 +4008,13 @@
       <w:proofErr w:type="spellEnd"/>
       <w:r>
         <w:rPr>
-          <w:rStyle w:val="token"/>
-          <w:rFonts w:ascii="Consolas" w:hAnsi="Consolas"/>
-          <w:color w:val="A626A4"/>
-          <w:lang w:val="it-IT"/>
-        </w:rPr>
-        <w:t>`</w:t>
-      </w:r>
-      <w:r>
-        <w:rPr>
-          <w:lang w:val="it-IT"/>
-        </w:rPr>
-        <w:t xml:space="preserve"> del Pop, e la spedizione entra in stato </w:t>
-      </w:r>
-      <w:r>
-        <w:rPr>
-          <w:rStyle w:val="token"/>
-          <w:rFonts w:ascii="Consolas" w:hAnsi="Consolas"/>
-          <w:color w:val="A626A4"/>
-          <w:lang w:val="it-IT"/>
-        </w:rPr>
-        <w:t>`</w:t>
-      </w:r>
-      <w:proofErr w:type="spellStart"/>
-      <w:r>
-        <w:rPr>
-          <w:rStyle w:val="token"/>
-          <w:rFonts w:ascii="Consolas" w:hAnsi="Consolas"/>
-          <w:color w:val="A626A4"/>
+          <w:lang w:val="it-IT"/>
+        </w:rPr>
+        <w:t>` del Pop, e la spedizione entra in stato `</w:t>
+      </w:r>
+      <w:proofErr w:type="spellStart"/>
+      <w:r>
+        <w:rPr>
           <w:lang w:val="it-IT"/>
         </w:rPr>
         <w:t>resting</w:t>
@@ -3022,53 +4022,9 @@
       <w:proofErr w:type="spellEnd"/>
       <w:r>
         <w:rPr>
-          <w:rStyle w:val="token"/>
-          <w:rFonts w:ascii="Consolas" w:hAnsi="Consolas"/>
-          <w:color w:val="A626A4"/>
-          <w:lang w:val="it-IT"/>
-        </w:rPr>
-        <w:t>`</w:t>
-      </w:r>
-      <w:r>
-        <w:rPr>
-          <w:lang w:val="it-IT"/>
-        </w:rPr>
-        <w:t xml:space="preserve"> per un tempo configurabile (</w:t>
-      </w:r>
-      <w:r>
-        <w:rPr>
-          <w:rStyle w:val="token"/>
-          <w:rFonts w:ascii="Consolas" w:hAnsi="Consolas"/>
-          <w:color w:val="A626A4"/>
-          <w:lang w:val="it-IT"/>
-        </w:rPr>
-        <w:t>`</w:t>
-      </w:r>
-      <w:proofErr w:type="spellStart"/>
-      <w:r>
-        <w:rPr>
-          <w:rStyle w:val="token"/>
-          <w:rFonts w:ascii="Consolas" w:hAnsi="Consolas"/>
-          <w:color w:val="A626A4"/>
-          <w:lang w:val="it-IT"/>
-        </w:rPr>
-        <w:t>cooldown</w:t>
-      </w:r>
-      <w:proofErr w:type="spellEnd"/>
-      <w:r>
-        <w:rPr>
-          <w:rStyle w:val="token"/>
-          <w:rFonts w:ascii="Consolas" w:hAnsi="Consolas"/>
-          <w:color w:val="A626A4"/>
-          <w:lang w:val="it-IT"/>
-        </w:rPr>
-        <w:t>`</w:t>
-      </w:r>
-      <w:r>
-        <w:rPr>
-          <w:lang w:val="it-IT"/>
-        </w:rPr>
-        <w:t>).</w:t>
+          <w:lang w:val="it-IT"/>
+        </w:rPr>
+        <w:t>`. La durata del riposo è proporzionale alla durata della spedizione appena conclusa.</w:t>
       </w:r>
     </w:p>
     <w:p>
@@ -3119,7 +4075,40 @@
         <w:rPr>
           <w:lang w:val="it-IT"/>
         </w:rPr>
-        <w:t xml:space="preserve"> terminato il riposo, se ci sono ancora lavoratori disponibili nel Pop e l'area non è stata disattivata dal giocatore, la spedizione riparte automaticamente con nuove provviste verso la stessa area.</w:t>
+        <w:t xml:space="preserve"> </w:t>
+      </w:r>
+      <w:r>
+        <w:rPr>
+          <w:lang w:val="it-IT"/>
+        </w:rPr>
+        <w:t>terminato il riposo, se ci sono ancora lavoratori disponibili nel Pop e l'area non è stata disattivata dal giocatore, la spedizione riparte automaticamente con nuove provviste calcolate come alla partenza iniziale.</w:t>
+      </w:r>
+    </w:p>
+    <w:p>
+      <w:pPr>
+        <w:rPr>
+          <w:lang w:val="it-IT"/>
+        </w:rPr>
+      </w:pPr>
+      <w:r>
+        <w:rPr>
+          <w:lang w:val="it-IT"/>
+        </w:rPr>
+        <w:t>**</w:t>
+      </w:r>
+      <w:r>
+        <w:rPr>
+          <w:b/>
+          <w:bCs/>
+          <w:lang w:val="it-IT"/>
+        </w:rPr>
+        <w:t>Nota sul consumo</w:t>
+      </w:r>
+      <w:r>
+        <w:rPr>
+          <w:lang w:val="it-IT"/>
+        </w:rPr>
+        <w:t>:** durante il viaggio e la raccolta, il consumo di provviste è calcolato per secondo reale. Il valore usato è derivato dal consumo giornaliero e dai moltiplicatori di viaggio/raccolta. Non ci sono costanti fisse.</w:t>
       </w:r>
     </w:p>
     <w:p>
@@ -3199,7 +4188,6 @@
           <w:color w:val="0F1115"/>
           <w:lang w:val="it-IT"/>
         </w:rPr>
-        <w:lastRenderedPageBreak/>
         <w:t>Nota a lungo termine:</w:t>
       </w:r>
       <w:r>
@@ -3457,6 +4445,7 @@
     <w:p>
       <w:proofErr w:type="spellStart"/>
       <w:r>
+        <w:lastRenderedPageBreak/>
         <w:t>Estende</w:t>
       </w:r>
       <w:proofErr w:type="spellEnd"/>
@@ -3778,7 +4767,6 @@
         <w:rPr>
           <w:lang w:val="it-IT"/>
         </w:rPr>
-        <w:lastRenderedPageBreak/>
         <w:t>Ciclo di aggiornamento (game loop)</w:t>
       </w:r>
     </w:p>
@@ -3990,7 +4978,13 @@
         <w:rPr>
           <w:lang w:val="it-IT"/>
         </w:rPr>
-        <w:t> a intervalli regolari di tempo di gioco (es. ogni </w:t>
+        <w:t> </w:t>
+      </w:r>
+      <w:r>
+        <w:rPr>
+          <w:lang w:val="it-IT"/>
+        </w:rPr>
+        <w:t>a intervalli regolari di tempo di gioco (es. ogni `</w:t>
       </w:r>
       <w:proofErr w:type="spellStart"/>
       <w:r>
@@ -4004,7 +4998,33 @@
         <w:rPr>
           <w:lang w:val="it-IT"/>
         </w:rPr>
-        <w:t> secondi) tutti i pop consumano cibo dalle scorte dell'accampamento.</w:t>
+        <w:t>` secondi) tutti i pop consumano cibo dalle scorte dell'accampamento.</w:t>
+      </w:r>
+      <w:r>
+        <w:rPr>
+          <w:lang w:val="it-IT"/>
+        </w:rPr>
+        <w:t xml:space="preserve"> </w:t>
+      </w:r>
+      <w:r>
+        <w:rPr>
+          <w:lang w:val="it-IT"/>
+        </w:rPr>
+        <w:t>Le spedizioni attive consumano provviste in modo continuo durante l'aggiornamento, usando i valori derivati da `</w:t>
+      </w:r>
+      <w:proofErr w:type="spellStart"/>
+      <w:r>
+        <w:rPr>
+          <w:lang w:val="it-IT"/>
+        </w:rPr>
+        <w:t>GameConfig</w:t>
+      </w:r>
+      <w:proofErr w:type="spellEnd"/>
+      <w:r>
+        <w:rPr>
+          <w:lang w:val="it-IT"/>
+        </w:rPr>
+        <w:t>`. Il consumo della popolazione al campo rimane invece applicato a fine giornata.</w:t>
       </w:r>
     </w:p>
     <w:p>
@@ -4013,6 +5033,9 @@
           <w:ilvl w:val="0"/>
           <w:numId w:val="5"/>
         </w:numPr>
+        <w:rPr>
+          <w:lang w:val="it-IT"/>
+        </w:rPr>
       </w:pPr>
       <w:r>
         <w:rPr>
@@ -4043,31 +5066,24 @@
         <w:t xml:space="preserve"> (es. </w:t>
       </w:r>
       <w:r>
+        <w:rPr>
+          <w:lang w:val="it-IT"/>
+        </w:rPr>
         <w:t>+0.01 per </w:t>
       </w:r>
       <w:proofErr w:type="spellStart"/>
       <w:r>
+        <w:rPr>
+          <w:lang w:val="it-IT"/>
+        </w:rPr>
         <w:t>forestDensity</w:t>
       </w:r>
       <w:proofErr w:type="spellEnd"/>
       <w:r>
-        <w:t xml:space="preserve"> al </w:t>
-      </w:r>
-      <w:proofErr w:type="spellStart"/>
-      <w:r>
-        <w:t>giorno</w:t>
-      </w:r>
-      <w:proofErr w:type="spellEnd"/>
-      <w:r>
-        <w:t xml:space="preserve"> se non </w:t>
-      </w:r>
-      <w:proofErr w:type="spellStart"/>
-      <w:r>
-        <w:t>tagliata</w:t>
-      </w:r>
-      <w:proofErr w:type="spellEnd"/>
-      <w:r>
-        <w:t>).</w:t>
+        <w:rPr>
+          <w:lang w:val="it-IT"/>
+        </w:rPr>
+        <w:t> al giorno se non tagliata).</w:t>
       </w:r>
     </w:p>
     <w:p>
@@ -4081,6 +5097,7 @@
         <w:rPr>
           <w:lang w:val="it-IT"/>
         </w:rPr>
+        <w:lastRenderedPageBreak/>
         <w:t>Gestione del codice e collaborazione via chat</w:t>
       </w:r>
     </w:p>
@@ -4193,7 +5210,6 @@
         <w:rPr>
           <w:lang w:val="it-IT"/>
         </w:rPr>
-        <w:lastRenderedPageBreak/>
         <w:t>Concept Completo (capitolo 1 della Bibbia)</w:t>
       </w:r>
     </w:p>
@@ -4393,6 +5409,7 @@
         <w:rPr>
           <w:lang w:val="it-IT"/>
         </w:rPr>
+        <w:lastRenderedPageBreak/>
         <w:t>Non basarsi unicamente sulla memoria della conversazione, ma incrociare le informazioni lette dai file con la cronologia della chat.</w:t>
       </w:r>
     </w:p>
@@ -4565,7 +5582,6 @@
         <w:rPr>
           <w:lang w:val="it-IT"/>
         </w:rPr>
-        <w:lastRenderedPageBreak/>
         <w:t>Ogni modifica è accompagnata da un breve commento che spiega cosa fa e perché.</w:t>
       </w:r>
     </w:p>
@@ -4821,6 +5837,7 @@
         <w:rPr>
           <w:lang w:val="it-IT"/>
         </w:rPr>
+        <w:lastRenderedPageBreak/>
         <w:t xml:space="preserve">L'assistente non scriverà la descrizione del </w:t>
       </w:r>
       <w:proofErr w:type="spellStart"/>
@@ -5085,7 +6102,6 @@
         <w:rPr>
           <w:lang w:val="it-IT"/>
         </w:rPr>
-        <w:lastRenderedPageBreak/>
         <w:t xml:space="preserve">Per garantire che l'assistente stia leggendo il contenuto reale del repository e non basandosi solo sulla cronologia della chat, in fondo al file TECHNICAL.md è presente un numero progressivo (es. `SYNC: 1`). Dopo ogni </w:t>
       </w:r>
       <w:proofErr w:type="spellStart"/>
@@ -5254,6 +6270,7 @@
         <w:rPr>
           <w:lang w:val="it-IT"/>
         </w:rPr>
+        <w:lastRenderedPageBreak/>
         <w:t>Questa scelta facilita la coerenza, la ricerca di aiuto online e la portabilità del progetto.</w:t>
       </w:r>
     </w:p>
@@ -5468,14 +6485,7 @@
         <w:rPr>
           <w:lang w:val="it-IT"/>
         </w:rPr>
-        <w:t xml:space="preserve"> di test, overlay informativi) vengono descritti con il loro impatto attuale e il potenziale </w:t>
-      </w:r>
-      <w:r>
-        <w:rPr>
-          <w:lang w:val="it-IT"/>
-        </w:rPr>
-        <w:lastRenderedPageBreak/>
-        <w:t>riutilizzo futuro come meccaniche di gioco, mantenendo sempre un chiaro distinguo tra "debug" e "gameplay".</w:t>
+        <w:t xml:space="preserve"> di test, overlay informativi) vengono descritti con il loro impatto attuale e il potenziale riutilizzo futuro come meccaniche di gioco, mantenendo sempre un chiaro distinguo tra "debug" e "gameplay".</w:t>
       </w:r>
     </w:p>
     <w:p>
@@ -5590,6 +6600,90 @@
     </w:p>
     <w:p>
       <w:pPr>
+        <w:pStyle w:val="HTMLPreformatted"/>
+        <w:numPr>
+          <w:ilvl w:val="0"/>
+          <w:numId w:val="14"/>
+        </w:numPr>
+        <w:wordWrap w:val="0"/>
+        <w:spacing w:line="330" w:lineRule="atLeast"/>
+        <w:rPr>
+          <w:rFonts w:ascii="Consolas" w:hAnsi="Consolas"/>
+          <w:color w:val="0F1115"/>
+          <w:lang w:val="it-IT"/>
+        </w:rPr>
+      </w:pPr>
+      <w:r>
+        <w:rPr>
+          <w:rStyle w:val="token"/>
+          <w:rFonts w:ascii="Consolas" w:hAnsi="Consolas"/>
+          <w:b/>
+          <w:bCs/>
+          <w:color w:val="0F1115"/>
+          <w:lang w:val="it-IT"/>
+        </w:rPr>
+        <w:t>Gestione configurazione:</w:t>
+      </w:r>
+      <w:r>
+        <w:rPr>
+          <w:rFonts w:ascii="Consolas" w:hAnsi="Consolas"/>
+          <w:color w:val="0F1115"/>
+          <w:lang w:val="it-IT"/>
+        </w:rPr>
+        <w:t xml:space="preserve"> ogni nuovo parametro di gioco deve essere aggiunto a </w:t>
+      </w:r>
+      <w:r>
+        <w:rPr>
+          <w:rStyle w:val="token"/>
+          <w:rFonts w:ascii="Consolas" w:hAnsi="Consolas"/>
+          <w:color w:val="A626A4"/>
+          <w:lang w:val="it-IT"/>
+        </w:rPr>
+        <w:t>`</w:t>
+      </w:r>
+      <w:proofErr w:type="spellStart"/>
+      <w:r>
+        <w:rPr>
+          <w:rStyle w:val="token"/>
+          <w:rFonts w:ascii="Consolas" w:hAnsi="Consolas"/>
+          <w:color w:val="A626A4"/>
+          <w:lang w:val="it-IT"/>
+        </w:rPr>
+        <w:t>GameConfig</w:t>
+      </w:r>
+      <w:proofErr w:type="spellEnd"/>
+      <w:r>
+        <w:rPr>
+          <w:rStyle w:val="token"/>
+          <w:rFonts w:ascii="Consolas" w:hAnsi="Consolas"/>
+          <w:color w:val="A626A4"/>
+          <w:lang w:val="it-IT"/>
+        </w:rPr>
+        <w:t>`</w:t>
+      </w:r>
+      <w:r>
+        <w:rPr>
+          <w:rFonts w:ascii="Consolas" w:hAnsi="Consolas"/>
+          <w:color w:val="0F1115"/>
+          <w:lang w:val="it-IT"/>
+        </w:rPr>
+        <w:t>, esposto nel pannello di debug e usato dinamicamente nel codice, evitando costanti locali derivate.</w:t>
+      </w:r>
+    </w:p>
+    <w:p>
+      <w:pPr>
+        <w:pStyle w:val="HTMLPreformatted"/>
+        <w:wordWrap w:val="0"/>
+        <w:spacing w:line="330" w:lineRule="atLeast"/>
+        <w:rPr>
+          <w:rFonts w:ascii="Consolas" w:hAnsi="Consolas"/>
+          <w:color w:val="0F1115"/>
+          <w:lang w:val="it-IT"/>
+        </w:rPr>
+      </w:pPr>
+    </w:p>
+    <w:p>
+      <w:pPr>
         <w:rPr>
           <w:lang w:val="it-IT" w:eastAsia="en-GB"/>
         </w:rPr>
@@ -5598,6 +6692,7 @@
         <w:rPr>
           <w:lang w:val="it-IT" w:eastAsia="en-GB"/>
         </w:rPr>
+        <w:lastRenderedPageBreak/>
         <w:t>Questo approccio garantisce che ogni decisione implementativa sia consapevole e allineata ai pilastri del design, e che il prototipo evolva in modo coerente.</w:t>
       </w:r>
     </w:p>
@@ -5863,7 +6958,6 @@
         <w:rPr>
           <w:lang w:val="it-IT"/>
         </w:rPr>
-        <w:lastRenderedPageBreak/>
         <w:t>Alla fine di ogni sessione, l'assistente ricorderà all'utente di:</w:t>
       </w:r>
     </w:p>
@@ -5955,6 +7049,169 @@
       </w:pPr>
       <w:proofErr w:type="spellStart"/>
       <w:r>
+        <w:lastRenderedPageBreak/>
+        <w:t>Pannello</w:t>
+      </w:r>
+      <w:proofErr w:type="spellEnd"/>
+      <w:r>
+        <w:t xml:space="preserve"> di debug UI</w:t>
+      </w:r>
+    </w:p>
+    <w:p>
+      <w:pPr>
+        <w:rPr>
+          <w:lang w:val="it-IT"/>
+        </w:rPr>
+      </w:pPr>
+      <w:r>
+        <w:rPr>
+          <w:lang w:val="it-IT"/>
+        </w:rPr>
+        <w:t>È disponibile un pannello HTML sovrapposto al canvas (pulsante **Debug** in alto a destra). Mostra input per tutti i parametri di `</w:t>
+      </w:r>
+      <w:proofErr w:type="spellStart"/>
+      <w:r>
+        <w:rPr>
+          <w:lang w:val="it-IT"/>
+        </w:rPr>
+        <w:t>GameConfig</w:t>
+      </w:r>
+      <w:proofErr w:type="spellEnd"/>
+      <w:r>
+        <w:rPr>
+          <w:lang w:val="it-IT"/>
+        </w:rPr>
+        <w:t>` e li aggiorna in tempo reale tramite `</w:t>
+      </w:r>
+      <w:proofErr w:type="spellStart"/>
+      <w:r>
+        <w:rPr>
+          <w:lang w:val="it-IT"/>
+        </w:rPr>
+        <w:t>js</w:t>
+      </w:r>
+      <w:proofErr w:type="spellEnd"/>
+      <w:r>
+        <w:rPr>
+          <w:lang w:val="it-IT"/>
+        </w:rPr>
+        <w:t>/debug.js`.</w:t>
+      </w:r>
+    </w:p>
+    <w:p>
+      <w:pPr>
+        <w:rPr>
+          <w:lang w:val="it-IT"/>
+        </w:rPr>
+      </w:pPr>
+      <w:r>
+        <w:rPr>
+          <w:lang w:val="it-IT"/>
+        </w:rPr>
+        <w:t>- Il pannello è nascosto di default e si apre con il pulsante.</w:t>
+      </w:r>
+    </w:p>
+    <w:p>
+      <w:pPr>
+        <w:rPr>
+          <w:lang w:val="it-IT"/>
+        </w:rPr>
+      </w:pPr>
+      <w:r>
+        <w:rPr>
+          <w:lang w:val="it-IT"/>
+        </w:rPr>
+        <w:t>- Il pulsante **Reset to Defaults** ripristina i valori originali di `</w:t>
+      </w:r>
+      <w:proofErr w:type="spellStart"/>
+      <w:r>
+        <w:rPr>
+          <w:lang w:val="it-IT"/>
+        </w:rPr>
+        <w:t>GameConfig</w:t>
+      </w:r>
+      <w:proofErr w:type="spellEnd"/>
+      <w:r>
+        <w:rPr>
+          <w:lang w:val="it-IT"/>
+        </w:rPr>
+        <w:t>`.</w:t>
+      </w:r>
+    </w:p>
+    <w:p>
+      <w:pPr>
+        <w:rPr>
+          <w:lang w:val="it-IT"/>
+        </w:rPr>
+      </w:pPr>
+      <w:r>
+        <w:rPr>
+          <w:lang w:val="it-IT"/>
+        </w:rPr>
+        <w:t>- Il pulsante **</w:t>
+      </w:r>
+      <w:proofErr w:type="spellStart"/>
+      <w:r>
+        <w:rPr>
+          <w:lang w:val="it-IT"/>
+        </w:rPr>
+        <w:t>Apply</w:t>
+      </w:r>
+      <w:proofErr w:type="spellEnd"/>
+      <w:r>
+        <w:rPr>
+          <w:lang w:val="it-IT"/>
+        </w:rPr>
+        <w:t xml:space="preserve"> &amp; </w:t>
+      </w:r>
+      <w:proofErr w:type="spellStart"/>
+      <w:r>
+        <w:rPr>
+          <w:lang w:val="it-IT"/>
+        </w:rPr>
+        <w:t>Reload</w:t>
+      </w:r>
+      <w:proofErr w:type="spellEnd"/>
+      <w:r>
+        <w:rPr>
+          <w:lang w:val="it-IT"/>
+        </w:rPr>
+        <w:t>** ricarica la pagina per applicare modifiche che richiedono il riavvio (es. dimensioni cella/mondo).</w:t>
+      </w:r>
+    </w:p>
+    <w:p>
+      <w:pPr>
+        <w:rPr>
+          <w:lang w:val="it-IT"/>
+        </w:rPr>
+      </w:pPr>
+      <w:r>
+        <w:rPr>
+          <w:lang w:val="it-IT"/>
+        </w:rPr>
+        <w:t>- La funzione `</w:t>
+      </w:r>
+      <w:proofErr w:type="spellStart"/>
+      <w:r>
+        <w:rPr>
+          <w:lang w:val="it-IT"/>
+        </w:rPr>
+        <w:t>isInputFocused</w:t>
+      </w:r>
+      <w:proofErr w:type="spellEnd"/>
+      <w:r>
+        <w:rPr>
+          <w:lang w:val="it-IT"/>
+        </w:rPr>
+        <w:t>()` in `main.js` evita che i comandi da tastiera del gioco vengano attivati mentre si scrive negli input del pannello.</w:t>
+      </w:r>
+    </w:p>
+    <w:p>
+      <w:pPr>
+        <w:pStyle w:val="Heading1"/>
+      </w:pPr>
+      <w:proofErr w:type="spellStart"/>
+      <w:r>
         <w:t>Riferimenti</w:t>
       </w:r>
       <w:proofErr w:type="spellEnd"/>
@@ -6007,25 +7264,6 @@
           <w:lang w:val="it-IT"/>
         </w:rPr>
       </w:pPr>
-    </w:p>
-    <w:p>
-      <w:pPr>
-        <w:rPr>
-          <w:lang w:val="it-IT"/>
-        </w:rPr>
-      </w:pPr>
-      <w:r>
-        <w:rPr>
-          <w:lang w:val="it-IT"/>
-        </w:rPr>
-        <w:t xml:space="preserve">SYNC: </w:t>
-      </w:r>
-      <w:r>
-        <w:rPr>
-          <w:lang w:val="it-IT"/>
-        </w:rPr>
-        <w:t>112</w:t>
-      </w:r>
     </w:p>
     <w:p>
       <w:pPr>
@@ -6045,7 +7283,7 @@
 </file>
 
 <file path=word/numbering.xml><?xml version="1.0" encoding="utf-8"?>
-<w:numbering xmlns:wpc="http://schemas.microsoft.com/office/word/2010/wordprocessingCanvas" xmlns:cx="http://schemas.microsoft.com/office/drawing/2014/chartex" xmlns:cx1="http://schemas.microsoft.com/office/drawing/2015/9/8/chartex" xmlns:cx2="http://schemas.microsoft.com/office/drawing/2015/10/21/chartex" xmlns:cx3="http://schemas.microsoft.com/office/drawing/2016/5/9/chartex" xmlns:cx4="http://schemas.microsoft.com/office/drawing/2016/5/10/chartex" xmlns:cx5="http://schemas.microsoft.com/office/drawing/2016/5/11/chartex" xmlns:cx6="http://schemas.microsoft.com/office/drawing/2016/5/12/chartex" xmlns:cx7="http://schemas.microsoft.com/office/drawing/2016/5/13/chartex" xmlns:cx8="http://schemas.microsoft.com/office/drawing/2016/5/14/chartex" xmlns:mc="http://schemas.openxmlformats.org/markup-compatibility/2006" xmlns:aink="http://schemas.microsoft.com/office/drawing/2016/ink" xmlns:am3d="http://schemas.microsoft.com/office/drawing/2017/model3d" xmlns:o="urn:schemas-microsoft-com:office:office" xmlns:oel="http://schemas.microsoft.com/office/2019/extlst" xmlns:r="http://schemas.openxmlformats.org/officeDocument/2006/relationships" xmlns:m="http://schemas.openxmlformats.org/officeDocument/2006/math" xmlns:v="urn:schemas-microsoft-com:vml" xmlns:wp14="http://schemas.microsoft.com/office/word/2010/wordprocessingDrawing" xmlns:wp="http://schemas.openxmlformats.org/drawingml/2006/wordprocessingDrawing" xmlns:w10="urn:schemas-microsoft-com:office:word" xmlns:w="http://schemas.openxmlformats.org/wordprocessingml/2006/main" xmlns:w14="http://schemas.microsoft.com/office/word/2010/wordml" xmlns:w15="http://schemas.microsoft.com/office/word/2012/wordml" xmlns:w16cei="http://schemas.microsoft.com/office/word/2026/wordml/cei" xmlns:w16cex="http://schemas.microsoft.com/office/word/2018/wordml/cex" xmlns:w16cid="http://schemas.microsoft.com/office/word/2016/wordml/cid" xmlns:w16="http://schemas.microsoft.com/office/word/2018/wordml" xmlns:w16du="http://schemas.microsoft.com/office/word/2023/wordml/word16du" xmlns:w16sdtdh="http://schemas.microsoft.com/office/word/2020/wordml/sdtdatahash" xmlns:w16sdtfl="http://schemas.microsoft.com/office/word/2024/wordml/sdtformatlock" xmlns:w16se="http://schemas.microsoft.com/office/word/2015/wordml/symex" xmlns:wpg="http://schemas.microsoft.com/office/word/2010/wordprocessingGroup" xmlns:wpi="http://schemas.microsoft.com/office/word/2010/wordprocessingInk" xmlns:wne="http://schemas.microsoft.com/office/word/2006/wordml" xmlns:wps="http://schemas.microsoft.com/office/word/2010/wordprocessingShape" mc:Ignorable="w14 w15 w16se w16cid w16 w16cex w16sdtdh w16sdtfl w16du wp14">
+<w:numbering xmlns:wpc="http://schemas.microsoft.com/office/word/2010/wordprocessingCanvas" xmlns:cx="http://schemas.microsoft.com/office/drawing/2014/chartex" xmlns:cx1="http://schemas.microsoft.com/office/drawing/2015/9/8/chartex" xmlns:cx2="http://schemas.microsoft.com/office/drawing/2015/10/21/chartex" xmlns:cx3="http://schemas.microsoft.com/office/drawing/2016/5/9/chartex" xmlns:cx4="http://schemas.microsoft.com/office/drawing/2016/5/10/chartex" xmlns:cx5="http://schemas.microsoft.com/office/drawing/2016/5/11/chartex" xmlns:cx6="http://schemas.microsoft.com/office/drawing/2016/5/12/chartex" xmlns:cx7="http://schemas.microsoft.com/office/drawing/2016/5/13/chartex" xmlns:cx8="http://schemas.microsoft.com/office/drawing/2016/5/14/chartex" xmlns:mc="http://schemas.openxmlformats.org/markup-compatibility/2006" xmlns:aink="http://schemas.microsoft.com/office/drawing/2016/ink" xmlns:am3d="http://schemas.microsoft.com/office/drawing/2017/model3d" xmlns:o="urn:schemas-microsoft-com:office:office" xmlns:oel="http://schemas.microsoft.com/office/2019/extlst" xmlns:r="http://schemas.openxmlformats.org/officeDocument/2006/relationships" xmlns:m="http://schemas.openxmlformats.org/officeDocument/2006/math" xmlns:v="urn:schemas-microsoft-com:vml" xmlns:wp14="http://schemas.microsoft.com/office/word/2010/wordprocessingDrawing" xmlns:wp="http://schemas.openxmlformats.org/drawingml/2006/wordprocessingDrawing" xmlns:w10="urn:schemas-microsoft-com:office:word" xmlns:w="http://schemas.openxmlformats.org/wordprocessingml/2006/main" xmlns:w14="http://schemas.microsoft.com/office/word/2010/wordml" xmlns:w15="http://schemas.microsoft.com/office/word/2012/wordml" xmlns:w16cex="http://schemas.microsoft.com/office/word/2018/wordml/cex" xmlns:w16cid="http://schemas.microsoft.com/office/word/2016/wordml/cid" xmlns:w16="http://schemas.microsoft.com/office/word/2018/wordml" xmlns:w16du="http://schemas.microsoft.com/office/word/2023/wordml/word16du" xmlns:w16sdtdh="http://schemas.microsoft.com/office/word/2020/wordml/sdtdatahash" xmlns:w16sdtfl="http://schemas.microsoft.com/office/word/2024/wordml/sdtformatlock" xmlns:w16se="http://schemas.microsoft.com/office/word/2015/wordml/symex" xmlns:wpg="http://schemas.microsoft.com/office/word/2010/wordprocessingGroup" xmlns:wpi="http://schemas.microsoft.com/office/word/2010/wordprocessingInk" xmlns:wne="http://schemas.microsoft.com/office/word/2006/wordml" xmlns:wps="http://schemas.microsoft.com/office/word/2010/wordprocessingShape" mc:Ignorable="w14 w15 w16se w16cid w16 w16cex w16sdtdh w16sdtfl w16du wp14">
   <w:abstractNum w:abstractNumId="0" w15:restartNumberingAfterBreak="0">
     <w:nsid w:val="02082034"/>
     <w:multiLevelType w:val="hybridMultilevel"/>
@@ -6254,6 +7492,118 @@
     </w:lvl>
   </w:abstractNum>
   <w:abstractNum w:abstractNumId="2" w15:restartNumberingAfterBreak="0">
+    <w:nsid w:val="05023C78"/>
+    <w:multiLevelType w:val="hybridMultilevel"/>
+    <w:tmpl w:val="EBD86144"/>
+    <w:lvl w:ilvl="0" w:tplc="338A88D4">
+      <w:numFmt w:val="bullet"/>
+      <w:lvlText w:val="-"/>
+      <w:lvlJc w:val="left"/>
+      <w:pPr>
+        <w:ind w:left="720" w:hanging="360"/>
+      </w:pPr>
+      <w:rPr>
+        <w:rFonts w:ascii="Calibri" w:eastAsiaTheme="minorHAnsi" w:hAnsi="Calibri" w:cs="Calibri" w:hint="default"/>
+      </w:rPr>
+    </w:lvl>
+    <w:lvl w:ilvl="1" w:tplc="08090003" w:tentative="1">
+      <w:start w:val="1"/>
+      <w:numFmt w:val="bullet"/>
+      <w:lvlText w:val="o"/>
+      <w:lvlJc w:val="left"/>
+      <w:pPr>
+        <w:ind w:left="1440" w:hanging="360"/>
+      </w:pPr>
+      <w:rPr>
+        <w:rFonts w:ascii="Courier New" w:hAnsi="Courier New" w:cs="Courier New" w:hint="default"/>
+      </w:rPr>
+    </w:lvl>
+    <w:lvl w:ilvl="2" w:tplc="08090005" w:tentative="1">
+      <w:start w:val="1"/>
+      <w:numFmt w:val="bullet"/>
+      <w:lvlText w:val=""/>
+      <w:lvlJc w:val="left"/>
+      <w:pPr>
+        <w:ind w:left="2160" w:hanging="360"/>
+      </w:pPr>
+      <w:rPr>
+        <w:rFonts w:ascii="Wingdings" w:hAnsi="Wingdings" w:hint="default"/>
+      </w:rPr>
+    </w:lvl>
+    <w:lvl w:ilvl="3" w:tplc="08090001" w:tentative="1">
+      <w:start w:val="1"/>
+      <w:numFmt w:val="bullet"/>
+      <w:lvlText w:val=""/>
+      <w:lvlJc w:val="left"/>
+      <w:pPr>
+        <w:ind w:left="2880" w:hanging="360"/>
+      </w:pPr>
+      <w:rPr>
+        <w:rFonts w:ascii="Symbol" w:hAnsi="Symbol" w:hint="default"/>
+      </w:rPr>
+    </w:lvl>
+    <w:lvl w:ilvl="4" w:tplc="08090003" w:tentative="1">
+      <w:start w:val="1"/>
+      <w:numFmt w:val="bullet"/>
+      <w:lvlText w:val="o"/>
+      <w:lvlJc w:val="left"/>
+      <w:pPr>
+        <w:ind w:left="3600" w:hanging="360"/>
+      </w:pPr>
+      <w:rPr>
+        <w:rFonts w:ascii="Courier New" w:hAnsi="Courier New" w:cs="Courier New" w:hint="default"/>
+      </w:rPr>
+    </w:lvl>
+    <w:lvl w:ilvl="5" w:tplc="08090005" w:tentative="1">
+      <w:start w:val="1"/>
+      <w:numFmt w:val="bullet"/>
+      <w:lvlText w:val=""/>
+      <w:lvlJc w:val="left"/>
+      <w:pPr>
+        <w:ind w:left="4320" w:hanging="360"/>
+      </w:pPr>
+      <w:rPr>
+        <w:rFonts w:ascii="Wingdings" w:hAnsi="Wingdings" w:hint="default"/>
+      </w:rPr>
+    </w:lvl>
+    <w:lvl w:ilvl="6" w:tplc="08090001" w:tentative="1">
+      <w:start w:val="1"/>
+      <w:numFmt w:val="bullet"/>
+      <w:lvlText w:val=""/>
+      <w:lvlJc w:val="left"/>
+      <w:pPr>
+        <w:ind w:left="5040" w:hanging="360"/>
+      </w:pPr>
+      <w:rPr>
+        <w:rFonts w:ascii="Symbol" w:hAnsi="Symbol" w:hint="default"/>
+      </w:rPr>
+    </w:lvl>
+    <w:lvl w:ilvl="7" w:tplc="08090003" w:tentative="1">
+      <w:start w:val="1"/>
+      <w:numFmt w:val="bullet"/>
+      <w:lvlText w:val="o"/>
+      <w:lvlJc w:val="left"/>
+      <w:pPr>
+        <w:ind w:left="5760" w:hanging="360"/>
+      </w:pPr>
+      <w:rPr>
+        <w:rFonts w:ascii="Courier New" w:hAnsi="Courier New" w:cs="Courier New" w:hint="default"/>
+      </w:rPr>
+    </w:lvl>
+    <w:lvl w:ilvl="8" w:tplc="08090005" w:tentative="1">
+      <w:start w:val="1"/>
+      <w:numFmt w:val="bullet"/>
+      <w:lvlText w:val=""/>
+      <w:lvlJc w:val="left"/>
+      <w:pPr>
+        <w:ind w:left="6480" w:hanging="360"/>
+      </w:pPr>
+      <w:rPr>
+        <w:rFonts w:ascii="Wingdings" w:hAnsi="Wingdings" w:hint="default"/>
+      </w:rPr>
+    </w:lvl>
+  </w:abstractNum>
+  <w:abstractNum w:abstractNumId="3" w15:restartNumberingAfterBreak="0">
     <w:nsid w:val="092C135F"/>
     <w:multiLevelType w:val="multilevel"/>
     <w:tmpl w:val="BD8E7EC4"/>
@@ -6402,7 +7752,119 @@
       </w:rPr>
     </w:lvl>
   </w:abstractNum>
-  <w:abstractNum w:abstractNumId="3" w15:restartNumberingAfterBreak="0">
+  <w:abstractNum w:abstractNumId="4" w15:restartNumberingAfterBreak="0">
+    <w:nsid w:val="0C0C5E75"/>
+    <w:multiLevelType w:val="hybridMultilevel"/>
+    <w:tmpl w:val="0ABA04CE"/>
+    <w:lvl w:ilvl="0" w:tplc="338A88D4">
+      <w:numFmt w:val="bullet"/>
+      <w:lvlText w:val="-"/>
+      <w:lvlJc w:val="left"/>
+      <w:pPr>
+        <w:ind w:left="720" w:hanging="360"/>
+      </w:pPr>
+      <w:rPr>
+        <w:rFonts w:ascii="Calibri" w:eastAsiaTheme="minorHAnsi" w:hAnsi="Calibri" w:cs="Calibri" w:hint="default"/>
+      </w:rPr>
+    </w:lvl>
+    <w:lvl w:ilvl="1" w:tplc="08090003" w:tentative="1">
+      <w:start w:val="1"/>
+      <w:numFmt w:val="bullet"/>
+      <w:lvlText w:val="o"/>
+      <w:lvlJc w:val="left"/>
+      <w:pPr>
+        <w:ind w:left="1440" w:hanging="360"/>
+      </w:pPr>
+      <w:rPr>
+        <w:rFonts w:ascii="Courier New" w:hAnsi="Courier New" w:cs="Courier New" w:hint="default"/>
+      </w:rPr>
+    </w:lvl>
+    <w:lvl w:ilvl="2" w:tplc="08090005" w:tentative="1">
+      <w:start w:val="1"/>
+      <w:numFmt w:val="bullet"/>
+      <w:lvlText w:val=""/>
+      <w:lvlJc w:val="left"/>
+      <w:pPr>
+        <w:ind w:left="2160" w:hanging="360"/>
+      </w:pPr>
+      <w:rPr>
+        <w:rFonts w:ascii="Wingdings" w:hAnsi="Wingdings" w:hint="default"/>
+      </w:rPr>
+    </w:lvl>
+    <w:lvl w:ilvl="3" w:tplc="08090001" w:tentative="1">
+      <w:start w:val="1"/>
+      <w:numFmt w:val="bullet"/>
+      <w:lvlText w:val=""/>
+      <w:lvlJc w:val="left"/>
+      <w:pPr>
+        <w:ind w:left="2880" w:hanging="360"/>
+      </w:pPr>
+      <w:rPr>
+        <w:rFonts w:ascii="Symbol" w:hAnsi="Symbol" w:hint="default"/>
+      </w:rPr>
+    </w:lvl>
+    <w:lvl w:ilvl="4" w:tplc="08090003" w:tentative="1">
+      <w:start w:val="1"/>
+      <w:numFmt w:val="bullet"/>
+      <w:lvlText w:val="o"/>
+      <w:lvlJc w:val="left"/>
+      <w:pPr>
+        <w:ind w:left="3600" w:hanging="360"/>
+      </w:pPr>
+      <w:rPr>
+        <w:rFonts w:ascii="Courier New" w:hAnsi="Courier New" w:cs="Courier New" w:hint="default"/>
+      </w:rPr>
+    </w:lvl>
+    <w:lvl w:ilvl="5" w:tplc="08090005" w:tentative="1">
+      <w:start w:val="1"/>
+      <w:numFmt w:val="bullet"/>
+      <w:lvlText w:val=""/>
+      <w:lvlJc w:val="left"/>
+      <w:pPr>
+        <w:ind w:left="4320" w:hanging="360"/>
+      </w:pPr>
+      <w:rPr>
+        <w:rFonts w:ascii="Wingdings" w:hAnsi="Wingdings" w:hint="default"/>
+      </w:rPr>
+    </w:lvl>
+    <w:lvl w:ilvl="6" w:tplc="08090001" w:tentative="1">
+      <w:start w:val="1"/>
+      <w:numFmt w:val="bullet"/>
+      <w:lvlText w:val=""/>
+      <w:lvlJc w:val="left"/>
+      <w:pPr>
+        <w:ind w:left="5040" w:hanging="360"/>
+      </w:pPr>
+      <w:rPr>
+        <w:rFonts w:ascii="Symbol" w:hAnsi="Symbol" w:hint="default"/>
+      </w:rPr>
+    </w:lvl>
+    <w:lvl w:ilvl="7" w:tplc="08090003" w:tentative="1">
+      <w:start w:val="1"/>
+      <w:numFmt w:val="bullet"/>
+      <w:lvlText w:val="o"/>
+      <w:lvlJc w:val="left"/>
+      <w:pPr>
+        <w:ind w:left="5760" w:hanging="360"/>
+      </w:pPr>
+      <w:rPr>
+        <w:rFonts w:ascii="Courier New" w:hAnsi="Courier New" w:cs="Courier New" w:hint="default"/>
+      </w:rPr>
+    </w:lvl>
+    <w:lvl w:ilvl="8" w:tplc="08090005" w:tentative="1">
+      <w:start w:val="1"/>
+      <w:numFmt w:val="bullet"/>
+      <w:lvlText w:val=""/>
+      <w:lvlJc w:val="left"/>
+      <w:pPr>
+        <w:ind w:left="6480" w:hanging="360"/>
+      </w:pPr>
+      <w:rPr>
+        <w:rFonts w:ascii="Wingdings" w:hAnsi="Wingdings" w:hint="default"/>
+      </w:rPr>
+    </w:lvl>
+  </w:abstractNum>
+  <w:abstractNum w:abstractNumId="5" w15:restartNumberingAfterBreak="0">
     <w:nsid w:val="0C4B3B15"/>
     <w:multiLevelType w:val="hybridMultilevel"/>
     <w:tmpl w:val="A2CA88A8"/>
@@ -6515,7 +7977,7 @@
       </w:rPr>
     </w:lvl>
   </w:abstractNum>
-  <w:abstractNum w:abstractNumId="4" w15:restartNumberingAfterBreak="0">
+  <w:abstractNum w:abstractNumId="6" w15:restartNumberingAfterBreak="0">
     <w:nsid w:val="0FF71849"/>
     <w:multiLevelType w:val="hybridMultilevel"/>
     <w:tmpl w:val="2A626A52"/>
@@ -6628,7 +8090,7 @@
       </w:rPr>
     </w:lvl>
   </w:abstractNum>
-  <w:abstractNum w:abstractNumId="5" w15:restartNumberingAfterBreak="0">
+  <w:abstractNum w:abstractNumId="7" w15:restartNumberingAfterBreak="0">
     <w:nsid w:val="123A7327"/>
     <w:multiLevelType w:val="hybridMultilevel"/>
     <w:tmpl w:val="DF02D206"/>
@@ -6740,7 +8202,7 @@
       </w:rPr>
     </w:lvl>
   </w:abstractNum>
-  <w:abstractNum w:abstractNumId="6" w15:restartNumberingAfterBreak="0">
+  <w:abstractNum w:abstractNumId="8" w15:restartNumberingAfterBreak="0">
     <w:nsid w:val="13F41B47"/>
     <w:multiLevelType w:val="hybridMultilevel"/>
     <w:tmpl w:val="5F86221A"/>
@@ -6852,7 +8314,7 @@
       </w:rPr>
     </w:lvl>
   </w:abstractNum>
-  <w:abstractNum w:abstractNumId="7" w15:restartNumberingAfterBreak="0">
+  <w:abstractNum w:abstractNumId="9" w15:restartNumberingAfterBreak="0">
     <w:nsid w:val="14CB56A9"/>
     <w:multiLevelType w:val="hybridMultilevel"/>
     <w:tmpl w:val="CD6C22E4"/>
@@ -6965,7 +8427,7 @@
       </w:rPr>
     </w:lvl>
   </w:abstractNum>
-  <w:abstractNum w:abstractNumId="8" w15:restartNumberingAfterBreak="0">
+  <w:abstractNum w:abstractNumId="10" w15:restartNumberingAfterBreak="0">
     <w:nsid w:val="188C66A0"/>
     <w:multiLevelType w:val="hybridMultilevel"/>
     <w:tmpl w:val="51FEE642"/>
@@ -7055,7 +8517,7 @@
       </w:pPr>
     </w:lvl>
   </w:abstractNum>
-  <w:abstractNum w:abstractNumId="9" w15:restartNumberingAfterBreak="0">
+  <w:abstractNum w:abstractNumId="11" w15:restartNumberingAfterBreak="0">
     <w:nsid w:val="18FC330E"/>
     <w:multiLevelType w:val="multilevel"/>
     <w:tmpl w:val="AC247900"/>
@@ -7204,7 +8666,7 @@
       </w:rPr>
     </w:lvl>
   </w:abstractNum>
-  <w:abstractNum w:abstractNumId="10" w15:restartNumberingAfterBreak="0">
+  <w:abstractNum w:abstractNumId="12" w15:restartNumberingAfterBreak="0">
     <w:nsid w:val="1B5965CF"/>
     <w:multiLevelType w:val="hybridMultilevel"/>
     <w:tmpl w:val="813A0C86"/>
@@ -7317,7 +8779,7 @@
       </w:rPr>
     </w:lvl>
   </w:abstractNum>
-  <w:abstractNum w:abstractNumId="11" w15:restartNumberingAfterBreak="0">
+  <w:abstractNum w:abstractNumId="13" w15:restartNumberingAfterBreak="0">
     <w:nsid w:val="21D76783"/>
     <w:multiLevelType w:val="multilevel"/>
     <w:tmpl w:val="C6E25464"/>
@@ -7466,7 +8928,7 @@
       </w:rPr>
     </w:lvl>
   </w:abstractNum>
-  <w:abstractNum w:abstractNumId="12" w15:restartNumberingAfterBreak="0">
+  <w:abstractNum w:abstractNumId="14" w15:restartNumberingAfterBreak="0">
     <w:nsid w:val="23B75CF7"/>
     <w:multiLevelType w:val="hybridMultilevel"/>
     <w:tmpl w:val="99A8347E"/>
@@ -7579,7 +9041,7 @@
       </w:rPr>
     </w:lvl>
   </w:abstractNum>
-  <w:abstractNum w:abstractNumId="13" w15:restartNumberingAfterBreak="0">
+  <w:abstractNum w:abstractNumId="15" w15:restartNumberingAfterBreak="0">
     <w:nsid w:val="26734DB7"/>
     <w:multiLevelType w:val="multilevel"/>
     <w:tmpl w:val="6206E184"/>
@@ -7728,7 +9190,7 @@
       </w:rPr>
     </w:lvl>
   </w:abstractNum>
-  <w:abstractNum w:abstractNumId="14" w15:restartNumberingAfterBreak="0">
+  <w:abstractNum w:abstractNumId="16" w15:restartNumberingAfterBreak="0">
     <w:nsid w:val="275523E3"/>
     <w:multiLevelType w:val="hybridMultilevel"/>
     <w:tmpl w:val="E1C291E6"/>
@@ -7841,7 +9303,7 @@
       </w:rPr>
     </w:lvl>
   </w:abstractNum>
-  <w:abstractNum w:abstractNumId="15" w15:restartNumberingAfterBreak="0">
+  <w:abstractNum w:abstractNumId="17" w15:restartNumberingAfterBreak="0">
     <w:nsid w:val="27C611CF"/>
     <w:multiLevelType w:val="hybridMultilevel"/>
     <w:tmpl w:val="E42C057C"/>
@@ -7954,7 +9416,7 @@
       </w:rPr>
     </w:lvl>
   </w:abstractNum>
-  <w:abstractNum w:abstractNumId="16" w15:restartNumberingAfterBreak="0">
+  <w:abstractNum w:abstractNumId="18" w15:restartNumberingAfterBreak="0">
     <w:nsid w:val="27E249F6"/>
     <w:multiLevelType w:val="hybridMultilevel"/>
     <w:tmpl w:val="402C65E0"/>
@@ -8067,7 +9529,7 @@
       </w:rPr>
     </w:lvl>
   </w:abstractNum>
-  <w:abstractNum w:abstractNumId="17" w15:restartNumberingAfterBreak="0">
+  <w:abstractNum w:abstractNumId="19" w15:restartNumberingAfterBreak="0">
     <w:nsid w:val="2D747D0A"/>
     <w:multiLevelType w:val="hybridMultilevel"/>
     <w:tmpl w:val="8F7AB6A8"/>
@@ -8180,7 +9642,7 @@
       </w:rPr>
     </w:lvl>
   </w:abstractNum>
-  <w:abstractNum w:abstractNumId="18" w15:restartNumberingAfterBreak="0">
+  <w:abstractNum w:abstractNumId="20" w15:restartNumberingAfterBreak="0">
     <w:nsid w:val="300322DB"/>
     <w:multiLevelType w:val="hybridMultilevel"/>
     <w:tmpl w:val="AB0213C2"/>
@@ -8269,7 +9731,7 @@
       </w:pPr>
     </w:lvl>
   </w:abstractNum>
-  <w:abstractNum w:abstractNumId="19" w15:restartNumberingAfterBreak="0">
+  <w:abstractNum w:abstractNumId="21" w15:restartNumberingAfterBreak="0">
     <w:nsid w:val="35437768"/>
     <w:multiLevelType w:val="multilevel"/>
     <w:tmpl w:val="3DBCE22A"/>
@@ -8418,7 +9880,7 @@
       </w:rPr>
     </w:lvl>
   </w:abstractNum>
-  <w:abstractNum w:abstractNumId="20" w15:restartNumberingAfterBreak="0">
+  <w:abstractNum w:abstractNumId="22" w15:restartNumberingAfterBreak="0">
     <w:nsid w:val="3DBC0DD6"/>
     <w:multiLevelType w:val="hybridMultilevel"/>
     <w:tmpl w:val="2092FD22"/>
@@ -8531,7 +9993,7 @@
       </w:rPr>
     </w:lvl>
   </w:abstractNum>
-  <w:abstractNum w:abstractNumId="21" w15:restartNumberingAfterBreak="0">
+  <w:abstractNum w:abstractNumId="23" w15:restartNumberingAfterBreak="0">
     <w:nsid w:val="442909A6"/>
     <w:multiLevelType w:val="hybridMultilevel"/>
     <w:tmpl w:val="CBC25840"/>
@@ -8645,7 +10107,7 @@
       </w:rPr>
     </w:lvl>
   </w:abstractNum>
-  <w:abstractNum w:abstractNumId="22" w15:restartNumberingAfterBreak="0">
+  <w:abstractNum w:abstractNumId="24" w15:restartNumberingAfterBreak="0">
     <w:nsid w:val="45D40CED"/>
     <w:multiLevelType w:val="multilevel"/>
     <w:tmpl w:val="6A049972"/>
@@ -8731,7 +10193,7 @@
       </w:pPr>
     </w:lvl>
   </w:abstractNum>
-  <w:abstractNum w:abstractNumId="23" w15:restartNumberingAfterBreak="0">
+  <w:abstractNum w:abstractNumId="25" w15:restartNumberingAfterBreak="0">
     <w:nsid w:val="47600350"/>
     <w:multiLevelType w:val="hybridMultilevel"/>
     <w:tmpl w:val="1520E37A"/>
@@ -8843,7 +10305,7 @@
       </w:rPr>
     </w:lvl>
   </w:abstractNum>
-  <w:abstractNum w:abstractNumId="24" w15:restartNumberingAfterBreak="0">
+  <w:abstractNum w:abstractNumId="26" w15:restartNumberingAfterBreak="0">
     <w:nsid w:val="494A6890"/>
     <w:multiLevelType w:val="hybridMultilevel"/>
     <w:tmpl w:val="8598BAA4"/>
@@ -8955,7 +10417,7 @@
       </w:rPr>
     </w:lvl>
   </w:abstractNum>
-  <w:abstractNum w:abstractNumId="25" w15:restartNumberingAfterBreak="0">
+  <w:abstractNum w:abstractNumId="27" w15:restartNumberingAfterBreak="0">
     <w:nsid w:val="4C406BE6"/>
     <w:multiLevelType w:val="hybridMultilevel"/>
     <w:tmpl w:val="34261086"/>
@@ -9044,7 +10506,7 @@
       </w:pPr>
     </w:lvl>
   </w:abstractNum>
-  <w:abstractNum w:abstractNumId="26" w15:restartNumberingAfterBreak="0">
+  <w:abstractNum w:abstractNumId="28" w15:restartNumberingAfterBreak="0">
     <w:nsid w:val="4D9F1898"/>
     <w:multiLevelType w:val="hybridMultilevel"/>
     <w:tmpl w:val="6A9EC898"/>
@@ -9157,7 +10619,231 @@
       </w:rPr>
     </w:lvl>
   </w:abstractNum>
-  <w:abstractNum w:abstractNumId="27" w15:restartNumberingAfterBreak="0">
+  <w:abstractNum w:abstractNumId="29" w15:restartNumberingAfterBreak="0">
+    <w:nsid w:val="4E834A5A"/>
+    <w:multiLevelType w:val="hybridMultilevel"/>
+    <w:tmpl w:val="58D8E186"/>
+    <w:lvl w:ilvl="0" w:tplc="338A88D4">
+      <w:numFmt w:val="bullet"/>
+      <w:lvlText w:val="-"/>
+      <w:lvlJc w:val="left"/>
+      <w:pPr>
+        <w:ind w:left="720" w:hanging="360"/>
+      </w:pPr>
+      <w:rPr>
+        <w:rFonts w:ascii="Calibri" w:eastAsiaTheme="minorHAnsi" w:hAnsi="Calibri" w:cs="Calibri" w:hint="default"/>
+      </w:rPr>
+    </w:lvl>
+    <w:lvl w:ilvl="1" w:tplc="08090003" w:tentative="1">
+      <w:start w:val="1"/>
+      <w:numFmt w:val="bullet"/>
+      <w:lvlText w:val="o"/>
+      <w:lvlJc w:val="left"/>
+      <w:pPr>
+        <w:ind w:left="1440" w:hanging="360"/>
+      </w:pPr>
+      <w:rPr>
+        <w:rFonts w:ascii="Courier New" w:hAnsi="Courier New" w:cs="Courier New" w:hint="default"/>
+      </w:rPr>
+    </w:lvl>
+    <w:lvl w:ilvl="2" w:tplc="08090005" w:tentative="1">
+      <w:start w:val="1"/>
+      <w:numFmt w:val="bullet"/>
+      <w:lvlText w:val=""/>
+      <w:lvlJc w:val="left"/>
+      <w:pPr>
+        <w:ind w:left="2160" w:hanging="360"/>
+      </w:pPr>
+      <w:rPr>
+        <w:rFonts w:ascii="Wingdings" w:hAnsi="Wingdings" w:hint="default"/>
+      </w:rPr>
+    </w:lvl>
+    <w:lvl w:ilvl="3" w:tplc="08090001" w:tentative="1">
+      <w:start w:val="1"/>
+      <w:numFmt w:val="bullet"/>
+      <w:lvlText w:val=""/>
+      <w:lvlJc w:val="left"/>
+      <w:pPr>
+        <w:ind w:left="2880" w:hanging="360"/>
+      </w:pPr>
+      <w:rPr>
+        <w:rFonts w:ascii="Symbol" w:hAnsi="Symbol" w:hint="default"/>
+      </w:rPr>
+    </w:lvl>
+    <w:lvl w:ilvl="4" w:tplc="08090003" w:tentative="1">
+      <w:start w:val="1"/>
+      <w:numFmt w:val="bullet"/>
+      <w:lvlText w:val="o"/>
+      <w:lvlJc w:val="left"/>
+      <w:pPr>
+        <w:ind w:left="3600" w:hanging="360"/>
+      </w:pPr>
+      <w:rPr>
+        <w:rFonts w:ascii="Courier New" w:hAnsi="Courier New" w:cs="Courier New" w:hint="default"/>
+      </w:rPr>
+    </w:lvl>
+    <w:lvl w:ilvl="5" w:tplc="08090005" w:tentative="1">
+      <w:start w:val="1"/>
+      <w:numFmt w:val="bullet"/>
+      <w:lvlText w:val=""/>
+      <w:lvlJc w:val="left"/>
+      <w:pPr>
+        <w:ind w:left="4320" w:hanging="360"/>
+      </w:pPr>
+      <w:rPr>
+        <w:rFonts w:ascii="Wingdings" w:hAnsi="Wingdings" w:hint="default"/>
+      </w:rPr>
+    </w:lvl>
+    <w:lvl w:ilvl="6" w:tplc="08090001" w:tentative="1">
+      <w:start w:val="1"/>
+      <w:numFmt w:val="bullet"/>
+      <w:lvlText w:val=""/>
+      <w:lvlJc w:val="left"/>
+      <w:pPr>
+        <w:ind w:left="5040" w:hanging="360"/>
+      </w:pPr>
+      <w:rPr>
+        <w:rFonts w:ascii="Symbol" w:hAnsi="Symbol" w:hint="default"/>
+      </w:rPr>
+    </w:lvl>
+    <w:lvl w:ilvl="7" w:tplc="08090003" w:tentative="1">
+      <w:start w:val="1"/>
+      <w:numFmt w:val="bullet"/>
+      <w:lvlText w:val="o"/>
+      <w:lvlJc w:val="left"/>
+      <w:pPr>
+        <w:ind w:left="5760" w:hanging="360"/>
+      </w:pPr>
+      <w:rPr>
+        <w:rFonts w:ascii="Courier New" w:hAnsi="Courier New" w:cs="Courier New" w:hint="default"/>
+      </w:rPr>
+    </w:lvl>
+    <w:lvl w:ilvl="8" w:tplc="08090005" w:tentative="1">
+      <w:start w:val="1"/>
+      <w:numFmt w:val="bullet"/>
+      <w:lvlText w:val=""/>
+      <w:lvlJc w:val="left"/>
+      <w:pPr>
+        <w:ind w:left="6480" w:hanging="360"/>
+      </w:pPr>
+      <w:rPr>
+        <w:rFonts w:ascii="Wingdings" w:hAnsi="Wingdings" w:hint="default"/>
+      </w:rPr>
+    </w:lvl>
+  </w:abstractNum>
+  <w:abstractNum w:abstractNumId="30" w15:restartNumberingAfterBreak="0">
+    <w:nsid w:val="4F3A1D1C"/>
+    <w:multiLevelType w:val="hybridMultilevel"/>
+    <w:tmpl w:val="AB02DF38"/>
+    <w:lvl w:ilvl="0" w:tplc="338A88D4">
+      <w:numFmt w:val="bullet"/>
+      <w:lvlText w:val="-"/>
+      <w:lvlJc w:val="left"/>
+      <w:pPr>
+        <w:ind w:left="720" w:hanging="360"/>
+      </w:pPr>
+      <w:rPr>
+        <w:rFonts w:ascii="Calibri" w:eastAsiaTheme="minorHAnsi" w:hAnsi="Calibri" w:cs="Calibri" w:hint="default"/>
+      </w:rPr>
+    </w:lvl>
+    <w:lvl w:ilvl="1" w:tplc="08090003" w:tentative="1">
+      <w:start w:val="1"/>
+      <w:numFmt w:val="bullet"/>
+      <w:lvlText w:val="o"/>
+      <w:lvlJc w:val="left"/>
+      <w:pPr>
+        <w:ind w:left="1440" w:hanging="360"/>
+      </w:pPr>
+      <w:rPr>
+        <w:rFonts w:ascii="Courier New" w:hAnsi="Courier New" w:cs="Courier New" w:hint="default"/>
+      </w:rPr>
+    </w:lvl>
+    <w:lvl w:ilvl="2" w:tplc="08090005" w:tentative="1">
+      <w:start w:val="1"/>
+      <w:numFmt w:val="bullet"/>
+      <w:lvlText w:val=""/>
+      <w:lvlJc w:val="left"/>
+      <w:pPr>
+        <w:ind w:left="2160" w:hanging="360"/>
+      </w:pPr>
+      <w:rPr>
+        <w:rFonts w:ascii="Wingdings" w:hAnsi="Wingdings" w:hint="default"/>
+      </w:rPr>
+    </w:lvl>
+    <w:lvl w:ilvl="3" w:tplc="08090001" w:tentative="1">
+      <w:start w:val="1"/>
+      <w:numFmt w:val="bullet"/>
+      <w:lvlText w:val=""/>
+      <w:lvlJc w:val="left"/>
+      <w:pPr>
+        <w:ind w:left="2880" w:hanging="360"/>
+      </w:pPr>
+      <w:rPr>
+        <w:rFonts w:ascii="Symbol" w:hAnsi="Symbol" w:hint="default"/>
+      </w:rPr>
+    </w:lvl>
+    <w:lvl w:ilvl="4" w:tplc="08090003" w:tentative="1">
+      <w:start w:val="1"/>
+      <w:numFmt w:val="bullet"/>
+      <w:lvlText w:val="o"/>
+      <w:lvlJc w:val="left"/>
+      <w:pPr>
+        <w:ind w:left="3600" w:hanging="360"/>
+      </w:pPr>
+      <w:rPr>
+        <w:rFonts w:ascii="Courier New" w:hAnsi="Courier New" w:cs="Courier New" w:hint="default"/>
+      </w:rPr>
+    </w:lvl>
+    <w:lvl w:ilvl="5" w:tplc="08090005" w:tentative="1">
+      <w:start w:val="1"/>
+      <w:numFmt w:val="bullet"/>
+      <w:lvlText w:val=""/>
+      <w:lvlJc w:val="left"/>
+      <w:pPr>
+        <w:ind w:left="4320" w:hanging="360"/>
+      </w:pPr>
+      <w:rPr>
+        <w:rFonts w:ascii="Wingdings" w:hAnsi="Wingdings" w:hint="default"/>
+      </w:rPr>
+    </w:lvl>
+    <w:lvl w:ilvl="6" w:tplc="08090001" w:tentative="1">
+      <w:start w:val="1"/>
+      <w:numFmt w:val="bullet"/>
+      <w:lvlText w:val=""/>
+      <w:lvlJc w:val="left"/>
+      <w:pPr>
+        <w:ind w:left="5040" w:hanging="360"/>
+      </w:pPr>
+      <w:rPr>
+        <w:rFonts w:ascii="Symbol" w:hAnsi="Symbol" w:hint="default"/>
+      </w:rPr>
+    </w:lvl>
+    <w:lvl w:ilvl="7" w:tplc="08090003" w:tentative="1">
+      <w:start w:val="1"/>
+      <w:numFmt w:val="bullet"/>
+      <w:lvlText w:val="o"/>
+      <w:lvlJc w:val="left"/>
+      <w:pPr>
+        <w:ind w:left="5760" w:hanging="360"/>
+      </w:pPr>
+      <w:rPr>
+        <w:rFonts w:ascii="Courier New" w:hAnsi="Courier New" w:cs="Courier New" w:hint="default"/>
+      </w:rPr>
+    </w:lvl>
+    <w:lvl w:ilvl="8" w:tplc="08090005" w:tentative="1">
+      <w:start w:val="1"/>
+      <w:numFmt w:val="bullet"/>
+      <w:lvlText w:val=""/>
+      <w:lvlJc w:val="left"/>
+      <w:pPr>
+        <w:ind w:left="6480" w:hanging="360"/>
+      </w:pPr>
+      <w:rPr>
+        <w:rFonts w:ascii="Wingdings" w:hAnsi="Wingdings" w:hint="default"/>
+      </w:rPr>
+    </w:lvl>
+  </w:abstractNum>
+  <w:abstractNum w:abstractNumId="31" w15:restartNumberingAfterBreak="0">
     <w:nsid w:val="4F8730A0"/>
     <w:multiLevelType w:val="hybridMultilevel"/>
     <w:tmpl w:val="7026BE48"/>
@@ -9269,7 +10955,7 @@
       </w:rPr>
     </w:lvl>
   </w:abstractNum>
-  <w:abstractNum w:abstractNumId="28" w15:restartNumberingAfterBreak="0">
+  <w:abstractNum w:abstractNumId="32" w15:restartNumberingAfterBreak="0">
     <w:nsid w:val="52BF2B4F"/>
     <w:multiLevelType w:val="hybridMultilevel"/>
     <w:tmpl w:val="2ED4F01A"/>
@@ -9382,7 +11068,7 @@
       </w:rPr>
     </w:lvl>
   </w:abstractNum>
-  <w:abstractNum w:abstractNumId="29" w15:restartNumberingAfterBreak="0">
+  <w:abstractNum w:abstractNumId="33" w15:restartNumberingAfterBreak="0">
     <w:nsid w:val="57E6693C"/>
     <w:multiLevelType w:val="multilevel"/>
     <w:tmpl w:val="E21E4AEA"/>
@@ -9531,7 +11217,7 @@
       </w:rPr>
     </w:lvl>
   </w:abstractNum>
-  <w:abstractNum w:abstractNumId="30" w15:restartNumberingAfterBreak="0">
+  <w:abstractNum w:abstractNumId="34" w15:restartNumberingAfterBreak="0">
     <w:nsid w:val="62B053A3"/>
     <w:multiLevelType w:val="hybridMultilevel"/>
     <w:tmpl w:val="B194E900"/>
@@ -9617,7 +11303,119 @@
       </w:pPr>
     </w:lvl>
   </w:abstractNum>
-  <w:abstractNum w:abstractNumId="31" w15:restartNumberingAfterBreak="0">
+  <w:abstractNum w:abstractNumId="35" w15:restartNumberingAfterBreak="0">
+    <w:nsid w:val="66C02B12"/>
+    <w:multiLevelType w:val="hybridMultilevel"/>
+    <w:tmpl w:val="25488F7E"/>
+    <w:lvl w:ilvl="0" w:tplc="338A88D4">
+      <w:numFmt w:val="bullet"/>
+      <w:lvlText w:val="-"/>
+      <w:lvlJc w:val="left"/>
+      <w:pPr>
+        <w:ind w:left="720" w:hanging="360"/>
+      </w:pPr>
+      <w:rPr>
+        <w:rFonts w:ascii="Calibri" w:eastAsiaTheme="minorHAnsi" w:hAnsi="Calibri" w:cs="Calibri" w:hint="default"/>
+      </w:rPr>
+    </w:lvl>
+    <w:lvl w:ilvl="1" w:tplc="08090003" w:tentative="1">
+      <w:start w:val="1"/>
+      <w:numFmt w:val="bullet"/>
+      <w:lvlText w:val="o"/>
+      <w:lvlJc w:val="left"/>
+      <w:pPr>
+        <w:ind w:left="1440" w:hanging="360"/>
+      </w:pPr>
+      <w:rPr>
+        <w:rFonts w:ascii="Courier New" w:hAnsi="Courier New" w:cs="Courier New" w:hint="default"/>
+      </w:rPr>
+    </w:lvl>
+    <w:lvl w:ilvl="2" w:tplc="08090005" w:tentative="1">
+      <w:start w:val="1"/>
+      <w:numFmt w:val="bullet"/>
+      <w:lvlText w:val=""/>
+      <w:lvlJc w:val="left"/>
+      <w:pPr>
+        <w:ind w:left="2160" w:hanging="360"/>
+      </w:pPr>
+      <w:rPr>
+        <w:rFonts w:ascii="Wingdings" w:hAnsi="Wingdings" w:hint="default"/>
+      </w:rPr>
+    </w:lvl>
+    <w:lvl w:ilvl="3" w:tplc="08090001" w:tentative="1">
+      <w:start w:val="1"/>
+      <w:numFmt w:val="bullet"/>
+      <w:lvlText w:val=""/>
+      <w:lvlJc w:val="left"/>
+      <w:pPr>
+        <w:ind w:left="2880" w:hanging="360"/>
+      </w:pPr>
+      <w:rPr>
+        <w:rFonts w:ascii="Symbol" w:hAnsi="Symbol" w:hint="default"/>
+      </w:rPr>
+    </w:lvl>
+    <w:lvl w:ilvl="4" w:tplc="08090003" w:tentative="1">
+      <w:start w:val="1"/>
+      <w:numFmt w:val="bullet"/>
+      <w:lvlText w:val="o"/>
+      <w:lvlJc w:val="left"/>
+      <w:pPr>
+        <w:ind w:left="3600" w:hanging="360"/>
+      </w:pPr>
+      <w:rPr>
+        <w:rFonts w:ascii="Courier New" w:hAnsi="Courier New" w:cs="Courier New" w:hint="default"/>
+      </w:rPr>
+    </w:lvl>
+    <w:lvl w:ilvl="5" w:tplc="08090005" w:tentative="1">
+      <w:start w:val="1"/>
+      <w:numFmt w:val="bullet"/>
+      <w:lvlText w:val=""/>
+      <w:lvlJc w:val="left"/>
+      <w:pPr>
+        <w:ind w:left="4320" w:hanging="360"/>
+      </w:pPr>
+      <w:rPr>
+        <w:rFonts w:ascii="Wingdings" w:hAnsi="Wingdings" w:hint="default"/>
+      </w:rPr>
+    </w:lvl>
+    <w:lvl w:ilvl="6" w:tplc="08090001" w:tentative="1">
+      <w:start w:val="1"/>
+      <w:numFmt w:val="bullet"/>
+      <w:lvlText w:val=""/>
+      <w:lvlJc w:val="left"/>
+      <w:pPr>
+        <w:ind w:left="5040" w:hanging="360"/>
+      </w:pPr>
+      <w:rPr>
+        <w:rFonts w:ascii="Symbol" w:hAnsi="Symbol" w:hint="default"/>
+      </w:rPr>
+    </w:lvl>
+    <w:lvl w:ilvl="7" w:tplc="08090003" w:tentative="1">
+      <w:start w:val="1"/>
+      <w:numFmt w:val="bullet"/>
+      <w:lvlText w:val="o"/>
+      <w:lvlJc w:val="left"/>
+      <w:pPr>
+        <w:ind w:left="5760" w:hanging="360"/>
+      </w:pPr>
+      <w:rPr>
+        <w:rFonts w:ascii="Courier New" w:hAnsi="Courier New" w:cs="Courier New" w:hint="default"/>
+      </w:rPr>
+    </w:lvl>
+    <w:lvl w:ilvl="8" w:tplc="08090005" w:tentative="1">
+      <w:start w:val="1"/>
+      <w:numFmt w:val="bullet"/>
+      <w:lvlText w:val=""/>
+      <w:lvlJc w:val="left"/>
+      <w:pPr>
+        <w:ind w:left="6480" w:hanging="360"/>
+      </w:pPr>
+      <w:rPr>
+        <w:rFonts w:ascii="Wingdings" w:hAnsi="Wingdings" w:hint="default"/>
+      </w:rPr>
+    </w:lvl>
+  </w:abstractNum>
+  <w:abstractNum w:abstractNumId="36" w15:restartNumberingAfterBreak="0">
     <w:nsid w:val="67160CA4"/>
     <w:multiLevelType w:val="multilevel"/>
     <w:tmpl w:val="3EAE1DF8"/>
@@ -9730,7 +11528,7 @@
       </w:pPr>
     </w:lvl>
   </w:abstractNum>
-  <w:abstractNum w:abstractNumId="32" w15:restartNumberingAfterBreak="0">
+  <w:abstractNum w:abstractNumId="37" w15:restartNumberingAfterBreak="0">
     <w:nsid w:val="686415E6"/>
     <w:multiLevelType w:val="hybridMultilevel"/>
     <w:tmpl w:val="9AC84FA2"/>
@@ -9843,7 +11641,7 @@
       </w:rPr>
     </w:lvl>
   </w:abstractNum>
-  <w:abstractNum w:abstractNumId="33" w15:restartNumberingAfterBreak="0">
+  <w:abstractNum w:abstractNumId="38" w15:restartNumberingAfterBreak="0">
     <w:nsid w:val="6CA53A97"/>
     <w:multiLevelType w:val="multilevel"/>
     <w:tmpl w:val="3DBCE22A"/>
@@ -9992,7 +11790,7 @@
       </w:rPr>
     </w:lvl>
   </w:abstractNum>
-  <w:abstractNum w:abstractNumId="34" w15:restartNumberingAfterBreak="0">
+  <w:abstractNum w:abstractNumId="39" w15:restartNumberingAfterBreak="0">
     <w:nsid w:val="6E4D4AD7"/>
     <w:multiLevelType w:val="multilevel"/>
     <w:tmpl w:val="D354E42E"/>
@@ -10141,7 +11939,7 @@
       </w:rPr>
     </w:lvl>
   </w:abstractNum>
-  <w:abstractNum w:abstractNumId="35" w15:restartNumberingAfterBreak="0">
+  <w:abstractNum w:abstractNumId="40" w15:restartNumberingAfterBreak="0">
     <w:nsid w:val="6FA430C8"/>
     <w:multiLevelType w:val="multilevel"/>
     <w:tmpl w:val="4142CFCE"/>
@@ -10290,7 +12088,120 @@
       </w:rPr>
     </w:lvl>
   </w:abstractNum>
-  <w:abstractNum w:abstractNumId="36" w15:restartNumberingAfterBreak="0">
+  <w:abstractNum w:abstractNumId="41" w15:restartNumberingAfterBreak="0">
+    <w:nsid w:val="78B87E11"/>
+    <w:multiLevelType w:val="hybridMultilevel"/>
+    <w:tmpl w:val="34BEB166"/>
+    <w:lvl w:ilvl="0" w:tplc="08090001">
+      <w:start w:val="1"/>
+      <w:numFmt w:val="bullet"/>
+      <w:lvlText w:val=""/>
+      <w:lvlJc w:val="left"/>
+      <w:pPr>
+        <w:ind w:left="720" w:hanging="360"/>
+      </w:pPr>
+      <w:rPr>
+        <w:rFonts w:ascii="Symbol" w:hAnsi="Symbol" w:hint="default"/>
+      </w:rPr>
+    </w:lvl>
+    <w:lvl w:ilvl="1" w:tplc="08090003" w:tentative="1">
+      <w:start w:val="1"/>
+      <w:numFmt w:val="bullet"/>
+      <w:lvlText w:val="o"/>
+      <w:lvlJc w:val="left"/>
+      <w:pPr>
+        <w:ind w:left="1440" w:hanging="360"/>
+      </w:pPr>
+      <w:rPr>
+        <w:rFonts w:ascii="Courier New" w:hAnsi="Courier New" w:cs="Courier New" w:hint="default"/>
+      </w:rPr>
+    </w:lvl>
+    <w:lvl w:ilvl="2" w:tplc="08090005" w:tentative="1">
+      <w:start w:val="1"/>
+      <w:numFmt w:val="bullet"/>
+      <w:lvlText w:val=""/>
+      <w:lvlJc w:val="left"/>
+      <w:pPr>
+        <w:ind w:left="2160" w:hanging="360"/>
+      </w:pPr>
+      <w:rPr>
+        <w:rFonts w:ascii="Wingdings" w:hAnsi="Wingdings" w:hint="default"/>
+      </w:rPr>
+    </w:lvl>
+    <w:lvl w:ilvl="3" w:tplc="08090001" w:tentative="1">
+      <w:start w:val="1"/>
+      <w:numFmt w:val="bullet"/>
+      <w:lvlText w:val=""/>
+      <w:lvlJc w:val="left"/>
+      <w:pPr>
+        <w:ind w:left="2880" w:hanging="360"/>
+      </w:pPr>
+      <w:rPr>
+        <w:rFonts w:ascii="Symbol" w:hAnsi="Symbol" w:hint="default"/>
+      </w:rPr>
+    </w:lvl>
+    <w:lvl w:ilvl="4" w:tplc="08090003" w:tentative="1">
+      <w:start w:val="1"/>
+      <w:numFmt w:val="bullet"/>
+      <w:lvlText w:val="o"/>
+      <w:lvlJc w:val="left"/>
+      <w:pPr>
+        <w:ind w:left="3600" w:hanging="360"/>
+      </w:pPr>
+      <w:rPr>
+        <w:rFonts w:ascii="Courier New" w:hAnsi="Courier New" w:cs="Courier New" w:hint="default"/>
+      </w:rPr>
+    </w:lvl>
+    <w:lvl w:ilvl="5" w:tplc="08090005" w:tentative="1">
+      <w:start w:val="1"/>
+      <w:numFmt w:val="bullet"/>
+      <w:lvlText w:val=""/>
+      <w:lvlJc w:val="left"/>
+      <w:pPr>
+        <w:ind w:left="4320" w:hanging="360"/>
+      </w:pPr>
+      <w:rPr>
+        <w:rFonts w:ascii="Wingdings" w:hAnsi="Wingdings" w:hint="default"/>
+      </w:rPr>
+    </w:lvl>
+    <w:lvl w:ilvl="6" w:tplc="08090001" w:tentative="1">
+      <w:start w:val="1"/>
+      <w:numFmt w:val="bullet"/>
+      <w:lvlText w:val=""/>
+      <w:lvlJc w:val="left"/>
+      <w:pPr>
+        <w:ind w:left="5040" w:hanging="360"/>
+      </w:pPr>
+      <w:rPr>
+        <w:rFonts w:ascii="Symbol" w:hAnsi="Symbol" w:hint="default"/>
+      </w:rPr>
+    </w:lvl>
+    <w:lvl w:ilvl="7" w:tplc="08090003" w:tentative="1">
+      <w:start w:val="1"/>
+      <w:numFmt w:val="bullet"/>
+      <w:lvlText w:val="o"/>
+      <w:lvlJc w:val="left"/>
+      <w:pPr>
+        <w:ind w:left="5760" w:hanging="360"/>
+      </w:pPr>
+      <w:rPr>
+        <w:rFonts w:ascii="Courier New" w:hAnsi="Courier New" w:cs="Courier New" w:hint="default"/>
+      </w:rPr>
+    </w:lvl>
+    <w:lvl w:ilvl="8" w:tplc="08090005" w:tentative="1">
+      <w:start w:val="1"/>
+      <w:numFmt w:val="bullet"/>
+      <w:lvlText w:val=""/>
+      <w:lvlJc w:val="left"/>
+      <w:pPr>
+        <w:ind w:left="6480" w:hanging="360"/>
+      </w:pPr>
+      <w:rPr>
+        <w:rFonts w:ascii="Wingdings" w:hAnsi="Wingdings" w:hint="default"/>
+      </w:rPr>
+    </w:lvl>
+  </w:abstractNum>
+  <w:abstractNum w:abstractNumId="42" w15:restartNumberingAfterBreak="0">
     <w:nsid w:val="7A057021"/>
     <w:multiLevelType w:val="hybridMultilevel"/>
     <w:tmpl w:val="D0F02678"/>
@@ -10404,115 +12315,133 @@
     </w:lvl>
   </w:abstractNum>
   <w:num w:numId="1" w16cid:durableId="1753548350">
-    <w:abstractNumId w:val="35"/>
+    <w:abstractNumId w:val="40"/>
   </w:num>
   <w:num w:numId="2" w16cid:durableId="427048364">
+    <w:abstractNumId w:val="15"/>
+  </w:num>
+  <w:num w:numId="3" w16cid:durableId="1713846482">
+    <w:abstractNumId w:val="3"/>
+  </w:num>
+  <w:num w:numId="4" w16cid:durableId="1037005820">
+    <w:abstractNumId w:val="11"/>
+  </w:num>
+  <w:num w:numId="5" w16cid:durableId="2111391550">
+    <w:abstractNumId w:val="36"/>
+  </w:num>
+  <w:num w:numId="6" w16cid:durableId="844706756">
+    <w:abstractNumId w:val="33"/>
+  </w:num>
+  <w:num w:numId="7" w16cid:durableId="1853176865">
     <w:abstractNumId w:val="13"/>
   </w:num>
-  <w:num w:numId="3" w16cid:durableId="1713846482">
-    <w:abstractNumId w:val="2"/>
-  </w:num>
-  <w:num w:numId="4" w16cid:durableId="1037005820">
-    <w:abstractNumId w:val="9"/>
-  </w:num>
-  <w:num w:numId="5" w16cid:durableId="2111391550">
-    <w:abstractNumId w:val="31"/>
-  </w:num>
-  <w:num w:numId="6" w16cid:durableId="844706756">
-    <w:abstractNumId w:val="29"/>
-  </w:num>
-  <w:num w:numId="7" w16cid:durableId="1853176865">
-    <w:abstractNumId w:val="11"/>
-  </w:num>
   <w:num w:numId="8" w16cid:durableId="661277827">
-    <w:abstractNumId w:val="34"/>
+    <w:abstractNumId w:val="39"/>
   </w:num>
   <w:num w:numId="9" w16cid:durableId="1440685245">
-    <w:abstractNumId w:val="22"/>
+    <w:abstractNumId w:val="24"/>
   </w:num>
   <w:num w:numId="10" w16cid:durableId="1019117261">
-    <w:abstractNumId w:val="18"/>
+    <w:abstractNumId w:val="20"/>
   </w:num>
   <w:num w:numId="11" w16cid:durableId="662205183">
-    <w:abstractNumId w:val="30"/>
+    <w:abstractNumId w:val="34"/>
   </w:num>
   <w:num w:numId="12" w16cid:durableId="53700060">
     <w:abstractNumId w:val="1"/>
   </w:num>
   <w:num w:numId="13" w16cid:durableId="61368790">
+    <w:abstractNumId w:val="21"/>
+  </w:num>
+  <w:num w:numId="14" w16cid:durableId="815876773">
+    <w:abstractNumId w:val="32"/>
+  </w:num>
+  <w:num w:numId="15" w16cid:durableId="751241483">
     <w:abstractNumId w:val="19"/>
   </w:num>
-  <w:num w:numId="14" w16cid:durableId="815876773">
-    <w:abstractNumId w:val="28"/>
-  </w:num>
-  <w:num w:numId="15" w16cid:durableId="751241483">
-    <w:abstractNumId w:val="17"/>
-  </w:num>
   <w:num w:numId="16" w16cid:durableId="822086425">
-    <w:abstractNumId w:val="32"/>
+    <w:abstractNumId w:val="37"/>
   </w:num>
   <w:num w:numId="17" w16cid:durableId="1747065957">
-    <w:abstractNumId w:val="3"/>
+    <w:abstractNumId w:val="5"/>
   </w:num>
   <w:num w:numId="18" w16cid:durableId="1956400171">
     <w:abstractNumId w:val="0"/>
   </w:num>
   <w:num w:numId="19" w16cid:durableId="1090584944">
-    <w:abstractNumId w:val="24"/>
+    <w:abstractNumId w:val="26"/>
   </w:num>
   <w:num w:numId="20" w16cid:durableId="461728514">
-    <w:abstractNumId w:val="33"/>
+    <w:abstractNumId w:val="38"/>
   </w:num>
   <w:num w:numId="21" w16cid:durableId="750616204">
+    <w:abstractNumId w:val="18"/>
+  </w:num>
+  <w:num w:numId="22" w16cid:durableId="78908246">
+    <w:abstractNumId w:val="25"/>
+  </w:num>
+  <w:num w:numId="23" w16cid:durableId="1658991606">
+    <w:abstractNumId w:val="7"/>
+  </w:num>
+  <w:num w:numId="24" w16cid:durableId="289022265">
+    <w:abstractNumId w:val="31"/>
+  </w:num>
+  <w:num w:numId="25" w16cid:durableId="1482232606">
+    <w:abstractNumId w:val="8"/>
+  </w:num>
+  <w:num w:numId="26" w16cid:durableId="264846942">
+    <w:abstractNumId w:val="28"/>
+  </w:num>
+  <w:num w:numId="27" w16cid:durableId="1421872896">
+    <w:abstractNumId w:val="27"/>
+  </w:num>
+  <w:num w:numId="28" w16cid:durableId="123037925">
+    <w:abstractNumId w:val="42"/>
+  </w:num>
+  <w:num w:numId="29" w16cid:durableId="132869381">
+    <w:abstractNumId w:val="6"/>
+  </w:num>
+  <w:num w:numId="30" w16cid:durableId="1211309492">
+    <w:abstractNumId w:val="22"/>
+  </w:num>
+  <w:num w:numId="31" w16cid:durableId="1818034451">
+    <w:abstractNumId w:val="12"/>
+  </w:num>
+  <w:num w:numId="32" w16cid:durableId="1768500053">
+    <w:abstractNumId w:val="17"/>
+  </w:num>
+  <w:num w:numId="33" w16cid:durableId="1689216463">
+    <w:abstractNumId w:val="9"/>
+  </w:num>
+  <w:num w:numId="34" w16cid:durableId="1376655929">
+    <w:abstractNumId w:val="14"/>
+  </w:num>
+  <w:num w:numId="35" w16cid:durableId="1813017222">
+    <w:abstractNumId w:val="10"/>
+  </w:num>
+  <w:num w:numId="36" w16cid:durableId="1615597661">
+    <w:abstractNumId w:val="23"/>
+  </w:num>
+  <w:num w:numId="37" w16cid:durableId="2058044497">
     <w:abstractNumId w:val="16"/>
   </w:num>
-  <w:num w:numId="22" w16cid:durableId="78908246">
-    <w:abstractNumId w:val="23"/>
+  <w:num w:numId="38" w16cid:durableId="86267498">
+    <w:abstractNumId w:val="41"/>
   </w:num>
-  <w:num w:numId="23" w16cid:durableId="1658991606">
-    <w:abstractNumId w:val="5"/>
+  <w:num w:numId="39" w16cid:durableId="153689867">
+    <w:abstractNumId w:val="30"/>
   </w:num>
-  <w:num w:numId="24" w16cid:durableId="289022265">
-    <w:abstractNumId w:val="27"/>
+  <w:num w:numId="40" w16cid:durableId="215051094">
+    <w:abstractNumId w:val="2"/>
   </w:num>
-  <w:num w:numId="25" w16cid:durableId="1482232606">
-    <w:abstractNumId w:val="6"/>
+  <w:num w:numId="41" w16cid:durableId="2000814304">
+    <w:abstractNumId w:val="29"/>
   </w:num>
-  <w:num w:numId="26" w16cid:durableId="264846942">
-    <w:abstractNumId w:val="26"/>
+  <w:num w:numId="42" w16cid:durableId="1321881824">
+    <w:abstractNumId w:val="35"/>
   </w:num>
-  <w:num w:numId="27" w16cid:durableId="1421872896">
-    <w:abstractNumId w:val="25"/>
-  </w:num>
-  <w:num w:numId="28" w16cid:durableId="123037925">
-    <w:abstractNumId w:val="36"/>
-  </w:num>
-  <w:num w:numId="29" w16cid:durableId="132869381">
+  <w:num w:numId="43" w16cid:durableId="1288900058">
     <w:abstractNumId w:val="4"/>
-  </w:num>
-  <w:num w:numId="30" w16cid:durableId="1211309492">
-    <w:abstractNumId w:val="20"/>
-  </w:num>
-  <w:num w:numId="31" w16cid:durableId="1818034451">
-    <w:abstractNumId w:val="10"/>
-  </w:num>
-  <w:num w:numId="32" w16cid:durableId="1768500053">
-    <w:abstractNumId w:val="15"/>
-  </w:num>
-  <w:num w:numId="33" w16cid:durableId="1689216463">
-    <w:abstractNumId w:val="7"/>
-  </w:num>
-  <w:num w:numId="34" w16cid:durableId="1376655929">
-    <w:abstractNumId w:val="12"/>
-  </w:num>
-  <w:num w:numId="35" w16cid:durableId="1813017222">
-    <w:abstractNumId w:val="8"/>
-  </w:num>
-  <w:num w:numId="36" w16cid:durableId="1615597661">
-    <w:abstractNumId w:val="21"/>
-  </w:num>
-  <w:num w:numId="37" w16cid:durableId="2058044497">
-    <w:abstractNumId w:val="14"/>
   </w:num>
 </w:numbering>
 </file>
@@ -11158,7 +13087,6 @@
   <w:style w:type="character" w:default="1" w:styleId="DefaultParagraphFont">
     <w:name w:val="Default Paragraph Font"/>
     <w:uiPriority w:val="1"/>
-    <w:semiHidden/>
     <w:unhideWhenUsed/>
   </w:style>
   <w:style w:type="table" w:default="1" w:styleId="TableNormal">
@@ -11505,7 +13433,6 @@
     <w:basedOn w:val="Normal"/>
     <w:link w:val="HTMLPreformattedChar"/>
     <w:uiPriority w:val="99"/>
-    <w:semiHidden/>
     <w:unhideWhenUsed/>
     <w:rsid w:val="009F2FE6"/>
     <w:pPr>
@@ -11543,7 +13470,6 @@
     <w:basedOn w:val="DefaultParagraphFont"/>
     <w:link w:val="HTMLPreformatted"/>
     <w:uiPriority w:val="99"/>
-    <w:semiHidden/>
     <w:rsid w:val="009F2FE6"/>
     <w:rPr>
       <w:rFonts w:ascii="Courier New" w:eastAsia="Times New Roman" w:hAnsi="Courier New" w:cs="Courier New"/>

--- a/Docs/Technical.docx
+++ b/Docs/Technical.docx
@@ -5193,8 +5193,13 @@
         </w:numPr>
       </w:pPr>
       <w:r>
-        <w:t>Concept Semplificato</w:t>
-      </w:r>
+        <w:t xml:space="preserve">Concept </w:t>
+      </w:r>
+      <w:proofErr w:type="spellStart"/>
+      <w:r>
+        <w:t>Semplificato</w:t>
+      </w:r>
+      <w:proofErr w:type="spellEnd"/>
     </w:p>
     <w:p>
       <w:pPr>
@@ -5492,18 +5497,86 @@
         </w:rPr>
         <w:t>: prima di fornire qualsiasi blocco di codice, l'assistente farà un breve riepilogo di ciò che sta per proporre, spiegando le modifiche in linguaggio semplice e chiedendo conferma esplicita all'utente. Solo dopo la conferma, mostrerà il codice. Questo evita di dover cancellare o riscrivere codice non desiderato e mantiene il flusso di lavoro ordinato.</w:t>
       </w:r>
-    </w:p>
-    <w:p>
-      <w:pPr>
-        <w:pStyle w:val="ListParagraph"/>
+      <w:r>
+        <w:rPr>
+          <w:lang w:val="it-IT"/>
+        </w:rPr>
+        <w:t xml:space="preserve"> </w:t>
+      </w:r>
+      <w:r>
+        <w:rPr>
+          <w:rFonts w:ascii="Consolas" w:hAnsi="Consolas"/>
+          <w:color w:val="0F1115"/>
+          <w:lang w:val="it-IT"/>
+        </w:rPr>
+        <w:t>Nessun blocco di codice verrà fornito se prima non è stato approvato il relativo brief.</w:t>
+      </w:r>
+    </w:p>
+    <w:p>
+      <w:pPr>
+        <w:pStyle w:val="HTMLPreformatted"/>
         <w:numPr>
           <w:ilvl w:val="0"/>
           <w:numId w:val="26"/>
         </w:numPr>
-        <w:rPr>
-          <w:lang w:val="it-IT"/>
-        </w:rPr>
-      </w:pPr>
+        <w:wordWrap w:val="0"/>
+        <w:spacing w:line="330" w:lineRule="atLeast"/>
+        <w:rPr>
+          <w:rFonts w:ascii="Consolas" w:hAnsi="Consolas"/>
+          <w:color w:val="0F1115"/>
+          <w:lang w:val="it-IT"/>
+        </w:rPr>
+      </w:pPr>
+      <w:r>
+        <w:rPr>
+          <w:rFonts w:ascii="Consolas" w:hAnsi="Consolas"/>
+          <w:color w:val="0F1115"/>
+          <w:lang w:val="it-IT"/>
+        </w:rPr>
+        <w:t xml:space="preserve">- **Brief prima del codice**: l'assistente fornirà sempre un breve riepilogo delle modifiche proposte e attenderà l'approvazione esplicita dell'utente prima di mostrare il codice. </w:t>
+      </w:r>
+    </w:p>
+    <w:p>
+      <w:pPr>
+        <w:pStyle w:val="HTMLPreformatted"/>
+        <w:numPr>
+          <w:ilvl w:val="0"/>
+          <w:numId w:val="26"/>
+        </w:numPr>
+        <w:wordWrap w:val="0"/>
+        <w:spacing w:line="330" w:lineRule="atLeast"/>
+        <w:rPr>
+          <w:rFonts w:ascii="Consolas" w:hAnsi="Consolas"/>
+          <w:color w:val="0F1115"/>
+          <w:lang w:val="it-IT"/>
+        </w:rPr>
+      </w:pPr>
+      <w:r>
+        <w:rPr>
+          <w:rFonts w:ascii="Consolas" w:hAnsi="Consolas"/>
+          <w:color w:val="0F1115"/>
+          <w:lang w:val="it-IT"/>
+        </w:rPr>
+        <w:t>**</w:t>
+      </w:r>
+      <w:r>
+        <w:rPr>
+          <w:rFonts w:ascii="Consolas" w:hAnsi="Consolas"/>
+          <w:b/>
+          <w:bCs/>
+          <w:color w:val="0F1115"/>
+          <w:lang w:val="it-IT"/>
+        </w:rPr>
+        <w:t>Input condivisi</w:t>
+      </w:r>
+      <w:r>
+        <w:rPr>
+          <w:rFonts w:ascii="Consolas" w:hAnsi="Consolas"/>
+          <w:color w:val="0F1115"/>
+          <w:lang w:val="it-IT"/>
+        </w:rPr>
+        <w:t>:** ogni scorciatoia o interazione va discussa prima dell'implementazione, specificando scopo e possibili conflitti.</w:t>
+      </w:r>
     </w:p>
     <w:p>
       <w:pPr>
@@ -5792,6 +5865,7 @@
         <w:rPr>
           <w:lang w:val="it-IT"/>
         </w:rPr>
+        <w:lastRenderedPageBreak/>
         <w:t>Specificare se il TECHNICAL.md richiede aggiornamenti per nuove strutture dati, funzioni o regole di workflow.</w:t>
       </w:r>
     </w:p>
@@ -5837,7 +5911,6 @@
         <w:rPr>
           <w:lang w:val="it-IT"/>
         </w:rPr>
-        <w:lastRenderedPageBreak/>
         <w:t xml:space="preserve">L'assistente non scriverà la descrizione del </w:t>
       </w:r>
       <w:proofErr w:type="spellStart"/>
@@ -6089,60 +6162,6 @@
         <w:pStyle w:val="Heading2"/>
       </w:pPr>
       <w:r>
-        <w:t>Verifica dell’accesso al repository</w:t>
-      </w:r>
-    </w:p>
-    <w:p>
-      <w:pPr>
-        <w:rPr>
-          <w:lang w:val="it-IT"/>
-        </w:rPr>
-      </w:pPr>
-      <w:r>
-        <w:rPr>
-          <w:lang w:val="it-IT"/>
-        </w:rPr>
-        <w:t xml:space="preserve">Per garantire che l'assistente stia leggendo il contenuto reale del repository e non basandosi solo sulla cronologia della chat, in fondo al file TECHNICAL.md è presente un numero progressivo (es. `SYNC: 1`). Dopo ogni </w:t>
-      </w:r>
-      <w:proofErr w:type="spellStart"/>
-      <w:r>
-        <w:rPr>
-          <w:lang w:val="it-IT"/>
-        </w:rPr>
-        <w:t>push</w:t>
-      </w:r>
-      <w:proofErr w:type="spellEnd"/>
-      <w:r>
-        <w:rPr>
-          <w:lang w:val="it-IT"/>
-        </w:rPr>
-        <w:t xml:space="preserve">, l'utente </w:t>
-      </w:r>
-      <w:r>
-        <w:rPr>
-          <w:lang w:val="it-IT"/>
-        </w:rPr>
-        <w:t>cambierà</w:t>
-      </w:r>
-      <w:r>
-        <w:rPr>
-          <w:lang w:val="it-IT"/>
-        </w:rPr>
-        <w:t xml:space="preserve"> questo numero. All'inizio di ogni risposta che richiede accesso al repository, l'assistente dovrà riportare il numero SYNC che ha letto, confermando così di aver effettivamente consultato i file su GitHub.</w:t>
-      </w:r>
-    </w:p>
-    <w:p>
-      <w:pPr>
-        <w:rPr>
-          <w:lang w:val="it-IT"/>
-        </w:rPr>
-      </w:pPr>
-    </w:p>
-    <w:p>
-      <w:pPr>
-        <w:pStyle w:val="Heading2"/>
-      </w:pPr>
-      <w:r>
         <w:t>Commenti e auto-documentazione</w:t>
       </w:r>
     </w:p>
@@ -6270,7 +6289,6 @@
         <w:rPr>
           <w:lang w:val="it-IT"/>
         </w:rPr>
-        <w:lastRenderedPageBreak/>
         <w:t>Questa scelta facilita la coerenza, la ricerca di aiuto online e la portabilità del progetto.</w:t>
       </w:r>
     </w:p>
@@ -6326,16 +6344,141 @@
     </w:p>
     <w:p>
       <w:pPr>
-        <w:pStyle w:val="ds-markdown-paragraph"/>
-        <w:shd w:val="clear" w:color="auto" w:fill="FFFFFF"/>
-        <w:spacing w:before="0" w:beforeAutospacing="0" w:after="0" w:afterAutospacing="0"/>
-        <w:ind w:left="720"/>
-        <w:rPr>
-          <w:rFonts w:ascii="Segoe UI" w:hAnsi="Segoe UI" w:cs="Segoe UI"/>
+        <w:pStyle w:val="ListParagraph"/>
+        <w:numPr>
+          <w:ilvl w:val="0"/>
+          <w:numId w:val="13"/>
+        </w:numPr>
+        <w:rPr>
+          <w:lang w:val="it-IT"/>
+        </w:rPr>
+      </w:pPr>
+      <w:r>
+        <w:rPr>
+          <w:b/>
+          <w:bCs/>
+          <w:lang w:val="it-IT"/>
+        </w:rPr>
+        <w:lastRenderedPageBreak/>
+        <w:t>Ricerca spaziale e raggi:</w:t>
+      </w:r>
+      <w:r>
+        <w:rPr>
+          <w:lang w:val="it-IT"/>
+        </w:rPr>
+        <w:t> quando si definisce un raggio (es. </w:t>
+      </w:r>
+      <w:proofErr w:type="spellStart"/>
+      <w:r>
+        <w:rPr>
+          <w:lang w:val="it-IT"/>
+        </w:rPr>
+        <w:t>areaRadius</w:t>
+      </w:r>
+      <w:proofErr w:type="spellEnd"/>
+      <w:r>
+        <w:rPr>
+          <w:lang w:val="it-IT"/>
+        </w:rPr>
+        <w:t>, </w:t>
+      </w:r>
+      <w:proofErr w:type="spellStart"/>
+      <w:r>
+        <w:rPr>
+          <w:lang w:val="it-IT"/>
+        </w:rPr>
+        <w:t>localGatherRadius</w:t>
+      </w:r>
+      <w:proofErr w:type="spellEnd"/>
+      <w:r>
+        <w:rPr>
+          <w:lang w:val="it-IT"/>
+        </w:rPr>
+        <w:t>), la selezione delle celle deve essere sempre limitata da una distanza circolare dal centro, non da una griglia quadrata. Il loop può iterare su un rettangolo di celle, ma ogni cella deve essere testata con </w:t>
+      </w:r>
+      <w:proofErr w:type="spellStart"/>
+      <w:r>
+        <w:rPr>
+          <w:lang w:val="it-IT"/>
+        </w:rPr>
+        <w:t>Phaser.Math.Distance.Between</w:t>
+      </w:r>
+      <w:proofErr w:type="spellEnd"/>
+      <w:r>
+        <w:rPr>
+          <w:lang w:val="it-IT"/>
+        </w:rPr>
+        <w:t xml:space="preserve">(...) </w:t>
+      </w:r>
+      <w:r>
+        <w:t xml:space="preserve">&lt;= </w:t>
+      </w:r>
+      <w:proofErr w:type="spellStart"/>
+      <w:r>
+        <w:t>raggio</w:t>
+      </w:r>
+      <w:proofErr w:type="spellEnd"/>
+      <w:r>
+        <w:t>.</w:t>
+      </w:r>
+    </w:p>
+    <w:p>
+      <w:pPr>
+        <w:pStyle w:val="HTMLPreformatted"/>
+        <w:numPr>
+          <w:ilvl w:val="0"/>
+          <w:numId w:val="13"/>
+        </w:numPr>
+        <w:wordWrap w:val="0"/>
+        <w:spacing w:line="330" w:lineRule="atLeast"/>
+        <w:rPr>
+          <w:rFonts w:ascii="Consolas" w:hAnsi="Consolas"/>
           <w:color w:val="0F1115"/>
           <w:lang w:val="it-IT"/>
         </w:rPr>
       </w:pPr>
+      <w:r>
+        <w:rPr>
+          <w:rFonts w:ascii="Consolas" w:hAnsi="Consolas"/>
+          <w:color w:val="0F1115"/>
+          <w:lang w:val="it-IT"/>
+        </w:rPr>
+        <w:t>**</w:t>
+      </w:r>
+      <w:r>
+        <w:rPr>
+          <w:rFonts w:ascii="Consolas" w:hAnsi="Consolas"/>
+          <w:b/>
+          <w:bCs/>
+          <w:color w:val="0F1115"/>
+          <w:lang w:val="it-IT"/>
+        </w:rPr>
+        <w:t>Game state</w:t>
+      </w:r>
+      <w:r>
+        <w:rPr>
+          <w:rFonts w:ascii="Consolas" w:hAnsi="Consolas"/>
+          <w:color w:val="0F1115"/>
+          <w:lang w:val="it-IT"/>
+        </w:rPr>
+        <w:t xml:space="preserve">:** le modalità di gioco devono essere separate. </w:t>
+      </w:r>
+      <w:r>
+        <w:rPr>
+          <w:rFonts w:ascii="Consolas" w:hAnsi="Consolas"/>
+          <w:color w:val="0F1115"/>
+          <w:lang w:val="it-IT"/>
+        </w:rPr>
+        <w:t>Esempio: l</w:t>
+      </w:r>
+      <w:r>
+        <w:rPr>
+          <w:rFonts w:ascii="Consolas" w:hAnsi="Consolas"/>
+          <w:color w:val="0F1115"/>
+          <w:lang w:val="it-IT"/>
+        </w:rPr>
+        <w:t>a selezione del campo attiva lo stato "gestione campo", in cui i click sulla mappa hanno significato diverso. Non si devono mischiare input di stati diversi.</w:t>
+      </w:r>
     </w:p>
     <w:p>
       <w:pPr>
@@ -6840,6 +6983,224 @@
     </w:p>
     <w:p>
       <w:pPr>
+        <w:pStyle w:val="Heading3"/>
+        <w:rPr>
+          <w:lang w:eastAsia="en-GB"/>
+        </w:rPr>
+      </w:pPr>
+      <w:r>
+        <w:rPr>
+          <w:lang w:eastAsia="en-GB"/>
+        </w:rPr>
+        <w:t xml:space="preserve">Spiegazione del codice nelle istruzioni passo </w:t>
+      </w:r>
+      <w:proofErr w:type="spellStart"/>
+      <w:r>
+        <w:rPr>
+          <w:lang w:eastAsia="en-GB"/>
+        </w:rPr>
+        <w:t>passo</w:t>
+      </w:r>
+      <w:proofErr w:type="spellEnd"/>
+    </w:p>
+    <w:p>
+      <w:pPr>
+        <w:rPr>
+          <w:lang w:eastAsia="en-GB"/>
+        </w:rPr>
+      </w:pPr>
+      <w:r>
+        <w:rPr>
+          <w:lang w:val="it-IT" w:eastAsia="en-GB"/>
+        </w:rPr>
+        <w:t>Quando vengono fornite istruzioni operative (</w:t>
+      </w:r>
+      <w:proofErr w:type="spellStart"/>
+      <w:r>
+        <w:rPr>
+          <w:lang w:val="it-IT" w:eastAsia="en-GB"/>
+        </w:rPr>
+        <w:t>step-by-step</w:t>
+      </w:r>
+      <w:proofErr w:type="spellEnd"/>
+      <w:r>
+        <w:rPr>
+          <w:lang w:val="it-IT" w:eastAsia="en-GB"/>
+        </w:rPr>
+        <w:t>) che includono blocchi di codice da incollare, </w:t>
+      </w:r>
+      <w:r>
+        <w:rPr>
+          <w:b/>
+          <w:bCs/>
+          <w:lang w:val="it-IT" w:eastAsia="en-GB"/>
+        </w:rPr>
+        <w:t>ogni blocco di codice deve essere accompagnato da una spiegazione immediatamente precedente o successiva</w:t>
+      </w:r>
+      <w:r>
+        <w:rPr>
+          <w:lang w:val="it-IT" w:eastAsia="en-GB"/>
+        </w:rPr>
+        <w:t xml:space="preserve">, scritta in linguaggio semplice. </w:t>
+      </w:r>
+      <w:r>
+        <w:rPr>
+          <w:lang w:eastAsia="en-GB"/>
+        </w:rPr>
+        <w:t xml:space="preserve">La </w:t>
+      </w:r>
+      <w:proofErr w:type="spellStart"/>
+      <w:r>
+        <w:rPr>
+          <w:lang w:eastAsia="en-GB"/>
+        </w:rPr>
+        <w:t>spiegazione</w:t>
+      </w:r>
+      <w:proofErr w:type="spellEnd"/>
+      <w:r>
+        <w:rPr>
+          <w:lang w:eastAsia="en-GB"/>
+        </w:rPr>
+        <w:t xml:space="preserve"> </w:t>
+      </w:r>
+      <w:proofErr w:type="spellStart"/>
+      <w:r>
+        <w:rPr>
+          <w:lang w:eastAsia="en-GB"/>
+        </w:rPr>
+        <w:t>deve</w:t>
+      </w:r>
+      <w:proofErr w:type="spellEnd"/>
+      <w:r>
+        <w:rPr>
+          <w:lang w:eastAsia="en-GB"/>
+        </w:rPr>
+        <w:t xml:space="preserve"> </w:t>
+      </w:r>
+      <w:proofErr w:type="spellStart"/>
+      <w:r>
+        <w:rPr>
+          <w:lang w:eastAsia="en-GB"/>
+        </w:rPr>
+        <w:t>chiarire</w:t>
+      </w:r>
+      <w:proofErr w:type="spellEnd"/>
+      <w:r>
+        <w:rPr>
+          <w:lang w:eastAsia="en-GB"/>
+        </w:rPr>
+        <w:t>:</w:t>
+      </w:r>
+    </w:p>
+    <w:p>
+      <w:pPr>
+        <w:numPr>
+          <w:ilvl w:val="0"/>
+          <w:numId w:val="44"/>
+        </w:numPr>
+        <w:rPr>
+          <w:lang w:eastAsia="en-GB"/>
+        </w:rPr>
+      </w:pPr>
+      <w:proofErr w:type="spellStart"/>
+      <w:r>
+        <w:rPr>
+          <w:lang w:eastAsia="en-GB"/>
+        </w:rPr>
+        <w:t>cosa</w:t>
+      </w:r>
+      <w:proofErr w:type="spellEnd"/>
+      <w:r>
+        <w:rPr>
+          <w:lang w:eastAsia="en-GB"/>
+        </w:rPr>
+        <w:t xml:space="preserve"> fa </w:t>
+      </w:r>
+      <w:proofErr w:type="spellStart"/>
+      <w:r>
+        <w:rPr>
+          <w:lang w:eastAsia="en-GB"/>
+        </w:rPr>
+        <w:t>quel</w:t>
+      </w:r>
+      <w:proofErr w:type="spellEnd"/>
+      <w:r>
+        <w:rPr>
+          <w:lang w:eastAsia="en-GB"/>
+        </w:rPr>
+        <w:t xml:space="preserve"> </w:t>
+      </w:r>
+      <w:proofErr w:type="spellStart"/>
+      <w:r>
+        <w:rPr>
+          <w:lang w:eastAsia="en-GB"/>
+        </w:rPr>
+        <w:t>codice</w:t>
+      </w:r>
+      <w:proofErr w:type="spellEnd"/>
+      <w:r>
+        <w:rPr>
+          <w:lang w:eastAsia="en-GB"/>
+        </w:rPr>
+        <w:t>,</w:t>
+      </w:r>
+    </w:p>
+    <w:p>
+      <w:pPr>
+        <w:numPr>
+          <w:ilvl w:val="0"/>
+          <w:numId w:val="44"/>
+        </w:numPr>
+        <w:rPr>
+          <w:lang w:val="it-IT" w:eastAsia="en-GB"/>
+        </w:rPr>
+      </w:pPr>
+      <w:r>
+        <w:rPr>
+          <w:lang w:val="it-IT" w:eastAsia="en-GB"/>
+        </w:rPr>
+        <w:t>perché è necessario in quel punto,</w:t>
+      </w:r>
+    </w:p>
+    <w:p>
+      <w:pPr>
+        <w:numPr>
+          <w:ilvl w:val="0"/>
+          <w:numId w:val="44"/>
+        </w:numPr>
+        <w:rPr>
+          <w:lang w:val="it-IT" w:eastAsia="en-GB"/>
+        </w:rPr>
+      </w:pPr>
+      <w:r>
+        <w:rPr>
+          <w:lang w:val="it-IT" w:eastAsia="en-GB"/>
+        </w:rPr>
+        <w:t>come si collega alle funzioni o variabili già esistenti.</w:t>
+      </w:r>
+    </w:p>
+    <w:p>
+      <w:pPr>
+        <w:rPr>
+          <w:lang w:val="it-IT" w:eastAsia="en-GB"/>
+        </w:rPr>
+      </w:pPr>
+      <w:r>
+        <w:rPr>
+          <w:lang w:val="it-IT" w:eastAsia="en-GB"/>
+        </w:rPr>
+        <w:t>Le istruzioni non devono limitarsi a dire “incolla questo”, ma devono permettere all’utente di comprendere l’effetto della modifica anche senza rileggere l’intera conversazione.</w:t>
+      </w:r>
+    </w:p>
+    <w:p>
+      <w:pPr>
+        <w:rPr>
+          <w:lang w:val="it-IT" w:eastAsia="en-GB"/>
+        </w:rPr>
+      </w:pPr>
+    </w:p>
+    <w:p>
+      <w:pPr>
         <w:pStyle w:val="Heading2"/>
       </w:pPr>
       <w:r>
@@ -6945,6 +7306,7 @@
         <w:pStyle w:val="Heading2"/>
       </w:pPr>
       <w:r>
+        <w:lastRenderedPageBreak/>
         <w:t>Aggiornamento della documentazione al termine di ogni sessione</w:t>
       </w:r>
     </w:p>
@@ -7049,7 +7411,6 @@
       </w:pPr>
       <w:proofErr w:type="spellStart"/>
       <w:r>
-        <w:lastRenderedPageBreak/>
         <w:t>Pannello</w:t>
       </w:r>
       <w:proofErr w:type="spellEnd"/>
@@ -12089,6 +12450,155 @@
     </w:lvl>
   </w:abstractNum>
   <w:abstractNum w:abstractNumId="41" w15:restartNumberingAfterBreak="0">
+    <w:nsid w:val="73FE17CE"/>
+    <w:multiLevelType w:val="multilevel"/>
+    <w:tmpl w:val="FD2288FC"/>
+    <w:lvl w:ilvl="0">
+      <w:start w:val="1"/>
+      <w:numFmt w:val="bullet"/>
+      <w:lvlText w:val=""/>
+      <w:lvlJc w:val="left"/>
+      <w:pPr>
+        <w:tabs>
+          <w:tab w:val="num" w:pos="720"/>
+        </w:tabs>
+        <w:ind w:left="720" w:hanging="360"/>
+      </w:pPr>
+      <w:rPr>
+        <w:rFonts w:ascii="Symbol" w:hAnsi="Symbol" w:hint="default"/>
+        <w:sz w:val="20"/>
+      </w:rPr>
+    </w:lvl>
+    <w:lvl w:ilvl="1" w:tentative="1">
+      <w:start w:val="1"/>
+      <w:numFmt w:val="bullet"/>
+      <w:lvlText w:val="o"/>
+      <w:lvlJc w:val="left"/>
+      <w:pPr>
+        <w:tabs>
+          <w:tab w:val="num" w:pos="1440"/>
+        </w:tabs>
+        <w:ind w:left="1440" w:hanging="360"/>
+      </w:pPr>
+      <w:rPr>
+        <w:rFonts w:ascii="Courier New" w:hAnsi="Courier New" w:hint="default"/>
+        <w:sz w:val="20"/>
+      </w:rPr>
+    </w:lvl>
+    <w:lvl w:ilvl="2" w:tentative="1">
+      <w:start w:val="1"/>
+      <w:numFmt w:val="bullet"/>
+      <w:lvlText w:val=""/>
+      <w:lvlJc w:val="left"/>
+      <w:pPr>
+        <w:tabs>
+          <w:tab w:val="num" w:pos="2160"/>
+        </w:tabs>
+        <w:ind w:left="2160" w:hanging="360"/>
+      </w:pPr>
+      <w:rPr>
+        <w:rFonts w:ascii="Wingdings" w:hAnsi="Wingdings" w:hint="default"/>
+        <w:sz w:val="20"/>
+      </w:rPr>
+    </w:lvl>
+    <w:lvl w:ilvl="3" w:tentative="1">
+      <w:start w:val="1"/>
+      <w:numFmt w:val="bullet"/>
+      <w:lvlText w:val=""/>
+      <w:lvlJc w:val="left"/>
+      <w:pPr>
+        <w:tabs>
+          <w:tab w:val="num" w:pos="2880"/>
+        </w:tabs>
+        <w:ind w:left="2880" w:hanging="360"/>
+      </w:pPr>
+      <w:rPr>
+        <w:rFonts w:ascii="Wingdings" w:hAnsi="Wingdings" w:hint="default"/>
+        <w:sz w:val="20"/>
+      </w:rPr>
+    </w:lvl>
+    <w:lvl w:ilvl="4" w:tentative="1">
+      <w:start w:val="1"/>
+      <w:numFmt w:val="bullet"/>
+      <w:lvlText w:val=""/>
+      <w:lvlJc w:val="left"/>
+      <w:pPr>
+        <w:tabs>
+          <w:tab w:val="num" w:pos="3600"/>
+        </w:tabs>
+        <w:ind w:left="3600" w:hanging="360"/>
+      </w:pPr>
+      <w:rPr>
+        <w:rFonts w:ascii="Wingdings" w:hAnsi="Wingdings" w:hint="default"/>
+        <w:sz w:val="20"/>
+      </w:rPr>
+    </w:lvl>
+    <w:lvl w:ilvl="5" w:tentative="1">
+      <w:start w:val="1"/>
+      <w:numFmt w:val="bullet"/>
+      <w:lvlText w:val=""/>
+      <w:lvlJc w:val="left"/>
+      <w:pPr>
+        <w:tabs>
+          <w:tab w:val="num" w:pos="4320"/>
+        </w:tabs>
+        <w:ind w:left="4320" w:hanging="360"/>
+      </w:pPr>
+      <w:rPr>
+        <w:rFonts w:ascii="Wingdings" w:hAnsi="Wingdings" w:hint="default"/>
+        <w:sz w:val="20"/>
+      </w:rPr>
+    </w:lvl>
+    <w:lvl w:ilvl="6" w:tentative="1">
+      <w:start w:val="1"/>
+      <w:numFmt w:val="bullet"/>
+      <w:lvlText w:val=""/>
+      <w:lvlJc w:val="left"/>
+      <w:pPr>
+        <w:tabs>
+          <w:tab w:val="num" w:pos="5040"/>
+        </w:tabs>
+        <w:ind w:left="5040" w:hanging="360"/>
+      </w:pPr>
+      <w:rPr>
+        <w:rFonts w:ascii="Wingdings" w:hAnsi="Wingdings" w:hint="default"/>
+        <w:sz w:val="20"/>
+      </w:rPr>
+    </w:lvl>
+    <w:lvl w:ilvl="7" w:tentative="1">
+      <w:start w:val="1"/>
+      <w:numFmt w:val="bullet"/>
+      <w:lvlText w:val=""/>
+      <w:lvlJc w:val="left"/>
+      <w:pPr>
+        <w:tabs>
+          <w:tab w:val="num" w:pos="5760"/>
+        </w:tabs>
+        <w:ind w:left="5760" w:hanging="360"/>
+      </w:pPr>
+      <w:rPr>
+        <w:rFonts w:ascii="Wingdings" w:hAnsi="Wingdings" w:hint="default"/>
+        <w:sz w:val="20"/>
+      </w:rPr>
+    </w:lvl>
+    <w:lvl w:ilvl="8" w:tentative="1">
+      <w:start w:val="1"/>
+      <w:numFmt w:val="bullet"/>
+      <w:lvlText w:val=""/>
+      <w:lvlJc w:val="left"/>
+      <w:pPr>
+        <w:tabs>
+          <w:tab w:val="num" w:pos="6480"/>
+        </w:tabs>
+        <w:ind w:left="6480" w:hanging="360"/>
+      </w:pPr>
+      <w:rPr>
+        <w:rFonts w:ascii="Wingdings" w:hAnsi="Wingdings" w:hint="default"/>
+        <w:sz w:val="20"/>
+      </w:rPr>
+    </w:lvl>
+  </w:abstractNum>
+  <w:abstractNum w:abstractNumId="42" w15:restartNumberingAfterBreak="0">
     <w:nsid w:val="78B87E11"/>
     <w:multiLevelType w:val="hybridMultilevel"/>
     <w:tmpl w:val="34BEB166"/>
@@ -12201,7 +12711,7 @@
       </w:rPr>
     </w:lvl>
   </w:abstractNum>
-  <w:abstractNum w:abstractNumId="42" w15:restartNumberingAfterBreak="0">
+  <w:abstractNum w:abstractNumId="43" w15:restartNumberingAfterBreak="0">
     <w:nsid w:val="7A057021"/>
     <w:multiLevelType w:val="hybridMultilevel"/>
     <w:tmpl w:val="D0F02678"/>
@@ -12396,7 +12906,7 @@
     <w:abstractNumId w:val="27"/>
   </w:num>
   <w:num w:numId="28" w16cid:durableId="123037925">
-    <w:abstractNumId w:val="42"/>
+    <w:abstractNumId w:val="43"/>
   </w:num>
   <w:num w:numId="29" w16cid:durableId="132869381">
     <w:abstractNumId w:val="6"/>
@@ -12426,7 +12936,7 @@
     <w:abstractNumId w:val="16"/>
   </w:num>
   <w:num w:numId="38" w16cid:durableId="86267498">
-    <w:abstractNumId w:val="41"/>
+    <w:abstractNumId w:val="42"/>
   </w:num>
   <w:num w:numId="39" w16cid:durableId="153689867">
     <w:abstractNumId w:val="30"/>
@@ -12442,6 +12952,9 @@
   </w:num>
   <w:num w:numId="43" w16cid:durableId="1288900058">
     <w:abstractNumId w:val="4"/>
+  </w:num>
+  <w:num w:numId="44" w16cid:durableId="1564757590">
+    <w:abstractNumId w:val="41"/>
   </w:num>
 </w:numbering>
 </file>

--- a/Docs/Technical.docx
+++ b/Docs/Technical.docx
@@ -1489,273 +1489,87 @@
       <w:proofErr w:type="spellEnd"/>
     </w:p>
     <w:p>
-      <w:pPr>
-        <w:rPr>
-          <w:lang w:val="it-IT"/>
-        </w:rPr>
-      </w:pPr>
-      <w:r>
-        <w:rPr>
-          <w:lang w:val="it-IT"/>
-        </w:rPr>
+      <w:r>
         <w:t>{</w:t>
       </w:r>
     </w:p>
     <w:p>
-      <w:pPr>
-        <w:rPr>
-          <w:lang w:val="it-IT"/>
-        </w:rPr>
-      </w:pPr>
-      <w:r>
-        <w:rPr>
-          <w:lang w:val="it-IT"/>
-        </w:rPr>
-        <w:t xml:space="preserve">  cx, </w:t>
-      </w:r>
-      <w:proofErr w:type="spellStart"/>
-      <w:r>
-        <w:rPr>
-          <w:lang w:val="it-IT"/>
-        </w:rPr>
-        <w:t>cy</w:t>
-      </w:r>
-      <w:proofErr w:type="spellEnd"/>
-      <w:r>
-        <w:rPr>
-          <w:lang w:val="it-IT"/>
-        </w:rPr>
-        <w:t xml:space="preserve">,                   </w:t>
-      </w:r>
-      <w:r>
-        <w:rPr>
-          <w:i/>
-          <w:iCs/>
-          <w:lang w:val="it-IT"/>
-        </w:rPr>
-        <w:t>// coordinate intere della cella nella griglia</w:t>
-      </w:r>
-    </w:p>
-    <w:p>
-      <w:pPr>
-        <w:rPr>
-          <w:lang w:val="it-IT"/>
-        </w:rPr>
-      </w:pPr>
-      <w:r>
-        <w:rPr>
-          <w:lang w:val="it-IT"/>
-        </w:rPr>
+      <w:r>
+        <w:t xml:space="preserve">  cx, cy,</w:t>
+      </w:r>
+    </w:p>
+    <w:p>
+      <w:r>
+        <w:t xml:space="preserve">  entities: [],</w:t>
+      </w:r>
+    </w:p>
+    <w:p>
+      <w:r>
         <w:t xml:space="preserve">  </w:t>
       </w:r>
       <w:proofErr w:type="spellStart"/>
       <w:r>
-        <w:rPr>
-          <w:lang w:val="it-IT"/>
-        </w:rPr>
-        <w:t>entities</w:t>
-      </w:r>
-      <w:proofErr w:type="spellEnd"/>
-      <w:r>
-        <w:rPr>
-          <w:lang w:val="it-IT"/>
-        </w:rPr>
-        <w:t xml:space="preserve">: [],             </w:t>
-      </w:r>
-      <w:r>
-        <w:rPr>
-          <w:i/>
-          <w:iCs/>
-          <w:lang w:val="it-IT"/>
-        </w:rPr>
-        <w:t>// entità mobili (pop, branchi) attualmente in questa cella</w:t>
-      </w:r>
-    </w:p>
-    <w:p>
-      <w:pPr>
-        <w:rPr>
-          <w:lang w:val="it-IT"/>
-        </w:rPr>
-      </w:pPr>
-      <w:r>
-        <w:rPr>
-          <w:lang w:val="it-IT"/>
-        </w:rPr>
+        <w:t>forageDensity</w:t>
+      </w:r>
+      <w:proofErr w:type="spellEnd"/>
+      <w:r>
+        <w:t>: 0.0,</w:t>
+      </w:r>
+    </w:p>
+    <w:p>
+      <w:r>
         <w:t xml:space="preserve">  </w:t>
       </w:r>
       <w:proofErr w:type="spellStart"/>
       <w:r>
-        <w:rPr>
-          <w:lang w:val="it-IT"/>
-        </w:rPr>
-        <w:t>forestDensity</w:t>
-      </w:r>
-      <w:proofErr w:type="spellEnd"/>
-      <w:r>
-        <w:rPr>
-          <w:lang w:val="it-IT"/>
-        </w:rPr>
-        <w:t xml:space="preserve">: 0.0,       </w:t>
-      </w:r>
-      <w:r>
-        <w:rPr>
-          <w:i/>
-          <w:iCs/>
-          <w:lang w:val="it-IT"/>
-        </w:rPr>
-        <w:t>// 0..1</w:t>
-      </w:r>
-    </w:p>
-    <w:p>
-      <w:pPr>
-        <w:rPr>
-          <w:lang w:val="it-IT"/>
-        </w:rPr>
-      </w:pPr>
-      <w:r>
-        <w:rPr>
-          <w:lang w:val="it-IT"/>
-        </w:rPr>
+        <w:t>assignedWorkers</w:t>
+      </w:r>
+      <w:proofErr w:type="spellEnd"/>
+      <w:r>
+        <w:t>: 0,</w:t>
+      </w:r>
+    </w:p>
+    <w:p>
+      <w:r>
         <w:t xml:space="preserve">  </w:t>
       </w:r>
       <w:proofErr w:type="spellStart"/>
       <w:r>
-        <w:rPr>
-          <w:lang w:val="it-IT"/>
-        </w:rPr>
-        <w:t>forageDensity</w:t>
-      </w:r>
-      <w:proofErr w:type="spellEnd"/>
-      <w:r>
-        <w:rPr>
-          <w:lang w:val="it-IT"/>
-        </w:rPr>
-        <w:t xml:space="preserve">: 0.0,       </w:t>
-      </w:r>
-      <w:r>
-        <w:rPr>
-          <w:i/>
-          <w:iCs/>
-          <w:lang w:val="it-IT"/>
-        </w:rPr>
-        <w:t>// 0..1 (vegetazione raccoglibile)</w:t>
-      </w:r>
-    </w:p>
-    <w:p>
-      <w:pPr>
-        <w:rPr>
-          <w:lang w:val="it-IT"/>
-        </w:rPr>
-      </w:pPr>
-      <w:r>
-        <w:rPr>
-          <w:lang w:val="it-IT"/>
-        </w:rPr>
+        <w:t>foodGatheredToday</w:t>
+      </w:r>
+      <w:proofErr w:type="spellEnd"/>
+      <w:r>
+        <w:t>: 0,</w:t>
+      </w:r>
+    </w:p>
+    <w:p>
+      <w:r>
         <w:t xml:space="preserve">  </w:t>
       </w:r>
       <w:proofErr w:type="spellStart"/>
       <w:r>
-        <w:rPr>
-          <w:lang w:val="it-IT"/>
-        </w:rPr>
-        <w:t>smallGameDensity</w:t>
-      </w:r>
-      <w:proofErr w:type="spellEnd"/>
-      <w:r>
-        <w:rPr>
-          <w:lang w:val="it-IT"/>
-        </w:rPr>
-        <w:t xml:space="preserve">: 0.0,    </w:t>
-      </w:r>
-      <w:r>
-        <w:rPr>
-          <w:i/>
-          <w:iCs/>
-          <w:lang w:val="it-IT"/>
-        </w:rPr>
-        <w:t>// 0..1 (piccola fauna terrestre)</w:t>
-      </w:r>
-    </w:p>
-    <w:p>
-      <w:pPr>
-        <w:rPr>
-          <w:lang w:val="it-IT"/>
-        </w:rPr>
-      </w:pPr>
-      <w:r>
-        <w:rPr>
-          <w:lang w:val="it-IT"/>
-        </w:rPr>
+        <w:t>gatheredDaily</w:t>
+      </w:r>
+      <w:proofErr w:type="spellEnd"/>
+      <w:r>
+        <w:t>: 0,</w:t>
+      </w:r>
+    </w:p>
+    <w:p>
+      <w:r>
         <w:t xml:space="preserve">  </w:t>
       </w:r>
       <w:proofErr w:type="spellStart"/>
       <w:r>
-        <w:rPr>
-          <w:lang w:val="it-IT"/>
-        </w:rPr>
-        <w:t>fishDensity</w:t>
-      </w:r>
-      <w:proofErr w:type="spellEnd"/>
-      <w:r>
-        <w:rPr>
-          <w:lang w:val="it-IT"/>
-        </w:rPr>
-        <w:t xml:space="preserve">: 0.0,         </w:t>
-      </w:r>
-      <w:r>
-        <w:rPr>
-          <w:i/>
-          <w:iCs/>
-          <w:lang w:val="it-IT"/>
-        </w:rPr>
-        <w:t>// 0..1 (pesci, solo in celle d'acqua)</w:t>
-      </w:r>
-    </w:p>
-    <w:p>
-      <w:pPr>
-        <w:rPr>
-          <w:lang w:val="it-IT"/>
-        </w:rPr>
-      </w:pPr>
-      <w:r>
-        <w:rPr>
-          <w:lang w:val="it-IT"/>
-        </w:rPr>
-        <w:t xml:space="preserve">  </w:t>
-      </w:r>
-      <w:proofErr w:type="spellStart"/>
-      <w:r>
-        <w:rPr>
-          <w:lang w:val="it-IT"/>
-        </w:rPr>
-        <w:t>fertility</w:t>
-      </w:r>
-      <w:proofErr w:type="spellEnd"/>
-      <w:r>
-        <w:rPr>
-          <w:lang w:val="it-IT"/>
-        </w:rPr>
-        <w:t xml:space="preserve">: 0.5            </w:t>
-      </w:r>
-      <w:r>
-        <w:rPr>
-          <w:i/>
-          <w:iCs/>
-          <w:lang w:val="it-IT"/>
-        </w:rPr>
-        <w:t>// 0..1 (default medio)</w:t>
-      </w:r>
-    </w:p>
-    <w:p>
-      <w:pPr>
-        <w:rPr>
-          <w:lang w:val="it-IT"/>
-        </w:rPr>
-      </w:pPr>
-      <w:r>
-        <w:rPr>
-          <w:lang w:val="it-IT"/>
-        </w:rPr>
+        <w:t>warningShown</w:t>
+      </w:r>
+      <w:proofErr w:type="spellEnd"/>
+      <w:r>
+        <w:t>: false</w:t>
+      </w:r>
+    </w:p>
+    <w:p>
+      <w:r>
         <w:t>}</w:t>
       </w:r>
     </w:p>
@@ -1922,22 +1736,99 @@
         <w:rPr>
           <w:lang w:val="it-IT"/>
         </w:rPr>
-        <w:t>) → array di entità: interroga le celle nel raggio e filtra per distanza esatta.</w:t>
-      </w:r>
-    </w:p>
-    <w:p>
-      <w:pPr>
+        <w:t>) → array di entità: interroga le celle nel raggio e filtra per distanza esatta</w:t>
+      </w:r>
+    </w:p>
+    <w:p>
+      <w:pPr>
+        <w:pStyle w:val="HTMLPreformatted"/>
         <w:numPr>
           <w:ilvl w:val="0"/>
           <w:numId w:val="2"/>
         </w:numPr>
-        <w:rPr>
-          <w:lang w:val="it-IT"/>
-        </w:rPr>
-      </w:pPr>
-      <w:proofErr w:type="spellStart"/>
-      <w:r>
-        <w:rPr>
+        <w:wordWrap w:val="0"/>
+        <w:spacing w:line="330" w:lineRule="atLeast"/>
+        <w:rPr>
+          <w:rFonts w:ascii="Consolas" w:hAnsi="Consolas"/>
+          <w:color w:val="0F1115"/>
+          <w:lang w:val="it-IT"/>
+        </w:rPr>
+      </w:pPr>
+      <w:proofErr w:type="spellStart"/>
+      <w:r>
+        <w:rPr>
+          <w:rFonts w:ascii="Consolas" w:hAnsi="Consolas"/>
+          <w:color w:val="0F1115"/>
+          <w:lang w:val="it-IT"/>
+        </w:rPr>
+        <w:t>reduceCellDensity</w:t>
+      </w:r>
+      <w:proofErr w:type="spellEnd"/>
+      <w:r>
+        <w:rPr>
+          <w:rFonts w:ascii="Consolas" w:hAnsi="Consolas"/>
+          <w:color w:val="0F1115"/>
+          <w:lang w:val="it-IT"/>
+        </w:rPr>
+        <w:t>(</w:t>
+      </w:r>
+      <w:proofErr w:type="spellStart"/>
+      <w:r>
+        <w:rPr>
+          <w:rFonts w:ascii="Consolas" w:hAnsi="Consolas"/>
+          <w:color w:val="0F1115"/>
+          <w:lang w:val="it-IT"/>
+        </w:rPr>
+        <w:t>cell</w:t>
+      </w:r>
+      <w:proofErr w:type="spellEnd"/>
+      <w:r>
+        <w:rPr>
+          <w:rFonts w:ascii="Consolas" w:hAnsi="Consolas"/>
+          <w:color w:val="0F1115"/>
+          <w:lang w:val="it-IT"/>
+        </w:rPr>
+        <w:t xml:space="preserve">, </w:t>
+      </w:r>
+      <w:proofErr w:type="spellStart"/>
+      <w:r>
+        <w:rPr>
+          <w:rFonts w:ascii="Consolas" w:hAnsi="Consolas"/>
+          <w:color w:val="0F1115"/>
+          <w:lang w:val="it-IT"/>
+        </w:rPr>
+        <w:t>amount</w:t>
+      </w:r>
+      <w:proofErr w:type="spellEnd"/>
+      <w:r>
+        <w:rPr>
+          <w:rFonts w:ascii="Consolas" w:hAnsi="Consolas"/>
+          <w:color w:val="0F1115"/>
+          <w:lang w:val="it-IT"/>
+        </w:rPr>
+        <w:t>): riduce la densità di una singola cella (senza decadimento radiale). Usata per la raccolta di risorse.</w:t>
+      </w:r>
+    </w:p>
+    <w:p>
+      <w:pPr>
+        <w:pStyle w:val="HTMLPreformatted"/>
+        <w:numPr>
+          <w:ilvl w:val="0"/>
+          <w:numId w:val="2"/>
+        </w:numPr>
+        <w:wordWrap w:val="0"/>
+        <w:spacing w:line="330" w:lineRule="atLeast"/>
+        <w:rPr>
+          <w:rFonts w:ascii="Consolas" w:hAnsi="Consolas"/>
+          <w:color w:val="0F1115"/>
+          <w:lang w:val="it-IT"/>
+        </w:rPr>
+      </w:pPr>
+      <w:proofErr w:type="spellStart"/>
+      <w:r>
+        <w:rPr>
+          <w:rFonts w:ascii="Consolas" w:hAnsi="Consolas"/>
+          <w:color w:val="0F1115"/>
           <w:lang w:val="it-IT"/>
         </w:rPr>
         <w:t>modifyDensity</w:t>
@@ -1945,6 +1836,8 @@
       <w:proofErr w:type="spellEnd"/>
       <w:r>
         <w:rPr>
+          <w:rFonts w:ascii="Consolas" w:hAnsi="Consolas"/>
+          <w:color w:val="0F1115"/>
           <w:lang w:val="it-IT"/>
         </w:rPr>
         <w:t xml:space="preserve">(x, y, </w:t>
@@ -1952,6 +1845,8 @@
       <w:proofErr w:type="spellStart"/>
       <w:r>
         <w:rPr>
+          <w:rFonts w:ascii="Consolas" w:hAnsi="Consolas"/>
+          <w:color w:val="0F1115"/>
           <w:lang w:val="it-IT"/>
         </w:rPr>
         <w:t>layer</w:t>
@@ -1959,6 +1854,8 @@
       <w:proofErr w:type="spellEnd"/>
       <w:r>
         <w:rPr>
+          <w:rFonts w:ascii="Consolas" w:hAnsi="Consolas"/>
+          <w:color w:val="0F1115"/>
           <w:lang w:val="it-IT"/>
         </w:rPr>
         <w:t xml:space="preserve">, </w:t>
@@ -1966,6 +1863,8 @@
       <w:proofErr w:type="spellStart"/>
       <w:r>
         <w:rPr>
+          <w:rFonts w:ascii="Consolas" w:hAnsi="Consolas"/>
+          <w:color w:val="0F1115"/>
           <w:lang w:val="it-IT"/>
         </w:rPr>
         <w:t>amount</w:t>
@@ -1973,6 +1872,8 @@
       <w:proofErr w:type="spellEnd"/>
       <w:r>
         <w:rPr>
+          <w:rFonts w:ascii="Consolas" w:hAnsi="Consolas"/>
+          <w:color w:val="0F1115"/>
           <w:lang w:val="it-IT"/>
         </w:rPr>
         <w:t xml:space="preserve">, </w:t>
@@ -1980,6 +1881,8 @@
       <w:proofErr w:type="spellStart"/>
       <w:r>
         <w:rPr>
+          <w:rFonts w:ascii="Consolas" w:hAnsi="Consolas"/>
+          <w:color w:val="0F1115"/>
           <w:lang w:val="it-IT"/>
         </w:rPr>
         <w:t>impactRadius</w:t>
@@ -1987,13 +1890,17 @@
       <w:proofErr w:type="spellEnd"/>
       <w:r>
         <w:rPr>
-          <w:lang w:val="it-IT"/>
-        </w:rPr>
-        <w:t xml:space="preserve">): modifica la densità del </w:t>
-      </w:r>
-      <w:proofErr w:type="spellStart"/>
-      <w:r>
-        <w:rPr>
+          <w:rFonts w:ascii="Consolas" w:hAnsi="Consolas"/>
+          <w:color w:val="0F1115"/>
+          <w:lang w:val="it-IT"/>
+        </w:rPr>
+        <w:t xml:space="preserve">): (commentata nel codice) modifica la densità del </w:t>
+      </w:r>
+      <w:proofErr w:type="spellStart"/>
+      <w:r>
+        <w:rPr>
+          <w:rFonts w:ascii="Consolas" w:hAnsi="Consolas"/>
+          <w:color w:val="0F1115"/>
           <w:lang w:val="it-IT"/>
         </w:rPr>
         <w:t>layer</w:t>
@@ -2001,9 +1908,11 @@
       <w:proofErr w:type="spellEnd"/>
       <w:r>
         <w:rPr>
-          <w:lang w:val="it-IT"/>
-        </w:rPr>
-        <w:t xml:space="preserve"> indicato nelle celle intorno alla posizione, con decadimento radiale.</w:t>
+          <w:rFonts w:ascii="Consolas" w:hAnsi="Consolas"/>
+          <w:color w:val="0F1115"/>
+          <w:lang w:val="it-IT"/>
+        </w:rPr>
+        <w:t xml:space="preserve"> indicato nelle celle intorno alla posizione, con decadimento radiale. Riservata per effetti futuri.</w:t>
       </w:r>
     </w:p>
     <w:p>
@@ -2184,6 +2093,7 @@
           <w:p>
             <w:proofErr w:type="spellStart"/>
             <w:r>
+              <w:lastRenderedPageBreak/>
               <w:t>Vegetazione</w:t>
             </w:r>
             <w:proofErr w:type="spellEnd"/>
@@ -2259,7 +2169,6 @@
           </w:tcPr>
           <w:p>
             <w:r>
-              <w:lastRenderedPageBreak/>
               <w:t xml:space="preserve">Piccola fauna </w:t>
             </w:r>
             <w:proofErr w:type="spellStart"/>
@@ -2703,124 +2612,6 @@
       </w:r>
     </w:p>
     <w:p>
-      <w:r>
-        <w:rPr>
-          <w:lang w:val="it-IT"/>
-        </w:rPr>
-        <w:t xml:space="preserve">All'inizio del gioco, tutta la popolazione è </w:t>
-      </w:r>
-      <w:r>
-        <w:rPr>
-          <w:rStyle w:val="token"/>
-          <w:rFonts w:ascii="Consolas" w:hAnsi="Consolas"/>
-          <w:color w:val="A626A4"/>
-          <w:lang w:val="it-IT"/>
-        </w:rPr>
-        <w:t>`</w:t>
-      </w:r>
-      <w:proofErr w:type="spellStart"/>
-      <w:r>
-        <w:rPr>
-          <w:rStyle w:val="token"/>
-          <w:rFonts w:ascii="Consolas" w:hAnsi="Consolas"/>
-          <w:color w:val="A626A4"/>
-          <w:lang w:val="it-IT"/>
-        </w:rPr>
-        <w:t>unassignedPopulation</w:t>
-      </w:r>
-      <w:proofErr w:type="spellEnd"/>
-      <w:r>
-        <w:rPr>
-          <w:rStyle w:val="token"/>
-          <w:rFonts w:ascii="Consolas" w:hAnsi="Consolas"/>
-          <w:color w:val="A626A4"/>
-          <w:lang w:val="it-IT"/>
-        </w:rPr>
-        <w:t>`</w:t>
-      </w:r>
-      <w:r>
-        <w:rPr>
-          <w:lang w:val="it-IT"/>
-        </w:rPr>
-        <w:t xml:space="preserve">. Quando il giocatore crea una spedizione, una parte di essa viene assegnata a un Pop (es. </w:t>
-      </w:r>
-      <w:r>
-        <w:t xml:space="preserve">Gatherers) e </w:t>
-      </w:r>
-      <w:proofErr w:type="spellStart"/>
-      <w:r>
-        <w:t>contestualmente</w:t>
-      </w:r>
-      <w:proofErr w:type="spellEnd"/>
-      <w:r>
-        <w:t xml:space="preserve"> </w:t>
-      </w:r>
-      <w:proofErr w:type="spellStart"/>
-      <w:r>
-        <w:t>parte</w:t>
-      </w:r>
-      <w:proofErr w:type="spellEnd"/>
-      <w:r>
-        <w:t xml:space="preserve"> la </w:t>
-      </w:r>
-      <w:proofErr w:type="spellStart"/>
-      <w:r>
-        <w:t>spedizione</w:t>
-      </w:r>
-      <w:proofErr w:type="spellEnd"/>
-      <w:r>
-        <w:t>.</w:t>
-      </w:r>
-    </w:p>
-    <w:p>
-      <w:pPr>
-        <w:pStyle w:val="Heading2"/>
-      </w:pPr>
-      <w:r>
-        <w:t>Pop</w:t>
-      </w:r>
-    </w:p>
-    <w:p>
-      <w:pPr>
-        <w:rPr>
-          <w:lang w:val="it-IT"/>
-        </w:rPr>
-      </w:pPr>
-      <w:r>
-        <w:rPr>
-          <w:lang w:val="it-IT"/>
-        </w:rPr>
-        <w:t>Un Pop rappresenta un insieme di individui con le stesse caratteristiche (occupazione, cultura, religione, status). Per il prototipo attuale, l'unica occupazione è "</w:t>
-      </w:r>
-      <w:proofErr w:type="spellStart"/>
-      <w:r>
-        <w:rPr>
-          <w:lang w:val="it-IT"/>
-        </w:rPr>
-        <w:t>Gatherers</w:t>
-      </w:r>
-      <w:proofErr w:type="spellEnd"/>
-      <w:r>
-        <w:rPr>
-          <w:lang w:val="it-IT"/>
-        </w:rPr>
-        <w:t xml:space="preserve">".  </w:t>
-      </w:r>
-    </w:p>
-    <w:p>
-      <w:pPr>
-        <w:rPr>
-          <w:lang w:val="it-IT"/>
-        </w:rPr>
-      </w:pPr>
-      <w:r>
-        <w:rPr>
-          <w:lang w:val="it-IT"/>
-        </w:rPr>
-        <w:t>Proprietà:</w:t>
-      </w:r>
-    </w:p>
-    <w:p>
       <w:pPr>
         <w:pStyle w:val="ListParagraph"/>
         <w:numPr>
@@ -2833,9 +2624,6 @@
       </w:pPr>
       <w:r>
         <w:rPr>
-          <w:rStyle w:val="token"/>
-          <w:rFonts w:ascii="Consolas" w:hAnsi="Consolas"/>
-          <w:color w:val="A626A4"/>
           <w:lang w:val="it-IT"/>
         </w:rPr>
         <w:t>`</w:t>
@@ -2843,42 +2631,16 @@
       <w:proofErr w:type="spellStart"/>
       <w:r>
         <w:rPr>
-          <w:rStyle w:val="token"/>
-          <w:rFonts w:ascii="Consolas" w:hAnsi="Consolas"/>
-          <w:color w:val="A626A4"/>
-          <w:lang w:val="it-IT"/>
-        </w:rPr>
-        <w:t>type</w:t>
-      </w:r>
-      <w:proofErr w:type="spellEnd"/>
-      <w:r>
-        <w:rPr>
-          <w:rStyle w:val="token"/>
-          <w:rFonts w:ascii="Consolas" w:hAnsi="Consolas"/>
-          <w:color w:val="A626A4"/>
-          <w:lang w:val="it-IT"/>
-        </w:rPr>
-        <w:t>`</w:t>
-      </w:r>
-      <w:r>
-        <w:rPr>
-          <w:lang w:val="it-IT"/>
-        </w:rPr>
-        <w:t xml:space="preserve"> – es. '</w:t>
-      </w:r>
-      <w:proofErr w:type="spellStart"/>
-      <w:r>
-        <w:rPr>
-          <w:lang w:val="it-IT"/>
-        </w:rPr>
-        <w:t>gatherer</w:t>
-      </w:r>
-      <w:proofErr w:type="spellEnd"/>
-      <w:r>
-        <w:rPr>
-          <w:lang w:val="it-IT"/>
-        </w:rPr>
-        <w:t>'</w:t>
+          <w:lang w:val="it-IT"/>
+        </w:rPr>
+        <w:t>gatheredDaily</w:t>
+      </w:r>
+      <w:proofErr w:type="spellEnd"/>
+      <w:r>
+        <w:rPr>
+          <w:lang w:val="it-IT"/>
+        </w:rPr>
+        <w:t>` – cibo raccolto localmente nel giorno precedente (aggiornato a fine giornata).</w:t>
       </w:r>
     </w:p>
     <w:p>
@@ -2894,6 +2656,34 @@
       </w:pPr>
       <w:r>
         <w:rPr>
+          <w:lang w:val="it-IT"/>
+        </w:rPr>
+        <w:t>`</w:t>
+      </w:r>
+      <w:proofErr w:type="spellStart"/>
+      <w:r>
+        <w:rPr>
+          <w:lang w:val="it-IT"/>
+        </w:rPr>
+        <w:t>consumedDaily</w:t>
+      </w:r>
+      <w:proofErr w:type="spellEnd"/>
+      <w:r>
+        <w:rPr>
+          <w:lang w:val="it-IT"/>
+        </w:rPr>
+        <w:t>` – cibo consumato dalla popolazione nel giorno precedente (aggiornato a fine giornata).</w:t>
+      </w:r>
+    </w:p>
+    <w:p>
+      <w:r>
+        <w:rPr>
+          <w:lang w:val="it-IT"/>
+        </w:rPr>
+        <w:t xml:space="preserve">All'inizio del gioco, tutta la popolazione è </w:t>
+      </w:r>
+      <w:r>
+        <w:rPr>
           <w:rStyle w:val="token"/>
           <w:rFonts w:ascii="Consolas" w:hAnsi="Consolas"/>
           <w:color w:val="A626A4"/>
@@ -2909,7 +2699,7 @@
           <w:color w:val="A626A4"/>
           <w:lang w:val="it-IT"/>
         </w:rPr>
-        <w:t>totalWorkers</w:t>
+        <w:t>unassignedPopulation</w:t>
       </w:r>
       <w:proofErr w:type="spellEnd"/>
       <w:r>
@@ -2925,7 +2715,95 @@
         <w:rPr>
           <w:lang w:val="it-IT"/>
         </w:rPr>
-        <w:t xml:space="preserve"> – numero totale di individui che appartengono a questo Pop.</w:t>
+        <w:t xml:space="preserve">. Quando il giocatore crea una spedizione, una parte di essa viene assegnata a un Pop (es. </w:t>
+      </w:r>
+      <w:r>
+        <w:t xml:space="preserve">Gatherers) e </w:t>
+      </w:r>
+      <w:proofErr w:type="spellStart"/>
+      <w:r>
+        <w:t>contestualmente</w:t>
+      </w:r>
+      <w:proofErr w:type="spellEnd"/>
+      <w:r>
+        <w:t xml:space="preserve"> </w:t>
+      </w:r>
+      <w:proofErr w:type="spellStart"/>
+      <w:r>
+        <w:t>parte</w:t>
+      </w:r>
+      <w:proofErr w:type="spellEnd"/>
+      <w:r>
+        <w:t xml:space="preserve"> la </w:t>
+      </w:r>
+      <w:proofErr w:type="spellStart"/>
+      <w:r>
+        <w:t>spedizione</w:t>
+      </w:r>
+      <w:proofErr w:type="spellEnd"/>
+      <w:r>
+        <w:t>.</w:t>
+      </w:r>
+    </w:p>
+    <w:p>
+      <w:pPr>
+        <w:pStyle w:val="Heading2"/>
+      </w:pPr>
+      <w:r>
+        <w:t>Pop</w:t>
+      </w:r>
+    </w:p>
+    <w:p>
+      <w:pPr>
+        <w:rPr>
+          <w:lang w:val="it-IT"/>
+        </w:rPr>
+      </w:pPr>
+      <w:r>
+        <w:rPr>
+          <w:lang w:val="it-IT"/>
+        </w:rPr>
+        <w:t>Un Pop rappresenta un insieme di individui con le stesse caratteristiche (occupazione, cultura, religione, status). Per il prototipo attuale, l'unica occupazione è "</w:t>
+      </w:r>
+      <w:proofErr w:type="spellStart"/>
+      <w:r>
+        <w:rPr>
+          <w:lang w:val="it-IT"/>
+        </w:rPr>
+        <w:t>Gatherers</w:t>
+      </w:r>
+      <w:proofErr w:type="spellEnd"/>
+      <w:r>
+        <w:rPr>
+          <w:lang w:val="it-IT"/>
+        </w:rPr>
+        <w:t xml:space="preserve">".  </w:t>
+      </w:r>
+    </w:p>
+    <w:p>
+      <w:pPr>
+        <w:rPr>
+          <w:lang w:val="it-IT"/>
+        </w:rPr>
+      </w:pPr>
+      <w:r>
+        <w:rPr>
+          <w:lang w:val="it-IT"/>
+        </w:rPr>
+        <w:t>Proprietà:</w:t>
+      </w:r>
+    </w:p>
+    <w:p>
+      <w:pPr>
+        <w:rPr>
+          <w:lang w:val="it-IT"/>
+        </w:rPr>
+      </w:pPr>
+      <w:r>
+        <w:rPr>
+          <w:lang w:val="it-IT"/>
+        </w:rPr>
+        <w:t>Proprietà:</w:t>
       </w:r>
     </w:p>
     <w:p>
@@ -2941,9 +2819,6 @@
       </w:pPr>
       <w:r>
         <w:rPr>
-          <w:rStyle w:val="token"/>
-          <w:rFonts w:ascii="Consolas" w:hAnsi="Consolas"/>
-          <w:color w:val="A626A4"/>
           <w:lang w:val="it-IT"/>
         </w:rPr>
         <w:t>`</w:t>
@@ -2951,60 +2826,30 @@
       <w:proofErr w:type="spellStart"/>
       <w:r>
         <w:rPr>
-          <w:rStyle w:val="token"/>
-          <w:rFonts w:ascii="Consolas" w:hAnsi="Consolas"/>
-          <w:color w:val="A626A4"/>
-          <w:lang w:val="it-IT"/>
-        </w:rPr>
-        <w:t>availableWorkers</w:t>
-      </w:r>
-      <w:proofErr w:type="spellEnd"/>
-      <w:r>
-        <w:rPr>
-          <w:rStyle w:val="token"/>
-          <w:rFonts w:ascii="Consolas" w:hAnsi="Consolas"/>
-          <w:color w:val="A626A4"/>
-          <w:lang w:val="it-IT"/>
-        </w:rPr>
-        <w:t>`</w:t>
-      </w:r>
-      <w:r>
-        <w:rPr>
-          <w:lang w:val="it-IT"/>
-        </w:rPr>
-        <w:t xml:space="preserve"> – </w:t>
-      </w:r>
-      <w:r>
-        <w:rPr>
-          <w:lang w:val="it-IT"/>
-        </w:rPr>
-        <w:t>lavoratori attualmente al campo, pronti per essere mandati in spedizione. Includono anche i lavoratori "disoccupati" che non sono attualmente in viaggio</w:t>
-      </w:r>
-      <w:r>
-        <w:rPr>
-          <w:lang w:val="it-IT"/>
-        </w:rPr>
-        <w:t>, sia perché sono a riposo, sia perché non sono legati ad alcuna spedizione</w:t>
-      </w:r>
-      <w:r>
-        <w:rPr>
-          <w:lang w:val="it-IT"/>
-        </w:rPr>
-        <w:t>. Non tornano automaticamente al pool </w:t>
-      </w:r>
-      <w:proofErr w:type="spellStart"/>
-      <w:r>
-        <w:rPr>
-          <w:lang w:val="it-IT"/>
-        </w:rPr>
-        <w:t>unassignedPopulation</w:t>
-      </w:r>
-      <w:proofErr w:type="spellEnd"/>
-      <w:r>
-        <w:rPr>
-          <w:lang w:val="it-IT"/>
-        </w:rPr>
-        <w:t>; solo un'azione esplicita del giocatore (non ancora implementata) potrebbe riconvertirli.</w:t>
+          <w:lang w:val="it-IT"/>
+        </w:rPr>
+        <w:t>type</w:t>
+      </w:r>
+      <w:proofErr w:type="spellEnd"/>
+      <w:r>
+        <w:rPr>
+          <w:lang w:val="it-IT"/>
+        </w:rPr>
+        <w:t>` – es. '</w:t>
+      </w:r>
+      <w:proofErr w:type="spellStart"/>
+      <w:r>
+        <w:rPr>
+          <w:lang w:val="it-IT"/>
+        </w:rPr>
+        <w:t>gatherer</w:t>
+      </w:r>
+      <w:proofErr w:type="spellEnd"/>
+      <w:r>
+        <w:rPr>
+          <w:lang w:val="it-IT"/>
+        </w:rPr>
+        <w:t>'</w:t>
       </w:r>
     </w:p>
     <w:p>
@@ -3020,194 +2865,25 @@
       </w:pPr>
       <w:r>
         <w:rPr>
-          <w:rStyle w:val="token"/>
-          <w:rFonts w:ascii="Consolas" w:hAnsi="Consolas"/>
-          <w:color w:val="A626A4"/>
-          <w:lang w:val="it-IT"/>
-        </w:rPr>
+          <w:lang w:val="it-IT"/>
+        </w:rPr>
+        <w:lastRenderedPageBreak/>
         <w:t>`</w:t>
       </w:r>
       <w:proofErr w:type="spellStart"/>
       <w:r>
         <w:rPr>
-          <w:rStyle w:val="token"/>
-          <w:rFonts w:ascii="Consolas" w:hAnsi="Consolas"/>
-          <w:color w:val="A626A4"/>
-          <w:lang w:val="it-IT"/>
-        </w:rPr>
-        <w:t>assignedWorkers</w:t>
-      </w:r>
-      <w:proofErr w:type="spellEnd"/>
-      <w:r>
-        <w:rPr>
-          <w:rStyle w:val="token"/>
-          <w:rFonts w:ascii="Consolas" w:hAnsi="Consolas"/>
-          <w:color w:val="A626A4"/>
-          <w:lang w:val="it-IT"/>
-        </w:rPr>
-        <w:t>`</w:t>
-      </w:r>
-      <w:r>
-        <w:rPr>
-          <w:lang w:val="it-IT"/>
-        </w:rPr>
-        <w:t xml:space="preserve"> – lavoratori attualmente in spedizione.</w:t>
-      </w:r>
-    </w:p>
-    <w:p>
-      <w:pPr>
-        <w:rPr>
-          <w:lang w:val="it-IT"/>
-        </w:rPr>
-      </w:pPr>
-      <w:r>
-        <w:rPr>
-          <w:lang w:val="it-IT"/>
-        </w:rPr>
-        <w:lastRenderedPageBreak/>
-        <w:t xml:space="preserve">Quando una spedizione torna, i lavoratori rientrano in </w:t>
-      </w:r>
-      <w:r>
-        <w:rPr>
-          <w:rStyle w:val="token"/>
-          <w:rFonts w:ascii="Consolas" w:hAnsi="Consolas"/>
-          <w:color w:val="A626A4"/>
-          <w:lang w:val="it-IT"/>
-        </w:rPr>
-        <w:t>`</w:t>
-      </w:r>
-      <w:proofErr w:type="spellStart"/>
-      <w:r>
-        <w:rPr>
-          <w:rStyle w:val="token"/>
-          <w:rFonts w:ascii="Consolas" w:hAnsi="Consolas"/>
-          <w:color w:val="A626A4"/>
-          <w:lang w:val="it-IT"/>
-        </w:rPr>
-        <w:t>availableWorkers</w:t>
-      </w:r>
-      <w:proofErr w:type="spellEnd"/>
-      <w:r>
-        <w:rPr>
-          <w:rStyle w:val="token"/>
-          <w:rFonts w:ascii="Consolas" w:hAnsi="Consolas"/>
-          <w:color w:val="A626A4"/>
-          <w:lang w:val="it-IT"/>
-        </w:rPr>
-        <w:t>`</w:t>
-      </w:r>
-      <w:r>
-        <w:rPr>
-          <w:lang w:val="it-IT"/>
-        </w:rPr>
-        <w:t xml:space="preserve">. Se una spedizione viene cancellata, i lavoratori possono tornare al pool </w:t>
-      </w:r>
-      <w:r>
-        <w:rPr>
-          <w:rStyle w:val="token"/>
-          <w:rFonts w:ascii="Consolas" w:hAnsi="Consolas"/>
-          <w:color w:val="A626A4"/>
-          <w:lang w:val="it-IT"/>
-        </w:rPr>
-        <w:t>`</w:t>
-      </w:r>
-      <w:proofErr w:type="spellStart"/>
-      <w:r>
-        <w:rPr>
-          <w:rStyle w:val="token"/>
-          <w:rFonts w:ascii="Consolas" w:hAnsi="Consolas"/>
-          <w:color w:val="A626A4"/>
-          <w:lang w:val="it-IT"/>
-        </w:rPr>
-        <w:t>unassignedPopulation</w:t>
-      </w:r>
-      <w:proofErr w:type="spellEnd"/>
-      <w:r>
-        <w:rPr>
-          <w:rStyle w:val="token"/>
-          <w:rFonts w:ascii="Consolas" w:hAnsi="Consolas"/>
-          <w:color w:val="A626A4"/>
-          <w:lang w:val="it-IT"/>
-        </w:rPr>
-        <w:t>`</w:t>
-      </w:r>
-      <w:r>
-        <w:rPr>
-          <w:lang w:val="it-IT"/>
-        </w:rPr>
-        <w:t xml:space="preserve"> (riconvertiti in popolazione generica).</w:t>
-      </w:r>
-    </w:p>
-    <w:p>
-      <w:pPr>
-        <w:rPr>
-          <w:lang w:val="it-IT"/>
-        </w:rPr>
-      </w:pPr>
-      <w:r>
-        <w:rPr>
-          <w:lang w:val="it-IT"/>
-        </w:rPr>
-        <w:t>In futuro, potranno esistere più Pop con diverse specializzazioni (cacciatori, pescatori, artigiani) e anche con diverse etnie/religioni. Spedizioni miste (individui da più Pop) saranno possibili quando introdurremo la possibilità di comporre gruppi eterogenei (MVP2+).</w:t>
-      </w:r>
-    </w:p>
-    <w:p>
-      <w:pPr>
-        <w:pStyle w:val="Heading2"/>
-      </w:pPr>
-      <w:proofErr w:type="spellStart"/>
-      <w:r>
-        <w:t>Expedition</w:t>
-      </w:r>
-      <w:proofErr w:type="spellEnd"/>
-    </w:p>
-    <w:p>
-      <w:pPr>
-        <w:rPr>
-          <w:lang w:val="it-IT"/>
-        </w:rPr>
-      </w:pPr>
-      <w:r>
-        <w:rPr>
-          <w:lang w:val="it-IT"/>
-        </w:rPr>
-        <w:t xml:space="preserve">Una spedizione è un'entità mobile sulla mappa, creata prelevando </w:t>
-      </w:r>
-      <w:r>
-        <w:rPr>
-          <w:rStyle w:val="token"/>
-          <w:rFonts w:ascii="Consolas" w:hAnsi="Consolas"/>
-          <w:color w:val="A626A4"/>
-          <w:lang w:val="it-IT"/>
-        </w:rPr>
-        <w:t>`n`</w:t>
-      </w:r>
-      <w:r>
-        <w:rPr>
-          <w:lang w:val="it-IT"/>
-        </w:rPr>
-        <w:t xml:space="preserve"> lavoratori da un Pop (o dalla popolazione non assegnata, creando il Pop al volo).  </w:t>
-      </w:r>
-    </w:p>
-    <w:p>
-      <w:pPr>
-        <w:rPr>
-          <w:lang w:val="it-IT"/>
-        </w:rPr>
-      </w:pPr>
-      <w:r>
-        <w:rPr>
-          <w:lang w:val="it-IT"/>
-        </w:rPr>
-        <w:t>Proprietà:</w:t>
-      </w:r>
-    </w:p>
-    <w:p>
-      <w:pPr>
-        <w:rPr>
-          <w:lang w:val="it-IT"/>
-        </w:rPr>
-      </w:pPr>
+          <w:lang w:val="it-IT"/>
+        </w:rPr>
+        <w:t>totalWorkers</w:t>
+      </w:r>
+      <w:proofErr w:type="spellEnd"/>
+      <w:r>
+        <w:rPr>
+          <w:lang w:val="it-IT"/>
+        </w:rPr>
+        <w:t>` – numero totale di individui che appartengono a questo Pop.</w:t>
+      </w:r>
     </w:p>
     <w:p>
       <w:pPr>
@@ -3222,18 +2898,37 @@
       </w:pPr>
       <w:r>
         <w:rPr>
-          <w:rStyle w:val="token"/>
-          <w:rFonts w:ascii="Consolas" w:hAnsi="Consolas"/>
-          <w:color w:val="A626A4"/>
-          <w:lang w:val="it-IT"/>
-        </w:rPr>
-        <w:t>`id`</w:t>
-      </w:r>
-      <w:r>
-        <w:rPr>
-          <w:lang w:val="it-IT"/>
-        </w:rPr>
-        <w:t xml:space="preserve"> – identificativo univoco.</w:t>
+          <w:lang w:val="it-IT"/>
+        </w:rPr>
+        <w:t>`</w:t>
+      </w:r>
+      <w:proofErr w:type="spellStart"/>
+      <w:r>
+        <w:rPr>
+          <w:lang w:val="it-IT"/>
+        </w:rPr>
+        <w:t>availableWorkers</w:t>
+      </w:r>
+      <w:proofErr w:type="spellEnd"/>
+      <w:r>
+        <w:rPr>
+          <w:lang w:val="it-IT"/>
+        </w:rPr>
+        <w:t>` – lavoratori attualmente al campo, pronti per essere mandati in spedizione. Includono anche i lavoratori "disoccupati" che non sono attualmente in viaggio, sia perché sono a riposo, sia perché non sono legati ad alcuna spedizione. Non tornano automaticamente al pool `</w:t>
+      </w:r>
+      <w:proofErr w:type="spellStart"/>
+      <w:r>
+        <w:rPr>
+          <w:lang w:val="it-IT"/>
+        </w:rPr>
+        <w:t>unassignedPopulation</w:t>
+      </w:r>
+      <w:proofErr w:type="spellEnd"/>
+      <w:r>
+        <w:rPr>
+          <w:lang w:val="it-IT"/>
+        </w:rPr>
+        <w:t>`; solo un'azione esplicita del giocatore (non ancora implementata) potrebbe riconvertirli.</w:t>
       </w:r>
     </w:p>
     <w:p>
@@ -3249,9 +2944,6 @@
       </w:pPr>
       <w:r>
         <w:rPr>
-          <w:rStyle w:val="token"/>
-          <w:rFonts w:ascii="Consolas" w:hAnsi="Consolas"/>
-          <w:color w:val="A626A4"/>
           <w:lang w:val="it-IT"/>
         </w:rPr>
         <w:t>`</w:t>
@@ -3259,42 +2951,16 @@
       <w:proofErr w:type="spellStart"/>
       <w:r>
         <w:rPr>
-          <w:rStyle w:val="token"/>
-          <w:rFonts w:ascii="Consolas" w:hAnsi="Consolas"/>
-          <w:color w:val="A626A4"/>
-          <w:lang w:val="it-IT"/>
-        </w:rPr>
-        <w:t>popType</w:t>
-      </w:r>
-      <w:proofErr w:type="spellEnd"/>
-      <w:r>
-        <w:rPr>
-          <w:rStyle w:val="token"/>
-          <w:rFonts w:ascii="Consolas" w:hAnsi="Consolas"/>
-          <w:color w:val="A626A4"/>
-          <w:lang w:val="it-IT"/>
-        </w:rPr>
-        <w:t>`</w:t>
-      </w:r>
-      <w:r>
-        <w:rPr>
-          <w:lang w:val="it-IT"/>
-        </w:rPr>
-        <w:t xml:space="preserve"> – tipo di Pop da cui proviene (es. '</w:t>
-      </w:r>
-      <w:proofErr w:type="spellStart"/>
-      <w:r>
-        <w:rPr>
-          <w:lang w:val="it-IT"/>
-        </w:rPr>
-        <w:t>gatherer</w:t>
-      </w:r>
-      <w:proofErr w:type="spellEnd"/>
-      <w:r>
-        <w:rPr>
-          <w:lang w:val="it-IT"/>
-        </w:rPr>
-        <w:t>').</w:t>
+          <w:lang w:val="it-IT"/>
+        </w:rPr>
+        <w:t>assignedWorkers</w:t>
+      </w:r>
+      <w:proofErr w:type="spellEnd"/>
+      <w:r>
+        <w:rPr>
+          <w:lang w:val="it-IT"/>
+        </w:rPr>
+        <w:t>` – lavoratori attualmente in spedizione.</w:t>
       </w:r>
     </w:p>
     <w:p>
@@ -3310,6 +2976,39 @@
       </w:pPr>
       <w:r>
         <w:rPr>
+          <w:lang w:val="it-IT"/>
+        </w:rPr>
+        <w:t>`</w:t>
+      </w:r>
+      <w:proofErr w:type="spellStart"/>
+      <w:r>
+        <w:rPr>
+          <w:lang w:val="it-IT"/>
+        </w:rPr>
+        <w:t>localWorkers</w:t>
+      </w:r>
+      <w:proofErr w:type="spellEnd"/>
+      <w:r>
+        <w:rPr>
+          <w:lang w:val="it-IT"/>
+        </w:rPr>
+        <w:t>` – lavoratori assegnati a celle locali di raccolta intorno al campo (non in spedizione).</w:t>
+      </w:r>
+    </w:p>
+    <w:p>
+      <w:pPr>
+        <w:rPr>
+          <w:lang w:val="it-IT"/>
+        </w:rPr>
+      </w:pPr>
+      <w:r>
+        <w:rPr>
+          <w:lang w:val="it-IT"/>
+        </w:rPr>
+        <w:t xml:space="preserve">Quando una spedizione torna, i lavoratori rientrano in </w:t>
+      </w:r>
+      <w:r>
+        <w:rPr>
           <w:rStyle w:val="token"/>
           <w:rFonts w:ascii="Consolas" w:hAnsi="Consolas"/>
           <w:color w:val="A626A4"/>
@@ -3325,7 +3024,7 @@
           <w:color w:val="A626A4"/>
           <w:lang w:val="it-IT"/>
         </w:rPr>
-        <w:t>workerCount</w:t>
+        <w:t>availableWorkers</w:t>
       </w:r>
       <w:proofErr w:type="spellEnd"/>
       <w:r>
@@ -3341,8 +3040,114 @@
         <w:rPr>
           <w:lang w:val="it-IT"/>
         </w:rPr>
-        <w:t xml:space="preserve"> – numero di individui in questa spedizione.</w:t>
-      </w:r>
+        <w:t xml:space="preserve">. Se una spedizione viene cancellata, i lavoratori possono tornare al pool </w:t>
+      </w:r>
+      <w:r>
+        <w:rPr>
+          <w:rStyle w:val="token"/>
+          <w:rFonts w:ascii="Consolas" w:hAnsi="Consolas"/>
+          <w:color w:val="A626A4"/>
+          <w:lang w:val="it-IT"/>
+        </w:rPr>
+        <w:t>`</w:t>
+      </w:r>
+      <w:proofErr w:type="spellStart"/>
+      <w:r>
+        <w:rPr>
+          <w:rStyle w:val="token"/>
+          <w:rFonts w:ascii="Consolas" w:hAnsi="Consolas"/>
+          <w:color w:val="A626A4"/>
+          <w:lang w:val="it-IT"/>
+        </w:rPr>
+        <w:t>unassignedPopulation</w:t>
+      </w:r>
+      <w:proofErr w:type="spellEnd"/>
+      <w:r>
+        <w:rPr>
+          <w:rStyle w:val="token"/>
+          <w:rFonts w:ascii="Consolas" w:hAnsi="Consolas"/>
+          <w:color w:val="A626A4"/>
+          <w:lang w:val="it-IT"/>
+        </w:rPr>
+        <w:t>`</w:t>
+      </w:r>
+      <w:r>
+        <w:rPr>
+          <w:lang w:val="it-IT"/>
+        </w:rPr>
+        <w:t xml:space="preserve"> (riconvertiti in popolazione generica).</w:t>
+      </w:r>
+    </w:p>
+    <w:p>
+      <w:pPr>
+        <w:rPr>
+          <w:lang w:val="it-IT"/>
+        </w:rPr>
+      </w:pPr>
+      <w:r>
+        <w:rPr>
+          <w:lang w:val="it-IT"/>
+        </w:rPr>
+        <w:t>In futuro, potranno esistere più Pop con diverse specializzazioni (cacciatori, pescatori, artigiani) e anche con diverse etnie/religioni. Spedizioni miste (individui da più Pop) saranno possibili quando introdurremo la possibilità di comporre gruppi eterogenei (MVP2+).</w:t>
+      </w:r>
+    </w:p>
+    <w:p>
+      <w:pPr>
+        <w:pStyle w:val="Heading2"/>
+      </w:pPr>
+      <w:proofErr w:type="spellStart"/>
+      <w:r>
+        <w:t>Expedition</w:t>
+      </w:r>
+      <w:proofErr w:type="spellEnd"/>
+    </w:p>
+    <w:p>
+      <w:pPr>
+        <w:rPr>
+          <w:lang w:val="it-IT"/>
+        </w:rPr>
+      </w:pPr>
+      <w:r>
+        <w:rPr>
+          <w:lang w:val="it-IT"/>
+        </w:rPr>
+        <w:t xml:space="preserve">Una spedizione è un'entità mobile sulla mappa, creata prelevando </w:t>
+      </w:r>
+      <w:r>
+        <w:rPr>
+          <w:rStyle w:val="token"/>
+          <w:rFonts w:ascii="Consolas" w:hAnsi="Consolas"/>
+          <w:color w:val="A626A4"/>
+          <w:lang w:val="it-IT"/>
+        </w:rPr>
+        <w:t>`n`</w:t>
+      </w:r>
+      <w:r>
+        <w:rPr>
+          <w:lang w:val="it-IT"/>
+        </w:rPr>
+        <w:t xml:space="preserve"> lavoratori da un Pop (o dalla popolazione non assegnata, creando il Pop al volo).  </w:t>
+      </w:r>
+    </w:p>
+    <w:p>
+      <w:pPr>
+        <w:rPr>
+          <w:lang w:val="it-IT"/>
+        </w:rPr>
+      </w:pPr>
+      <w:r>
+        <w:rPr>
+          <w:lang w:val="it-IT"/>
+        </w:rPr>
+        <w:t>Proprietà:</w:t>
+      </w:r>
+    </w:p>
+    <w:p>
+      <w:pPr>
+        <w:rPr>
+          <w:lang w:val="it-IT"/>
+        </w:rPr>
+      </w:pPr>
     </w:p>
     <w:p>
       <w:pPr>
@@ -3351,33 +3156,24 @@
           <w:ilvl w:val="0"/>
           <w:numId w:val="31"/>
         </w:numPr>
+        <w:rPr>
+          <w:lang w:val="it-IT"/>
+        </w:rPr>
       </w:pPr>
       <w:r>
         <w:rPr>
           <w:rStyle w:val="token"/>
           <w:rFonts w:ascii="Consolas" w:hAnsi="Consolas"/>
           <w:color w:val="A626A4"/>
-        </w:rPr>
-        <w:t>`state`</w:t>
-      </w:r>
-      <w:r>
-        <w:t xml:space="preserve"> – '</w:t>
-      </w:r>
-      <w:proofErr w:type="spellStart"/>
-      <w:r>
-        <w:t>travellingToArea</w:t>
-      </w:r>
-      <w:proofErr w:type="spellEnd"/>
-      <w:r>
-        <w:t>', 'gathering', '</w:t>
-      </w:r>
-      <w:proofErr w:type="spellStart"/>
-      <w:r>
-        <w:t>returningToCamp</w:t>
-      </w:r>
-      <w:proofErr w:type="spellEnd"/>
-      <w:r>
-        <w:t>', 'resting'.</w:t>
+          <w:lang w:val="it-IT"/>
+        </w:rPr>
+        <w:t>`id`</w:t>
+      </w:r>
+      <w:r>
+        <w:rPr>
+          <w:lang w:val="it-IT"/>
+        </w:rPr>
+        <w:t xml:space="preserve"> – identificativo univoco.</w:t>
       </w:r>
     </w:p>
     <w:p>
@@ -3408,7 +3204,7 @@
           <w:color w:val="A626A4"/>
           <w:lang w:val="it-IT"/>
         </w:rPr>
-        <w:t>inventory</w:t>
+        <w:t>popType</w:t>
       </w:r>
       <w:proofErr w:type="spellEnd"/>
       <w:r>
@@ -3424,7 +3220,21 @@
         <w:rPr>
           <w:lang w:val="it-IT"/>
         </w:rPr>
-        <w:t xml:space="preserve"> – quantità di cibo raccolto (e in futuro altre risorse).</w:t>
+        <w:t xml:space="preserve"> – tipo di Pop da cui proviene (es. '</w:t>
+      </w:r>
+      <w:proofErr w:type="spellStart"/>
+      <w:r>
+        <w:rPr>
+          <w:lang w:val="it-IT"/>
+        </w:rPr>
+        <w:t>gatherer</w:t>
+      </w:r>
+      <w:proofErr w:type="spellEnd"/>
+      <w:r>
+        <w:rPr>
+          <w:lang w:val="it-IT"/>
+        </w:rPr>
+        <w:t>').</w:t>
       </w:r>
     </w:p>
     <w:p>
@@ -3455,7 +3265,7 @@
           <w:color w:val="A626A4"/>
           <w:lang w:val="it-IT"/>
         </w:rPr>
-        <w:t>provisions</w:t>
+        <w:t>workerCount</w:t>
       </w:r>
       <w:proofErr w:type="spellEnd"/>
       <w:r>
@@ -3471,7 +3281,7 @@
         <w:rPr>
           <w:lang w:val="it-IT"/>
         </w:rPr>
-        <w:t xml:space="preserve"> – cibo portato per il viaggio, consumato durante il tragitto e la raccolta.</w:t>
+        <w:t xml:space="preserve"> – numero di individui in questa spedizione.</w:t>
       </w:r>
     </w:p>
     <w:p>
@@ -3481,44 +3291,33 @@
           <w:ilvl w:val="0"/>
           <w:numId w:val="31"/>
         </w:numPr>
-        <w:rPr>
-          <w:lang w:val="it-IT"/>
-        </w:rPr>
       </w:pPr>
       <w:r>
         <w:rPr>
           <w:rStyle w:val="token"/>
           <w:rFonts w:ascii="Consolas" w:hAnsi="Consolas"/>
           <w:color w:val="A626A4"/>
-          <w:lang w:val="it-IT"/>
-        </w:rPr>
-        <w:t>`</w:t>
-      </w:r>
-      <w:proofErr w:type="spellStart"/>
-      <w:r>
-        <w:rPr>
-          <w:rStyle w:val="token"/>
-          <w:rFonts w:ascii="Consolas" w:hAnsi="Consolas"/>
-          <w:color w:val="A626A4"/>
-          <w:lang w:val="it-IT"/>
-        </w:rPr>
-        <w:t>areaCenter</w:t>
-      </w:r>
-      <w:proofErr w:type="spellEnd"/>
-      <w:r>
-        <w:rPr>
-          <w:rStyle w:val="token"/>
-          <w:rFonts w:ascii="Consolas" w:hAnsi="Consolas"/>
-          <w:color w:val="A626A4"/>
-          <w:lang w:val="it-IT"/>
-        </w:rPr>
-        <w:t>`</w:t>
-      </w:r>
-      <w:r>
-        <w:rPr>
-          <w:lang w:val="it-IT"/>
-        </w:rPr>
-        <w:t xml:space="preserve"> – {x, y} centro dell'area di raccolta assegnata.</w:t>
+        </w:rPr>
+        <w:t>`state`</w:t>
+      </w:r>
+      <w:r>
+        <w:t xml:space="preserve"> – '</w:t>
+      </w:r>
+      <w:proofErr w:type="spellStart"/>
+      <w:r>
+        <w:t>travellingToArea</w:t>
+      </w:r>
+      <w:proofErr w:type="spellEnd"/>
+      <w:r>
+        <w:t>', 'gathering', '</w:t>
+      </w:r>
+      <w:proofErr w:type="spellStart"/>
+      <w:r>
+        <w:t>returningToCamp</w:t>
+      </w:r>
+      <w:proofErr w:type="spellEnd"/>
+      <w:r>
+        <w:t>', 'resting'.</w:t>
       </w:r>
     </w:p>
     <w:p>
@@ -3549,7 +3348,7 @@
           <w:color w:val="A626A4"/>
           <w:lang w:val="it-IT"/>
         </w:rPr>
-        <w:t>areaRadius</w:t>
+        <w:t>inventory</w:t>
       </w:r>
       <w:proofErr w:type="spellEnd"/>
       <w:r>
@@ -3565,7 +3364,7 @@
         <w:rPr>
           <w:lang w:val="it-IT"/>
         </w:rPr>
-        <w:t xml:space="preserve"> – raggio dell'area di raccolta (es. 150 pixel).</w:t>
+        <w:t xml:space="preserve"> – quantità di cibo raccolto (e in futuro altre risorse).</w:t>
       </w:r>
     </w:p>
     <w:p>
@@ -3596,7 +3395,7 @@
           <w:color w:val="A626A4"/>
           <w:lang w:val="it-IT"/>
         </w:rPr>
-        <w:t>campRef</w:t>
+        <w:t>provisions</w:t>
       </w:r>
       <w:proofErr w:type="spellEnd"/>
       <w:r>
@@ -3612,7 +3411,7 @@
         <w:rPr>
           <w:lang w:val="it-IT"/>
         </w:rPr>
-        <w:t xml:space="preserve"> – riferimento all'accampamento per il ritorno.</w:t>
+        <w:t xml:space="preserve"> – cibo portato per il viaggio, consumato durante il tragitto e la raccolta.</w:t>
       </w:r>
     </w:p>
     <w:p>
@@ -3643,6 +3442,147 @@
           <w:color w:val="A626A4"/>
           <w:lang w:val="it-IT"/>
         </w:rPr>
+        <w:t>areaCenter</w:t>
+      </w:r>
+      <w:proofErr w:type="spellEnd"/>
+      <w:r>
+        <w:rPr>
+          <w:rStyle w:val="token"/>
+          <w:rFonts w:ascii="Consolas" w:hAnsi="Consolas"/>
+          <w:color w:val="A626A4"/>
+          <w:lang w:val="it-IT"/>
+        </w:rPr>
+        <w:t>`</w:t>
+      </w:r>
+      <w:r>
+        <w:rPr>
+          <w:lang w:val="it-IT"/>
+        </w:rPr>
+        <w:t xml:space="preserve"> – {x, y} centro dell'area di raccolta assegnata.</w:t>
+      </w:r>
+    </w:p>
+    <w:p>
+      <w:pPr>
+        <w:pStyle w:val="ListParagraph"/>
+        <w:numPr>
+          <w:ilvl w:val="0"/>
+          <w:numId w:val="31"/>
+        </w:numPr>
+        <w:rPr>
+          <w:lang w:val="it-IT"/>
+        </w:rPr>
+      </w:pPr>
+      <w:r>
+        <w:rPr>
+          <w:rStyle w:val="token"/>
+          <w:rFonts w:ascii="Consolas" w:hAnsi="Consolas"/>
+          <w:color w:val="A626A4"/>
+          <w:lang w:val="it-IT"/>
+        </w:rPr>
+        <w:t>`</w:t>
+      </w:r>
+      <w:proofErr w:type="spellStart"/>
+      <w:r>
+        <w:rPr>
+          <w:rStyle w:val="token"/>
+          <w:rFonts w:ascii="Consolas" w:hAnsi="Consolas"/>
+          <w:color w:val="A626A4"/>
+          <w:lang w:val="it-IT"/>
+        </w:rPr>
+        <w:t>areaRadius</w:t>
+      </w:r>
+      <w:proofErr w:type="spellEnd"/>
+      <w:r>
+        <w:rPr>
+          <w:rStyle w:val="token"/>
+          <w:rFonts w:ascii="Consolas" w:hAnsi="Consolas"/>
+          <w:color w:val="A626A4"/>
+          <w:lang w:val="it-IT"/>
+        </w:rPr>
+        <w:t>`</w:t>
+      </w:r>
+      <w:r>
+        <w:rPr>
+          <w:lang w:val="it-IT"/>
+        </w:rPr>
+        <w:t xml:space="preserve"> – raggio dell'area di raccolta (es. 150 pixel).</w:t>
+      </w:r>
+    </w:p>
+    <w:p>
+      <w:pPr>
+        <w:pStyle w:val="ListParagraph"/>
+        <w:numPr>
+          <w:ilvl w:val="0"/>
+          <w:numId w:val="31"/>
+        </w:numPr>
+        <w:rPr>
+          <w:lang w:val="it-IT"/>
+        </w:rPr>
+      </w:pPr>
+      <w:r>
+        <w:rPr>
+          <w:rStyle w:val="token"/>
+          <w:rFonts w:ascii="Consolas" w:hAnsi="Consolas"/>
+          <w:color w:val="A626A4"/>
+          <w:lang w:val="it-IT"/>
+        </w:rPr>
+        <w:t>`</w:t>
+      </w:r>
+      <w:proofErr w:type="spellStart"/>
+      <w:r>
+        <w:rPr>
+          <w:rStyle w:val="token"/>
+          <w:rFonts w:ascii="Consolas" w:hAnsi="Consolas"/>
+          <w:color w:val="A626A4"/>
+          <w:lang w:val="it-IT"/>
+        </w:rPr>
+        <w:t>campRef</w:t>
+      </w:r>
+      <w:proofErr w:type="spellEnd"/>
+      <w:r>
+        <w:rPr>
+          <w:rStyle w:val="token"/>
+          <w:rFonts w:ascii="Consolas" w:hAnsi="Consolas"/>
+          <w:color w:val="A626A4"/>
+          <w:lang w:val="it-IT"/>
+        </w:rPr>
+        <w:t>`</w:t>
+      </w:r>
+      <w:r>
+        <w:rPr>
+          <w:lang w:val="it-IT"/>
+        </w:rPr>
+        <w:t xml:space="preserve"> – riferimento all'accampamento per il ritorno.</w:t>
+      </w:r>
+    </w:p>
+    <w:p>
+      <w:pPr>
+        <w:pStyle w:val="ListParagraph"/>
+        <w:numPr>
+          <w:ilvl w:val="0"/>
+          <w:numId w:val="31"/>
+        </w:numPr>
+        <w:rPr>
+          <w:lang w:val="it-IT"/>
+        </w:rPr>
+      </w:pPr>
+      <w:r>
+        <w:rPr>
+          <w:rStyle w:val="token"/>
+          <w:rFonts w:ascii="Consolas" w:hAnsi="Consolas"/>
+          <w:color w:val="A626A4"/>
+          <w:lang w:val="it-IT"/>
+        </w:rPr>
+        <w:t>`</w:t>
+      </w:r>
+      <w:proofErr w:type="spellStart"/>
+      <w:r>
+        <w:rPr>
+          <w:rStyle w:val="token"/>
+          <w:rFonts w:ascii="Consolas" w:hAnsi="Consolas"/>
+          <w:color w:val="A626A4"/>
+          <w:lang w:val="it-IT"/>
+        </w:rPr>
         <w:t>cooldownRemaining</w:t>
       </w:r>
       <w:proofErr w:type="spellEnd"/>
@@ -3795,6 +3735,7 @@
           <w:color w:val="0F1115"/>
           <w:lang w:val="it-IT"/>
         </w:rPr>
+        <w:lastRenderedPageBreak/>
         <w:t>Raccolta:</w:t>
       </w:r>
       <w:r>
@@ -3896,7 +3837,6 @@
           <w:color w:val="383A42"/>
           <w:lang w:val="it-IT"/>
         </w:rPr>
-        <w:lastRenderedPageBreak/>
         <w:t>**</w:t>
       </w:r>
       <w:r>
@@ -4293,6 +4233,7 @@
         </w:rPr>
       </w:pPr>
       <w:r>
+        <w:lastRenderedPageBreak/>
         <w:t xml:space="preserve">  </w:t>
       </w:r>
       <w:r>
@@ -4445,7 +4386,6 @@
     <w:p>
       <w:proofErr w:type="spellStart"/>
       <w:r>
-        <w:lastRenderedPageBreak/>
         <w:t>Estende</w:t>
       </w:r>
       <w:proofErr w:type="spellEnd"/>
@@ -4923,6 +4863,7 @@
           <w:bCs/>
           <w:lang w:val="it-IT"/>
         </w:rPr>
+        <w:lastRenderedPageBreak/>
         <w:t>Azioni:</w:t>
       </w:r>
       <w:r>
@@ -5097,7 +5038,6 @@
         <w:rPr>
           <w:lang w:val="it-IT"/>
         </w:rPr>
-        <w:lastRenderedPageBreak/>
         <w:t>Gestione del codice e collaborazione via chat</w:t>
       </w:r>
     </w:p>
@@ -5319,6 +5259,7 @@
         <w:rPr>
           <w:lang w:val="it-IT"/>
         </w:rPr>
+        <w:lastRenderedPageBreak/>
         <w:t xml:space="preserve">All’inizio di ogni nuovo batch di lavoro, per </w:t>
       </w:r>
       <w:proofErr w:type="spellStart"/>
@@ -5414,7 +5355,6 @@
         <w:rPr>
           <w:lang w:val="it-IT"/>
         </w:rPr>
-        <w:lastRenderedPageBreak/>
         <w:t>Non basarsi unicamente sulla memoria della conversazione, ma incrociare le informazioni lette dai file con la cronologia della chat.</w:t>
       </w:r>
     </w:p>
@@ -5719,6 +5659,7 @@
           <w:bCs/>
           <w:lang w:val="it-IT"/>
         </w:rPr>
+        <w:lastRenderedPageBreak/>
         <w:t>Principio di non-assunzione:</w:t>
       </w:r>
       <w:r>
@@ -5865,7 +5806,6 @@
         <w:rPr>
           <w:lang w:val="it-IT"/>
         </w:rPr>
-        <w:lastRenderedPageBreak/>
         <w:t>Specificare se il TECHNICAL.md richiede aggiornamenti per nuove strutture dati, funzioni o regole di workflow.</w:t>
       </w:r>
     </w:p>
@@ -6197,6 +6137,7 @@
         <w:pStyle w:val="Heading2"/>
       </w:pPr>
       <w:r>
+        <w:lastRenderedPageBreak/>
         <w:t>Convenzioni di codice</w:t>
       </w:r>
     </w:p>
@@ -6359,7 +6300,6 @@
           <w:bCs/>
           <w:lang w:val="it-IT"/>
         </w:rPr>
-        <w:lastRenderedPageBreak/>
         <w:t>Ricerca spaziale e raggi:</w:t>
       </w:r>
       <w:r>
@@ -6660,7 +6600,14 @@
         <w:rPr>
           <w:lang w:val="it-IT"/>
         </w:rPr>
-        <w:t>ogni volta che l'assistente fornisce un blocco di codice (un intero file o una porzione da incollare), lo accompagnerà con una breve spiegazione in linguaggio semplice di cosa fa quel codice, qual è la logica generale e come si collega al resto del sistema. Questa spiegazione è aggiuntiva rispetto ai commenti già presenti nel codice e serve a dare una visione d'insieme prima di entrare nei dettagli implementativi.</w:t>
+        <w:t xml:space="preserve">ogni volta che l'assistente fornisce un blocco di codice (un intero file o una porzione da incollare), lo accompagnerà con una breve spiegazione in linguaggio semplice di cosa fa quel codice, qual è la logica generale e come si collega al </w:t>
+      </w:r>
+      <w:r>
+        <w:rPr>
+          <w:lang w:val="it-IT"/>
+        </w:rPr>
+        <w:lastRenderedPageBreak/>
+        <w:t>resto del sistema. Questa spiegazione è aggiuntiva rispetto ai commenti già presenti nel codice e serve a dare una visione d'insieme prima di entrare nei dettagli implementativi.</w:t>
       </w:r>
     </w:p>
     <w:p>
@@ -6835,7 +6782,6 @@
         <w:rPr>
           <w:lang w:val="it-IT" w:eastAsia="en-GB"/>
         </w:rPr>
-        <w:lastRenderedPageBreak/>
         <w:t>Questo approccio garantisce che ogni decisione implementativa sia consapevole e allineata ai pilastri del design, e che il prototipo evolva in modo coerente.</w:t>
       </w:r>
     </w:p>
@@ -7204,6 +7150,7 @@
         <w:pStyle w:val="Heading2"/>
       </w:pPr>
       <w:r>
+        <w:lastRenderedPageBreak/>
         <w:t>Checklist di test al termine di ogni batch</w:t>
       </w:r>
     </w:p>
@@ -7306,7 +7253,6 @@
         <w:pStyle w:val="Heading2"/>
       </w:pPr>
       <w:r>
-        <w:lastRenderedPageBreak/>
         <w:t>Aggiornamento della documentazione al termine di ogni sessione</w:t>
       </w:r>
     </w:p>
@@ -7565,6 +7511,214 @@
           <w:lang w:val="it-IT"/>
         </w:rPr>
         <w:t>()` in `main.js` evita che i comandi da tastiera del gioco vengano attivati mentre si scrive negli input del pannello.</w:t>
+      </w:r>
+    </w:p>
+    <w:p>
+      <w:pPr>
+        <w:pStyle w:val="Heading1"/>
+        <w:rPr>
+          <w:lang w:val="it-IT"/>
+        </w:rPr>
+      </w:pPr>
+      <w:r>
+        <w:rPr>
+          <w:lang w:val="it-IT"/>
+        </w:rPr>
+        <w:lastRenderedPageBreak/>
+        <w:t>Previsioni e avvisi</w:t>
+      </w:r>
+    </w:p>
+    <w:p>
+      <w:pPr>
+        <w:pStyle w:val="Heading2"/>
+      </w:pPr>
+      <w:r>
+        <w:t>Modello di riduzione densità</w:t>
+      </w:r>
+    </w:p>
+    <w:p>
+      <w:pPr>
+        <w:rPr>
+          <w:lang w:val="it-IT"/>
+        </w:rPr>
+      </w:pPr>
+      <w:r>
+        <w:rPr>
+          <w:lang w:val="it-IT"/>
+        </w:rPr>
+        <w:t>La raccolta riduce la densità solo della cella su cui lavorano i lavoratori. La riduzione è proporzionale al cibo raccolto e alla costante `</w:t>
+      </w:r>
+      <w:proofErr w:type="spellStart"/>
+      <w:r>
+        <w:rPr>
+          <w:lang w:val="it-IT"/>
+        </w:rPr>
+        <w:t>densityReductionPerFood</w:t>
+      </w:r>
+      <w:proofErr w:type="spellEnd"/>
+      <w:r>
+        <w:rPr>
+          <w:lang w:val="it-IT"/>
+        </w:rPr>
+        <w:t>`. Il tasso di raccolta per secondo è `</w:t>
+      </w:r>
+      <w:proofErr w:type="spellStart"/>
+      <w:r>
+        <w:rPr>
+          <w:lang w:val="it-IT"/>
+        </w:rPr>
+        <w:t>baseGatherRate</w:t>
+      </w:r>
+      <w:proofErr w:type="spellEnd"/>
+      <w:r>
+        <w:rPr>
+          <w:lang w:val="it-IT"/>
+        </w:rPr>
+        <w:t xml:space="preserve"> * </w:t>
+      </w:r>
+      <w:proofErr w:type="spellStart"/>
+      <w:r>
+        <w:rPr>
+          <w:lang w:val="it-IT"/>
+        </w:rPr>
+        <w:t>density</w:t>
+      </w:r>
+      <w:proofErr w:type="spellEnd"/>
+      <w:r>
+        <w:rPr>
+          <w:lang w:val="it-IT"/>
+        </w:rPr>
+        <w:t xml:space="preserve"> * workers`.</w:t>
+      </w:r>
+    </w:p>
+    <w:p>
+      <w:pPr>
+        <w:rPr>
+          <w:lang w:val="it-IT"/>
+        </w:rPr>
+      </w:pPr>
+      <w:r>
+        <w:rPr>
+          <w:lang w:val="it-IT"/>
+        </w:rPr>
+        <w:t xml:space="preserve">La densità segue un decadimento esponenziale: `d(t) = d0 * </w:t>
+      </w:r>
+      <w:proofErr w:type="spellStart"/>
+      <w:r>
+        <w:rPr>
+          <w:lang w:val="it-IT"/>
+        </w:rPr>
+        <w:t>exp</w:t>
+      </w:r>
+      <w:proofErr w:type="spellEnd"/>
+      <w:r>
+        <w:rPr>
+          <w:lang w:val="it-IT"/>
+        </w:rPr>
+        <w:t xml:space="preserve">(-k * t)`, dove `k = workers * </w:t>
+      </w:r>
+      <w:proofErr w:type="spellStart"/>
+      <w:r>
+        <w:rPr>
+          <w:lang w:val="it-IT"/>
+        </w:rPr>
+        <w:t>baseGatherRate</w:t>
+      </w:r>
+      <w:proofErr w:type="spellEnd"/>
+      <w:r>
+        <w:rPr>
+          <w:lang w:val="it-IT"/>
+        </w:rPr>
+        <w:t xml:space="preserve"> * </w:t>
+      </w:r>
+      <w:proofErr w:type="spellStart"/>
+      <w:r>
+        <w:rPr>
+          <w:lang w:val="it-IT"/>
+        </w:rPr>
+        <w:t>densityReductionPerFood</w:t>
+      </w:r>
+      <w:proofErr w:type="spellEnd"/>
+      <w:r>
+        <w:rPr>
+          <w:lang w:val="it-IT"/>
+        </w:rPr>
+        <w:t>`.</w:t>
+      </w:r>
+    </w:p>
+    <w:p>
+      <w:pPr>
+        <w:rPr>
+          <w:lang w:val="it-IT"/>
+        </w:rPr>
+      </w:pPr>
+      <w:r>
+        <w:rPr>
+          <w:lang w:val="it-IT"/>
+        </w:rPr>
+        <w:t>I giorni necessari per raggiungere una soglia `S` sono calcolati con:</w:t>
+      </w:r>
+    </w:p>
+    <w:p>
+      <w:r>
+        <w:t xml:space="preserve">`days = (-ln(S / d) / k) / </w:t>
+      </w:r>
+      <w:proofErr w:type="spellStart"/>
+      <w:r>
+        <w:t>dayLengthSeconds</w:t>
+      </w:r>
+      <w:proofErr w:type="spellEnd"/>
+      <w:r>
+        <w:t>`.</w:t>
+      </w:r>
+    </w:p>
+    <w:p>
+      <w:pPr>
+        <w:pStyle w:val="Heading2"/>
+      </w:pPr>
+      <w:r>
+        <w:t>Avvisi</w:t>
+      </w:r>
+    </w:p>
+    <w:p>
+      <w:pPr>
+        <w:rPr>
+          <w:lang w:val="it-IT"/>
+        </w:rPr>
+      </w:pPr>
+      <w:r>
+        <w:rPr>
+          <w:lang w:val="it-IT"/>
+        </w:rPr>
+        <w:t>Quando una cella con lavoratori scende sotto `</w:t>
+      </w:r>
+      <w:proofErr w:type="spellStart"/>
+      <w:r>
+        <w:rPr>
+          <w:lang w:val="it-IT"/>
+        </w:rPr>
+        <w:t>cellWarningThreshold</w:t>
+      </w:r>
+      <w:proofErr w:type="spellEnd"/>
+      <w:r>
+        <w:rPr>
+          <w:lang w:val="it-IT"/>
+        </w:rPr>
+        <w:t>`, viene aggiunta alla lista `</w:t>
+      </w:r>
+      <w:proofErr w:type="spellStart"/>
+      <w:r>
+        <w:rPr>
+          <w:lang w:val="it-IT"/>
+        </w:rPr>
+        <w:t>warningCells</w:t>
+      </w:r>
+      <w:proofErr w:type="spellEnd"/>
+      <w:r>
+        <w:rPr>
+          <w:lang w:val="it-IT"/>
+        </w:rPr>
+        <w:t>` e viene mostrato un indicatore persistente (triangolo rosso) sopra la cella in modalità camp e sopra il campo in modalità mappa. L'indicatore rimane finché la cella non torna sopra soglia.</w:t>
       </w:r>
     </w:p>
     <w:p>
@@ -8676,6 +8830,119 @@
     </w:lvl>
   </w:abstractNum>
   <w:abstractNum w:abstractNumId="9" w15:restartNumberingAfterBreak="0">
+    <w:nsid w:val="146F1D5F"/>
+    <w:multiLevelType w:val="hybridMultilevel"/>
+    <w:tmpl w:val="14485070"/>
+    <w:lvl w:ilvl="0" w:tplc="08090001">
+      <w:start w:val="1"/>
+      <w:numFmt w:val="bullet"/>
+      <w:lvlText w:val=""/>
+      <w:lvlJc w:val="left"/>
+      <w:pPr>
+        <w:ind w:left="720" w:hanging="360"/>
+      </w:pPr>
+      <w:rPr>
+        <w:rFonts w:ascii="Symbol" w:hAnsi="Symbol" w:hint="default"/>
+      </w:rPr>
+    </w:lvl>
+    <w:lvl w:ilvl="1" w:tplc="08090003" w:tentative="1">
+      <w:start w:val="1"/>
+      <w:numFmt w:val="bullet"/>
+      <w:lvlText w:val="o"/>
+      <w:lvlJc w:val="left"/>
+      <w:pPr>
+        <w:ind w:left="1440" w:hanging="360"/>
+      </w:pPr>
+      <w:rPr>
+        <w:rFonts w:ascii="Courier New" w:hAnsi="Courier New" w:cs="Courier New" w:hint="default"/>
+      </w:rPr>
+    </w:lvl>
+    <w:lvl w:ilvl="2" w:tplc="08090005" w:tentative="1">
+      <w:start w:val="1"/>
+      <w:numFmt w:val="bullet"/>
+      <w:lvlText w:val=""/>
+      <w:lvlJc w:val="left"/>
+      <w:pPr>
+        <w:ind w:left="2160" w:hanging="360"/>
+      </w:pPr>
+      <w:rPr>
+        <w:rFonts w:ascii="Wingdings" w:hAnsi="Wingdings" w:hint="default"/>
+      </w:rPr>
+    </w:lvl>
+    <w:lvl w:ilvl="3" w:tplc="08090001" w:tentative="1">
+      <w:start w:val="1"/>
+      <w:numFmt w:val="bullet"/>
+      <w:lvlText w:val=""/>
+      <w:lvlJc w:val="left"/>
+      <w:pPr>
+        <w:ind w:left="2880" w:hanging="360"/>
+      </w:pPr>
+      <w:rPr>
+        <w:rFonts w:ascii="Symbol" w:hAnsi="Symbol" w:hint="default"/>
+      </w:rPr>
+    </w:lvl>
+    <w:lvl w:ilvl="4" w:tplc="08090003" w:tentative="1">
+      <w:start w:val="1"/>
+      <w:numFmt w:val="bullet"/>
+      <w:lvlText w:val="o"/>
+      <w:lvlJc w:val="left"/>
+      <w:pPr>
+        <w:ind w:left="3600" w:hanging="360"/>
+      </w:pPr>
+      <w:rPr>
+        <w:rFonts w:ascii="Courier New" w:hAnsi="Courier New" w:cs="Courier New" w:hint="default"/>
+      </w:rPr>
+    </w:lvl>
+    <w:lvl w:ilvl="5" w:tplc="08090005" w:tentative="1">
+      <w:start w:val="1"/>
+      <w:numFmt w:val="bullet"/>
+      <w:lvlText w:val=""/>
+      <w:lvlJc w:val="left"/>
+      <w:pPr>
+        <w:ind w:left="4320" w:hanging="360"/>
+      </w:pPr>
+      <w:rPr>
+        <w:rFonts w:ascii="Wingdings" w:hAnsi="Wingdings" w:hint="default"/>
+      </w:rPr>
+    </w:lvl>
+    <w:lvl w:ilvl="6" w:tplc="08090001" w:tentative="1">
+      <w:start w:val="1"/>
+      <w:numFmt w:val="bullet"/>
+      <w:lvlText w:val=""/>
+      <w:lvlJc w:val="left"/>
+      <w:pPr>
+        <w:ind w:left="5040" w:hanging="360"/>
+      </w:pPr>
+      <w:rPr>
+        <w:rFonts w:ascii="Symbol" w:hAnsi="Symbol" w:hint="default"/>
+      </w:rPr>
+    </w:lvl>
+    <w:lvl w:ilvl="7" w:tplc="08090003" w:tentative="1">
+      <w:start w:val="1"/>
+      <w:numFmt w:val="bullet"/>
+      <w:lvlText w:val="o"/>
+      <w:lvlJc w:val="left"/>
+      <w:pPr>
+        <w:ind w:left="5760" w:hanging="360"/>
+      </w:pPr>
+      <w:rPr>
+        <w:rFonts w:ascii="Courier New" w:hAnsi="Courier New" w:cs="Courier New" w:hint="default"/>
+      </w:rPr>
+    </w:lvl>
+    <w:lvl w:ilvl="8" w:tplc="08090005" w:tentative="1">
+      <w:start w:val="1"/>
+      <w:numFmt w:val="bullet"/>
+      <w:lvlText w:val=""/>
+      <w:lvlJc w:val="left"/>
+      <w:pPr>
+        <w:ind w:left="6480" w:hanging="360"/>
+      </w:pPr>
+      <w:rPr>
+        <w:rFonts w:ascii="Wingdings" w:hAnsi="Wingdings" w:hint="default"/>
+      </w:rPr>
+    </w:lvl>
+  </w:abstractNum>
+  <w:abstractNum w:abstractNumId="10" w15:restartNumberingAfterBreak="0">
     <w:nsid w:val="14CB56A9"/>
     <w:multiLevelType w:val="hybridMultilevel"/>
     <w:tmpl w:val="CD6C22E4"/>
@@ -8788,7 +9055,7 @@
       </w:rPr>
     </w:lvl>
   </w:abstractNum>
-  <w:abstractNum w:abstractNumId="10" w15:restartNumberingAfterBreak="0">
+  <w:abstractNum w:abstractNumId="11" w15:restartNumberingAfterBreak="0">
     <w:nsid w:val="188C66A0"/>
     <w:multiLevelType w:val="hybridMultilevel"/>
     <w:tmpl w:val="51FEE642"/>
@@ -8878,7 +9145,7 @@
       </w:pPr>
     </w:lvl>
   </w:abstractNum>
-  <w:abstractNum w:abstractNumId="11" w15:restartNumberingAfterBreak="0">
+  <w:abstractNum w:abstractNumId="12" w15:restartNumberingAfterBreak="0">
     <w:nsid w:val="18FC330E"/>
     <w:multiLevelType w:val="multilevel"/>
     <w:tmpl w:val="AC247900"/>
@@ -9027,7 +9294,7 @@
       </w:rPr>
     </w:lvl>
   </w:abstractNum>
-  <w:abstractNum w:abstractNumId="12" w15:restartNumberingAfterBreak="0">
+  <w:abstractNum w:abstractNumId="13" w15:restartNumberingAfterBreak="0">
     <w:nsid w:val="1B5965CF"/>
     <w:multiLevelType w:val="hybridMultilevel"/>
     <w:tmpl w:val="813A0C86"/>
@@ -9140,7 +9407,7 @@
       </w:rPr>
     </w:lvl>
   </w:abstractNum>
-  <w:abstractNum w:abstractNumId="13" w15:restartNumberingAfterBreak="0">
+  <w:abstractNum w:abstractNumId="14" w15:restartNumberingAfterBreak="0">
     <w:nsid w:val="21D76783"/>
     <w:multiLevelType w:val="multilevel"/>
     <w:tmpl w:val="C6E25464"/>
@@ -9289,7 +9556,7 @@
       </w:rPr>
     </w:lvl>
   </w:abstractNum>
-  <w:abstractNum w:abstractNumId="14" w15:restartNumberingAfterBreak="0">
+  <w:abstractNum w:abstractNumId="15" w15:restartNumberingAfterBreak="0">
     <w:nsid w:val="23B75CF7"/>
     <w:multiLevelType w:val="hybridMultilevel"/>
     <w:tmpl w:val="99A8347E"/>
@@ -9402,7 +9669,7 @@
       </w:rPr>
     </w:lvl>
   </w:abstractNum>
-  <w:abstractNum w:abstractNumId="15" w15:restartNumberingAfterBreak="0">
+  <w:abstractNum w:abstractNumId="16" w15:restartNumberingAfterBreak="0">
     <w:nsid w:val="26734DB7"/>
     <w:multiLevelType w:val="multilevel"/>
     <w:tmpl w:val="6206E184"/>
@@ -9551,7 +9818,7 @@
       </w:rPr>
     </w:lvl>
   </w:abstractNum>
-  <w:abstractNum w:abstractNumId="16" w15:restartNumberingAfterBreak="0">
+  <w:abstractNum w:abstractNumId="17" w15:restartNumberingAfterBreak="0">
     <w:nsid w:val="275523E3"/>
     <w:multiLevelType w:val="hybridMultilevel"/>
     <w:tmpl w:val="E1C291E6"/>
@@ -9664,7 +9931,7 @@
       </w:rPr>
     </w:lvl>
   </w:abstractNum>
-  <w:abstractNum w:abstractNumId="17" w15:restartNumberingAfterBreak="0">
+  <w:abstractNum w:abstractNumId="18" w15:restartNumberingAfterBreak="0">
     <w:nsid w:val="27C611CF"/>
     <w:multiLevelType w:val="hybridMultilevel"/>
     <w:tmpl w:val="E42C057C"/>
@@ -9777,7 +10044,7 @@
       </w:rPr>
     </w:lvl>
   </w:abstractNum>
-  <w:abstractNum w:abstractNumId="18" w15:restartNumberingAfterBreak="0">
+  <w:abstractNum w:abstractNumId="19" w15:restartNumberingAfterBreak="0">
     <w:nsid w:val="27E249F6"/>
     <w:multiLevelType w:val="hybridMultilevel"/>
     <w:tmpl w:val="402C65E0"/>
@@ -9890,7 +10157,7 @@
       </w:rPr>
     </w:lvl>
   </w:abstractNum>
-  <w:abstractNum w:abstractNumId="19" w15:restartNumberingAfterBreak="0">
+  <w:abstractNum w:abstractNumId="20" w15:restartNumberingAfterBreak="0">
     <w:nsid w:val="2D747D0A"/>
     <w:multiLevelType w:val="hybridMultilevel"/>
     <w:tmpl w:val="8F7AB6A8"/>
@@ -10003,7 +10270,7 @@
       </w:rPr>
     </w:lvl>
   </w:abstractNum>
-  <w:abstractNum w:abstractNumId="20" w15:restartNumberingAfterBreak="0">
+  <w:abstractNum w:abstractNumId="21" w15:restartNumberingAfterBreak="0">
     <w:nsid w:val="300322DB"/>
     <w:multiLevelType w:val="hybridMultilevel"/>
     <w:tmpl w:val="AB0213C2"/>
@@ -10092,7 +10359,7 @@
       </w:pPr>
     </w:lvl>
   </w:abstractNum>
-  <w:abstractNum w:abstractNumId="21" w15:restartNumberingAfterBreak="0">
+  <w:abstractNum w:abstractNumId="22" w15:restartNumberingAfterBreak="0">
     <w:nsid w:val="35437768"/>
     <w:multiLevelType w:val="multilevel"/>
     <w:tmpl w:val="3DBCE22A"/>
@@ -10241,7 +10508,7 @@
       </w:rPr>
     </w:lvl>
   </w:abstractNum>
-  <w:abstractNum w:abstractNumId="22" w15:restartNumberingAfterBreak="0">
+  <w:abstractNum w:abstractNumId="23" w15:restartNumberingAfterBreak="0">
     <w:nsid w:val="3DBC0DD6"/>
     <w:multiLevelType w:val="hybridMultilevel"/>
     <w:tmpl w:val="2092FD22"/>
@@ -10354,7 +10621,7 @@
       </w:rPr>
     </w:lvl>
   </w:abstractNum>
-  <w:abstractNum w:abstractNumId="23" w15:restartNumberingAfterBreak="0">
+  <w:abstractNum w:abstractNumId="24" w15:restartNumberingAfterBreak="0">
     <w:nsid w:val="442909A6"/>
     <w:multiLevelType w:val="hybridMultilevel"/>
     <w:tmpl w:val="CBC25840"/>
@@ -10468,7 +10735,7 @@
       </w:rPr>
     </w:lvl>
   </w:abstractNum>
-  <w:abstractNum w:abstractNumId="24" w15:restartNumberingAfterBreak="0">
+  <w:abstractNum w:abstractNumId="25" w15:restartNumberingAfterBreak="0">
     <w:nsid w:val="45D40CED"/>
     <w:multiLevelType w:val="multilevel"/>
     <w:tmpl w:val="6A049972"/>
@@ -10554,7 +10821,7 @@
       </w:pPr>
     </w:lvl>
   </w:abstractNum>
-  <w:abstractNum w:abstractNumId="25" w15:restartNumberingAfterBreak="0">
+  <w:abstractNum w:abstractNumId="26" w15:restartNumberingAfterBreak="0">
     <w:nsid w:val="47600350"/>
     <w:multiLevelType w:val="hybridMultilevel"/>
     <w:tmpl w:val="1520E37A"/>
@@ -10666,7 +10933,7 @@
       </w:rPr>
     </w:lvl>
   </w:abstractNum>
-  <w:abstractNum w:abstractNumId="26" w15:restartNumberingAfterBreak="0">
+  <w:abstractNum w:abstractNumId="27" w15:restartNumberingAfterBreak="0">
     <w:nsid w:val="494A6890"/>
     <w:multiLevelType w:val="hybridMultilevel"/>
     <w:tmpl w:val="8598BAA4"/>
@@ -10778,7 +11045,7 @@
       </w:rPr>
     </w:lvl>
   </w:abstractNum>
-  <w:abstractNum w:abstractNumId="27" w15:restartNumberingAfterBreak="0">
+  <w:abstractNum w:abstractNumId="28" w15:restartNumberingAfterBreak="0">
     <w:nsid w:val="4C406BE6"/>
     <w:multiLevelType w:val="hybridMultilevel"/>
     <w:tmpl w:val="34261086"/>
@@ -10867,7 +11134,7 @@
       </w:pPr>
     </w:lvl>
   </w:abstractNum>
-  <w:abstractNum w:abstractNumId="28" w15:restartNumberingAfterBreak="0">
+  <w:abstractNum w:abstractNumId="29" w15:restartNumberingAfterBreak="0">
     <w:nsid w:val="4D9F1898"/>
     <w:multiLevelType w:val="hybridMultilevel"/>
     <w:tmpl w:val="6A9EC898"/>
@@ -10980,7 +11247,7 @@
       </w:rPr>
     </w:lvl>
   </w:abstractNum>
-  <w:abstractNum w:abstractNumId="29" w15:restartNumberingAfterBreak="0">
+  <w:abstractNum w:abstractNumId="30" w15:restartNumberingAfterBreak="0">
     <w:nsid w:val="4E834A5A"/>
     <w:multiLevelType w:val="hybridMultilevel"/>
     <w:tmpl w:val="58D8E186"/>
@@ -11092,7 +11359,7 @@
       </w:rPr>
     </w:lvl>
   </w:abstractNum>
-  <w:abstractNum w:abstractNumId="30" w15:restartNumberingAfterBreak="0">
+  <w:abstractNum w:abstractNumId="31" w15:restartNumberingAfterBreak="0">
     <w:nsid w:val="4F3A1D1C"/>
     <w:multiLevelType w:val="hybridMultilevel"/>
     <w:tmpl w:val="AB02DF38"/>
@@ -11204,7 +11471,7 @@
       </w:rPr>
     </w:lvl>
   </w:abstractNum>
-  <w:abstractNum w:abstractNumId="31" w15:restartNumberingAfterBreak="0">
+  <w:abstractNum w:abstractNumId="32" w15:restartNumberingAfterBreak="0">
     <w:nsid w:val="4F8730A0"/>
     <w:multiLevelType w:val="hybridMultilevel"/>
     <w:tmpl w:val="7026BE48"/>
@@ -11316,7 +11583,7 @@
       </w:rPr>
     </w:lvl>
   </w:abstractNum>
-  <w:abstractNum w:abstractNumId="32" w15:restartNumberingAfterBreak="0">
+  <w:abstractNum w:abstractNumId="33" w15:restartNumberingAfterBreak="0">
     <w:nsid w:val="52BF2B4F"/>
     <w:multiLevelType w:val="hybridMultilevel"/>
     <w:tmpl w:val="2ED4F01A"/>
@@ -11429,7 +11696,7 @@
       </w:rPr>
     </w:lvl>
   </w:abstractNum>
-  <w:abstractNum w:abstractNumId="33" w15:restartNumberingAfterBreak="0">
+  <w:abstractNum w:abstractNumId="34" w15:restartNumberingAfterBreak="0">
     <w:nsid w:val="57E6693C"/>
     <w:multiLevelType w:val="multilevel"/>
     <w:tmpl w:val="E21E4AEA"/>
@@ -11578,7 +11845,7 @@
       </w:rPr>
     </w:lvl>
   </w:abstractNum>
-  <w:abstractNum w:abstractNumId="34" w15:restartNumberingAfterBreak="0">
+  <w:abstractNum w:abstractNumId="35" w15:restartNumberingAfterBreak="0">
     <w:nsid w:val="62B053A3"/>
     <w:multiLevelType w:val="hybridMultilevel"/>
     <w:tmpl w:val="B194E900"/>
@@ -11664,7 +11931,7 @@
       </w:pPr>
     </w:lvl>
   </w:abstractNum>
-  <w:abstractNum w:abstractNumId="35" w15:restartNumberingAfterBreak="0">
+  <w:abstractNum w:abstractNumId="36" w15:restartNumberingAfterBreak="0">
     <w:nsid w:val="66C02B12"/>
     <w:multiLevelType w:val="hybridMultilevel"/>
     <w:tmpl w:val="25488F7E"/>
@@ -11776,7 +12043,7 @@
       </w:rPr>
     </w:lvl>
   </w:abstractNum>
-  <w:abstractNum w:abstractNumId="36" w15:restartNumberingAfterBreak="0">
+  <w:abstractNum w:abstractNumId="37" w15:restartNumberingAfterBreak="0">
     <w:nsid w:val="67160CA4"/>
     <w:multiLevelType w:val="multilevel"/>
     <w:tmpl w:val="3EAE1DF8"/>
@@ -11889,7 +12156,7 @@
       </w:pPr>
     </w:lvl>
   </w:abstractNum>
-  <w:abstractNum w:abstractNumId="37" w15:restartNumberingAfterBreak="0">
+  <w:abstractNum w:abstractNumId="38" w15:restartNumberingAfterBreak="0">
     <w:nsid w:val="686415E6"/>
     <w:multiLevelType w:val="hybridMultilevel"/>
     <w:tmpl w:val="9AC84FA2"/>
@@ -12002,7 +12269,7 @@
       </w:rPr>
     </w:lvl>
   </w:abstractNum>
-  <w:abstractNum w:abstractNumId="38" w15:restartNumberingAfterBreak="0">
+  <w:abstractNum w:abstractNumId="39" w15:restartNumberingAfterBreak="0">
     <w:nsid w:val="6CA53A97"/>
     <w:multiLevelType w:val="multilevel"/>
     <w:tmpl w:val="3DBCE22A"/>
@@ -12151,7 +12418,7 @@
       </w:rPr>
     </w:lvl>
   </w:abstractNum>
-  <w:abstractNum w:abstractNumId="39" w15:restartNumberingAfterBreak="0">
+  <w:abstractNum w:abstractNumId="40" w15:restartNumberingAfterBreak="0">
     <w:nsid w:val="6E4D4AD7"/>
     <w:multiLevelType w:val="multilevel"/>
     <w:tmpl w:val="D354E42E"/>
@@ -12300,7 +12567,7 @@
       </w:rPr>
     </w:lvl>
   </w:abstractNum>
-  <w:abstractNum w:abstractNumId="40" w15:restartNumberingAfterBreak="0">
+  <w:abstractNum w:abstractNumId="41" w15:restartNumberingAfterBreak="0">
     <w:nsid w:val="6FA430C8"/>
     <w:multiLevelType w:val="multilevel"/>
     <w:tmpl w:val="4142CFCE"/>
@@ -12449,7 +12716,7 @@
       </w:rPr>
     </w:lvl>
   </w:abstractNum>
-  <w:abstractNum w:abstractNumId="41" w15:restartNumberingAfterBreak="0">
+  <w:abstractNum w:abstractNumId="42" w15:restartNumberingAfterBreak="0">
     <w:nsid w:val="73FE17CE"/>
     <w:multiLevelType w:val="multilevel"/>
     <w:tmpl w:val="FD2288FC"/>
@@ -12598,7 +12865,7 @@
       </w:rPr>
     </w:lvl>
   </w:abstractNum>
-  <w:abstractNum w:abstractNumId="42" w15:restartNumberingAfterBreak="0">
+  <w:abstractNum w:abstractNumId="43" w15:restartNumberingAfterBreak="0">
     <w:nsid w:val="78B87E11"/>
     <w:multiLevelType w:val="hybridMultilevel"/>
     <w:tmpl w:val="34BEB166"/>
@@ -12711,7 +12978,7 @@
       </w:rPr>
     </w:lvl>
   </w:abstractNum>
-  <w:abstractNum w:abstractNumId="43" w15:restartNumberingAfterBreak="0">
+  <w:abstractNum w:abstractNumId="44" w15:restartNumberingAfterBreak="0">
     <w:nsid w:val="7A057021"/>
     <w:multiLevelType w:val="hybridMultilevel"/>
     <w:tmpl w:val="D0F02678"/>
@@ -12825,52 +13092,52 @@
     </w:lvl>
   </w:abstractNum>
   <w:num w:numId="1" w16cid:durableId="1753548350">
-    <w:abstractNumId w:val="40"/>
+    <w:abstractNumId w:val="41"/>
   </w:num>
   <w:num w:numId="2" w16cid:durableId="427048364">
-    <w:abstractNumId w:val="15"/>
+    <w:abstractNumId w:val="16"/>
   </w:num>
   <w:num w:numId="3" w16cid:durableId="1713846482">
     <w:abstractNumId w:val="3"/>
   </w:num>
   <w:num w:numId="4" w16cid:durableId="1037005820">
-    <w:abstractNumId w:val="11"/>
+    <w:abstractNumId w:val="12"/>
   </w:num>
   <w:num w:numId="5" w16cid:durableId="2111391550">
-    <w:abstractNumId w:val="36"/>
+    <w:abstractNumId w:val="37"/>
   </w:num>
   <w:num w:numId="6" w16cid:durableId="844706756">
-    <w:abstractNumId w:val="33"/>
+    <w:abstractNumId w:val="34"/>
   </w:num>
   <w:num w:numId="7" w16cid:durableId="1853176865">
-    <w:abstractNumId w:val="13"/>
+    <w:abstractNumId w:val="14"/>
   </w:num>
   <w:num w:numId="8" w16cid:durableId="661277827">
-    <w:abstractNumId w:val="39"/>
+    <w:abstractNumId w:val="40"/>
   </w:num>
   <w:num w:numId="9" w16cid:durableId="1440685245">
-    <w:abstractNumId w:val="24"/>
+    <w:abstractNumId w:val="25"/>
   </w:num>
   <w:num w:numId="10" w16cid:durableId="1019117261">
-    <w:abstractNumId w:val="20"/>
+    <w:abstractNumId w:val="21"/>
   </w:num>
   <w:num w:numId="11" w16cid:durableId="662205183">
-    <w:abstractNumId w:val="34"/>
+    <w:abstractNumId w:val="35"/>
   </w:num>
   <w:num w:numId="12" w16cid:durableId="53700060">
     <w:abstractNumId w:val="1"/>
   </w:num>
   <w:num w:numId="13" w16cid:durableId="61368790">
-    <w:abstractNumId w:val="21"/>
+    <w:abstractNumId w:val="22"/>
   </w:num>
   <w:num w:numId="14" w16cid:durableId="815876773">
-    <w:abstractNumId w:val="32"/>
+    <w:abstractNumId w:val="33"/>
   </w:num>
   <w:num w:numId="15" w16cid:durableId="751241483">
-    <w:abstractNumId w:val="19"/>
+    <w:abstractNumId w:val="20"/>
   </w:num>
   <w:num w:numId="16" w16cid:durableId="822086425">
-    <w:abstractNumId w:val="37"/>
+    <w:abstractNumId w:val="38"/>
   </w:num>
   <w:num w:numId="17" w16cid:durableId="1747065957">
     <w:abstractNumId w:val="5"/>
@@ -12879,82 +13146,85 @@
     <w:abstractNumId w:val="0"/>
   </w:num>
   <w:num w:numId="19" w16cid:durableId="1090584944">
-    <w:abstractNumId w:val="26"/>
+    <w:abstractNumId w:val="27"/>
   </w:num>
   <w:num w:numId="20" w16cid:durableId="461728514">
-    <w:abstractNumId w:val="38"/>
+    <w:abstractNumId w:val="39"/>
   </w:num>
   <w:num w:numId="21" w16cid:durableId="750616204">
-    <w:abstractNumId w:val="18"/>
+    <w:abstractNumId w:val="19"/>
   </w:num>
   <w:num w:numId="22" w16cid:durableId="78908246">
-    <w:abstractNumId w:val="25"/>
+    <w:abstractNumId w:val="26"/>
   </w:num>
   <w:num w:numId="23" w16cid:durableId="1658991606">
     <w:abstractNumId w:val="7"/>
   </w:num>
   <w:num w:numId="24" w16cid:durableId="289022265">
-    <w:abstractNumId w:val="31"/>
+    <w:abstractNumId w:val="32"/>
   </w:num>
   <w:num w:numId="25" w16cid:durableId="1482232606">
     <w:abstractNumId w:val="8"/>
   </w:num>
   <w:num w:numId="26" w16cid:durableId="264846942">
+    <w:abstractNumId w:val="29"/>
+  </w:num>
+  <w:num w:numId="27" w16cid:durableId="1421872896">
     <w:abstractNumId w:val="28"/>
   </w:num>
-  <w:num w:numId="27" w16cid:durableId="1421872896">
-    <w:abstractNumId w:val="27"/>
-  </w:num>
   <w:num w:numId="28" w16cid:durableId="123037925">
-    <w:abstractNumId w:val="43"/>
+    <w:abstractNumId w:val="44"/>
   </w:num>
   <w:num w:numId="29" w16cid:durableId="132869381">
     <w:abstractNumId w:val="6"/>
   </w:num>
   <w:num w:numId="30" w16cid:durableId="1211309492">
-    <w:abstractNumId w:val="22"/>
+    <w:abstractNumId w:val="23"/>
   </w:num>
   <w:num w:numId="31" w16cid:durableId="1818034451">
-    <w:abstractNumId w:val="12"/>
+    <w:abstractNumId w:val="13"/>
   </w:num>
   <w:num w:numId="32" w16cid:durableId="1768500053">
+    <w:abstractNumId w:val="18"/>
+  </w:num>
+  <w:num w:numId="33" w16cid:durableId="1689216463">
+    <w:abstractNumId w:val="10"/>
+  </w:num>
+  <w:num w:numId="34" w16cid:durableId="1376655929">
+    <w:abstractNumId w:val="15"/>
+  </w:num>
+  <w:num w:numId="35" w16cid:durableId="1813017222">
+    <w:abstractNumId w:val="11"/>
+  </w:num>
+  <w:num w:numId="36" w16cid:durableId="1615597661">
+    <w:abstractNumId w:val="24"/>
+  </w:num>
+  <w:num w:numId="37" w16cid:durableId="2058044497">
     <w:abstractNumId w:val="17"/>
   </w:num>
-  <w:num w:numId="33" w16cid:durableId="1689216463">
-    <w:abstractNumId w:val="9"/>
-  </w:num>
-  <w:num w:numId="34" w16cid:durableId="1376655929">
-    <w:abstractNumId w:val="14"/>
-  </w:num>
-  <w:num w:numId="35" w16cid:durableId="1813017222">
-    <w:abstractNumId w:val="10"/>
-  </w:num>
-  <w:num w:numId="36" w16cid:durableId="1615597661">
-    <w:abstractNumId w:val="23"/>
-  </w:num>
-  <w:num w:numId="37" w16cid:durableId="2058044497">
-    <w:abstractNumId w:val="16"/>
-  </w:num>
   <w:num w:numId="38" w16cid:durableId="86267498">
-    <w:abstractNumId w:val="42"/>
+    <w:abstractNumId w:val="43"/>
   </w:num>
   <w:num w:numId="39" w16cid:durableId="153689867">
-    <w:abstractNumId w:val="30"/>
+    <w:abstractNumId w:val="31"/>
   </w:num>
   <w:num w:numId="40" w16cid:durableId="215051094">
     <w:abstractNumId w:val="2"/>
   </w:num>
   <w:num w:numId="41" w16cid:durableId="2000814304">
-    <w:abstractNumId w:val="29"/>
+    <w:abstractNumId w:val="30"/>
   </w:num>
   <w:num w:numId="42" w16cid:durableId="1321881824">
-    <w:abstractNumId w:val="35"/>
+    <w:abstractNumId w:val="36"/>
   </w:num>
   <w:num w:numId="43" w16cid:durableId="1288900058">
     <w:abstractNumId w:val="4"/>
   </w:num>
   <w:num w:numId="44" w16cid:durableId="1564757590">
-    <w:abstractNumId w:val="41"/>
+    <w:abstractNumId w:val="42"/>
+  </w:num>
+  <w:num w:numId="45" w16cid:durableId="1798986478">
+    <w:abstractNumId w:val="9"/>
   </w:num>
 </w:numbering>
 </file>
